--- a/manuscript/volume-1/sacrae-preces-volume-1.docx
+++ b/manuscript/volume-1/sacrae-preces-volume-1.docx
@@ -4398,7 +4398,7 @@
       </w:pPr>
       <w:r>
         <w:pict w14:anchorId="249FE732">
-          <v:rect id="_x0000_i5731" style="width:0;height:1.5pt" o:hralign="center" o:hrstd="t" o:hr="t" fillcolor="#a0a0a0" stroked="f"/>
+          <v:rect id="_x0000_i16075" style="width:0;height:1.5pt" o:hralign="center" o:hrstd="t" o:hr="t" fillcolor="#a0a0a0" stroked="f"/>
         </w:pict>
       </w:r>
     </w:p>
@@ -4654,7 +4654,7 @@
       </w:pPr>
       <w:r>
         <w:pict w14:anchorId="25751FDD">
-          <v:rect id="_x0000_i5732" style="width:0;height:1.5pt" o:hralign="center" o:hrstd="t" o:hr="t" fillcolor="#a0a0a0" stroked="f"/>
+          <v:rect id="_x0000_i16076" style="width:0;height:1.5pt" o:hralign="center" o:hrstd="t" o:hr="t" fillcolor="#a0a0a0" stroked="f"/>
         </w:pict>
       </w:r>
     </w:p>
@@ -4726,7 +4726,7 @@
       </w:pPr>
       <w:r>
         <w:pict w14:anchorId="19542BB1">
-          <v:rect id="_x0000_i5733" style="width:0;height:1.5pt" o:hralign="center" o:hrstd="t" o:hr="t" fillcolor="#a0a0a0" stroked="f"/>
+          <v:rect id="_x0000_i16077" style="width:0;height:1.5pt" o:hralign="center" o:hrstd="t" o:hr="t" fillcolor="#a0a0a0" stroked="f"/>
         </w:pict>
       </w:r>
     </w:p>
@@ -4964,7 +4964,7 @@
       </w:pPr>
       <w:r>
         <w:pict w14:anchorId="68D46385">
-          <v:rect id="_x0000_i5734" style="width:0;height:1.5pt" o:hralign="center" o:hrstd="t" o:hr="t" fillcolor="#a0a0a0" stroked="f"/>
+          <v:rect id="_x0000_i16078" style="width:0;height:1.5pt" o:hralign="center" o:hrstd="t" o:hr="t" fillcolor="#a0a0a0" stroked="f"/>
         </w:pict>
       </w:r>
     </w:p>
@@ -13322,7 +13322,10 @@
         <w:t>The Angelus</w:t>
       </w:r>
       <w:r>
-        <w:t xml:space="preserve"> invites us to remember the mystery of the Incarnation.</w:t>
+        <w:t xml:space="preserve"> invites us to remember the mystery of the Incarnation</w:t>
+      </w:r>
+      <w:r>
+        <w:t xml:space="preserve"> throughout the day.</w:t>
       </w:r>
     </w:p>
     <w:p>
@@ -13447,89 +13450,103 @@
     <w:p>
       <w:pPr>
         <w:pStyle w:val="SPBodyText"/>
-      </w:pPr>
-      <w:r>
-        <w:t>Offering the Day to God</w:t>
-      </w:r>
-    </w:p>
-    <w:p>
-      <w:pPr>
-        <w:pStyle w:val="SPBodyText"/>
-      </w:pPr>
-      <w:r>
-        <w:t>The Morning Offering is a simple prayer of beginning.</w:t>
-      </w:r>
-    </w:p>
-    <w:p>
-      <w:pPr>
-        <w:pStyle w:val="SPBodyText"/>
-      </w:pPr>
-      <w:r>
-        <w:t>Before the day has fully begun, we place it in God's hands. We offer Him not only our prayers, but also our work, our joys, our difficulties, and the ordinary moments that will make up the hours ahead.</w:t>
-      </w:r>
-    </w:p>
-    <w:p>
-      <w:pPr>
-        <w:pStyle w:val="SPBodyText"/>
-      </w:pPr>
-      <w:r>
-        <w:t>The prayer asks us to unite the day with the Holy Sacrifice of the Mass offered throughout the world. In doing so, the ordinary things of our lives are brought into a greater offering: our work, our relationships, our responsibilities, our successes, and even our sufferings.</w:t>
-      </w:r>
-    </w:p>
-    <w:p>
-      <w:pPr>
-        <w:pStyle w:val="SPBodyText"/>
-      </w:pPr>
-      <w:r>
-        <w:t>Nothing needs to be extraordinary.</w:t>
-      </w:r>
-    </w:p>
-    <w:p>
-      <w:pPr>
-        <w:pStyle w:val="SPBodyText"/>
-      </w:pPr>
-    </w:p>
-    <w:p>
-      <w:pPr>
-        <w:pStyle w:val="SPBodyText"/>
-      </w:pPr>
-      <w:r>
-        <w:t>A difficult task can be offered.</w:t>
-      </w:r>
-      <w:r>
-        <w:br/>
-        <w:t>A conversation can be offered.</w:t>
-      </w:r>
-      <w:r>
-        <w:br/>
-        <w:t>A moment of patience can be offered.</w:t>
-      </w:r>
-      <w:r>
-        <w:br/>
-        <w:t>A kindness that no one notices can be offered.</w:t>
-      </w:r>
-      <w:r>
-        <w:br/>
-        <w:t>Even an ordinary day can become an offering to God.</w:t>
-      </w:r>
-    </w:p>
-    <w:p>
-      <w:pPr>
-        <w:pStyle w:val="SPBodyText"/>
-      </w:pPr>
-    </w:p>
-    <w:p>
-      <w:pPr>
-        <w:pStyle w:val="SPBodyText"/>
-      </w:pPr>
-      <w:r>
-        <w:t xml:space="preserve">The prayer places this offering </w:t>
-      </w:r>
-      <w:r>
         <w:rPr>
           <w:b/>
           <w:bCs/>
         </w:rPr>
+      </w:pPr>
+      <w:r>
+        <w:rPr>
+          <w:b/>
+          <w:bCs/>
+        </w:rPr>
+        <w:t>Offering the Day to God</w:t>
+      </w:r>
+    </w:p>
+    <w:p>
+      <w:pPr>
+        <w:pStyle w:val="SPBodyText"/>
+      </w:pPr>
+    </w:p>
+    <w:p>
+      <w:pPr>
+        <w:pStyle w:val="SPBodyText"/>
+      </w:pPr>
+      <w:r>
+        <w:t>The Morning Offering is a simple prayer of beginning.</w:t>
+      </w:r>
+    </w:p>
+    <w:p>
+      <w:pPr>
+        <w:pStyle w:val="SPBodyText"/>
+      </w:pPr>
+      <w:r>
+        <w:t>Before the day has fully begun, we place it in God's hands. We offer Him not only our prayers, but also our work, our joys, our difficulties, and the ordinary moments that will make up the hours ahead.</w:t>
+      </w:r>
+    </w:p>
+    <w:p>
+      <w:pPr>
+        <w:pStyle w:val="SPBodyText"/>
+      </w:pPr>
+      <w:r>
+        <w:t>The prayer asks us to unite the day with the Holy Sacrifice of the Mass offered throughout the world. In doing so, the ordinary things of our lives are brought into a greater offering: our work, our relationships, our responsibilities, our successes, and even our sufferings.</w:t>
+      </w:r>
+    </w:p>
+    <w:p>
+      <w:pPr>
+        <w:pStyle w:val="SPBodyText"/>
+      </w:pPr>
+      <w:r>
+        <w:t>Nothing needs to be extraordinary.</w:t>
+      </w:r>
+    </w:p>
+    <w:p>
+      <w:pPr>
+        <w:pStyle w:val="SPBodyText"/>
+      </w:pPr>
+    </w:p>
+    <w:p>
+      <w:pPr>
+        <w:pStyle w:val="SPBodyText"/>
+      </w:pPr>
+      <w:r>
+        <w:t>A difficult task can be offered.</w:t>
+      </w:r>
+      <w:r>
+        <w:br/>
+        <w:t>A conversation can be offered.</w:t>
+      </w:r>
+      <w:r>
+        <w:br/>
+        <w:t>A moment of patience can be offered.</w:t>
+      </w:r>
+      <w:r>
+        <w:br/>
+        <w:t>A kindness that no one notices can be offered.</w:t>
+      </w:r>
+      <w:r>
+        <w:br/>
+        <w:t>Even an ordinary day can become an offering to God.</w:t>
+      </w:r>
+    </w:p>
+    <w:p>
+      <w:pPr>
+        <w:pStyle w:val="SPBodyText"/>
+      </w:pPr>
+    </w:p>
+    <w:p>
+      <w:pPr>
+        <w:pStyle w:val="SPBodyText"/>
+      </w:pPr>
+      <w:r>
+        <w:lastRenderedPageBreak/>
+        <w:t xml:space="preserve">The prayer places this offering </w:t>
+      </w:r>
+      <w:r>
+        <w:rPr>
+          <w:b/>
+          <w:bCs/>
+        </w:rPr>
         <w:t>through the Immaculate Heart of Mary</w:t>
       </w:r>
       <w:r>
@@ -13551,87 +13568,100 @@
         <w:pStyle w:val="SPBodyText"/>
       </w:pPr>
       <w:r>
+        <w:t>The Morning Offering also reminds us that prayer is not something separated from the rest of the day.</w:t>
+      </w:r>
+    </w:p>
+    <w:p>
+      <w:pPr>
+        <w:pStyle w:val="SPBodyText"/>
+      </w:pPr>
+      <w:r>
+        <w:t>We do not pray and then leave prayer behind.</w:t>
+      </w:r>
+    </w:p>
+    <w:p>
+      <w:pPr>
+        <w:pStyle w:val="SPBodyText"/>
+      </w:pPr>
+    </w:p>
+    <w:p>
+      <w:pPr>
+        <w:pStyle w:val="SPBodyText"/>
+      </w:pPr>
+      <w:r>
+        <w:t>We carry our prayer into our work.</w:t>
+      </w:r>
+      <w:r>
+        <w:br/>
+        <w:t>Into our families.</w:t>
+      </w:r>
+      <w:r>
+        <w:br/>
+        <w:t>Into our responsibilities.</w:t>
+      </w:r>
+      <w:r>
+        <w:br/>
+        <w:t>Into moments of joy and moments of difficulty.</w:t>
+      </w:r>
+    </w:p>
+    <w:p>
+      <w:pPr>
+        <w:pStyle w:val="SPBodyText"/>
+      </w:pPr>
+    </w:p>
+    <w:p>
+      <w:pPr>
+        <w:pStyle w:val="SPBodyText"/>
+      </w:pPr>
+      <w:r>
+        <w:t>When the day goes differently from what we expected, the offering remains.</w:t>
+      </w:r>
+    </w:p>
+    <w:p>
+      <w:pPr>
+        <w:pStyle w:val="SPBodyText"/>
+      </w:pPr>
+    </w:p>
+    <w:p>
+      <w:pPr>
+        <w:pStyle w:val="SPBodyText"/>
+      </w:pPr>
+      <w:r>
+        <w:t>When we succeed, we can give thanks.</w:t>
+      </w:r>
+      <w:r>
+        <w:br/>
+        <w:t>When we struggle, we can offer the struggle.</w:t>
+      </w:r>
+      <w:r>
+        <w:br/>
+        <w:t>When we fall, we can begin again.</w:t>
+      </w:r>
+    </w:p>
+    <w:p>
+      <w:pPr>
+        <w:pStyle w:val="SPBodyText"/>
+      </w:pPr>
+    </w:p>
+    <w:p>
+      <w:pPr>
+        <w:pStyle w:val="SPBodyText"/>
+        <w:sectPr>
+          <w:type w:val="oddPage"/>
+          <w:pgSz w:w="7920" w:h="12240" w:code="6"/>
+          <w:pgMar w:top="1080" w:right="864" w:bottom="1080" w:left="1152" w:header="576" w:footer="576" w:gutter="0"/>
+          <w:cols w:space="720"/>
+          <w:titlePg/>
+          <w:docGrid w:linePitch="360"/>
+        </w:sectPr>
+      </w:pPr>
+    </w:p>
+    <w:p>
+      <w:pPr>
+        <w:pStyle w:val="SPBodyText"/>
+      </w:pPr>
+      <w:r>
         <w:lastRenderedPageBreak/>
-        <w:t>The Morning Offering also reminds us that prayer is not something separated from the rest of the day.</w:t>
-      </w:r>
-    </w:p>
-    <w:p>
-      <w:pPr>
-        <w:pStyle w:val="SPBodyText"/>
-      </w:pPr>
-      <w:r>
-        <w:t>We do not pray and then leave prayer behind.</w:t>
-      </w:r>
-    </w:p>
-    <w:p>
-      <w:pPr>
-        <w:pStyle w:val="SPBodyText"/>
-      </w:pPr>
-    </w:p>
-    <w:p>
-      <w:pPr>
-        <w:pStyle w:val="SPBodyText"/>
-      </w:pPr>
-      <w:r>
-        <w:t>We carry our prayer into our work.</w:t>
-      </w:r>
-      <w:r>
-        <w:br/>
-        <w:t>Into our families.</w:t>
-      </w:r>
-      <w:r>
-        <w:br/>
-        <w:t>Into our responsibilities.</w:t>
-      </w:r>
-      <w:r>
-        <w:br/>
-        <w:t>Into moments of joy and moments of difficulty.</w:t>
-      </w:r>
-    </w:p>
-    <w:p>
-      <w:pPr>
-        <w:pStyle w:val="SPBodyText"/>
-      </w:pPr>
-    </w:p>
-    <w:p>
-      <w:pPr>
-        <w:pStyle w:val="SPBodyText"/>
-      </w:pPr>
-      <w:r>
-        <w:t>When the day goes differently from what we expected, the offering remains.</w:t>
-      </w:r>
-    </w:p>
-    <w:p>
-      <w:pPr>
-        <w:pStyle w:val="SPBodyText"/>
-      </w:pPr>
-    </w:p>
-    <w:p>
-      <w:pPr>
-        <w:pStyle w:val="SPBodyText"/>
-      </w:pPr>
-      <w:r>
-        <w:t>When we succeed, we can give thanks.</w:t>
-      </w:r>
-      <w:r>
-        <w:br/>
-        <w:t>When we struggle, we can offer the struggle.</w:t>
-      </w:r>
-      <w:r>
-        <w:br/>
-        <w:t>When we fall, we can begin again.</w:t>
-      </w:r>
-    </w:p>
-    <w:p>
-      <w:pPr>
-        <w:pStyle w:val="SPBodyText"/>
-      </w:pPr>
-    </w:p>
-    <w:p>
-      <w:pPr>
-        <w:pStyle w:val="SPBodyText"/>
-      </w:pPr>
-      <w:r>
         <w:t xml:space="preserve">The Morning Offering is therefore more than a prayer said once in the morning. It is an invitation to </w:t>
       </w:r>
       <w:r>
@@ -13652,6 +13682,11 @@
       <w:r>
         <w:t>Begin the day by offering it.</w:t>
       </w:r>
+    </w:p>
+    <w:p>
+      <w:pPr>
+        <w:pStyle w:val="SPBodyText"/>
+      </w:pPr>
     </w:p>
     <w:p>
       <w:pPr>
@@ -13711,6 +13746,11 @@
       <w:pPr>
         <w:pStyle w:val="SPPrayerEnglish"/>
       </w:pPr>
+    </w:p>
+    <w:p>
+      <w:pPr>
+        <w:pStyle w:val="SPPrayerEnglish"/>
+      </w:pPr>
       <w:r>
         <w:t>O Jesus,</w:t>
       </w:r>
@@ -13838,6 +13878,11 @@
       <w:pPr>
         <w:pStyle w:val="SPPrayerLatin"/>
       </w:pPr>
+    </w:p>
+    <w:p>
+      <w:pPr>
+        <w:pStyle w:val="SPPrayerLatin"/>
+      </w:pPr>
       <w:r>
         <w:t>O Iesu,</w:t>
       </w:r>
@@ -14000,7 +14045,13 @@
         <w:pStyle w:val="SPScriptureReference"/>
       </w:pPr>
       <w:r>
-        <w:t>1 Thessalonians 5:16–18</w:t>
+        <w:t>1 Thessalonians 5:1</w:t>
+      </w:r>
+      <w:r>
+        <w:t>5</w:t>
+      </w:r>
+      <w:r>
+        <w:t>–18</w:t>
       </w:r>
     </w:p>
     <w:p>
@@ -14008,10 +14059,16 @@
         <w:pStyle w:val="SPScripture"/>
       </w:pPr>
       <w:r>
-        <w:t>See that none of you repays evil with evil</w:t>
-      </w:r>
-      <w:r>
-        <w:t>, but always seek to do good to one another, and to all. Rejoice always, pray constantly, give thanks in all circumstances; for this is the will of God in Christ Jesus for you.</w:t>
+        <w:t xml:space="preserve">See that none of you repays evil </w:t>
+      </w:r>
+      <w:r>
+        <w:t>for</w:t>
+      </w:r>
+      <w:r>
+        <w:t xml:space="preserve"> evil</w:t>
+      </w:r>
+      <w:r>
+        <w:t>, but always seek to do good to one another and to all. Rejoice always, pray constantly, give thanks in all circumstances; for this is the will of God in Christ Jesus for you.</w:t>
       </w:r>
     </w:p>
     <w:p>
@@ -14027,7 +14084,13 @@
         <w:pStyle w:val="SPScripture"/>
       </w:pPr>
       <w:r>
-        <w:t>O Lord, in the morning you hear my voice; in the morning I prepare a sacrifice for you and watch.</w:t>
+        <w:t>O Lord, in the morning you hear my voice; in the morning I prepare a sacrifice for you</w:t>
+      </w:r>
+      <w:r>
+        <w:t>,</w:t>
+      </w:r>
+      <w:r>
+        <w:t xml:space="preserve"> and watch.</w:t>
       </w:r>
     </w:p>
     <w:p>
@@ -14060,8 +14123,16 @@
     <w:p>
       <w:pPr>
         <w:pStyle w:val="SPBodyText"/>
-      </w:pPr>
-      <w:r>
+        <w:rPr>
+          <w:b/>
+          <w:bCs/>
+        </w:rPr>
+      </w:pPr>
+      <w:r>
+        <w:rPr>
+          <w:b/>
+          <w:bCs/>
+        </w:rPr>
         <w:t>A Day Given to God</w:t>
       </w:r>
     </w:p>
@@ -14208,10 +14279,6 @@
         <w:t xml:space="preserve">It is an invitation to </w:t>
       </w:r>
       <w:r>
-        <w:rPr>
-          <w:b/>
-          <w:bCs/>
-        </w:rPr>
         <w:t>return</w:t>
       </w:r>
       <w:r>
@@ -14268,24 +14335,6 @@
         <w:pStyle w:val="SPBodyText"/>
       </w:pPr>
       <w:r>
-        <w:t xml:space="preserve">Mary's </w:t>
-      </w:r>
-      <w:r>
-        <w:rPr>
-          <w:i/>
-          <w:iCs/>
-        </w:rPr>
-        <w:t>fiat</w:t>
-      </w:r>
-      <w:r>
-        <w:t xml:space="preserve"> gives us the perfect example: a simple and trusting response to God's will.</w:t>
-      </w:r>
-    </w:p>
-    <w:p>
-      <w:pPr>
-        <w:pStyle w:val="SPBodyText"/>
-      </w:pPr>
-      <w:r>
         <w:t>We may not know what tomorrow holds. We may not even know what the next hour will bring.</w:t>
       </w:r>
     </w:p>
@@ -14314,106 +14363,6 @@
       <w:pPr>
         <w:pStyle w:val="SPBodyText"/>
       </w:pPr>
-    </w:p>
-    <w:p>
-      <w:pPr>
-        <w:pStyle w:val="SPBodyText"/>
-      </w:pPr>
-      <w:r>
-        <w:lastRenderedPageBreak/>
-        <w:t>Perhaps that is what it means to make our whole life a prayer.</w:t>
-      </w:r>
-    </w:p>
-    <w:p>
-      <w:pPr>
-        <w:pStyle w:val="SPBodyText"/>
-      </w:pPr>
-      <w:r>
-        <w:t xml:space="preserve">Not that every moment is filled with religious words, but that </w:t>
-      </w:r>
-      <w:r>
-        <w:rPr>
-          <w:b/>
-          <w:bCs/>
-        </w:rPr>
-        <w:t>every moment can be turned towards God</w:t>
-      </w:r>
-      <w:r>
-        <w:t>.</w:t>
-      </w:r>
-    </w:p>
-    <w:p>
-      <w:pPr>
-        <w:pStyle w:val="SPBodyText"/>
-      </w:pPr>
-    </w:p>
-    <w:p>
-      <w:pPr>
-        <w:pStyle w:val="SPBodyText"/>
-      </w:pPr>
-      <w:r>
-        <w:t>So begin simply.</w:t>
-      </w:r>
-    </w:p>
-    <w:p>
-      <w:pPr>
-        <w:pStyle w:val="SPBodyText"/>
-      </w:pPr>
-      <w:r>
-        <w:t>Give Him the day.</w:t>
-      </w:r>
-    </w:p>
-    <w:p>
-      <w:pPr>
-        <w:pStyle w:val="SPBodyText"/>
-      </w:pPr>
-      <w:r>
-        <w:t>Give Him your work.</w:t>
-      </w:r>
-    </w:p>
-    <w:p>
-      <w:pPr>
-        <w:pStyle w:val="SPBodyText"/>
-      </w:pPr>
-      <w:r>
-        <w:t>Give Him your joys.</w:t>
-      </w:r>
-    </w:p>
-    <w:p>
-      <w:pPr>
-        <w:pStyle w:val="SPBodyText"/>
-      </w:pPr>
-      <w:r>
-        <w:t>Give Him your difficulties.</w:t>
-      </w:r>
-    </w:p>
-    <w:p>
-      <w:pPr>
-        <w:pStyle w:val="SPBodyText"/>
-      </w:pPr>
-      <w:r>
-        <w:t>Give Him yourself.</w:t>
-      </w:r>
-    </w:p>
-    <w:p>
-      <w:pPr>
-        <w:pStyle w:val="SPBodyText"/>
-      </w:pPr>
-    </w:p>
-    <w:p>
-      <w:pPr>
-        <w:pStyle w:val="SPBodyText"/>
-      </w:pPr>
-      <w:r>
-        <w:t xml:space="preserve">And when the day is over, may we be able to look back and recognise that, even imperfectly, </w:t>
-      </w:r>
-      <w:r>
-        <w:rPr>
-          <w:b/>
-          <w:bCs/>
-        </w:rPr>
-        <w:t>we walked through it with God.</w:t>
-      </w:r>
     </w:p>
     <w:p>
       <w:pPr>
@@ -14433,147 +14382,89 @@
         <w:pStyle w:val="SPBodyText"/>
       </w:pPr>
       <w:r>
-        <w:rPr>
-          <w:rFonts w:ascii="Segoe UI Symbol" w:hAnsi="Segoe UI Symbol" w:cs="Segoe UI Symbol"/>
-        </w:rPr>
         <w:lastRenderedPageBreak/>
-        <w:t>✠</w:t>
-      </w:r>
-    </w:p>
-    <w:p>
-      <w:pPr>
-        <w:pStyle w:val="SPBodyText"/>
-      </w:pPr>
-    </w:p>
-    <w:p>
-      <w:pPr>
-        <w:pStyle w:val="SPPrayerTitle"/>
-      </w:pPr>
-      <w:bookmarkStart w:id="24" w:name="_Toc238808951"/>
-      <w:r>
-        <w:t>The Angelus</w:t>
-      </w:r>
-      <w:bookmarkEnd w:id="24"/>
-    </w:p>
-    <w:p>
-      <w:pPr>
-        <w:pStyle w:val="SPBodyText"/>
-      </w:pPr>
-    </w:p>
-    <w:p>
-      <w:pPr>
-        <w:pStyle w:val="SPBodyText"/>
-      </w:pPr>
-      <w:r>
-        <w:t xml:space="preserve">The </w:t>
-      </w:r>
-      <w:r>
-        <w:t xml:space="preserve">Angelus </w:t>
-      </w:r>
-      <w:r>
-        <w:t xml:space="preserve">recalls the </w:t>
-      </w:r>
-      <w:r>
-        <w:rPr>
-          <w:b/>
-          <w:bCs/>
-        </w:rPr>
-        <w:t>Annunciation</w:t>
-      </w:r>
-      <w:r>
-        <w:t>, when the Angel Gabriel announced to Mary that she would become the Mother of the Son of God.</w:t>
-      </w:r>
-    </w:p>
-    <w:p>
-      <w:pPr>
-        <w:pStyle w:val="SPBodyText"/>
-      </w:pPr>
-      <w:r>
-        <w:t xml:space="preserve">Through three short verses and responses, the prayer leads us through the mystery of the </w:t>
-      </w:r>
-      <w:r>
-        <w:rPr>
-          <w:b/>
-          <w:bCs/>
-        </w:rPr>
-        <w:t>Incarnation</w:t>
-      </w:r>
-      <w:r>
-        <w:t>: Mary hears the message of the angel, gives her consent to God's will, and the Word becomes flesh.</w:t>
-      </w:r>
-    </w:p>
-    <w:p>
-      <w:pPr>
-        <w:pStyle w:val="SPBodyText"/>
-      </w:pPr>
-      <w:r>
-        <w:t>Traditionally, the Angelus is prayed three times each day:</w:t>
-      </w:r>
-      <w:r>
-        <w:t xml:space="preserve"> </w:t>
-      </w:r>
-      <w:r>
-        <w:t>in the morning, at noon, and in the evening.</w:t>
-      </w:r>
-    </w:p>
-    <w:p>
-      <w:pPr>
-        <w:pStyle w:val="SPBodyText"/>
-      </w:pPr>
-      <w:r>
-        <w:t>The repeated prayer invites us to pause in the midst of ordinary life and remember the mystery at the heart of our faith:</w:t>
-      </w:r>
-      <w:r>
-        <w:t xml:space="preserve"> </w:t>
-      </w:r>
-      <w:r>
-        <w:rPr>
-          <w:b/>
-          <w:bCs/>
-        </w:rPr>
-        <w:t>“And the Word was made flesh, and dwelt among us.”</w:t>
-      </w:r>
-    </w:p>
-    <w:p>
-      <w:pPr>
-        <w:pStyle w:val="SPBodyText"/>
-      </w:pPr>
-      <w:r>
-        <w:t xml:space="preserve">It is a call to remember that </w:t>
-      </w:r>
-      <w:r>
-        <w:rPr>
-          <w:b/>
-          <w:bCs/>
-        </w:rPr>
-        <w:t>God came among us</w:t>
-      </w:r>
-      <w:r>
-        <w:t xml:space="preserve">, and that Mary's </w:t>
-      </w:r>
-      <w:r>
-        <w:rPr>
-          <w:i/>
-          <w:iCs/>
-        </w:rPr>
-        <w:t>fiat</w:t>
-      </w:r>
-      <w:r>
-        <w:t xml:space="preserve"> — her “let it be done” — opened the way for the Word to take flesh.</w:t>
-      </w:r>
-    </w:p>
-    <w:p>
-      <w:pPr>
-        <w:pStyle w:val="SPBodyText"/>
-      </w:pPr>
-      <w:r>
-        <w:t>When we pray the Angelus, we join our prayer to Mary's response:</w:t>
-      </w:r>
-    </w:p>
-    <w:p>
-      <w:pPr>
-        <w:pStyle w:val="SPBodyText"/>
-      </w:pPr>
+        <w:t>Perhaps that is what it means to make our whole life a prayer.</w:t>
+      </w:r>
+    </w:p>
+    <w:p>
+      <w:pPr>
+        <w:pStyle w:val="SPBodyText"/>
+      </w:pPr>
+      <w:r>
+        <w:t xml:space="preserve">Not that every moment is filled with religious words, but that </w:t>
+      </w:r>
+      <w:r>
+        <w:t>every moment can be turned towards God.</w:t>
+      </w:r>
+    </w:p>
+    <w:p>
+      <w:pPr>
+        <w:pStyle w:val="SPBodyText"/>
+      </w:pPr>
+    </w:p>
+    <w:p>
+      <w:pPr>
+        <w:pStyle w:val="SPBodyText"/>
+      </w:pPr>
+      <w:r>
+        <w:t>So begin simply.</w:t>
+      </w:r>
+    </w:p>
+    <w:p>
+      <w:pPr>
+        <w:pStyle w:val="SPBodyText"/>
+      </w:pPr>
+      <w:r>
+        <w:t>Give Him the day.</w:t>
+      </w:r>
+    </w:p>
+    <w:p>
+      <w:pPr>
+        <w:pStyle w:val="SPBodyText"/>
+      </w:pPr>
+      <w:r>
+        <w:t>Give Him your work.</w:t>
+      </w:r>
+    </w:p>
+    <w:p>
+      <w:pPr>
+        <w:pStyle w:val="SPBodyText"/>
+      </w:pPr>
+      <w:r>
+        <w:t>Give Him your joys.</w:t>
+      </w:r>
+    </w:p>
+    <w:p>
+      <w:pPr>
+        <w:pStyle w:val="SPBodyText"/>
+      </w:pPr>
+      <w:r>
+        <w:t>Give Him your difficulties.</w:t>
+      </w:r>
+    </w:p>
+    <w:p>
+      <w:pPr>
+        <w:pStyle w:val="SPBodyText"/>
+      </w:pPr>
+      <w:r>
+        <w:t>Give Him yourself.</w:t>
+      </w:r>
+    </w:p>
+    <w:p>
+      <w:pPr>
+        <w:pStyle w:val="SPBodyText"/>
+      </w:pPr>
+    </w:p>
+    <w:p>
+      <w:pPr>
+        <w:pStyle w:val="SPBodyText"/>
+      </w:pPr>
+      <w:r>
+        <w:t xml:space="preserve">And when the day is over, may we be able to look back and recognise that, even imperfectly, </w:t>
+      </w:r>
+      <w:r>
+        <w:t>we walked through it with God.</w:t>
+      </w:r>
     </w:p>
     <w:p>
       <w:pPr>
@@ -14587,10 +14478,175 @@
           <w:docGrid w:linePitch="360"/>
         </w:sectPr>
       </w:pPr>
-      <w:r>
+    </w:p>
+    <w:p>
+      <w:pPr>
+        <w:pStyle w:val="SPBodyText"/>
+        <w:jc w:val="center"/>
+      </w:pPr>
+      <w:r>
+        <w:rPr>
+          <w:rFonts w:ascii="Segoe UI Symbol" w:hAnsi="Segoe UI Symbol" w:cs="Segoe UI Symbol"/>
+        </w:rPr>
+        <w:lastRenderedPageBreak/>
+        <w:t>✠</w:t>
+      </w:r>
+    </w:p>
+    <w:p>
+      <w:pPr>
+        <w:pStyle w:val="SPBodyText"/>
+      </w:pPr>
+    </w:p>
+    <w:p>
+      <w:pPr>
+        <w:pStyle w:val="SPPrayerTitle"/>
+      </w:pPr>
+      <w:bookmarkStart w:id="24" w:name="_Toc238808951"/>
+      <w:r>
+        <w:t>The Angelus</w:t>
+      </w:r>
+      <w:bookmarkEnd w:id="24"/>
+    </w:p>
+    <w:p>
+      <w:pPr>
+        <w:pStyle w:val="SPBodyText"/>
+      </w:pPr>
+    </w:p>
+    <w:p>
+      <w:pPr>
+        <w:pStyle w:val="SPBodyText"/>
+      </w:pPr>
+      <w:r>
+        <w:t xml:space="preserve">The </w:t>
+      </w:r>
+      <w:r>
+        <w:t xml:space="preserve">Angelus </w:t>
+      </w:r>
+      <w:r>
+        <w:t xml:space="preserve">recalls the </w:t>
+      </w:r>
+      <w:r>
+        <w:t>Annunciation</w:t>
+      </w:r>
+      <w:r>
+        <w:t>, when the Angel Gabriel announced to Mary that she would become the Mother of the Son of God.</w:t>
+      </w:r>
+    </w:p>
+    <w:p>
+      <w:pPr>
+        <w:pStyle w:val="SPBodyText"/>
+      </w:pPr>
+      <w:r>
+        <w:t xml:space="preserve">Through three short verses and responses, the prayer leads us through the mystery of the </w:t>
+      </w:r>
+      <w:r>
+        <w:t>Incarnation</w:t>
+      </w:r>
+      <w:r>
+        <w:t>: Mary hears the message of the angel, gives her consent to God's will, and the Word becomes flesh.</w:t>
+      </w:r>
+    </w:p>
+    <w:p>
+      <w:pPr>
+        <w:pStyle w:val="SPBodyText"/>
+      </w:pPr>
+      <w:r>
+        <w:t>Traditionally, the Angelus is prayed three times each day:</w:t>
+      </w:r>
+      <w:r>
+        <w:t xml:space="preserve"> </w:t>
+      </w:r>
+      <w:r>
+        <w:t>in the morning, at noon, and in the evening.</w:t>
+      </w:r>
+    </w:p>
+    <w:p>
+      <w:pPr>
+        <w:pStyle w:val="SPBodyText"/>
+        <w:rPr>
+          <w:i/>
+          <w:iCs/>
+        </w:rPr>
+      </w:pPr>
+      <w:r>
+        <w:t>The repeated prayer invites us to pause in the midst of ordinary life and remember the mystery at the heart of our faith:</w:t>
+      </w:r>
+      <w:r>
+        <w:t xml:space="preserve"> </w:t>
+      </w:r>
+      <w:r>
+        <w:rPr>
+          <w:i/>
+          <w:iCs/>
+        </w:rPr>
+        <w:t>“And the Word was made flesh, and dwelt among us.”</w:t>
+      </w:r>
+    </w:p>
+    <w:p>
+      <w:pPr>
+        <w:pStyle w:val="SPBodyText"/>
+      </w:pPr>
+      <w:r>
+        <w:t xml:space="preserve">It is a call to remember that </w:t>
+      </w:r>
+      <w:r>
+        <w:rPr>
+          <w:b/>
+          <w:bCs/>
+        </w:rPr>
+        <w:t>God came among us</w:t>
+      </w:r>
+      <w:r>
+        <w:t xml:space="preserve">, and that Mary's </w:t>
+      </w:r>
+      <w:r>
+        <w:t>response</w:t>
+      </w:r>
+      <w:r>
+        <w:t xml:space="preserve"> — her “let it be done” — opened the way for the Word to take flesh.</w:t>
+      </w:r>
+    </w:p>
+    <w:p>
+      <w:pPr>
+        <w:pStyle w:val="SPBodyText"/>
+      </w:pPr>
+      <w:r>
+        <w:t>When we pray the Angelus, we join our prayer to Mary's response:</w:t>
+      </w:r>
+    </w:p>
+    <w:p>
+      <w:pPr>
+        <w:pStyle w:val="SPBodyText"/>
+      </w:pPr>
+    </w:p>
+    <w:p>
+      <w:pPr>
+        <w:pStyle w:val="SPBodyText"/>
+        <w:rPr>
+          <w:i/>
+          <w:iCs/>
+        </w:rPr>
+        <w:sectPr>
+          <w:type w:val="oddPage"/>
+          <w:pgSz w:w="7920" w:h="12240" w:code="6"/>
+          <w:pgMar w:top="1080" w:right="864" w:bottom="1080" w:left="1152" w:header="576" w:footer="576" w:gutter="0"/>
+          <w:cols w:space="720"/>
+          <w:titlePg/>
+          <w:docGrid w:linePitch="360"/>
+        </w:sectPr>
+      </w:pPr>
+      <w:r>
+        <w:rPr>
+          <w:i/>
+          <w:iCs/>
+        </w:rPr>
         <w:t>“Behold the handmaid of the Lord;</w:t>
       </w:r>
       <w:r>
+        <w:rPr>
+          <w:i/>
+          <w:iCs/>
+        </w:rPr>
         <w:br/>
         <w:t>be it done unto me according to your word.”</w:t>
       </w:r>
@@ -15040,7 +15096,13 @@
         <w:pStyle w:val="SPScripture"/>
       </w:pPr>
       <w:r>
-        <w:t>And he came to her and said, “Hail, full of grace, the Lord is with you.”</w:t>
+        <w:t>And he came to her and said, “Hail, full of grace, the Lord is with you</w:t>
+      </w:r>
+      <w:r>
+        <w:t>!</w:t>
+      </w:r>
+      <w:r>
+        <w:t>”</w:t>
       </w:r>
     </w:p>
     <w:p>
@@ -15094,7 +15156,19 @@
         <w:pStyle w:val="SPScripture"/>
       </w:pPr>
       <w:r>
-        <w:t>And the Word became flesh and dwelt among us, full of grace and truth, we have beheld his glory, glory as the only begotten Son from the Father.</w:t>
+        <w:t>And the Word became flesh and dwelt among us, full of grace and truth</w:t>
+      </w:r>
+      <w:r>
+        <w:t>;</w:t>
+      </w:r>
+      <w:r>
+        <w:t xml:space="preserve"> we have beheld his glory, glory as the only</w:t>
+      </w:r>
+      <w:r>
+        <w:t>-</w:t>
+      </w:r>
+      <w:r>
+        <w:t>begotten Son from the Father.</w:t>
       </w:r>
     </w:p>
     <w:p>
@@ -15135,8 +15209,16 @@
     <w:p>
       <w:pPr>
         <w:pStyle w:val="SPBodyText"/>
-      </w:pPr>
-      <w:r>
+        <w:rPr>
+          <w:b/>
+          <w:bCs/>
+        </w:rPr>
+      </w:pPr>
+      <w:r>
+        <w:rPr>
+          <w:b/>
+          <w:bCs/>
+        </w:rPr>
         <w:t>The Word Became Flesh</w:t>
       </w:r>
     </w:p>
@@ -15180,171 +15262,177 @@
     <w:p>
       <w:pPr>
         <w:pStyle w:val="SPBodyText"/>
-      </w:pPr>
-      <w:r>
-        <w:t>“Behold the handmaid of the Lord.”</w:t>
-      </w:r>
-    </w:p>
-    <w:p>
-      <w:pPr>
-        <w:pStyle w:val="SPBodyText"/>
-      </w:pPr>
-    </w:p>
-    <w:p>
-      <w:pPr>
-        <w:pStyle w:val="SPBodyText"/>
-      </w:pPr>
-      <w:r>
-        <w:t>Her answer was not accompanied by certainty about everything that would follow. She did not know every sorrow she would encounter, every joy she would receive, or every mystery she would carry.</w:t>
-      </w:r>
-    </w:p>
-    <w:p>
-      <w:pPr>
-        <w:pStyle w:val="SPBodyText"/>
-      </w:pPr>
-      <w:r>
-        <w:t>She simply trusted God.</w:t>
-      </w:r>
-    </w:p>
-    <w:p>
-      <w:pPr>
-        <w:pStyle w:val="SPBodyText"/>
-      </w:pPr>
-      <w:r>
-        <w:t xml:space="preserve">And through her </w:t>
-      </w:r>
-      <w:r>
         <w:rPr>
           <w:i/>
           <w:iCs/>
         </w:rPr>
-        <w:t>Fiat</w:t>
-      </w:r>
-      <w:r>
-        <w:t>, the Word became flesh.</w:t>
-      </w:r>
-    </w:p>
-    <w:p>
-      <w:pPr>
-        <w:pStyle w:val="SPBodyText"/>
-      </w:pPr>
-    </w:p>
-    <w:p>
-      <w:pPr>
-        <w:pStyle w:val="SPBodyText"/>
-      </w:pPr>
-      <w:r>
-        <w:t>The Angelus invites us to pause throughout the day and remember this mystery.</w:t>
-      </w:r>
-    </w:p>
-    <w:p>
-      <w:pPr>
-        <w:pStyle w:val="SPBodyText"/>
-      </w:pPr>
-      <w:r>
-        <w:t>In the morning, as the day begins.</w:t>
-      </w:r>
-    </w:p>
-    <w:p>
-      <w:pPr>
-        <w:pStyle w:val="SPBodyText"/>
-      </w:pPr>
-      <w:r>
-        <w:t>At midday, when the day's work is underway.</w:t>
-      </w:r>
-    </w:p>
-    <w:p>
-      <w:pPr>
-        <w:pStyle w:val="SPBodyText"/>
-      </w:pPr>
-      <w:r>
-        <w:t>In the evening, as the day draws to its close.</w:t>
-      </w:r>
-    </w:p>
-    <w:p>
-      <w:pPr>
-        <w:pStyle w:val="SPBodyText"/>
-      </w:pPr>
-      <w:r>
-        <w:t>The hours may change.</w:t>
-      </w:r>
-    </w:p>
-    <w:p>
-      <w:pPr>
-        <w:pStyle w:val="SPBodyText"/>
-      </w:pPr>
-      <w:r>
-        <w:t>Our circumstances may change.</w:t>
-      </w:r>
-    </w:p>
-    <w:p>
-      <w:pPr>
-        <w:pStyle w:val="SPBodyText"/>
-      </w:pPr>
-      <w:r>
-        <w:lastRenderedPageBreak/>
-        <w:t>But the mystery remains.</w:t>
-      </w:r>
-    </w:p>
-    <w:p>
-      <w:pPr>
-        <w:pStyle w:val="SPBodyText"/>
-      </w:pPr>
-    </w:p>
-    <w:p>
-      <w:pPr>
-        <w:pStyle w:val="SPBodyText"/>
-      </w:pPr>
-      <w:r>
-        <w:t>God has come near.</w:t>
-      </w:r>
-    </w:p>
-    <w:p>
-      <w:pPr>
-        <w:pStyle w:val="SPBodyText"/>
-      </w:pPr>
-    </w:p>
-    <w:p>
-      <w:pPr>
-        <w:pStyle w:val="SPBodyText"/>
-      </w:pPr>
-      <w:r>
-        <w:t>The Son of God entered our humanity.</w:t>
-      </w:r>
-    </w:p>
-    <w:p>
-      <w:pPr>
-        <w:pStyle w:val="SPBodyText"/>
-      </w:pPr>
-      <w:r>
-        <w:t>He took flesh from Mary.</w:t>
-      </w:r>
-    </w:p>
-    <w:p>
-      <w:pPr>
-        <w:pStyle w:val="SPBodyText"/>
-      </w:pPr>
-      <w:r>
-        <w:t>He entered our world, not from a distance, but from within it.</w:t>
-      </w:r>
-    </w:p>
-    <w:p>
-      <w:pPr>
-        <w:pStyle w:val="SPBodyText"/>
-      </w:pPr>
-    </w:p>
-    <w:p>
-      <w:pPr>
-        <w:pStyle w:val="SPBodyText"/>
-      </w:pPr>
-      <w:r>
-        <w:t xml:space="preserve">Mary's </w:t>
-      </w:r>
+      </w:pPr>
       <w:r>
         <w:rPr>
           <w:i/>
           <w:iCs/>
         </w:rPr>
+        <w:t>“Behold the handmaid of the Lord.”</w:t>
+      </w:r>
+    </w:p>
+    <w:p>
+      <w:pPr>
+        <w:pStyle w:val="SPBodyText"/>
+      </w:pPr>
+    </w:p>
+    <w:p>
+      <w:pPr>
+        <w:pStyle w:val="SPBodyText"/>
+      </w:pPr>
+      <w:r>
+        <w:t>Her answer was not accompanied by certainty about everything that would follow. She did not know every sorrow she would encounter, every joy she would receive, or every mystery she would carry.</w:t>
+      </w:r>
+    </w:p>
+    <w:p>
+      <w:pPr>
+        <w:pStyle w:val="SPBodyText"/>
+      </w:pPr>
+      <w:r>
+        <w:t>She simply trusted God.</w:t>
+      </w:r>
+    </w:p>
+    <w:p>
+      <w:pPr>
+        <w:pStyle w:val="SPBodyText"/>
+      </w:pPr>
+      <w:r>
+        <w:t xml:space="preserve">And through her </w:t>
+      </w:r>
+      <w:r>
+        <w:t>acceptance</w:t>
+      </w:r>
+      <w:r>
+        <w:t>, the Word became flesh.</w:t>
+      </w:r>
+    </w:p>
+    <w:p>
+      <w:pPr>
+        <w:pStyle w:val="SPBodyText"/>
+      </w:pPr>
+    </w:p>
+    <w:p>
+      <w:pPr>
+        <w:pStyle w:val="SPBodyText"/>
+      </w:pPr>
+      <w:r>
+        <w:t>The Angelus invites us to pause throughout the day and remember this mystery.</w:t>
+      </w:r>
+    </w:p>
+    <w:p>
+      <w:pPr>
+        <w:pStyle w:val="SPBodyText"/>
+      </w:pPr>
+    </w:p>
+    <w:p>
+      <w:pPr>
+        <w:pStyle w:val="SPBodyText"/>
+      </w:pPr>
+      <w:r>
+        <w:t>In the morning, as the day begins.</w:t>
+      </w:r>
+    </w:p>
+    <w:p>
+      <w:pPr>
+        <w:pStyle w:val="SPBodyText"/>
+      </w:pPr>
+      <w:r>
+        <w:t>At midday, when the day's work is underway.</w:t>
+      </w:r>
+    </w:p>
+    <w:p>
+      <w:pPr>
+        <w:pStyle w:val="SPBodyText"/>
+      </w:pPr>
+      <w:r>
+        <w:t>In the evening, as the day draws to its close.</w:t>
+      </w:r>
+    </w:p>
+    <w:p>
+      <w:pPr>
+        <w:pStyle w:val="SPBodyText"/>
+      </w:pPr>
+    </w:p>
+    <w:p>
+      <w:pPr>
+        <w:pStyle w:val="SPBodyText"/>
+      </w:pPr>
+      <w:r>
+        <w:lastRenderedPageBreak/>
+        <w:t>The hours may change.</w:t>
+      </w:r>
+    </w:p>
+    <w:p>
+      <w:pPr>
+        <w:pStyle w:val="SPBodyText"/>
+      </w:pPr>
+      <w:r>
+        <w:t>Our circumstances may change.</w:t>
+      </w:r>
+    </w:p>
+    <w:p>
+      <w:pPr>
+        <w:pStyle w:val="SPBodyText"/>
+      </w:pPr>
+      <w:r>
+        <w:t>But the mystery remains.</w:t>
+      </w:r>
+    </w:p>
+    <w:p>
+      <w:pPr>
+        <w:pStyle w:val="SPBodyText"/>
+      </w:pPr>
+    </w:p>
+    <w:p>
+      <w:pPr>
+        <w:pStyle w:val="SPBodyText"/>
+      </w:pPr>
+      <w:r>
+        <w:t>God has come near.</w:t>
+      </w:r>
+    </w:p>
+    <w:p>
+      <w:pPr>
+        <w:pStyle w:val="SPBodyText"/>
+      </w:pPr>
+    </w:p>
+    <w:p>
+      <w:pPr>
+        <w:pStyle w:val="SPBodyText"/>
+      </w:pPr>
+      <w:r>
+        <w:t>The Son of God entered our humanity.</w:t>
+      </w:r>
+    </w:p>
+    <w:p>
+      <w:pPr>
+        <w:pStyle w:val="SPBodyText"/>
+      </w:pPr>
+      <w:r>
+        <w:t>He entered our world, not from a distance, but from within it.</w:t>
+      </w:r>
+    </w:p>
+    <w:p>
+      <w:pPr>
+        <w:pStyle w:val="SPBodyText"/>
+      </w:pPr>
+    </w:p>
+    <w:p>
+      <w:pPr>
+        <w:pStyle w:val="SPBodyText"/>
+      </w:pPr>
+      <w:r>
+        <w:t xml:space="preserve">Mary's </w:t>
+      </w:r>
+      <w:r>
+        <w:rPr>
+          <w:i/>
+          <w:iCs/>
+        </w:rPr>
         <w:t>Fiat</w:t>
       </w:r>
       <w:r>
@@ -15375,8 +15463,16 @@
     <w:p>
       <w:pPr>
         <w:pStyle w:val="SPBodyText"/>
-      </w:pPr>
-      <w:r>
+        <w:rPr>
+          <w:i/>
+          <w:iCs/>
+        </w:rPr>
+      </w:pPr>
+      <w:r>
+        <w:rPr>
+          <w:i/>
+          <w:iCs/>
+        </w:rPr>
         <w:t>“Let it be done to me according to your word.”</w:t>
       </w:r>
     </w:p>
@@ -15575,152 +15671,6 @@
       </w:pPr>
       <w:r>
         <w:t>And Christ dwells among us.</w:t>
-      </w:r>
-    </w:p>
-    <w:p>
-      <w:pPr>
-        <w:pStyle w:val="SPBodyText"/>
-      </w:pPr>
-    </w:p>
-    <w:p>
-      <w:pPr>
-        <w:pStyle w:val="SPBodyText"/>
-      </w:pPr>
-      <w:r>
-        <w:t>At six in the morning, we remember the beginning.</w:t>
-      </w:r>
-    </w:p>
-    <w:p>
-      <w:pPr>
-        <w:pStyle w:val="SPBodyText"/>
-      </w:pPr>
-      <w:r>
-        <w:t>At noon, we pause in the midst of our work.</w:t>
-      </w:r>
-    </w:p>
-    <w:p>
-      <w:pPr>
-        <w:pStyle w:val="SPBodyText"/>
-      </w:pPr>
-      <w:r>
-        <w:lastRenderedPageBreak/>
-        <w:t>At six in the evening, we remember again as the day comes to an end.</w:t>
-      </w:r>
-    </w:p>
-    <w:p>
-      <w:pPr>
-        <w:pStyle w:val="SPBodyText"/>
-      </w:pPr>
-    </w:p>
-    <w:p>
-      <w:pPr>
-        <w:pStyle w:val="SPBodyText"/>
-      </w:pPr>
-      <w:r>
-        <w:t>Three times a day, we return to the same mystery.</w:t>
-      </w:r>
-    </w:p>
-    <w:p>
-      <w:pPr>
-        <w:pStyle w:val="SPBodyText"/>
-      </w:pPr>
-      <w:r>
-        <w:t>Not because God has forgotten us,</w:t>
-      </w:r>
-    </w:p>
-    <w:p>
-      <w:pPr>
-        <w:pStyle w:val="SPBodyText"/>
-      </w:pPr>
-      <w:r>
-        <w:t>but because we so easily forget Him.</w:t>
-      </w:r>
-    </w:p>
-    <w:p>
-      <w:pPr>
-        <w:pStyle w:val="SPBodyText"/>
-      </w:pPr>
-    </w:p>
-    <w:p>
-      <w:pPr>
-        <w:pStyle w:val="SPBodyText"/>
-      </w:pPr>
-      <w:r>
-        <w:t>The Angelus calls us back.</w:t>
-      </w:r>
-    </w:p>
-    <w:p>
-      <w:pPr>
-        <w:pStyle w:val="SPBodyText"/>
-      </w:pPr>
-      <w:r>
-        <w:t>Back to Mary.</w:t>
-      </w:r>
-    </w:p>
-    <w:p>
-      <w:pPr>
-        <w:pStyle w:val="SPBodyText"/>
-      </w:pPr>
-      <w:r>
-        <w:t>Back to the Incarnation.</w:t>
-      </w:r>
-    </w:p>
-    <w:p>
-      <w:pPr>
-        <w:pStyle w:val="SPBodyText"/>
-      </w:pPr>
-      <w:r>
-        <w:t>Back to Christ.</w:t>
-      </w:r>
-    </w:p>
-    <w:p>
-      <w:pPr>
-        <w:pStyle w:val="SPBodyText"/>
-      </w:pPr>
-      <w:r>
-        <w:t>Back to the truth that God is near.</w:t>
-      </w:r>
-    </w:p>
-    <w:p>
-      <w:pPr>
-        <w:pStyle w:val="SPBodyText"/>
-      </w:pPr>
-    </w:p>
-    <w:p>
-      <w:pPr>
-        <w:pStyle w:val="SPBodyText"/>
-      </w:pPr>
-      <w:r>
-        <w:t>And perhaps, after saying the prayer, we can carry that truth with us into whatever remains of the day.</w:t>
-      </w:r>
-    </w:p>
-    <w:p>
-      <w:pPr>
-        <w:pStyle w:val="SPBodyText"/>
-      </w:pPr>
-    </w:p>
-    <w:p>
-      <w:pPr>
-        <w:pStyle w:val="SPBodyText"/>
-      </w:pPr>
-      <w:r>
-        <w:t>The Word became flesh.</w:t>
-      </w:r>
-    </w:p>
-    <w:p>
-      <w:pPr>
-        <w:pStyle w:val="SPBodyText"/>
-      </w:pPr>
-      <w:r>
-        <w:t>God came near.</w:t>
-      </w:r>
-    </w:p>
-    <w:p>
-      <w:pPr>
-        <w:pStyle w:val="SPBodyText"/>
-      </w:pPr>
-      <w:r>
-        <w:t>And He is still with us.</w:t>
       </w:r>
     </w:p>
     <w:p>
@@ -15740,6 +15690,166 @@
           <w:docGrid w:linePitch="360"/>
         </w:sectPr>
       </w:pPr>
+    </w:p>
+    <w:p>
+      <w:pPr>
+        <w:pStyle w:val="SPBodyText"/>
+      </w:pPr>
+      <w:r>
+        <w:lastRenderedPageBreak/>
+        <w:t>At six in the morning, we remember the beginning.</w:t>
+      </w:r>
+    </w:p>
+    <w:p>
+      <w:pPr>
+        <w:pStyle w:val="SPBodyText"/>
+      </w:pPr>
+      <w:r>
+        <w:t>At noon, we pause in the midst of our work.</w:t>
+      </w:r>
+    </w:p>
+    <w:p>
+      <w:pPr>
+        <w:pStyle w:val="SPBodyText"/>
+      </w:pPr>
+      <w:r>
+        <w:t>At six in the evening, we remember again as the day comes to an end.</w:t>
+      </w:r>
+    </w:p>
+    <w:p>
+      <w:pPr>
+        <w:pStyle w:val="SPBodyText"/>
+      </w:pPr>
+    </w:p>
+    <w:p>
+      <w:pPr>
+        <w:pStyle w:val="SPBodyText"/>
+      </w:pPr>
+      <w:r>
+        <w:t>Three times a day, we return to the same mystery.</w:t>
+      </w:r>
+    </w:p>
+    <w:p>
+      <w:pPr>
+        <w:pStyle w:val="SPBodyText"/>
+      </w:pPr>
+      <w:r>
+        <w:t>Not because God has forgotten us,</w:t>
+      </w:r>
+    </w:p>
+    <w:p>
+      <w:pPr>
+        <w:pStyle w:val="SPBodyText"/>
+      </w:pPr>
+      <w:r>
+        <w:t>but because we so easily forget Him.</w:t>
+      </w:r>
+    </w:p>
+    <w:p>
+      <w:pPr>
+        <w:pStyle w:val="SPBodyText"/>
+      </w:pPr>
+    </w:p>
+    <w:p>
+      <w:pPr>
+        <w:pStyle w:val="SPBodyText"/>
+      </w:pPr>
+      <w:r>
+        <w:t>The Angelus calls us back.</w:t>
+      </w:r>
+    </w:p>
+    <w:p>
+      <w:pPr>
+        <w:pStyle w:val="SPBodyText"/>
+      </w:pPr>
+      <w:r>
+        <w:t>Back to Mary.</w:t>
+      </w:r>
+    </w:p>
+    <w:p>
+      <w:pPr>
+        <w:pStyle w:val="SPBodyText"/>
+      </w:pPr>
+      <w:r>
+        <w:t>Back to the Incarnation.</w:t>
+      </w:r>
+    </w:p>
+    <w:p>
+      <w:pPr>
+        <w:pStyle w:val="SPBodyText"/>
+      </w:pPr>
+      <w:r>
+        <w:t>Back to Christ.</w:t>
+      </w:r>
+    </w:p>
+    <w:p>
+      <w:pPr>
+        <w:pStyle w:val="SPBodyText"/>
+      </w:pPr>
+      <w:r>
+        <w:t>Back to the truth that God is near.</w:t>
+      </w:r>
+    </w:p>
+    <w:p>
+      <w:pPr>
+        <w:pStyle w:val="SPBodyText"/>
+      </w:pPr>
+    </w:p>
+    <w:p>
+      <w:pPr>
+        <w:pStyle w:val="SPBodyText"/>
+      </w:pPr>
+      <w:r>
+        <w:t>And perhaps, after saying the prayer, we can carry that truth with us into whatever remains of the day.</w:t>
+      </w:r>
+    </w:p>
+    <w:p>
+      <w:pPr>
+        <w:pStyle w:val="SPBodyText"/>
+      </w:pPr>
+    </w:p>
+    <w:p>
+      <w:pPr>
+        <w:pStyle w:val="SPBodyText"/>
+      </w:pPr>
+      <w:r>
+        <w:t>The Word became flesh.</w:t>
+      </w:r>
+    </w:p>
+    <w:p>
+      <w:pPr>
+        <w:pStyle w:val="SPBodyText"/>
+      </w:pPr>
+      <w:r>
+        <w:t>God came near.</w:t>
+      </w:r>
+    </w:p>
+    <w:p>
+      <w:pPr>
+        <w:pStyle w:val="SPBodyText"/>
+      </w:pPr>
+      <w:r>
+        <w:t>And He is still with us.</w:t>
+      </w:r>
+    </w:p>
+    <w:p>
+      <w:pPr>
+        <w:pStyle w:val="SPBodyText"/>
+      </w:pPr>
+    </w:p>
+    <w:p>
+      <w:pPr>
+        <w:pStyle w:val="SPBodyText"/>
+        <w:jc w:val="center"/>
+        <w:sectPr>
+          <w:type w:val="evenPage"/>
+          <w:pgSz w:w="7920" w:h="12240" w:code="6"/>
+          <w:pgMar w:top="1080" w:right="864" w:bottom="1080" w:left="1152" w:header="576" w:footer="576" w:gutter="0"/>
+          <w:cols w:space="720"/>
+          <w:titlePg/>
+          <w:docGrid w:linePitch="360"/>
+        </w:sectPr>
+      </w:pPr>
       <w:r>
         <w:rPr>
           <w:rFonts w:ascii="Segoe UI Symbol" w:hAnsi="Segoe UI Symbol" w:cs="Segoe UI Symbol"/>
@@ -15750,6 +15860,7 @@
     <w:p>
       <w:pPr>
         <w:pStyle w:val="SPBodyText"/>
+        <w:jc w:val="center"/>
       </w:pPr>
       <w:r>
         <w:rPr>
@@ -15777,27 +15888,31 @@
     <w:p>
       <w:pPr>
         <w:pStyle w:val="SPBodyText"/>
-      </w:pPr>
-      <w:r>
-        <w:t>The Soul of Christ</w:t>
-      </w:r>
-    </w:p>
-    <w:p>
-      <w:pPr>
-        <w:pStyle w:val="SPBodyText"/>
-      </w:pPr>
-      <w:r>
-        <w:t xml:space="preserve">The </w:t>
-      </w:r>
-      <w:r>
         <w:rPr>
           <w:b/>
           <w:bCs/>
         </w:rPr>
-        <w:t>Anima Christi</w:t>
-      </w:r>
-      <w:r>
-        <w:t xml:space="preserve"> is an ancient Christian prayer traditionally associated with devotion to Christ and, in particular, with the Eucharist. Its origins are uncertain, but the prayer was already in use by the early sixteenth century and became especially beloved through its association with St. Ignatius of Loyola, who placed it at the beginning of his </w:t>
+      </w:pPr>
+      <w:r>
+        <w:rPr>
+          <w:b/>
+          <w:bCs/>
+        </w:rPr>
+        <w:t>The Soul of Christ</w:t>
+      </w:r>
+    </w:p>
+    <w:p>
+      <w:pPr>
+        <w:pStyle w:val="SPBodyText"/>
+      </w:pPr>
+      <w:r>
+        <w:t xml:space="preserve">The </w:t>
+      </w:r>
+      <w:r>
+        <w:t xml:space="preserve">Anima Christi </w:t>
+      </w:r>
+      <w:r>
+        <w:t xml:space="preserve">is an ancient Christian prayer traditionally associated with devotion to Christ and, in particular, with the Eucharist. Its origins are uncertain, but the prayer was already in use by the early sixteenth century and became especially beloved through its association with St. Ignatius of Loyola, who placed it at the beginning of his </w:t>
       </w:r>
       <w:r>
         <w:rPr>
@@ -15860,10 +15975,6 @@
         <w:t xml:space="preserve">The Anima Christi is therefore more than a meditation on Christ's Passion. It is a prayer of </w:t>
       </w:r>
       <w:r>
-        <w:rPr>
-          <w:b/>
-          <w:bCs/>
-        </w:rPr>
         <w:t>complete surrender</w:t>
       </w:r>
       <w:r>
@@ -16239,6 +16350,9 @@
       <w:r>
         <w:t>But one of the soldiers pierced his side with a spear, and at once there came out blood and water</w:t>
       </w:r>
+      <w:r>
+        <w:t xml:space="preserve">. </w:t>
+      </w:r>
     </w:p>
     <w:p>
       <w:pPr>
@@ -16291,8 +16405,16 @@
     <w:p>
       <w:pPr>
         <w:pStyle w:val="SPBodyText"/>
-      </w:pPr>
-      <w:r>
+        <w:rPr>
+          <w:b/>
+          <w:bCs/>
+        </w:rPr>
+      </w:pPr>
+      <w:r>
+        <w:rPr>
+          <w:b/>
+          <w:bCs/>
+        </w:rPr>
         <w:t>A Prayer of Complete Surrender</w:t>
       </w:r>
     </w:p>
@@ -16358,8 +16480,16 @@
     <w:p>
       <w:pPr>
         <w:pStyle w:val="SPBodyText"/>
-      </w:pPr>
-      <w:r>
+        <w:rPr>
+          <w:i/>
+          <w:iCs/>
+        </w:rPr>
+      </w:pPr>
+      <w:r>
+        <w:rPr>
+          <w:i/>
+          <w:iCs/>
+        </w:rPr>
         <w:t>“Sanctify me. Save me. Wash me. Strengthen me.”</w:t>
       </w:r>
     </w:p>
@@ -16426,8 +16556,16 @@
     <w:p>
       <w:pPr>
         <w:pStyle w:val="SPBodyText"/>
-      </w:pPr>
-      <w:r>
+        <w:rPr>
+          <w:i/>
+          <w:iCs/>
+        </w:rPr>
+      </w:pPr>
+      <w:r>
+        <w:rPr>
+          <w:i/>
+          <w:iCs/>
+        </w:rPr>
         <w:t>“Never permit me to be separated from You,”</w:t>
       </w:r>
     </w:p>
@@ -16494,8 +16632,16 @@
     <w:p>
       <w:pPr>
         <w:pStyle w:val="SPBodyText"/>
-      </w:pPr>
-      <w:r>
+        <w:rPr>
+          <w:i/>
+          <w:iCs/>
+        </w:rPr>
+      </w:pPr>
+      <w:r>
+        <w:rPr>
+          <w:i/>
+          <w:iCs/>
+        </w:rPr>
         <w:t>“And bid me come to You.”</w:t>
       </w:r>
     </w:p>
@@ -16523,6 +16669,7 @@
     <w:p>
       <w:pPr>
         <w:pStyle w:val="SPBodyText"/>
+        <w:jc w:val="center"/>
       </w:pPr>
       <w:r>
         <w:rPr>
@@ -16593,14 +16740,7 @@
         <w:t xml:space="preserve">The prayer we learned as children can become, with the understanding of an adult, a prayer of </w:t>
       </w:r>
       <w:r>
-        <w:rPr>
-          <w:b/>
-          <w:bCs/>
-        </w:rPr>
-        <w:t>trust</w:t>
-      </w:r>
-      <w:r>
-        <w:t>:</w:t>
+        <w:t>trust:</w:t>
       </w:r>
     </w:p>
     <w:p>
@@ -16915,11 +17055,23 @@
     <w:p>
       <w:pPr>
         <w:pStyle w:val="SPBodyText"/>
-      </w:pPr>
-      <w:r>
+        <w:rPr>
+          <w:b/>
+          <w:bCs/>
+        </w:rPr>
+      </w:pPr>
+      <w:r>
+        <w:rPr>
+          <w:b/>
+          <w:bCs/>
+        </w:rPr>
         <w:t>The Care We Cannot Always See</w:t>
       </w:r>
       <w:r>
+        <w:rPr>
+          <w:b/>
+          <w:bCs/>
+        </w:rPr>
         <w:t>.</w:t>
       </w:r>
     </w:p>
@@ -17094,14 +17246,7 @@
         <w:t xml:space="preserve">The Guardian Angel Prayer therefore becomes more than a prayer we learned as children. It becomes a prayer of </w:t>
       </w:r>
       <w:r>
-        <w:rPr>
-          <w:b/>
-          <w:bCs/>
-        </w:rPr>
-        <w:t>trust</w:t>
-      </w:r>
-      <w:r>
-        <w:t>.</w:t>
+        <w:t>trust.</w:t>
       </w:r>
     </w:p>
     <w:p>
@@ -17203,12 +17348,19 @@
       </w:r>
       <w:r>
         <w:br/>
-        <w:t>And we never walk toward Him alone.</w:t>
-      </w:r>
-    </w:p>
-    <w:p>
-      <w:pPr>
-        <w:pStyle w:val="SPBodyText"/>
+        <w:t xml:space="preserve">And we never walk </w:t>
+      </w:r>
+      <w:r>
+        <w:t>this life</w:t>
+      </w:r>
+      <w:r>
+        <w:t xml:space="preserve"> alone.</w:t>
+      </w:r>
+    </w:p>
+    <w:p>
+      <w:pPr>
+        <w:pStyle w:val="SPBodyText"/>
+        <w:jc w:val="center"/>
       </w:pPr>
       <w:r>
         <w:rPr>
@@ -17583,12 +17735,17 @@
     <w:p>
       <w:pPr>
         <w:pStyle w:val="SPBodyText"/>
-      </w:pPr>
-      <w:r>
-        <w:t>I</w:t>
-      </w:r>
-      <w:r>
-        <w:t>n the Hands of Mercy</w:t>
+        <w:rPr>
+          <w:b/>
+          <w:bCs/>
+        </w:rPr>
+      </w:pPr>
+      <w:r>
+        <w:rPr>
+          <w:b/>
+          <w:bCs/>
+        </w:rPr>
+        <w:t>In the Hands of Mercy</w:t>
       </w:r>
     </w:p>
     <w:p>
@@ -17615,8 +17772,16 @@
     <w:p>
       <w:pPr>
         <w:pStyle w:val="SPBodyText"/>
-      </w:pPr>
-      <w:r>
+        <w:rPr>
+          <w:i/>
+          <w:iCs/>
+        </w:rPr>
+      </w:pPr>
+      <w:r>
+        <w:rPr>
+          <w:i/>
+          <w:iCs/>
+        </w:rPr>
         <w:t>“Eternal rest grant unto them, O Lord.”</w:t>
       </w:r>
     </w:p>
@@ -17672,8 +17837,8 @@
       </w:r>
       <w:r>
         <w:rPr>
-          <w:b/>
-          <w:bCs/>
+          <w:i/>
+          <w:iCs/>
         </w:rPr>
         <w:t>“May perpetual light shine upon them”</w:t>
       </w:r>
@@ -17773,6 +17938,7 @@
     <w:p>
       <w:pPr>
         <w:pStyle w:val="SPBodyText"/>
+        <w:jc w:val="center"/>
       </w:pPr>
       <w:r>
         <w:rPr>
@@ -17828,8 +17994,8 @@
       </w:r>
       <w:r>
         <w:rPr>
-          <w:b/>
-          <w:bCs/>
+          <w:i/>
+          <w:iCs/>
         </w:rPr>
         <w:t>“Blessed be...”</w:t>
       </w:r>
@@ -18112,7 +18278,13 @@
         <w:pStyle w:val="SPScripture"/>
       </w:pPr>
       <w:r>
-        <w:t>Praise the Lord! Praise, O servants of the Lord, praise the name of the Lord! Blessed be the name of the Lord for this time forth and for evermore! From the rising of the sun to its setting the name of the Lord is to be praised!</w:t>
+        <w:t>Praise the Lord! Praise, O servants of the Lord, praise the name of the Lord! Blessed be the name of the Lord f</w:t>
+      </w:r>
+      <w:r>
+        <w:t>rom</w:t>
+      </w:r>
+      <w:r>
+        <w:t xml:space="preserve"> this time forth and for evermore! From the rising of the sun to its setting the name of the Lord is to be praised!</w:t>
       </w:r>
     </w:p>
     <w:p>
@@ -18144,7 +18316,13 @@
         <w:pStyle w:val="SPScripture"/>
       </w:pPr>
       <w:r>
-        <w:t>And all the angels stood round the throne and round the elders and the four living creatures, and they fell on their faces before the throne and worshiped God, saying, “Amen! Blessing and glory and wisdom and thanksgiving and honor and power and might be to our God for ever and ever! Amen!”</w:t>
+        <w:t>And all the angels stood round the throne and round the elders and the four living creatures, and they fell on their faces before the throne and worshiped God, saying, “Amen! Blessing and glory and wisdom and thanksgiving and honor and power and might be to our God for ever and ever! Amen</w:t>
+      </w:r>
+      <w:r>
+        <w:t>.</w:t>
+      </w:r>
+      <w:r>
+        <w:t>”</w:t>
       </w:r>
     </w:p>
     <w:p>
@@ -18194,35 +18372,36 @@
     <w:p>
       <w:pPr>
         <w:pStyle w:val="SPBodyText"/>
-      </w:pPr>
-      <w:r>
-        <w:t>A Heart That Gives Thanks</w:t>
-      </w:r>
-    </w:p>
-    <w:p>
-      <w:pPr>
-        <w:pStyle w:val="SPBodyText"/>
-      </w:pPr>
-      <w:r>
-        <w:t>Praise is one of the simplest forms of prayer, and yet it can be one of the hardest for us to practise.</w:t>
-      </w:r>
-    </w:p>
-    <w:p>
-      <w:pPr>
-        <w:pStyle w:val="SPBodyText"/>
-      </w:pPr>
-      <w:r>
-        <w:t xml:space="preserve">We are naturally inclined to come before God with our needs: asking for help, forgiveness, healing, protection, guidance, and strength. These are good and necessary prayers. But the Divine Praises reminds us that prayer is also an act of simply </w:t>
-      </w:r>
-      <w:r>
         <w:rPr>
           <w:b/>
           <w:bCs/>
         </w:rPr>
-        <w:t>adoring God for who He is</w:t>
-      </w:r>
-      <w:r>
-        <w:t>.</w:t>
+      </w:pPr>
+      <w:r>
+        <w:rPr>
+          <w:b/>
+          <w:bCs/>
+        </w:rPr>
+        <w:t>A Heart That Gives Thanks</w:t>
+      </w:r>
+    </w:p>
+    <w:p>
+      <w:pPr>
+        <w:pStyle w:val="SPBodyText"/>
+      </w:pPr>
+      <w:r>
+        <w:t>Praise is one of the simplest forms of prayer, and yet it can be one of the hardest for us to practise.</w:t>
+      </w:r>
+    </w:p>
+    <w:p>
+      <w:pPr>
+        <w:pStyle w:val="SPBodyText"/>
+      </w:pPr>
+      <w:r>
+        <w:t xml:space="preserve">We are naturally inclined to come before God with our needs: asking for help, forgiveness, healing, protection, guidance, and strength. These are good and necessary prayers. But the Divine Praises reminds us that prayer is also an act of </w:t>
+      </w:r>
+      <w:r>
+        <w:t>simply adoring God for who He is.</w:t>
       </w:r>
     </w:p>
     <w:p>
@@ -18241,8 +18420,16 @@
     <w:p>
       <w:pPr>
         <w:pStyle w:val="SPBodyText"/>
-      </w:pPr>
-      <w:r>
+        <w:rPr>
+          <w:i/>
+          <w:iCs/>
+        </w:rPr>
+      </w:pPr>
+      <w:r>
+        <w:rPr>
+          <w:i/>
+          <w:iCs/>
+        </w:rPr>
         <w:t>Blessed be...</w:t>
       </w:r>
     </w:p>
@@ -18345,8 +18532,16 @@
     <w:p>
       <w:pPr>
         <w:pStyle w:val="SPBodyText"/>
-      </w:pPr>
-      <w:r>
+        <w:rPr>
+          <w:i/>
+          <w:iCs/>
+        </w:rPr>
+      </w:pPr>
+      <w:r>
+        <w:rPr>
+          <w:i/>
+          <w:iCs/>
+        </w:rPr>
         <w:t>Blessed be God.</w:t>
       </w:r>
     </w:p>
@@ -18368,17 +18563,10 @@
         <w:pStyle w:val="SPBodyText"/>
       </w:pPr>
       <w:r>
-        <w:t xml:space="preserve">It simply requires that we remember </w:t>
-      </w:r>
-      <w:r>
-        <w:rPr>
-          <w:b/>
-          <w:bCs/>
-        </w:rPr>
-        <w:t>who God is</w:t>
-      </w:r>
-      <w:r>
-        <w:t>.</w:t>
+        <w:t xml:space="preserve">It simply requires that we </w:t>
+      </w:r>
+      <w:r>
+        <w:t>remember who God is.</w:t>
       </w:r>
     </w:p>
     <w:p>
@@ -18405,6 +18593,7 @@
     <w:p>
       <w:pPr>
         <w:pStyle w:val="SPBodyText"/>
+        <w:jc w:val="center"/>
       </w:pPr>
       <w:r>
         <w:rPr>
@@ -18438,8 +18627,16 @@
     <w:p>
       <w:pPr>
         <w:pStyle w:val="SPBodyText"/>
-      </w:pPr>
-      <w:r>
+        <w:rPr>
+          <w:b/>
+          <w:bCs/>
+        </w:rPr>
+      </w:pPr>
+      <w:r>
+        <w:rPr>
+          <w:b/>
+          <w:bCs/>
+        </w:rPr>
         <w:t>Resting in His Peace</w:t>
       </w:r>
     </w:p>
@@ -18713,73 +18910,89 @@
     <w:p>
       <w:pPr>
         <w:pStyle w:val="SPBodyText"/>
-      </w:pPr>
-      <w:r>
-        <w:t>Resting in God's Care</w:t>
-      </w:r>
-    </w:p>
-    <w:p>
-      <w:pPr>
-        <w:pStyle w:val="SPBodyText"/>
-      </w:pPr>
-      <w:r>
-        <w:t>There is something deeply human about the end of the day.</w:t>
-      </w:r>
-      <w:r>
-        <w:br/>
-        <w:t>The work is finished, the noise begins to fade, and we are left with our thoughts. Some days end peacefully. Others leave us carrying worries, regrets, unfinished tasks, or questions for tomorrow.</w:t>
-      </w:r>
-    </w:p>
-    <w:p>
-      <w:pPr>
-        <w:pStyle w:val="SPBodyText"/>
-      </w:pPr>
-      <w:r>
-        <w:t>The Night Prayer teaches us that we do not have to carry everything into the darkness.</w:t>
-      </w:r>
-    </w:p>
-    <w:p>
-      <w:pPr>
-        <w:pStyle w:val="SPBodyText"/>
-      </w:pPr>
-    </w:p>
-    <w:p>
-      <w:pPr>
-        <w:pStyle w:val="SPBodyText"/>
-      </w:pPr>
-      <w:r>
-        <w:t>Protect us, Lord, as we stay awake;</w:t>
-      </w:r>
-      <w:r>
-        <w:br/>
-        <w:t>watch over us as we sleep.</w:t>
-      </w:r>
-    </w:p>
-    <w:p>
-      <w:pPr>
-        <w:pStyle w:val="SPBodyText"/>
-      </w:pPr>
-    </w:p>
-    <w:p>
-      <w:pPr>
-        <w:pStyle w:val="SPBodyText"/>
-      </w:pPr>
-      <w:r>
-        <w:t>These words are simple, but they express a profound act of trust. We place ourselves, our loved ones, and all that concerns us into the hands of God. We cannot control what tomorrow will bring. We cannot solve every problem before we sleep. But we can surrender the day we have been given.</w:t>
-      </w:r>
-    </w:p>
-    <w:p>
-      <w:pPr>
-        <w:pStyle w:val="SPBodyText"/>
-      </w:pPr>
-      <w:r>
-        <w:t xml:space="preserve">The prayer also reminds us that </w:t>
-      </w:r>
-      <w:r>
         <w:rPr>
           <w:b/>
           <w:bCs/>
         </w:rPr>
+      </w:pPr>
+      <w:r>
+        <w:rPr>
+          <w:b/>
+          <w:bCs/>
+        </w:rPr>
+        <w:t>Resting in God's Care</w:t>
+      </w:r>
+    </w:p>
+    <w:p>
+      <w:pPr>
+        <w:pStyle w:val="SPBodyText"/>
+      </w:pPr>
+      <w:r>
+        <w:t>There is something deeply human about the end of the day.</w:t>
+      </w:r>
+      <w:r>
+        <w:br/>
+        <w:t>The work is finished, the noise begins to fade, and we are left with our thoughts. Some days end peacefully. Others leave us carrying worries, regrets, unfinished tasks, or questions for tomorrow.</w:t>
+      </w:r>
+    </w:p>
+    <w:p>
+      <w:pPr>
+        <w:pStyle w:val="SPBodyText"/>
+      </w:pPr>
+      <w:r>
+        <w:t>The Night Prayer teaches us that we do not have to carry everything into the darkness.</w:t>
+      </w:r>
+    </w:p>
+    <w:p>
+      <w:pPr>
+        <w:pStyle w:val="SPBodyText"/>
+      </w:pPr>
+    </w:p>
+    <w:p>
+      <w:pPr>
+        <w:pStyle w:val="SPBodyText"/>
+        <w:rPr>
+          <w:i/>
+          <w:iCs/>
+        </w:rPr>
+      </w:pPr>
+      <w:r>
+        <w:rPr>
+          <w:i/>
+          <w:iCs/>
+        </w:rPr>
+        <w:t>Protect us, Lord, as we stay awake;</w:t>
+      </w:r>
+      <w:r>
+        <w:rPr>
+          <w:i/>
+          <w:iCs/>
+        </w:rPr>
+        <w:br/>
+        <w:t>watch over us as we sleep.</w:t>
+      </w:r>
+    </w:p>
+    <w:p>
+      <w:pPr>
+        <w:pStyle w:val="SPBodyText"/>
+      </w:pPr>
+    </w:p>
+    <w:p>
+      <w:pPr>
+        <w:pStyle w:val="SPBodyText"/>
+      </w:pPr>
+      <w:r>
+        <w:t>These words are simple, but they express a profound act of trust. We place ourselves, our loved ones, and all that concerns us into the hands of God. We cannot control what tomorrow will bring. We cannot solve every problem before we sleep. But we can surrender the day we have been given.</w:t>
+      </w:r>
+    </w:p>
+    <w:p>
+      <w:pPr>
+        <w:pStyle w:val="SPBodyText"/>
+      </w:pPr>
+      <w:r>
+        <w:t xml:space="preserve">The prayer also reminds us that </w:t>
+      </w:r>
+      <w:r>
         <w:t>God does not cease to watch over us when we cease to watch over ourselves</w:t>
       </w:r>
       <w:r>
@@ -18964,121 +19177,91 @@
     <w:p>
       <w:pPr>
         <w:pStyle w:val="SPBodyText"/>
-      </w:pPr>
-      <w:r>
-        <w:t>Prayer in the Ordinary</w:t>
-      </w:r>
-    </w:p>
-    <w:p>
-      <w:pPr>
-        <w:pStyle w:val="SPBodyText"/>
-      </w:pPr>
-      <w:r>
-        <w:t>The prayers of this section remind us that prayer does not belong only to quiet churches or special moments.</w:t>
-      </w:r>
-    </w:p>
-    <w:p>
-      <w:pPr>
-        <w:pStyle w:val="SPBodyText"/>
-      </w:pPr>
-      <w:r>
-        <w:t>It belongs to the ordinary hours of the day.</w:t>
-      </w:r>
-    </w:p>
-    <w:p>
-      <w:pPr>
-        <w:pStyle w:val="SPBodyText"/>
-      </w:pPr>
-      <w:r>
-        <w:t>A morning offering places the day into God's hands before it has begun.</w:t>
-      </w:r>
-    </w:p>
-    <w:p>
-      <w:pPr>
-        <w:pStyle w:val="SPBodyText"/>
-      </w:pPr>
-      <w:r>
-        <w:t>The Angelus invites us to pause and remember the mystery of the Incarnation.</w:t>
-      </w:r>
-    </w:p>
-    <w:p>
-      <w:pPr>
-        <w:pStyle w:val="SPBodyText"/>
-      </w:pPr>
-      <w:r>
-        <w:t>The Guardian Angel Prayer reminds us that we do not walk alone.</w:t>
-      </w:r>
-    </w:p>
-    <w:p>
-      <w:pPr>
-        <w:pStyle w:val="SPBodyText"/>
-      </w:pPr>
-      <w:r>
-        <w:t>The Jesus Prayer gives us a simple prayer that can be carried quietly through the day.</w:t>
-      </w:r>
-    </w:p>
-    <w:p>
-      <w:pPr>
-        <w:pStyle w:val="SPBodyText"/>
-      </w:pPr>
-      <w:r>
-        <w:t>And the prayers for the faithful departed remind us that love does not end when earthly life does.</w:t>
-      </w:r>
-    </w:p>
-    <w:p>
-      <w:pPr>
-        <w:pStyle w:val="SPBodyText"/>
-      </w:pPr>
-      <w:r>
-        <w:t>Each prayer is simple. Yet each turns the heart towards God.</w:t>
-      </w:r>
-    </w:p>
-    <w:p>
-      <w:pPr>
-        <w:pStyle w:val="SPBodyText"/>
-      </w:pPr>
-      <w:r>
-        <w:t>We do not need perfect circumstances to pray.</w:t>
-      </w:r>
-    </w:p>
-    <w:p>
-      <w:pPr>
-        <w:pStyle w:val="SPBodyText"/>
-      </w:pPr>
-      <w:r>
-        <w:t>We can pray while beginning our work, walking through the day, resting in the evening, or remembering someone we love.</w:t>
-      </w:r>
-    </w:p>
-    <w:p>
-      <w:pPr>
-        <w:pStyle w:val="SPBodyText"/>
-      </w:pPr>
-      <w:r>
-        <w:t>The ordinary day can become a place of prayer.</w:t>
-      </w:r>
-    </w:p>
-    <w:p>
-      <w:pPr>
-        <w:pStyle w:val="SPBodyText"/>
-      </w:pPr>
-      <w:r>
-        <w:t>The Church gives us these prayers not as burdens, but as companions — words that help us return to God again and again.</w:t>
-      </w:r>
-    </w:p>
-    <w:p>
-      <w:pPr>
-        <w:pStyle w:val="SPBodyText"/>
-      </w:pPr>
-      <w:r>
-        <w:lastRenderedPageBreak/>
-        <w:t xml:space="preserve">And so, as we continue, we turn toward prayers of </w:t>
-      </w:r>
-      <w:r>
         <w:rPr>
           <w:b/>
           <w:bCs/>
         </w:rPr>
-        <w:t>protection and intercession</w:t>
+      </w:pPr>
+      <w:r>
+        <w:rPr>
+          <w:b/>
+          <w:bCs/>
+        </w:rPr>
+        <w:t>Prayer in the Ordinary</w:t>
+      </w:r>
+    </w:p>
+    <w:p>
+      <w:pPr>
+        <w:pStyle w:val="SPBodyText"/>
+      </w:pPr>
+      <w:r>
+        <w:t>The prayers of this section remind us that prayer does not belong only to quiet churches or special moments.</w:t>
+      </w:r>
+    </w:p>
+    <w:p>
+      <w:pPr>
+        <w:pStyle w:val="SPBodyText"/>
+      </w:pPr>
+      <w:r>
+        <w:t>It belongs to the ordinary hours of the day.</w:t>
+      </w:r>
+    </w:p>
+    <w:p>
+      <w:pPr>
+        <w:pStyle w:val="SPBodyText"/>
+      </w:pPr>
+      <w:r>
+        <w:t>Each prayer is simple. Yet each turns the heart towards God.</w:t>
+      </w:r>
+    </w:p>
+    <w:p>
+      <w:pPr>
+        <w:pStyle w:val="SPBodyText"/>
+      </w:pPr>
+      <w:r>
+        <w:t>We do not need perfect circumstances to pray.</w:t>
+      </w:r>
+    </w:p>
+    <w:p>
+      <w:pPr>
+        <w:pStyle w:val="SPBodyText"/>
+      </w:pPr>
+      <w:r>
+        <w:t>We can pray while beginning our work, walking through the day, resting in the evening, or remembering someone we love.</w:t>
+      </w:r>
+    </w:p>
+    <w:p>
+      <w:pPr>
+        <w:pStyle w:val="SPBodyText"/>
+      </w:pPr>
+      <w:r>
+        <w:t>The ordinary day can become a place of prayer.</w:t>
+      </w:r>
+    </w:p>
+    <w:p>
+      <w:pPr>
+        <w:pStyle w:val="SPBodyText"/>
+      </w:pPr>
+      <w:r>
+        <w:t>The Church gives us these prayers not as burdens, but as companions — words that help us return to God again and again.</w:t>
+      </w:r>
+    </w:p>
+    <w:p>
+      <w:pPr>
+        <w:pStyle w:val="SPBodyText"/>
+      </w:pPr>
+      <w:r>
+        <w:t xml:space="preserve">And so, as we continue, we turn toward prayers of </w:t>
+      </w:r>
+      <w:r>
+        <w:t>protection and intercessio</w:t>
+      </w:r>
+      <w:r>
+        <w:rPr>
+          <w:b/>
+          <w:bCs/>
+        </w:rPr>
+        <w:t>n</w:t>
       </w:r>
       <w:r>
         <w:t>: prayers in which we place ourselves, our loved ones, and those who need our prayers into the care of God.</w:t>
@@ -19087,6 +19270,7 @@
     <w:p>
       <w:pPr>
         <w:pStyle w:val="SPBodyText"/>
+        <w:jc w:val="center"/>
       </w:pPr>
       <w:r>
         <w:rPr>
@@ -19177,6 +19361,7 @@
     <w:p>
       <w:pPr>
         <w:pStyle w:val="SPBodyText"/>
+        <w:jc w:val="center"/>
       </w:pPr>
       <w:r>
         <w:rPr>
@@ -19495,35 +19680,36 @@
     <w:p>
       <w:pPr>
         <w:pStyle w:val="SPBodyText"/>
-      </w:pPr>
-      <w:r>
-        <w:t>The Battle Belongs to God</w:t>
-      </w:r>
-    </w:p>
-    <w:p>
-      <w:pPr>
-        <w:pStyle w:val="SPBodyText"/>
-      </w:pPr>
-      <w:r>
-        <w:t xml:space="preserve">The prayer to Saint Michael can initially seem very different from the quiet prayers that surround it. Its language is strong: protection, battle, evil, and the defence of souls. </w:t>
-      </w:r>
-    </w:p>
-    <w:p>
-      <w:pPr>
-        <w:pStyle w:val="SPBodyText"/>
-      </w:pPr>
-      <w:r>
-        <w:t xml:space="preserve">Yet at its heart is not fear, but </w:t>
-      </w:r>
-      <w:r>
         <w:rPr>
           <w:b/>
           <w:bCs/>
         </w:rPr>
-        <w:t>trust</w:t>
-      </w:r>
-      <w:r>
-        <w:t>.</w:t>
+      </w:pPr>
+      <w:r>
+        <w:rPr>
+          <w:b/>
+          <w:bCs/>
+        </w:rPr>
+        <w:t>The Battle Belongs to God</w:t>
+      </w:r>
+    </w:p>
+    <w:p>
+      <w:pPr>
+        <w:pStyle w:val="SPBodyText"/>
+      </w:pPr>
+      <w:r>
+        <w:t xml:space="preserve">The prayer to Saint Michael can initially seem very different from the quiet prayers that surround it. Its language is strong: protection, battle, evil, and the defence of souls. </w:t>
+      </w:r>
+    </w:p>
+    <w:p>
+      <w:pPr>
+        <w:pStyle w:val="SPBodyText"/>
+      </w:pPr>
+      <w:r>
+        <w:t xml:space="preserve">Yet at its heart is not fear, but </w:t>
+      </w:r>
+      <w:r>
+        <w:t>trust.</w:t>
       </w:r>
     </w:p>
     <w:p>
@@ -19547,8 +19733,16 @@
     <w:p>
       <w:pPr>
         <w:pStyle w:val="SPBodyText"/>
-      </w:pPr>
-      <w:r>
+        <w:rPr>
+          <w:i/>
+          <w:iCs/>
+        </w:rPr>
+      </w:pPr>
+      <w:r>
+        <w:rPr>
+          <w:i/>
+          <w:iCs/>
+        </w:rPr>
         <w:t>“The Lord rebuke you.”</w:t>
       </w:r>
     </w:p>
@@ -19664,14 +19858,10 @@
         <w:t xml:space="preserve">Saint Michael's example therefore teaches us both </w:t>
       </w:r>
       <w:r>
-        <w:rPr>
-          <w:b/>
-          <w:bCs/>
-        </w:rPr>
-        <w:t>courage and humility</w:t>
-      </w:r>
-      <w:r>
-        <w:t>: courage to stand firm, and humility to know that the victory belongs to God.</w:t>
+        <w:t>courage and humility:</w:t>
+      </w:r>
+      <w:r>
+        <w:t xml:space="preserve"> courage to stand firm, and humility to know that the victory belongs to God.</w:t>
       </w:r>
     </w:p>
     <w:p>
@@ -19691,8 +19881,16 @@
     <w:p>
       <w:pPr>
         <w:pStyle w:val="SPBodyText"/>
-      </w:pPr>
-      <w:r>
+        <w:rPr>
+          <w:i/>
+          <w:iCs/>
+        </w:rPr>
+      </w:pPr>
+      <w:r>
+        <w:rPr>
+          <w:i/>
+          <w:iCs/>
+        </w:rPr>
         <w:t>Saint Michael the Archangel, be our protection...</w:t>
       </w:r>
     </w:p>
@@ -19762,6 +19960,7 @@
     <w:p>
       <w:pPr>
         <w:pStyle w:val="SPBodyText"/>
+        <w:jc w:val="center"/>
       </w:pPr>
       <w:r>
         <w:rPr>
@@ -19816,15 +20015,25 @@
     <w:p>
       <w:pPr>
         <w:pStyle w:val="SPBodyText"/>
+        <w:rPr>
+          <w:i/>
+          <w:iCs/>
+        </w:rPr>
       </w:pPr>
       <w:r>
         <w:rPr>
           <w:b/>
           <w:bCs/>
+          <w:i/>
+          <w:iCs/>
         </w:rPr>
         <w:t>Crux sacra sit mihi lux.</w:t>
       </w:r>
       <w:r>
+        <w:rPr>
+          <w:i/>
+          <w:iCs/>
+        </w:rPr>
         <w:br/>
         <w:t>May the Holy Cross be my light.</w:t>
       </w:r>
@@ -21439,15 +21648,15 @@
         <w:pStyle w:val="SPBodyText"/>
       </w:pPr>
       <w:r>
+        <w:t>Saint Joseph therefore becomes a companion for all who carry responsibilities, provide for others, work with their hands and minds, care for their families, or quietly bear burdens known only to God.</w:t>
+      </w:r>
+    </w:p>
+    <w:p>
+      <w:pPr>
+        <w:pStyle w:val="SPBodyText"/>
+      </w:pPr>
+      <w:r>
         <w:lastRenderedPageBreak/>
-        <w:t>Saint Joseph therefore becomes a companion for all who carry responsibilities, provide for others, work with their hands and minds, care for their families, or quietly bear burdens known only to God.</w:t>
-      </w:r>
-    </w:p>
-    <w:p>
-      <w:pPr>
-        <w:pStyle w:val="SPBodyText"/>
-      </w:pPr>
-      <w:r>
         <w:t>We can ask him to teach us his quiet strength: to listen when God calls, to obey when the way is difficult, to work faithfully, and to trust that no act of love offered to God is ever insignificant.</w:t>
       </w:r>
     </w:p>
@@ -22032,23 +22241,23 @@
         <w:pStyle w:val="SPBodyText"/>
       </w:pPr>
       <w:r>
+        <w:t>Yet the parable of the lost sheep reveals something even more beautiful.</w:t>
+      </w:r>
+    </w:p>
+    <w:p>
+      <w:pPr>
+        <w:pStyle w:val="SPBodyText"/>
+      </w:pPr>
+      <w:r>
+        <w:t>The shepherd does not simply wait for the sheep to return.</w:t>
+      </w:r>
+    </w:p>
+    <w:p>
+      <w:pPr>
+        <w:pStyle w:val="SPBodyText"/>
+      </w:pPr>
+      <w:r>
         <w:lastRenderedPageBreak/>
-        <w:t>Yet the parable of the lost sheep reveals something even more beautiful.</w:t>
-      </w:r>
-    </w:p>
-    <w:p>
-      <w:pPr>
-        <w:pStyle w:val="SPBodyText"/>
-      </w:pPr>
-      <w:r>
-        <w:t>The shepherd does not simply wait for the sheep to return.</w:t>
-      </w:r>
-    </w:p>
-    <w:p>
-      <w:pPr>
-        <w:pStyle w:val="SPBodyText"/>
-      </w:pPr>
-      <w:r>
         <w:t>He goes looking for it.</w:t>
       </w:r>
     </w:p>
@@ -22159,28 +22368,28 @@
         <w:pStyle w:val="SPBodyText"/>
       </w:pPr>
       <w:r>
+        <w:t>We may ask for help with a difficult decision and discover that what we need is trust.</w:t>
+      </w:r>
+    </w:p>
+    <w:p>
+      <w:pPr>
+        <w:pStyle w:val="SPBodyText"/>
+      </w:pPr>
+      <w:r>
+        <w:t>We may pray because we feel lost and discover that God has been quietly leading us all along.</w:t>
+      </w:r>
+    </w:p>
+    <w:p>
+      <w:pPr>
+        <w:pStyle w:val="SPBodyText"/>
+      </w:pPr>
+    </w:p>
+    <w:p>
+      <w:pPr>
+        <w:pStyle w:val="SPBodyText"/>
+      </w:pPr>
+      <w:r>
         <w:lastRenderedPageBreak/>
-        <w:t>We may ask for help with a difficult decision and discover that what we need is trust.</w:t>
-      </w:r>
-    </w:p>
-    <w:p>
-      <w:pPr>
-        <w:pStyle w:val="SPBodyText"/>
-      </w:pPr>
-      <w:r>
-        <w:t>We may pray because we feel lost and discover that God has been quietly leading us all along.</w:t>
-      </w:r>
-    </w:p>
-    <w:p>
-      <w:pPr>
-        <w:pStyle w:val="SPBodyText"/>
-      </w:pPr>
-    </w:p>
-    <w:p>
-      <w:pPr>
-        <w:pStyle w:val="SPBodyText"/>
-      </w:pPr>
-      <w:r>
         <w:t>There are times when we may not know exactly where we are going.</w:t>
       </w:r>
     </w:p>
@@ -22291,33 +22500,33 @@
         <w:pStyle w:val="SPBodyText"/>
       </w:pPr>
       <w:r>
+        <w:t>And when we have lost our way, He is always ready to lead us home.</w:t>
+      </w:r>
+    </w:p>
+    <w:p>
+      <w:pPr>
+        <w:pStyle w:val="SPBodyText"/>
+      </w:pPr>
+    </w:p>
+    <w:p>
+      <w:pPr>
+        <w:pStyle w:val="SPBodyText"/>
+      </w:pPr>
+      <w:r>
+        <w:t>A Prayer to End</w:t>
+      </w:r>
+    </w:p>
+    <w:p>
+      <w:pPr>
+        <w:pStyle w:val="SPBodyText"/>
+      </w:pPr>
+    </w:p>
+    <w:p>
+      <w:pPr>
+        <w:pStyle w:val="SPBodyText"/>
+      </w:pPr>
+      <w:r>
         <w:lastRenderedPageBreak/>
-        <w:t>And when we have lost our way, He is always ready to lead us home.</w:t>
-      </w:r>
-    </w:p>
-    <w:p>
-      <w:pPr>
-        <w:pStyle w:val="SPBodyText"/>
-      </w:pPr>
-    </w:p>
-    <w:p>
-      <w:pPr>
-        <w:pStyle w:val="SPBodyText"/>
-      </w:pPr>
-      <w:r>
-        <w:t>A Prayer to End</w:t>
-      </w:r>
-    </w:p>
-    <w:p>
-      <w:pPr>
-        <w:pStyle w:val="SPBodyText"/>
-      </w:pPr>
-    </w:p>
-    <w:p>
-      <w:pPr>
-        <w:pStyle w:val="SPBodyText"/>
-      </w:pPr>
-      <w:r>
         <w:t>Saint Anthony, faithful servant of Christ,</w:t>
       </w:r>
       <w:r>
@@ -22985,7 +23194,6 @@
         <w:pStyle w:val="SPBodyText"/>
       </w:pPr>
       <w:r>
-        <w:lastRenderedPageBreak/>
         <w:t xml:space="preserve">Saint Christopher therefore reminds us that the most important question is not simply </w:t>
       </w:r>
       <w:r>
@@ -23011,6 +23219,7 @@
         <w:pStyle w:val="SPBodyText"/>
       </w:pPr>
       <w:r>
+        <w:lastRenderedPageBreak/>
         <w:t>When we carry Christ into our work, our families, our friendships, our responsibilities, and even our difficulties, ordinary journeys become opportunities for holiness.</w:t>
       </w:r>
     </w:p>
@@ -23090,7 +23299,6 @@
         <w:pStyle w:val="SPBodyText"/>
       </w:pPr>
       <w:r>
-        <w:lastRenderedPageBreak/>
         <w:t xml:space="preserve">Our earthly journeys therefore point beyond themselves toward the journey's true end: </w:t>
       </w:r>
       <w:r>
@@ -23136,6 +23344,7 @@
         <w:pStyle w:val="SPBodyText"/>
       </w:pPr>
       <w:r>
+        <w:lastRenderedPageBreak/>
         <w:t>May we learn to place every road before God.</w:t>
       </w:r>
     </w:p>
@@ -23391,36 +23600,36 @@
         <w:pStyle w:val="SPBodyText"/>
       </w:pPr>
       <w:r>
+        <w:t>Protection.</w:t>
+      </w:r>
+      <w:r>
+        <w:br/>
+        <w:t>Faithfulness.</w:t>
+      </w:r>
+      <w:r>
+        <w:br/>
+        <w:t>Service.</w:t>
+      </w:r>
+      <w:r>
+        <w:br/>
+        <w:t>Guidance.</w:t>
+      </w:r>
+      <w:r>
+        <w:br/>
+        <w:t>Perseverance.</w:t>
+      </w:r>
+    </w:p>
+    <w:p>
+      <w:pPr>
+        <w:pStyle w:val="SPBodyText"/>
+      </w:pPr>
+    </w:p>
+    <w:p>
+      <w:pPr>
+        <w:pStyle w:val="SPBodyText"/>
+      </w:pPr>
+      <w:r>
         <w:lastRenderedPageBreak/>
-        <w:t>Protection.</w:t>
-      </w:r>
-      <w:r>
-        <w:br/>
-        <w:t>Faithfulness.</w:t>
-      </w:r>
-      <w:r>
-        <w:br/>
-        <w:t>Service.</w:t>
-      </w:r>
-      <w:r>
-        <w:br/>
-        <w:t>Guidance.</w:t>
-      </w:r>
-      <w:r>
-        <w:br/>
-        <w:t>Perseverance.</w:t>
-      </w:r>
-    </w:p>
-    <w:p>
-      <w:pPr>
-        <w:pStyle w:val="SPBodyText"/>
-      </w:pPr>
-    </w:p>
-    <w:p>
-      <w:pPr>
-        <w:pStyle w:val="SPBodyText"/>
-      </w:pPr>
-      <w:r>
         <w:t>These are not only things we ask for.</w:t>
       </w:r>
     </w:p>
@@ -23734,28 +23943,28 @@
         <w:pStyle w:val="SPBodyText"/>
       </w:pPr>
       <w:r>
+        <w:t>Their absence here is therefore not an omission, but an invitation to continue the journey.</w:t>
+      </w:r>
+    </w:p>
+    <w:p>
+      <w:pPr>
+        <w:pStyle w:val="SPBodyText"/>
+      </w:pPr>
+      <w:r>
+        <w:t>There is more prayer still to discover.</w:t>
+      </w:r>
+    </w:p>
+    <w:p>
+      <w:pPr>
+        <w:pStyle w:val="SPBodyText"/>
+      </w:pPr>
+    </w:p>
+    <w:p>
+      <w:pPr>
+        <w:pStyle w:val="SPBodyText"/>
+      </w:pPr>
+      <w:r>
         <w:lastRenderedPageBreak/>
-        <w:t>Their absence here is therefore not an omission, but an invitation to continue the journey.</w:t>
-      </w:r>
-    </w:p>
-    <w:p>
-      <w:pPr>
-        <w:pStyle w:val="SPBodyText"/>
-      </w:pPr>
-      <w:r>
-        <w:t>There is more prayer still to discover.</w:t>
-      </w:r>
-    </w:p>
-    <w:p>
-      <w:pPr>
-        <w:pStyle w:val="SPBodyText"/>
-      </w:pPr>
-    </w:p>
-    <w:p>
-      <w:pPr>
-        <w:pStyle w:val="SPBodyText"/>
-      </w:pPr>
-      <w:r>
         <w:t>The saints remind us that holiness is not reserved for extraordinary lives.</w:t>
       </w:r>
     </w:p>

--- a/manuscript/volume-1/sacrae-preces-volume-1.docx
+++ b/manuscript/volume-1/sacrae-preces-volume-1.docx
@@ -4398,7 +4398,7 @@
       </w:pPr>
       <w:r>
         <w:pict w14:anchorId="249FE732">
-          <v:rect id="_x0000_i16075" style="width:0;height:1.5pt" o:hralign="center" o:hrstd="t" o:hr="t" fillcolor="#a0a0a0" stroked="f"/>
+          <v:rect id="_x0000_i18225" style="width:0;height:1.5pt" o:hralign="center" o:hrstd="t" o:hr="t" fillcolor="#a0a0a0" stroked="f"/>
         </w:pict>
       </w:r>
     </w:p>
@@ -4654,7 +4654,7 @@
       </w:pPr>
       <w:r>
         <w:pict w14:anchorId="25751FDD">
-          <v:rect id="_x0000_i16076" style="width:0;height:1.5pt" o:hralign="center" o:hrstd="t" o:hr="t" fillcolor="#a0a0a0" stroked="f"/>
+          <v:rect id="_x0000_i18226" style="width:0;height:1.5pt" o:hralign="center" o:hrstd="t" o:hr="t" fillcolor="#a0a0a0" stroked="f"/>
         </w:pict>
       </w:r>
     </w:p>
@@ -4726,7 +4726,7 @@
       </w:pPr>
       <w:r>
         <w:pict w14:anchorId="19542BB1">
-          <v:rect id="_x0000_i16077" style="width:0;height:1.5pt" o:hralign="center" o:hrstd="t" o:hr="t" fillcolor="#a0a0a0" stroked="f"/>
+          <v:rect id="_x0000_i18227" style="width:0;height:1.5pt" o:hralign="center" o:hrstd="t" o:hr="t" fillcolor="#a0a0a0" stroked="f"/>
         </w:pict>
       </w:r>
     </w:p>
@@ -4964,7 +4964,7 @@
       </w:pPr>
       <w:r>
         <w:pict w14:anchorId="68D46385">
-          <v:rect id="_x0000_i16078" style="width:0;height:1.5pt" o:hralign="center" o:hrstd="t" o:hr="t" fillcolor="#a0a0a0" stroked="f"/>
+          <v:rect id="_x0000_i18228" style="width:0;height:1.5pt" o:hralign="center" o:hrstd="t" o:hr="t" fillcolor="#a0a0a0" stroked="f"/>
         </w:pict>
       </w:r>
     </w:p>
@@ -5665,16 +5665,58 @@
         <w:rPr>
           <w:rStyle w:val="Emphasis"/>
         </w:rPr>
-        <w:t>in NOH-mee-neh PAH-tris,</w:t>
-      </w:r>
-      <w:r>
-        <w:br/>
-      </w:r>
+        <w:t>in NOH-mee-</w:t>
+      </w:r>
+      <w:proofErr w:type="spellStart"/>
       <w:r>
         <w:rPr>
           <w:rStyle w:val="Emphasis"/>
         </w:rPr>
-        <w:t>et FEE-lee-ee, et SPEE-ree-toos SAHNK-tee.</w:t>
+        <w:t>neh</w:t>
+      </w:r>
+      <w:proofErr w:type="spellEnd"/>
+      <w:r>
+        <w:rPr>
+          <w:rStyle w:val="Emphasis"/>
+        </w:rPr>
+        <w:t xml:space="preserve"> PAH-tris,</w:t>
+      </w:r>
+      <w:r>
+        <w:br/>
+      </w:r>
+      <w:r>
+        <w:rPr>
+          <w:rStyle w:val="Emphasis"/>
+        </w:rPr>
+        <w:t>et FEE-lee-ee, et SPEE-</w:t>
+      </w:r>
+      <w:proofErr w:type="spellStart"/>
+      <w:r>
+        <w:rPr>
+          <w:rStyle w:val="Emphasis"/>
+        </w:rPr>
+        <w:t>ree</w:t>
+      </w:r>
+      <w:proofErr w:type="spellEnd"/>
+      <w:r>
+        <w:rPr>
+          <w:rStyle w:val="Emphasis"/>
+        </w:rPr>
+        <w:t>-</w:t>
+      </w:r>
+      <w:proofErr w:type="spellStart"/>
+      <w:r>
+        <w:rPr>
+          <w:rStyle w:val="Emphasis"/>
+        </w:rPr>
+        <w:t>toos</w:t>
+      </w:r>
+      <w:proofErr w:type="spellEnd"/>
+      <w:r>
+        <w:rPr>
+          <w:rStyle w:val="Emphasis"/>
+        </w:rPr>
+        <w:t xml:space="preserve"> SAHNK-tee.</w:t>
       </w:r>
       <w:r>
         <w:br/>
@@ -6230,7 +6272,15 @@
         <w:t>Your</w:t>
       </w:r>
       <w:r>
-        <w:t xml:space="preserve"> kingdom come. Give us each day our daily bread; and forgive us our sins, for we ourselves forgive every one who is indebted to us; and lead us not into temptation.</w:t>
+        <w:t xml:space="preserve"> kingdom come. Give us each day our daily bread; and forgive us our sins, for we ourselves forgive </w:t>
+      </w:r>
+      <w:proofErr w:type="spellStart"/>
+      <w:r>
+        <w:t>every one</w:t>
+      </w:r>
+      <w:proofErr w:type="spellEnd"/>
+      <w:r>
+        <w:t xml:space="preserve"> who is indebted to us; and lead us not into temptation.</w:t>
       </w:r>
       <w:r>
         <w:t>”</w:t>
@@ -6304,6 +6354,7 @@
       <w:r>
         <w:t xml:space="preserve">. It is </w:t>
       </w:r>
+      <w:proofErr w:type="spellStart"/>
       <w:r>
         <w:rPr>
           <w:i/>
@@ -6311,6 +6362,7 @@
         </w:rPr>
         <w:t>our</w:t>
       </w:r>
+      <w:proofErr w:type="spellEnd"/>
       <w:r>
         <w:t>.</w:t>
       </w:r>
@@ -11161,7 +11213,15 @@
         <w:pStyle w:val="SPPrayerEnglish"/>
       </w:pPr>
       <w:r>
-        <w:t>for he has looked with favor on his lowly servant.</w:t>
+        <w:t xml:space="preserve">for he has looked with </w:t>
+      </w:r>
+      <w:proofErr w:type="spellStart"/>
+      <w:r>
+        <w:t>favor</w:t>
+      </w:r>
+      <w:proofErr w:type="spellEnd"/>
+      <w:r>
+        <w:t xml:space="preserve"> on his lowly servant.</w:t>
       </w:r>
       <w:r>
         <w:br/>
@@ -15162,13 +15222,21 @@
         <w:t>;</w:t>
       </w:r>
       <w:r>
-        <w:t xml:space="preserve"> we have beheld his glory, glory as the only</w:t>
+        <w:t xml:space="preserve"> we have beheld his glory, glory as the </w:t>
+      </w:r>
+      <w:proofErr w:type="gramStart"/>
+      <w:r>
+        <w:t>only</w:t>
       </w:r>
       <w:r>
         <w:t>-</w:t>
       </w:r>
       <w:r>
-        <w:t>begotten Son from the Father.</w:t>
+        <w:t>begotten</w:t>
+      </w:r>
+      <w:proofErr w:type="gramEnd"/>
+      <w:r>
+        <w:t xml:space="preserve"> Son from the Father.</w:t>
       </w:r>
     </w:p>
     <w:p>
@@ -20449,6 +20517,11 @@
       <w:pPr>
         <w:pStyle w:val="SPScriptureReference"/>
       </w:pPr>
+    </w:p>
+    <w:p>
+      <w:pPr>
+        <w:pStyle w:val="SPScriptureReference"/>
+      </w:pPr>
       <w:r>
         <w:t>Matthew 4:10</w:t>
       </w:r>
@@ -20490,7 +20563,21 @@
         <w:pStyle w:val="SPScripture"/>
       </w:pPr>
       <w:r>
-        <w:t>Be sober, be watchful. Your adversary the devil prowls around like a roaring lion, seeking someone to devour. Resist him, firm in your faith, knowing that the same experience of suffering is required of your brotherhood throughout the world.</w:t>
+        <w:t xml:space="preserve">Be sober, be watchful. Your adversary the devil prowls around like a roaring lion, seeking </w:t>
+      </w:r>
+      <w:proofErr w:type="spellStart"/>
+      <w:r>
+        <w:t>some</w:t>
+      </w:r>
+      <w:r>
+        <w:t xml:space="preserve"> </w:t>
+      </w:r>
+      <w:r>
+        <w:t>one</w:t>
+      </w:r>
+      <w:proofErr w:type="spellEnd"/>
+      <w:r>
+        <w:t xml:space="preserve"> to devour. Resist him, firm in your faith, knowing that the same experience of suffering is required of your brotherhood throughout the world.</w:t>
       </w:r>
     </w:p>
     <w:p>
@@ -20568,72 +20655,83 @@
     <w:p>
       <w:pPr>
         <w:pStyle w:val="SPBodyText"/>
-      </w:pPr>
-      <w:r>
-        <w:t xml:space="preserve"> </w:t>
-      </w:r>
-      <w:r>
-        <w:t>The Cross as Our Light</w:t>
-      </w:r>
-    </w:p>
-    <w:p>
-      <w:pPr>
-        <w:pStyle w:val="SPBodyText"/>
-      </w:pPr>
-      <w:r>
-        <w:t>There is something striking about the traditional words associated with Saint Benedict:</w:t>
-      </w:r>
-    </w:p>
-    <w:p>
-      <w:pPr>
-        <w:pStyle w:val="SPBodyText"/>
-      </w:pPr>
-    </w:p>
-    <w:p>
-      <w:pPr>
-        <w:pStyle w:val="SPBodyText"/>
-      </w:pPr>
-      <w:r>
         <w:rPr>
           <w:b/>
           <w:bCs/>
         </w:rPr>
-        <w:t>Crux sacra sit mihi lux.</w:t>
-      </w:r>
-      <w:r>
-        <w:br/>
-        <w:t>May the Holy Cross be my light.</w:t>
-      </w:r>
-    </w:p>
-    <w:p>
-      <w:pPr>
-        <w:pStyle w:val="SPBodyText"/>
-      </w:pPr>
-    </w:p>
-    <w:p>
-      <w:pPr>
-        <w:pStyle w:val="SPBodyText"/>
-      </w:pPr>
-      <w:r>
-        <w:t>We often think of protection as being kept safe from everything that might harm us. But the Christian life does not promise that we will never encounter temptation, suffering, uncertainty, or difficulty. Instead, Christ promises to remain with us through them.</w:t>
-      </w:r>
-    </w:p>
-    <w:p>
-      <w:pPr>
-        <w:pStyle w:val="SPBodyText"/>
-      </w:pPr>
-      <w:r>
-        <w:t xml:space="preserve">The Cross therefore becomes more than a symbol of protection. It becomes a </w:t>
+      </w:pPr>
+      <w:r>
+        <w:t xml:space="preserve"> </w:t>
       </w:r>
       <w:r>
         <w:rPr>
           <w:b/>
           <w:bCs/>
         </w:rPr>
-        <w:t>light by which we learn how to walk</w:t>
-      </w:r>
-      <w:r>
-        <w:t>.</w:t>
+        <w:t>The Cross as Our Light</w:t>
+      </w:r>
+    </w:p>
+    <w:p>
+      <w:pPr>
+        <w:pStyle w:val="SPBodyText"/>
+      </w:pPr>
+      <w:r>
+        <w:t>There is something striking about the traditional words associated with Saint Benedict:</w:t>
+      </w:r>
+    </w:p>
+    <w:p>
+      <w:pPr>
+        <w:pStyle w:val="SPBodyText"/>
+      </w:pPr>
+    </w:p>
+    <w:p>
+      <w:pPr>
+        <w:pStyle w:val="SPBodyText"/>
+        <w:rPr>
+          <w:i/>
+          <w:iCs/>
+        </w:rPr>
+      </w:pPr>
+      <w:r>
+        <w:rPr>
+          <w:b/>
+          <w:bCs/>
+          <w:i/>
+          <w:iCs/>
+        </w:rPr>
+        <w:t>Crux sacra sit mihi lux.</w:t>
+      </w:r>
+      <w:r>
+        <w:rPr>
+          <w:i/>
+          <w:iCs/>
+        </w:rPr>
+        <w:br/>
+        <w:t>May the Holy Cross be my light.</w:t>
+      </w:r>
+    </w:p>
+    <w:p>
+      <w:pPr>
+        <w:pStyle w:val="SPBodyText"/>
+      </w:pPr>
+    </w:p>
+    <w:p>
+      <w:pPr>
+        <w:pStyle w:val="SPBodyText"/>
+      </w:pPr>
+      <w:r>
+        <w:t>We often think of protection as being kept safe from everything that might harm us. But the Christian life does not promise that we will never encounter temptation, suffering, uncertainty, or difficulty. Instead, Christ promises to remain with us through them.</w:t>
+      </w:r>
+    </w:p>
+    <w:p>
+      <w:pPr>
+        <w:pStyle w:val="SPBodyText"/>
+      </w:pPr>
+      <w:r>
+        <w:t xml:space="preserve">The Cross therefore becomes more than a symbol of protection. It becomes a </w:t>
+      </w:r>
+      <w:r>
+        <w:t>light by which we learn how to walk.</w:t>
       </w:r>
     </w:p>
     <w:p>
@@ -20661,49 +20759,55 @@
         <w:t xml:space="preserve">The words of Scripture remind us that we are called to resist evil, but also to </w:t>
       </w:r>
       <w:r>
+        <w:t>submit ourselves to God</w:t>
+      </w:r>
+      <w:r>
+        <w:t>. Our strength does not come from ourselves. We remain steadfast because God gives us the grace to persevere.</w:t>
+      </w:r>
+    </w:p>
+    <w:p>
+      <w:pPr>
+        <w:pStyle w:val="SPBodyText"/>
+      </w:pPr>
+      <w:r>
+        <w:t>There will be times when the path ahead is unclear. There will be moments when temptation is strong, when fear unsettles us, or when we simply grow weary of doing what is good.</w:t>
+      </w:r>
+    </w:p>
+    <w:p>
+      <w:pPr>
+        <w:pStyle w:val="SPBodyText"/>
+      </w:pPr>
+      <w:r>
+        <w:t>In those moments, we can return to the Cross.</w:t>
+      </w:r>
+    </w:p>
+    <w:p>
+      <w:pPr>
+        <w:pStyle w:val="SPBodyText"/>
+      </w:pPr>
+    </w:p>
+    <w:p>
+      <w:pPr>
+        <w:pStyle w:val="SPBodyText"/>
+        <w:rPr>
+          <w:i/>
+          <w:iCs/>
+        </w:rPr>
+      </w:pPr>
+      <w:r>
         <w:rPr>
           <w:b/>
           <w:bCs/>
-        </w:rPr>
-        <w:t>submit ourselves to God</w:t>
-      </w:r>
-      <w:r>
-        <w:t>. Our strength does not come from ourselves. We remain steadfast because God gives us the grace to persevere.</w:t>
-      </w:r>
-    </w:p>
-    <w:p>
-      <w:pPr>
-        <w:pStyle w:val="SPBodyText"/>
-      </w:pPr>
-      <w:r>
-        <w:t>There will be times when the path ahead is unclear. There will be moments when temptation is strong, when fear unsettles us, or when we simply grow weary of doing what is good.</w:t>
-      </w:r>
-    </w:p>
-    <w:p>
-      <w:pPr>
-        <w:pStyle w:val="SPBodyText"/>
-      </w:pPr>
-      <w:r>
-        <w:t>In those moments, we can return to the Cross.</w:t>
-      </w:r>
-    </w:p>
-    <w:p>
-      <w:pPr>
-        <w:pStyle w:val="SPBodyText"/>
-      </w:pPr>
-    </w:p>
-    <w:p>
-      <w:pPr>
-        <w:pStyle w:val="SPBodyText"/>
-      </w:pPr>
-      <w:r>
-        <w:rPr>
-          <w:b/>
-          <w:bCs/>
+          <w:i/>
+          <w:iCs/>
         </w:rPr>
         <w:t>Crux sacra sit mihi lux.</w:t>
       </w:r>
       <w:r>
+        <w:rPr>
+          <w:i/>
+          <w:iCs/>
+        </w:rPr>
         <w:br/>
         <w:t>May the Holy Cross be my light.</w:t>
       </w:r>
@@ -20721,14 +20825,7 @@
         <w:t xml:space="preserve">Not merely to show me what lies ahead, but to remind me </w:t>
       </w:r>
       <w:r>
-        <w:rPr>
-          <w:b/>
-          <w:bCs/>
-        </w:rPr>
-        <w:t>who walks with me</w:t>
-      </w:r>
-      <w:r>
-        <w:t>.</w:t>
+        <w:t>who walks with me.</w:t>
       </w:r>
     </w:p>
     <w:p>
@@ -20795,6 +20892,7 @@
     <w:p>
       <w:pPr>
         <w:pStyle w:val="SPBodyText"/>
+        <w:jc w:val="center"/>
       </w:pPr>
       <w:r>
         <w:rPr>
@@ -21459,8 +21557,16 @@
     <w:p>
       <w:pPr>
         <w:pStyle w:val="SPBodyText"/>
-      </w:pPr>
-      <w:r>
+        <w:rPr>
+          <w:b/>
+          <w:bCs/>
+        </w:rPr>
+      </w:pPr>
+      <w:r>
+        <w:rPr>
+          <w:b/>
+          <w:bCs/>
+        </w:rPr>
         <w:t>The Quiet Strength of Saint Joseph</w:t>
       </w:r>
     </w:p>
@@ -21622,6 +21728,7 @@
         <w:pStyle w:val="SPBodyText"/>
       </w:pPr>
       <w:r>
+        <w:lastRenderedPageBreak/>
         <w:t>Sometimes it is continuing faithfully when the path is uncertain.</w:t>
       </w:r>
     </w:p>
@@ -21633,21 +21740,18 @@
         <w:t xml:space="preserve">And sometimes it is trusting God enough to say </w:t>
       </w:r>
       <w:r>
-        <w:rPr>
-          <w:b/>
-          <w:bCs/>
-        </w:rPr>
-        <w:t>yes</w:t>
-      </w:r>
-      <w:r>
-        <w:t>, even when we cannot yet see where that yes will lead.</w:t>
-      </w:r>
-    </w:p>
-    <w:p>
-      <w:pPr>
-        <w:pStyle w:val="SPBodyText"/>
-      </w:pPr>
-      <w:r>
+        <w:t>yes,</w:t>
+      </w:r>
+      <w:r>
+        <w:t xml:space="preserve"> even when we cannot yet see where that yes will lead.</w:t>
+      </w:r>
+    </w:p>
+    <w:p>
+      <w:pPr>
+        <w:pStyle w:val="SPBodyText"/>
+      </w:pPr>
+      <w:r>
+        <w:lastRenderedPageBreak/>
         <w:t>Saint Joseph therefore becomes a companion for all who carry responsibilities, provide for others, work with their hands and minds, care for their families, or quietly bear burdens known only to God.</w:t>
       </w:r>
     </w:p>
@@ -21656,7 +21760,6 @@
         <w:pStyle w:val="SPBodyText"/>
       </w:pPr>
       <w:r>
-        <w:lastRenderedPageBreak/>
         <w:t>We can ask him to teach us his quiet strength: to listen when God calls, to obey when the way is difficult, to work faithfully, and to trust that no act of love offered to God is ever insignificant.</w:t>
       </w:r>
     </w:p>
@@ -22093,7 +22196,15 @@
         <w:pStyle w:val="SPScripture"/>
       </w:pPr>
       <w:r>
-        <w:t>“What man of you, having a hundred sheep, if he has lost one of them,  does not leave the ninety-nine in the wilderness, and go after the one which is lost, until he finds it? And when he has found it, he lays it on his shoulders, rejoicing. And when he comes home, he calls together his friends and his neighbors, saying to them, ‘Rejoice with me, for I have found my sheep which was lost.’ Just so, I tell you, there will be more joy in heaven over one sinner who repents than over ninety-nine righteous persons who need no repentance.”</w:t>
+        <w:t xml:space="preserve">“What man of you, having a hundred sheep, if he has lost one of them,  does not leave the ninety-nine in the wilderness, and go after the one which is lost, until he finds it? And when he has found it, he lays it on his shoulders, rejoicing. And when he comes home, he calls together his friends and his </w:t>
+      </w:r>
+      <w:proofErr w:type="spellStart"/>
+      <w:r>
+        <w:t>neighbors</w:t>
+      </w:r>
+      <w:proofErr w:type="spellEnd"/>
+      <w:r>
+        <w:t>, saying to them, ‘Rejoice with me, for I have found my sheep which was lost.’ Just so, I tell you, there will be more joy in heaven over one sinner who repents than over ninety-nine righteous persons who need no repentance.”</w:t>
       </w:r>
     </w:p>
     <w:p>
@@ -22223,6 +22334,7 @@
         <w:pStyle w:val="SPBodyText"/>
       </w:pPr>
       <w:r>
+        <w:lastRenderedPageBreak/>
         <w:t xml:space="preserve">The Gospel tells us to </w:t>
       </w:r>
       <w:r>
@@ -22241,6 +22353,7 @@
         <w:pStyle w:val="SPBodyText"/>
       </w:pPr>
       <w:r>
+        <w:lastRenderedPageBreak/>
         <w:t>Yet the parable of the lost sheep reveals something even more beautiful.</w:t>
       </w:r>
     </w:p>
@@ -22257,7 +22370,6 @@
         <w:pStyle w:val="SPBodyText"/>
       </w:pPr>
       <w:r>
-        <w:lastRenderedPageBreak/>
         <w:t>He goes looking for it.</w:t>
       </w:r>
     </w:p>
@@ -22336,6 +22448,7 @@
         <w:pStyle w:val="SPBodyText"/>
       </w:pPr>
       <w:r>
+        <w:lastRenderedPageBreak/>
         <w:t>It reminds us to ask for help.</w:t>
       </w:r>
     </w:p>
@@ -22368,6 +22481,7 @@
         <w:pStyle w:val="SPBodyText"/>
       </w:pPr>
       <w:r>
+        <w:lastRenderedPageBreak/>
         <w:t>We may ask for help with a difficult decision and discover that what we need is trust.</w:t>
       </w:r>
     </w:p>
@@ -22389,69 +22503,69 @@
         <w:pStyle w:val="SPBodyText"/>
       </w:pPr>
       <w:r>
+        <w:t>There are times when we may not know exactly where we are going.</w:t>
+      </w:r>
+    </w:p>
+    <w:p>
+      <w:pPr>
+        <w:pStyle w:val="SPBodyText"/>
+      </w:pPr>
+      <w:r>
+        <w:t>We may not know which path to take, what the future will bring, or how a particular difficulty will be resolved.</w:t>
+      </w:r>
+    </w:p>
+    <w:p>
+      <w:pPr>
+        <w:pStyle w:val="SPBodyText"/>
+      </w:pPr>
+      <w:r>
+        <w:t>But we can still take the next faithful step.</w:t>
+      </w:r>
+    </w:p>
+    <w:p>
+      <w:pPr>
+        <w:pStyle w:val="SPBodyText"/>
+      </w:pPr>
+    </w:p>
+    <w:p>
+      <w:pPr>
+        <w:pStyle w:val="SPBodyText"/>
+      </w:pPr>
+      <w:r>
+        <w:t>Seek what is true.</w:t>
+      </w:r>
+      <w:r>
+        <w:br/>
+        <w:t>Love what is good.</w:t>
+      </w:r>
+      <w:r>
+        <w:br/>
+        <w:t>Ask for what you need.</w:t>
+      </w:r>
+      <w:r>
+        <w:br/>
+        <w:t>And keep turning towards Christ.</w:t>
+      </w:r>
+    </w:p>
+    <w:p>
+      <w:pPr>
+        <w:pStyle w:val="SPBodyText"/>
+      </w:pPr>
+    </w:p>
+    <w:p>
+      <w:pPr>
+        <w:pStyle w:val="SPBodyText"/>
+      </w:pPr>
+      <w:r>
+        <w:t>Saint Anthony's example reminds us that seeking is itself an act of faith.</w:t>
+      </w:r>
+    </w:p>
+    <w:p>
+      <w:pPr>
+        <w:pStyle w:val="SPBodyText"/>
+      </w:pPr>
+      <w:r>
         <w:lastRenderedPageBreak/>
-        <w:t>There are times when we may not know exactly where we are going.</w:t>
-      </w:r>
-    </w:p>
-    <w:p>
-      <w:pPr>
-        <w:pStyle w:val="SPBodyText"/>
-      </w:pPr>
-      <w:r>
-        <w:t>We may not know which path to take, what the future will bring, or how a particular difficulty will be resolved.</w:t>
-      </w:r>
-    </w:p>
-    <w:p>
-      <w:pPr>
-        <w:pStyle w:val="SPBodyText"/>
-      </w:pPr>
-      <w:r>
-        <w:t>But we can still take the next faithful step.</w:t>
-      </w:r>
-    </w:p>
-    <w:p>
-      <w:pPr>
-        <w:pStyle w:val="SPBodyText"/>
-      </w:pPr>
-    </w:p>
-    <w:p>
-      <w:pPr>
-        <w:pStyle w:val="SPBodyText"/>
-      </w:pPr>
-      <w:r>
-        <w:t>Seek what is true.</w:t>
-      </w:r>
-      <w:r>
-        <w:br/>
-        <w:t>Love what is good.</w:t>
-      </w:r>
-      <w:r>
-        <w:br/>
-        <w:t>Ask for what you need.</w:t>
-      </w:r>
-      <w:r>
-        <w:br/>
-        <w:t>And keep turning towards Christ.</w:t>
-      </w:r>
-    </w:p>
-    <w:p>
-      <w:pPr>
-        <w:pStyle w:val="SPBodyText"/>
-      </w:pPr>
-    </w:p>
-    <w:p>
-      <w:pPr>
-        <w:pStyle w:val="SPBodyText"/>
-      </w:pPr>
-      <w:r>
-        <w:t>Saint Anthony's example reminds us that seeking is itself an act of faith.</w:t>
-      </w:r>
-    </w:p>
-    <w:p>
-      <w:pPr>
-        <w:pStyle w:val="SPBodyText"/>
-      </w:pPr>
-      <w:r>
         <w:t>We do not always seek because we already know where something is.</w:t>
       </w:r>
     </w:p>
@@ -22500,6 +22614,7 @@
         <w:pStyle w:val="SPBodyText"/>
       </w:pPr>
       <w:r>
+        <w:lastRenderedPageBreak/>
         <w:t>And when we have lost our way, He is always ready to lead us home.</w:t>
       </w:r>
     </w:p>
@@ -22526,7 +22641,6 @@
         <w:pStyle w:val="SPBodyText"/>
       </w:pPr>
       <w:r>
-        <w:lastRenderedPageBreak/>
         <w:t>Saint Anthony, faithful servant of Christ,</w:t>
       </w:r>
       <w:r>
@@ -23194,6 +23308,7 @@
         <w:pStyle w:val="SPBodyText"/>
       </w:pPr>
       <w:r>
+        <w:lastRenderedPageBreak/>
         <w:t xml:space="preserve">Saint Christopher therefore reminds us that the most important question is not simply </w:t>
       </w:r>
       <w:r>
@@ -23219,86 +23334,86 @@
         <w:pStyle w:val="SPBodyText"/>
       </w:pPr>
       <w:r>
+        <w:t>When we carry Christ into our work, our families, our friendships, our responsibilities, and even our difficulties, ordinary journeys become opportunities for holiness.</w:t>
+      </w:r>
+    </w:p>
+    <w:p>
+      <w:pPr>
+        <w:pStyle w:val="SPBodyText"/>
+      </w:pPr>
+    </w:p>
+    <w:p>
+      <w:pPr>
+        <w:pStyle w:val="SPBodyText"/>
+      </w:pPr>
+      <w:r>
+        <w:t>Sometimes we carry Christ by serving others.</w:t>
+      </w:r>
+    </w:p>
+    <w:p>
+      <w:pPr>
+        <w:pStyle w:val="SPBodyText"/>
+      </w:pPr>
+      <w:r>
+        <w:t>Sometimes we carry Him by remaining faithful when life becomes difficult.</w:t>
+      </w:r>
+    </w:p>
+    <w:p>
+      <w:pPr>
+        <w:pStyle w:val="SPBodyText"/>
+      </w:pPr>
+      <w:r>
+        <w:t>Sometimes we carry Him by choosing patience instead of anger, forgiveness instead of resentment, courage instead of fear.</w:t>
+      </w:r>
+    </w:p>
+    <w:p>
+      <w:pPr>
+        <w:pStyle w:val="SPBodyText"/>
+      </w:pPr>
+    </w:p>
+    <w:p>
+      <w:pPr>
+        <w:pStyle w:val="SPBodyText"/>
+      </w:pPr>
+      <w:r>
+        <w:t>And sometimes we simply carry Him by continuing faithfully along the road when we cannot yet see where it leads.</w:t>
+      </w:r>
+    </w:p>
+    <w:p>
+      <w:pPr>
+        <w:pStyle w:val="SPBodyText"/>
+      </w:pPr>
+      <w:r>
+        <w:t>The journey will contain moments when we feel strong and moments when we feel weary. There will be roads we choose and roads we never expected to travel. There will be places where we must stop, turn back, begin again, or place our trust entirely in God.</w:t>
+      </w:r>
+    </w:p>
+    <w:p>
+      <w:pPr>
+        <w:pStyle w:val="SPBodyText"/>
+      </w:pPr>
+      <w:r>
+        <w:t>Yet the Christian does not journey without a destination.</w:t>
+      </w:r>
+    </w:p>
+    <w:p>
+      <w:pPr>
+        <w:pStyle w:val="SPBodyText"/>
+      </w:pPr>
+      <w:r>
+        <w:t xml:space="preserve">Christ tells us that He goes before us to prepare a place for us. </w:t>
+      </w:r>
+    </w:p>
+    <w:p>
+      <w:pPr>
+        <w:pStyle w:val="SPBodyText"/>
+      </w:pPr>
+    </w:p>
+    <w:p>
+      <w:pPr>
+        <w:pStyle w:val="SPBodyText"/>
+      </w:pPr>
+      <w:r>
         <w:lastRenderedPageBreak/>
-        <w:t>When we carry Christ into our work, our families, our friendships, our responsibilities, and even our difficulties, ordinary journeys become opportunities for holiness.</w:t>
-      </w:r>
-    </w:p>
-    <w:p>
-      <w:pPr>
-        <w:pStyle w:val="SPBodyText"/>
-      </w:pPr>
-    </w:p>
-    <w:p>
-      <w:pPr>
-        <w:pStyle w:val="SPBodyText"/>
-      </w:pPr>
-      <w:r>
-        <w:t>Sometimes we carry Christ by serving others.</w:t>
-      </w:r>
-    </w:p>
-    <w:p>
-      <w:pPr>
-        <w:pStyle w:val="SPBodyText"/>
-      </w:pPr>
-      <w:r>
-        <w:t>Sometimes we carry Him by remaining faithful when life becomes difficult.</w:t>
-      </w:r>
-    </w:p>
-    <w:p>
-      <w:pPr>
-        <w:pStyle w:val="SPBodyText"/>
-      </w:pPr>
-      <w:r>
-        <w:t>Sometimes we carry Him by choosing patience instead of anger, forgiveness instead of resentment, courage instead of fear.</w:t>
-      </w:r>
-    </w:p>
-    <w:p>
-      <w:pPr>
-        <w:pStyle w:val="SPBodyText"/>
-      </w:pPr>
-    </w:p>
-    <w:p>
-      <w:pPr>
-        <w:pStyle w:val="SPBodyText"/>
-      </w:pPr>
-      <w:r>
-        <w:t>And sometimes we simply carry Him by continuing faithfully along the road when we cannot yet see where it leads.</w:t>
-      </w:r>
-    </w:p>
-    <w:p>
-      <w:pPr>
-        <w:pStyle w:val="SPBodyText"/>
-      </w:pPr>
-      <w:r>
-        <w:t>The journey will contain moments when we feel strong and moments when we feel weary. There will be roads we choose and roads we never expected to travel. There will be places where we must stop, turn back, begin again, or place our trust entirely in God.</w:t>
-      </w:r>
-    </w:p>
-    <w:p>
-      <w:pPr>
-        <w:pStyle w:val="SPBodyText"/>
-      </w:pPr>
-      <w:r>
-        <w:t>Yet the Christian does not journey without a destination.</w:t>
-      </w:r>
-    </w:p>
-    <w:p>
-      <w:pPr>
-        <w:pStyle w:val="SPBodyText"/>
-      </w:pPr>
-      <w:r>
-        <w:t xml:space="preserve">Christ tells us that He goes before us to prepare a place for us. </w:t>
-      </w:r>
-    </w:p>
-    <w:p>
-      <w:pPr>
-        <w:pStyle w:val="SPBodyText"/>
-      </w:pPr>
-    </w:p>
-    <w:p>
-      <w:pPr>
-        <w:pStyle w:val="SPBodyText"/>
-      </w:pPr>
-      <w:r>
         <w:t xml:space="preserve">Our earthly journeys therefore point beyond themselves toward the journey's true end: </w:t>
       </w:r>
       <w:r>
@@ -23344,7 +23459,6 @@
         <w:pStyle w:val="SPBodyText"/>
       </w:pPr>
       <w:r>
-        <w:lastRenderedPageBreak/>
         <w:t>May we learn to place every road before God.</w:t>
       </w:r>
     </w:p>
@@ -23431,6 +23545,7 @@
         </w:sectPr>
       </w:pPr>
       <w:r>
+        <w:lastRenderedPageBreak/>
         <w:t>Amen.</w:t>
       </w:r>
     </w:p>
@@ -23600,6 +23715,7 @@
         <w:pStyle w:val="SPBodyText"/>
       </w:pPr>
       <w:r>
+        <w:lastRenderedPageBreak/>
         <w:t>Protection.</w:t>
       </w:r>
       <w:r>
@@ -23629,7 +23745,6 @@
         <w:pStyle w:val="SPBodyText"/>
       </w:pPr>
       <w:r>
-        <w:lastRenderedPageBreak/>
         <w:t>These are not only things we ask for.</w:t>
       </w:r>
     </w:p>
@@ -23826,6 +23941,7 @@
         <w:pStyle w:val="SPBodyText"/>
       </w:pPr>
       <w:r>
+        <w:lastRenderedPageBreak/>
         <w:t>But prayer remains.</w:t>
       </w:r>
     </w:p>
@@ -23842,7 +23958,6 @@
         <w:pStyle w:val="SPBodyText"/>
       </w:pPr>
       <w:r>
-        <w:lastRenderedPageBreak/>
         <w:t>The rhythm of prayer slowly changes the way we see the world. Ordinary things begin to become opportunities for grace. Work can become an offering. Difficulties can become occasions for trust. Moments of silence can become moments of encounter. Even suffering can be placed into the hands of God.</w:t>
       </w:r>
     </w:p>
@@ -23900,6 +24015,7 @@
         <w:pStyle w:val="SPBodyText"/>
       </w:pPr>
       <w:r>
+        <w:lastRenderedPageBreak/>
         <w:t xml:space="preserve">The </w:t>
       </w:r>
       <w:r>
@@ -23964,7 +24080,6 @@
         <w:pStyle w:val="SPBodyText"/>
       </w:pPr>
       <w:r>
-        <w:lastRenderedPageBreak/>
         <w:t>The saints remind us that holiness is not reserved for extraordinary lives.</w:t>
       </w:r>
     </w:p>
@@ -24012,6 +24127,7 @@
         <w:pStyle w:val="SPBodyText"/>
       </w:pPr>
       <w:r>
+        <w:lastRenderedPageBreak/>
         <w:t>He calls us to trust Him, to seek Him, and to remain faithful even when we cannot yet see where the road will lead.</w:t>
       </w:r>
     </w:p>
@@ -24279,6 +24395,7 @@
         <w:rPr>
           <w:rFonts w:ascii="Segoe UI Symbol" w:hAnsi="Segoe UI Symbol" w:cs="Segoe UI Symbol"/>
         </w:rPr>
+        <w:lastRenderedPageBreak/>
         <w:t>✠</w:t>
       </w:r>
     </w:p>
@@ -24410,18 +24527,36 @@
           <w:i/>
           <w:iCs/>
         </w:rPr>
-        <w:t>e, i, ae,</w:t>
-      </w:r>
-      <w:r>
-        <w:t xml:space="preserve"> or </w:t>
-      </w:r>
+        <w:t xml:space="preserve">e, </w:t>
+      </w:r>
+      <w:proofErr w:type="spellStart"/>
       <w:r>
         <w:rPr>
           <w:i/>
           <w:iCs/>
         </w:rPr>
+        <w:t>i</w:t>
+      </w:r>
+      <w:proofErr w:type="spellEnd"/>
+      <w:r>
+        <w:rPr>
+          <w:i/>
+          <w:iCs/>
+        </w:rPr>
+        <w:t>, ae,</w:t>
+      </w:r>
+      <w:r>
+        <w:t xml:space="preserve"> or </w:t>
+      </w:r>
+      <w:proofErr w:type="spellStart"/>
+      <w:r>
+        <w:rPr>
+          <w:i/>
+          <w:iCs/>
+        </w:rPr>
         <w:t>oe</w:t>
       </w:r>
+      <w:proofErr w:type="spellEnd"/>
       <w:r>
         <w:t xml:space="preserve"> is generally pronounced like </w:t>
       </w:r>
@@ -24478,18 +24613,36 @@
           <w:i/>
           <w:iCs/>
         </w:rPr>
-        <w:t>e, i, ae,</w:t>
-      </w:r>
-      <w:r>
-        <w:t xml:space="preserve"> or </w:t>
-      </w:r>
+        <w:t xml:space="preserve">e, </w:t>
+      </w:r>
+      <w:proofErr w:type="spellStart"/>
       <w:r>
         <w:rPr>
           <w:i/>
           <w:iCs/>
         </w:rPr>
+        <w:t>i</w:t>
+      </w:r>
+      <w:proofErr w:type="spellEnd"/>
+      <w:r>
+        <w:rPr>
+          <w:i/>
+          <w:iCs/>
+        </w:rPr>
+        <w:t>, ae,</w:t>
+      </w:r>
+      <w:r>
+        <w:t xml:space="preserve"> or </w:t>
+      </w:r>
+      <w:proofErr w:type="spellStart"/>
+      <w:r>
+        <w:rPr>
+          <w:i/>
+          <w:iCs/>
+        </w:rPr>
         <w:t>oe</w:t>
       </w:r>
+      <w:proofErr w:type="spellEnd"/>
       <w:r>
         <w:t xml:space="preserve"> is generally pronounced like the </w:t>
       </w:r>
@@ -24561,6 +24714,7 @@
       <w:r>
         <w:t xml:space="preserve"> and </w:t>
       </w:r>
+      <w:proofErr w:type="spellStart"/>
       <w:r>
         <w:rPr>
           <w:b/>
@@ -24568,6 +24722,7 @@
         </w:rPr>
         <w:t>oe</w:t>
       </w:r>
+      <w:proofErr w:type="spellEnd"/>
       <w:r>
         <w:t xml:space="preserve"> are generally pronounced like </w:t>
       </w:r>
@@ -24786,8 +24941,13 @@
         <w:pStyle w:val="SPPrayerEnglish"/>
       </w:pPr>
       <w:r>
-        <w:t>qui es in caelis</w:t>
-      </w:r>
+        <w:t xml:space="preserve">qui es in </w:t>
+      </w:r>
+      <w:proofErr w:type="spellStart"/>
+      <w:r>
+        <w:t>caelis</w:t>
+      </w:r>
+      <w:proofErr w:type="spellEnd"/>
       <w:r>
         <w:br/>
         <w:t>who art in heaven</w:t>

--- a/manuscript/volume-1/sacrae-preces-volume-1.docx
+++ b/manuscript/volume-1/sacrae-preces-volume-1.docx
@@ -4398,7 +4398,7 @@
       </w:pPr>
       <w:r>
         <w:pict w14:anchorId="249FE732">
-          <v:rect id="_x0000_i18225" style="width:0;height:1.5pt" o:hralign="center" o:hrstd="t" o:hr="t" fillcolor="#a0a0a0" stroked="f"/>
+          <v:rect id="_x0000_i19945" style="width:0;height:1.5pt" o:hralign="center" o:hrstd="t" o:hr="t" fillcolor="#a0a0a0" stroked="f"/>
         </w:pict>
       </w:r>
     </w:p>
@@ -4654,7 +4654,7 @@
       </w:pPr>
       <w:r>
         <w:pict w14:anchorId="25751FDD">
-          <v:rect id="_x0000_i18226" style="width:0;height:1.5pt" o:hralign="center" o:hrstd="t" o:hr="t" fillcolor="#a0a0a0" stroked="f"/>
+          <v:rect id="_x0000_i19946" style="width:0;height:1.5pt" o:hralign="center" o:hrstd="t" o:hr="t" fillcolor="#a0a0a0" stroked="f"/>
         </w:pict>
       </w:r>
     </w:p>
@@ -4726,7 +4726,7 @@
       </w:pPr>
       <w:r>
         <w:pict w14:anchorId="19542BB1">
-          <v:rect id="_x0000_i18227" style="width:0;height:1.5pt" o:hralign="center" o:hrstd="t" o:hr="t" fillcolor="#a0a0a0" stroked="f"/>
+          <v:rect id="_x0000_i19947" style="width:0;height:1.5pt" o:hralign="center" o:hrstd="t" o:hr="t" fillcolor="#a0a0a0" stroked="f"/>
         </w:pict>
       </w:r>
     </w:p>
@@ -4964,7 +4964,7 @@
       </w:pPr>
       <w:r>
         <w:pict w14:anchorId="68D46385">
-          <v:rect id="_x0000_i18228" style="width:0;height:1.5pt" o:hralign="center" o:hrstd="t" o:hr="t" fillcolor="#a0a0a0" stroked="f"/>
+          <v:rect id="_x0000_i19948" style="width:0;height:1.5pt" o:hralign="center" o:hrstd="t" o:hr="t" fillcolor="#a0a0a0" stroked="f"/>
         </w:pict>
       </w:r>
     </w:p>
@@ -5665,58 +5665,16 @@
         <w:rPr>
           <w:rStyle w:val="Emphasis"/>
         </w:rPr>
-        <w:t>in NOH-mee-</w:t>
-      </w:r>
-      <w:proofErr w:type="spellStart"/>
+        <w:t>in NOH-mee-neh PAH-tris,</w:t>
+      </w:r>
+      <w:r>
+        <w:br/>
+      </w:r>
       <w:r>
         <w:rPr>
           <w:rStyle w:val="Emphasis"/>
         </w:rPr>
-        <w:t>neh</w:t>
-      </w:r>
-      <w:proofErr w:type="spellEnd"/>
-      <w:r>
-        <w:rPr>
-          <w:rStyle w:val="Emphasis"/>
-        </w:rPr>
-        <w:t xml:space="preserve"> PAH-tris,</w:t>
-      </w:r>
-      <w:r>
-        <w:br/>
-      </w:r>
-      <w:r>
-        <w:rPr>
-          <w:rStyle w:val="Emphasis"/>
-        </w:rPr>
-        <w:t>et FEE-lee-ee, et SPEE-</w:t>
-      </w:r>
-      <w:proofErr w:type="spellStart"/>
-      <w:r>
-        <w:rPr>
-          <w:rStyle w:val="Emphasis"/>
-        </w:rPr>
-        <w:t>ree</w:t>
-      </w:r>
-      <w:proofErr w:type="spellEnd"/>
-      <w:r>
-        <w:rPr>
-          <w:rStyle w:val="Emphasis"/>
-        </w:rPr>
-        <w:t>-</w:t>
-      </w:r>
-      <w:proofErr w:type="spellStart"/>
-      <w:r>
-        <w:rPr>
-          <w:rStyle w:val="Emphasis"/>
-        </w:rPr>
-        <w:t>toos</w:t>
-      </w:r>
-      <w:proofErr w:type="spellEnd"/>
-      <w:r>
-        <w:rPr>
-          <w:rStyle w:val="Emphasis"/>
-        </w:rPr>
-        <w:t xml:space="preserve"> SAHNK-tee.</w:t>
+        <w:t>et FEE-lee-ee, et SPEE-ree-toos SAHNK-tee.</w:t>
       </w:r>
       <w:r>
         <w:br/>
@@ -6272,15 +6230,7 @@
         <w:t>Your</w:t>
       </w:r>
       <w:r>
-        <w:t xml:space="preserve"> kingdom come. Give us each day our daily bread; and forgive us our sins, for we ourselves forgive </w:t>
-      </w:r>
-      <w:proofErr w:type="spellStart"/>
-      <w:r>
-        <w:t>every one</w:t>
-      </w:r>
-      <w:proofErr w:type="spellEnd"/>
-      <w:r>
-        <w:t xml:space="preserve"> who is indebted to us; and lead us not into temptation.</w:t>
+        <w:t xml:space="preserve"> kingdom come. Give us each day our daily bread; and forgive us our sins, for we ourselves forgive every one who is indebted to us; and lead us not into temptation.</w:t>
       </w:r>
       <w:r>
         <w:t>”</w:t>
@@ -6354,7 +6304,6 @@
       <w:r>
         <w:t xml:space="preserve">. It is </w:t>
       </w:r>
-      <w:proofErr w:type="spellStart"/>
       <w:r>
         <w:rPr>
           <w:i/>
@@ -6362,7 +6311,6 @@
         </w:rPr>
         <w:t>our</w:t>
       </w:r>
-      <w:proofErr w:type="spellEnd"/>
       <w:r>
         <w:t>.</w:t>
       </w:r>
@@ -11213,15 +11161,7 @@
         <w:pStyle w:val="SPPrayerEnglish"/>
       </w:pPr>
       <w:r>
-        <w:t xml:space="preserve">for he has looked with </w:t>
-      </w:r>
-      <w:proofErr w:type="spellStart"/>
-      <w:r>
-        <w:t>favor</w:t>
-      </w:r>
-      <w:proofErr w:type="spellEnd"/>
-      <w:r>
-        <w:t xml:space="preserve"> on his lowly servant.</w:t>
+        <w:t>for he has looked with favor on his lowly servant.</w:t>
       </w:r>
       <w:r>
         <w:br/>
@@ -15222,21 +15162,13 @@
         <w:t>;</w:t>
       </w:r>
       <w:r>
-        <w:t xml:space="preserve"> we have beheld his glory, glory as the </w:t>
-      </w:r>
-      <w:proofErr w:type="gramStart"/>
-      <w:r>
-        <w:t>only</w:t>
+        <w:t xml:space="preserve"> we have beheld his glory, glory as the only</w:t>
       </w:r>
       <w:r>
         <w:t>-</w:t>
       </w:r>
       <w:r>
-        <w:t>begotten</w:t>
-      </w:r>
-      <w:proofErr w:type="gramEnd"/>
-      <w:r>
-        <w:t xml:space="preserve"> Son from the Father.</w:t>
+        <w:t>begotten Son from the Father.</w:t>
       </w:r>
     </w:p>
     <w:p>
@@ -20563,21 +20495,13 @@
         <w:pStyle w:val="SPScripture"/>
       </w:pPr>
       <w:r>
-        <w:t xml:space="preserve">Be sober, be watchful. Your adversary the devil prowls around like a roaring lion, seeking </w:t>
-      </w:r>
-      <w:proofErr w:type="spellStart"/>
-      <w:r>
-        <w:t>some</w:t>
+        <w:t>Be sober, be watchful. Your adversary the devil prowls around like a roaring lion, seeking some</w:t>
       </w:r>
       <w:r>
         <w:t xml:space="preserve"> </w:t>
       </w:r>
       <w:r>
-        <w:t>one</w:t>
-      </w:r>
-      <w:proofErr w:type="spellEnd"/>
-      <w:r>
-        <w:t xml:space="preserve"> to devour. Resist him, firm in your faith, knowing that the same experience of suffering is required of your brotherhood throughout the world.</w:t>
+        <w:t>one to devour. Resist him, firm in your faith, knowing that the same experience of suffering is required of your brotherhood throughout the world.</w:t>
       </w:r>
     </w:p>
     <w:p>
@@ -21728,7 +21652,6 @@
         <w:pStyle w:val="SPBodyText"/>
       </w:pPr>
       <w:r>
-        <w:lastRenderedPageBreak/>
         <w:t>Sometimes it is continuing faithfully when the path is uncertain.</w:t>
       </w:r>
     </w:p>
@@ -21835,6 +21758,7 @@
     <w:p>
       <w:pPr>
         <w:pStyle w:val="SPBodyText"/>
+        <w:jc w:val="center"/>
       </w:pPr>
       <w:r>
         <w:rPr>
@@ -22196,15 +22120,7 @@
         <w:pStyle w:val="SPScripture"/>
       </w:pPr>
       <w:r>
-        <w:t xml:space="preserve">“What man of you, having a hundred sheep, if he has lost one of them,  does not leave the ninety-nine in the wilderness, and go after the one which is lost, until he finds it? And when he has found it, he lays it on his shoulders, rejoicing. And when he comes home, he calls together his friends and his </w:t>
-      </w:r>
-      <w:proofErr w:type="spellStart"/>
-      <w:r>
-        <w:t>neighbors</w:t>
-      </w:r>
-      <w:proofErr w:type="spellEnd"/>
-      <w:r>
-        <w:t>, saying to them, ‘Rejoice with me, for I have found my sheep which was lost.’ Just so, I tell you, there will be more joy in heaven over one sinner who repents than over ninety-nine righteous persons who need no repentance.”</w:t>
+        <w:t>“What man of you, having a hundred sheep, if he has lost one of them,  does not leave the ninety-nine in the wilderness, and go after the one which is lost, until he finds it? And when he has found it, he lays it on his shoulders, rejoicing. And when he comes home, he calls together his friends and his neighbors, saying to them, ‘Rejoice with me, for I have found my sheep which was lost.’ Just so, I tell you, there will be more joy in heaven over one sinner who repents than over ninety-nine righteous persons who need no repentance.”</w:t>
       </w:r>
     </w:p>
     <w:p>
@@ -22263,85 +22179,92 @@
     <w:p>
       <w:pPr>
         <w:pStyle w:val="SPBodyText"/>
-      </w:pPr>
-      <w:r>
-        <w:t>When We Lose Our Way</w:t>
-      </w:r>
-    </w:p>
-    <w:p>
-      <w:pPr>
-        <w:pStyle w:val="SPBodyText"/>
-      </w:pPr>
-      <w:r>
-        <w:t>There are many things we lose throughout our lives.</w:t>
-      </w:r>
-    </w:p>
-    <w:p>
-      <w:pPr>
-        <w:pStyle w:val="SPBodyText"/>
-      </w:pPr>
-      <w:r>
-        <w:t>Some are small: keys, documents, possessions we were certain we had put somewhere safe. Others matter far more — friendships, opportunities, confidence, peace, or a sense of direction.</w:t>
-      </w:r>
-    </w:p>
-    <w:p>
-      <w:pPr>
-        <w:pStyle w:val="SPBodyText"/>
-      </w:pPr>
-      <w:r>
-        <w:t>And sometimes, without even realising it, we can lose our way with God.</w:t>
-      </w:r>
-    </w:p>
-    <w:p>
-      <w:pPr>
-        <w:pStyle w:val="SPBodyText"/>
-      </w:pPr>
-      <w:r>
-        <w:t>Not necessarily through some great rejection of faith, but simply through the gradual distractions of life. Prayer becomes less frequent. We become consumed by work and responsibilities. Disappointment weighs upon us. We become tired, discouraged, or uncertain. Before long, we may discover that something which once seemed close has begun to feel distant.</w:t>
-      </w:r>
-    </w:p>
-    <w:p>
-      <w:pPr>
-        <w:pStyle w:val="SPBodyText"/>
-      </w:pPr>
-      <w:r>
-        <w:t>Saint Anthony reminds us to seek what has been lost.</w:t>
-      </w:r>
-    </w:p>
-    <w:p>
-      <w:pPr>
-        <w:pStyle w:val="SPBodyText"/>
-      </w:pPr>
-      <w:r>
-        <w:t>But the deepest thing we can seek is not an object.</w:t>
-      </w:r>
-    </w:p>
-    <w:p>
-      <w:pPr>
-        <w:pStyle w:val="SPBodyText"/>
-      </w:pPr>
-      <w:r>
-        <w:t>It is Christ.</w:t>
-      </w:r>
-    </w:p>
-    <w:p>
-      <w:pPr>
-        <w:pStyle w:val="SPBodyText"/>
-      </w:pPr>
-    </w:p>
-    <w:p>
-      <w:pPr>
-        <w:pStyle w:val="SPBodyText"/>
-      </w:pPr>
-      <w:r>
-        <w:lastRenderedPageBreak/>
-        <w:t xml:space="preserve">The Gospel tells us to </w:t>
-      </w:r>
-      <w:r>
         <w:rPr>
           <w:b/>
           <w:bCs/>
         </w:rPr>
+      </w:pPr>
+      <w:r>
+        <w:rPr>
+          <w:b/>
+          <w:bCs/>
+        </w:rPr>
+        <w:t>When We Lose Our Way</w:t>
+      </w:r>
+    </w:p>
+    <w:p>
+      <w:pPr>
+        <w:pStyle w:val="SPBodyText"/>
+      </w:pPr>
+      <w:r>
+        <w:t>There are many things we lose throughout our lives.</w:t>
+      </w:r>
+    </w:p>
+    <w:p>
+      <w:pPr>
+        <w:pStyle w:val="SPBodyText"/>
+      </w:pPr>
+      <w:r>
+        <w:t>Some are small: keys, documents, possessions we were certain we had put somewhere safe. Others matter far more — friendships, opportunities, confidence, peace, or a sense of direction.</w:t>
+      </w:r>
+    </w:p>
+    <w:p>
+      <w:pPr>
+        <w:pStyle w:val="SPBodyText"/>
+      </w:pPr>
+      <w:r>
+        <w:t>And sometimes, without even realising it, we can lose our way with God.</w:t>
+      </w:r>
+    </w:p>
+    <w:p>
+      <w:pPr>
+        <w:pStyle w:val="SPBodyText"/>
+      </w:pPr>
+      <w:r>
+        <w:t>Not necessarily through some great rejection of faith, but simply through the gradual distractions of life. Prayer becomes less frequent. We become consumed by work and responsibilities. Disappointment weighs upon us. We become tired, discouraged, or uncertain. Before long, we may discover that something which once seemed close has begun to feel distant.</w:t>
+      </w:r>
+    </w:p>
+    <w:p>
+      <w:pPr>
+        <w:pStyle w:val="SPBodyText"/>
+      </w:pPr>
+      <w:r>
+        <w:t>Saint Anthony reminds us to seek what has been lost.</w:t>
+      </w:r>
+    </w:p>
+    <w:p>
+      <w:pPr>
+        <w:pStyle w:val="SPBodyText"/>
+      </w:pPr>
+      <w:r>
+        <w:t>But the deepest thing we can seek is not an object.</w:t>
+      </w:r>
+    </w:p>
+    <w:p>
+      <w:pPr>
+        <w:pStyle w:val="SPBodyText"/>
+      </w:pPr>
+      <w:r>
+        <w:t>It is Christ.</w:t>
+      </w:r>
+    </w:p>
+    <w:p>
+      <w:pPr>
+        <w:pStyle w:val="SPBodyText"/>
+      </w:pPr>
+    </w:p>
+    <w:p>
+      <w:pPr>
+        <w:pStyle w:val="SPBodyText"/>
+      </w:pPr>
+      <w:r>
+        <w:t xml:space="preserve">The Gospel tells us to </w:t>
+      </w:r>
+      <w:r>
+        <w:rPr>
+          <w:b/>
+          <w:bCs/>
+        </w:rPr>
         <w:t>ask, seek, and knock</w:t>
       </w:r>
       <w:r>
@@ -22383,14 +22306,10 @@
         <w:pStyle w:val="SPBodyText"/>
       </w:pPr>
       <w:r>
-        <w:t xml:space="preserve">This is the mystery at the heart of Christian hope: </w:t>
-      </w:r>
-      <w:r>
-        <w:rPr>
-          <w:b/>
-          <w:bCs/>
-        </w:rPr>
-        <w:t>we seek God because God has already sought us.</w:t>
+        <w:t>This is the mystery at the heart of Christian hope</w:t>
+      </w:r>
+      <w:r>
+        <w:t>: we seek God because God has already sought us.</w:t>
       </w:r>
     </w:p>
     <w:p>
@@ -22448,7 +22367,6 @@
         <w:pStyle w:val="SPBodyText"/>
       </w:pPr>
       <w:r>
-        <w:lastRenderedPageBreak/>
         <w:t>It reminds us to ask for help.</w:t>
       </w:r>
     </w:p>
@@ -22565,7 +22483,6 @@
         <w:pStyle w:val="SPBodyText"/>
       </w:pPr>
       <w:r>
-        <w:lastRenderedPageBreak/>
         <w:t>We do not always seek because we already know where something is.</w:t>
       </w:r>
     </w:p>
@@ -22616,19 +22533,6 @@
       <w:r>
         <w:lastRenderedPageBreak/>
         <w:t>And when we have lost our way, He is always ready to lead us home.</w:t>
-      </w:r>
-    </w:p>
-    <w:p>
-      <w:pPr>
-        <w:pStyle w:val="SPBodyText"/>
-      </w:pPr>
-    </w:p>
-    <w:p>
-      <w:pPr>
-        <w:pStyle w:val="SPBodyText"/>
-      </w:pPr>
-      <w:r>
-        <w:t>A Prayer to End</w:t>
       </w:r>
     </w:p>
     <w:p>
@@ -22720,6 +22624,7 @@
     <w:p>
       <w:pPr>
         <w:pStyle w:val="SPBodyText"/>
+        <w:jc w:val="center"/>
       </w:pPr>
       <w:r>
         <w:rPr>
@@ -23545,7 +23450,6 @@
         </w:sectPr>
       </w:pPr>
       <w:r>
-        <w:lastRenderedPageBreak/>
         <w:t>Amen.</w:t>
       </w:r>
     </w:p>
@@ -23715,12 +23619,15 @@
         <w:pStyle w:val="SPBodyText"/>
       </w:pPr>
       <w:r>
+        <w:t>Protection.</w:t>
+      </w:r>
+      <w:r>
+        <w:br/>
+        <w:t>Faith</w:t>
+      </w:r>
+      <w:r>
         <w:lastRenderedPageBreak/>
-        <w:t>Protection.</w:t>
-      </w:r>
-      <w:r>
-        <w:br/>
-        <w:t>Faithfulness.</w:t>
+        <w:t>fulness.</w:t>
       </w:r>
       <w:r>
         <w:br/>
@@ -23828,20 +23735,23 @@
       </w:pPr>
       <w:bookmarkStart w:id="39" w:name="_Toc238808965"/>
       <w:r>
+        <w:t>Conclusion</w:t>
+      </w:r>
+      <w:bookmarkEnd w:id="39"/>
+    </w:p>
+    <w:p>
+      <w:pPr>
+        <w:pStyle w:val="SPBodyText"/>
+      </w:pPr>
+      <w:r>
+        <w:t xml:space="preserve"> </w:t>
+      </w:r>
+      <w:r>
+        <w:t>A Lif</w:t>
+      </w:r>
+      <w:r>
         <w:lastRenderedPageBreak/>
-        <w:t>Conclusion</w:t>
-      </w:r>
-      <w:bookmarkEnd w:id="39"/>
-    </w:p>
-    <w:p>
-      <w:pPr>
-        <w:pStyle w:val="SPBodyText"/>
-      </w:pPr>
-      <w:r>
-        <w:t xml:space="preserve"> </w:t>
-      </w:r>
-      <w:r>
-        <w:t>A Life of Prayer</w:t>
+        <w:t>e of Prayer</w:t>
       </w:r>
     </w:p>
     <w:p>
@@ -23941,24 +23851,27 @@
         <w:pStyle w:val="SPBodyText"/>
       </w:pPr>
       <w:r>
+        <w:t>But prayer remains.</w:t>
+      </w:r>
+    </w:p>
+    <w:p>
+      <w:pPr>
+        <w:pStyle w:val="SPBodyText"/>
+      </w:pPr>
+      <w:r>
+        <w:t>It teaches us to return.</w:t>
+      </w:r>
+    </w:p>
+    <w:p>
+      <w:pPr>
+        <w:pStyle w:val="SPBodyText"/>
+      </w:pPr>
+      <w:r>
+        <w:t>The rhythm of pra</w:t>
+      </w:r>
+      <w:r>
         <w:lastRenderedPageBreak/>
-        <w:t>But prayer remains.</w:t>
-      </w:r>
-    </w:p>
-    <w:p>
-      <w:pPr>
-        <w:pStyle w:val="SPBodyText"/>
-      </w:pPr>
-      <w:r>
-        <w:t>It teaches us to return.</w:t>
-      </w:r>
-    </w:p>
-    <w:p>
-      <w:pPr>
-        <w:pStyle w:val="SPBodyText"/>
-      </w:pPr>
-      <w:r>
-        <w:t>The rhythm of prayer slowly changes the way we see the world. Ordinary things begin to become opportunities for grace. Work can become an offering. Difficulties can become occasions for trust. Moments of silence can become moments of encounter. Even suffering can be placed into the hands of God.</w:t>
+        <w:t>yer slowly changes the way we see the world. Ordinary things begin to become opportunities for grace. Work can become an offering. Difficulties can become occasions for trust. Moments of silence can become moments of encounter. Even suffering can be placed into the hands of God.</w:t>
       </w:r>
     </w:p>
     <w:p>
@@ -24015,7 +23928,6 @@
         <w:pStyle w:val="SPBodyText"/>
       </w:pPr>
       <w:r>
-        <w:lastRenderedPageBreak/>
         <w:t xml:space="preserve">The </w:t>
       </w:r>
       <w:r>
@@ -24059,7 +23971,11 @@
         <w:pStyle w:val="SPBodyText"/>
       </w:pPr>
       <w:r>
-        <w:t>Their absence here is therefore not an omission, but an invitation to continue the journey.</w:t>
+        <w:t>Their absence her</w:t>
+      </w:r>
+      <w:r>
+        <w:lastRenderedPageBreak/>
+        <w:t>e is therefore not an omission, but an invitation to continue the journey.</w:t>
       </w:r>
     </w:p>
     <w:p>
@@ -24127,7 +24043,6 @@
         <w:pStyle w:val="SPBodyText"/>
       </w:pPr>
       <w:r>
-        <w:lastRenderedPageBreak/>
         <w:t>He calls us to trust Him, to seek Him, and to remain faithful even when we cannot yet see where the road will lead.</w:t>
       </w:r>
     </w:p>
@@ -24170,8 +24085,11 @@
         <w:pStyle w:val="SPBodyText"/>
       </w:pPr>
       <w:r>
+        <w:t xml:space="preserve">A Prayer for the </w:t>
+      </w:r>
+      <w:r>
         <w:lastRenderedPageBreak/>
-        <w:t>A Prayer for the Journey</w:t>
+        <w:t>Journey</w:t>
       </w:r>
     </w:p>
     <w:p>
@@ -24395,27 +24313,29 @@
         <w:rPr>
           <w:rFonts w:ascii="Segoe UI Symbol" w:hAnsi="Segoe UI Symbol" w:cs="Segoe UI Symbol"/>
         </w:rPr>
+        <w:t>✠</w:t>
+      </w:r>
+    </w:p>
+    <w:p>
+      <w:pPr>
+        <w:pStyle w:val="SPSectionTitle"/>
+      </w:pPr>
+      <w:bookmarkStart w:id="40" w:name="_Toc238808966"/>
+      <w:r>
+        <w:t>Latin Guide</w:t>
+      </w:r>
+      <w:bookmarkEnd w:id="40"/>
+    </w:p>
+    <w:p>
+      <w:pPr>
+        <w:pStyle w:val="SPBodyText"/>
+      </w:pPr>
+      <w:r>
+        <w:t>Prayi</w:t>
+      </w:r>
+      <w:r>
         <w:lastRenderedPageBreak/>
-        <w:t>✠</w:t>
-      </w:r>
-    </w:p>
-    <w:p>
-      <w:pPr>
-        <w:pStyle w:val="SPSectionTitle"/>
-      </w:pPr>
-      <w:bookmarkStart w:id="40" w:name="_Toc238808966"/>
-      <w:r>
-        <w:lastRenderedPageBreak/>
-        <w:t>Latin Guide</w:t>
-      </w:r>
-      <w:bookmarkEnd w:id="40"/>
-    </w:p>
-    <w:p>
-      <w:pPr>
-        <w:pStyle w:val="SPBodyText"/>
-      </w:pPr>
-      <w:r>
-        <w:t>Praying in Latin</w:t>
+        <w:t>ng in Latin</w:t>
       </w:r>
     </w:p>
     <w:p>
@@ -24504,8 +24424,11 @@
         <w:pStyle w:val="SPBodyText"/>
       </w:pPr>
       <w:r>
+        <w:t>A few simple prin</w:t>
+      </w:r>
+      <w:r>
         <w:lastRenderedPageBreak/>
-        <w:t>A few simple principles will help:</w:t>
+        <w:t>ciples will help:</w:t>
       </w:r>
     </w:p>
     <w:p>
@@ -24527,28 +24450,79 @@
           <w:i/>
           <w:iCs/>
         </w:rPr>
-        <w:t xml:space="preserve">e, </w:t>
-      </w:r>
-      <w:proofErr w:type="spellStart"/>
+        <w:t>e, i, ae,</w:t>
+      </w:r>
+      <w:r>
+        <w:t xml:space="preserve"> or </w:t>
+      </w:r>
       <w:r>
         <w:rPr>
           <w:i/>
           <w:iCs/>
         </w:rPr>
-        <w:t>i</w:t>
-      </w:r>
-      <w:proofErr w:type="spellEnd"/>
+        <w:t>oe</w:t>
+      </w:r>
+      <w:r>
+        <w:t xml:space="preserve"> is generally pronounced like </w:t>
+      </w:r>
+      <w:r>
+        <w:rPr>
+          <w:b/>
+          <w:bCs/>
+        </w:rPr>
+        <w:t>ch</w:t>
+      </w:r>
+      <w:r>
+        <w:t>.</w:t>
+      </w:r>
+      <w:r>
+        <w:br/>
+      </w:r>
+      <w:r>
+        <w:rPr>
+          <w:b/>
+          <w:bCs/>
+        </w:rPr>
+        <w:t>c</w:t>
+      </w:r>
+      <w:r>
+        <w:t xml:space="preserve"> elsewhere is generally pronounced like </w:t>
+      </w:r>
+      <w:r>
+        <w:rPr>
+          <w:b/>
+          <w:bCs/>
+        </w:rPr>
+        <w:t>k</w:t>
+      </w:r>
+      <w:r>
+        <w:t>.</w:t>
+      </w:r>
+    </w:p>
+    <w:p>
+      <w:pPr>
+        <w:pStyle w:val="SPBodyText"/>
+      </w:pPr>
+      <w:r>
+        <w:rPr>
+          <w:b/>
+          <w:bCs/>
+        </w:rPr>
+        <w:t>g</w:t>
+      </w:r>
+      <w:r>
+        <w:t xml:space="preserve"> before </w:t>
+      </w:r>
       <w:r>
         <w:rPr>
           <w:i/>
           <w:iCs/>
         </w:rPr>
-        <w:t>, ae,</w:t>
+        <w:t>e, i, ae,</w:t>
       </w:r>
       <w:r>
         <w:t xml:space="preserve"> or </w:t>
       </w:r>
-      <w:proofErr w:type="spellStart"/>
       <w:r>
         <w:rPr>
           <w:i/>
@@ -24556,16 +24530,25 @@
         </w:rPr>
         <w:t>oe</w:t>
       </w:r>
-      <w:proofErr w:type="spellEnd"/>
-      <w:r>
-        <w:t xml:space="preserve"> is generally pronounced like </w:t>
+      <w:r>
+        <w:t xml:space="preserve"> is generally pronounced like the </w:t>
       </w:r>
       <w:r>
         <w:rPr>
           <w:b/>
           <w:bCs/>
         </w:rPr>
-        <w:t>ch</w:t>
+        <w:t>g</w:t>
+      </w:r>
+      <w:r>
+        <w:t xml:space="preserve"> in </w:t>
+      </w:r>
+      <w:r>
+        <w:rPr>
+          <w:i/>
+          <w:iCs/>
+        </w:rPr>
+        <w:t>gentle</w:t>
       </w:r>
       <w:r>
         <w:t>.</w:t>
@@ -24578,17 +24561,27 @@
           <w:b/>
           <w:bCs/>
         </w:rPr>
-        <w:t>c</w:t>
-      </w:r>
-      <w:r>
-        <w:t xml:space="preserve"> elsewhere is generally pronounced like </w:t>
+        <w:t>g</w:t>
+      </w:r>
+      <w:r>
+        <w:t xml:space="preserve"> elsewhere is generally pronounced like the </w:t>
       </w:r>
       <w:r>
         <w:rPr>
           <w:b/>
           <w:bCs/>
         </w:rPr>
-        <w:t>k</w:t>
+        <w:t>g</w:t>
+      </w:r>
+      <w:r>
+        <w:t xml:space="preserve"> in </w:t>
+      </w:r>
+      <w:r>
+        <w:rPr>
+          <w:i/>
+          <w:iCs/>
+        </w:rPr>
+        <w:t>go</w:t>
       </w:r>
       <w:r>
         <w:t>.</w:t>
@@ -24603,126 +24596,18 @@
           <w:b/>
           <w:bCs/>
         </w:rPr>
-        <w:t>g</w:t>
-      </w:r>
-      <w:r>
-        <w:t xml:space="preserve"> before </w:t>
-      </w:r>
-      <w:r>
-        <w:rPr>
-          <w:i/>
-          <w:iCs/>
-        </w:rPr>
-        <w:t xml:space="preserve">e, </w:t>
-      </w:r>
-      <w:proofErr w:type="spellStart"/>
-      <w:r>
-        <w:rPr>
-          <w:i/>
-          <w:iCs/>
-        </w:rPr>
-        <w:t>i</w:t>
-      </w:r>
-      <w:proofErr w:type="spellEnd"/>
-      <w:r>
-        <w:rPr>
-          <w:i/>
-          <w:iCs/>
-        </w:rPr>
-        <w:t>, ae,</w:t>
-      </w:r>
-      <w:r>
-        <w:t xml:space="preserve"> or </w:t>
-      </w:r>
-      <w:proofErr w:type="spellStart"/>
-      <w:r>
-        <w:rPr>
-          <w:i/>
-          <w:iCs/>
-        </w:rPr>
-        <w:t>oe</w:t>
-      </w:r>
-      <w:proofErr w:type="spellEnd"/>
-      <w:r>
-        <w:t xml:space="preserve"> is generally pronounced like the </w:t>
+        <w:t>ae</w:t>
+      </w:r>
+      <w:r>
+        <w:t xml:space="preserve"> and </w:t>
       </w:r>
       <w:r>
         <w:rPr>
           <w:b/>
           <w:bCs/>
         </w:rPr>
-        <w:t>g</w:t>
-      </w:r>
-      <w:r>
-        <w:t xml:space="preserve"> in </w:t>
-      </w:r>
-      <w:r>
-        <w:rPr>
-          <w:i/>
-          <w:iCs/>
-        </w:rPr>
-        <w:t>gentle</w:t>
-      </w:r>
-      <w:r>
-        <w:t>.</w:t>
-      </w:r>
-      <w:r>
-        <w:br/>
-      </w:r>
-      <w:r>
-        <w:rPr>
-          <w:b/>
-          <w:bCs/>
-        </w:rPr>
-        <w:t>g</w:t>
-      </w:r>
-      <w:r>
-        <w:t xml:space="preserve"> elsewhere is generally pronounced like the </w:t>
-      </w:r>
-      <w:r>
-        <w:rPr>
-          <w:b/>
-          <w:bCs/>
-        </w:rPr>
-        <w:t>g</w:t>
-      </w:r>
-      <w:r>
-        <w:t xml:space="preserve"> in </w:t>
-      </w:r>
-      <w:r>
-        <w:rPr>
-          <w:i/>
-          <w:iCs/>
-        </w:rPr>
-        <w:t>go</w:t>
-      </w:r>
-      <w:r>
-        <w:t>.</w:t>
-      </w:r>
-    </w:p>
-    <w:p>
-      <w:pPr>
-        <w:pStyle w:val="SPBodyText"/>
-      </w:pPr>
-      <w:r>
-        <w:rPr>
-          <w:b/>
-          <w:bCs/>
-        </w:rPr>
-        <w:t>ae</w:t>
-      </w:r>
-      <w:r>
-        <w:t xml:space="preserve"> and </w:t>
-      </w:r>
-      <w:proofErr w:type="spellStart"/>
-      <w:r>
-        <w:rPr>
-          <w:b/>
-          <w:bCs/>
-        </w:rPr>
         <w:t>oe</w:t>
       </w:r>
-      <w:proofErr w:type="spellEnd"/>
       <w:r>
         <w:t xml:space="preserve"> are generally pronounced like </w:t>
       </w:r>
@@ -24856,22 +24741,25 @@
       </w:pPr>
       <w:bookmarkStart w:id="41" w:name="_Toc238808967"/>
       <w:r>
+        <w:t>Common Prayers</w:t>
+      </w:r>
+      <w:bookmarkEnd w:id="41"/>
+    </w:p>
+    <w:p>
+      <w:pPr>
+        <w:pStyle w:val="SPSubheading"/>
+      </w:pPr>
+    </w:p>
+    <w:p>
+      <w:pPr>
+        <w:pStyle w:val="SPBodyText"/>
+      </w:pPr>
+      <w:r>
+        <w:t>T</w:t>
+      </w:r>
+      <w:r>
         <w:lastRenderedPageBreak/>
-        <w:t>Common Prayers</w:t>
-      </w:r>
-      <w:bookmarkEnd w:id="41"/>
-    </w:p>
-    <w:p>
-      <w:pPr>
-        <w:pStyle w:val="SPSubheading"/>
-      </w:pPr>
-    </w:p>
-    <w:p>
-      <w:pPr>
-        <w:pStyle w:val="SPBodyText"/>
-      </w:pPr>
-      <w:r>
-        <w:t xml:space="preserve">The following phrases are drawn from some of the most familiar prayers of the Catholic tradition. They are included not to repeat the prayers found elsewhere in </w:t>
+        <w:t xml:space="preserve">he following phrases are drawn from some of the most familiar prayers of the Catholic tradition. They are included not to repeat the prayers found elsewhere in </w:t>
       </w:r>
       <w:r>
         <w:rPr>
@@ -24920,7 +24808,11 @@
         <w:pStyle w:val="SPPrayerEnglish"/>
       </w:pPr>
       <w:r>
-        <w:t>Our Father</w:t>
+        <w:t>Our</w:t>
+      </w:r>
+      <w:r>
+        <w:lastRenderedPageBreak/>
+        <w:t xml:space="preserve"> Father</w:t>
       </w:r>
     </w:p>
     <w:p>
@@ -24941,13 +24833,8 @@
         <w:pStyle w:val="SPPrayerEnglish"/>
       </w:pPr>
       <w:r>
-        <w:t xml:space="preserve">qui es in </w:t>
-      </w:r>
-      <w:proofErr w:type="spellStart"/>
-      <w:r>
-        <w:t>caelis</w:t>
-      </w:r>
-      <w:proofErr w:type="spellEnd"/>
+        <w:t>qui es in caelis</w:t>
+      </w:r>
       <w:r>
         <w:br/>
         <w:t>who art in heaven</w:t>
@@ -25055,7 +24942,11 @@
         <w:pStyle w:val="SPPrayerEnglish"/>
       </w:pPr>
       <w:r>
-        <w:t>Hail Mary</w:t>
+        <w:t>Hail M</w:t>
+      </w:r>
+      <w:r>
+        <w:lastRenderedPageBreak/>
+        <w:t>ary</w:t>
       </w:r>
     </w:p>
     <w:p>
@@ -25174,16 +25065,19 @@
         <w:pStyle w:val="SPPrayerLatin"/>
       </w:pPr>
       <w:r>
+        <w:t>Gloria Patri</w:t>
+      </w:r>
+    </w:p>
+    <w:p>
+      <w:pPr>
+        <w:pStyle w:val="SPPrayerEnglish"/>
+      </w:pPr>
+      <w:r>
+        <w:t>Glor</w:t>
+      </w:r>
+      <w:r>
         <w:lastRenderedPageBreak/>
-        <w:t>Gloria Patri</w:t>
-      </w:r>
-    </w:p>
-    <w:p>
-      <w:pPr>
-        <w:pStyle w:val="SPPrayerEnglish"/>
-      </w:pPr>
-      <w:r>
-        <w:t>Glory be to the Father</w:t>
+        <w:t>y be to the Father</w:t>
       </w:r>
     </w:p>
     <w:p>
@@ -25294,16 +25188,19 @@
         <w:pStyle w:val="SPPrayerLatin"/>
       </w:pPr>
       <w:r>
+        <w:t>Salve, Regina</w:t>
+      </w:r>
+    </w:p>
+    <w:p>
+      <w:pPr>
+        <w:pStyle w:val="SPPrayerEnglish"/>
+      </w:pPr>
+      <w:r>
+        <w:t>Hai</w:t>
+      </w:r>
+      <w:r>
         <w:lastRenderedPageBreak/>
-        <w:t>Salve, Regina</w:t>
-      </w:r>
-    </w:p>
-    <w:p>
-      <w:pPr>
-        <w:pStyle w:val="SPPrayerEnglish"/>
-      </w:pPr>
-      <w:r>
-        <w:t>Hail, Holy Queen</w:t>
+        <w:t>l, Holy Queen</w:t>
       </w:r>
     </w:p>
     <w:p>
@@ -25425,8 +25322,11 @@
       </w:pPr>
       <w:bookmarkStart w:id="42" w:name="_Toc238808968"/>
       <w:r>
+        <w:t>Common Catholic E</w:t>
+      </w:r>
+      <w:r>
         <w:lastRenderedPageBreak/>
-        <w:t>Common Catholic Expressions</w:t>
+        <w:t>xpressions</w:t>
       </w:r>
       <w:bookmarkEnd w:id="42"/>
     </w:p>
@@ -25469,8 +25369,11 @@
         <w:pStyle w:val="SPPrayerLatin"/>
       </w:pPr>
       <w:r>
+        <w:t>Ad maiorem Dei gl</w:t>
+      </w:r>
+      <w:r>
         <w:lastRenderedPageBreak/>
-        <w:t>Ad maiorem Dei gloriam</w:t>
+        <w:t>oriam</w:t>
       </w:r>
     </w:p>
     <w:p>
@@ -25632,16 +25535,19 @@
         <w:pStyle w:val="SPPrayerLatin"/>
       </w:pPr>
       <w:r>
+        <w:t>Christe eleison</w:t>
+      </w:r>
+    </w:p>
+    <w:p>
+      <w:pPr>
+        <w:pStyle w:val="SPPrayerEnglish"/>
+      </w:pPr>
+      <w:r>
+        <w:t>C</w:t>
+      </w:r>
+      <w:r>
         <w:lastRenderedPageBreak/>
-        <w:t>Christe eleison</w:t>
-      </w:r>
-    </w:p>
-    <w:p>
-      <w:pPr>
-        <w:pStyle w:val="SPPrayerEnglish"/>
-      </w:pPr>
-      <w:r>
-        <w:t>Christ, have mercy</w:t>
+        <w:t>hrist, have mercy</w:t>
       </w:r>
     </w:p>
     <w:p>
@@ -25777,8 +25683,11 @@
         <w:pStyle w:val="SPPrayerLatin"/>
       </w:pPr>
       <w:r>
+        <w:t>Et cum spiritu tu</w:t>
+      </w:r>
+      <w:r>
         <w:lastRenderedPageBreak/>
-        <w:t>Et cum spiritu tuo</w:t>
+        <w:t>o</w:t>
       </w:r>
     </w:p>
     <w:p>
@@ -25905,8 +25814,11 @@
         <w:pStyle w:val="SPPrayerLatin"/>
       </w:pPr>
       <w:r>
+        <w:t>Laudetur Iesus Ch</w:t>
+      </w:r>
+      <w:r>
         <w:lastRenderedPageBreak/>
-        <w:t>Laudetur Iesus Christus</w:t>
+        <w:t>ristus</w:t>
       </w:r>
     </w:p>
     <w:p>
@@ -26030,16 +25942,19 @@
         <w:pStyle w:val="SPPrayerLatin"/>
       </w:pPr>
       <w:r>
+        <w:t>Sursum corda</w:t>
+      </w:r>
+    </w:p>
+    <w:p>
+      <w:pPr>
+        <w:pStyle w:val="SPPrayerEnglish"/>
+      </w:pPr>
+      <w:r>
+        <w:t>Lift</w:t>
+      </w:r>
+      <w:r>
         <w:lastRenderedPageBreak/>
-        <w:t>Sursum corda</w:t>
-      </w:r>
-    </w:p>
-    <w:p>
-      <w:pPr>
-        <w:pStyle w:val="SPPrayerEnglish"/>
-      </w:pPr>
-      <w:r>
-        <w:t>Lift up your hearts</w:t>
+        <w:t xml:space="preserve"> up your hearts</w:t>
       </w:r>
     </w:p>
     <w:p>

--- a/manuscript/volume-1/sacrae-preces-volume-1.docx
+++ b/manuscript/volume-1/sacrae-preces-volume-1.docx
@@ -4398,7 +4398,7 @@
       </w:pPr>
       <w:r>
         <w:pict w14:anchorId="249FE732">
-          <v:rect id="_x0000_i19945" style="width:0;height:1.5pt" o:hralign="center" o:hrstd="t" o:hr="t" fillcolor="#a0a0a0" stroked="f"/>
+          <v:rect id="_x0000_i23803" style="width:0;height:1.5pt" o:hralign="center" o:hrstd="t" o:hr="t" fillcolor="#a0a0a0" stroked="f"/>
         </w:pict>
       </w:r>
     </w:p>
@@ -4654,7 +4654,7 @@
       </w:pPr>
       <w:r>
         <w:pict w14:anchorId="25751FDD">
-          <v:rect id="_x0000_i19946" style="width:0;height:1.5pt" o:hralign="center" o:hrstd="t" o:hr="t" fillcolor="#a0a0a0" stroked="f"/>
+          <v:rect id="_x0000_i23804" style="width:0;height:1.5pt" o:hralign="center" o:hrstd="t" o:hr="t" fillcolor="#a0a0a0" stroked="f"/>
         </w:pict>
       </w:r>
     </w:p>
@@ -4726,7 +4726,7 @@
       </w:pPr>
       <w:r>
         <w:pict w14:anchorId="19542BB1">
-          <v:rect id="_x0000_i19947" style="width:0;height:1.5pt" o:hralign="center" o:hrstd="t" o:hr="t" fillcolor="#a0a0a0" stroked="f"/>
+          <v:rect id="_x0000_i23805" style="width:0;height:1.5pt" o:hralign="center" o:hrstd="t" o:hr="t" fillcolor="#a0a0a0" stroked="f"/>
         </w:pict>
       </w:r>
     </w:p>
@@ -4964,7 +4964,7 @@
       </w:pPr>
       <w:r>
         <w:pict w14:anchorId="68D46385">
-          <v:rect id="_x0000_i19948" style="width:0;height:1.5pt" o:hralign="center" o:hrstd="t" o:hr="t" fillcolor="#a0a0a0" stroked="f"/>
+          <v:rect id="_x0000_i23806" style="width:0;height:1.5pt" o:hralign="center" o:hrstd="t" o:hr="t" fillcolor="#a0a0a0" stroked="f"/>
         </w:pict>
       </w:r>
     </w:p>
@@ -5665,16 +5665,58 @@
         <w:rPr>
           <w:rStyle w:val="Emphasis"/>
         </w:rPr>
-        <w:t>in NOH-mee-neh PAH-tris,</w:t>
-      </w:r>
-      <w:r>
-        <w:br/>
-      </w:r>
+        <w:t>in NOH-mee-</w:t>
+      </w:r>
+      <w:proofErr w:type="spellStart"/>
       <w:r>
         <w:rPr>
           <w:rStyle w:val="Emphasis"/>
         </w:rPr>
-        <w:t>et FEE-lee-ee, et SPEE-ree-toos SAHNK-tee.</w:t>
+        <w:t>neh</w:t>
+      </w:r>
+      <w:proofErr w:type="spellEnd"/>
+      <w:r>
+        <w:rPr>
+          <w:rStyle w:val="Emphasis"/>
+        </w:rPr>
+        <w:t xml:space="preserve"> PAH-tris,</w:t>
+      </w:r>
+      <w:r>
+        <w:br/>
+      </w:r>
+      <w:r>
+        <w:rPr>
+          <w:rStyle w:val="Emphasis"/>
+        </w:rPr>
+        <w:t>et FEE-lee-ee, et SPEE-</w:t>
+      </w:r>
+      <w:proofErr w:type="spellStart"/>
+      <w:r>
+        <w:rPr>
+          <w:rStyle w:val="Emphasis"/>
+        </w:rPr>
+        <w:t>ree</w:t>
+      </w:r>
+      <w:proofErr w:type="spellEnd"/>
+      <w:r>
+        <w:rPr>
+          <w:rStyle w:val="Emphasis"/>
+        </w:rPr>
+        <w:t>-</w:t>
+      </w:r>
+      <w:proofErr w:type="spellStart"/>
+      <w:r>
+        <w:rPr>
+          <w:rStyle w:val="Emphasis"/>
+        </w:rPr>
+        <w:t>toos</w:t>
+      </w:r>
+      <w:proofErr w:type="spellEnd"/>
+      <w:r>
+        <w:rPr>
+          <w:rStyle w:val="Emphasis"/>
+        </w:rPr>
+        <w:t xml:space="preserve"> SAHNK-tee.</w:t>
       </w:r>
       <w:r>
         <w:br/>
@@ -6230,7 +6272,15 @@
         <w:t>Your</w:t>
       </w:r>
       <w:r>
-        <w:t xml:space="preserve"> kingdom come. Give us each day our daily bread; and forgive us our sins, for we ourselves forgive every one who is indebted to us; and lead us not into temptation.</w:t>
+        <w:t xml:space="preserve"> kingdom come. Give us each day our daily bread; and forgive us our sins, for we ourselves forgive </w:t>
+      </w:r>
+      <w:proofErr w:type="spellStart"/>
+      <w:r>
+        <w:t>every one</w:t>
+      </w:r>
+      <w:proofErr w:type="spellEnd"/>
+      <w:r>
+        <w:t xml:space="preserve"> who is indebted to us; and lead us not into temptation.</w:t>
       </w:r>
       <w:r>
         <w:t>”</w:t>
@@ -6304,6 +6354,7 @@
       <w:r>
         <w:t xml:space="preserve">. It is </w:t>
       </w:r>
+      <w:proofErr w:type="spellStart"/>
       <w:r>
         <w:rPr>
           <w:i/>
@@ -6311,6 +6362,7 @@
         </w:rPr>
         <w:t>our</w:t>
       </w:r>
+      <w:proofErr w:type="spellEnd"/>
       <w:r>
         <w:t>.</w:t>
       </w:r>
@@ -11161,7 +11213,15 @@
         <w:pStyle w:val="SPPrayerEnglish"/>
       </w:pPr>
       <w:r>
-        <w:t>for he has looked with favor on his lowly servant.</w:t>
+        <w:t xml:space="preserve">for he has looked with </w:t>
+      </w:r>
+      <w:proofErr w:type="spellStart"/>
+      <w:r>
+        <w:t>favor</w:t>
+      </w:r>
+      <w:proofErr w:type="spellEnd"/>
+      <w:r>
+        <w:t xml:space="preserve"> on his lowly servant.</w:t>
       </w:r>
       <w:r>
         <w:br/>
@@ -11733,453 +11793,429 @@
     <w:p>
       <w:pPr>
         <w:pStyle w:val="SPBodyText"/>
+      </w:pPr>
+      <w:r>
+        <w:t>The God Who Lifts the Lowly</w:t>
+      </w:r>
+    </w:p>
+    <w:p>
+      <w:pPr>
+        <w:pStyle w:val="SPBodyText"/>
+      </w:pPr>
+      <w:r>
+        <w:t>Mary then speaks of a God who turns the world's expectations upside down.</w:t>
+      </w:r>
+    </w:p>
+    <w:p>
+      <w:pPr>
+        <w:pStyle w:val="SPBodyText"/>
+      </w:pPr>
+    </w:p>
+    <w:p>
+      <w:pPr>
+        <w:pStyle w:val="SPBodyText"/>
+      </w:pPr>
+      <w:r>
+        <w:t>He brings down the mighty.</w:t>
+      </w:r>
+    </w:p>
+    <w:p>
+      <w:pPr>
+        <w:pStyle w:val="SPBodyText"/>
+      </w:pPr>
+      <w:r>
+        <w:t>He lifts up the lowly.</w:t>
+      </w:r>
+    </w:p>
+    <w:p>
+      <w:pPr>
+        <w:pStyle w:val="SPBodyText"/>
+      </w:pPr>
+      <w:r>
+        <w:t>He fills the hungry.</w:t>
+      </w:r>
+    </w:p>
+    <w:p>
+      <w:pPr>
+        <w:pStyle w:val="SPBodyText"/>
+      </w:pPr>
+      <w:r>
+        <w:t>He sends the rich away empty.</w:t>
+      </w:r>
+    </w:p>
+    <w:p>
+      <w:pPr>
+        <w:pStyle w:val="SPBodyText"/>
+      </w:pPr>
+    </w:p>
+    <w:p>
+      <w:pPr>
+        <w:pStyle w:val="SPBodyText"/>
+      </w:pPr>
+      <w:r>
+        <w:t>This is not simply a description of what God might do one day. Mary speaks of the faithfulness of the God who has always acted this way.</w:t>
+      </w:r>
+    </w:p>
+    <w:p>
+      <w:pPr>
+        <w:pStyle w:val="SPBodyText"/>
+      </w:pPr>
+      <w:r>
+        <w:t>The God of the Magnificat is the God who remembers His promises.</w:t>
+      </w:r>
+    </w:p>
+    <w:p>
+      <w:pPr>
+        <w:pStyle w:val="SPBodyText"/>
+      </w:pPr>
+    </w:p>
+    <w:p>
+      <w:pPr>
+        <w:pStyle w:val="SPBodyText"/>
+      </w:pPr>
+      <w:r>
+        <w:t>He is the God who heard Israel's cry.</w:t>
+      </w:r>
+    </w:p>
+    <w:p>
+      <w:pPr>
+        <w:pStyle w:val="SPBodyText"/>
+      </w:pPr>
+      <w:r>
+        <w:t>The God who made covenant with Abraham.</w:t>
+      </w:r>
+    </w:p>
+    <w:p>
+      <w:pPr>
+        <w:pStyle w:val="SPBodyText"/>
+      </w:pPr>
+      <w:r>
+        <w:t>The God who does not forget His people.</w:t>
+      </w:r>
+    </w:p>
+    <w:p>
+      <w:pPr>
+        <w:pStyle w:val="SPBodyText"/>
+      </w:pPr>
+      <w:r>
+        <w:t>And Mary places herself within that great story.</w:t>
+      </w:r>
+    </w:p>
+    <w:p>
+      <w:pPr>
+        <w:pStyle w:val="SPBodyText"/>
+      </w:pPr>
+    </w:p>
+    <w:p>
+      <w:pPr>
+        <w:pStyle w:val="SPBodyText"/>
+      </w:pPr>
+      <w:r>
+        <w:lastRenderedPageBreak/>
+        <w:t>Her own life is not separate from God's work in history. The promise made to Abraham is now being fulfilled before her eyes.</w:t>
+      </w:r>
+    </w:p>
+    <w:p>
+      <w:pPr>
+        <w:pStyle w:val="SPBodyText"/>
+      </w:pPr>
+      <w:r>
+        <w:t>The humble servant from Nazareth has become the mother of the promised Messiah.</w:t>
+      </w:r>
+    </w:p>
+    <w:p>
+      <w:pPr>
+        <w:pStyle w:val="SPBodyText"/>
+      </w:pPr>
+      <w:r>
+        <w:t>Yet Mary's response is not pride.</w:t>
+      </w:r>
+    </w:p>
+    <w:p>
+      <w:pPr>
+        <w:pStyle w:val="SPBodyText"/>
+      </w:pPr>
+      <w:r>
+        <w:t>It is worship.</w:t>
+      </w:r>
+    </w:p>
+    <w:p>
+      <w:pPr>
+        <w:pStyle w:val="SPBodyText"/>
+      </w:pPr>
+    </w:p>
+    <w:p>
+      <w:pPr>
+        <w:pStyle w:val="SPBodyText"/>
+      </w:pPr>
+      <w:r>
+        <w:t>Mercy From Generation to Generation</w:t>
+      </w:r>
+    </w:p>
+    <w:p>
+      <w:pPr>
+        <w:pStyle w:val="SPBodyText"/>
+      </w:pPr>
+      <w:r>
+        <w:t>One phrase appears again and again beneath the Magnificat:</w:t>
+      </w:r>
+    </w:p>
+    <w:p>
+      <w:pPr>
+        <w:pStyle w:val="SPBodyText"/>
+      </w:pPr>
+    </w:p>
+    <w:p>
+      <w:pPr>
+        <w:pStyle w:val="SPBodyText"/>
+      </w:pPr>
+      <w:r>
+        <w:t>God's mercy.</w:t>
+      </w:r>
+    </w:p>
+    <w:p>
+      <w:pPr>
+        <w:pStyle w:val="SPBodyText"/>
+      </w:pPr>
+    </w:p>
+    <w:p>
+      <w:pPr>
+        <w:pStyle w:val="SPBodyText"/>
+      </w:pPr>
+      <w:r>
+        <w:t>Mary knows that God's greatness is not the greatness of a distant ruler who demands honour from below.</w:t>
+      </w:r>
+    </w:p>
+    <w:p>
+      <w:pPr>
+        <w:pStyle w:val="SPBodyText"/>
+      </w:pPr>
+      <w:r>
+        <w:t>It is the greatness of a God who draws near.</w:t>
+      </w:r>
+    </w:p>
+    <w:p>
+      <w:pPr>
+        <w:pStyle w:val="SPBodyText"/>
+      </w:pPr>
+    </w:p>
+    <w:p>
+      <w:pPr>
+        <w:pStyle w:val="SPBodyText"/>
+      </w:pPr>
+      <w:r>
+        <w:t>He remembers.</w:t>
+      </w:r>
+    </w:p>
+    <w:p>
+      <w:pPr>
+        <w:pStyle w:val="SPBodyText"/>
+      </w:pPr>
+      <w:r>
+        <w:t>He feeds.</w:t>
+      </w:r>
+    </w:p>
+    <w:p>
+      <w:pPr>
+        <w:pStyle w:val="SPBodyText"/>
+      </w:pPr>
+      <w:r>
+        <w:t>He raises up.</w:t>
+      </w:r>
+    </w:p>
+    <w:p>
+      <w:pPr>
+        <w:pStyle w:val="SPBodyText"/>
+      </w:pPr>
+      <w:r>
+        <w:t>He forgives.</w:t>
+      </w:r>
+    </w:p>
+    <w:p>
+      <w:pPr>
+        <w:pStyle w:val="SPBodyText"/>
+      </w:pPr>
+      <w:r>
+        <w:t>He keeps His promises.</w:t>
+      </w:r>
+    </w:p>
+    <w:p>
+      <w:pPr>
+        <w:pStyle w:val="SPBodyText"/>
+      </w:pPr>
+    </w:p>
+    <w:p>
+      <w:pPr>
+        <w:pStyle w:val="SPBodyText"/>
+      </w:pPr>
+      <w:r>
+        <w:t>And His mercy is not limited to one generation.</w:t>
+      </w:r>
+    </w:p>
+    <w:p>
+      <w:pPr>
+        <w:pStyle w:val="SPBodyText"/>
+      </w:pPr>
+      <w:r>
+        <w:t>His mercy is from generation to generation.</w:t>
+      </w:r>
+    </w:p>
+    <w:p>
+      <w:pPr>
+        <w:pStyle w:val="SPBodyText"/>
+      </w:pPr>
+      <w:r>
+        <w:lastRenderedPageBreak/>
+        <w:t>That means the Magnificat is not only Mary's song.</w:t>
+      </w:r>
+    </w:p>
+    <w:p>
+      <w:pPr>
+        <w:pStyle w:val="SPBodyText"/>
+      </w:pPr>
+      <w:r>
+        <w:t>It can become ours.</w:t>
+      </w:r>
+    </w:p>
+    <w:p>
+      <w:pPr>
+        <w:pStyle w:val="SPBodyText"/>
+      </w:pPr>
+      <w:r>
+        <w:t>When we pray these words, we join our voices to hers.</w:t>
+      </w:r>
+    </w:p>
+    <w:p>
+      <w:pPr>
+        <w:pStyle w:val="SPBodyText"/>
+      </w:pPr>
+      <w:r>
+        <w:t>We bring before God the blessings we have received, the promises we are still waiting to see fulfilled, and the places in our lives where we need His mercy.</w:t>
+      </w:r>
+    </w:p>
+    <w:p>
+      <w:pPr>
+        <w:pStyle w:val="SPBodyText"/>
+      </w:pPr>
+      <w:r>
+        <w:t>Mary teaches us to look at our own lives and ask:</w:t>
+      </w:r>
+    </w:p>
+    <w:p>
+      <w:pPr>
+        <w:pStyle w:val="SPBodyText"/>
+      </w:pPr>
+    </w:p>
+    <w:p>
+      <w:pPr>
+        <w:pStyle w:val="SPBodyText"/>
+      </w:pPr>
+      <w:r>
+        <w:t>Where has God been faithful to me?</w:t>
+      </w:r>
+    </w:p>
+    <w:p>
+      <w:pPr>
+        <w:pStyle w:val="SPBodyText"/>
+      </w:pPr>
+      <w:r>
+        <w:t>What has He done that I have forgotten to thank Him for?</w:t>
+      </w:r>
+    </w:p>
+    <w:p>
+      <w:pPr>
+        <w:pStyle w:val="SPBodyText"/>
+      </w:pPr>
+      <w:r>
+        <w:t>Where do I need to trust His promise rather than my own strength?</w:t>
+      </w:r>
+    </w:p>
+    <w:p>
+      <w:pPr>
+        <w:pStyle w:val="SPBodyText"/>
+      </w:pPr>
+    </w:p>
+    <w:p>
+      <w:pPr>
+        <w:pStyle w:val="SPBodyText"/>
+      </w:pPr>
+      <w:r>
+        <w:t>And perhaps most importantly:</w:t>
+      </w:r>
+    </w:p>
+    <w:p>
+      <w:pPr>
+        <w:pStyle w:val="SPBodyText"/>
+      </w:pPr>
+      <w:r>
+        <w:t>Can my soul magnify God even before I understand everything He is doing?</w:t>
+      </w:r>
+    </w:p>
+    <w:p>
+      <w:pPr>
+        <w:pStyle w:val="SPBodyText"/>
+      </w:pPr>
+      <w:r>
+        <w:t>Mary could not yet see the whole road ahead.</w:t>
+      </w:r>
+    </w:p>
+    <w:p>
+      <w:pPr>
+        <w:pStyle w:val="SPBodyText"/>
+      </w:pPr>
+      <w:r>
+        <w:t>But she trusted the One who could.</w:t>
+      </w:r>
+    </w:p>
+    <w:p>
+      <w:pPr>
+        <w:pStyle w:val="SPBodyText"/>
+      </w:pPr>
+    </w:p>
+    <w:p>
+      <w:pPr>
+        <w:pStyle w:val="SPBodyText"/>
+      </w:pPr>
+      <w:r>
+        <w:t>A Prayer of Trust</w:t>
+      </w:r>
+    </w:p>
+    <w:p>
+      <w:pPr>
+        <w:pStyle w:val="SPBodyText"/>
+      </w:pPr>
+      <w:r>
+        <w:t>The Magnificat is therefore more than a hymn of praise.</w:t>
+      </w:r>
+    </w:p>
+    <w:p>
+      <w:pPr>
+        <w:pStyle w:val="SPBodyText"/>
+      </w:pPr>
+      <w:r>
+        <w:t>It is a prayer of trust.</w:t>
+      </w:r>
+    </w:p>
+    <w:p>
+      <w:pPr>
+        <w:pStyle w:val="SPBodyText"/>
+      </w:pPr>
+      <w:r>
+        <w:t>Mary gives herself to God without knowing everything that will follow.</w:t>
+      </w:r>
+    </w:p>
+    <w:p>
+      <w:pPr>
+        <w:pStyle w:val="SPBodyText"/>
+      </w:pPr>
+      <w:r>
+        <w:t xml:space="preserve">She knows only enough to say </w:t>
+      </w:r>
+      <w:r>
         <w:rPr>
           <w:b/>
           <w:bCs/>
         </w:rPr>
-      </w:pPr>
-      <w:r>
-        <w:rPr>
-          <w:b/>
-          <w:bCs/>
-        </w:rPr>
-        <w:t>The God Who Lifts the Lowly</w:t>
-      </w:r>
-    </w:p>
-    <w:p>
-      <w:pPr>
-        <w:pStyle w:val="SPBodyText"/>
-      </w:pPr>
-      <w:r>
-        <w:t>Mary then speaks of a God who turns the world's expectations upside down.</w:t>
-      </w:r>
-    </w:p>
-    <w:p>
-      <w:pPr>
-        <w:pStyle w:val="SPBodyText"/>
-      </w:pPr>
-    </w:p>
-    <w:p>
-      <w:pPr>
-        <w:pStyle w:val="SPBodyText"/>
-      </w:pPr>
-      <w:r>
-        <w:t>He brings down the mighty.</w:t>
-      </w:r>
-    </w:p>
-    <w:p>
-      <w:pPr>
-        <w:pStyle w:val="SPBodyText"/>
-      </w:pPr>
-      <w:r>
-        <w:t>He lifts up the lowly.</w:t>
-      </w:r>
-    </w:p>
-    <w:p>
-      <w:pPr>
-        <w:pStyle w:val="SPBodyText"/>
-      </w:pPr>
-      <w:r>
-        <w:t>He fills the hungry.</w:t>
-      </w:r>
-    </w:p>
-    <w:p>
-      <w:pPr>
-        <w:pStyle w:val="SPBodyText"/>
-      </w:pPr>
-      <w:r>
-        <w:t>He sends the rich away empty.</w:t>
-      </w:r>
-    </w:p>
-    <w:p>
-      <w:pPr>
-        <w:pStyle w:val="SPBodyText"/>
-      </w:pPr>
-    </w:p>
-    <w:p>
-      <w:pPr>
-        <w:pStyle w:val="SPBodyText"/>
-      </w:pPr>
-      <w:r>
-        <w:t>This is not simply a description of what God might do one day. Mary speaks of the faithfulness of the God who has always acted this way.</w:t>
-      </w:r>
-    </w:p>
-    <w:p>
-      <w:pPr>
-        <w:pStyle w:val="SPBodyText"/>
-      </w:pPr>
-      <w:r>
-        <w:t>The God of the Magnificat is the God who remembers His promises.</w:t>
-      </w:r>
-    </w:p>
-    <w:p>
-      <w:pPr>
-        <w:pStyle w:val="SPBodyText"/>
-      </w:pPr>
-    </w:p>
-    <w:p>
-      <w:pPr>
-        <w:pStyle w:val="SPBodyText"/>
-      </w:pPr>
-      <w:r>
-        <w:t>He is the God who heard Israel's cry.</w:t>
-      </w:r>
-    </w:p>
-    <w:p>
-      <w:pPr>
-        <w:pStyle w:val="SPBodyText"/>
-      </w:pPr>
-      <w:r>
-        <w:t>The God who made covenant with Abraham.</w:t>
-      </w:r>
-    </w:p>
-    <w:p>
-      <w:pPr>
-        <w:pStyle w:val="SPBodyText"/>
-      </w:pPr>
-      <w:r>
-        <w:t>The God who does not forget His people.</w:t>
-      </w:r>
-    </w:p>
-    <w:p>
-      <w:pPr>
-        <w:pStyle w:val="SPBodyText"/>
-      </w:pPr>
-      <w:r>
-        <w:t>And Mary places herself within that great story.</w:t>
-      </w:r>
-    </w:p>
-    <w:p>
-      <w:pPr>
-        <w:pStyle w:val="SPBodyText"/>
-      </w:pPr>
-    </w:p>
-    <w:p>
-      <w:pPr>
-        <w:pStyle w:val="SPBodyText"/>
-      </w:pPr>
-      <w:r>
-        <w:lastRenderedPageBreak/>
-        <w:t>Her own life is not separate from God's work in history. The promise made to Abraham is now being fulfilled before her eyes.</w:t>
-      </w:r>
-    </w:p>
-    <w:p>
-      <w:pPr>
-        <w:pStyle w:val="SPBodyText"/>
-      </w:pPr>
-      <w:r>
-        <w:t>The humble servant from Nazareth has become the mother of the promised Messiah.</w:t>
-      </w:r>
-    </w:p>
-    <w:p>
-      <w:pPr>
-        <w:pStyle w:val="SPBodyText"/>
-      </w:pPr>
-      <w:r>
-        <w:t>Yet Mary's response is not pride.</w:t>
-      </w:r>
-    </w:p>
-    <w:p>
-      <w:pPr>
-        <w:pStyle w:val="SPBodyText"/>
-      </w:pPr>
-      <w:r>
-        <w:t>It is worship.</w:t>
-      </w:r>
-    </w:p>
-    <w:p>
-      <w:pPr>
-        <w:pStyle w:val="SPBodyText"/>
-      </w:pPr>
-    </w:p>
-    <w:p>
-      <w:pPr>
-        <w:pStyle w:val="SPBodyText"/>
-        <w:rPr>
-          <w:b/>
-          <w:bCs/>
-        </w:rPr>
-      </w:pPr>
-      <w:r>
-        <w:rPr>
-          <w:b/>
-          <w:bCs/>
-        </w:rPr>
-        <w:t>Mercy From Generation to Generation</w:t>
-      </w:r>
-    </w:p>
-    <w:p>
-      <w:pPr>
-        <w:pStyle w:val="SPBodyText"/>
-      </w:pPr>
-      <w:r>
-        <w:t>One phrase appears again and again beneath the Magnificat:</w:t>
-      </w:r>
-    </w:p>
-    <w:p>
-      <w:pPr>
-        <w:pStyle w:val="SPBodyText"/>
-      </w:pPr>
-    </w:p>
-    <w:p>
-      <w:pPr>
-        <w:pStyle w:val="SPBodyText"/>
-      </w:pPr>
-      <w:r>
-        <w:t>God's mercy.</w:t>
-      </w:r>
-    </w:p>
-    <w:p>
-      <w:pPr>
-        <w:pStyle w:val="SPBodyText"/>
-      </w:pPr>
-    </w:p>
-    <w:p>
-      <w:pPr>
-        <w:pStyle w:val="SPBodyText"/>
-      </w:pPr>
-      <w:r>
-        <w:t>Mary knows that God's greatness is not the greatness of a distant ruler who demands honour from below.</w:t>
-      </w:r>
-    </w:p>
-    <w:p>
-      <w:pPr>
-        <w:pStyle w:val="SPBodyText"/>
-      </w:pPr>
-      <w:r>
-        <w:t>It is the greatness of a God who draws near.</w:t>
-      </w:r>
-    </w:p>
-    <w:p>
-      <w:pPr>
-        <w:pStyle w:val="SPBodyText"/>
-      </w:pPr>
-    </w:p>
-    <w:p>
-      <w:pPr>
-        <w:pStyle w:val="SPBodyText"/>
-      </w:pPr>
-      <w:r>
-        <w:t>He remembers.</w:t>
-      </w:r>
-    </w:p>
-    <w:p>
-      <w:pPr>
-        <w:pStyle w:val="SPBodyText"/>
-      </w:pPr>
-      <w:r>
-        <w:t>He feeds.</w:t>
-      </w:r>
-    </w:p>
-    <w:p>
-      <w:pPr>
-        <w:pStyle w:val="SPBodyText"/>
-      </w:pPr>
-      <w:r>
-        <w:t>He raises up.</w:t>
-      </w:r>
-    </w:p>
-    <w:p>
-      <w:pPr>
-        <w:pStyle w:val="SPBodyText"/>
-      </w:pPr>
-      <w:r>
-        <w:t>He forgives.</w:t>
-      </w:r>
-    </w:p>
-    <w:p>
-      <w:pPr>
-        <w:pStyle w:val="SPBodyText"/>
-      </w:pPr>
-      <w:r>
-        <w:t>He keeps His promises.</w:t>
-      </w:r>
-    </w:p>
-    <w:p>
-      <w:pPr>
-        <w:pStyle w:val="SPBodyText"/>
-      </w:pPr>
-    </w:p>
-    <w:p>
-      <w:pPr>
-        <w:pStyle w:val="SPBodyText"/>
-      </w:pPr>
-      <w:r>
-        <w:t>And His mercy is not limited to one generation.</w:t>
-      </w:r>
-    </w:p>
-    <w:p>
-      <w:pPr>
-        <w:pStyle w:val="SPBodyText"/>
-      </w:pPr>
-      <w:r>
-        <w:t>His mercy is from generation to generation.</w:t>
-      </w:r>
-    </w:p>
-    <w:p>
-      <w:pPr>
-        <w:pStyle w:val="SPBodyText"/>
-      </w:pPr>
-      <w:r>
-        <w:lastRenderedPageBreak/>
-        <w:t>That means the Magnificat is not only Mary's song.</w:t>
-      </w:r>
-    </w:p>
-    <w:p>
-      <w:pPr>
-        <w:pStyle w:val="SPBodyText"/>
-      </w:pPr>
-      <w:r>
-        <w:t>It can become ours.</w:t>
-      </w:r>
-    </w:p>
-    <w:p>
-      <w:pPr>
-        <w:pStyle w:val="SPBodyText"/>
-      </w:pPr>
-      <w:r>
-        <w:t>When we pray these words, we join our voices to hers.</w:t>
-      </w:r>
-    </w:p>
-    <w:p>
-      <w:pPr>
-        <w:pStyle w:val="SPBodyText"/>
-      </w:pPr>
-      <w:r>
-        <w:t>We bring before God the blessings we have received, the promises we are still waiting to see fulfilled, and the places in our lives where we need His mercy.</w:t>
-      </w:r>
-    </w:p>
-    <w:p>
-      <w:pPr>
-        <w:pStyle w:val="SPBodyText"/>
-      </w:pPr>
-      <w:r>
-        <w:t>Mary teaches us to look at our own lives and ask:</w:t>
-      </w:r>
-    </w:p>
-    <w:p>
-      <w:pPr>
-        <w:pStyle w:val="SPBodyText"/>
-      </w:pPr>
-    </w:p>
-    <w:p>
-      <w:pPr>
-        <w:pStyle w:val="SPBodyText"/>
-      </w:pPr>
-      <w:r>
-        <w:t>Where has God been faithful to me?</w:t>
-      </w:r>
-    </w:p>
-    <w:p>
-      <w:pPr>
-        <w:pStyle w:val="SPBodyText"/>
-      </w:pPr>
-      <w:r>
-        <w:t>What has He done that I have forgotten to thank Him for?</w:t>
-      </w:r>
-    </w:p>
-    <w:p>
-      <w:pPr>
-        <w:pStyle w:val="SPBodyText"/>
-      </w:pPr>
-      <w:r>
-        <w:t>Where do I need to trust His promise rather than my own strength?</w:t>
-      </w:r>
-    </w:p>
-    <w:p>
-      <w:pPr>
-        <w:pStyle w:val="SPBodyText"/>
-      </w:pPr>
-    </w:p>
-    <w:p>
-      <w:pPr>
-        <w:pStyle w:val="SPBodyText"/>
-      </w:pPr>
-      <w:r>
-        <w:t>And perhaps most importantly:</w:t>
-      </w:r>
-    </w:p>
-    <w:p>
-      <w:pPr>
-        <w:pStyle w:val="SPBodyText"/>
-      </w:pPr>
-      <w:r>
-        <w:t>Can my soul magnify God even before I understand everything He is doing?</w:t>
-      </w:r>
-    </w:p>
-    <w:p>
-      <w:pPr>
-        <w:pStyle w:val="SPBodyText"/>
-      </w:pPr>
-      <w:r>
-        <w:t>Mary could not yet see the whole road ahead.</w:t>
-      </w:r>
-    </w:p>
-    <w:p>
-      <w:pPr>
-        <w:pStyle w:val="SPBodyText"/>
-      </w:pPr>
-      <w:r>
-        <w:t>But she trusted the One who could.</w:t>
-      </w:r>
-    </w:p>
-    <w:p>
-      <w:pPr>
-        <w:pStyle w:val="SPBodyText"/>
-      </w:pPr>
-    </w:p>
-    <w:p>
-      <w:pPr>
-        <w:pStyle w:val="SPBodyText"/>
-        <w:rPr>
-          <w:b/>
-          <w:bCs/>
-        </w:rPr>
-      </w:pPr>
-      <w:r>
-        <w:rPr>
-          <w:b/>
-          <w:bCs/>
-        </w:rPr>
-        <w:t>A Prayer of Trust</w:t>
-      </w:r>
-    </w:p>
-    <w:p>
-      <w:pPr>
-        <w:pStyle w:val="SPBodyText"/>
-      </w:pPr>
-      <w:r>
-        <w:t>The Magnificat is therefore more than a hymn of praise.</w:t>
-      </w:r>
-    </w:p>
-    <w:p>
-      <w:pPr>
-        <w:pStyle w:val="SPBodyText"/>
-      </w:pPr>
-      <w:r>
-        <w:t>It is a prayer of trust.</w:t>
-      </w:r>
-    </w:p>
-    <w:p>
-      <w:pPr>
-        <w:pStyle w:val="SPBodyText"/>
-      </w:pPr>
-      <w:r>
-        <w:t>Mary gives herself to God without knowing everything that will follow.</w:t>
-      </w:r>
-    </w:p>
-    <w:p>
-      <w:pPr>
-        <w:pStyle w:val="SPBodyText"/>
-      </w:pPr>
-      <w:r>
-        <w:t xml:space="preserve">She knows only enough to say </w:t>
-      </w:r>
-      <w:r>
-        <w:rPr>
-          <w:b/>
-          <w:bCs/>
-        </w:rPr>
         <w:t>yes</w:t>
       </w:r>
       <w:r>
@@ -12302,7 +12338,6 @@
     <w:p>
       <w:pPr>
         <w:pStyle w:val="SPBodyText"/>
-        <w:jc w:val="center"/>
         <w:sectPr>
           <w:type w:val="oddPage"/>
           <w:pgSz w:w="7920" w:h="12240" w:code="6"/>
@@ -12322,7 +12357,6 @@
     <w:p>
       <w:pPr>
         <w:pStyle w:val="SPBodyText"/>
-        <w:jc w:val="center"/>
       </w:pPr>
       <w:r>
         <w:rPr>
@@ -12619,15 +12653,11 @@
       <w:pPr>
         <w:pStyle w:val="SPBodyText"/>
         <w:rPr>
-          <w:b/>
-          <w:bCs/>
           <w:lang w:eastAsia="en-ZA"/>
         </w:rPr>
       </w:pPr>
       <w:r>
         <w:rPr>
-          <w:b/>
-          <w:bCs/>
           <w:lang w:eastAsia="en-ZA"/>
         </w:rPr>
         <w:t>Seeing the Light</w:t>
@@ -13037,25 +13067,53 @@
     <w:p>
       <w:pPr>
         <w:pStyle w:val="SPBodyText"/>
+      </w:pPr>
+      <w:r>
+        <w:t>Songs of the Waiting Heart</w:t>
+      </w:r>
+    </w:p>
+    <w:p>
+      <w:pPr>
+        <w:pStyle w:val="SPBodyText"/>
+      </w:pPr>
+      <w:r>
+        <w:t>The three canticles we have prayed come from different moments in the story of salvation, yet they share a common movement of faith.</w:t>
+      </w:r>
+    </w:p>
+    <w:p>
+      <w:pPr>
+        <w:pStyle w:val="SPBodyText"/>
+      </w:pPr>
+      <w:r>
+        <w:t xml:space="preserve">In the </w:t>
+      </w:r>
+      <w:r>
         <w:rPr>
           <w:b/>
           <w:bCs/>
         </w:rPr>
-      </w:pPr>
+        <w:t>Benedictus</w:t>
+      </w:r>
+      <w:r>
+        <w:t>, Zechariah looks upon the promises of God and gives thanks. After a time of waiting, he sees that God has not forgotten His people.</w:t>
+      </w:r>
+    </w:p>
+    <w:p>
+      <w:pPr>
+        <w:pStyle w:val="SPBodyText"/>
+      </w:pPr>
+      <w:r>
+        <w:t xml:space="preserve">In the </w:t>
+      </w:r>
       <w:r>
         <w:rPr>
           <w:b/>
           <w:bCs/>
         </w:rPr>
-        <w:t>Songs of the Waiting Heart</w:t>
-      </w:r>
-    </w:p>
-    <w:p>
-      <w:pPr>
-        <w:pStyle w:val="SPBodyText"/>
-      </w:pPr>
-      <w:r>
-        <w:t>The three canticles we have prayed come from different moments in the story of salvation, yet they share a common movement of faith.</w:t>
+        <w:t>Magnificat</w:t>
+      </w:r>
+      <w:r>
+        <w:t>, Mary responds to God's work with praise. She rejoices not in herself, but in the greatness and mercy of God.</w:t>
       </w:r>
     </w:p>
     <w:p>
@@ -13070,42 +13128,6 @@
           <w:b/>
           <w:bCs/>
         </w:rPr>
-        <w:t>Benedictus</w:t>
-      </w:r>
-      <w:r>
-        <w:t>, Zechariah looks upon the promises of God and gives thanks. After a time of waiting, he sees that God has not forgotten His people.</w:t>
-      </w:r>
-    </w:p>
-    <w:p>
-      <w:pPr>
-        <w:pStyle w:val="SPBodyText"/>
-      </w:pPr>
-      <w:r>
-        <w:t xml:space="preserve">In the </w:t>
-      </w:r>
-      <w:r>
-        <w:rPr>
-          <w:b/>
-          <w:bCs/>
-        </w:rPr>
-        <w:t>Magnificat</w:t>
-      </w:r>
-      <w:r>
-        <w:t>, Mary responds to God's work with praise. She rejoices not in herself, but in the greatness and mercy of God.</w:t>
-      </w:r>
-    </w:p>
-    <w:p>
-      <w:pPr>
-        <w:pStyle w:val="SPBodyText"/>
-      </w:pPr>
-      <w:r>
-        <w:t xml:space="preserve">In the </w:t>
-      </w:r>
-      <w:r>
-        <w:rPr>
-          <w:b/>
-          <w:bCs/>
-        </w:rPr>
         <w:t>Nunc Dimittis</w:t>
       </w:r>
       <w:r>
@@ -13200,7 +13222,6 @@
     <w:p>
       <w:pPr>
         <w:pStyle w:val="SPBodyText"/>
-        <w:jc w:val="center"/>
       </w:pPr>
       <w:r>
         <w:rPr>
@@ -13416,7 +13437,6 @@
     <w:p>
       <w:pPr>
         <w:pStyle w:val="SPBodyText"/>
-        <w:jc w:val="center"/>
       </w:pPr>
       <w:r>
         <w:rPr>
@@ -13450,16 +13470,8 @@
     <w:p>
       <w:pPr>
         <w:pStyle w:val="SPBodyText"/>
-        <w:rPr>
-          <w:b/>
-          <w:bCs/>
-        </w:rPr>
-      </w:pPr>
-      <w:r>
-        <w:rPr>
-          <w:b/>
-          <w:bCs/>
-        </w:rPr>
+      </w:pPr>
+      <w:r>
         <w:t>Offering the Day to God</w:t>
       </w:r>
     </w:p>
@@ -14123,16 +14135,8 @@
     <w:p>
       <w:pPr>
         <w:pStyle w:val="SPBodyText"/>
-        <w:rPr>
-          <w:b/>
-          <w:bCs/>
-        </w:rPr>
-      </w:pPr>
-      <w:r>
-        <w:rPr>
-          <w:b/>
-          <w:bCs/>
-        </w:rPr>
+      </w:pPr>
+      <w:r>
         <w:t>A Day Given to God</w:t>
       </w:r>
     </w:p>
@@ -14482,7 +14486,6 @@
     <w:p>
       <w:pPr>
         <w:pStyle w:val="SPBodyText"/>
-        <w:jc w:val="center"/>
       </w:pPr>
       <w:r>
         <w:rPr>
@@ -14622,10 +14625,6 @@
     <w:p>
       <w:pPr>
         <w:pStyle w:val="SPBodyText"/>
-        <w:rPr>
-          <w:i/>
-          <w:iCs/>
-        </w:rPr>
         <w:sectPr>
           <w:type w:val="oddPage"/>
           <w:pgSz w:w="7920" w:h="12240" w:code="6"/>
@@ -14636,17 +14635,9 @@
         </w:sectPr>
       </w:pPr>
       <w:r>
-        <w:rPr>
-          <w:i/>
-          <w:iCs/>
-        </w:rPr>
         <w:t>“Behold the handmaid of the Lord;</w:t>
       </w:r>
       <w:r>
-        <w:rPr>
-          <w:i/>
-          <w:iCs/>
-        </w:rPr>
         <w:br/>
         <w:t>be it done unto me according to your word.”</w:t>
       </w:r>
@@ -15162,13 +15153,21 @@
         <w:t>;</w:t>
       </w:r>
       <w:r>
-        <w:t xml:space="preserve"> we have beheld his glory, glory as the only</w:t>
+        <w:t xml:space="preserve"> we have beheld his glory, glory as the </w:t>
+      </w:r>
+      <w:proofErr w:type="gramStart"/>
+      <w:r>
+        <w:t>only</w:t>
       </w:r>
       <w:r>
         <w:t>-</w:t>
       </w:r>
       <w:r>
-        <w:t>begotten Son from the Father.</w:t>
+        <w:t>begotten</w:t>
+      </w:r>
+      <w:proofErr w:type="gramEnd"/>
+      <w:r>
+        <w:t xml:space="preserve"> Son from the Father.</w:t>
       </w:r>
     </w:p>
     <w:p>
@@ -15209,16 +15208,8 @@
     <w:p>
       <w:pPr>
         <w:pStyle w:val="SPBodyText"/>
-        <w:rPr>
-          <w:b/>
-          <w:bCs/>
-        </w:rPr>
-      </w:pPr>
-      <w:r>
-        <w:rPr>
-          <w:b/>
-          <w:bCs/>
-        </w:rPr>
+      </w:pPr>
+      <w:r>
         <w:t>The Word Became Flesh</w:t>
       </w:r>
     </w:p>
@@ -15262,177 +15253,169 @@
     <w:p>
       <w:pPr>
         <w:pStyle w:val="SPBodyText"/>
+      </w:pPr>
+      <w:r>
+        <w:t>“Behold the handmaid of the Lord.”</w:t>
+      </w:r>
+    </w:p>
+    <w:p>
+      <w:pPr>
+        <w:pStyle w:val="SPBodyText"/>
+      </w:pPr>
+    </w:p>
+    <w:p>
+      <w:pPr>
+        <w:pStyle w:val="SPBodyText"/>
+      </w:pPr>
+      <w:r>
+        <w:t>Her answer was not accompanied by certainty about everything that would follow. She did not know every sorrow she would encounter, every joy she would receive, or every mystery she would carry.</w:t>
+      </w:r>
+    </w:p>
+    <w:p>
+      <w:pPr>
+        <w:pStyle w:val="SPBodyText"/>
+      </w:pPr>
+      <w:r>
+        <w:t>She simply trusted God.</w:t>
+      </w:r>
+    </w:p>
+    <w:p>
+      <w:pPr>
+        <w:pStyle w:val="SPBodyText"/>
+      </w:pPr>
+      <w:r>
+        <w:t xml:space="preserve">And through her </w:t>
+      </w:r>
+      <w:r>
+        <w:t>acceptance</w:t>
+      </w:r>
+      <w:r>
+        <w:t>, the Word became flesh.</w:t>
+      </w:r>
+    </w:p>
+    <w:p>
+      <w:pPr>
+        <w:pStyle w:val="SPBodyText"/>
+      </w:pPr>
+    </w:p>
+    <w:p>
+      <w:pPr>
+        <w:pStyle w:val="SPBodyText"/>
+      </w:pPr>
+      <w:r>
+        <w:t>The Angelus invites us to pause throughout the day and remember this mystery.</w:t>
+      </w:r>
+    </w:p>
+    <w:p>
+      <w:pPr>
+        <w:pStyle w:val="SPBodyText"/>
+      </w:pPr>
+    </w:p>
+    <w:p>
+      <w:pPr>
+        <w:pStyle w:val="SPBodyText"/>
+      </w:pPr>
+      <w:r>
+        <w:t>In the morning, as the day begins.</w:t>
+      </w:r>
+    </w:p>
+    <w:p>
+      <w:pPr>
+        <w:pStyle w:val="SPBodyText"/>
+      </w:pPr>
+      <w:r>
+        <w:t>At midday, when the day's work is underway.</w:t>
+      </w:r>
+    </w:p>
+    <w:p>
+      <w:pPr>
+        <w:pStyle w:val="SPBodyText"/>
+      </w:pPr>
+      <w:r>
+        <w:t>In the evening, as the day draws to its close.</w:t>
+      </w:r>
+    </w:p>
+    <w:p>
+      <w:pPr>
+        <w:pStyle w:val="SPBodyText"/>
+      </w:pPr>
+    </w:p>
+    <w:p>
+      <w:pPr>
+        <w:pStyle w:val="SPBodyText"/>
+      </w:pPr>
+      <w:r>
+        <w:lastRenderedPageBreak/>
+        <w:t>The hours may change.</w:t>
+      </w:r>
+    </w:p>
+    <w:p>
+      <w:pPr>
+        <w:pStyle w:val="SPBodyText"/>
+      </w:pPr>
+      <w:r>
+        <w:t>Our circumstances may change.</w:t>
+      </w:r>
+    </w:p>
+    <w:p>
+      <w:pPr>
+        <w:pStyle w:val="SPBodyText"/>
+      </w:pPr>
+      <w:r>
+        <w:t>But the mystery remains.</w:t>
+      </w:r>
+    </w:p>
+    <w:p>
+      <w:pPr>
+        <w:pStyle w:val="SPBodyText"/>
+      </w:pPr>
+    </w:p>
+    <w:p>
+      <w:pPr>
+        <w:pStyle w:val="SPBodyText"/>
+      </w:pPr>
+      <w:r>
+        <w:t>God has come near.</w:t>
+      </w:r>
+    </w:p>
+    <w:p>
+      <w:pPr>
+        <w:pStyle w:val="SPBodyText"/>
+      </w:pPr>
+    </w:p>
+    <w:p>
+      <w:pPr>
+        <w:pStyle w:val="SPBodyText"/>
+      </w:pPr>
+      <w:r>
+        <w:t>The Son of God entered our humanity.</w:t>
+      </w:r>
+    </w:p>
+    <w:p>
+      <w:pPr>
+        <w:pStyle w:val="SPBodyText"/>
+      </w:pPr>
+      <w:r>
+        <w:t>He entered our world, not from a distance, but from within it.</w:t>
+      </w:r>
+    </w:p>
+    <w:p>
+      <w:pPr>
+        <w:pStyle w:val="SPBodyText"/>
+      </w:pPr>
+    </w:p>
+    <w:p>
+      <w:pPr>
+        <w:pStyle w:val="SPBodyText"/>
+      </w:pPr>
+      <w:r>
+        <w:t xml:space="preserve">Mary's </w:t>
+      </w:r>
+      <w:r>
         <w:rPr>
           <w:i/>
           <w:iCs/>
         </w:rPr>
-      </w:pPr>
-      <w:r>
-        <w:rPr>
-          <w:i/>
-          <w:iCs/>
-        </w:rPr>
-        <w:t>“Behold the handmaid of the Lord.”</w:t>
-      </w:r>
-    </w:p>
-    <w:p>
-      <w:pPr>
-        <w:pStyle w:val="SPBodyText"/>
-      </w:pPr>
-    </w:p>
-    <w:p>
-      <w:pPr>
-        <w:pStyle w:val="SPBodyText"/>
-      </w:pPr>
-      <w:r>
-        <w:t>Her answer was not accompanied by certainty about everything that would follow. She did not know every sorrow she would encounter, every joy she would receive, or every mystery she would carry.</w:t>
-      </w:r>
-    </w:p>
-    <w:p>
-      <w:pPr>
-        <w:pStyle w:val="SPBodyText"/>
-      </w:pPr>
-      <w:r>
-        <w:t>She simply trusted God.</w:t>
-      </w:r>
-    </w:p>
-    <w:p>
-      <w:pPr>
-        <w:pStyle w:val="SPBodyText"/>
-      </w:pPr>
-      <w:r>
-        <w:t xml:space="preserve">And through her </w:t>
-      </w:r>
-      <w:r>
-        <w:t>acceptance</w:t>
-      </w:r>
-      <w:r>
-        <w:t>, the Word became flesh.</w:t>
-      </w:r>
-    </w:p>
-    <w:p>
-      <w:pPr>
-        <w:pStyle w:val="SPBodyText"/>
-      </w:pPr>
-    </w:p>
-    <w:p>
-      <w:pPr>
-        <w:pStyle w:val="SPBodyText"/>
-      </w:pPr>
-      <w:r>
-        <w:t>The Angelus invites us to pause throughout the day and remember this mystery.</w:t>
-      </w:r>
-    </w:p>
-    <w:p>
-      <w:pPr>
-        <w:pStyle w:val="SPBodyText"/>
-      </w:pPr>
-    </w:p>
-    <w:p>
-      <w:pPr>
-        <w:pStyle w:val="SPBodyText"/>
-      </w:pPr>
-      <w:r>
-        <w:t>In the morning, as the day begins.</w:t>
-      </w:r>
-    </w:p>
-    <w:p>
-      <w:pPr>
-        <w:pStyle w:val="SPBodyText"/>
-      </w:pPr>
-      <w:r>
-        <w:t>At midday, when the day's work is underway.</w:t>
-      </w:r>
-    </w:p>
-    <w:p>
-      <w:pPr>
-        <w:pStyle w:val="SPBodyText"/>
-      </w:pPr>
-      <w:r>
-        <w:t>In the evening, as the day draws to its close.</w:t>
-      </w:r>
-    </w:p>
-    <w:p>
-      <w:pPr>
-        <w:pStyle w:val="SPBodyText"/>
-      </w:pPr>
-    </w:p>
-    <w:p>
-      <w:pPr>
-        <w:pStyle w:val="SPBodyText"/>
-      </w:pPr>
-      <w:r>
-        <w:lastRenderedPageBreak/>
-        <w:t>The hours may change.</w:t>
-      </w:r>
-    </w:p>
-    <w:p>
-      <w:pPr>
-        <w:pStyle w:val="SPBodyText"/>
-      </w:pPr>
-      <w:r>
-        <w:t>Our circumstances may change.</w:t>
-      </w:r>
-    </w:p>
-    <w:p>
-      <w:pPr>
-        <w:pStyle w:val="SPBodyText"/>
-      </w:pPr>
-      <w:r>
-        <w:t>But the mystery remains.</w:t>
-      </w:r>
-    </w:p>
-    <w:p>
-      <w:pPr>
-        <w:pStyle w:val="SPBodyText"/>
-      </w:pPr>
-    </w:p>
-    <w:p>
-      <w:pPr>
-        <w:pStyle w:val="SPBodyText"/>
-      </w:pPr>
-      <w:r>
-        <w:t>God has come near.</w:t>
-      </w:r>
-    </w:p>
-    <w:p>
-      <w:pPr>
-        <w:pStyle w:val="SPBodyText"/>
-      </w:pPr>
-    </w:p>
-    <w:p>
-      <w:pPr>
-        <w:pStyle w:val="SPBodyText"/>
-      </w:pPr>
-      <w:r>
-        <w:t>The Son of God entered our humanity.</w:t>
-      </w:r>
-    </w:p>
-    <w:p>
-      <w:pPr>
-        <w:pStyle w:val="SPBodyText"/>
-      </w:pPr>
-      <w:r>
-        <w:t>He entered our world, not from a distance, but from within it.</w:t>
-      </w:r>
-    </w:p>
-    <w:p>
-      <w:pPr>
-        <w:pStyle w:val="SPBodyText"/>
-      </w:pPr>
-    </w:p>
-    <w:p>
-      <w:pPr>
-        <w:pStyle w:val="SPBodyText"/>
-      </w:pPr>
-      <w:r>
-        <w:t xml:space="preserve">Mary's </w:t>
-      </w:r>
-      <w:r>
-        <w:rPr>
-          <w:i/>
-          <w:iCs/>
-        </w:rPr>
         <w:t>Fiat</w:t>
       </w:r>
       <w:r>
@@ -15463,16 +15446,8 @@
     <w:p>
       <w:pPr>
         <w:pStyle w:val="SPBodyText"/>
-        <w:rPr>
-          <w:i/>
-          <w:iCs/>
-        </w:rPr>
-      </w:pPr>
-      <w:r>
-        <w:rPr>
-          <w:i/>
-          <w:iCs/>
-        </w:rPr>
+      </w:pPr>
+      <w:r>
         <w:t>“Let it be done to me according to your word.”</w:t>
       </w:r>
     </w:p>
@@ -15840,7 +15815,6 @@
     <w:p>
       <w:pPr>
         <w:pStyle w:val="SPBodyText"/>
-        <w:jc w:val="center"/>
         <w:sectPr>
           <w:type w:val="evenPage"/>
           <w:pgSz w:w="7920" w:h="12240" w:code="6"/>
@@ -15860,7 +15834,6 @@
     <w:p>
       <w:pPr>
         <w:pStyle w:val="SPBodyText"/>
-        <w:jc w:val="center"/>
       </w:pPr>
       <w:r>
         <w:rPr>
@@ -15888,16 +15861,8 @@
     <w:p>
       <w:pPr>
         <w:pStyle w:val="SPBodyText"/>
-        <w:rPr>
-          <w:b/>
-          <w:bCs/>
-        </w:rPr>
-      </w:pPr>
-      <w:r>
-        <w:rPr>
-          <w:b/>
-          <w:bCs/>
-        </w:rPr>
+      </w:pPr>
+      <w:r>
         <w:t>The Soul of Christ</w:t>
       </w:r>
     </w:p>
@@ -16405,16 +16370,8 @@
     <w:p>
       <w:pPr>
         <w:pStyle w:val="SPBodyText"/>
-        <w:rPr>
-          <w:b/>
-          <w:bCs/>
-        </w:rPr>
-      </w:pPr>
-      <w:r>
-        <w:rPr>
-          <w:b/>
-          <w:bCs/>
-        </w:rPr>
+      </w:pPr>
+      <w:r>
         <w:t>A Prayer of Complete Surrender</w:t>
       </w:r>
     </w:p>
@@ -16480,16 +16437,8 @@
     <w:p>
       <w:pPr>
         <w:pStyle w:val="SPBodyText"/>
-        <w:rPr>
-          <w:i/>
-          <w:iCs/>
-        </w:rPr>
-      </w:pPr>
-      <w:r>
-        <w:rPr>
-          <w:i/>
-          <w:iCs/>
-        </w:rPr>
+      </w:pPr>
+      <w:r>
         <w:t>“Sanctify me. Save me. Wash me. Strengthen me.”</w:t>
       </w:r>
     </w:p>
@@ -16556,16 +16505,8 @@
     <w:p>
       <w:pPr>
         <w:pStyle w:val="SPBodyText"/>
-        <w:rPr>
-          <w:i/>
-          <w:iCs/>
-        </w:rPr>
-      </w:pPr>
-      <w:r>
-        <w:rPr>
-          <w:i/>
-          <w:iCs/>
-        </w:rPr>
+      </w:pPr>
+      <w:r>
         <w:t>“Never permit me to be separated from You,”</w:t>
       </w:r>
     </w:p>
@@ -16632,16 +16573,8 @@
     <w:p>
       <w:pPr>
         <w:pStyle w:val="SPBodyText"/>
-        <w:rPr>
-          <w:i/>
-          <w:iCs/>
-        </w:rPr>
-      </w:pPr>
-      <w:r>
-        <w:rPr>
-          <w:i/>
-          <w:iCs/>
-        </w:rPr>
+      </w:pPr>
+      <w:r>
         <w:t>“And bid me come to You.”</w:t>
       </w:r>
     </w:p>
@@ -16669,7 +16602,6 @@
     <w:p>
       <w:pPr>
         <w:pStyle w:val="SPBodyText"/>
-        <w:jc w:val="center"/>
       </w:pPr>
       <w:r>
         <w:rPr>
@@ -17055,23 +16987,11 @@
     <w:p>
       <w:pPr>
         <w:pStyle w:val="SPBodyText"/>
-        <w:rPr>
-          <w:b/>
-          <w:bCs/>
-        </w:rPr>
-      </w:pPr>
-      <w:r>
-        <w:rPr>
-          <w:b/>
-          <w:bCs/>
-        </w:rPr>
+      </w:pPr>
+      <w:r>
         <w:t>The Care We Cannot Always See</w:t>
       </w:r>
       <w:r>
-        <w:rPr>
-          <w:b/>
-          <w:bCs/>
-        </w:rPr>
         <w:t>.</w:t>
       </w:r>
     </w:p>
@@ -17360,7 +17280,6 @@
     <w:p>
       <w:pPr>
         <w:pStyle w:val="SPBodyText"/>
-        <w:jc w:val="center"/>
       </w:pPr>
       <w:r>
         <w:rPr>
@@ -17735,16 +17654,8 @@
     <w:p>
       <w:pPr>
         <w:pStyle w:val="SPBodyText"/>
-        <w:rPr>
-          <w:b/>
-          <w:bCs/>
-        </w:rPr>
-      </w:pPr>
-      <w:r>
-        <w:rPr>
-          <w:b/>
-          <w:bCs/>
-        </w:rPr>
+      </w:pPr>
+      <w:r>
         <w:t>In the Hands of Mercy</w:t>
       </w:r>
     </w:p>
@@ -17772,16 +17683,8 @@
     <w:p>
       <w:pPr>
         <w:pStyle w:val="SPBodyText"/>
-        <w:rPr>
-          <w:i/>
-          <w:iCs/>
-        </w:rPr>
-      </w:pPr>
-      <w:r>
-        <w:rPr>
-          <w:i/>
-          <w:iCs/>
-        </w:rPr>
+      </w:pPr>
+      <w:r>
         <w:t>“Eternal rest grant unto them, O Lord.”</w:t>
       </w:r>
     </w:p>
@@ -17938,7 +17841,6 @@
     <w:p>
       <w:pPr>
         <w:pStyle w:val="SPBodyText"/>
-        <w:jc w:val="center"/>
       </w:pPr>
       <w:r>
         <w:rPr>
@@ -18372,16 +18274,8 @@
     <w:p>
       <w:pPr>
         <w:pStyle w:val="SPBodyText"/>
-        <w:rPr>
-          <w:b/>
-          <w:bCs/>
-        </w:rPr>
-      </w:pPr>
-      <w:r>
-        <w:rPr>
-          <w:b/>
-          <w:bCs/>
-        </w:rPr>
+      </w:pPr>
+      <w:r>
         <w:t>A Heart That Gives Thanks</w:t>
       </w:r>
     </w:p>
@@ -18420,16 +18314,8 @@
     <w:p>
       <w:pPr>
         <w:pStyle w:val="SPBodyText"/>
-        <w:rPr>
-          <w:i/>
-          <w:iCs/>
-        </w:rPr>
-      </w:pPr>
-      <w:r>
-        <w:rPr>
-          <w:i/>
-          <w:iCs/>
-        </w:rPr>
+      </w:pPr>
+      <w:r>
         <w:t>Blessed be...</w:t>
       </w:r>
     </w:p>
@@ -18532,16 +18418,8 @@
     <w:p>
       <w:pPr>
         <w:pStyle w:val="SPBodyText"/>
-        <w:rPr>
-          <w:i/>
-          <w:iCs/>
-        </w:rPr>
-      </w:pPr>
-      <w:r>
-        <w:rPr>
-          <w:i/>
-          <w:iCs/>
-        </w:rPr>
+      </w:pPr>
+      <w:r>
         <w:t>Blessed be God.</w:t>
       </w:r>
     </w:p>
@@ -18593,7 +18471,6 @@
     <w:p>
       <w:pPr>
         <w:pStyle w:val="SPBodyText"/>
-        <w:jc w:val="center"/>
       </w:pPr>
       <w:r>
         <w:rPr>
@@ -18627,16 +18504,8 @@
     <w:p>
       <w:pPr>
         <w:pStyle w:val="SPBodyText"/>
-        <w:rPr>
-          <w:b/>
-          <w:bCs/>
-        </w:rPr>
-      </w:pPr>
-      <w:r>
-        <w:rPr>
-          <w:b/>
-          <w:bCs/>
-        </w:rPr>
+      </w:pPr>
+      <w:r>
         <w:t>Resting in His Peace</w:t>
       </w:r>
     </w:p>
@@ -18910,16 +18779,8 @@
     <w:p>
       <w:pPr>
         <w:pStyle w:val="SPBodyText"/>
-        <w:rPr>
-          <w:b/>
-          <w:bCs/>
-        </w:rPr>
-      </w:pPr>
-      <w:r>
-        <w:rPr>
-          <w:b/>
-          <w:bCs/>
-        </w:rPr>
+      </w:pPr>
+      <w:r>
         <w:t>Resting in God's Care</w:t>
       </w:r>
     </w:p>
@@ -18951,23 +18812,11 @@
     <w:p>
       <w:pPr>
         <w:pStyle w:val="SPBodyText"/>
-        <w:rPr>
-          <w:i/>
-          <w:iCs/>
-        </w:rPr>
-      </w:pPr>
-      <w:r>
-        <w:rPr>
-          <w:i/>
-          <w:iCs/>
-        </w:rPr>
+      </w:pPr>
+      <w:r>
         <w:t>Protect us, Lord, as we stay awake;</w:t>
       </w:r>
       <w:r>
-        <w:rPr>
-          <w:i/>
-          <w:iCs/>
-        </w:rPr>
         <w:br/>
         <w:t>watch over us as we sleep.</w:t>
       </w:r>
@@ -19177,90 +19026,82 @@
     <w:p>
       <w:pPr>
         <w:pStyle w:val="SPBodyText"/>
+      </w:pPr>
+      <w:r>
+        <w:t>Prayer in the Ordinary</w:t>
+      </w:r>
+    </w:p>
+    <w:p>
+      <w:pPr>
+        <w:pStyle w:val="SPBodyText"/>
+      </w:pPr>
+      <w:r>
+        <w:t>The prayers of this section remind us that prayer does not belong only to quiet churches or special moments.</w:t>
+      </w:r>
+    </w:p>
+    <w:p>
+      <w:pPr>
+        <w:pStyle w:val="SPBodyText"/>
+      </w:pPr>
+      <w:r>
+        <w:t>It belongs to the ordinary hours of the day.</w:t>
+      </w:r>
+    </w:p>
+    <w:p>
+      <w:pPr>
+        <w:pStyle w:val="SPBodyText"/>
+      </w:pPr>
+      <w:r>
+        <w:t>Each prayer is simple. Yet each turns the heart towards God.</w:t>
+      </w:r>
+    </w:p>
+    <w:p>
+      <w:pPr>
+        <w:pStyle w:val="SPBodyText"/>
+      </w:pPr>
+      <w:r>
+        <w:t>We do not need perfect circumstances to pray.</w:t>
+      </w:r>
+    </w:p>
+    <w:p>
+      <w:pPr>
+        <w:pStyle w:val="SPBodyText"/>
+      </w:pPr>
+      <w:r>
+        <w:t>We can pray while beginning our work, walking through the day, resting in the evening, or remembering someone we love.</w:t>
+      </w:r>
+    </w:p>
+    <w:p>
+      <w:pPr>
+        <w:pStyle w:val="SPBodyText"/>
+      </w:pPr>
+      <w:r>
+        <w:t>The ordinary day can become a place of prayer.</w:t>
+      </w:r>
+    </w:p>
+    <w:p>
+      <w:pPr>
+        <w:pStyle w:val="SPBodyText"/>
+      </w:pPr>
+      <w:r>
+        <w:t>The Church gives us these prayers not as burdens, but as companions — words that help us return to God again and again.</w:t>
+      </w:r>
+    </w:p>
+    <w:p>
+      <w:pPr>
+        <w:pStyle w:val="SPBodyText"/>
+      </w:pPr>
+      <w:r>
+        <w:t xml:space="preserve">And so, as we continue, we turn toward prayers of </w:t>
+      </w:r>
+      <w:r>
+        <w:t>protection and intercessio</w:t>
+      </w:r>
+      <w:r>
         <w:rPr>
           <w:b/>
           <w:bCs/>
         </w:rPr>
-      </w:pPr>
-      <w:r>
-        <w:rPr>
-          <w:b/>
-          <w:bCs/>
-        </w:rPr>
-        <w:t>Prayer in the Ordinary</w:t>
-      </w:r>
-    </w:p>
-    <w:p>
-      <w:pPr>
-        <w:pStyle w:val="SPBodyText"/>
-      </w:pPr>
-      <w:r>
-        <w:t>The prayers of this section remind us that prayer does not belong only to quiet churches or special moments.</w:t>
-      </w:r>
-    </w:p>
-    <w:p>
-      <w:pPr>
-        <w:pStyle w:val="SPBodyText"/>
-      </w:pPr>
-      <w:r>
-        <w:t>It belongs to the ordinary hours of the day.</w:t>
-      </w:r>
-    </w:p>
-    <w:p>
-      <w:pPr>
-        <w:pStyle w:val="SPBodyText"/>
-      </w:pPr>
-      <w:r>
-        <w:t>Each prayer is simple. Yet each turns the heart towards God.</w:t>
-      </w:r>
-    </w:p>
-    <w:p>
-      <w:pPr>
-        <w:pStyle w:val="SPBodyText"/>
-      </w:pPr>
-      <w:r>
-        <w:t>We do not need perfect circumstances to pray.</w:t>
-      </w:r>
-    </w:p>
-    <w:p>
-      <w:pPr>
-        <w:pStyle w:val="SPBodyText"/>
-      </w:pPr>
-      <w:r>
-        <w:t>We can pray while beginning our work, walking through the day, resting in the evening, or remembering someone we love.</w:t>
-      </w:r>
-    </w:p>
-    <w:p>
-      <w:pPr>
-        <w:pStyle w:val="SPBodyText"/>
-      </w:pPr>
-      <w:r>
-        <w:t>The ordinary day can become a place of prayer.</w:t>
-      </w:r>
-    </w:p>
-    <w:p>
-      <w:pPr>
-        <w:pStyle w:val="SPBodyText"/>
-      </w:pPr>
-      <w:r>
-        <w:t>The Church gives us these prayers not as burdens, but as companions — words that help us return to God again and again.</w:t>
-      </w:r>
-    </w:p>
-    <w:p>
-      <w:pPr>
-        <w:pStyle w:val="SPBodyText"/>
-      </w:pPr>
-      <w:r>
-        <w:t xml:space="preserve">And so, as we continue, we turn toward prayers of </w:t>
-      </w:r>
-      <w:r>
-        <w:t>protection and intercessio</w:t>
-      </w:r>
-      <w:r>
-        <w:rPr>
-          <w:b/>
-          <w:bCs/>
-        </w:rPr>
         <w:t>n</w:t>
       </w:r>
       <w:r>
@@ -19270,7 +19111,6 @@
     <w:p>
       <w:pPr>
         <w:pStyle w:val="SPBodyText"/>
-        <w:jc w:val="center"/>
       </w:pPr>
       <w:r>
         <w:rPr>
@@ -19361,7 +19201,6 @@
     <w:p>
       <w:pPr>
         <w:pStyle w:val="SPBodyText"/>
-        <w:jc w:val="center"/>
       </w:pPr>
       <w:r>
         <w:rPr>
@@ -19680,16 +19519,8 @@
     <w:p>
       <w:pPr>
         <w:pStyle w:val="SPBodyText"/>
-        <w:rPr>
-          <w:b/>
-          <w:bCs/>
-        </w:rPr>
-      </w:pPr>
-      <w:r>
-        <w:rPr>
-          <w:b/>
-          <w:bCs/>
-        </w:rPr>
+      </w:pPr>
+      <w:r>
         <w:t>The Battle Belongs to God</w:t>
       </w:r>
     </w:p>
@@ -19733,16 +19564,8 @@
     <w:p>
       <w:pPr>
         <w:pStyle w:val="SPBodyText"/>
-        <w:rPr>
-          <w:i/>
-          <w:iCs/>
-        </w:rPr>
-      </w:pPr>
-      <w:r>
-        <w:rPr>
-          <w:i/>
-          <w:iCs/>
-        </w:rPr>
+      </w:pPr>
+      <w:r>
         <w:t>“The Lord rebuke you.”</w:t>
       </w:r>
     </w:p>
@@ -19881,16 +19704,8 @@
     <w:p>
       <w:pPr>
         <w:pStyle w:val="SPBodyText"/>
-        <w:rPr>
-          <w:i/>
-          <w:iCs/>
-        </w:rPr>
-      </w:pPr>
-      <w:r>
-        <w:rPr>
-          <w:i/>
-          <w:iCs/>
-        </w:rPr>
+      </w:pPr>
+      <w:r>
         <w:t>Saint Michael the Archangel, be our protection...</w:t>
       </w:r>
     </w:p>
@@ -19960,7 +19775,6 @@
     <w:p>
       <w:pPr>
         <w:pStyle w:val="SPBodyText"/>
-        <w:jc w:val="center"/>
       </w:pPr>
       <w:r>
         <w:rPr>
@@ -20015,25 +19829,15 @@
     <w:p>
       <w:pPr>
         <w:pStyle w:val="SPBodyText"/>
-        <w:rPr>
-          <w:i/>
-          <w:iCs/>
-        </w:rPr>
       </w:pPr>
       <w:r>
         <w:rPr>
           <w:b/>
           <w:bCs/>
-          <w:i/>
-          <w:iCs/>
         </w:rPr>
         <w:t>Crux sacra sit mihi lux.</w:t>
       </w:r>
       <w:r>
-        <w:rPr>
-          <w:i/>
-          <w:iCs/>
-        </w:rPr>
         <w:br/>
         <w:t>May the Holy Cross be my light.</w:t>
       </w:r>
@@ -20495,13 +20299,21 @@
         <w:pStyle w:val="SPScripture"/>
       </w:pPr>
       <w:r>
-        <w:t>Be sober, be watchful. Your adversary the devil prowls around like a roaring lion, seeking some</w:t>
+        <w:t xml:space="preserve">Be sober, be watchful. Your adversary the devil prowls around like a roaring lion, seeking </w:t>
+      </w:r>
+      <w:proofErr w:type="spellStart"/>
+      <w:r>
+        <w:t>some</w:t>
       </w:r>
       <w:r>
         <w:t xml:space="preserve"> </w:t>
       </w:r>
       <w:r>
-        <w:t>one to devour. Resist him, firm in your faith, knowing that the same experience of suffering is required of your brotherhood throughout the world.</w:t>
+        <w:t>one</w:t>
+      </w:r>
+      <w:proofErr w:type="spellEnd"/>
+      <w:r>
+        <w:t xml:space="preserve"> to devour. Resist him, firm in your faith, knowing that the same experience of suffering is required of your brotherhood throughout the world.</w:t>
       </w:r>
     </w:p>
     <w:p>
@@ -20579,159 +20391,131 @@
     <w:p>
       <w:pPr>
         <w:pStyle w:val="SPBodyText"/>
+      </w:pPr>
+      <w:r>
+        <w:t xml:space="preserve"> </w:t>
+      </w:r>
+      <w:r>
+        <w:t>The Cross as Our Light</w:t>
+      </w:r>
+    </w:p>
+    <w:p>
+      <w:pPr>
+        <w:pStyle w:val="SPBodyText"/>
+      </w:pPr>
+      <w:r>
+        <w:t>There is something striking about the traditional words associated with Saint Benedict:</w:t>
+      </w:r>
+    </w:p>
+    <w:p>
+      <w:pPr>
+        <w:pStyle w:val="SPBodyText"/>
+      </w:pPr>
+    </w:p>
+    <w:p>
+      <w:pPr>
+        <w:pStyle w:val="SPBodyText"/>
+      </w:pPr>
+      <w:r>
         <w:rPr>
           <w:b/>
           <w:bCs/>
         </w:rPr>
-      </w:pPr>
-      <w:r>
-        <w:t xml:space="preserve"> </w:t>
-      </w:r>
+        <w:t>Crux sacra sit mihi lux.</w:t>
+      </w:r>
+      <w:r>
+        <w:br/>
+        <w:t>May the Holy Cross be my light.</w:t>
+      </w:r>
+    </w:p>
+    <w:p>
+      <w:pPr>
+        <w:pStyle w:val="SPBodyText"/>
+      </w:pPr>
+    </w:p>
+    <w:p>
+      <w:pPr>
+        <w:pStyle w:val="SPBodyText"/>
+      </w:pPr>
+      <w:r>
+        <w:t>We often think of protection as being kept safe from everything that might harm us. But the Christian life does not promise that we will never encounter temptation, suffering, uncertainty, or difficulty. Instead, Christ promises to remain with us through them.</w:t>
+      </w:r>
+    </w:p>
+    <w:p>
+      <w:pPr>
+        <w:pStyle w:val="SPBodyText"/>
+      </w:pPr>
+      <w:r>
+        <w:t xml:space="preserve">The Cross therefore becomes more than a symbol of protection. It becomes a </w:t>
+      </w:r>
+      <w:r>
+        <w:t>light by which we learn how to walk.</w:t>
+      </w:r>
+    </w:p>
+    <w:p>
+      <w:pPr>
+        <w:pStyle w:val="SPBodyText"/>
+      </w:pPr>
+      <w:r>
+        <w:t>Saint Benedict understood that holiness is not achieved through one great act, but through a life of faithfulness. In his Rule, he placed great emphasis on humility, obedience, discipline, prayer, and perseverance. These virtues may seem ordinary, but it is often through such ordinary things that God gradually transforms the heart.</w:t>
+      </w:r>
+    </w:p>
+    <w:p>
+      <w:pPr>
+        <w:pStyle w:val="SPBodyText"/>
+      </w:pPr>
+      <w:r>
+        <w:t>When we ask Saint Benedict to pray for us, we are not asking him to take the place of Christ. We are asking for the prayers of one who faithfully followed Christ and now stands before Him.</w:t>
+      </w:r>
+    </w:p>
+    <w:p>
+      <w:pPr>
+        <w:pStyle w:val="SPBodyText"/>
+      </w:pPr>
+      <w:r>
+        <w:lastRenderedPageBreak/>
+        <w:t xml:space="preserve">The words of Scripture remind us that we are called to resist evil, but also to </w:t>
+      </w:r>
+      <w:r>
+        <w:t>submit ourselves to God</w:t>
+      </w:r>
+      <w:r>
+        <w:t>. Our strength does not come from ourselves. We remain steadfast because God gives us the grace to persevere.</w:t>
+      </w:r>
+    </w:p>
+    <w:p>
+      <w:pPr>
+        <w:pStyle w:val="SPBodyText"/>
+      </w:pPr>
+      <w:r>
+        <w:t>There will be times when the path ahead is unclear. There will be moments when temptation is strong, when fear unsettles us, or when we simply grow weary of doing what is good.</w:t>
+      </w:r>
+    </w:p>
+    <w:p>
+      <w:pPr>
+        <w:pStyle w:val="SPBodyText"/>
+      </w:pPr>
+      <w:r>
+        <w:t>In those moments, we can return to the Cross.</w:t>
+      </w:r>
+    </w:p>
+    <w:p>
+      <w:pPr>
+        <w:pStyle w:val="SPBodyText"/>
+      </w:pPr>
+    </w:p>
+    <w:p>
+      <w:pPr>
+        <w:pStyle w:val="SPBodyText"/>
+      </w:pPr>
       <w:r>
         <w:rPr>
           <w:b/>
           <w:bCs/>
         </w:rPr>
-        <w:t>The Cross as Our Light</w:t>
-      </w:r>
-    </w:p>
-    <w:p>
-      <w:pPr>
-        <w:pStyle w:val="SPBodyText"/>
-      </w:pPr>
-      <w:r>
-        <w:t>There is something striking about the traditional words associated with Saint Benedict:</w:t>
-      </w:r>
-    </w:p>
-    <w:p>
-      <w:pPr>
-        <w:pStyle w:val="SPBodyText"/>
-      </w:pPr>
-    </w:p>
-    <w:p>
-      <w:pPr>
-        <w:pStyle w:val="SPBodyText"/>
-        <w:rPr>
-          <w:i/>
-          <w:iCs/>
-        </w:rPr>
-      </w:pPr>
-      <w:r>
-        <w:rPr>
-          <w:b/>
-          <w:bCs/>
-          <w:i/>
-          <w:iCs/>
-        </w:rPr>
         <w:t>Crux sacra sit mihi lux.</w:t>
       </w:r>
       <w:r>
-        <w:rPr>
-          <w:i/>
-          <w:iCs/>
-        </w:rPr>
-        <w:br/>
-        <w:t>May the Holy Cross be my light.</w:t>
-      </w:r>
-    </w:p>
-    <w:p>
-      <w:pPr>
-        <w:pStyle w:val="SPBodyText"/>
-      </w:pPr>
-    </w:p>
-    <w:p>
-      <w:pPr>
-        <w:pStyle w:val="SPBodyText"/>
-      </w:pPr>
-      <w:r>
-        <w:t>We often think of protection as being kept safe from everything that might harm us. But the Christian life does not promise that we will never encounter temptation, suffering, uncertainty, or difficulty. Instead, Christ promises to remain with us through them.</w:t>
-      </w:r>
-    </w:p>
-    <w:p>
-      <w:pPr>
-        <w:pStyle w:val="SPBodyText"/>
-      </w:pPr>
-      <w:r>
-        <w:t xml:space="preserve">The Cross therefore becomes more than a symbol of protection. It becomes a </w:t>
-      </w:r>
-      <w:r>
-        <w:t>light by which we learn how to walk.</w:t>
-      </w:r>
-    </w:p>
-    <w:p>
-      <w:pPr>
-        <w:pStyle w:val="SPBodyText"/>
-      </w:pPr>
-      <w:r>
-        <w:t>Saint Benedict understood that holiness is not achieved through one great act, but through a life of faithfulness. In his Rule, he placed great emphasis on humility, obedience, discipline, prayer, and perseverance. These virtues may seem ordinary, but it is often through such ordinary things that God gradually transforms the heart.</w:t>
-      </w:r>
-    </w:p>
-    <w:p>
-      <w:pPr>
-        <w:pStyle w:val="SPBodyText"/>
-      </w:pPr>
-      <w:r>
-        <w:t>When we ask Saint Benedict to pray for us, we are not asking him to take the place of Christ. We are asking for the prayers of one who faithfully followed Christ and now stands before Him.</w:t>
-      </w:r>
-    </w:p>
-    <w:p>
-      <w:pPr>
-        <w:pStyle w:val="SPBodyText"/>
-      </w:pPr>
-      <w:r>
-        <w:lastRenderedPageBreak/>
-        <w:t xml:space="preserve">The words of Scripture remind us that we are called to resist evil, but also to </w:t>
-      </w:r>
-      <w:r>
-        <w:t>submit ourselves to God</w:t>
-      </w:r>
-      <w:r>
-        <w:t>. Our strength does not come from ourselves. We remain steadfast because God gives us the grace to persevere.</w:t>
-      </w:r>
-    </w:p>
-    <w:p>
-      <w:pPr>
-        <w:pStyle w:val="SPBodyText"/>
-      </w:pPr>
-      <w:r>
-        <w:t>There will be times when the path ahead is unclear. There will be moments when temptation is strong, when fear unsettles us, or when we simply grow weary of doing what is good.</w:t>
-      </w:r>
-    </w:p>
-    <w:p>
-      <w:pPr>
-        <w:pStyle w:val="SPBodyText"/>
-      </w:pPr>
-      <w:r>
-        <w:t>In those moments, we can return to the Cross.</w:t>
-      </w:r>
-    </w:p>
-    <w:p>
-      <w:pPr>
-        <w:pStyle w:val="SPBodyText"/>
-      </w:pPr>
-    </w:p>
-    <w:p>
-      <w:pPr>
-        <w:pStyle w:val="SPBodyText"/>
-        <w:rPr>
-          <w:i/>
-          <w:iCs/>
-        </w:rPr>
-      </w:pPr>
-      <w:r>
-        <w:rPr>
-          <w:b/>
-          <w:bCs/>
-          <w:i/>
-          <w:iCs/>
-        </w:rPr>
-        <w:t>Crux sacra sit mihi lux.</w:t>
-      </w:r>
-      <w:r>
-        <w:rPr>
-          <w:i/>
-          <w:iCs/>
-        </w:rPr>
         <w:br/>
         <w:t>May the Holy Cross be my light.</w:t>
       </w:r>
@@ -20816,7 +20600,6 @@
     <w:p>
       <w:pPr>
         <w:pStyle w:val="SPBodyText"/>
-        <w:jc w:val="center"/>
       </w:pPr>
       <w:r>
         <w:rPr>
@@ -21481,16 +21264,8 @@
     <w:p>
       <w:pPr>
         <w:pStyle w:val="SPBodyText"/>
-        <w:rPr>
-          <w:b/>
-          <w:bCs/>
-        </w:rPr>
-      </w:pPr>
-      <w:r>
-        <w:rPr>
-          <w:b/>
-          <w:bCs/>
-        </w:rPr>
+      </w:pPr>
+      <w:r>
         <w:t>The Quiet Strength of Saint Joseph</w:t>
       </w:r>
     </w:p>
@@ -21745,6 +21520,22 @@
     <w:p>
       <w:pPr>
         <w:pStyle w:val="SPBodyText"/>
+      </w:pPr>
+    </w:p>
+    <w:p>
+      <w:pPr>
+        <w:pStyle w:val="SPBodyText"/>
+      </w:pPr>
+      <w:r>
+        <w:rPr>
+          <w:rFonts w:ascii="Segoe UI Symbol" w:hAnsi="Segoe UI Symbol" w:cs="Segoe UI Symbol"/>
+        </w:rPr>
+        <w:t>✠</w:t>
+      </w:r>
+    </w:p>
+    <w:p>
+      <w:pPr>
+        <w:pStyle w:val="SPBodyText"/>
         <w:sectPr>
           <w:type w:val="evenPage"/>
           <w:pgSz w:w="7920" w:h="12240" w:code="6"/>
@@ -21758,7 +21549,6 @@
     <w:p>
       <w:pPr>
         <w:pStyle w:val="SPBodyText"/>
-        <w:jc w:val="center"/>
       </w:pPr>
       <w:r>
         <w:rPr>
@@ -22104,7 +21894,7 @@
         <w:pStyle w:val="SPScripture"/>
       </w:pPr>
       <w:r>
-        <w:t>“Ask, and it will be given to you; seek, and you will find; knock, and it will be opened to you. For every one who asks receives, and he who seeks finds, and to him who knocks it will be opened.”</w:t>
+        <w:t>“Ask, and it will be given you; seek, and you will find; knock, and it will be opened to you. For every one who asks receives, and he who seeks finds, and to him who knocks it will be opened.”</w:t>
       </w:r>
     </w:p>
     <w:p>
@@ -22179,16 +21969,8 @@
     <w:p>
       <w:pPr>
         <w:pStyle w:val="SPBodyText"/>
-        <w:rPr>
-          <w:b/>
-          <w:bCs/>
-        </w:rPr>
-      </w:pPr>
-      <w:r>
-        <w:rPr>
-          <w:b/>
-          <w:bCs/>
-        </w:rPr>
+      </w:pPr>
+      <w:r>
         <w:t>When We Lose Our Way</w:t>
       </w:r>
     </w:p>
@@ -22205,7 +21987,13 @@
         <w:pStyle w:val="SPBodyText"/>
       </w:pPr>
       <w:r>
-        <w:t>Some are small: keys, documents, possessions we were certain we had put somewhere safe. Others matter far more — friendships, opportunities, confidence, peace, or a sense of direction.</w:t>
+        <w:t>Some are small: keys, documents, possessions we were certain we had put somewhere safe. Others matter far more</w:t>
+      </w:r>
+      <w:r>
+        <w:t xml:space="preserve">; </w:t>
+      </w:r>
+      <w:r>
+        <w:t>friendships, opportunities, confidence, peace, or a sense of direction.</w:t>
       </w:r>
     </w:p>
     <w:p>
@@ -22244,6 +22032,11 @@
       <w:pPr>
         <w:pStyle w:val="SPBodyText"/>
       </w:pPr>
+    </w:p>
+    <w:p>
+      <w:pPr>
+        <w:pStyle w:val="SPBodyText"/>
+      </w:pPr>
       <w:r>
         <w:t>It is Christ.</w:t>
       </w:r>
@@ -22258,13 +22051,10 @@
         <w:pStyle w:val="SPBodyText"/>
       </w:pPr>
       <w:r>
+        <w:lastRenderedPageBreak/>
         <w:t xml:space="preserve">The Gospel tells us to </w:t>
       </w:r>
       <w:r>
-        <w:rPr>
-          <w:b/>
-          <w:bCs/>
-        </w:rPr>
         <w:t>ask, seek, and knock</w:t>
       </w:r>
       <w:r>
@@ -22276,105 +22066,105 @@
         <w:pStyle w:val="SPBodyText"/>
       </w:pPr>
       <w:r>
+        <w:t>Yet the parable of the lost sheep reveals something even more beautiful.</w:t>
+      </w:r>
+    </w:p>
+    <w:p>
+      <w:pPr>
+        <w:pStyle w:val="SPBodyText"/>
+      </w:pPr>
+      <w:r>
+        <w:t>The shepherd does not simply wait for the sheep to return.</w:t>
+      </w:r>
+    </w:p>
+    <w:p>
+      <w:pPr>
+        <w:pStyle w:val="SPBodyText"/>
+      </w:pPr>
+      <w:r>
+        <w:t>He goes looking for it.</w:t>
+      </w:r>
+    </w:p>
+    <w:p>
+      <w:pPr>
+        <w:pStyle w:val="SPBodyText"/>
+      </w:pPr>
+    </w:p>
+    <w:p>
+      <w:pPr>
+        <w:pStyle w:val="SPBodyText"/>
+      </w:pPr>
+      <w:r>
+        <w:t>This is the mystery at the heart of Christian hope</w:t>
+      </w:r>
+      <w:r>
+        <w:t>: we seek God because God has already sought us.</w:t>
+      </w:r>
+    </w:p>
+    <w:p>
+      <w:pPr>
+        <w:pStyle w:val="SPBodyText"/>
+      </w:pPr>
+    </w:p>
+    <w:p>
+      <w:pPr>
+        <w:pStyle w:val="SPBodyText"/>
+      </w:pPr>
+      <w:r>
+        <w:t>When we feel far from Him, He has not moved away.</w:t>
+      </w:r>
+    </w:p>
+    <w:p>
+      <w:pPr>
+        <w:pStyle w:val="SPBodyText"/>
+      </w:pPr>
+      <w:r>
+        <w:t>When we have wandered, He has not forgotten us.</w:t>
+      </w:r>
+    </w:p>
+    <w:p>
+      <w:pPr>
+        <w:pStyle w:val="SPBodyText"/>
+      </w:pPr>
+      <w:r>
+        <w:t>When our prayer becomes weak, His love does not become weak with it.</w:t>
+      </w:r>
+    </w:p>
+    <w:p>
+      <w:pPr>
+        <w:pStyle w:val="SPBodyText"/>
+      </w:pPr>
+    </w:p>
+    <w:p>
+      <w:pPr>
+        <w:pStyle w:val="SPBodyText"/>
+      </w:pPr>
+      <w:r>
+        <w:t>Saint Anthony is often remembered when something has gone missing. There is something wonderfully human about this devotion. We misplace something, search everywhere, become frustrated, and finally remember to ask Saint Anthony for help.</w:t>
+      </w:r>
+    </w:p>
+    <w:p>
+      <w:pPr>
+        <w:pStyle w:val="SPBodyText"/>
+      </w:pPr>
+      <w:r>
+        <w:t>And perhaps that simple habit teaches us something.</w:t>
+      </w:r>
+    </w:p>
+    <w:p>
+      <w:pPr>
+        <w:pStyle w:val="SPBodyText"/>
+      </w:pPr>
+      <w:r>
+        <w:t>It reminds us to ask for help.</w:t>
+      </w:r>
+    </w:p>
+    <w:p>
+      <w:pPr>
+        <w:pStyle w:val="SPBodyText"/>
+      </w:pPr>
+      <w:r>
         <w:lastRenderedPageBreak/>
-        <w:t>Yet the parable of the lost sheep reveals something even more beautiful.</w:t>
-      </w:r>
-    </w:p>
-    <w:p>
-      <w:pPr>
-        <w:pStyle w:val="SPBodyText"/>
-      </w:pPr>
-      <w:r>
-        <w:t>The shepherd does not simply wait for the sheep to return.</w:t>
-      </w:r>
-    </w:p>
-    <w:p>
-      <w:pPr>
-        <w:pStyle w:val="SPBodyText"/>
-      </w:pPr>
-      <w:r>
-        <w:t>He goes looking for it.</w:t>
-      </w:r>
-    </w:p>
-    <w:p>
-      <w:pPr>
-        <w:pStyle w:val="SPBodyText"/>
-      </w:pPr>
-    </w:p>
-    <w:p>
-      <w:pPr>
-        <w:pStyle w:val="SPBodyText"/>
-      </w:pPr>
-      <w:r>
-        <w:t>This is the mystery at the heart of Christian hope</w:t>
-      </w:r>
-      <w:r>
-        <w:t>: we seek God because God has already sought us.</w:t>
-      </w:r>
-    </w:p>
-    <w:p>
-      <w:pPr>
-        <w:pStyle w:val="SPBodyText"/>
-      </w:pPr>
-    </w:p>
-    <w:p>
-      <w:pPr>
-        <w:pStyle w:val="SPBodyText"/>
-      </w:pPr>
-      <w:r>
-        <w:t>When we feel far from Him, He has not moved away.</w:t>
-      </w:r>
-    </w:p>
-    <w:p>
-      <w:pPr>
-        <w:pStyle w:val="SPBodyText"/>
-      </w:pPr>
-      <w:r>
-        <w:t>When we have wandered, He has not forgotten us.</w:t>
-      </w:r>
-    </w:p>
-    <w:p>
-      <w:pPr>
-        <w:pStyle w:val="SPBodyText"/>
-      </w:pPr>
-      <w:r>
-        <w:t>When our prayer becomes weak, His love does not become weak with it.</w:t>
-      </w:r>
-    </w:p>
-    <w:p>
-      <w:pPr>
-        <w:pStyle w:val="SPBodyText"/>
-      </w:pPr>
-    </w:p>
-    <w:p>
-      <w:pPr>
-        <w:pStyle w:val="SPBodyText"/>
-      </w:pPr>
-      <w:r>
-        <w:t>Saint Anthony is often remembered when something has gone missing. There is something wonderfully human about this devotion. We misplace something, search everywhere, become frustrated, and finally remember to ask Saint Anthony for help.</w:t>
-      </w:r>
-    </w:p>
-    <w:p>
-      <w:pPr>
-        <w:pStyle w:val="SPBodyText"/>
-      </w:pPr>
-      <w:r>
-        <w:t>And perhaps that simple habit teaches us something.</w:t>
-      </w:r>
-    </w:p>
-    <w:p>
-      <w:pPr>
-        <w:pStyle w:val="SPBodyText"/>
-      </w:pPr>
-      <w:r>
-        <w:t>It reminds us to ask for help.</w:t>
-      </w:r>
-    </w:p>
-    <w:p>
-      <w:pPr>
-        <w:pStyle w:val="SPBodyText"/>
-      </w:pPr>
-      <w:r>
         <w:t>It reminds us that we do not have to face every difficulty alone.</w:t>
       </w:r>
     </w:p>
@@ -22399,106 +22189,106 @@
         <w:pStyle w:val="SPBodyText"/>
       </w:pPr>
       <w:r>
+        <w:t>We may ask for help with a difficult decision and discover that what we need is trust.</w:t>
+      </w:r>
+    </w:p>
+    <w:p>
+      <w:pPr>
+        <w:pStyle w:val="SPBodyText"/>
+      </w:pPr>
+      <w:r>
+        <w:t>We may pray because we feel lost and discover that God has been quietly leading us all along.</w:t>
+      </w:r>
+    </w:p>
+    <w:p>
+      <w:pPr>
+        <w:pStyle w:val="SPBodyText"/>
+      </w:pPr>
+    </w:p>
+    <w:p>
+      <w:pPr>
+        <w:pStyle w:val="SPBodyText"/>
+      </w:pPr>
+      <w:r>
+        <w:t>There are times when we may not know exactly where we are going.</w:t>
+      </w:r>
+    </w:p>
+    <w:p>
+      <w:pPr>
+        <w:pStyle w:val="SPBodyText"/>
+      </w:pPr>
+      <w:r>
+        <w:t>We may not know which path to take, what the future will bring, or how a particular difficulty will be resolved.</w:t>
+      </w:r>
+    </w:p>
+    <w:p>
+      <w:pPr>
+        <w:pStyle w:val="SPBodyText"/>
+      </w:pPr>
+      <w:r>
+        <w:t>But we can still take the next faithful step.</w:t>
+      </w:r>
+    </w:p>
+    <w:p>
+      <w:pPr>
+        <w:pStyle w:val="SPBodyText"/>
+      </w:pPr>
+    </w:p>
+    <w:p>
+      <w:pPr>
+        <w:pStyle w:val="SPBodyText"/>
+      </w:pPr>
+      <w:r>
+        <w:t>Seek what is true.</w:t>
+      </w:r>
+      <w:r>
+        <w:br/>
+        <w:t>Love what is good.</w:t>
+      </w:r>
+      <w:r>
+        <w:br/>
+        <w:t>Ask for what you need.</w:t>
+      </w:r>
+      <w:r>
+        <w:br/>
+        <w:t>And keep turning towards Christ.</w:t>
+      </w:r>
+    </w:p>
+    <w:p>
+      <w:pPr>
+        <w:pStyle w:val="SPBodyText"/>
+      </w:pPr>
+    </w:p>
+    <w:p>
+      <w:pPr>
+        <w:pStyle w:val="SPBodyText"/>
+      </w:pPr>
+      <w:r>
+        <w:t>Saint Anthony's example reminds us that seeking is itself an act of faith.</w:t>
+      </w:r>
+    </w:p>
+    <w:p>
+      <w:pPr>
+        <w:pStyle w:val="SPBodyText"/>
+      </w:pPr>
+      <w:r>
+        <w:t>We do not always seek because we already know where something is.</w:t>
+      </w:r>
+    </w:p>
+    <w:p>
+      <w:pPr>
+        <w:pStyle w:val="SPBodyText"/>
+      </w:pPr>
+      <w:r>
+        <w:t>We seek because we trust that it can be found.</w:t>
+      </w:r>
+    </w:p>
+    <w:p>
+      <w:pPr>
+        <w:pStyle w:val="SPBodyText"/>
+      </w:pPr>
+      <w:r>
         <w:lastRenderedPageBreak/>
-        <w:t>We may ask for help with a difficult decision and discover that what we need is trust.</w:t>
-      </w:r>
-    </w:p>
-    <w:p>
-      <w:pPr>
-        <w:pStyle w:val="SPBodyText"/>
-      </w:pPr>
-      <w:r>
-        <w:t>We may pray because we feel lost and discover that God has been quietly leading us all along.</w:t>
-      </w:r>
-    </w:p>
-    <w:p>
-      <w:pPr>
-        <w:pStyle w:val="SPBodyText"/>
-      </w:pPr>
-    </w:p>
-    <w:p>
-      <w:pPr>
-        <w:pStyle w:val="SPBodyText"/>
-      </w:pPr>
-      <w:r>
-        <w:t>There are times when we may not know exactly where we are going.</w:t>
-      </w:r>
-    </w:p>
-    <w:p>
-      <w:pPr>
-        <w:pStyle w:val="SPBodyText"/>
-      </w:pPr>
-      <w:r>
-        <w:t>We may not know which path to take, what the future will bring, or how a particular difficulty will be resolved.</w:t>
-      </w:r>
-    </w:p>
-    <w:p>
-      <w:pPr>
-        <w:pStyle w:val="SPBodyText"/>
-      </w:pPr>
-      <w:r>
-        <w:t>But we can still take the next faithful step.</w:t>
-      </w:r>
-    </w:p>
-    <w:p>
-      <w:pPr>
-        <w:pStyle w:val="SPBodyText"/>
-      </w:pPr>
-    </w:p>
-    <w:p>
-      <w:pPr>
-        <w:pStyle w:val="SPBodyText"/>
-      </w:pPr>
-      <w:r>
-        <w:t>Seek what is true.</w:t>
-      </w:r>
-      <w:r>
-        <w:br/>
-        <w:t>Love what is good.</w:t>
-      </w:r>
-      <w:r>
-        <w:br/>
-        <w:t>Ask for what you need.</w:t>
-      </w:r>
-      <w:r>
-        <w:br/>
-        <w:t>And keep turning towards Christ.</w:t>
-      </w:r>
-    </w:p>
-    <w:p>
-      <w:pPr>
-        <w:pStyle w:val="SPBodyText"/>
-      </w:pPr>
-    </w:p>
-    <w:p>
-      <w:pPr>
-        <w:pStyle w:val="SPBodyText"/>
-      </w:pPr>
-      <w:r>
-        <w:t>Saint Anthony's example reminds us that seeking is itself an act of faith.</w:t>
-      </w:r>
-    </w:p>
-    <w:p>
-      <w:pPr>
-        <w:pStyle w:val="SPBodyText"/>
-      </w:pPr>
-      <w:r>
-        <w:t>We do not always seek because we already know where something is.</w:t>
-      </w:r>
-    </w:p>
-    <w:p>
-      <w:pPr>
-        <w:pStyle w:val="SPBodyText"/>
-      </w:pPr>
-      <w:r>
-        <w:t>We seek because we trust that it can be found.</w:t>
-      </w:r>
-    </w:p>
-    <w:p>
-      <w:pPr>
-        <w:pStyle w:val="SPBodyText"/>
-      </w:pPr>
-      <w:r>
         <w:t>And when what we are seeking is Christ, we can have an even greater confidence:</w:t>
       </w:r>
     </w:p>
@@ -22531,7 +22321,6 @@
         <w:pStyle w:val="SPBodyText"/>
       </w:pPr>
       <w:r>
-        <w:lastRenderedPageBreak/>
         <w:t>And when we have lost our way, He is always ready to lead us home.</w:t>
       </w:r>
     </w:p>
@@ -22624,7 +22413,6 @@
     <w:p>
       <w:pPr>
         <w:pStyle w:val="SPBodyText"/>
-        <w:jc w:val="center"/>
       </w:pPr>
       <w:r>
         <w:rPr>
@@ -23163,6 +22951,9 @@
         <w:pStyle w:val="SPBodyText"/>
       </w:pPr>
       <w:r>
+        <w:t xml:space="preserve">Saint </w:t>
+      </w:r>
+      <w:r>
         <w:t>Christopher's great act of service was simple. He carried travellers across a dangerous river, helping them reach the other side. Yet according to the Christian tradition, one day he carried a child who seemed impossibly heavy. He discovered that the child was Christ, and that in carrying Christ he was carrying the One who bears the weight of the whole world.</w:t>
       </w:r>
     </w:p>
@@ -23322,10 +23113,6 @@
         <w:t xml:space="preserve">Our earthly journeys therefore point beyond themselves toward the journey's true end: </w:t>
       </w:r>
       <w:r>
-        <w:rPr>
-          <w:b/>
-          <w:bCs/>
-        </w:rPr>
         <w:t>the presence of God.</w:t>
       </w:r>
     </w:p>
@@ -23355,9 +23142,6 @@
       <w:pPr>
         <w:pStyle w:val="SPBodyText"/>
       </w:pPr>
-      <w:r>
-        <w:t>A Prayer for the Journey</w:t>
-      </w:r>
     </w:p>
     <w:p>
       <w:pPr>
@@ -23467,71 +23251,34 @@
     <w:p>
       <w:pPr>
         <w:pStyle w:val="SPBodyText"/>
-      </w:pPr>
-      <w:r>
-        <w:t>Guided by the Saints</w:t>
-      </w:r>
-    </w:p>
-    <w:p>
-      <w:pPr>
-        <w:pStyle w:val="SPBodyText"/>
-      </w:pPr>
-      <w:r>
-        <w:t>The prayers of this final section have brought us into the company of the saints.</w:t>
-      </w:r>
-    </w:p>
-    <w:p>
-      <w:pPr>
-        <w:pStyle w:val="SPBodyText"/>
-      </w:pPr>
-      <w:r>
-        <w:t xml:space="preserve">In </w:t>
-      </w:r>
-      <w:r>
         <w:rPr>
           <w:b/>
           <w:bCs/>
         </w:rPr>
-        <w:t>Saint Michael</w:t>
-      </w:r>
-      <w:r>
-        <w:t>, we ask for strength in the face of evil and for the protection of God.</w:t>
-      </w:r>
-    </w:p>
-    <w:p>
-      <w:pPr>
-        <w:pStyle w:val="SPBodyText"/>
-      </w:pPr>
-      <w:r>
-        <w:t xml:space="preserve">In </w:t>
-      </w:r>
+      </w:pPr>
       <w:r>
         <w:rPr>
           <w:b/>
           <w:bCs/>
         </w:rPr>
-        <w:t>Saint Benedict</w:t>
-      </w:r>
-      <w:r>
-        <w:t>, we seek the grace to remain faithful, guarded in body and soul, and rooted in Christ.</w:t>
-      </w:r>
-    </w:p>
-    <w:p>
-      <w:pPr>
-        <w:pStyle w:val="SPBodyText"/>
-      </w:pPr>
-      <w:r>
-        <w:t xml:space="preserve">In </w:t>
-      </w:r>
-      <w:r>
+        <w:t>Guided by the Saints</w:t>
+      </w:r>
+    </w:p>
+    <w:p>
+      <w:pPr>
+        <w:pStyle w:val="SPBodyText"/>
         <w:rPr>
           <w:b/>
           <w:bCs/>
         </w:rPr>
-        <w:t>Saint Joseph</w:t>
-      </w:r>
-      <w:r>
-        <w:t>, we find the quiet strength of a man who listened to God, trusted Him, and served faithfully.</w:t>
+      </w:pPr>
+    </w:p>
+    <w:p>
+      <w:pPr>
+        <w:pStyle w:val="SPBodyText"/>
+      </w:pPr>
+      <w:r>
+        <w:t>The prayers of this final section have brought us into the company of the saints.</w:t>
       </w:r>
     </w:p>
     <w:p>
@@ -23546,68 +23293,122 @@
           <w:b/>
           <w:bCs/>
         </w:rPr>
-        <w:t>Saint Anthony</w:t>
-      </w:r>
-      <w:r>
-        <w:t>, we ask for help in finding what has been lost and, more deeply, for the grace to remain close to Christ.</w:t>
-      </w:r>
-    </w:p>
-    <w:p>
-      <w:pPr>
-        <w:pStyle w:val="SPBodyText"/>
-      </w:pPr>
-      <w:r>
-        <w:t xml:space="preserve">And in </w:t>
+        <w:t>Saint Michael</w:t>
+      </w:r>
+      <w:r>
+        <w:t>, we ask for strength in the face of evil and for the protection of God.</w:t>
+      </w:r>
+    </w:p>
+    <w:p>
+      <w:pPr>
+        <w:pStyle w:val="SPBodyText"/>
+      </w:pPr>
+      <w:r>
+        <w:t xml:space="preserve">In </w:t>
       </w:r>
       <w:r>
         <w:rPr>
           <w:b/>
           <w:bCs/>
         </w:rPr>
-        <w:t>Saint Christopher</w:t>
-      </w:r>
-      <w:r>
-        <w:t>, we are reminded of the journey itself — carrying Christ with us as we travel through the world.</w:t>
-      </w:r>
-    </w:p>
-    <w:p>
-      <w:pPr>
-        <w:pStyle w:val="SPBodyText"/>
-      </w:pPr>
-      <w:r>
-        <w:t>Each saint points beyond himself.</w:t>
-      </w:r>
-    </w:p>
-    <w:p>
-      <w:pPr>
-        <w:pStyle w:val="SPBodyText"/>
-      </w:pPr>
-      <w:r>
-        <w:t xml:space="preserve">Their lives and prayers lead us towards </w:t>
+        <w:t>Saint Benedict</w:t>
+      </w:r>
+      <w:r>
+        <w:t>, we seek the grace to remain faithful, guarded in body and soul, and rooted in Christ.</w:t>
+      </w:r>
+    </w:p>
+    <w:p>
+      <w:pPr>
+        <w:pStyle w:val="SPBodyText"/>
+      </w:pPr>
+      <w:r>
+        <w:t xml:space="preserve">In </w:t>
       </w:r>
       <w:r>
         <w:rPr>
           <w:b/>
           <w:bCs/>
         </w:rPr>
-        <w:t>Christ</w:t>
-      </w:r>
-      <w:r>
-        <w:t>.</w:t>
-      </w:r>
-    </w:p>
-    <w:p>
-      <w:pPr>
-        <w:pStyle w:val="SPBodyText"/>
-      </w:pPr>
-      <w:r>
-        <w:t xml:space="preserve">We do not pray to the saints as though they were the source of grace. We ask them to pray </w:t>
+        <w:t>Saint Joseph</w:t>
+      </w:r>
+      <w:r>
+        <w:t>, we find the quiet strength of a man who listened to God, trusted Him, and served faithfully.</w:t>
+      </w:r>
+    </w:p>
+    <w:p>
+      <w:pPr>
+        <w:pStyle w:val="SPBodyText"/>
+      </w:pPr>
+      <w:r>
+        <w:t xml:space="preserve">In </w:t>
       </w:r>
       <w:r>
         <w:rPr>
           <w:b/>
           <w:bCs/>
         </w:rPr>
+        <w:t>Saint Anthony</w:t>
+      </w:r>
+      <w:r>
+        <w:t>, we ask for help in finding what has been lost and, more deeply, for the grace to remain close to Christ.</w:t>
+      </w:r>
+    </w:p>
+    <w:p>
+      <w:pPr>
+        <w:pStyle w:val="SPBodyText"/>
+      </w:pPr>
+      <w:r>
+        <w:t xml:space="preserve">And in </w:t>
+      </w:r>
+      <w:r>
+        <w:rPr>
+          <w:b/>
+          <w:bCs/>
+        </w:rPr>
+        <w:t>Saint Christopher</w:t>
+      </w:r>
+      <w:r>
+        <w:t>, we are reminded of the journey itself — carrying Christ with us as we travel through the world.</w:t>
+      </w:r>
+    </w:p>
+    <w:p>
+      <w:pPr>
+        <w:pStyle w:val="SPBodyText"/>
+      </w:pPr>
+      <w:r>
+        <w:t>Each saint points beyond himself.</w:t>
+      </w:r>
+    </w:p>
+    <w:p>
+      <w:pPr>
+        <w:pStyle w:val="SPBodyText"/>
+      </w:pPr>
+      <w:r>
+        <w:t xml:space="preserve">Their lives and prayers lead us towards </w:t>
+      </w:r>
+      <w:r>
+        <w:rPr>
+          <w:b/>
+          <w:bCs/>
+        </w:rPr>
+        <w:t>Christ</w:t>
+      </w:r>
+      <w:r>
+        <w:t>.</w:t>
+      </w:r>
+    </w:p>
+    <w:p>
+      <w:pPr>
+        <w:pStyle w:val="SPBodyText"/>
+      </w:pPr>
+      <w:r>
+        <w:t xml:space="preserve">We do not pray to the saints as though they were the source of grace. We ask them to pray </w:t>
+      </w:r>
+      <w:r>
+        <w:rPr>
+          <w:b/>
+          <w:bCs/>
+        </w:rPr>
         <w:t>with us and for us</w:t>
       </w:r>
       <w:r>
@@ -23619,15 +23420,12 @@
         <w:pStyle w:val="SPBodyText"/>
       </w:pPr>
       <w:r>
+        <w:lastRenderedPageBreak/>
         <w:t>Protection.</w:t>
       </w:r>
       <w:r>
         <w:br/>
-        <w:t>Faith</w:t>
-      </w:r>
-      <w:r>
-        <w:lastRenderedPageBreak/>
-        <w:t>fulness.</w:t>
+        <w:t>Faithfulness.</w:t>
       </w:r>
       <w:r>
         <w:br/>
@@ -23735,6 +23533,7 @@
       </w:pPr>
       <w:bookmarkStart w:id="39" w:name="_Toc238808965"/>
       <w:r>
+        <w:lastRenderedPageBreak/>
         <w:t>Conclusion</w:t>
       </w:r>
       <w:bookmarkEnd w:id="39"/>
@@ -23742,16 +23541,20 @@
     <w:p>
       <w:pPr>
         <w:pStyle w:val="SPBodyText"/>
+        <w:rPr>
+          <w:b/>
+          <w:bCs/>
+        </w:rPr>
       </w:pPr>
       <w:r>
         <w:t xml:space="preserve"> </w:t>
       </w:r>
       <w:r>
-        <w:t>A Lif</w:t>
-      </w:r>
-      <w:r>
-        <w:lastRenderedPageBreak/>
-        <w:t>e of Prayer</w:t>
+        <w:rPr>
+          <w:b/>
+          <w:bCs/>
+        </w:rPr>
+        <w:t>A Life of Prayer</w:t>
       </w:r>
     </w:p>
     <w:p>
@@ -23804,268 +23607,55 @@
     <w:p>
       <w:pPr>
         <w:pStyle w:val="SPBodyText"/>
-      </w:pPr>
-      <w:r>
-        <w:t>to draw us closer to God.</w:t>
-      </w:r>
-    </w:p>
-    <w:p>
-      <w:pPr>
-        <w:pStyle w:val="SPBodyText"/>
-      </w:pPr>
-    </w:p>
-    <w:p>
-      <w:pPr>
-        <w:pStyle w:val="SPBodyText"/>
-      </w:pPr>
-      <w:r>
-        <w:t>Prayer does not require that our lives first become peaceful, ordered, or free from difficulty. We come to God as we are. We come with our joys and our burdens, our hopes and our fears, our successes and our failures.</w:t>
-      </w:r>
-    </w:p>
-    <w:p>
-      <w:pPr>
-        <w:pStyle w:val="SPBodyText"/>
-      </w:pPr>
-      <w:r>
-        <w:t>Sometimes we will pray with great attention and devotion.</w:t>
-      </w:r>
-    </w:p>
-    <w:p>
-      <w:pPr>
-        <w:pStyle w:val="SPBodyText"/>
-      </w:pPr>
-      <w:r>
-        <w:t>Sometimes the words may feel difficult to say.</w:t>
-      </w:r>
-    </w:p>
-    <w:p>
-      <w:pPr>
-        <w:pStyle w:val="SPBodyText"/>
-      </w:pPr>
-      <w:r>
-        <w:t>Sometimes we may feel close to God, and sometimes He may seem very distant.</w:t>
-      </w:r>
-    </w:p>
-    <w:p>
-      <w:pPr>
-        <w:pStyle w:val="SPBodyText"/>
-      </w:pPr>
-      <w:r>
-        <w:t>But prayer remains.</w:t>
-      </w:r>
-    </w:p>
-    <w:p>
-      <w:pPr>
-        <w:pStyle w:val="SPBodyText"/>
-      </w:pPr>
-      <w:r>
-        <w:t>It teaches us to return.</w:t>
-      </w:r>
-    </w:p>
-    <w:p>
-      <w:pPr>
-        <w:pStyle w:val="SPBodyText"/>
-      </w:pPr>
-      <w:r>
-        <w:t>The rhythm of pra</w:t>
-      </w:r>
-      <w:r>
-        <w:lastRenderedPageBreak/>
-        <w:t>yer slowly changes the way we see the world. Ordinary things begin to become opportunities for grace. Work can become an offering. Difficulties can become occasions for trust. Moments of silence can become moments of encounter. Even suffering can be placed into the hands of God.</w:t>
-      </w:r>
-    </w:p>
-    <w:p>
-      <w:pPr>
-        <w:pStyle w:val="SPBodyText"/>
-      </w:pPr>
-    </w:p>
-    <w:p>
-      <w:pPr>
-        <w:pStyle w:val="SPBodyText"/>
-      </w:pPr>
-      <w:r>
-        <w:t>The Journey Continues</w:t>
-      </w:r>
-    </w:p>
-    <w:p>
-      <w:pPr>
-        <w:pStyle w:val="SPBodyText"/>
-      </w:pPr>
-      <w:r>
         <w:rPr>
           <w:i/>
           <w:iCs/>
         </w:rPr>
-        <w:t>Sacrae Preces</w:t>
-      </w:r>
-      <w:r>
-        <w:t xml:space="preserve"> is intended not as a single collection, but as a series of volumes exploring the richness of Catholic prayer and devotion.</w:t>
-      </w:r>
-    </w:p>
-    <w:p>
-      <w:pPr>
-        <w:pStyle w:val="SPBodyText"/>
-      </w:pPr>
-      <w:r>
-        <w:t>This volume has focused particularly on prayers that accompany the Christian through the ordinary journey of life—prayers of praise, thanksgiving, repentance, protection, guidance, perseverance, and trust, together with Scripture and reflections to help us enter more deeply into the life of prayer.</w:t>
-      </w:r>
-    </w:p>
-    <w:p>
-      <w:pPr>
-        <w:pStyle w:val="SPBodyText"/>
-      </w:pPr>
-      <w:r>
-        <w:t>Some familiar and important prayers have therefore been intentionally reserved for later volumes.</w:t>
-      </w:r>
-    </w:p>
-    <w:p>
-      <w:pPr>
-        <w:pStyle w:val="SPBodyText"/>
-      </w:pPr>
-    </w:p>
-    <w:p>
-      <w:pPr>
-        <w:pStyle w:val="SPBodyText"/>
-      </w:pPr>
-      <w:r>
-        <w:t xml:space="preserve">The </w:t>
-      </w:r>
-      <w:r>
-        <w:rPr>
-          <w:b/>
-          <w:bCs/>
-        </w:rPr>
-        <w:t>Creeds and other foundational prayers of the Mass</w:t>
-      </w:r>
-      <w:r>
-        <w:t xml:space="preserve"> will be explored more fully in a subsequent volume dedicated to the </w:t>
-      </w:r>
-      <w:r>
-        <w:rPr>
-          <w:b/>
-          <w:bCs/>
-        </w:rPr>
-        <w:t>Holy Mass</w:t>
-      </w:r>
-      <w:r>
-        <w:t xml:space="preserve">. Likewise, the </w:t>
-      </w:r>
-      <w:r>
-        <w:rPr>
-          <w:b/>
-          <w:bCs/>
-        </w:rPr>
-        <w:t>Marian prayers and the Rosary</w:t>
-      </w:r>
-      <w:r>
-        <w:t xml:space="preserve"> will receive their own dedicated treatment in a future volume, allowing their biblical foundations, traditions, mysteries, and devotional richness to be explored with the space they deserve.</w:t>
-      </w:r>
-    </w:p>
-    <w:p>
-      <w:pPr>
-        <w:pStyle w:val="SPBodyText"/>
-      </w:pPr>
-    </w:p>
-    <w:p>
-      <w:pPr>
-        <w:pStyle w:val="SPBodyText"/>
-      </w:pPr>
-      <w:r>
-        <w:t>Their absence her</w:t>
-      </w:r>
-      <w:r>
-        <w:lastRenderedPageBreak/>
-        <w:t>e is therefore not an omission, but an invitation to continue the journey.</w:t>
-      </w:r>
-    </w:p>
-    <w:p>
-      <w:pPr>
-        <w:pStyle w:val="SPBodyText"/>
-      </w:pPr>
-      <w:r>
-        <w:t>There is more prayer still to discover.</w:t>
-      </w:r>
-    </w:p>
-    <w:p>
-      <w:pPr>
-        <w:pStyle w:val="SPBodyText"/>
-      </w:pPr>
-    </w:p>
-    <w:p>
-      <w:pPr>
-        <w:pStyle w:val="SPBodyText"/>
-      </w:pPr>
-      <w:r>
-        <w:t>The saints remind us that holiness is not reserved for extraordinary lives.</w:t>
-      </w:r>
-    </w:p>
-    <w:p>
-      <w:pPr>
-        <w:pStyle w:val="SPBodyText"/>
-      </w:pPr>
-      <w:r>
-        <w:t>Saint Joseph shows us the holiness of quiet obedience and faithful work. Saint Benedict teaches us stability, discipline, and perseverance. Saint Anthony reminds us to seek what is truly lost and, above all, to find our way back to Christ. Saint Christopher reminds us that every journey has a destination and that we never walk the road alone.</w:t>
-      </w:r>
-    </w:p>
-    <w:p>
-      <w:pPr>
-        <w:pStyle w:val="SPBodyText"/>
-      </w:pPr>
-      <w:r>
-        <w:t>Their lives point beyond themselves.</w:t>
-      </w:r>
-    </w:p>
-    <w:p>
-      <w:pPr>
-        <w:pStyle w:val="SPBodyText"/>
-      </w:pPr>
-      <w:r>
-        <w:t>They point toward Christ.</w:t>
-      </w:r>
-    </w:p>
-    <w:p>
-      <w:pPr>
-        <w:pStyle w:val="SPBodyText"/>
-      </w:pPr>
-      <w:r>
-        <w:t xml:space="preserve">And Scripture continually brings us back to the same truth: </w:t>
-      </w:r>
-      <w:r>
-        <w:rPr>
-          <w:b/>
-          <w:bCs/>
-        </w:rPr>
-        <w:t>God is near.</w:t>
-      </w:r>
-    </w:p>
-    <w:p>
-      <w:pPr>
-        <w:pStyle w:val="SPBodyText"/>
-      </w:pPr>
-      <w:r>
-        <w:t>He calls us to trust Him, to seek Him, and to remain faithful even when we cannot yet see where the road will lead.</w:t>
-      </w:r>
-    </w:p>
-    <w:p>
-      <w:pPr>
-        <w:pStyle w:val="SPBodyText"/>
-      </w:pPr>
-      <w:r>
-        <w:t>This is why prayer is not simply a collection of words.</w:t>
-      </w:r>
-    </w:p>
-    <w:p>
-      <w:pPr>
-        <w:pStyle w:val="SPBodyText"/>
-      </w:pPr>
-      <w:r>
-        <w:t>It is a way of living.</w:t>
-      </w:r>
-    </w:p>
-    <w:p>
-      <w:pPr>
-        <w:pStyle w:val="SPBodyText"/>
-      </w:pPr>
+      </w:pPr>
+      <w:r>
+        <w:rPr>
+          <w:i/>
+          <w:iCs/>
+        </w:rPr>
+        <w:t>to draw us closer to God.</w:t>
+      </w:r>
+    </w:p>
+    <w:p>
+      <w:pPr>
+        <w:pStyle w:val="SPBodyText"/>
+      </w:pPr>
+    </w:p>
+    <w:p>
+      <w:pPr>
+        <w:pStyle w:val="SPBodyText"/>
+      </w:pPr>
+      <w:r>
+        <w:t>Prayer does not require that our lives first become peaceful, ordered, or free from difficulty. We come to God as we are. We come with our joys and our burdens, our hopes and our fears, our successes and our failures.</w:t>
+      </w:r>
+    </w:p>
+    <w:p>
+      <w:pPr>
+        <w:pStyle w:val="SPBodyText"/>
+      </w:pPr>
+      <w:r>
+        <w:t>Sometimes we will pray with great attention and devotion.</w:t>
+      </w:r>
+    </w:p>
+    <w:p>
+      <w:pPr>
+        <w:pStyle w:val="SPBodyText"/>
+      </w:pPr>
+      <w:r>
+        <w:t>Sometimes the words may feel difficult to say.</w:t>
+      </w:r>
+    </w:p>
+    <w:p>
+      <w:pPr>
+        <w:pStyle w:val="SPBodyText"/>
+      </w:pPr>
+      <w:r>
+        <w:t>Sometimes we may feel close to God, and sometimes He may seem very distant.</w:t>
+      </w:r>
     </w:p>
     <w:p>
       <w:pPr>
@@ -24085,217 +23675,197 @@
         <w:pStyle w:val="SPBodyText"/>
       </w:pPr>
       <w:r>
-        <w:t xml:space="preserve">A Prayer for the </w:t>
-      </w:r>
-      <w:r>
         <w:lastRenderedPageBreak/>
-        <w:t>Journey</w:t>
-      </w:r>
-    </w:p>
-    <w:p>
-      <w:pPr>
-        <w:pStyle w:val="SPBodyText"/>
-      </w:pPr>
-    </w:p>
-    <w:p>
-      <w:pPr>
-        <w:pStyle w:val="SPBodyText"/>
-      </w:pPr>
-      <w:r>
-        <w:t>Lord Jesus Christ</w:t>
-      </w:r>
-      <w:r>
+        <w:t>But prayer remains.</w:t>
+      </w:r>
+    </w:p>
+    <w:p>
+      <w:pPr>
+        <w:pStyle w:val="SPBodyText"/>
+      </w:pPr>
+      <w:r>
+        <w:t>It teaches us to return.</w:t>
+      </w:r>
+    </w:p>
+    <w:p>
+      <w:pPr>
+        <w:pStyle w:val="SPBodyText"/>
+      </w:pPr>
+      <w:r>
+        <w:t>The rhythm of prayer slowly changes the way we see the world. Ordinary things begin to become opportunities for grace. Work can become an offering. Difficulties can become occasions for trust. Moments of silence can become moments of encounter. Even suffering can be placed into the hands of God.</w:t>
+      </w:r>
+    </w:p>
+    <w:p>
+      <w:pPr>
+        <w:pStyle w:val="SPBodyText"/>
+      </w:pPr>
+    </w:p>
+    <w:p>
+      <w:pPr>
+        <w:pStyle w:val="SPBodyText"/>
         <w:rPr>
           <w:b/>
           <w:bCs/>
         </w:rPr>
-        <w:t>,</w:t>
-      </w:r>
-      <w:r>
-        <w:t xml:space="preserve"> </w:t>
-      </w:r>
-      <w:r>
-        <w:t>receive these prayers as an offering of faith</w:t>
-      </w:r>
-      <w:r>
-        <w:t xml:space="preserve"> </w:t>
-      </w:r>
-      <w:r>
-        <w:t>and teach me to seek You in every season of my life.</w:t>
-      </w:r>
-    </w:p>
-    <w:p>
-      <w:pPr>
-        <w:pStyle w:val="SPBodyText"/>
-      </w:pPr>
-      <w:r>
-        <w:t>May my mornings begin with You,</w:t>
-      </w:r>
-      <w:r>
-        <w:t xml:space="preserve"> </w:t>
-      </w:r>
-      <w:r>
-        <w:t>my work be offered to You,</w:t>
-      </w:r>
-      <w:r>
-        <w:t xml:space="preserve"> </w:t>
-      </w:r>
-      <w:r>
-        <w:t>my difficulties entrusted to You,</w:t>
-      </w:r>
-      <w:r>
-        <w:t xml:space="preserve"> </w:t>
-      </w:r>
-      <w:r>
-        <w:t>and my evenings end in Your peace.</w:t>
-      </w:r>
-    </w:p>
-    <w:p>
-      <w:pPr>
-        <w:pStyle w:val="SPBodyText"/>
-      </w:pPr>
-      <w:r>
-        <w:t>When I am joyful, teach me gratitude.</w:t>
-      </w:r>
-      <w:r>
-        <w:br/>
-        <w:t>When I am troubled, teach me trust.</w:t>
-      </w:r>
-      <w:r>
-        <w:br/>
-        <w:t>When I am weary, give me strength.</w:t>
-      </w:r>
-      <w:r>
-        <w:br/>
-        <w:t>When I am lost, lead me back to You.</w:t>
-      </w:r>
-    </w:p>
-    <w:p>
-      <w:pPr>
-        <w:pStyle w:val="SPBodyText"/>
-      </w:pPr>
-      <w:r>
-        <w:t>May the prayers of Your Church,</w:t>
-      </w:r>
-      <w:r>
-        <w:t xml:space="preserve"> </w:t>
-      </w:r>
-      <w:r>
-        <w:t>the witness of the saints,</w:t>
-      </w:r>
-      <w:r>
-        <w:t xml:space="preserve"> </w:t>
-      </w:r>
-      <w:r>
-        <w:t>and the words of Sacred Scripture</w:t>
-      </w:r>
-      <w:r>
-        <w:t xml:space="preserve"> </w:t>
-      </w:r>
-      <w:r>
-        <w:t>lead me ever closer to You.</w:t>
-      </w:r>
-    </w:p>
-    <w:p>
-      <w:pPr>
-        <w:pStyle w:val="SPBodyText"/>
-      </w:pPr>
-      <w:r>
-        <w:t>Teach me to carry my faith</w:t>
-      </w:r>
-      <w:r>
-        <w:t xml:space="preserve"> </w:t>
-      </w:r>
-      <w:r>
-        <w:t>not only in times of prayer,</w:t>
-      </w:r>
-      <w:r>
-        <w:br/>
-        <w:t>but into my home, my work,</w:t>
-      </w:r>
-      <w:r>
-        <w:t xml:space="preserve"> </w:t>
-      </w:r>
-      <w:r>
-        <w:t>my relationships, and my daily responsibilities.</w:t>
-      </w:r>
-      <w:r>
-        <w:t xml:space="preserve"> R</w:t>
-      </w:r>
-      <w:r>
-        <w:t>emain with me on the road.</w:t>
-      </w:r>
-    </w:p>
-    <w:p>
-      <w:pPr>
-        <w:pStyle w:val="SPBodyText"/>
-      </w:pPr>
-      <w:r>
-        <w:t>Strengthen me when I am weary,</w:t>
-      </w:r>
-      <w:r>
-        <w:t xml:space="preserve"> </w:t>
-      </w:r>
-      <w:r>
-        <w:t>guide me when I am uncertain,</w:t>
-      </w:r>
-      <w:r>
-        <w:t xml:space="preserve"> </w:t>
-      </w:r>
-      <w:r>
-        <w:t>forgive me when I fall,</w:t>
-      </w:r>
-      <w:r>
-        <w:t xml:space="preserve"> </w:t>
-      </w:r>
-      <w:r>
-        <w:t>and give me grace to begin again.</w:t>
-      </w:r>
-    </w:p>
-    <w:p>
-      <w:pPr>
-        <w:pStyle w:val="SPBodyText"/>
-      </w:pPr>
-      <w:r>
-        <w:t>May every step of my earthly journey</w:t>
-      </w:r>
-      <w:r>
-        <w:br/>
-        <w:t>draw me closer to Your presence,</w:t>
-      </w:r>
-      <w:r>
-        <w:t xml:space="preserve"> </w:t>
-      </w:r>
-      <w:r>
-        <w:t>until the day when my journey is complete</w:t>
-      </w:r>
-      <w:r>
-        <w:t xml:space="preserve"> </w:t>
-      </w:r>
-      <w:r>
-        <w:t>and I come home to You.</w:t>
-      </w:r>
-    </w:p>
-    <w:p>
-      <w:pPr>
-        <w:pStyle w:val="SPBodyText"/>
-      </w:pPr>
-    </w:p>
-    <w:p>
-      <w:pPr>
-        <w:pStyle w:val="SPBodyText"/>
-      </w:pPr>
-      <w:r>
-        <w:t>Through Christ our Lord.</w:t>
-      </w:r>
-    </w:p>
-    <w:p>
-      <w:pPr>
-        <w:pStyle w:val="SPBodyText"/>
-      </w:pPr>
-      <w:r>
-        <w:t>Amen.</w:t>
-      </w:r>
+      </w:pPr>
+      <w:r>
+        <w:rPr>
+          <w:b/>
+          <w:bCs/>
+        </w:rPr>
+        <w:t>The Journey Continues</w:t>
+      </w:r>
+    </w:p>
+    <w:p>
+      <w:pPr>
+        <w:pStyle w:val="SPBodyText"/>
+        <w:rPr>
+          <w:b/>
+          <w:bCs/>
+        </w:rPr>
+      </w:pPr>
+    </w:p>
+    <w:p>
+      <w:pPr>
+        <w:pStyle w:val="SPBodyText"/>
+      </w:pPr>
+      <w:r>
+        <w:rPr>
+          <w:i/>
+          <w:iCs/>
+        </w:rPr>
+        <w:t>Sacrae Preces</w:t>
+      </w:r>
+      <w:r>
+        <w:t xml:space="preserve"> is intended not as a single collection, but as a series of volumes exploring the richness of Catholic prayer and devotion.</w:t>
+      </w:r>
+    </w:p>
+    <w:p>
+      <w:pPr>
+        <w:pStyle w:val="SPBodyText"/>
+      </w:pPr>
+      <w:r>
+        <w:t>This volume has focused particularly on prayers that accompany the Christian through the ordinary journey of life—prayers of praise, thanksgiving, repentance, protection, guidance, perseverance, and trust, together with Scripture and reflections to help us enter more deeply into the life of prayer.</w:t>
+      </w:r>
+    </w:p>
+    <w:p>
+      <w:pPr>
+        <w:pStyle w:val="SPBodyText"/>
+        <w:sectPr>
+          <w:type w:val="evenPage"/>
+          <w:pgSz w:w="7920" w:h="12240" w:code="6"/>
+          <w:pgMar w:top="1080" w:right="864" w:bottom="1080" w:left="1152" w:header="576" w:footer="576" w:gutter="0"/>
+          <w:cols w:space="720"/>
+          <w:titlePg/>
+          <w:docGrid w:linePitch="360"/>
+        </w:sectPr>
+      </w:pPr>
+    </w:p>
+    <w:p>
+      <w:pPr>
+        <w:pStyle w:val="SPBodyText"/>
+      </w:pPr>
+      <w:r>
+        <w:lastRenderedPageBreak/>
+        <w:t>Some familiar and important prayers have therefore been intentionally reserved for later volumes.</w:t>
+      </w:r>
+    </w:p>
+    <w:p>
+      <w:pPr>
+        <w:pStyle w:val="SPBodyText"/>
+      </w:pPr>
+    </w:p>
+    <w:p>
+      <w:pPr>
+        <w:pStyle w:val="SPBodyText"/>
+      </w:pPr>
+      <w:r>
+        <w:t xml:space="preserve">The </w:t>
+      </w:r>
+      <w:r>
+        <w:t>Creeds and other foundational prayers of the Mass</w:t>
+      </w:r>
+      <w:r>
+        <w:t xml:space="preserve"> will be explored more fully in a subsequent volume dedicated to the </w:t>
+      </w:r>
+      <w:r>
+        <w:t>Holy Mass</w:t>
+      </w:r>
+      <w:r>
+        <w:t xml:space="preserve">. Likewise, the </w:t>
+      </w:r>
+      <w:r>
+        <w:t>Marian prayers and the Rosary</w:t>
+      </w:r>
+      <w:r>
+        <w:t xml:space="preserve"> will receive their own dedicated treatment in a future volume, allowing their biblical foundations, traditions, mysteries, and devotional richness to be explored with the space they deserve.</w:t>
+      </w:r>
+    </w:p>
+    <w:p>
+      <w:pPr>
+        <w:pStyle w:val="SPBodyText"/>
+      </w:pPr>
+    </w:p>
+    <w:p>
+      <w:pPr>
+        <w:pStyle w:val="SPBodyText"/>
+      </w:pPr>
+      <w:r>
+        <w:t>Their absence here is therefore not an omission, but an invitation to continue the journey.</w:t>
+      </w:r>
+    </w:p>
+    <w:p>
+      <w:pPr>
+        <w:pStyle w:val="SPBodyText"/>
+      </w:pPr>
+      <w:r>
+        <w:t>There is more prayer still to discover.</w:t>
+      </w:r>
+    </w:p>
+    <w:p>
+      <w:pPr>
+        <w:pStyle w:val="SPBodyText"/>
+      </w:pPr>
+    </w:p>
+    <w:p>
+      <w:pPr>
+        <w:pStyle w:val="SPBodyText"/>
+      </w:pPr>
+      <w:r>
+        <w:t xml:space="preserve">And Scripture continually brings us back to the same truth: </w:t>
+      </w:r>
+      <w:r>
+        <w:t>God is near.</w:t>
+      </w:r>
+    </w:p>
+    <w:p>
+      <w:pPr>
+        <w:pStyle w:val="SPBodyText"/>
+      </w:pPr>
+      <w:r>
+        <w:t>He calls us to trust Him, to seek Him, and to remain faithful even when we cannot yet see where the road will lead.</w:t>
+      </w:r>
+    </w:p>
+    <w:p>
+      <w:pPr>
+        <w:pStyle w:val="SPBodyText"/>
+      </w:pPr>
+      <w:r>
+        <w:t>This is why prayer is not simply a collection of words.</w:t>
+      </w:r>
+    </w:p>
+    <w:p>
+      <w:pPr>
+        <w:pStyle w:val="SPBodyText"/>
+      </w:pPr>
+      <w:r>
+        <w:t>It is a way of living.</w:t>
+      </w:r>
+    </w:p>
+    <w:p>
+      <w:pPr>
+        <w:pStyle w:val="SPBodyText"/>
+      </w:pPr>
     </w:p>
     <w:p>
       <w:pPr>
@@ -24309,101 +23879,233 @@
           <w:docGrid w:linePitch="360"/>
         </w:sectPr>
       </w:pPr>
-      <w:r>
-        <w:rPr>
-          <w:rFonts w:ascii="Segoe UI Symbol" w:hAnsi="Segoe UI Symbol" w:cs="Segoe UI Symbol"/>
-        </w:rPr>
-        <w:t>✠</w:t>
-      </w:r>
-    </w:p>
-    <w:p>
-      <w:pPr>
-        <w:pStyle w:val="SPSectionTitle"/>
-      </w:pPr>
-      <w:bookmarkStart w:id="40" w:name="_Toc238808966"/>
-      <w:r>
-        <w:t>Latin Guide</w:t>
-      </w:r>
-      <w:bookmarkEnd w:id="40"/>
-    </w:p>
-    <w:p>
-      <w:pPr>
-        <w:pStyle w:val="SPBodyText"/>
-      </w:pPr>
-      <w:r>
-        <w:t>Prayi</w:t>
-      </w:r>
-      <w:r>
-        <w:lastRenderedPageBreak/>
-        <w:t>ng in Latin</w:t>
-      </w:r>
-    </w:p>
-    <w:p>
-      <w:pPr>
-        <w:pStyle w:val="SPBodyText"/>
-      </w:pPr>
-      <w:r>
-        <w:t>Latin has been the language of Catholic prayer for centuries. For many Christians, praying in Latin can feel unfamiliar at first, but familiarity comes gradually through repetition.</w:t>
-      </w:r>
-    </w:p>
-    <w:p>
-      <w:pPr>
-        <w:pStyle w:val="SPBodyText"/>
-      </w:pPr>
-      <w:r>
-        <w:t xml:space="preserve">This guide is intended not as a complete study of Latin, but as a simple companion for praying the Latin prayers found in </w:t>
-      </w:r>
-      <w:r>
-        <w:rPr>
-          <w:i/>
-          <w:iCs/>
-        </w:rPr>
-        <w:t>Sacrae Preces</w:t>
-      </w:r>
-      <w:r>
-        <w:t>.</w:t>
-      </w:r>
-    </w:p>
-    <w:p>
-      <w:pPr>
-        <w:pStyle w:val="SPBodyText"/>
-      </w:pPr>
-      <w:r>
-        <w:t>The Latin text is presented first, followed by the English meaning and then a simple pronunciation guide. The pronunciation is intentionally approximate, designed to help the reader speak the prayers with confidence rather than to provide a formal linguistic transcription.</w:t>
-      </w:r>
-    </w:p>
-    <w:p>
-      <w:pPr>
-        <w:pStyle w:val="SPBodyText"/>
-      </w:pPr>
-    </w:p>
-    <w:p>
-      <w:pPr>
-        <w:pStyle w:val="SPBodyText"/>
-      </w:pPr>
-      <w:r>
-        <w:t>A Note on Pronunciation</w:t>
-      </w:r>
-    </w:p>
-    <w:p>
-      <w:pPr>
-        <w:pStyle w:val="SPBodyText"/>
-      </w:pPr>
-      <w:r>
-        <w:t xml:space="preserve">The pronunciation used throughout this guide follows the </w:t>
-      </w:r>
-      <w:r>
+    </w:p>
+    <w:p>
+      <w:pPr>
+        <w:pStyle w:val="SPBodyText"/>
         <w:rPr>
           <w:b/>
           <w:bCs/>
         </w:rPr>
-        <w:t>traditional ecclesiastical pronunciation of Latin</w:t>
-      </w:r>
-      <w:r>
-        <w:t xml:space="preserve">, </w:t>
-      </w:r>
-      <w:r>
-        <w:t>the form commonly associated with Catholic liturgical prayer.</w:t>
+      </w:pPr>
+      <w:r>
+        <w:rPr>
+          <w:b/>
+          <w:bCs/>
+        </w:rPr>
+        <w:lastRenderedPageBreak/>
+        <w:t>A Prayer for the Journey</w:t>
+      </w:r>
+    </w:p>
+    <w:p>
+      <w:pPr>
+        <w:pStyle w:val="SPBodyText"/>
+      </w:pPr>
+    </w:p>
+    <w:p>
+      <w:pPr>
+        <w:pStyle w:val="SPBodyText"/>
+      </w:pPr>
+      <w:r>
+        <w:t>Lord Jesus Christ</w:t>
+      </w:r>
+      <w:r>
+        <w:rPr>
+          <w:b/>
+          <w:bCs/>
+        </w:rPr>
+        <w:t>,</w:t>
+      </w:r>
+      <w:r>
+        <w:t xml:space="preserve"> </w:t>
+      </w:r>
+      <w:r>
+        <w:t>receive these prayers as an offering of faith</w:t>
+      </w:r>
+      <w:r>
+        <w:t xml:space="preserve"> </w:t>
+      </w:r>
+      <w:r>
+        <w:t xml:space="preserve">and teach me to seek You in every season of my </w:t>
+      </w:r>
+      <w:r>
+        <w:t>l</w:t>
+      </w:r>
+      <w:r>
+        <w:t>ife.</w:t>
+      </w:r>
+    </w:p>
+    <w:p>
+      <w:pPr>
+        <w:pStyle w:val="SPBodyText"/>
+      </w:pPr>
+      <w:r>
+        <w:t>May my mornings begin with You,</w:t>
+      </w:r>
+      <w:r>
+        <w:t xml:space="preserve"> </w:t>
+      </w:r>
+      <w:r>
+        <w:t>my work be offered to You,</w:t>
+      </w:r>
+      <w:r>
+        <w:t xml:space="preserve"> </w:t>
+      </w:r>
+      <w:r>
+        <w:t>my difficulties entrusted to You,</w:t>
+      </w:r>
+      <w:r>
+        <w:t xml:space="preserve"> </w:t>
+      </w:r>
+      <w:r>
+        <w:t>and my evenings end in Your peace.</w:t>
+      </w:r>
+    </w:p>
+    <w:p>
+      <w:pPr>
+        <w:pStyle w:val="SPBodyText"/>
+      </w:pPr>
+      <w:r>
+        <w:t>When I am joyful, teach me gratitude.</w:t>
+      </w:r>
+      <w:r>
+        <w:br/>
+        <w:t>When I am troubled, teach me trust.</w:t>
+      </w:r>
+      <w:r>
+        <w:br/>
+        <w:t>When I am weary, give me strength.</w:t>
+      </w:r>
+      <w:r>
+        <w:br/>
+        <w:t>When I am lost, lead me back to You.</w:t>
+      </w:r>
+    </w:p>
+    <w:p>
+      <w:pPr>
+        <w:pStyle w:val="SPBodyText"/>
+      </w:pPr>
+      <w:r>
+        <w:t>May the prayers of Your Church,</w:t>
+      </w:r>
+      <w:r>
+        <w:t xml:space="preserve"> </w:t>
+      </w:r>
+      <w:r>
+        <w:t>the witness of the saints,</w:t>
+      </w:r>
+      <w:r>
+        <w:t xml:space="preserve"> </w:t>
+      </w:r>
+      <w:r>
+        <w:t>and the words of Sacred Scripture</w:t>
+      </w:r>
+      <w:r>
+        <w:t xml:space="preserve"> </w:t>
+      </w:r>
+      <w:r>
+        <w:t>lead me ever closer to You.</w:t>
+      </w:r>
+    </w:p>
+    <w:p>
+      <w:pPr>
+        <w:pStyle w:val="SPBodyText"/>
+      </w:pPr>
+      <w:r>
+        <w:t>Teach me to carry my faith</w:t>
+      </w:r>
+      <w:r>
+        <w:t xml:space="preserve"> </w:t>
+      </w:r>
+      <w:r>
+        <w:t>not only in times of prayer,</w:t>
+      </w:r>
+      <w:r>
+        <w:br/>
+        <w:t>but into my home, my work,</w:t>
+      </w:r>
+      <w:r>
+        <w:t xml:space="preserve"> </w:t>
+      </w:r>
+      <w:r>
+        <w:t>my relationships, and my daily responsibilities.</w:t>
+      </w:r>
+      <w:r>
+        <w:t xml:space="preserve"> R</w:t>
+      </w:r>
+      <w:r>
+        <w:t>emain with me on the road.</w:t>
+      </w:r>
+    </w:p>
+    <w:p>
+      <w:pPr>
+        <w:pStyle w:val="SPBodyText"/>
+      </w:pPr>
+      <w:r>
+        <w:t>Strengthen me when I am weary,</w:t>
+      </w:r>
+      <w:r>
+        <w:t xml:space="preserve"> </w:t>
+      </w:r>
+      <w:r>
+        <w:t>guide me when I am uncertain,</w:t>
+      </w:r>
+      <w:r>
+        <w:t xml:space="preserve"> </w:t>
+      </w:r>
+      <w:r>
+        <w:t>forgive me when I fall,</w:t>
+      </w:r>
+      <w:r>
+        <w:t xml:space="preserve"> </w:t>
+      </w:r>
+      <w:r>
+        <w:t>and give me grace to begin again.</w:t>
+      </w:r>
+    </w:p>
+    <w:p>
+      <w:pPr>
+        <w:pStyle w:val="SPBodyText"/>
+      </w:pPr>
+      <w:r>
+        <w:t>May every step of my earthly journey</w:t>
+      </w:r>
+      <w:r>
+        <w:br/>
+        <w:t>draw me closer to Your presence,</w:t>
+      </w:r>
+      <w:r>
+        <w:t xml:space="preserve"> </w:t>
+      </w:r>
+      <w:r>
+        <w:t>until the day when my journey is complete</w:t>
+      </w:r>
+      <w:r>
+        <w:t xml:space="preserve"> </w:t>
+      </w:r>
+      <w:r>
+        <w:t>and I come home to You.</w:t>
+      </w:r>
+    </w:p>
+    <w:p>
+      <w:pPr>
+        <w:pStyle w:val="SPBodyText"/>
+      </w:pPr>
+    </w:p>
+    <w:p>
+      <w:pPr>
+        <w:pStyle w:val="SPBodyText"/>
+      </w:pPr>
+      <w:r>
+        <w:t>Through Christ our Lord.</w:t>
+      </w:r>
+    </w:p>
+    <w:p>
+      <w:pPr>
+        <w:pStyle w:val="SPBodyText"/>
+      </w:pPr>
+      <w:r>
+        <w:t>Amen.</w:t>
       </w:r>
     </w:p>
     <w:p>
@@ -24418,50 +24120,195 @@
           <w:docGrid w:linePitch="360"/>
         </w:sectPr>
       </w:pPr>
-    </w:p>
-    <w:p>
-      <w:pPr>
-        <w:pStyle w:val="SPBodyText"/>
-      </w:pPr>
-      <w:r>
-        <w:t>A few simple prin</w:t>
-      </w:r>
+      <w:r>
+        <w:rPr>
+          <w:rFonts w:ascii="Segoe UI Symbol" w:hAnsi="Segoe UI Symbol" w:cs="Segoe UI Symbol"/>
+        </w:rPr>
+        <w:t>✠</w:t>
+      </w:r>
+    </w:p>
+    <w:p>
+      <w:pPr>
+        <w:pStyle w:val="SPSectionTitle"/>
+      </w:pPr>
+      <w:bookmarkStart w:id="40" w:name="_Toc238808966"/>
       <w:r>
         <w:lastRenderedPageBreak/>
-        <w:t>ciples will help:</w:t>
-      </w:r>
-    </w:p>
-    <w:p>
-      <w:pPr>
-        <w:pStyle w:val="SPBodyText"/>
-      </w:pPr>
-      <w:r>
+        <w:t>Latin Guide</w:t>
+      </w:r>
+      <w:bookmarkEnd w:id="40"/>
+    </w:p>
+    <w:p>
+      <w:pPr>
+        <w:pStyle w:val="SPBodyText"/>
         <w:rPr>
           <w:b/>
           <w:bCs/>
         </w:rPr>
-        <w:t>c</w:t>
-      </w:r>
-      <w:r>
-        <w:t xml:space="preserve"> before </w:t>
+      </w:pPr>
+      <w:r>
+        <w:rPr>
+          <w:b/>
+          <w:bCs/>
+        </w:rPr>
+        <w:t>Praying in Latin</w:t>
+      </w:r>
+    </w:p>
+    <w:p>
+      <w:pPr>
+        <w:pStyle w:val="SPBodyText"/>
+        <w:rPr>
+          <w:b/>
+          <w:bCs/>
+        </w:rPr>
+      </w:pPr>
+    </w:p>
+    <w:p>
+      <w:pPr>
+        <w:pStyle w:val="SPBodyText"/>
+      </w:pPr>
+      <w:r>
+        <w:t>Latin has been the language of Catholic prayer for centuries. For many Christians, praying in Latin can feel unfamiliar at first, but familiarity comes gradually through repetition.</w:t>
+      </w:r>
+    </w:p>
+    <w:p>
+      <w:pPr>
+        <w:pStyle w:val="SPBodyText"/>
+      </w:pPr>
+      <w:r>
+        <w:t xml:space="preserve">This guide is intended not as a complete study of Latin, but as a simple companion for praying the Latin prayers found in </w:t>
       </w:r>
       <w:r>
         <w:rPr>
           <w:i/>
           <w:iCs/>
         </w:rPr>
-        <w:t>e, i, ae,</w:t>
-      </w:r>
-      <w:r>
-        <w:t xml:space="preserve"> or </w:t>
+        <w:t>Sacrae Preces</w:t>
+      </w:r>
+      <w:r>
+        <w:t>.</w:t>
+      </w:r>
+    </w:p>
+    <w:p>
+      <w:pPr>
+        <w:pStyle w:val="SPBodyText"/>
+      </w:pPr>
+      <w:r>
+        <w:t>The Latin text is presented first, followed by the English meaning and then a simple pronunciation guide. The pronunciation is intentionally approximate, designed to help the reader speak the prayers with confidence rather than to provide a formal linguistic transcription.</w:t>
+      </w:r>
+    </w:p>
+    <w:p>
+      <w:pPr>
+        <w:pStyle w:val="SPBodyText"/>
+      </w:pPr>
+    </w:p>
+    <w:p>
+      <w:pPr>
+        <w:pStyle w:val="SPBodyText"/>
+        <w:rPr>
+          <w:b/>
+          <w:bCs/>
+        </w:rPr>
+      </w:pPr>
+      <w:r>
+        <w:rPr>
+          <w:b/>
+          <w:bCs/>
+        </w:rPr>
+        <w:t>A Note on Pronunciation</w:t>
+      </w:r>
+    </w:p>
+    <w:p>
+      <w:pPr>
+        <w:pStyle w:val="SPBodyText"/>
+      </w:pPr>
+      <w:r>
+        <w:t xml:space="preserve">The pronunciation used throughout this guide follows the </w:t>
+      </w:r>
+      <w:r>
+        <w:t>traditional ecclesiastical pronunciation of Latin</w:t>
+      </w:r>
+      <w:r>
+        <w:t>,</w:t>
+      </w:r>
+      <w:r>
+        <w:t xml:space="preserve"> </w:t>
+      </w:r>
+      <w:r>
+        <w:t>the form commonly associated with Catholic liturgical prayer.</w:t>
+      </w:r>
+    </w:p>
+    <w:p>
+      <w:pPr>
+        <w:pStyle w:val="SPBodyText"/>
+        <w:sectPr>
+          <w:type w:val="oddPage"/>
+          <w:pgSz w:w="7920" w:h="12240" w:code="6"/>
+          <w:pgMar w:top="1080" w:right="864" w:bottom="1080" w:left="1152" w:header="576" w:footer="576" w:gutter="0"/>
+          <w:cols w:space="720"/>
+          <w:titlePg/>
+          <w:docGrid w:linePitch="360"/>
+        </w:sectPr>
+      </w:pPr>
+    </w:p>
+    <w:p>
+      <w:pPr>
+        <w:pStyle w:val="SPBodyText"/>
+      </w:pPr>
+      <w:r>
+        <w:lastRenderedPageBreak/>
+        <w:t>A few simple principles will help:</w:t>
+      </w:r>
+    </w:p>
+    <w:p>
+      <w:pPr>
+        <w:pStyle w:val="SPBodyText"/>
+      </w:pPr>
+      <w:r>
+        <w:rPr>
+          <w:b/>
+          <w:bCs/>
+        </w:rPr>
+        <w:t>c</w:t>
+      </w:r>
+      <w:r>
+        <w:t xml:space="preserve"> before </w:t>
       </w:r>
       <w:r>
         <w:rPr>
           <w:i/>
           <w:iCs/>
         </w:rPr>
+        <w:t xml:space="preserve">e, </w:t>
+      </w:r>
+      <w:proofErr w:type="spellStart"/>
+      <w:r>
+        <w:rPr>
+          <w:i/>
+          <w:iCs/>
+        </w:rPr>
+        <w:t>i</w:t>
+      </w:r>
+      <w:proofErr w:type="spellEnd"/>
+      <w:r>
+        <w:rPr>
+          <w:i/>
+          <w:iCs/>
+        </w:rPr>
+        <w:t>, ae,</w:t>
+      </w:r>
+      <w:r>
+        <w:t xml:space="preserve"> or </w:t>
+      </w:r>
+      <w:proofErr w:type="spellStart"/>
+      <w:r>
+        <w:rPr>
+          <w:i/>
+          <w:iCs/>
+        </w:rPr>
         <w:t>oe</w:t>
       </w:r>
+      <w:proofErr w:type="spellEnd"/>
       <w:r>
         <w:t xml:space="preserve"> is generally pronounced like </w:t>
       </w:r>
@@ -24518,18 +24365,36 @@
           <w:i/>
           <w:iCs/>
         </w:rPr>
-        <w:t>e, i, ae,</w:t>
-      </w:r>
-      <w:r>
-        <w:t xml:space="preserve"> or </w:t>
-      </w:r>
+        <w:t xml:space="preserve">e, </w:t>
+      </w:r>
+      <w:proofErr w:type="spellStart"/>
       <w:r>
         <w:rPr>
           <w:i/>
           <w:iCs/>
         </w:rPr>
+        <w:t>i</w:t>
+      </w:r>
+      <w:proofErr w:type="spellEnd"/>
+      <w:r>
+        <w:rPr>
+          <w:i/>
+          <w:iCs/>
+        </w:rPr>
+        <w:t>, ae,</w:t>
+      </w:r>
+      <w:r>
+        <w:t xml:space="preserve"> or </w:t>
+      </w:r>
+      <w:proofErr w:type="spellStart"/>
+      <w:r>
+        <w:rPr>
+          <w:i/>
+          <w:iCs/>
+        </w:rPr>
         <w:t>oe</w:t>
       </w:r>
+      <w:proofErr w:type="spellEnd"/>
       <w:r>
         <w:t xml:space="preserve"> is generally pronounced like the </w:t>
       </w:r>
@@ -24601,6 +24466,7 @@
       <w:r>
         <w:t xml:space="preserve"> and </w:t>
       </w:r>
+      <w:proofErr w:type="spellStart"/>
       <w:r>
         <w:rPr>
           <w:b/>
@@ -24608,6 +24474,7 @@
         </w:rPr>
         <w:t>oe</w:t>
       </w:r>
+      <w:proofErr w:type="spellEnd"/>
       <w:r>
         <w:t xml:space="preserve"> are generally pronounced like </w:t>
       </w:r>
@@ -24671,6 +24538,11 @@
       <w:r>
         <w:t>.</w:t>
       </w:r>
+    </w:p>
+    <w:p>
+      <w:pPr>
+        <w:pStyle w:val="SPBodyText"/>
+      </w:pPr>
     </w:p>
     <w:p>
       <w:pPr>
@@ -24741,6 +24613,7 @@
       </w:pPr>
       <w:bookmarkStart w:id="41" w:name="_Toc238808967"/>
       <w:r>
+        <w:lastRenderedPageBreak/>
         <w:t>Common Prayers</w:t>
       </w:r>
       <w:bookmarkEnd w:id="41"/>
@@ -24755,11 +24628,7 @@
         <w:pStyle w:val="SPBodyText"/>
       </w:pPr>
       <w:r>
-        <w:t>T</w:t>
-      </w:r>
-      <w:r>
-        <w:lastRenderedPageBreak/>
-        <w:t xml:space="preserve">he following phrases are drawn from some of the most familiar prayers of the Catholic tradition. They are included not to repeat the prayers found elsewhere in </w:t>
+        <w:t xml:space="preserve">The following phrases are drawn from some of the most familiar prayers of the Catholic tradition. They are included not to repeat the prayers found elsewhere in </w:t>
       </w:r>
       <w:r>
         <w:rPr>
@@ -24808,11 +24677,7 @@
         <w:pStyle w:val="SPPrayerEnglish"/>
       </w:pPr>
       <w:r>
-        <w:t>Our</w:t>
-      </w:r>
-      <w:r>
-        <w:lastRenderedPageBreak/>
-        <w:t xml:space="preserve"> Father</w:t>
+        <w:t>Our Father</w:t>
       </w:r>
     </w:p>
     <w:p>
@@ -24833,8 +24698,13 @@
         <w:pStyle w:val="SPPrayerEnglish"/>
       </w:pPr>
       <w:r>
-        <w:t>qui es in caelis</w:t>
-      </w:r>
+        <w:t xml:space="preserve">qui es in </w:t>
+      </w:r>
+      <w:proofErr w:type="spellStart"/>
+      <w:r>
+        <w:t>caelis</w:t>
+      </w:r>
+      <w:proofErr w:type="spellEnd"/>
       <w:r>
         <w:br/>
         <w:t>who art in heaven</w:t>
@@ -24942,11 +24812,7 @@
         <w:pStyle w:val="SPPrayerEnglish"/>
       </w:pPr>
       <w:r>
-        <w:t>Hail M</w:t>
-      </w:r>
-      <w:r>
-        <w:lastRenderedPageBreak/>
-        <w:t>ary</w:t>
+        <w:t>Hail Mary</w:t>
       </w:r>
     </w:p>
     <w:p>
@@ -25065,6 +24931,7 @@
         <w:pStyle w:val="SPPrayerLatin"/>
       </w:pPr>
       <w:r>
+        <w:lastRenderedPageBreak/>
         <w:t>Gloria Patri</w:t>
       </w:r>
     </w:p>
@@ -25073,11 +24940,7 @@
         <w:pStyle w:val="SPPrayerEnglish"/>
       </w:pPr>
       <w:r>
-        <w:t>Glor</w:t>
-      </w:r>
-      <w:r>
-        <w:lastRenderedPageBreak/>
-        <w:t>y be to the Father</w:t>
+        <w:t>Glory be to the Father</w:t>
       </w:r>
     </w:p>
     <w:p>
@@ -25188,6 +25051,7 @@
         <w:pStyle w:val="SPPrayerLatin"/>
       </w:pPr>
       <w:r>
+        <w:lastRenderedPageBreak/>
         <w:t>Salve, Regina</w:t>
       </w:r>
     </w:p>
@@ -25196,11 +25060,7 @@
         <w:pStyle w:val="SPPrayerEnglish"/>
       </w:pPr>
       <w:r>
-        <w:t>Hai</w:t>
-      </w:r>
-      <w:r>
-        <w:lastRenderedPageBreak/>
-        <w:t>l, Holy Queen</w:t>
+        <w:t>Hail, Holy Queen</w:t>
       </w:r>
     </w:p>
     <w:p>
@@ -25322,11 +25182,8 @@
       </w:pPr>
       <w:bookmarkStart w:id="42" w:name="_Toc238808968"/>
       <w:r>
-        <w:t>Common Catholic E</w:t>
-      </w:r>
-      <w:r>
         <w:lastRenderedPageBreak/>
-        <w:t>xpressions</w:t>
+        <w:t>Common Catholic Expressions</w:t>
       </w:r>
       <w:bookmarkEnd w:id="42"/>
     </w:p>
@@ -25369,11 +25226,8 @@
         <w:pStyle w:val="SPPrayerLatin"/>
       </w:pPr>
       <w:r>
-        <w:t>Ad maiorem Dei gl</w:t>
-      </w:r>
-      <w:r>
         <w:lastRenderedPageBreak/>
-        <w:t>oriam</w:t>
+        <w:t>Ad maiorem Dei gloriam</w:t>
       </w:r>
     </w:p>
     <w:p>
@@ -25535,6 +25389,7 @@
         <w:pStyle w:val="SPPrayerLatin"/>
       </w:pPr>
       <w:r>
+        <w:lastRenderedPageBreak/>
         <w:t>Christe eleison</w:t>
       </w:r>
     </w:p>
@@ -25543,11 +25398,7 @@
         <w:pStyle w:val="SPPrayerEnglish"/>
       </w:pPr>
       <w:r>
-        <w:t>C</w:t>
-      </w:r>
-      <w:r>
-        <w:lastRenderedPageBreak/>
-        <w:t>hrist, have mercy</w:t>
+        <w:t>Christ, have mercy</w:t>
       </w:r>
     </w:p>
     <w:p>
@@ -25683,11 +25534,8 @@
         <w:pStyle w:val="SPPrayerLatin"/>
       </w:pPr>
       <w:r>
-        <w:t>Et cum spiritu tu</w:t>
-      </w:r>
-      <w:r>
         <w:lastRenderedPageBreak/>
-        <w:t>o</w:t>
+        <w:t>Et cum spiritu tuo</w:t>
       </w:r>
     </w:p>
     <w:p>
@@ -25814,11 +25662,8 @@
         <w:pStyle w:val="SPPrayerLatin"/>
       </w:pPr>
       <w:r>
-        <w:t>Laudetur Iesus Ch</w:t>
-      </w:r>
-      <w:r>
         <w:lastRenderedPageBreak/>
-        <w:t>ristus</w:t>
+        <w:t>Laudetur Iesus Christus</w:t>
       </w:r>
     </w:p>
     <w:p>
@@ -25942,6 +25787,7 @@
         <w:pStyle w:val="SPPrayerLatin"/>
       </w:pPr>
       <w:r>
+        <w:lastRenderedPageBreak/>
         <w:t>Sursum corda</w:t>
       </w:r>
     </w:p>
@@ -25950,11 +25796,7 @@
         <w:pStyle w:val="SPPrayerEnglish"/>
       </w:pPr>
       <w:r>
-        <w:t>Lift</w:t>
-      </w:r>
-      <w:r>
-        <w:lastRenderedPageBreak/>
-        <w:t xml:space="preserve"> up your hearts</w:t>
+        <w:t>Lift up your hearts</w:t>
       </w:r>
     </w:p>
     <w:p>
@@ -28068,12 +27910,12 @@
     <w:basedOn w:val="Normal"/>
     <w:autoRedefine/>
     <w:qFormat/>
-    <w:rsid w:val="008B3E25"/>
+    <w:rsid w:val="002E6E31"/>
     <w:pPr>
       <w:keepLines/>
       <w:spacing w:after="80" w:line="288" w:lineRule="auto"/>
       <w:ind w:firstLine="317"/>
-      <w:jc w:val="left"/>
+      <w:jc w:val="center"/>
     </w:pPr>
     <w:rPr>
       <w:color w:val="333333"/>
@@ -28166,7 +28008,6 @@
     <w:pPr>
       <w:spacing w:before="60" w:line="240" w:lineRule="auto"/>
       <w:ind w:firstLine="0"/>
-      <w:jc w:val="center"/>
     </w:pPr>
     <w:rPr>
       <w:i/>
@@ -28234,7 +28075,6 @@
     <w:pPr>
       <w:spacing w:before="240" w:after="240"/>
       <w:ind w:firstLine="0"/>
-      <w:jc w:val="center"/>
     </w:pPr>
     <w:rPr>
       <w:i/>
@@ -28427,7 +28267,6 @@
     <w:pPr>
       <w:spacing w:after="360" w:line="312" w:lineRule="auto"/>
       <w:ind w:firstLine="0"/>
-      <w:jc w:val="center"/>
     </w:pPr>
     <w:rPr>
       <w:i/>
@@ -28554,7 +28393,6 @@
       <w:keepNext/>
       <w:spacing w:before="240" w:after="120" w:line="264" w:lineRule="auto"/>
       <w:ind w:left="0" w:firstLine="0"/>
-      <w:jc w:val="center"/>
     </w:pPr>
     <w:rPr>
       <w:i/>

--- a/manuscript/volume-1/sacrae-preces-volume-1.docx
+++ b/manuscript/volume-1/sacrae-preces-volume-1.docx
@@ -82,25 +82,7 @@
           <w:sz w:val="48"/>
           <w:szCs w:val="18"/>
         </w:rPr>
-        <w:t>Sacr</w:t>
-      </w:r>
-      <w:r>
-        <w:rPr>
-          <w:rStyle w:val="SPPrayerResponseCS"/>
-          <w:i w:val="0"/>
-          <w:sz w:val="48"/>
-          <w:szCs w:val="18"/>
-        </w:rPr>
-        <w:t>Ae</w:t>
-      </w:r>
-      <w:r>
-        <w:rPr>
-          <w:rStyle w:val="SPPrayerResponseCS"/>
-          <w:i w:val="0"/>
-          <w:sz w:val="48"/>
-          <w:szCs w:val="18"/>
-        </w:rPr>
-        <w:t xml:space="preserve"> preces</w:t>
+        <w:t>SACRAE PRECES</w:t>
       </w:r>
     </w:p>
     <w:p>
@@ -269,10 +251,10 @@
         <w:t>[</w:t>
       </w:r>
       <w:r>
-        <w:t xml:space="preserve">Scripture </w:t>
-      </w:r>
-      <w:r>
-        <w:t>translation and permission statement]</w:t>
+        <w:t>RSV-2CE Scripture permission statement — pending confirmation from Ignatius Press</w:t>
+      </w:r>
+      <w:r>
+        <w:t>]</w:t>
       </w:r>
     </w:p>
     <w:p>
@@ -433,7 +415,7 @@
           <w:r>
             <w:fldChar w:fldCharType="separate"/>
           </w:r>
-          <w:hyperlink w:anchor="_Toc238808927" w:history="1">
+          <w:hyperlink w:anchor="_Toc240260230" w:history="1">
             <w:r>
               <w:rPr>
                 <w:rStyle w:val="Hyperlink"/>
@@ -460,7 +442,7 @@
                 <w:noProof/>
                 <w:webHidden/>
               </w:rPr>
-              <w:instrText xml:space="preserve"> PAGEREF _Toc238808927 \h </w:instrText>
+              <w:instrText xml:space="preserve"> PAGEREF _Toc240260230 \h </w:instrText>
             </w:r>
             <w:r>
               <w:rPr>
@@ -505,7 +487,7 @@
               <w:lang w:eastAsia="en-ZA"/>
             </w:rPr>
           </w:pPr>
-          <w:hyperlink w:anchor="_Toc238808928" w:history="1">
+          <w:hyperlink w:anchor="_Toc240260231" w:history="1">
             <w:r>
               <w:rPr>
                 <w:rStyle w:val="Hyperlink"/>
@@ -532,7 +514,7 @@
                 <w:noProof/>
                 <w:webHidden/>
               </w:rPr>
-              <w:instrText xml:space="preserve"> PAGEREF _Toc238808928 \h </w:instrText>
+              <w:instrText xml:space="preserve"> PAGEREF _Toc240260231 \h </w:instrText>
             </w:r>
             <w:r>
               <w:rPr>
@@ -577,7 +559,7 @@
               <w:lang w:eastAsia="en-ZA"/>
             </w:rPr>
           </w:pPr>
-          <w:hyperlink w:anchor="_Toc238808929" w:history="1">
+          <w:hyperlink w:anchor="_Toc240260232" w:history="1">
             <w:r>
               <w:rPr>
                 <w:rStyle w:val="Hyperlink"/>
@@ -604,7 +586,7 @@
                 <w:noProof/>
                 <w:webHidden/>
               </w:rPr>
-              <w:instrText xml:space="preserve"> PAGEREF _Toc238808929 \h </w:instrText>
+              <w:instrText xml:space="preserve"> PAGEREF _Toc240260232 \h </w:instrText>
             </w:r>
             <w:r>
               <w:rPr>
@@ -649,7 +631,7 @@
               <w:lang w:eastAsia="en-ZA"/>
             </w:rPr>
           </w:pPr>
-          <w:hyperlink w:anchor="_Toc238808930" w:history="1">
+          <w:hyperlink w:anchor="_Toc240260233" w:history="1">
             <w:r>
               <w:rPr>
                 <w:rStyle w:val="Hyperlink"/>
@@ -676,7 +658,7 @@
                 <w:noProof/>
                 <w:webHidden/>
               </w:rPr>
-              <w:instrText xml:space="preserve"> PAGEREF _Toc238808930 \h </w:instrText>
+              <w:instrText xml:space="preserve"> PAGEREF _Toc240260233 \h </w:instrText>
             </w:r>
             <w:r>
               <w:rPr>
@@ -696,7 +678,7 @@
                 <w:noProof/>
                 <w:webHidden/>
               </w:rPr>
-              <w:t>11</w:t>
+              <w:t>12</w:t>
             </w:r>
             <w:r>
               <w:rPr>
@@ -721,7 +703,7 @@
               <w:lang w:eastAsia="en-ZA"/>
             </w:rPr>
           </w:pPr>
-          <w:hyperlink w:anchor="_Toc238808931" w:history="1">
+          <w:hyperlink w:anchor="_Toc240260234" w:history="1">
             <w:r>
               <w:rPr>
                 <w:rStyle w:val="Hyperlink"/>
@@ -748,7 +730,7 @@
                 <w:noProof/>
                 <w:webHidden/>
               </w:rPr>
-              <w:instrText xml:space="preserve"> PAGEREF _Toc238808931 \h </w:instrText>
+              <w:instrText xml:space="preserve"> PAGEREF _Toc240260234 \h </w:instrText>
             </w:r>
             <w:r>
               <w:rPr>
@@ -768,7 +750,7 @@
                 <w:noProof/>
                 <w:webHidden/>
               </w:rPr>
-              <w:t>12</w:t>
+              <w:t>13</w:t>
             </w:r>
             <w:r>
               <w:rPr>
@@ -793,7 +775,7 @@
               <w:lang w:eastAsia="en-ZA"/>
             </w:rPr>
           </w:pPr>
-          <w:hyperlink w:anchor="_Toc238808932" w:history="1">
+          <w:hyperlink w:anchor="_Toc240260235" w:history="1">
             <w:r>
               <w:rPr>
                 <w:rStyle w:val="Hyperlink"/>
@@ -820,7 +802,7 @@
                 <w:noProof/>
                 <w:webHidden/>
               </w:rPr>
-              <w:instrText xml:space="preserve"> PAGEREF _Toc238808932 \h </w:instrText>
+              <w:instrText xml:space="preserve"> PAGEREF _Toc240260235 \h </w:instrText>
             </w:r>
             <w:r>
               <w:rPr>
@@ -840,7 +822,7 @@
                 <w:noProof/>
                 <w:webHidden/>
               </w:rPr>
-              <w:t>12</w:t>
+              <w:t>13</w:t>
             </w:r>
             <w:r>
               <w:rPr>
@@ -865,7 +847,7 @@
               <w:lang w:eastAsia="en-ZA"/>
             </w:rPr>
           </w:pPr>
-          <w:hyperlink w:anchor="_Toc238808933" w:history="1">
+          <w:hyperlink w:anchor="_Toc240260236" w:history="1">
             <w:r>
               <w:rPr>
                 <w:rStyle w:val="Hyperlink"/>
@@ -892,7 +874,7 @@
                 <w:noProof/>
                 <w:webHidden/>
               </w:rPr>
-              <w:instrText xml:space="preserve"> PAGEREF _Toc238808933 \h </w:instrText>
+              <w:instrText xml:space="preserve"> PAGEREF _Toc240260236 \h </w:instrText>
             </w:r>
             <w:r>
               <w:rPr>
@@ -912,7 +894,7 @@
                 <w:noProof/>
                 <w:webHidden/>
               </w:rPr>
-              <w:t>13</w:t>
+              <w:t>14</w:t>
             </w:r>
             <w:r>
               <w:rPr>
@@ -937,7 +919,7 @@
               <w:lang w:eastAsia="en-ZA"/>
             </w:rPr>
           </w:pPr>
-          <w:hyperlink w:anchor="_Toc238808934" w:history="1">
+          <w:hyperlink w:anchor="_Toc240260237" w:history="1">
             <w:r>
               <w:rPr>
                 <w:rStyle w:val="Hyperlink"/>
@@ -964,7 +946,7 @@
                 <w:noProof/>
                 <w:webHidden/>
               </w:rPr>
-              <w:instrText xml:space="preserve"> PAGEREF _Toc238808934 \h </w:instrText>
+              <w:instrText xml:space="preserve"> PAGEREF _Toc240260237 \h </w:instrText>
             </w:r>
             <w:r>
               <w:rPr>
@@ -984,7 +966,7 @@
                 <w:noProof/>
                 <w:webHidden/>
               </w:rPr>
-              <w:t>14</w:t>
+              <w:t>15</w:t>
             </w:r>
             <w:r>
               <w:rPr>
@@ -1009,7 +991,7 @@
               <w:lang w:eastAsia="en-ZA"/>
             </w:rPr>
           </w:pPr>
-          <w:hyperlink w:anchor="_Toc238808935" w:history="1">
+          <w:hyperlink w:anchor="_Toc240260238" w:history="1">
             <w:r>
               <w:rPr>
                 <w:rStyle w:val="Hyperlink"/>
@@ -1036,7 +1018,7 @@
                 <w:noProof/>
                 <w:webHidden/>
               </w:rPr>
-              <w:instrText xml:space="preserve"> PAGEREF _Toc238808935 \h </w:instrText>
+              <w:instrText xml:space="preserve"> PAGEREF _Toc240260238 \h </w:instrText>
             </w:r>
             <w:r>
               <w:rPr>
@@ -1056,7 +1038,7 @@
                 <w:noProof/>
                 <w:webHidden/>
               </w:rPr>
-              <w:t>14</w:t>
+              <w:t>16</w:t>
             </w:r>
             <w:r>
               <w:rPr>
@@ -1081,7 +1063,7 @@
               <w:lang w:eastAsia="en-ZA"/>
             </w:rPr>
           </w:pPr>
-          <w:hyperlink w:anchor="_Toc238808936" w:history="1">
+          <w:hyperlink w:anchor="_Toc240260239" w:history="1">
             <w:r>
               <w:rPr>
                 <w:rStyle w:val="Hyperlink"/>
@@ -1108,7 +1090,7 @@
                 <w:noProof/>
                 <w:webHidden/>
               </w:rPr>
-              <w:instrText xml:space="preserve"> PAGEREF _Toc238808936 \h </w:instrText>
+              <w:instrText xml:space="preserve"> PAGEREF _Toc240260239 \h </w:instrText>
             </w:r>
             <w:r>
               <w:rPr>
@@ -1128,7 +1110,7 @@
                 <w:noProof/>
                 <w:webHidden/>
               </w:rPr>
-              <w:t>15</w:t>
+              <w:t>17</w:t>
             </w:r>
             <w:r>
               <w:rPr>
@@ -1153,7 +1135,7 @@
               <w:lang w:eastAsia="en-ZA"/>
             </w:rPr>
           </w:pPr>
-          <w:hyperlink w:anchor="_Toc238808937" w:history="1">
+          <w:hyperlink w:anchor="_Toc240260240" w:history="1">
             <w:r>
               <w:rPr>
                 <w:rStyle w:val="Hyperlink"/>
@@ -1180,7 +1162,7 @@
                 <w:noProof/>
                 <w:webHidden/>
               </w:rPr>
-              <w:instrText xml:space="preserve"> PAGEREF _Toc238808937 \h </w:instrText>
+              <w:instrText xml:space="preserve"> PAGEREF _Toc240260240 \h </w:instrText>
             </w:r>
             <w:r>
               <w:rPr>
@@ -1200,7 +1182,7 @@
                 <w:noProof/>
                 <w:webHidden/>
               </w:rPr>
-              <w:t>17</w:t>
+              <w:t>19</w:t>
             </w:r>
             <w:r>
               <w:rPr>
@@ -1225,7 +1207,7 @@
               <w:lang w:eastAsia="en-ZA"/>
             </w:rPr>
           </w:pPr>
-          <w:hyperlink w:anchor="_Toc238808938" w:history="1">
+          <w:hyperlink w:anchor="_Toc240260241" w:history="1">
             <w:r>
               <w:rPr>
                 <w:rStyle w:val="Hyperlink"/>
@@ -1252,7 +1234,7 @@
                 <w:noProof/>
                 <w:webHidden/>
               </w:rPr>
-              <w:instrText xml:space="preserve"> PAGEREF _Toc238808938 \h </w:instrText>
+              <w:instrText xml:space="preserve"> PAGEREF _Toc240260241 \h </w:instrText>
             </w:r>
             <w:r>
               <w:rPr>
@@ -1272,7 +1254,7 @@
                 <w:noProof/>
                 <w:webHidden/>
               </w:rPr>
-              <w:t>19</w:t>
+              <w:t>21</w:t>
             </w:r>
             <w:r>
               <w:rPr>
@@ -1297,7 +1279,7 @@
               <w:lang w:eastAsia="en-ZA"/>
             </w:rPr>
           </w:pPr>
-          <w:hyperlink w:anchor="_Toc238808939" w:history="1">
+          <w:hyperlink w:anchor="_Toc240260242" w:history="1">
             <w:r>
               <w:rPr>
                 <w:rStyle w:val="Hyperlink"/>
@@ -1324,7 +1306,7 @@
                 <w:noProof/>
                 <w:webHidden/>
               </w:rPr>
-              <w:instrText xml:space="preserve"> PAGEREF _Toc238808939 \h </w:instrText>
+              <w:instrText xml:space="preserve"> PAGEREF _Toc240260242 \h </w:instrText>
             </w:r>
             <w:r>
               <w:rPr>
@@ -1344,7 +1326,7 @@
                 <w:noProof/>
                 <w:webHidden/>
               </w:rPr>
-              <w:t>25</w:t>
+              <w:t>27</w:t>
             </w:r>
             <w:r>
               <w:rPr>
@@ -1369,7 +1351,7 @@
               <w:lang w:eastAsia="en-ZA"/>
             </w:rPr>
           </w:pPr>
-          <w:hyperlink w:anchor="_Toc238808940" w:history="1">
+          <w:hyperlink w:anchor="_Toc240260243" w:history="1">
             <w:r>
               <w:rPr>
                 <w:rStyle w:val="Hyperlink"/>
@@ -1396,7 +1378,7 @@
                 <w:noProof/>
                 <w:webHidden/>
               </w:rPr>
-              <w:instrText xml:space="preserve"> PAGEREF _Toc238808940 \h </w:instrText>
+              <w:instrText xml:space="preserve"> PAGEREF _Toc240260243 \h </w:instrText>
             </w:r>
             <w:r>
               <w:rPr>
@@ -1416,7 +1398,7 @@
                 <w:noProof/>
                 <w:webHidden/>
               </w:rPr>
-              <w:t>31</w:t>
+              <w:t>33</w:t>
             </w:r>
             <w:r>
               <w:rPr>
@@ -1441,7 +1423,7 @@
               <w:lang w:eastAsia="en-ZA"/>
             </w:rPr>
           </w:pPr>
-          <w:hyperlink w:anchor="_Toc238808941" w:history="1">
+          <w:hyperlink w:anchor="_Toc240260244" w:history="1">
             <w:r>
               <w:rPr>
                 <w:rStyle w:val="Hyperlink"/>
@@ -1468,7 +1450,7 @@
                 <w:noProof/>
                 <w:webHidden/>
               </w:rPr>
-              <w:instrText xml:space="preserve"> PAGEREF _Toc238808941 \h </w:instrText>
+              <w:instrText xml:space="preserve"> PAGEREF _Toc240260244 \h </w:instrText>
             </w:r>
             <w:r>
               <w:rPr>
@@ -1488,7 +1470,7 @@
                 <w:noProof/>
                 <w:webHidden/>
               </w:rPr>
-              <w:t>39</w:t>
+              <w:t>41</w:t>
             </w:r>
             <w:r>
               <w:rPr>
@@ -1513,7 +1495,7 @@
               <w:lang w:eastAsia="en-ZA"/>
             </w:rPr>
           </w:pPr>
-          <w:hyperlink w:anchor="_Toc238808942" w:history="1">
+          <w:hyperlink w:anchor="_Toc240260245" w:history="1">
             <w:r>
               <w:rPr>
                 <w:rStyle w:val="Hyperlink"/>
@@ -1540,7 +1522,7 @@
                 <w:noProof/>
                 <w:webHidden/>
               </w:rPr>
-              <w:instrText xml:space="preserve"> PAGEREF _Toc238808942 \h </w:instrText>
+              <w:instrText xml:space="preserve"> PAGEREF _Toc240260245 \h </w:instrText>
             </w:r>
             <w:r>
               <w:rPr>
@@ -1560,7 +1542,7 @@
                 <w:noProof/>
                 <w:webHidden/>
               </w:rPr>
-              <w:t>47</w:t>
+              <w:t>49</w:t>
             </w:r>
             <w:r>
               <w:rPr>
@@ -1585,7 +1567,7 @@
               <w:lang w:eastAsia="en-ZA"/>
             </w:rPr>
           </w:pPr>
-          <w:hyperlink w:anchor="_Toc238808943" w:history="1">
+          <w:hyperlink w:anchor="_Toc240260246" w:history="1">
             <w:r>
               <w:rPr>
                 <w:rStyle w:val="Hyperlink"/>
@@ -1612,7 +1594,7 @@
                 <w:noProof/>
                 <w:webHidden/>
               </w:rPr>
-              <w:instrText xml:space="preserve"> PAGEREF _Toc238808943 \h </w:instrText>
+              <w:instrText xml:space="preserve"> PAGEREF _Toc240260246 \h </w:instrText>
             </w:r>
             <w:r>
               <w:rPr>
@@ -1632,7 +1614,7 @@
                 <w:noProof/>
                 <w:webHidden/>
               </w:rPr>
-              <w:t>54</w:t>
+              <w:t>56</w:t>
             </w:r>
             <w:r>
               <w:rPr>
@@ -1657,13 +1639,13 @@
               <w:lang w:eastAsia="en-ZA"/>
             </w:rPr>
           </w:pPr>
-          <w:hyperlink w:anchor="_Toc238808944" w:history="1">
+          <w:hyperlink w:anchor="_Toc240260247" w:history="1">
             <w:r>
               <w:rPr>
                 <w:rStyle w:val="Hyperlink"/>
                 <w:noProof/>
               </w:rPr>
-              <w:t>Part II - Gospel canticles</w:t>
+              <w:t>Part II - Gospel Canticles</w:t>
             </w:r>
             <w:r>
               <w:rPr>
@@ -1684,7 +1666,7 @@
                 <w:noProof/>
                 <w:webHidden/>
               </w:rPr>
-              <w:instrText xml:space="preserve"> PAGEREF _Toc238808944 \h </w:instrText>
+              <w:instrText xml:space="preserve"> PAGEREF _Toc240260247 \h </w:instrText>
             </w:r>
             <w:r>
               <w:rPr>
@@ -1704,7 +1686,7 @@
                 <w:noProof/>
                 <w:webHidden/>
               </w:rPr>
-              <w:t>57</w:t>
+              <w:t>59</w:t>
             </w:r>
             <w:r>
               <w:rPr>
@@ -1729,7 +1711,7 @@
               <w:lang w:eastAsia="en-ZA"/>
             </w:rPr>
           </w:pPr>
-          <w:hyperlink w:anchor="_Toc238808945" w:history="1">
+          <w:hyperlink w:anchor="_Toc240260248" w:history="1">
             <w:r>
               <w:rPr>
                 <w:rStyle w:val="Hyperlink"/>
@@ -1756,7 +1738,7 @@
                 <w:noProof/>
                 <w:webHidden/>
               </w:rPr>
-              <w:instrText xml:space="preserve"> PAGEREF _Toc238808945 \h </w:instrText>
+              <w:instrText xml:space="preserve"> PAGEREF _Toc240260248 \h </w:instrText>
             </w:r>
             <w:r>
               <w:rPr>
@@ -1776,7 +1758,7 @@
                 <w:noProof/>
                 <w:webHidden/>
               </w:rPr>
-              <w:t>59</w:t>
+              <w:t>61</w:t>
             </w:r>
             <w:r>
               <w:rPr>
@@ -1801,7 +1783,7 @@
               <w:lang w:eastAsia="en-ZA"/>
             </w:rPr>
           </w:pPr>
-          <w:hyperlink w:anchor="_Toc238808946" w:history="1">
+          <w:hyperlink w:anchor="_Toc240260249" w:history="1">
             <w:r>
               <w:rPr>
                 <w:rStyle w:val="Hyperlink"/>
@@ -1828,7 +1810,7 @@
                 <w:noProof/>
                 <w:webHidden/>
               </w:rPr>
-              <w:instrText xml:space="preserve"> PAGEREF _Toc238808946 \h </w:instrText>
+              <w:instrText xml:space="preserve"> PAGEREF _Toc240260249 \h </w:instrText>
             </w:r>
             <w:r>
               <w:rPr>
@@ -1848,7 +1830,7 @@
                 <w:noProof/>
                 <w:webHidden/>
               </w:rPr>
-              <w:t>71</w:t>
+              <w:t>73</w:t>
             </w:r>
             <w:r>
               <w:rPr>
@@ -1873,7 +1855,7 @@
               <w:lang w:eastAsia="en-ZA"/>
             </w:rPr>
           </w:pPr>
-          <w:hyperlink w:anchor="_Toc238808947" w:history="1">
+          <w:hyperlink w:anchor="_Toc240260250" w:history="1">
             <w:r>
               <w:rPr>
                 <w:rStyle w:val="Hyperlink"/>
@@ -1900,7 +1882,7 @@
                 <w:noProof/>
                 <w:webHidden/>
               </w:rPr>
-              <w:instrText xml:space="preserve"> PAGEREF _Toc238808947 \h </w:instrText>
+              <w:instrText xml:space="preserve"> PAGEREF _Toc240260250 \h </w:instrText>
             </w:r>
             <w:r>
               <w:rPr>
@@ -1920,7 +1902,7 @@
                 <w:noProof/>
                 <w:webHidden/>
               </w:rPr>
-              <w:t>83</w:t>
+              <w:t>85</w:t>
             </w:r>
             <w:r>
               <w:rPr>
@@ -1945,7 +1927,7 @@
               <w:lang w:eastAsia="en-ZA"/>
             </w:rPr>
           </w:pPr>
-          <w:hyperlink w:anchor="_Toc238808948" w:history="1">
+          <w:hyperlink w:anchor="_Toc240260251" w:history="1">
             <w:r>
               <w:rPr>
                 <w:rStyle w:val="Hyperlink"/>
@@ -1972,7 +1954,7 @@
                 <w:noProof/>
                 <w:webHidden/>
               </w:rPr>
-              <w:instrText xml:space="preserve"> PAGEREF _Toc238808948 \h </w:instrText>
+              <w:instrText xml:space="preserve"> PAGEREF _Toc240260251 \h </w:instrText>
             </w:r>
             <w:r>
               <w:rPr>
@@ -1992,7 +1974,7 @@
                 <w:noProof/>
                 <w:webHidden/>
               </w:rPr>
-              <w:t>89</w:t>
+              <w:t>91</w:t>
             </w:r>
             <w:r>
               <w:rPr>
@@ -2017,7 +1999,7 @@
               <w:lang w:eastAsia="en-ZA"/>
             </w:rPr>
           </w:pPr>
-          <w:hyperlink w:anchor="_Toc238808949" w:history="1">
+          <w:hyperlink w:anchor="_Toc240260252" w:history="1">
             <w:r>
               <w:rPr>
                 <w:rStyle w:val="Hyperlink"/>
@@ -2044,7 +2026,7 @@
                 <w:noProof/>
                 <w:webHidden/>
               </w:rPr>
-              <w:instrText xml:space="preserve"> PAGEREF _Toc238808949 \h </w:instrText>
+              <w:instrText xml:space="preserve"> PAGEREF _Toc240260252 \h </w:instrText>
             </w:r>
             <w:r>
               <w:rPr>
@@ -2064,7 +2046,7 @@
                 <w:noProof/>
                 <w:webHidden/>
               </w:rPr>
-              <w:t>91</w:t>
+              <w:t>93</w:t>
             </w:r>
             <w:r>
               <w:rPr>
@@ -2089,7 +2071,7 @@
               <w:lang w:eastAsia="en-ZA"/>
             </w:rPr>
           </w:pPr>
-          <w:hyperlink w:anchor="_Toc238808950" w:history="1">
+          <w:hyperlink w:anchor="_Toc240260253" w:history="1">
             <w:r>
               <w:rPr>
                 <w:rStyle w:val="Hyperlink"/>
@@ -2116,7 +2098,7 @@
                 <w:noProof/>
                 <w:webHidden/>
               </w:rPr>
-              <w:instrText xml:space="preserve"> PAGEREF _Toc238808950 \h </w:instrText>
+              <w:instrText xml:space="preserve"> PAGEREF _Toc240260253 \h </w:instrText>
             </w:r>
             <w:r>
               <w:rPr>
@@ -2136,7 +2118,7 @@
                 <w:noProof/>
                 <w:webHidden/>
               </w:rPr>
-              <w:t>93</w:t>
+              <w:t>95</w:t>
             </w:r>
             <w:r>
               <w:rPr>
@@ -2161,7 +2143,7 @@
               <w:lang w:eastAsia="en-ZA"/>
             </w:rPr>
           </w:pPr>
-          <w:hyperlink w:anchor="_Toc238808951" w:history="1">
+          <w:hyperlink w:anchor="_Toc240260254" w:history="1">
             <w:r>
               <w:rPr>
                 <w:rStyle w:val="Hyperlink"/>
@@ -2188,7 +2170,7 @@
                 <w:noProof/>
                 <w:webHidden/>
               </w:rPr>
-              <w:instrText xml:space="preserve"> PAGEREF _Toc238808951 \h </w:instrText>
+              <w:instrText xml:space="preserve"> PAGEREF _Toc240260254 \h </w:instrText>
             </w:r>
             <w:r>
               <w:rPr>
@@ -2208,7 +2190,7 @@
                 <w:noProof/>
                 <w:webHidden/>
               </w:rPr>
-              <w:t>103</w:t>
+              <w:t>105</w:t>
             </w:r>
             <w:r>
               <w:rPr>
@@ -2233,7 +2215,7 @@
               <w:lang w:eastAsia="en-ZA"/>
             </w:rPr>
           </w:pPr>
-          <w:hyperlink w:anchor="_Toc238808952" w:history="1">
+          <w:hyperlink w:anchor="_Toc240260255" w:history="1">
             <w:r>
               <w:rPr>
                 <w:rStyle w:val="Hyperlink"/>
@@ -2260,7 +2242,7 @@
                 <w:noProof/>
                 <w:webHidden/>
               </w:rPr>
-              <w:instrText xml:space="preserve"> PAGEREF _Toc238808952 \h </w:instrText>
+              <w:instrText xml:space="preserve"> PAGEREF _Toc240260255 \h </w:instrText>
             </w:r>
             <w:r>
               <w:rPr>
@@ -2280,7 +2262,7 @@
                 <w:noProof/>
                 <w:webHidden/>
               </w:rPr>
-              <w:t>113</w:t>
+              <w:t>115</w:t>
             </w:r>
             <w:r>
               <w:rPr>
@@ -2305,7 +2287,7 @@
               <w:lang w:eastAsia="en-ZA"/>
             </w:rPr>
           </w:pPr>
-          <w:hyperlink w:anchor="_Toc238808953" w:history="1">
+          <w:hyperlink w:anchor="_Toc240260256" w:history="1">
             <w:r>
               <w:rPr>
                 <w:rStyle w:val="Hyperlink"/>
@@ -2332,7 +2314,7 @@
                 <w:noProof/>
                 <w:webHidden/>
               </w:rPr>
-              <w:instrText xml:space="preserve"> PAGEREF _Toc238808953 \h </w:instrText>
+              <w:instrText xml:space="preserve"> PAGEREF _Toc240260256 \h </w:instrText>
             </w:r>
             <w:r>
               <w:rPr>
@@ -2352,7 +2334,7 @@
                 <w:noProof/>
                 <w:webHidden/>
               </w:rPr>
-              <w:t>119</w:t>
+              <w:t>121</w:t>
             </w:r>
             <w:r>
               <w:rPr>
@@ -2377,7 +2359,7 @@
               <w:lang w:eastAsia="en-ZA"/>
             </w:rPr>
           </w:pPr>
-          <w:hyperlink w:anchor="_Toc238808954" w:history="1">
+          <w:hyperlink w:anchor="_Toc240260257" w:history="1">
             <w:r>
               <w:rPr>
                 <w:rStyle w:val="Hyperlink"/>
@@ -2404,7 +2386,7 @@
                 <w:noProof/>
                 <w:webHidden/>
               </w:rPr>
-              <w:instrText xml:space="preserve"> PAGEREF _Toc238808954 \h </w:instrText>
+              <w:instrText xml:space="preserve"> PAGEREF _Toc240260257 \h </w:instrText>
             </w:r>
             <w:r>
               <w:rPr>
@@ -2424,7 +2406,7 @@
                 <w:noProof/>
                 <w:webHidden/>
               </w:rPr>
-              <w:t>127</w:t>
+              <w:t>129</w:t>
             </w:r>
             <w:r>
               <w:rPr>
@@ -2449,7 +2431,7 @@
               <w:lang w:eastAsia="en-ZA"/>
             </w:rPr>
           </w:pPr>
-          <w:hyperlink w:anchor="_Toc238808955" w:history="1">
+          <w:hyperlink w:anchor="_Toc240260258" w:history="1">
             <w:r>
               <w:rPr>
                 <w:rStyle w:val="Hyperlink"/>
@@ -2476,7 +2458,7 @@
                 <w:noProof/>
                 <w:webHidden/>
               </w:rPr>
-              <w:instrText xml:space="preserve"> PAGEREF _Toc238808955 \h </w:instrText>
+              <w:instrText xml:space="preserve"> PAGEREF _Toc240260258 \h </w:instrText>
             </w:r>
             <w:r>
               <w:rPr>
@@ -2496,7 +2478,7 @@
                 <w:noProof/>
                 <w:webHidden/>
               </w:rPr>
-              <w:t>133</w:t>
+              <w:t>135</w:t>
             </w:r>
             <w:r>
               <w:rPr>
@@ -2521,7 +2503,7 @@
               <w:lang w:eastAsia="en-ZA"/>
             </w:rPr>
           </w:pPr>
-          <w:hyperlink w:anchor="_Toc238808956" w:history="1">
+          <w:hyperlink w:anchor="_Toc240260259" w:history="1">
             <w:r>
               <w:rPr>
                 <w:rStyle w:val="Hyperlink"/>
@@ -2548,7 +2530,7 @@
                 <w:noProof/>
                 <w:webHidden/>
               </w:rPr>
-              <w:instrText xml:space="preserve"> PAGEREF _Toc238808956 \h </w:instrText>
+              <w:instrText xml:space="preserve"> PAGEREF _Toc240260259 \h </w:instrText>
             </w:r>
             <w:r>
               <w:rPr>
@@ -2568,7 +2550,7 @@
                 <w:noProof/>
                 <w:webHidden/>
               </w:rPr>
-              <w:t>139</w:t>
+              <w:t>141</w:t>
             </w:r>
             <w:r>
               <w:rPr>
@@ -2593,7 +2575,7 @@
               <w:lang w:eastAsia="en-ZA"/>
             </w:rPr>
           </w:pPr>
-          <w:hyperlink w:anchor="_Toc238808957" w:history="1">
+          <w:hyperlink w:anchor="_Toc240260260" w:history="1">
             <w:r>
               <w:rPr>
                 <w:rStyle w:val="Hyperlink"/>
@@ -2620,7 +2602,7 @@
                 <w:noProof/>
                 <w:webHidden/>
               </w:rPr>
-              <w:instrText xml:space="preserve"> PAGEREF _Toc238808957 \h </w:instrText>
+              <w:instrText xml:space="preserve"> PAGEREF _Toc240260260 \h </w:instrText>
             </w:r>
             <w:r>
               <w:rPr>
@@ -2640,7 +2622,7 @@
                 <w:noProof/>
                 <w:webHidden/>
               </w:rPr>
-              <w:t>146</w:t>
+              <w:t>148</w:t>
             </w:r>
             <w:r>
               <w:rPr>
@@ -2665,13 +2647,13 @@
               <w:lang w:eastAsia="en-ZA"/>
             </w:rPr>
           </w:pPr>
-          <w:hyperlink w:anchor="_Toc238808958" w:history="1">
+          <w:hyperlink w:anchor="_Toc240260261" w:history="1">
             <w:r>
               <w:rPr>
                 <w:rStyle w:val="Hyperlink"/>
                 <w:noProof/>
               </w:rPr>
-              <w:t>Part IV – Prayers of Protection and intercession</w:t>
+              <w:t>Part IV – Prayers of Protection and Intercession</w:t>
             </w:r>
             <w:r>
               <w:rPr>
@@ -2692,7 +2674,7 @@
                 <w:noProof/>
                 <w:webHidden/>
               </w:rPr>
-              <w:instrText xml:space="preserve"> PAGEREF _Toc238808958 \h </w:instrText>
+              <w:instrText xml:space="preserve"> PAGEREF _Toc240260261 \h </w:instrText>
             </w:r>
             <w:r>
               <w:rPr>
@@ -2737,7 +2719,7 @@
               <w:lang w:eastAsia="en-ZA"/>
             </w:rPr>
           </w:pPr>
-          <w:hyperlink w:anchor="_Toc238808959" w:history="1">
+          <w:hyperlink w:anchor="_Toc240260262" w:history="1">
             <w:r>
               <w:rPr>
                 <w:rStyle w:val="Hyperlink"/>
@@ -2764,7 +2746,7 @@
                 <w:noProof/>
                 <w:webHidden/>
               </w:rPr>
-              <w:instrText xml:space="preserve"> PAGEREF _Toc238808959 \h </w:instrText>
+              <w:instrText xml:space="preserve"> PAGEREF _Toc240260262 \h </w:instrText>
             </w:r>
             <w:r>
               <w:rPr>
@@ -2809,7 +2791,7 @@
               <w:lang w:eastAsia="en-ZA"/>
             </w:rPr>
           </w:pPr>
-          <w:hyperlink w:anchor="_Toc238808960" w:history="1">
+          <w:hyperlink w:anchor="_Toc240260263" w:history="1">
             <w:r>
               <w:rPr>
                 <w:rStyle w:val="Hyperlink"/>
@@ -2836,7 +2818,7 @@
                 <w:noProof/>
                 <w:webHidden/>
               </w:rPr>
-              <w:instrText xml:space="preserve"> PAGEREF _Toc238808960 \h </w:instrText>
+              <w:instrText xml:space="preserve"> PAGEREF _Toc240260263 \h </w:instrText>
             </w:r>
             <w:r>
               <w:rPr>
@@ -2881,7 +2863,7 @@
               <w:lang w:eastAsia="en-ZA"/>
             </w:rPr>
           </w:pPr>
-          <w:hyperlink w:anchor="_Toc238808961" w:history="1">
+          <w:hyperlink w:anchor="_Toc240260264" w:history="1">
             <w:r>
               <w:rPr>
                 <w:rStyle w:val="Hyperlink"/>
@@ -2908,7 +2890,7 @@
                 <w:noProof/>
                 <w:webHidden/>
               </w:rPr>
-              <w:instrText xml:space="preserve"> PAGEREF _Toc238808961 \h </w:instrText>
+              <w:instrText xml:space="preserve"> PAGEREF _Toc240260264 \h </w:instrText>
             </w:r>
             <w:r>
               <w:rPr>
@@ -2953,7 +2935,7 @@
               <w:lang w:eastAsia="en-ZA"/>
             </w:rPr>
           </w:pPr>
-          <w:hyperlink w:anchor="_Toc238808962" w:history="1">
+          <w:hyperlink w:anchor="_Toc240260265" w:history="1">
             <w:r>
               <w:rPr>
                 <w:rStyle w:val="Hyperlink"/>
@@ -2980,7 +2962,7 @@
                 <w:noProof/>
                 <w:webHidden/>
               </w:rPr>
-              <w:instrText xml:space="preserve"> PAGEREF _Toc238808962 \h </w:instrText>
+              <w:instrText xml:space="preserve"> PAGEREF _Toc240260265 \h </w:instrText>
             </w:r>
             <w:r>
               <w:rPr>
@@ -3025,7 +3007,7 @@
               <w:lang w:eastAsia="en-ZA"/>
             </w:rPr>
           </w:pPr>
-          <w:hyperlink w:anchor="_Toc238808963" w:history="1">
+          <w:hyperlink w:anchor="_Toc240260266" w:history="1">
             <w:r>
               <w:rPr>
                 <w:rStyle w:val="Hyperlink"/>
@@ -3052,7 +3034,7 @@
                 <w:noProof/>
                 <w:webHidden/>
               </w:rPr>
-              <w:instrText xml:space="preserve"> PAGEREF _Toc238808963 \h </w:instrText>
+              <w:instrText xml:space="preserve"> PAGEREF _Toc240260266 \h </w:instrText>
             </w:r>
             <w:r>
               <w:rPr>
@@ -3097,7 +3079,7 @@
               <w:lang w:eastAsia="en-ZA"/>
             </w:rPr>
           </w:pPr>
-          <w:hyperlink w:anchor="_Toc238808964" w:history="1">
+          <w:hyperlink w:anchor="_Toc240260267" w:history="1">
             <w:r>
               <w:rPr>
                 <w:rStyle w:val="Hyperlink"/>
@@ -3124,7 +3106,7 @@
                 <w:noProof/>
                 <w:webHidden/>
               </w:rPr>
-              <w:instrText xml:space="preserve"> PAGEREF _Toc238808964 \h </w:instrText>
+              <w:instrText xml:space="preserve"> PAGEREF _Toc240260267 \h </w:instrText>
             </w:r>
             <w:r>
               <w:rPr>
@@ -3169,7 +3151,7 @@
               <w:lang w:eastAsia="en-ZA"/>
             </w:rPr>
           </w:pPr>
-          <w:hyperlink w:anchor="_Toc238808965" w:history="1">
+          <w:hyperlink w:anchor="_Toc240260268" w:history="1">
             <w:r>
               <w:rPr>
                 <w:rStyle w:val="Hyperlink"/>
@@ -3196,7 +3178,7 @@
                 <w:noProof/>
                 <w:webHidden/>
               </w:rPr>
-              <w:instrText xml:space="preserve"> PAGEREF _Toc238808965 \h </w:instrText>
+              <w:instrText xml:space="preserve"> PAGEREF _Toc240260268 \h </w:instrText>
             </w:r>
             <w:r>
               <w:rPr>
@@ -3241,7 +3223,7 @@
               <w:lang w:eastAsia="en-ZA"/>
             </w:rPr>
           </w:pPr>
-          <w:hyperlink w:anchor="_Toc238808966" w:history="1">
+          <w:hyperlink w:anchor="_Toc240260269" w:history="1">
             <w:r>
               <w:rPr>
                 <w:rStyle w:val="Hyperlink"/>
@@ -3268,7 +3250,7 @@
                 <w:noProof/>
                 <w:webHidden/>
               </w:rPr>
-              <w:instrText xml:space="preserve"> PAGEREF _Toc238808966 \h </w:instrText>
+              <w:instrText xml:space="preserve"> PAGEREF _Toc240260269 \h </w:instrText>
             </w:r>
             <w:r>
               <w:rPr>
@@ -3313,7 +3295,7 @@
               <w:lang w:eastAsia="en-ZA"/>
             </w:rPr>
           </w:pPr>
-          <w:hyperlink w:anchor="_Toc238808967" w:history="1">
+          <w:hyperlink w:anchor="_Toc240260270" w:history="1">
             <w:r>
               <w:rPr>
                 <w:rStyle w:val="Hyperlink"/>
@@ -3340,7 +3322,7 @@
                 <w:noProof/>
                 <w:webHidden/>
               </w:rPr>
-              <w:instrText xml:space="preserve"> PAGEREF _Toc238808967 \h </w:instrText>
+              <w:instrText xml:space="preserve"> PAGEREF _Toc240260270 \h </w:instrText>
             </w:r>
             <w:r>
               <w:rPr>
@@ -3385,7 +3367,7 @@
               <w:lang w:eastAsia="en-ZA"/>
             </w:rPr>
           </w:pPr>
-          <w:hyperlink w:anchor="_Toc238808968" w:history="1">
+          <w:hyperlink w:anchor="_Toc240260271" w:history="1">
             <w:r>
               <w:rPr>
                 <w:rStyle w:val="Hyperlink"/>
@@ -3412,7 +3394,7 @@
                 <w:noProof/>
                 <w:webHidden/>
               </w:rPr>
-              <w:instrText xml:space="preserve"> PAGEREF _Toc238808968 \h </w:instrText>
+              <w:instrText xml:space="preserve"> PAGEREF _Toc240260271 \h </w:instrText>
             </w:r>
             <w:r>
               <w:rPr>
@@ -3495,7 +3477,7 @@
           <w:i w:val="0"/>
         </w:rPr>
       </w:pPr>
-      <w:bookmarkStart w:id="0" w:name="_Toc238808927"/>
+      <w:bookmarkStart w:id="0" w:name="_Toc240260230"/>
       <w:r>
         <w:rPr>
           <w:rStyle w:val="SPPrayerResponseCS"/>
@@ -3507,7 +3489,7 @@
     </w:p>
     <w:p>
       <w:pPr>
-        <w:pStyle w:val="SPSectionTitle"/>
+        <w:pStyle w:val="SPBodyText"/>
         <w:rPr>
           <w:rStyle w:val="SPPrayerResponseCS"/>
           <w:i w:val="0"/>
@@ -3516,16 +3498,16 @@
     </w:p>
     <w:p>
       <w:pPr>
-        <w:pStyle w:val="SPEpigraph"/>
+        <w:pStyle w:val="SPBodyText"/>
         <w:rPr>
           <w:rStyle w:val="SPPrayerResponseCS"/>
-          <w:i/>
+          <w:i w:val="0"/>
         </w:rPr>
       </w:pPr>
       <w:r>
         <w:rPr>
           <w:rStyle w:val="SPPrayerResponseCS"/>
-          <w:i/>
+          <w:i w:val="0"/>
         </w:rPr>
         <w:t>A Prayer Book for Daily Life</w:t>
       </w:r>
@@ -3575,77 +3557,40 @@
         <w:pStyle w:val="SPBodyText"/>
       </w:pPr>
       <w:r>
+        <w:t>An invitation to remember who God is.</w:t>
+      </w:r>
+      <w:r>
+        <w:br/>
+        <w:t>An invitation to remember who we are.</w:t>
+      </w:r>
+      <w:r>
+        <w:br/>
+        <w:t>An invitation to give thanks, to ask forgiveness, to seek guidance, to praise, and simply to remain in God's presence.</w:t>
+      </w:r>
+    </w:p>
+    <w:p>
+      <w:pPr>
+        <w:pStyle w:val="SPBodyText"/>
+      </w:pPr>
+      <w:r>
+        <w:t>Sacrae Preces was created from a desire to make some of these prayers accessible not only as words on a page, but as prayers that can be understood, contemplated, and lived.</w:t>
+      </w:r>
+    </w:p>
+    <w:p>
+      <w:pPr>
+        <w:pStyle w:val="SPBodyText"/>
+      </w:pPr>
+      <w:r>
         <w:lastRenderedPageBreak/>
-        <w:t>An invitation to remember who God is.</w:t>
-      </w:r>
-      <w:r>
-        <w:br/>
-        <w:t>An invitation to remember who we are.</w:t>
-      </w:r>
-      <w:r>
-        <w:br/>
-        <w:t>An invitation to give thanks, to ask forgiveness, to seek guidance, to praise, and simply to remain in God's presence.</w:t>
-      </w:r>
-    </w:p>
-    <w:p>
-      <w:pPr>
-        <w:pStyle w:val="SPBodyText"/>
-      </w:pPr>
-      <w:r>
-        <w:rPr>
-          <w:i/>
-          <w:iCs/>
-        </w:rPr>
-        <w:t>Sacrae Preces</w:t>
-      </w:r>
-      <w:r>
-        <w:t xml:space="preserve"> was created from a desire to make some of these prayers accessible not only as words on a page, but as prayers that can be understood, contemplated, and lived.</w:t>
-      </w:r>
-    </w:p>
-    <w:p>
-      <w:pPr>
-        <w:pStyle w:val="SPBodyText"/>
-      </w:pPr>
-      <w:r>
-        <w:t xml:space="preserve">The title </w:t>
-      </w:r>
-      <w:r>
-        <w:rPr>
-          <w:i/>
-          <w:iCs/>
-        </w:rPr>
-        <w:t>Sacrae Preces</w:t>
-      </w:r>
-      <w:r>
-        <w:t xml:space="preserve"> means </w:t>
-      </w:r>
-      <w:r>
-        <w:rPr>
-          <w:b/>
-          <w:bCs/>
-        </w:rPr>
-        <w:t>"Sacred Prayers."</w:t>
-      </w:r>
-      <w:r>
-        <w:t xml:space="preserve"> The name reflects something simple: these prayers are part of a rich inheritance that has been handed down through the life of the Church. They belong not merely to one generation, one country, or one language. They have crossed centuries and borders, carried by ordinary people who have sought God in the midst of ordinary lives.</w:t>
-      </w:r>
-    </w:p>
-    <w:p>
-      <w:pPr>
-        <w:pStyle w:val="SPBodyText"/>
-      </w:pPr>
-      <w:r>
-        <w:t xml:space="preserve">This book brings the prayers together in </w:t>
-      </w:r>
-      <w:r>
-        <w:rPr>
-          <w:b/>
-          <w:bCs/>
-        </w:rPr>
-        <w:t>English and Latin</w:t>
-      </w:r>
-      <w:r>
-        <w:t>.</w:t>
+        <w:t>The title Sacrae Preces means "Sacred Prayers." The name reflects something simple: these prayers are part of a rich inheritance that has been handed down through the life of the Church. They belong not merely to one generation, one country, or one language. They have crossed centuries and borders, carried by ordinary people who have sought God in the midst of ordinary lives.</w:t>
+      </w:r>
+    </w:p>
+    <w:p>
+      <w:pPr>
+        <w:pStyle w:val="SPBodyText"/>
+      </w:pPr>
+      <w:r>
+        <w:t>This book brings the prayers together in English and Latin.</w:t>
       </w:r>
     </w:p>
     <w:p>
@@ -3685,31 +3630,31 @@
         <w:pStyle w:val="SPBodyText"/>
       </w:pPr>
       <w:r>
+        <w:t>A reader may begin by praying entirely in English. Another may wish to compare the English and Latin side by side. Someone else may learn a single Latin word each day. Over time, those individual words begin to become familiar, and the language that once seemed distant becomes something recognisable.</w:t>
+      </w:r>
+    </w:p>
+    <w:p>
+      <w:pPr>
+        <w:pStyle w:val="SPBodyText"/>
+      </w:pPr>
+      <w:r>
+        <w:t>The prayers themselves are the heart of this book. Everything else is intended to help us enter them more deeply.</w:t>
+      </w:r>
+    </w:p>
+    <w:p>
+      <w:pPr>
+        <w:pStyle w:val="SPBodyText"/>
+      </w:pPr>
+      <w:r>
+        <w:t>For this reason, each prayer is accompanied by material intended for reflection and study. We look at its place in Scripture, consider why Christians have prayed it, explore the meaning of its petitions, and examine some of the Latin words that give the prayer its particular character.</w:t>
+      </w:r>
+    </w:p>
+    <w:p>
+      <w:pPr>
+        <w:pStyle w:val="SPBodyText"/>
+      </w:pPr>
+      <w:r>
         <w:lastRenderedPageBreak/>
-        <w:t>A reader may begin by praying entirely in English. Another may wish to compare the English and Latin side by side. Someone else may learn a single Latin word each day. Over time, those individual words begin to become familiar, and the language that once seemed distant becomes something recognisable.</w:t>
-      </w:r>
-    </w:p>
-    <w:p>
-      <w:pPr>
-        <w:pStyle w:val="SPBodyText"/>
-      </w:pPr>
-      <w:r>
-        <w:t>The prayers themselves are the heart of this book. Everything else is intended to help us enter them more deeply.</w:t>
-      </w:r>
-    </w:p>
-    <w:p>
-      <w:pPr>
-        <w:pStyle w:val="SPBodyText"/>
-      </w:pPr>
-      <w:r>
-        <w:t>For this reason, each prayer is accompanied by material intended for reflection and study. We look at its place in Scripture, consider why Christians have prayed it, explore the meaning of its petitions, and examine some of the Latin words that give the prayer its particular character.</w:t>
-      </w:r>
-    </w:p>
-    <w:p>
-      <w:pPr>
-        <w:pStyle w:val="SPBodyText"/>
-      </w:pPr>
-      <w:r>
         <w:t>There are also reflections and suggestions for incorporating the prayers into daily life.</w:t>
       </w:r>
     </w:p>
@@ -3770,66 +3715,56 @@
         <w:pStyle w:val="SPBodyText"/>
       </w:pPr>
       <w:r>
+        <w:t>Pray it in the morning before the day's demands begin. Pray it at night when the house is quiet. Keep it beside your bed, on a desk, or somewhere the family naturally gathers. Teach a prayer to a child. Pray with someone who is struggling. Give a prayer to someone who needs encouragement.</w:t>
+      </w:r>
+    </w:p>
+    <w:p>
+      <w:pPr>
+        <w:pStyle w:val="SPBodyText"/>
+      </w:pPr>
+      <w:r>
+        <w:t>Let the prayers become familiar.</w:t>
+      </w:r>
+    </w:p>
+    <w:p>
+      <w:pPr>
+        <w:pStyle w:val="SPBodyText"/>
+      </w:pPr>
+      <w:r>
+        <w:t>The great prayers of the Church have survived because people prayed them.</w:t>
+      </w:r>
+    </w:p>
+    <w:p>
+      <w:pPr>
+        <w:pStyle w:val="SPBodyText"/>
+      </w:pPr>
+      <w:r>
+        <w:t>They were not preserved merely because they were printed in books. They were preserved because parents taught them to their children, grandparents taught them to grandchildren, teachers taught their pupils, priests taught their communities, and ordinary Christians carried them in their hearts.</w:t>
+      </w:r>
+    </w:p>
+    <w:p>
+      <w:pPr>
+        <w:pStyle w:val="SPBodyText"/>
+      </w:pPr>
+      <w:r>
+        <w:t>That inheritance is worth passing on.</w:t>
+      </w:r>
+    </w:p>
+    <w:p>
+      <w:pPr>
+        <w:pStyle w:val="SPBodyText"/>
+      </w:pPr>
+      <w:r>
+        <w:t>Perhaps this is one of the greatest gifts a family can give its children—not simply an explanation of faith, but the knowledge of how to pray.</w:t>
+      </w:r>
+    </w:p>
+    <w:p>
+      <w:pPr>
+        <w:pStyle w:val="SPBodyText"/>
+      </w:pPr>
+      <w:r>
         <w:lastRenderedPageBreak/>
-        <w:t>Pray it in the morning before the day's demands begin. Pray it at night when the house is quiet. Keep it beside your bed, on a desk, or somewhere the family naturally gathers. Teach a prayer to a child. Pray with someone who is struggling. Give a prayer to someone who needs encouragement.</w:t>
-      </w:r>
-    </w:p>
-    <w:p>
-      <w:pPr>
-        <w:pStyle w:val="SPBodyText"/>
-      </w:pPr>
-      <w:r>
-        <w:t>Let the prayers become familiar.</w:t>
-      </w:r>
-    </w:p>
-    <w:p>
-      <w:pPr>
-        <w:pStyle w:val="SPBodyText"/>
-      </w:pPr>
-      <w:r>
-        <w:t>The great prayers of the Church have survived because people prayed them.</w:t>
-      </w:r>
-    </w:p>
-    <w:p>
-      <w:pPr>
-        <w:pStyle w:val="SPBodyText"/>
-      </w:pPr>
-      <w:r>
-        <w:t>They were not preserved merely because they were printed in books. They were preserved because parents taught them to their children, grandparents taught them to grandchildren, teachers taught their pupils, priests taught their communities, and ordinary Christians carried them in their hearts.</w:t>
-      </w:r>
-    </w:p>
-    <w:p>
-      <w:pPr>
-        <w:pStyle w:val="SPBodyText"/>
-      </w:pPr>
-      <w:r>
-        <w:t>That inheritance is worth passing on.</w:t>
-      </w:r>
-    </w:p>
-    <w:p>
-      <w:pPr>
-        <w:pStyle w:val="SPBodyText"/>
-      </w:pPr>
-      <w:r>
-        <w:t>Perhaps this is one of the greatest gifts a family can give its children—not simply an explanation of faith, but the knowledge of how to pray.</w:t>
-      </w:r>
-    </w:p>
-    <w:p>
-      <w:pPr>
-        <w:pStyle w:val="SPBodyText"/>
-      </w:pPr>
-      <w:r>
-        <w:t xml:space="preserve">A child who learns to say </w:t>
-      </w:r>
-      <w:r>
-        <w:rPr>
-          <w:i/>
-          <w:iCs/>
-        </w:rPr>
-        <w:t>Our Father</w:t>
-      </w:r>
-      <w:r>
-        <w:t xml:space="preserve"> has received more than a collection of words.</w:t>
+        <w:t>A child who learns to say Our Father has received more than a collection of words.</w:t>
       </w:r>
     </w:p>
     <w:p>
@@ -3861,94 +3796,87 @@
         <w:pStyle w:val="SPBodyText"/>
       </w:pPr>
       <w:r>
+        <w:t>And someone who learns to pray may eventually discover that prayer is not something we merely do at particular times.</w:t>
+      </w:r>
+    </w:p>
+    <w:p>
+      <w:pPr>
+        <w:pStyle w:val="SPBodyText"/>
+      </w:pPr>
+      <w:r>
+        <w:t>It can become a way of living.</w:t>
+      </w:r>
+    </w:p>
+    <w:p>
+      <w:pPr>
+        <w:pStyle w:val="SPBodyText"/>
+      </w:pPr>
+      <w:r>
+        <w:t>That is the hope behind these pages.</w:t>
+      </w:r>
+    </w:p>
+    <w:p>
+      <w:pPr>
+        <w:pStyle w:val="SPBodyText"/>
+      </w:pPr>
+      <w:r>
+        <w:t>Sacrae Preces is not intended to replace the life of prayer, the teaching of the Church, Scripture, the Sacraments, or the guidance of those entrusted with pastoral care. It is simply a companion—a collection of prayers, reflections, and explanations that may help the reader pause and turn towards God.</w:t>
+      </w:r>
+    </w:p>
+    <w:p>
+      <w:pPr>
+        <w:pStyle w:val="SPBodyText"/>
+      </w:pPr>
+      <w:r>
+        <w:t>There is no requirement to read this book from beginning to end.</w:t>
+      </w:r>
+    </w:p>
+    <w:p>
+      <w:pPr>
+        <w:pStyle w:val="SPBodyText"/>
+      </w:pPr>
+      <w:r>
+        <w:t>Begin with a prayer you already know.</w:t>
+      </w:r>
+    </w:p>
+    <w:p>
+      <w:pPr>
+        <w:pStyle w:val="SPBodyText"/>
+      </w:pPr>
+      <w:r>
+        <w:t>Or begin with one you do not.</w:t>
+      </w:r>
+    </w:p>
+    <w:p>
+      <w:pPr>
+        <w:pStyle w:val="SPBodyText"/>
+      </w:pPr>
+      <w:r>
+        <w:t>Read the English. Look at the Latin. Consider a single word. Read the Scripture references. Sit quietly with the reflection.</w:t>
+      </w:r>
+    </w:p>
+    <w:p>
+      <w:pPr>
+        <w:pStyle w:val="SPBodyText"/>
+      </w:pPr>
+      <w:r>
+        <w:t>Then pray.</w:t>
+      </w:r>
+    </w:p>
+    <w:p>
+      <w:pPr>
+        <w:pStyle w:val="SPBodyText"/>
+      </w:pPr>
+      <w:r>
+        <w:t>And tomorrow, return.</w:t>
+      </w:r>
+    </w:p>
+    <w:p>
+      <w:pPr>
+        <w:pStyle w:val="SPBodyText"/>
+      </w:pPr>
+      <w:r>
         <w:lastRenderedPageBreak/>
-        <w:t>And someone who learns to pray may eventually discover that prayer is not something we merely do at particular times.</w:t>
-      </w:r>
-    </w:p>
-    <w:p>
-      <w:pPr>
-        <w:pStyle w:val="SPBodyText"/>
-      </w:pPr>
-      <w:r>
-        <w:t>It can become a way of living.</w:t>
-      </w:r>
-    </w:p>
-    <w:p>
-      <w:pPr>
-        <w:pStyle w:val="SPBodyText"/>
-      </w:pPr>
-      <w:r>
-        <w:t>That is the hope behind these pages.</w:t>
-      </w:r>
-    </w:p>
-    <w:p>
-      <w:pPr>
-        <w:pStyle w:val="SPBodyText"/>
-      </w:pPr>
-      <w:r>
-        <w:rPr>
-          <w:i/>
-          <w:iCs/>
-        </w:rPr>
-        <w:t>Sacrae Preces</w:t>
-      </w:r>
-      <w:r>
-        <w:t xml:space="preserve"> is not intended to replace the life of prayer, the teaching of the Church, Scripture, the Sacraments, or the guidance of those entrusted with pastoral care. It is simply a companion—a collection of prayers, reflections, and explanations that may help the reader pause and turn towards God.</w:t>
-      </w:r>
-    </w:p>
-    <w:p>
-      <w:pPr>
-        <w:pStyle w:val="SPBodyText"/>
-      </w:pPr>
-      <w:r>
-        <w:t>There is no requirement to read this book from beginning to end.</w:t>
-      </w:r>
-    </w:p>
-    <w:p>
-      <w:pPr>
-        <w:pStyle w:val="SPBodyText"/>
-      </w:pPr>
-      <w:r>
-        <w:t>Begin with a prayer you already know.</w:t>
-      </w:r>
-    </w:p>
-    <w:p>
-      <w:pPr>
-        <w:pStyle w:val="SPBodyText"/>
-      </w:pPr>
-      <w:r>
-        <w:t>Or begin with one you do not.</w:t>
-      </w:r>
-    </w:p>
-    <w:p>
-      <w:pPr>
-        <w:pStyle w:val="SPBodyText"/>
-      </w:pPr>
-      <w:r>
-        <w:t>Read the English. Look at the Latin. Consider a single word. Read the Scripture references. Sit quietly with the reflection.</w:t>
-      </w:r>
-    </w:p>
-    <w:p>
-      <w:pPr>
-        <w:pStyle w:val="SPBodyText"/>
-      </w:pPr>
-      <w:r>
-        <w:t>Then pray.</w:t>
-      </w:r>
-    </w:p>
-    <w:p>
-      <w:pPr>
-        <w:pStyle w:val="SPBodyText"/>
-      </w:pPr>
-      <w:r>
-        <w:t>And tomorrow, return.</w:t>
-      </w:r>
-    </w:p>
-    <w:p>
-      <w:pPr>
-        <w:pStyle w:val="SPBodyText"/>
-      </w:pPr>
-      <w:r>
         <w:t>The Church has given us a treasury of prayers that is far greater than any single volume can contain. This book is only a small doorway into that treasury.</w:t>
       </w:r>
     </w:p>
@@ -3965,7 +3893,6 @@
         <w:pStyle w:val="SPBodyText"/>
       </w:pPr>
       <w:r>
-        <w:lastRenderedPageBreak/>
         <w:t>May they be found beside the beds of children and adults, in homes where faith is well established and in homes where someone is only beginning to search.</w:t>
       </w:r>
     </w:p>
@@ -4043,10 +3970,15 @@
     </w:p>
     <w:p>
       <w:pPr>
-        <w:pStyle w:val="SPContentsTitle"/>
+        <w:jc w:val="center"/>
         <w:rPr>
           <w:rFonts w:ascii="Segoe UI Symbol" w:hAnsi="Segoe UI Symbol" w:cs="Segoe UI Symbol"/>
         </w:rPr>
+      </w:pPr>
+    </w:p>
+    <w:p>
+      <w:pPr>
+        <w:jc w:val="center"/>
         <w:sectPr>
           <w:footerReference w:type="first" r:id="rId10"/>
           <w:type w:val="oddPage"/>
@@ -4069,7 +4001,7 @@
       <w:pPr>
         <w:pStyle w:val="SPSectionTitle"/>
       </w:pPr>
-      <w:bookmarkStart w:id="1" w:name="_Toc238808928"/>
+      <w:bookmarkStart w:id="1" w:name="_Toc240260231"/>
       <w:r>
         <w:lastRenderedPageBreak/>
         <w:t>Introduction</w:t>
@@ -4312,7 +4244,7 @@
       <w:pPr>
         <w:pStyle w:val="SPSectionSubTitle"/>
       </w:pPr>
-      <w:bookmarkStart w:id="2" w:name="_Toc238808929"/>
+      <w:bookmarkStart w:id="2" w:name="_Toc240260232"/>
       <w:r>
         <w:lastRenderedPageBreak/>
         <w:t>English and Latin</w:t>
@@ -4398,7 +4330,7 @@
       </w:pPr>
       <w:r>
         <w:pict w14:anchorId="249FE732">
-          <v:rect id="_x0000_i23803" style="width:0;height:1.5pt" o:hralign="center" o:hrstd="t" o:hr="t" fillcolor="#a0a0a0" stroked="f"/>
+          <v:rect id="_x0000_i24229" style="width:0;height:1.5pt" o:hralign="center" o:hrstd="t" o:hr="t" fillcolor="#a0a0a0" stroked="f"/>
         </w:pict>
       </w:r>
     </w:p>
@@ -4419,7 +4351,7 @@
       <w:pPr>
         <w:pStyle w:val="SPSectionSubTitle"/>
       </w:pPr>
-      <w:bookmarkStart w:id="3" w:name="_Toc238808930"/>
+      <w:bookmarkStart w:id="3" w:name="_Toc240260233"/>
       <w:r>
         <w:lastRenderedPageBreak/>
         <w:t>The Prayer</w:t>
@@ -4576,7 +4508,7 @@
       <w:pPr>
         <w:pStyle w:val="SPSectionSubTitle"/>
       </w:pPr>
-      <w:bookmarkStart w:id="4" w:name="_Toc238808931"/>
+      <w:bookmarkStart w:id="4" w:name="_Toc240260234"/>
       <w:r>
         <w:lastRenderedPageBreak/>
         <w:t>Scripture</w:t>
@@ -4654,7 +4586,7 @@
       </w:pPr>
       <w:r>
         <w:pict w14:anchorId="25751FDD">
-          <v:rect id="_x0000_i23804" style="width:0;height:1.5pt" o:hralign="center" o:hrstd="t" o:hr="t" fillcolor="#a0a0a0" stroked="f"/>
+          <v:rect id="_x0000_i24230" style="width:0;height:1.5pt" o:hralign="center" o:hrstd="t" o:hr="t" fillcolor="#a0a0a0" stroked="f"/>
         </w:pict>
       </w:r>
     </w:p>
@@ -4662,7 +4594,7 @@
       <w:pPr>
         <w:pStyle w:val="SPSectionSubTitle"/>
       </w:pPr>
-      <w:bookmarkStart w:id="5" w:name="_Toc238808932"/>
+      <w:bookmarkStart w:id="5" w:name="_Toc240260235"/>
       <w:r>
         <w:t>Reflection</w:t>
       </w:r>
@@ -4726,7 +4658,7 @@
       </w:pPr>
       <w:r>
         <w:pict w14:anchorId="19542BB1">
-          <v:rect id="_x0000_i23805" style="width:0;height:1.5pt" o:hralign="center" o:hrstd="t" o:hr="t" fillcolor="#a0a0a0" stroked="f"/>
+          <v:rect id="_x0000_i24231" style="width:0;height:1.5pt" o:hralign="center" o:hrstd="t" o:hr="t" fillcolor="#a0a0a0" stroked="f"/>
         </w:pict>
       </w:r>
     </w:p>
@@ -4734,7 +4666,7 @@
       <w:pPr>
         <w:pStyle w:val="SPSectionSubTitle"/>
       </w:pPr>
-      <w:bookmarkStart w:id="6" w:name="_Toc238808933"/>
+      <w:bookmarkStart w:id="6" w:name="_Toc240260236"/>
       <w:r>
         <w:t>Latin Vocabulary</w:t>
       </w:r>
@@ -4846,7 +4778,7 @@
       <w:pPr>
         <w:pStyle w:val="SPSectionSubTitle"/>
       </w:pPr>
-      <w:bookmarkStart w:id="7" w:name="_Toc238808934"/>
+      <w:bookmarkStart w:id="7" w:name="_Toc240260237"/>
       <w:r>
         <w:lastRenderedPageBreak/>
         <w:t>Prayer Through the Day</w:t>
@@ -4865,16 +4797,6 @@
       <w:r>
         <w:t xml:space="preserve">The suggested prayer times are exactly that: </w:t>
       </w:r>
-    </w:p>
-    <w:p>
-      <w:pPr>
-        <w:pStyle w:val="SPBodyText"/>
-      </w:pPr>
-    </w:p>
-    <w:p>
-      <w:pPr>
-        <w:pStyle w:val="SPBodyText"/>
-      </w:pPr>
       <w:r>
         <w:t>S</w:t>
       </w:r>
@@ -4964,7 +4886,7 @@
       </w:pPr>
       <w:r>
         <w:pict w14:anchorId="68D46385">
-          <v:rect id="_x0000_i23806" style="width:0;height:1.5pt" o:hralign="center" o:hrstd="t" o:hr="t" fillcolor="#a0a0a0" stroked="f"/>
+          <v:rect id="_x0000_i24232" style="width:0;height:1.5pt" o:hralign="center" o:hrstd="t" o:hr="t" fillcolor="#a0a0a0" stroked="f"/>
         </w:pict>
       </w:r>
     </w:p>
@@ -4972,7 +4894,6 @@
       <w:pPr>
         <w:pStyle w:val="SPSectionSubTitle"/>
       </w:pPr>
-      <w:bookmarkStart w:id="8" w:name="_Toc238808935"/>
     </w:p>
     <w:p>
       <w:pPr>
@@ -4991,6 +4912,7 @@
       <w:pPr>
         <w:pStyle w:val="SPSectionSubTitle"/>
       </w:pPr>
+      <w:bookmarkStart w:id="8" w:name="_Toc240260238"/>
       <w:r>
         <w:lastRenderedPageBreak/>
         <w:t>A Simple Way to Begin</w:t>
@@ -5116,9 +5038,8 @@
       <w:pPr>
         <w:pStyle w:val="SPSectionSubTitle"/>
       </w:pPr>
-      <w:bookmarkStart w:id="9" w:name="_Toc238808936"/>
-      <w:r>
-        <w:lastRenderedPageBreak/>
+      <w:bookmarkStart w:id="9" w:name="_Toc240260239"/>
+      <w:r>
         <w:t>Return</w:t>
       </w:r>
       <w:bookmarkEnd w:id="9"/>
@@ -5137,6 +5058,7 @@
           <w:i/>
           <w:iCs/>
         </w:rPr>
+        <w:lastRenderedPageBreak/>
         <w:t>Sacrae Preces</w:t>
       </w:r>
       <w:r>
@@ -5294,9 +5216,6 @@
     <w:p>
       <w:pPr>
         <w:jc w:val="center"/>
-        <w:rPr>
-          <w:rFonts w:ascii="Segoe UI Symbol" w:hAnsi="Segoe UI Symbol" w:cs="Segoe UI Symbol"/>
-        </w:rPr>
         <w:sectPr>
           <w:type w:val="evenPage"/>
           <w:pgSz w:w="7920" w:h="12240" w:code="6"/>
@@ -5321,7 +5240,7 @@
         <w:lastRenderedPageBreak/>
         <w:tab/>
       </w:r>
-      <w:bookmarkStart w:id="10" w:name="_Toc238808937"/>
+      <w:bookmarkStart w:id="10" w:name="_Toc240260240"/>
       <w:r>
         <w:t>Part I — Basic Prayers</w:t>
       </w:r>
@@ -5479,7 +5398,7 @@
     </w:p>
     <w:p>
       <w:pPr>
-        <w:pStyle w:val="SPBodyText"/>
+        <w:jc w:val="center"/>
       </w:pPr>
       <w:r>
         <w:rPr>
@@ -5498,7 +5417,7 @@
       <w:pPr>
         <w:pStyle w:val="SPPrayerTitle"/>
       </w:pPr>
-      <w:bookmarkStart w:id="11" w:name="_Toc238808938"/>
+      <w:bookmarkStart w:id="11" w:name="_Toc240260241"/>
       <w:r>
         <w:t xml:space="preserve">Sign of the </w:t>
       </w:r>
@@ -5665,58 +5584,16 @@
         <w:rPr>
           <w:rStyle w:val="Emphasis"/>
         </w:rPr>
-        <w:t>in NOH-mee-</w:t>
-      </w:r>
-      <w:proofErr w:type="spellStart"/>
+        <w:t>in NOH-mee-neh PAH-tris,</w:t>
+      </w:r>
+      <w:r>
+        <w:br/>
+      </w:r>
       <w:r>
         <w:rPr>
           <w:rStyle w:val="Emphasis"/>
         </w:rPr>
-        <w:t>neh</w:t>
-      </w:r>
-      <w:proofErr w:type="spellEnd"/>
-      <w:r>
-        <w:rPr>
-          <w:rStyle w:val="Emphasis"/>
-        </w:rPr>
-        <w:t xml:space="preserve"> PAH-tris,</w:t>
-      </w:r>
-      <w:r>
-        <w:br/>
-      </w:r>
-      <w:r>
-        <w:rPr>
-          <w:rStyle w:val="Emphasis"/>
-        </w:rPr>
-        <w:t>et FEE-lee-ee, et SPEE-</w:t>
-      </w:r>
-      <w:proofErr w:type="spellStart"/>
-      <w:r>
-        <w:rPr>
-          <w:rStyle w:val="Emphasis"/>
-        </w:rPr>
-        <w:t>ree</w:t>
-      </w:r>
-      <w:proofErr w:type="spellEnd"/>
-      <w:r>
-        <w:rPr>
-          <w:rStyle w:val="Emphasis"/>
-        </w:rPr>
-        <w:t>-</w:t>
-      </w:r>
-      <w:proofErr w:type="spellStart"/>
-      <w:r>
-        <w:rPr>
-          <w:rStyle w:val="Emphasis"/>
-        </w:rPr>
-        <w:t>toos</w:t>
-      </w:r>
-      <w:proofErr w:type="spellEnd"/>
-      <w:r>
-        <w:rPr>
-          <w:rStyle w:val="Emphasis"/>
-        </w:rPr>
-        <w:t xml:space="preserve"> SAHNK-tee.</w:t>
+        <w:t>et FEE-lee-ee, et SPEE-ree-toos SAHNK-tee.</w:t>
       </w:r>
       <w:r>
         <w:br/>
@@ -5854,7 +5731,7 @@
     </w:p>
     <w:p>
       <w:pPr>
-        <w:pStyle w:val="SPBodyText"/>
+        <w:jc w:val="center"/>
       </w:pPr>
       <w:r>
         <w:rPr>
@@ -5873,7 +5750,7 @@
       <w:pPr>
         <w:pStyle w:val="SPPrayerTitle"/>
       </w:pPr>
-      <w:bookmarkStart w:id="12" w:name="_Toc238808939"/>
+      <w:bookmarkStart w:id="12" w:name="_Toc240260242"/>
       <w:r>
         <w:t>The Our Father</w:t>
       </w:r>
@@ -6316,19 +6193,22 @@
         <w:t>Reflection</w:t>
       </w:r>
     </w:p>
-    <w:p>
-      <w:pPr>
-        <w:pStyle w:val="SPBodyText"/>
-      </w:pPr>
-    </w:p>
-    <w:p>
-      <w:pPr>
-        <w:pStyle w:val="SPBodyText"/>
+    <w:p/>
+    <w:p>
+      <w:pPr>
+        <w:rPr>
+          <w:b/>
+          <w:bCs/>
+        </w:rPr>
       </w:pPr>
       <w:r>
         <w:t xml:space="preserve"> </w:t>
       </w:r>
       <w:r>
+        <w:rPr>
+          <w:b/>
+          <w:bCs/>
+        </w:rPr>
         <w:t>The Father We Share</w:t>
       </w:r>
     </w:p>
@@ -6354,7 +6234,6 @@
       <w:r>
         <w:t xml:space="preserve">. It is </w:t>
       </w:r>
-      <w:proofErr w:type="spellStart"/>
       <w:r>
         <w:rPr>
           <w:i/>
@@ -6362,7 +6241,6 @@
         </w:rPr>
         <w:t>our</w:t>
       </w:r>
-      <w:proofErr w:type="spellEnd"/>
       <w:r>
         <w:t>.</w:t>
       </w:r>
@@ -6555,7 +6433,7 @@
     </w:p>
     <w:p>
       <w:pPr>
-        <w:pStyle w:val="SPBodyText"/>
+        <w:jc w:val="center"/>
       </w:pPr>
       <w:r>
         <w:rPr>
@@ -6574,7 +6452,7 @@
       <w:pPr>
         <w:pStyle w:val="SPPrayerTitle"/>
       </w:pPr>
-      <w:bookmarkStart w:id="13" w:name="_Toc238808940"/>
+      <w:bookmarkStart w:id="13" w:name="_Toc240260243"/>
       <w:r>
         <w:t xml:space="preserve">The Hail </w:t>
       </w:r>
@@ -7052,9 +6930,16 @@
     </w:p>
     <w:p>
       <w:pPr>
-        <w:pStyle w:val="SPBodyText"/>
-      </w:pPr>
-      <w:r>
+        <w:rPr>
+          <w:b/>
+          <w:bCs/>
+        </w:rPr>
+      </w:pPr>
+      <w:r>
+        <w:rPr>
+          <w:b/>
+          <w:bCs/>
+        </w:rPr>
         <w:t>The Words We Receive</w:t>
       </w:r>
     </w:p>
@@ -7071,17 +6956,7 @@
         <w:pStyle w:val="SPBodyText"/>
       </w:pPr>
       <w:r>
-        <w:t xml:space="preserve">The angel Gabriel greets Mary with words of grace: </w:t>
-      </w:r>
-      <w:r>
-        <w:rPr>
-          <w:i/>
-          <w:iCs/>
-        </w:rPr>
-        <w:t>Hail, Mary, full of grace, the Lord is with thee.</w:t>
-      </w:r>
-      <w:r>
-        <w:t xml:space="preserve"> Elizabeth then greets her as blessed among women and blesses the fruit of her womb. Before we ask for anything, we are invited to remember what God has already done.</w:t>
+        <w:t>The angel Gabriel greets Mary with words of grace: Hail, Mary, full of grace, the Lord is with thee. Elizabeth then greets her as blessed among women and blesses the fruit of her womb. Before we ask for anything, we are invited to remember what God has already done.</w:t>
       </w:r>
     </w:p>
     <w:p>
@@ -7097,17 +6972,7 @@
         <w:pStyle w:val="SPBodyText"/>
       </w:pPr>
       <w:r>
-        <w:t xml:space="preserve">Mary has received a call from God, and through her </w:t>
-      </w:r>
-      <w:r>
-        <w:rPr>
-          <w:i/>
-          <w:iCs/>
-        </w:rPr>
-        <w:t>yes</w:t>
-      </w:r>
-      <w:r>
-        <w:t>, the mystery of the Incarnation unfolds. The fruit of her womb is not simply a blessing for Mary alone. It is Jesus Christ, the Son of God, given for the salvation of the world.</w:t>
+        <w:t>Mary has received a call from God, and through her yes, the mystery of the Incarnation unfolds. The fruit of her womb is not simply a blessing for Mary alone. It is Jesus Christ, the Son of God, given for the salvation of the world.</w:t>
       </w:r>
     </w:p>
     <w:p>
@@ -7161,17 +7026,7 @@
       </w:pPr>
       <w:r>
         <w:lastRenderedPageBreak/>
-        <w:t xml:space="preserve">The title </w:t>
-      </w:r>
-      <w:r>
-        <w:rPr>
-          <w:i/>
-          <w:iCs/>
-        </w:rPr>
-        <w:t>Mother of God</w:t>
-      </w:r>
-      <w:r>
-        <w:t xml:space="preserve"> points us beyond Mary herself to the mystery of her Son. The child she bore is Jesus Christ, truly God and truly man. In honouring His Mother, we proclaim something about Him.</w:t>
+        <w:t>The title Mother of God points us beyond Mary herself to the mystery of her Son. The child she bore is Jesus Christ, truly God and truly man. In honouring His Mother, we proclaim something about Him.</w:t>
       </w:r>
     </w:p>
     <w:p>
@@ -7298,14 +7153,31 @@
         <w:pStyle w:val="SPBodyText"/>
       </w:pPr>
       <w:r>
-        <w:t xml:space="preserve">We need grace </w:t>
-      </w:r>
-      <w:r>
-        <w:rPr>
-          <w:b/>
-          <w:bCs/>
-        </w:rPr>
-        <w:t>now</w:t>
+        <w:t>We need grace now.</w:t>
+      </w:r>
+    </w:p>
+    <w:p>
+      <w:pPr>
+        <w:pStyle w:val="SPBodyText"/>
+      </w:pPr>
+      <w:r>
+        <w:t>We will need grace at the end.</w:t>
+      </w:r>
+    </w:p>
+    <w:p>
+      <w:pPr>
+        <w:pStyle w:val="SPBodyText"/>
+      </w:pPr>
+      <w:r>
+        <w:t>And throughout that journey, we are never beyond the reach of God's mercy.</w:t>
+      </w:r>
+    </w:p>
+    <w:p>
+      <w:pPr>
+        <w:pStyle w:val="SPBodyText"/>
+      </w:pPr>
+      <w:r>
+        <w:t>The prayer begins with the words of Scripture and ends with our humble request for intercession. Between the two stands the mystery of Christ: God who comes among us, takes flesh, and enters into our human story</w:t>
       </w:r>
       <w:r>
         <w:t>.</w:t>
@@ -7316,45 +7188,6 @@
         <w:pStyle w:val="SPBodyText"/>
       </w:pPr>
       <w:r>
-        <w:t xml:space="preserve">We will need grace </w:t>
-      </w:r>
-      <w:r>
-        <w:rPr>
-          <w:b/>
-          <w:bCs/>
-        </w:rPr>
-        <w:t>at the end</w:t>
-      </w:r>
-      <w:r>
-        <w:t>.</w:t>
-      </w:r>
-    </w:p>
-    <w:p>
-      <w:pPr>
-        <w:pStyle w:val="SPBodyText"/>
-      </w:pPr>
-      <w:r>
-        <w:t>And throughout that journey, we are never beyond the reach of God's mercy.</w:t>
-      </w:r>
-    </w:p>
-    <w:p>
-      <w:pPr>
-        <w:pStyle w:val="SPBodyText"/>
-      </w:pPr>
-      <w:r>
-        <w:t>The prayer begins with the words of Scripture and ends with our humble request for intercession. Between the two stands the mystery of Christ: God who comes among us, takes flesh, and enters into our human story.</w:t>
-      </w:r>
-    </w:p>
-    <w:p>
-      <w:pPr>
-        <w:pStyle w:val="SPBodyText"/>
-      </w:pPr>
-    </w:p>
-    <w:p>
-      <w:pPr>
-        <w:pStyle w:val="SPBodyText"/>
-      </w:pPr>
-      <w:r>
         <w:t>So,</w:t>
       </w:r>
       <w:r>
@@ -7397,35 +7230,41 @@
       <w:pPr>
         <w:pStyle w:val="SPBodyText"/>
       </w:pPr>
-    </w:p>
-    <w:p>
-      <w:pPr>
-        <w:pStyle w:val="SPBodyText"/>
-      </w:pPr>
       <w:r>
         <w:t>Your joys.</w:t>
       </w:r>
-      <w:r>
-        <w:br/>
+    </w:p>
+    <w:p>
+      <w:pPr>
+        <w:pStyle w:val="SPBodyText"/>
+      </w:pPr>
+      <w:r>
         <w:t>Your failures.</w:t>
       </w:r>
-      <w:r>
-        <w:br/>
+    </w:p>
+    <w:p>
+      <w:pPr>
+        <w:pStyle w:val="SPBodyText"/>
+      </w:pPr>
+      <w:r>
         <w:t>Your loved ones.</w:t>
       </w:r>
-      <w:r>
-        <w:br/>
+    </w:p>
+    <w:p>
+      <w:pPr>
+        <w:pStyle w:val="SPBodyText"/>
+      </w:pPr>
+      <w:r>
         <w:t>Those who need your prayers.</w:t>
       </w:r>
-      <w:r>
-        <w:br/>
+    </w:p>
+    <w:p>
+      <w:pPr>
+        <w:pStyle w:val="SPBodyText"/>
+      </w:pPr>
+      <w:r>
         <w:t>And yourself.</w:t>
       </w:r>
-    </w:p>
-    <w:p>
-      <w:pPr>
-        <w:pStyle w:val="SPBodyText"/>
-      </w:pPr>
     </w:p>
     <w:p>
       <w:pPr>
@@ -7455,7 +7294,7 @@
     </w:p>
     <w:p>
       <w:pPr>
-        <w:pStyle w:val="SPBodyText"/>
+        <w:jc w:val="center"/>
       </w:pPr>
       <w:r>
         <w:rPr>
@@ -7474,7 +7313,7 @@
       <w:pPr>
         <w:pStyle w:val="SPPrayerTitle"/>
       </w:pPr>
-      <w:bookmarkStart w:id="14" w:name="_Toc238808941"/>
+      <w:bookmarkStart w:id="14" w:name="_Toc240260244"/>
       <w:r>
         <w:t>The Glory Be</w:t>
       </w:r>
@@ -7511,7 +7350,7 @@
     </w:p>
     <w:p>
       <w:pPr>
-        <w:pStyle w:val="SPPrayerEnglish"/>
+        <w:pStyle w:val="SPBodyText"/>
         <w:sectPr>
           <w:type w:val="oddPage"/>
           <w:pgSz w:w="7920" w:h="12240" w:code="6"/>
@@ -7827,79 +7666,86 @@
     </w:p>
     <w:p>
       <w:pPr>
-        <w:pStyle w:val="SPBodyText"/>
-      </w:pPr>
-      <w:r>
-        <w:t xml:space="preserve">  </w:t>
-      </w:r>
-      <w:r>
-        <w:t>The Glory We Give</w:t>
-      </w:r>
-    </w:p>
-    <w:p>
-      <w:pPr>
-        <w:pStyle w:val="SPBodyText"/>
-      </w:pPr>
-      <w:r>
-        <w:t>The Glory Be is a short prayer, but it carries within it the heart of our faith.</w:t>
-      </w:r>
-    </w:p>
-    <w:p>
-      <w:pPr>
-        <w:pStyle w:val="SPBodyText"/>
-      </w:pPr>
-      <w:r>
-        <w:t>We begin with the Father, and then we name the Son and the Holy Spirit. We are not speaking of three gods, but of the one God who has revealed Himself to us as Father, Son, and Holy Spirit.</w:t>
-      </w:r>
-    </w:p>
-    <w:p>
-      <w:pPr>
-        <w:pStyle w:val="SPBodyText"/>
-      </w:pPr>
-      <w:r>
-        <w:t xml:space="preserve">When we say </w:t>
-      </w:r>
-      <w:r>
         <w:rPr>
           <w:b/>
           <w:bCs/>
         </w:rPr>
-        <w:t>Glory be to the Father</w:t>
-      </w:r>
-      <w:r>
-        <w:t>, we turn our hearts towards the One from whom all things come.</w:t>
-      </w:r>
-    </w:p>
-    <w:p>
-      <w:pPr>
-        <w:pStyle w:val="SPBodyText"/>
-      </w:pPr>
-      <w:r>
-        <w:t xml:space="preserve">When we say </w:t>
+      </w:pPr>
+      <w:r>
+        <w:t xml:space="preserve">  </w:t>
       </w:r>
       <w:r>
         <w:rPr>
           <w:b/>
           <w:bCs/>
         </w:rPr>
-        <w:t>and to the Son</w:t>
-      </w:r>
-      <w:r>
-        <w:t>, we remember Jesus Christ, through whom God has come among us and through whom we have been brought into the life of God.</w:t>
-      </w:r>
-    </w:p>
-    <w:p>
-      <w:pPr>
-        <w:pStyle w:val="SPBodyText"/>
-      </w:pPr>
-      <w:r>
-        <w:t xml:space="preserve">And when we say </w:t>
+        <w:t>The Glory We Give</w:t>
+      </w:r>
+    </w:p>
+    <w:p>
+      <w:pPr>
+        <w:pStyle w:val="SPBodyText"/>
+      </w:pPr>
+      <w:r>
+        <w:t>The Glory Be is a short prayer, but it carries within it the heart of our faith.</w:t>
+      </w:r>
+    </w:p>
+    <w:p>
+      <w:pPr>
+        <w:pStyle w:val="SPBodyText"/>
+      </w:pPr>
+      <w:r>
+        <w:t>We begin with the Father, and then we name the Son and the Holy Spirit. We are not speaking of three gods, but of the one God who has revealed Himself to us as Father, Son, and Holy Spirit.</w:t>
+      </w:r>
+    </w:p>
+    <w:p>
+      <w:pPr>
+        <w:pStyle w:val="SPBodyText"/>
+      </w:pPr>
+      <w:r>
+        <w:t xml:space="preserve">When we say </w:t>
       </w:r>
       <w:r>
         <w:rPr>
           <w:b/>
           <w:bCs/>
         </w:rPr>
+        <w:t>Glory be to the Father</w:t>
+      </w:r>
+      <w:r>
+        <w:t>, we turn our hearts towards the One from whom all things come.</w:t>
+      </w:r>
+    </w:p>
+    <w:p>
+      <w:pPr>
+        <w:pStyle w:val="SPBodyText"/>
+      </w:pPr>
+      <w:r>
+        <w:t xml:space="preserve">When we say </w:t>
+      </w:r>
+      <w:r>
+        <w:rPr>
+          <w:b/>
+          <w:bCs/>
+        </w:rPr>
+        <w:t>and to the Son</w:t>
+      </w:r>
+      <w:r>
+        <w:t>, we remember Jesus Christ, through whom God has come among us and through whom we have been brought into the life of God.</w:t>
+      </w:r>
+    </w:p>
+    <w:p>
+      <w:pPr>
+        <w:pStyle w:val="SPBodyText"/>
+      </w:pPr>
+      <w:r>
+        <w:t xml:space="preserve">And when we say </w:t>
+      </w:r>
+      <w:r>
+        <w:rPr>
+          <w:b/>
+          <w:bCs/>
+        </w:rPr>
         <w:t>and to the Holy Spirit</w:t>
       </w:r>
       <w:r>
@@ -7916,15 +7762,31 @@
     </w:p>
     <w:p>
       <w:pPr>
-        <w:pStyle w:val="SPBodyText"/>
-      </w:pPr>
-      <w:r>
-        <w:t>As it was in the beginning,</w:t>
-      </w:r>
-      <w:r>
-        <w:br/>
-        <w:t>is now, and ever shall be.</w:t>
-      </w:r>
+        <w:rPr>
+          <w:i/>
+          <w:iCs/>
+        </w:rPr>
+      </w:pPr>
+    </w:p>
+    <w:p>
+      <w:pPr>
+        <w:rPr>
+          <w:i/>
+          <w:iCs/>
+        </w:rPr>
+      </w:pPr>
+      <w:r>
+        <w:rPr>
+          <w:i/>
+          <w:iCs/>
+        </w:rPr>
+        <w:t>As it was in the beginning, is now, and ever shall be.</w:t>
+      </w:r>
+    </w:p>
+    <w:p>
+      <w:pPr>
+        <w:pStyle w:val="SPBodyText"/>
+      </w:pPr>
     </w:p>
     <w:p>
       <w:pPr>
@@ -7947,6 +7809,7 @@
         <w:pStyle w:val="SPBodyText"/>
       </w:pPr>
       <w:r>
+        <w:lastRenderedPageBreak/>
         <w:t>Glory Is Not Ours to Keep</w:t>
       </w:r>
     </w:p>
@@ -7955,7 +7818,6 @@
         <w:pStyle w:val="SPBodyText"/>
       </w:pPr>
       <w:r>
-        <w:lastRenderedPageBreak/>
         <w:t>We live in a world that constantly asks us to seek recognition.</w:t>
       </w:r>
     </w:p>
@@ -7987,11 +7849,6 @@
       <w:pPr>
         <w:pStyle w:val="SPBodyText"/>
       </w:pPr>
-    </w:p>
-    <w:p>
-      <w:pPr>
-        <w:pStyle w:val="SPBodyText"/>
-      </w:pPr>
       <w:r>
         <w:t>Whatever good we possess is received. Whatever strength we have is given. Whatever love we are able to offer has its source in Him.</w:t>
       </w:r>
@@ -8000,11 +7857,6 @@
       <w:pPr>
         <w:pStyle w:val="SPBodyText"/>
       </w:pPr>
-    </w:p>
-    <w:p>
-      <w:pPr>
-        <w:pStyle w:val="SPBodyText"/>
-      </w:pPr>
       <w:r>
         <w:t>As Scripture reminds us:</w:t>
       </w:r>
@@ -8013,9 +7865,26 @@
       <w:pPr>
         <w:pStyle w:val="SPBodyText"/>
       </w:pPr>
-      <w:r>
+    </w:p>
+    <w:p>
+      <w:pPr>
+        <w:rPr>
+          <w:i/>
+          <w:iCs/>
+        </w:rPr>
+      </w:pPr>
+      <w:r>
+        <w:rPr>
+          <w:i/>
+          <w:iCs/>
+        </w:rPr>
         <w:t>“For from him and through him and to him are all things.”</w:t>
       </w:r>
+    </w:p>
+    <w:p>
+      <w:pPr>
+        <w:pStyle w:val="SPBodyText"/>
+      </w:pPr>
     </w:p>
     <w:p>
       <w:pPr>
@@ -8121,10 +7990,31 @@
     <w:p>
       <w:pPr>
         <w:pStyle w:val="SPBodyText"/>
-      </w:pPr>
-      <w:r>
-        <w:t>World without end. Amen.</w:t>
-      </w:r>
+        <w:rPr>
+          <w:i/>
+          <w:iCs/>
+        </w:rPr>
+      </w:pPr>
+    </w:p>
+    <w:p>
+      <w:pPr>
+        <w:pStyle w:val="SPBodyText"/>
+      </w:pPr>
+      <w:r>
+        <w:rPr>
+          <w:i/>
+          <w:iCs/>
+        </w:rPr>
+        <w:t>World without end. Amen</w:t>
+      </w:r>
+      <w:r>
+        <w:t>.</w:t>
+      </w:r>
+    </w:p>
+    <w:p>
+      <w:pPr>
+        <w:pStyle w:val="SPBodyText"/>
+      </w:pPr>
     </w:p>
     <w:p>
       <w:pPr>
@@ -8282,27 +8172,6 @@
         <w:pStyle w:val="SPBodyText"/>
       </w:pPr>
       <w:r>
-        <w:t>As it was in the beginning,</w:t>
-      </w:r>
-      <w:r>
-        <w:br/>
-        <w:t>is now, and ever shall be,</w:t>
-      </w:r>
-      <w:r>
-        <w:br/>
-        <w:t>world without end.</w:t>
-      </w:r>
-    </w:p>
-    <w:p>
-      <w:pPr>
-        <w:pStyle w:val="SPBodyText"/>
-      </w:pPr>
-    </w:p>
-    <w:p>
-      <w:pPr>
-        <w:pStyle w:val="SPBodyText"/>
-      </w:pPr>
-      <w:r>
         <w:t>And then simply say:</w:t>
       </w:r>
     </w:p>
@@ -8337,7 +8206,7 @@
     </w:p>
     <w:p>
       <w:pPr>
-        <w:pStyle w:val="SPBodyText"/>
+        <w:jc w:val="center"/>
       </w:pPr>
       <w:r>
         <w:rPr>
@@ -8356,7 +8225,7 @@
       <w:pPr>
         <w:pStyle w:val="SPPrayerTitle"/>
       </w:pPr>
-      <w:bookmarkStart w:id="15" w:name="_Toc238808942"/>
+      <w:bookmarkStart w:id="15" w:name="_Toc240260245"/>
       <w:r>
         <w:t>Act of Contrition</w:t>
       </w:r>
@@ -8444,22 +8313,6 @@
     <w:p>
       <w:pPr>
         <w:pStyle w:val="SPBodyText"/>
-      </w:pPr>
-      <w:r>
-        <w:t>A prayer of sorrow.</w:t>
-      </w:r>
-      <w:r>
-        <w:br/>
-        <w:t>A prayer of trust.</w:t>
-      </w:r>
-      <w:r>
-        <w:br/>
-        <w:t>A prayer to begin again.</w:t>
-      </w:r>
-    </w:p>
-    <w:p>
-      <w:pPr>
-        <w:pStyle w:val="SPPrayerTitle"/>
       </w:pPr>
     </w:p>
     <w:p>
@@ -8754,12 +8607,23 @@
     </w:p>
     <w:p>
       <w:pPr>
-        <w:pStyle w:val="SPBodyText"/>
-      </w:pPr>
-      <w:r>
+        <w:rPr>
+          <w:b/>
+          <w:bCs/>
+        </w:rPr>
+      </w:pPr>
+      <w:r>
+        <w:rPr>
+          <w:b/>
+          <w:bCs/>
+        </w:rPr>
         <w:t>Returning to the Mercy of God</w:t>
       </w:r>
       <w:r>
+        <w:rPr>
+          <w:b/>
+          <w:bCs/>
+        </w:rPr>
         <w:t>.</w:t>
       </w:r>
     </w:p>
@@ -8783,11 +8647,6 @@
       <w:r>
         <w:t>We come before God without excuses or disguises and acknowledge the ways in which we have fallen short. We recognise our sins, not simply because they have consequences for us, but because they have wounded our relationship with the One who loves us.</w:t>
       </w:r>
-    </w:p>
-    <w:p>
-      <w:pPr>
-        <w:pStyle w:val="SPBodyText"/>
-      </w:pPr>
     </w:p>
     <w:p>
       <w:pPr>
@@ -8811,11 +8670,6 @@
       <w:pPr>
         <w:pStyle w:val="SPBodyText"/>
       </w:pPr>
-    </w:p>
-    <w:p>
-      <w:pPr>
-        <w:pStyle w:val="SPBodyText"/>
-      </w:pPr>
       <w:r>
         <w:t>Yet Christian contrition is not despair.</w:t>
       </w:r>
@@ -8831,6 +8685,97 @@
     <w:p>
       <w:pPr>
         <w:pStyle w:val="SPBodyText"/>
+      </w:pPr>
+      <w:r>
+        <w:t>This is why the Act of Contrition contains both sorrow and resolve.</w:t>
+      </w:r>
+    </w:p>
+    <w:p>
+      <w:pPr>
+        <w:pStyle w:val="SPBodyText"/>
+      </w:pPr>
+      <w:r>
+        <w:t>We say that we are sorry, but we also ask for the grace to change. We resolve to confess our sins, to do penance, to amend our lives, and to avoid those things that lead us towards sin. Our resolution does not rest entirely upon our own strength. We pray for God's grace because we know that conversion is not something we accomplish alone.</w:t>
+      </w:r>
+    </w:p>
+    <w:p>
+      <w:pPr>
+        <w:pStyle w:val="SPBodyText"/>
+      </w:pPr>
+      <w:r>
+        <w:lastRenderedPageBreak/>
+        <w:t>There may be times when we pray this prayer and feel deeply sorry for what we have done. At other times, the words may seem difficult to feel. We may recognise our sin intellectually while our emotions remain quiet.</w:t>
+      </w:r>
+    </w:p>
+    <w:p>
+      <w:pPr>
+        <w:pStyle w:val="SPBodyText"/>
+      </w:pPr>
+      <w:r>
+        <w:t>The prayer is still worth praying.</w:t>
+      </w:r>
+    </w:p>
+    <w:p>
+      <w:pPr>
+        <w:pStyle w:val="SPBodyText"/>
+      </w:pPr>
+      <w:r>
+        <w:t>Contrition is ultimately an act of the will: a turning of the heart towards God and a desire to live differently. Even when our feelings are uncertain, we can choose to return.</w:t>
+      </w:r>
+    </w:p>
+    <w:p>
+      <w:pPr>
+        <w:pStyle w:val="SPBodyText"/>
+      </w:pPr>
+      <w:r>
+        <w:t>And so the Act of Contrition is not merely a prayer about the past.</w:t>
+      </w:r>
+    </w:p>
+    <w:p>
+      <w:pPr>
+        <w:pStyle w:val="SPBodyText"/>
+      </w:pPr>
+      <w:r>
+        <w:t>It is a prayer of beginning again.</w:t>
+      </w:r>
+    </w:p>
+    <w:p>
+      <w:pPr>
+        <w:pStyle w:val="SPBodyText"/>
+      </w:pPr>
+    </w:p>
+    <w:p>
+      <w:pPr>
+        <w:pStyle w:val="SPBodyText"/>
+      </w:pPr>
+      <w:r>
+        <w:t>Godly sorrow, as Saint Paul reminds us, leads towards repentance and salvation. The Christian who falls is not called to remain on the ground. We are called to rise, to receive God's mercy, and to continue the journey.</w:t>
+      </w:r>
+    </w:p>
+    <w:p>
+      <w:pPr>
+        <w:pStyle w:val="SPBodyText"/>
+      </w:pPr>
+      <w:r>
+        <w:t>Whenever we pray these words sincerely, we are reminded of something simple and profound:</w:t>
+      </w:r>
+    </w:p>
+    <w:p>
+      <w:pPr>
+        <w:pStyle w:val="SPBodyText"/>
+      </w:pPr>
+    </w:p>
+    <w:p>
+      <w:pPr>
+        <w:pStyle w:val="SPBodyText"/>
+      </w:pPr>
+      <w:r>
+        <w:t>We may fall, but God's mercy invites us to return.</w:t>
+      </w:r>
+    </w:p>
+    <w:p>
+      <w:pPr>
+        <w:pStyle w:val="SPPrayerTitle"/>
         <w:sectPr>
           <w:type w:val="oddPage"/>
           <w:pgSz w:w="7920" w:h="12240" w:code="6"/>
@@ -8840,103 +8785,12 @@
           <w:docGrid w:linePitch="360"/>
         </w:sectPr>
       </w:pPr>
-    </w:p>
-    <w:p>
-      <w:pPr>
-        <w:pStyle w:val="SPBodyText"/>
-      </w:pPr>
-      <w:r>
-        <w:lastRenderedPageBreak/>
-        <w:t>This is why the Act of Contrition contains both sorrow and resolve.</w:t>
-      </w:r>
-    </w:p>
-    <w:p>
-      <w:pPr>
-        <w:pStyle w:val="SPBodyText"/>
-      </w:pPr>
-      <w:r>
-        <w:t>We say that we are sorry, but we also ask for the grace to change. We resolve to confess our sins, to do penance, to amend our lives, and to avoid those things that lead us towards sin. Our resolution does not rest entirely upon our own strength. We pray for God's grace because we know that conversion is not something we accomplish alone.</w:t>
-      </w:r>
-    </w:p>
-    <w:p>
-      <w:pPr>
-        <w:pStyle w:val="SPBodyText"/>
-      </w:pPr>
-      <w:r>
-        <w:t>There may be times when we pray this prayer and feel deeply sorry for what we have done. At other times, the words may seem difficult to feel. We may recognise our sin intellectually while our emotions remain quiet.</w:t>
-      </w:r>
-    </w:p>
-    <w:p>
-      <w:pPr>
-        <w:pStyle w:val="SPBodyText"/>
-      </w:pPr>
-      <w:r>
-        <w:t>The prayer is still worth praying.</w:t>
-      </w:r>
-    </w:p>
-    <w:p>
-      <w:pPr>
-        <w:pStyle w:val="SPBodyText"/>
-      </w:pPr>
-      <w:r>
-        <w:t>Contrition is ultimately an act of the will: a turning of the heart towards God and a desire to live differently. Even when our feelings are uncertain, we can choose to return.</w:t>
-      </w:r>
-    </w:p>
-    <w:p>
-      <w:pPr>
-        <w:pStyle w:val="SPBodyText"/>
-      </w:pPr>
-      <w:r>
-        <w:t>And so the Act of Contrition is not merely a prayer about the past.</w:t>
-      </w:r>
-    </w:p>
-    <w:p>
-      <w:pPr>
-        <w:pStyle w:val="SPBodyText"/>
-      </w:pPr>
-      <w:r>
-        <w:t>It is a prayer of beginning again.</w:t>
-      </w:r>
-    </w:p>
-    <w:p>
-      <w:pPr>
-        <w:pStyle w:val="SPBodyText"/>
-      </w:pPr>
-    </w:p>
-    <w:p>
-      <w:pPr>
-        <w:pStyle w:val="SPBodyText"/>
-      </w:pPr>
-      <w:r>
-        <w:t>Godly sorrow, as Saint Paul reminds us, leads towards repentance and salvation. The Christian who falls is not called to remain on the ground. We are called to rise, to receive God's mercy, and to continue the journey.</w:t>
-      </w:r>
-    </w:p>
-    <w:p>
-      <w:pPr>
-        <w:pStyle w:val="SPBodyText"/>
-      </w:pPr>
-      <w:r>
-        <w:t>Whenever we pray these words sincerely, we are reminded of something simple and profound:</w:t>
-      </w:r>
-    </w:p>
-    <w:p>
-      <w:pPr>
-        <w:pStyle w:val="SPBodyText"/>
-      </w:pPr>
-    </w:p>
-    <w:p>
-      <w:pPr>
-        <w:pStyle w:val="SPBodyText"/>
-      </w:pPr>
-      <w:r>
-        <w:t>We may fall, but God's mercy invites us to return.</w:t>
-      </w:r>
+      <w:bookmarkStart w:id="16" w:name="_Toc240260246"/>
     </w:p>
     <w:p>
       <w:pPr>
         <w:pStyle w:val="SPPrayerTitle"/>
       </w:pPr>
-      <w:bookmarkStart w:id="16" w:name="_Toc238808943"/>
       <w:r>
         <w:lastRenderedPageBreak/>
         <w:t>Closing Thoughts</w:t>
@@ -8945,62 +8799,33 @@
     </w:p>
     <w:p>
       <w:pPr>
-        <w:pStyle w:val="SPBodyText"/>
-      </w:pPr>
-      <w:r>
-        <w:t>One Faith, Many Prayers</w:t>
-      </w:r>
-    </w:p>
-    <w:p>
-      <w:pPr>
-        <w:pStyle w:val="SPBodyText"/>
-      </w:pPr>
-      <w:r>
-        <w:t>We have prayed familiar prayers that have been spoken by Christians for generations.</w:t>
-      </w:r>
-    </w:p>
-    <w:p>
-      <w:pPr>
-        <w:pStyle w:val="SPBodyText"/>
-      </w:pPr>
-      <w:r>
-        <w:t>Each prayer gives voice to a different movement of faith.</w:t>
-      </w:r>
-    </w:p>
-    <w:p>
-      <w:pPr>
-        <w:pStyle w:val="SPBodyText"/>
-      </w:pPr>
-      <w:r>
-        <w:t xml:space="preserve">In the </w:t>
-      </w:r>
-      <w:r>
         <w:rPr>
           <w:b/>
           <w:bCs/>
         </w:rPr>
-        <w:t>Sign of the Cross</w:t>
-      </w:r>
-      <w:r>
-        <w:t>, we begin and end in the name of the Father, and of the Son, and of the Holy Spirit.</w:t>
-      </w:r>
-    </w:p>
-    <w:p>
-      <w:pPr>
-        <w:pStyle w:val="SPBodyText"/>
-      </w:pPr>
-      <w:r>
-        <w:t xml:space="preserve">In the </w:t>
-      </w:r>
+      </w:pPr>
       <w:r>
         <w:rPr>
           <w:b/>
           <w:bCs/>
         </w:rPr>
-        <w:t>Our Father</w:t>
-      </w:r>
-      <w:r>
-        <w:t>, Christ teaches us to approach God as children who belong to Him.</w:t>
+        <w:t>One Faith, Many Prayers</w:t>
+      </w:r>
+    </w:p>
+    <w:p>
+      <w:pPr>
+        <w:pStyle w:val="SPBodyText"/>
+      </w:pPr>
+      <w:r>
+        <w:t>We have prayed familiar prayers that have been spoken by Christians for generations.</w:t>
+      </w:r>
+    </w:p>
+    <w:p>
+      <w:pPr>
+        <w:pStyle w:val="SPBodyText"/>
+      </w:pPr>
+      <w:r>
+        <w:t>Each prayer gives voice to a different movement of faith.</w:t>
       </w:r>
     </w:p>
     <w:p>
@@ -9015,10 +8840,10 @@
           <w:b/>
           <w:bCs/>
         </w:rPr>
-        <w:t>Hail Mary</w:t>
-      </w:r>
-      <w:r>
-        <w:t>, we receive the words of Scripture, remember the mystery of Christ's Incarnation, and ask for the prayers of His Mother.</w:t>
+        <w:t>Sign of the Cross</w:t>
+      </w:r>
+      <w:r>
+        <w:t>, we begin and end in the name of the Father, and of the Son, and of the Holy Spirit.</w:t>
       </w:r>
     </w:p>
     <w:p>
@@ -9033,10 +8858,10 @@
           <w:b/>
           <w:bCs/>
         </w:rPr>
-        <w:t>Glory Be</w:t>
-      </w:r>
-      <w:r>
-        <w:t>, we lift our hearts beyond ourselves and give praise to the Father, the Son, and the Holy Spirit.</w:t>
+        <w:t>Our Father</w:t>
+      </w:r>
+      <w:r>
+        <w:t>, Christ teaches us to approach God as children who belong to Him.</w:t>
       </w:r>
     </w:p>
     <w:p>
@@ -9051,6 +8876,42 @@
           <w:b/>
           <w:bCs/>
         </w:rPr>
+        <w:t>Hail Mary</w:t>
+      </w:r>
+      <w:r>
+        <w:t>, we receive the words of Scripture, remember the mystery of Christ's Incarnation, and ask for the prayers of His Mother.</w:t>
+      </w:r>
+    </w:p>
+    <w:p>
+      <w:pPr>
+        <w:pStyle w:val="SPBodyText"/>
+      </w:pPr>
+      <w:r>
+        <w:t xml:space="preserve">In the </w:t>
+      </w:r>
+      <w:r>
+        <w:rPr>
+          <w:b/>
+          <w:bCs/>
+        </w:rPr>
+        <w:t>Glory Be</w:t>
+      </w:r>
+      <w:r>
+        <w:t>, we lift our hearts beyond ourselves and give praise to the Father, the Son, and the Holy Spirit.</w:t>
+      </w:r>
+    </w:p>
+    <w:p>
+      <w:pPr>
+        <w:pStyle w:val="SPBodyText"/>
+      </w:pPr>
+      <w:r>
+        <w:t xml:space="preserve">In the </w:t>
+      </w:r>
+      <w:r>
+        <w:rPr>
+          <w:b/>
+          <w:bCs/>
+        </w:rPr>
         <w:t>Act of Contrition</w:t>
       </w:r>
       <w:r>
@@ -9200,7 +9061,7 @@
     </w:p>
     <w:p>
       <w:pPr>
-        <w:pStyle w:val="SPBodyText"/>
+        <w:jc w:val="center"/>
       </w:pPr>
       <w:r>
         <w:rPr>
@@ -9226,7 +9087,7 @@
       <w:pPr>
         <w:pStyle w:val="SPSectionTitle"/>
       </w:pPr>
-      <w:bookmarkStart w:id="17" w:name="_Toc238808944"/>
+      <w:bookmarkStart w:id="17" w:name="_Toc240260247"/>
       <w:r>
         <w:lastRenderedPageBreak/>
         <w:t xml:space="preserve">Part </w:t>
@@ -9238,7 +9099,13 @@
         <w:t xml:space="preserve"> </w:t>
       </w:r>
       <w:r>
-        <w:t>- Gospel canticles</w:t>
+        <w:t xml:space="preserve">- Gospel </w:t>
+      </w:r>
+      <w:r>
+        <w:t>C</w:t>
+      </w:r>
+      <w:r>
+        <w:t>anticles</w:t>
       </w:r>
       <w:bookmarkEnd w:id="17"/>
     </w:p>
@@ -9431,7 +9298,7 @@
     </w:p>
     <w:p>
       <w:pPr>
-        <w:pStyle w:val="SPBodyText"/>
+        <w:jc w:val="center"/>
       </w:pPr>
       <w:r>
         <w:rPr>
@@ -9450,7 +9317,7 @@
       <w:pPr>
         <w:pStyle w:val="SPPrayerTitle"/>
       </w:pPr>
-      <w:bookmarkStart w:id="18" w:name="_Toc238808945"/>
+      <w:bookmarkStart w:id="18" w:name="_Toc240260248"/>
       <w:r>
         <w:t>The Benedictus</w:t>
       </w:r>
@@ -10378,6 +10245,7 @@
         <w:pStyle w:val="SPBodyText"/>
       </w:pPr>
       <w:r>
+        <w:lastRenderedPageBreak/>
         <w:t>God has carried His people before.</w:t>
       </w:r>
     </w:p>
@@ -10386,7 +10254,6 @@
         <w:pStyle w:val="SPBodyText"/>
       </w:pPr>
       <w:r>
-        <w:lastRenderedPageBreak/>
         <w:t>God has brought light into darkness before.</w:t>
       </w:r>
     </w:p>
@@ -10706,161 +10573,161 @@
         <w:pStyle w:val="SPBodyText"/>
       </w:pPr>
       <w:r>
+        <w:t>To Guide Our Feet</w:t>
+      </w:r>
+    </w:p>
+    <w:p>
+      <w:pPr>
+        <w:pStyle w:val="SPBodyText"/>
+      </w:pPr>
+      <w:r>
+        <w:t>The final words of the Benedictus are not about giving us a complete map of the future.</w:t>
+      </w:r>
+    </w:p>
+    <w:p>
+      <w:pPr>
+        <w:pStyle w:val="SPBodyText"/>
+      </w:pPr>
+      <w:r>
+        <w:t>They ask for something simpler:</w:t>
+      </w:r>
+    </w:p>
+    <w:p>
+      <w:pPr>
+        <w:pStyle w:val="SPBodyText"/>
+      </w:pPr>
+      <w:r>
+        <w:t>that God may guide our feet into the way of peace.</w:t>
+      </w:r>
+    </w:p>
+    <w:p>
+      <w:pPr>
+        <w:pStyle w:val="SPBodyText"/>
+      </w:pPr>
+      <w:r>
+        <w:t>Not necessarily the whole road.</w:t>
+      </w:r>
+    </w:p>
+    <w:p>
+      <w:pPr>
+        <w:pStyle w:val="SPBodyText"/>
+      </w:pPr>
+      <w:r>
+        <w:t>Just the next step.</w:t>
+      </w:r>
+    </w:p>
+    <w:p>
+      <w:pPr>
+        <w:pStyle w:val="SPBodyText"/>
+      </w:pPr>
+      <w:r>
+        <w:t>That may be all we need.</w:t>
+      </w:r>
+    </w:p>
+    <w:p>
+      <w:pPr>
+        <w:pStyle w:val="SPBodyText"/>
+      </w:pPr>
+      <w:r>
+        <w:t>We do not always need to know where the road will eventually lead.</w:t>
+      </w:r>
+    </w:p>
+    <w:p>
+      <w:pPr>
+        <w:pStyle w:val="SPBodyText"/>
+      </w:pPr>
+      <w:r>
+        <w:t>We need only enough light to take the next faithful step.</w:t>
+      </w:r>
+    </w:p>
+    <w:p>
+      <w:pPr>
+        <w:pStyle w:val="SPBodyText"/>
+      </w:pPr>
+      <w:r>
+        <w:t>The Benedictus therefore becomes a prayer for our own lives.</w:t>
+      </w:r>
+    </w:p>
+    <w:p>
+      <w:pPr>
+        <w:pStyle w:val="SPBodyText"/>
+      </w:pPr>
+    </w:p>
+    <w:p>
+      <w:pPr>
+        <w:pStyle w:val="SPBodyText"/>
+      </w:pPr>
+      <w:r>
+        <w:t>When we are uncertain:</w:t>
+      </w:r>
+    </w:p>
+    <w:p>
+      <w:pPr>
+        <w:pStyle w:val="SPBodyText"/>
+      </w:pPr>
+      <w:r>
+        <w:t>Guide our feet.</w:t>
+      </w:r>
+    </w:p>
+    <w:p>
+      <w:pPr>
+        <w:pStyle w:val="SPBodyText"/>
+      </w:pPr>
+      <w:r>
+        <w:t>When we are afraid:</w:t>
+      </w:r>
+    </w:p>
+    <w:p>
+      <w:pPr>
+        <w:pStyle w:val="SPBodyText"/>
+      </w:pPr>
+      <w:r>
+        <w:t>Guide our feet.</w:t>
+      </w:r>
+    </w:p>
+    <w:p>
+      <w:pPr>
+        <w:pStyle w:val="SPBodyText"/>
+      </w:pPr>
+      <w:r>
+        <w:t>When we have wandered:</w:t>
+      </w:r>
+    </w:p>
+    <w:p>
+      <w:pPr>
+        <w:pStyle w:val="SPBodyText"/>
+      </w:pPr>
+      <w:r>
+        <w:t>Guide our feet.</w:t>
+      </w:r>
+    </w:p>
+    <w:p>
+      <w:pPr>
+        <w:pStyle w:val="SPBodyText"/>
+      </w:pPr>
+      <w:r>
+        <w:t>When we cannot see beyond the darkness:</w:t>
+      </w:r>
+    </w:p>
+    <w:p>
+      <w:pPr>
+        <w:pStyle w:val="SPBodyText"/>
+      </w:pPr>
+      <w:r>
+        <w:t>Guide our feet into the way of peace.</w:t>
+      </w:r>
+    </w:p>
+    <w:p>
+      <w:pPr>
+        <w:pStyle w:val="SPBodyText"/>
+      </w:pPr>
+    </w:p>
+    <w:p>
+      <w:pPr>
+        <w:pStyle w:val="SPBodyText"/>
+      </w:pPr>
+      <w:r>
         <w:lastRenderedPageBreak/>
-        <w:t>To Guide Our Feet</w:t>
-      </w:r>
-    </w:p>
-    <w:p>
-      <w:pPr>
-        <w:pStyle w:val="SPBodyText"/>
-      </w:pPr>
-      <w:r>
-        <w:t>The final words of the Benedictus are not about giving us a complete map of the future.</w:t>
-      </w:r>
-    </w:p>
-    <w:p>
-      <w:pPr>
-        <w:pStyle w:val="SPBodyText"/>
-      </w:pPr>
-      <w:r>
-        <w:t>They ask for something simpler:</w:t>
-      </w:r>
-    </w:p>
-    <w:p>
-      <w:pPr>
-        <w:pStyle w:val="SPBodyText"/>
-      </w:pPr>
-      <w:r>
-        <w:t>that God may guide our feet into the way of peace.</w:t>
-      </w:r>
-    </w:p>
-    <w:p>
-      <w:pPr>
-        <w:pStyle w:val="SPBodyText"/>
-      </w:pPr>
-      <w:r>
-        <w:t>Not necessarily the whole road.</w:t>
-      </w:r>
-    </w:p>
-    <w:p>
-      <w:pPr>
-        <w:pStyle w:val="SPBodyText"/>
-      </w:pPr>
-      <w:r>
-        <w:t>Just the next step.</w:t>
-      </w:r>
-    </w:p>
-    <w:p>
-      <w:pPr>
-        <w:pStyle w:val="SPBodyText"/>
-      </w:pPr>
-      <w:r>
-        <w:t>That may be all we need.</w:t>
-      </w:r>
-    </w:p>
-    <w:p>
-      <w:pPr>
-        <w:pStyle w:val="SPBodyText"/>
-      </w:pPr>
-      <w:r>
-        <w:t>We do not always need to know where the road will eventually lead.</w:t>
-      </w:r>
-    </w:p>
-    <w:p>
-      <w:pPr>
-        <w:pStyle w:val="SPBodyText"/>
-      </w:pPr>
-      <w:r>
-        <w:t>We need only enough light to take the next faithful step.</w:t>
-      </w:r>
-    </w:p>
-    <w:p>
-      <w:pPr>
-        <w:pStyle w:val="SPBodyText"/>
-      </w:pPr>
-      <w:r>
-        <w:t>The Benedictus therefore becomes a prayer for our own lives.</w:t>
-      </w:r>
-    </w:p>
-    <w:p>
-      <w:pPr>
-        <w:pStyle w:val="SPBodyText"/>
-      </w:pPr>
-    </w:p>
-    <w:p>
-      <w:pPr>
-        <w:pStyle w:val="SPBodyText"/>
-      </w:pPr>
-      <w:r>
-        <w:t>When we are uncertain:</w:t>
-      </w:r>
-    </w:p>
-    <w:p>
-      <w:pPr>
-        <w:pStyle w:val="SPBodyText"/>
-      </w:pPr>
-      <w:r>
-        <w:t>Guide our feet.</w:t>
-      </w:r>
-    </w:p>
-    <w:p>
-      <w:pPr>
-        <w:pStyle w:val="SPBodyText"/>
-      </w:pPr>
-      <w:r>
-        <w:t>When we are afraid:</w:t>
-      </w:r>
-    </w:p>
-    <w:p>
-      <w:pPr>
-        <w:pStyle w:val="SPBodyText"/>
-      </w:pPr>
-      <w:r>
-        <w:t>Guide our feet.</w:t>
-      </w:r>
-    </w:p>
-    <w:p>
-      <w:pPr>
-        <w:pStyle w:val="SPBodyText"/>
-      </w:pPr>
-      <w:r>
-        <w:t>When we have wandered:</w:t>
-      </w:r>
-    </w:p>
-    <w:p>
-      <w:pPr>
-        <w:pStyle w:val="SPBodyText"/>
-      </w:pPr>
-      <w:r>
-        <w:t>Guide our feet.</w:t>
-      </w:r>
-    </w:p>
-    <w:p>
-      <w:pPr>
-        <w:pStyle w:val="SPBodyText"/>
-      </w:pPr>
-      <w:r>
-        <w:t>When we cannot see beyond the darkness:</w:t>
-      </w:r>
-    </w:p>
-    <w:p>
-      <w:pPr>
-        <w:pStyle w:val="SPBodyText"/>
-      </w:pPr>
-      <w:r>
-        <w:t>Guide our feet into the way of peace.</w:t>
-      </w:r>
-    </w:p>
-    <w:p>
-      <w:pPr>
-        <w:pStyle w:val="SPBodyText"/>
-      </w:pPr>
-    </w:p>
-    <w:p>
-      <w:pPr>
-        <w:pStyle w:val="SPBodyText"/>
-      </w:pPr>
-      <w:r>
         <w:t>And perhaps this is why the Church gives this canticle to the morning.</w:t>
       </w:r>
     </w:p>
@@ -10869,166 +10736,166 @@
         <w:pStyle w:val="SPBodyText"/>
       </w:pPr>
       <w:r>
+        <w:t>The day is beginning.</w:t>
+      </w:r>
+    </w:p>
+    <w:p>
+      <w:pPr>
+        <w:pStyle w:val="SPBodyText"/>
+      </w:pPr>
+      <w:r>
+        <w:t>We do not know what it will bring.</w:t>
+      </w:r>
+    </w:p>
+    <w:p>
+      <w:pPr>
+        <w:pStyle w:val="SPBodyText"/>
+      </w:pPr>
+    </w:p>
+    <w:p>
+      <w:pPr>
+        <w:pStyle w:val="SPBodyText"/>
+      </w:pPr>
+      <w:r>
+        <w:t>But the dawn has come.</w:t>
+      </w:r>
+    </w:p>
+    <w:p>
+      <w:pPr>
+        <w:pStyle w:val="SPBodyText"/>
+      </w:pPr>
+      <w:r>
+        <w:t>Christ is our light.</w:t>
+      </w:r>
+    </w:p>
+    <w:p>
+      <w:pPr>
+        <w:pStyle w:val="SPBodyText"/>
+      </w:pPr>
+      <w:r>
+        <w:t>And we place our feet upon the road.</w:t>
+      </w:r>
+    </w:p>
+    <w:p>
+      <w:pPr>
+        <w:pStyle w:val="SPBodyText"/>
+      </w:pPr>
+    </w:p>
+    <w:p>
+      <w:pPr>
+        <w:pStyle w:val="SPBodyText"/>
+      </w:pPr>
+      <w:r>
+        <w:t>A Prayer for the Morning</w:t>
+      </w:r>
+    </w:p>
+    <w:p>
+      <w:pPr>
+        <w:pStyle w:val="SPBodyText"/>
+      </w:pPr>
+    </w:p>
+    <w:p>
+      <w:pPr>
+        <w:pStyle w:val="SPBodyText"/>
+      </w:pPr>
+      <w:r>
+        <w:t>When you pray the Benedictus, do not rush through it.</w:t>
+      </w:r>
+    </w:p>
+    <w:p>
+      <w:pPr>
+        <w:pStyle w:val="SPBodyText"/>
+      </w:pPr>
+      <w:r>
+        <w:t>Remember what God has done.</w:t>
+      </w:r>
+    </w:p>
+    <w:p>
+      <w:pPr>
+        <w:pStyle w:val="SPBodyText"/>
+      </w:pPr>
+      <w:r>
+        <w:t>Remember His promises.</w:t>
+      </w:r>
+    </w:p>
+    <w:p>
+      <w:pPr>
+        <w:pStyle w:val="SPBodyText"/>
+      </w:pPr>
+      <w:r>
+        <w:t>Remember that His mercy is still reaching toward you.</w:t>
+      </w:r>
+    </w:p>
+    <w:p>
+      <w:pPr>
+        <w:pStyle w:val="SPBodyText"/>
+      </w:pPr>
+      <w:r>
+        <w:t>Bring before Him the darkness you carry.</w:t>
+      </w:r>
+    </w:p>
+    <w:p>
+      <w:pPr>
+        <w:pStyle w:val="SPBodyText"/>
+      </w:pPr>
+      <w:r>
+        <w:t>Bring Him the people you love.</w:t>
+      </w:r>
+    </w:p>
+    <w:p>
+      <w:pPr>
+        <w:pStyle w:val="SPBodyText"/>
+      </w:pPr>
+      <w:r>
+        <w:t>Bring Him the things you cannot control.</w:t>
+      </w:r>
+    </w:p>
+    <w:p>
+      <w:pPr>
+        <w:pStyle w:val="SPBodyText"/>
+      </w:pPr>
+      <w:r>
+        <w:t>And then ask simply:</w:t>
+      </w:r>
+    </w:p>
+    <w:p>
+      <w:pPr>
+        <w:pStyle w:val="SPBodyText"/>
+      </w:pPr>
+      <w:r>
+        <w:t>Lord, guide my feet today.</w:t>
+      </w:r>
+    </w:p>
+    <w:p>
+      <w:pPr>
+        <w:pStyle w:val="SPBodyText"/>
+      </w:pPr>
+      <w:r>
+        <w:t>Not tomorrow.</w:t>
+      </w:r>
+    </w:p>
+    <w:p>
+      <w:pPr>
+        <w:pStyle w:val="SPBodyText"/>
+      </w:pPr>
+      <w:r>
+        <w:t>Not through the whole of my life.</w:t>
+      </w:r>
+    </w:p>
+    <w:p>
+      <w:pPr>
+        <w:pStyle w:val="SPBodyText"/>
+      </w:pPr>
+      <w:r>
+        <w:t>Today.</w:t>
+      </w:r>
+    </w:p>
+    <w:p>
+      <w:pPr>
+        <w:pStyle w:val="SPBodyText"/>
+      </w:pPr>
+      <w:r>
         <w:lastRenderedPageBreak/>
-        <w:t>The day is beginning.</w:t>
-      </w:r>
-    </w:p>
-    <w:p>
-      <w:pPr>
-        <w:pStyle w:val="SPBodyText"/>
-      </w:pPr>
-      <w:r>
-        <w:t>We do not know what it will bring.</w:t>
-      </w:r>
-    </w:p>
-    <w:p>
-      <w:pPr>
-        <w:pStyle w:val="SPBodyText"/>
-      </w:pPr>
-    </w:p>
-    <w:p>
-      <w:pPr>
-        <w:pStyle w:val="SPBodyText"/>
-      </w:pPr>
-      <w:r>
-        <w:t>But the dawn has come.</w:t>
-      </w:r>
-    </w:p>
-    <w:p>
-      <w:pPr>
-        <w:pStyle w:val="SPBodyText"/>
-      </w:pPr>
-      <w:r>
-        <w:t>Christ is our light.</w:t>
-      </w:r>
-    </w:p>
-    <w:p>
-      <w:pPr>
-        <w:pStyle w:val="SPBodyText"/>
-      </w:pPr>
-      <w:r>
-        <w:t>And we place our feet upon the road.</w:t>
-      </w:r>
-    </w:p>
-    <w:p>
-      <w:pPr>
-        <w:pStyle w:val="SPBodyText"/>
-      </w:pPr>
-    </w:p>
-    <w:p>
-      <w:pPr>
-        <w:pStyle w:val="SPBodyText"/>
-      </w:pPr>
-      <w:r>
-        <w:t>A Prayer for the Morning</w:t>
-      </w:r>
-    </w:p>
-    <w:p>
-      <w:pPr>
-        <w:pStyle w:val="SPBodyText"/>
-      </w:pPr>
-    </w:p>
-    <w:p>
-      <w:pPr>
-        <w:pStyle w:val="SPBodyText"/>
-      </w:pPr>
-      <w:r>
-        <w:t>When you pray the Benedictus, do not rush through it.</w:t>
-      </w:r>
-    </w:p>
-    <w:p>
-      <w:pPr>
-        <w:pStyle w:val="SPBodyText"/>
-      </w:pPr>
-      <w:r>
-        <w:t>Remember what God has done.</w:t>
-      </w:r>
-    </w:p>
-    <w:p>
-      <w:pPr>
-        <w:pStyle w:val="SPBodyText"/>
-      </w:pPr>
-      <w:r>
-        <w:t>Remember His promises.</w:t>
-      </w:r>
-    </w:p>
-    <w:p>
-      <w:pPr>
-        <w:pStyle w:val="SPBodyText"/>
-      </w:pPr>
-      <w:r>
-        <w:t>Remember that His mercy is still reaching toward you.</w:t>
-      </w:r>
-    </w:p>
-    <w:p>
-      <w:pPr>
-        <w:pStyle w:val="SPBodyText"/>
-      </w:pPr>
-      <w:r>
-        <w:t>Bring before Him the darkness you carry.</w:t>
-      </w:r>
-    </w:p>
-    <w:p>
-      <w:pPr>
-        <w:pStyle w:val="SPBodyText"/>
-      </w:pPr>
-      <w:r>
-        <w:t>Bring Him the people you love.</w:t>
-      </w:r>
-    </w:p>
-    <w:p>
-      <w:pPr>
-        <w:pStyle w:val="SPBodyText"/>
-      </w:pPr>
-      <w:r>
-        <w:t>Bring Him the things you cannot control.</w:t>
-      </w:r>
-    </w:p>
-    <w:p>
-      <w:pPr>
-        <w:pStyle w:val="SPBodyText"/>
-      </w:pPr>
-      <w:r>
-        <w:t>And then ask simply:</w:t>
-      </w:r>
-    </w:p>
-    <w:p>
-      <w:pPr>
-        <w:pStyle w:val="SPBodyText"/>
-      </w:pPr>
-      <w:r>
-        <w:t>Lord, guide my feet today.</w:t>
-      </w:r>
-    </w:p>
-    <w:p>
-      <w:pPr>
-        <w:pStyle w:val="SPBodyText"/>
-      </w:pPr>
-      <w:r>
-        <w:t>Not tomorrow.</w:t>
-      </w:r>
-    </w:p>
-    <w:p>
-      <w:pPr>
-        <w:pStyle w:val="SPBodyText"/>
-      </w:pPr>
-      <w:r>
-        <w:t>Not through the whole of my life.</w:t>
-      </w:r>
-    </w:p>
-    <w:p>
-      <w:pPr>
-        <w:pStyle w:val="SPBodyText"/>
-      </w:pPr>
-      <w:r>
-        <w:t>Today.</w:t>
-      </w:r>
-    </w:p>
-    <w:p>
-      <w:pPr>
-        <w:pStyle w:val="SPBodyText"/>
-      </w:pPr>
-      <w:r>
         <w:t>Guide my feet into the way of peace.</w:t>
       </w:r>
     </w:p>
@@ -11077,7 +10944,7 @@
       <w:pPr>
         <w:pStyle w:val="SPPrayerTitle"/>
       </w:pPr>
-      <w:bookmarkStart w:id="19" w:name="_Toc238808946"/>
+      <w:bookmarkStart w:id="19" w:name="_Toc240260249"/>
       <w:r>
         <w:t>The Magnificat</w:t>
       </w:r>
@@ -11755,7 +11622,6 @@
         <w:pStyle w:val="SPBodyText"/>
       </w:pPr>
       <w:r>
-        <w:lastRenderedPageBreak/>
         <w:t xml:space="preserve">To give thanks is not merely to say that we have received something good. It is to recognise </w:t>
       </w:r>
       <w:r>
@@ -11774,6 +11640,7 @@
         <w:pStyle w:val="SPBodyText"/>
       </w:pPr>
       <w:r>
+        <w:lastRenderedPageBreak/>
         <w:t>Mary sees God's hand in her life.</w:t>
       </w:r>
     </w:p>
@@ -11911,15 +11778,15 @@
         <w:pStyle w:val="SPBodyText"/>
       </w:pPr>
       <w:r>
+        <w:t>Her own life is not separate from God's work in history. The promise made to Abraham is now being fulfilled before her eyes.</w:t>
+      </w:r>
+    </w:p>
+    <w:p>
+      <w:pPr>
+        <w:pStyle w:val="SPBodyText"/>
+      </w:pPr>
+      <w:r>
         <w:lastRenderedPageBreak/>
-        <w:t>Her own life is not separate from God's work in history. The promise made to Abraham is now being fulfilled before her eyes.</w:t>
-      </w:r>
-    </w:p>
-    <w:p>
-      <w:pPr>
-        <w:pStyle w:val="SPBodyText"/>
-      </w:pPr>
-      <w:r>
         <w:t>The humble servant from Nazareth has become the mother of the promised Messiah.</w:t>
       </w:r>
     </w:p>
@@ -12065,23 +11932,23 @@
         <w:pStyle w:val="SPBodyText"/>
       </w:pPr>
       <w:r>
+        <w:t>That means the Magnificat is not only Mary's song.</w:t>
+      </w:r>
+    </w:p>
+    <w:p>
+      <w:pPr>
+        <w:pStyle w:val="SPBodyText"/>
+      </w:pPr>
+      <w:r>
+        <w:t>It can become ours.</w:t>
+      </w:r>
+    </w:p>
+    <w:p>
+      <w:pPr>
+        <w:pStyle w:val="SPBodyText"/>
+      </w:pPr>
+      <w:r>
         <w:lastRenderedPageBreak/>
-        <w:t>That means the Magnificat is not only Mary's song.</w:t>
-      </w:r>
-    </w:p>
-    <w:p>
-      <w:pPr>
-        <w:pStyle w:val="SPBodyText"/>
-      </w:pPr>
-      <w:r>
-        <w:t>It can become ours.</w:t>
-      </w:r>
-    </w:p>
-    <w:p>
-      <w:pPr>
-        <w:pStyle w:val="SPBodyText"/>
-      </w:pPr>
-      <w:r>
         <w:t>When we pray these words, we join our voices to hers.</w:t>
       </w:r>
     </w:p>
@@ -12227,15 +12094,15 @@
         <w:pStyle w:val="SPBodyText"/>
       </w:pPr>
       <w:r>
+        <w:t>And that is sometimes enough for us too.</w:t>
+      </w:r>
+    </w:p>
+    <w:p>
+      <w:pPr>
+        <w:pStyle w:val="SPBodyText"/>
+      </w:pPr>
+      <w:r>
         <w:lastRenderedPageBreak/>
-        <w:t>And that is sometimes enough for us too.</w:t>
-      </w:r>
-    </w:p>
-    <w:p>
-      <w:pPr>
-        <w:pStyle w:val="SPBodyText"/>
-      </w:pPr>
-      <w:r>
         <w:t>There will be moments when we cannot see what God is doing.</w:t>
       </w:r>
     </w:p>
@@ -12375,7 +12242,7 @@
       <w:pPr>
         <w:pStyle w:val="SPPrayerTitle"/>
       </w:pPr>
-      <w:bookmarkStart w:id="20" w:name="_Toc238808947"/>
+      <w:bookmarkStart w:id="20" w:name="_Toc240260250"/>
       <w:r>
         <w:t>Nunc Dimit</w:t>
       </w:r>
@@ -13057,7 +12924,7 @@
       <w:pPr>
         <w:pStyle w:val="SPPrayerTitle"/>
       </w:pPr>
-      <w:bookmarkStart w:id="21" w:name="_Toc238808948"/>
+      <w:bookmarkStart w:id="21" w:name="_Toc240260251"/>
       <w:r>
         <w:lastRenderedPageBreak/>
         <w:t>Closing Thoughts</w:t>
@@ -13247,7 +13114,7 @@
       <w:pPr>
         <w:pStyle w:val="SPSectionTitle"/>
       </w:pPr>
-      <w:bookmarkStart w:id="22" w:name="_Toc238808949"/>
+      <w:bookmarkStart w:id="22" w:name="_Toc240260252"/>
       <w:r>
         <w:lastRenderedPageBreak/>
         <w:t xml:space="preserve">Part </w:t>
@@ -13455,7 +13322,7 @@
       <w:pPr>
         <w:pStyle w:val="SPPrayerTitle"/>
       </w:pPr>
-      <w:bookmarkStart w:id="23" w:name="_Toc238808950"/>
+      <w:bookmarkStart w:id="23" w:name="_Toc240260253"/>
       <w:r>
         <w:t xml:space="preserve">Morning </w:t>
       </w:r>
@@ -14250,6 +14117,7 @@
         <w:pStyle w:val="SPBodyText"/>
       </w:pPr>
       <w:r>
+        <w:lastRenderedPageBreak/>
         <w:t>Even our suffering can become an offering when it is united with Christ and entrusted to God.</w:t>
       </w:r>
     </w:p>
@@ -14258,7 +14126,6 @@
         <w:pStyle w:val="SPBodyText"/>
       </w:pPr>
       <w:r>
-        <w:lastRenderedPageBreak/>
         <w:t>This does not mean that every moment will feel holy. There will be distractions, frustrations, mistakes and moments when we forget the prayer we made that morning.</w:t>
       </w:r>
     </w:p>
@@ -14504,7 +14371,7 @@
       <w:pPr>
         <w:pStyle w:val="SPPrayerTitle"/>
       </w:pPr>
-      <w:bookmarkStart w:id="24" w:name="_Toc238808951"/>
+      <w:bookmarkStart w:id="24" w:name="_Toc240260254"/>
       <w:r>
         <w:t>The Angelus</w:t>
       </w:r>
@@ -15345,7 +15212,6 @@
         <w:pStyle w:val="SPBodyText"/>
       </w:pPr>
       <w:r>
-        <w:lastRenderedPageBreak/>
         <w:t>The hours may change.</w:t>
       </w:r>
     </w:p>
@@ -15506,6 +15372,7 @@
         <w:pStyle w:val="SPBodyText"/>
       </w:pPr>
       <w:r>
+        <w:lastRenderedPageBreak/>
         <w:t>And the Angelus does not stop at Bethlehem.</w:t>
       </w:r>
     </w:p>
@@ -15514,7 +15381,6 @@
         <w:pStyle w:val="SPBodyText"/>
       </w:pPr>
       <w:r>
-        <w:lastRenderedPageBreak/>
         <w:t>The prayer leads us from the Incarnation toward the Cross and the Resurrection.</w:t>
       </w:r>
     </w:p>
@@ -15852,7 +15718,7 @@
       <w:pPr>
         <w:pStyle w:val="SPPrayerTitle"/>
       </w:pPr>
-      <w:bookmarkStart w:id="25" w:name="_Toc238808952"/>
+      <w:bookmarkStart w:id="25" w:name="_Toc240260255"/>
       <w:r>
         <w:t>Anima Christi</w:t>
       </w:r>
@@ -16620,7 +16486,7 @@
       <w:pPr>
         <w:pStyle w:val="SPPrayerTitle"/>
       </w:pPr>
-      <w:bookmarkStart w:id="26" w:name="_Toc238808953"/>
+      <w:bookmarkStart w:id="26" w:name="_Toc240260256"/>
       <w:r>
         <w:t>Guardian Angel Prayer</w:t>
       </w:r>
@@ -17062,7 +16928,6 @@
         <w:pStyle w:val="SPBodyText"/>
       </w:pPr>
       <w:r>
-        <w:lastRenderedPageBreak/>
         <w:t>These four words describe a beautiful prayer for the journey of life.</w:t>
       </w:r>
       <w:r>
@@ -17129,6 +16994,7 @@
         <w:pStyle w:val="SPBodyText"/>
       </w:pPr>
       <w:r>
+        <w:lastRenderedPageBreak/>
         <w:t>The presence of a guardian angel does not mean that we will never suffer, make mistakes, or encounter danger. Rather, it reminds us that God's providence remains with us even in those moments. His care is often quiet. Sometimes we may recognise it only afterwards.</w:t>
       </w:r>
     </w:p>
@@ -17184,53 +17050,53 @@
         <w:pStyle w:val="SPBodyText"/>
       </w:pPr>
       <w:r>
+        <w:t>At the beginning of the day, we can entrust ourselves to God's care.</w:t>
+      </w:r>
+      <w:r>
+        <w:br/>
+      </w:r>
+    </w:p>
+    <w:p>
+      <w:pPr>
+        <w:pStyle w:val="SPBodyText"/>
+      </w:pPr>
+      <w:r>
+        <w:t>When we are uncertain, we can ask for guidance.</w:t>
+      </w:r>
+      <w:r>
+        <w:br/>
+      </w:r>
+    </w:p>
+    <w:p>
+      <w:pPr>
+        <w:pStyle w:val="SPBodyText"/>
+      </w:pPr>
+      <w:r>
+        <w:t>When we are afraid, we can remember that we are not abandoned.</w:t>
+      </w:r>
+      <w:r>
+        <w:br/>
+      </w:r>
+    </w:p>
+    <w:p>
+      <w:pPr>
+        <w:pStyle w:val="SPBodyText"/>
+      </w:pPr>
+      <w:r>
+        <w:t>And at the end of the day, we can give thanks for the protection we may never have noticed.</w:t>
+      </w:r>
+    </w:p>
+    <w:p>
+      <w:pPr>
+        <w:pStyle w:val="SPBodyText"/>
+      </w:pPr>
+    </w:p>
+    <w:p>
+      <w:pPr>
+        <w:pStyle w:val="SPBodyText"/>
+      </w:pPr>
+      <w:r>
         <w:lastRenderedPageBreak/>
-        <w:t>At the beginning of the day, we can entrust ourselves to God's care.</w:t>
-      </w:r>
-      <w:r>
-        <w:br/>
-      </w:r>
-    </w:p>
-    <w:p>
-      <w:pPr>
-        <w:pStyle w:val="SPBodyText"/>
-      </w:pPr>
-      <w:r>
-        <w:t>When we are uncertain, we can ask for guidance.</w:t>
-      </w:r>
-      <w:r>
-        <w:br/>
-      </w:r>
-    </w:p>
-    <w:p>
-      <w:pPr>
-        <w:pStyle w:val="SPBodyText"/>
-      </w:pPr>
-      <w:r>
-        <w:t>When we are afraid, we can remember that we are not abandoned.</w:t>
-      </w:r>
-      <w:r>
-        <w:br/>
-      </w:r>
-    </w:p>
-    <w:p>
-      <w:pPr>
-        <w:pStyle w:val="SPBodyText"/>
-      </w:pPr>
-      <w:r>
-        <w:t>And at the end of the day, we can give thanks for the protection we may never have noticed.</w:t>
-      </w:r>
-    </w:p>
-    <w:p>
-      <w:pPr>
-        <w:pStyle w:val="SPBodyText"/>
-      </w:pPr>
-    </w:p>
-    <w:p>
-      <w:pPr>
-        <w:pStyle w:val="SPBodyText"/>
-      </w:pPr>
-      <w:r>
         <w:t>The prayer is short enough to say in a moment.</w:t>
       </w:r>
     </w:p>
@@ -17298,7 +17164,7 @@
       <w:pPr>
         <w:pStyle w:val="SPPrayerTitle"/>
       </w:pPr>
-      <w:bookmarkStart w:id="27" w:name="_Toc238808954"/>
+      <w:bookmarkStart w:id="27" w:name="_Toc240260257"/>
       <w:r>
         <w:t xml:space="preserve">Prayer for the </w:t>
       </w:r>
@@ -17727,15 +17593,15 @@
         <w:pStyle w:val="SPBodyText"/>
       </w:pPr>
       <w:r>
+        <w:t>We ask Him to forgive, to purify, to receive, and to grant eternal rest. In this prayer, our grief becomes an offering of love.</w:t>
+      </w:r>
+    </w:p>
+    <w:p>
+      <w:pPr>
+        <w:pStyle w:val="SPBodyText"/>
+      </w:pPr>
+      <w:r>
         <w:lastRenderedPageBreak/>
-        <w:t>We ask Him to forgive, to purify, to receive, and to grant eternal rest. In this prayer, our grief becomes an offering of love.</w:t>
-      </w:r>
-    </w:p>
-    <w:p>
-      <w:pPr>
-        <w:pStyle w:val="SPBodyText"/>
-      </w:pPr>
-      <w:r>
         <w:t xml:space="preserve">The words </w:t>
       </w:r>
       <w:r>
@@ -17859,7 +17725,7 @@
       <w:pPr>
         <w:pStyle w:val="SPPrayerTitle"/>
       </w:pPr>
-      <w:bookmarkStart w:id="28" w:name="_Toc238808955"/>
+      <w:bookmarkStart w:id="28" w:name="_Toc240260258"/>
       <w:r>
         <w:t xml:space="preserve">Divine  </w:t>
       </w:r>
@@ -18489,7 +18355,7 @@
       <w:pPr>
         <w:pStyle w:val="SPPrayerTitle"/>
       </w:pPr>
-      <w:bookmarkStart w:id="29" w:name="_Toc238808956"/>
+      <w:bookmarkStart w:id="29" w:name="_Toc240260259"/>
       <w:r>
         <w:t xml:space="preserve">Night </w:t>
       </w:r>
@@ -19015,7 +18881,7 @@
         <w:pStyle w:val="SPPrayerTitle"/>
       </w:pPr>
       <w:bookmarkStart w:id="30" w:name="_Toc238726594"/>
-      <w:bookmarkStart w:id="31" w:name="_Toc238808957"/>
+      <w:bookmarkStart w:id="31" w:name="_Toc240260260"/>
       <w:r>
         <w:lastRenderedPageBreak/>
         <w:t>Closing Thoughts</w:t>
@@ -19136,7 +19002,7 @@
       <w:pPr>
         <w:pStyle w:val="SPSectionTitle"/>
       </w:pPr>
-      <w:bookmarkStart w:id="32" w:name="_Toc238808958"/>
+      <w:bookmarkStart w:id="32" w:name="_Toc240260261"/>
       <w:r>
         <w:lastRenderedPageBreak/>
         <w:t xml:space="preserve">Part </w:t>
@@ -19151,7 +19017,13 @@
         <w:t xml:space="preserve"> </w:t>
       </w:r>
       <w:r>
-        <w:t>– Prayers of Protection and intercession</w:t>
+        <w:t xml:space="preserve">– Prayers of Protection and </w:t>
+      </w:r>
+      <w:r>
+        <w:t>I</w:t>
+      </w:r>
+      <w:r>
+        <w:t>ntercession</w:t>
       </w:r>
       <w:bookmarkEnd w:id="32"/>
     </w:p>
@@ -19214,7 +19086,7 @@
       <w:pPr>
         <w:pStyle w:val="SPPrayerTitle"/>
       </w:pPr>
-      <w:bookmarkStart w:id="33" w:name="_Toc238808959"/>
+      <w:bookmarkStart w:id="33" w:name="_Toc240260262"/>
       <w:r>
         <w:t>Saint Michael the Archangel</w:t>
       </w:r>
@@ -19595,15 +19467,15 @@
         <w:pStyle w:val="SPBodyText"/>
       </w:pPr>
       <w:r>
+        <w:t>This is an important lesson for us. There are battles in life that cannot be overcome by our own strength. We encounter temptation, fear, discouragement, anger, doubt, and those things that draw our hearts away from God. Sometimes the battle is obvious; sometimes it is hidden even from us.</w:t>
+      </w:r>
+    </w:p>
+    <w:p>
+      <w:pPr>
+        <w:pStyle w:val="SPBodyText"/>
+      </w:pPr>
+      <w:r>
         <w:lastRenderedPageBreak/>
-        <w:t>This is an important lesson for us. There are battles in life that cannot be overcome by our own strength. We encounter temptation, fear, discouragement, anger, doubt, and those things that draw our hearts away from God. Sometimes the battle is obvious; sometimes it is hidden even from us.</w:t>
-      </w:r>
-    </w:p>
-    <w:p>
-      <w:pPr>
-        <w:pStyle w:val="SPBodyText"/>
-      </w:pPr>
-      <w:r>
         <w:t>The prayer to Saint Michael reminds us that we are not expected to fight every battle alone.</w:t>
       </w:r>
     </w:p>
@@ -19692,41 +19564,41 @@
         <w:pStyle w:val="SPBodyText"/>
       </w:pPr>
       <w:r>
+        <w:t>When we pray:</w:t>
+      </w:r>
+    </w:p>
+    <w:p>
+      <w:pPr>
+        <w:pStyle w:val="SPBodyText"/>
+      </w:pPr>
+    </w:p>
+    <w:p>
+      <w:pPr>
+        <w:pStyle w:val="SPBodyText"/>
+      </w:pPr>
+      <w:r>
+        <w:t>Saint Michael the Archangel, be our protection...</w:t>
+      </w:r>
+    </w:p>
+    <w:p>
+      <w:pPr>
+        <w:pStyle w:val="SPBodyText"/>
+      </w:pPr>
+    </w:p>
+    <w:p>
+      <w:pPr>
+        <w:pStyle w:val="SPBodyText"/>
+      </w:pPr>
+      <w:r>
+        <w:t>we can place our fears, our struggles, and our weaknesses before God.</w:t>
+      </w:r>
+    </w:p>
+    <w:p>
+      <w:pPr>
+        <w:pStyle w:val="SPBodyText"/>
+      </w:pPr>
+      <w:r>
         <w:lastRenderedPageBreak/>
-        <w:t>When we pray:</w:t>
-      </w:r>
-    </w:p>
-    <w:p>
-      <w:pPr>
-        <w:pStyle w:val="SPBodyText"/>
-      </w:pPr>
-    </w:p>
-    <w:p>
-      <w:pPr>
-        <w:pStyle w:val="SPBodyText"/>
-      </w:pPr>
-      <w:r>
-        <w:t>Saint Michael the Archangel, be our protection...</w:t>
-      </w:r>
-    </w:p>
-    <w:p>
-      <w:pPr>
-        <w:pStyle w:val="SPBodyText"/>
-      </w:pPr>
-    </w:p>
-    <w:p>
-      <w:pPr>
-        <w:pStyle w:val="SPBodyText"/>
-      </w:pPr>
-      <w:r>
-        <w:t>we can place our fears, our struggles, and our weaknesses before God.</w:t>
-      </w:r>
-    </w:p>
-    <w:p>
-      <w:pPr>
-        <w:pStyle w:val="SPBodyText"/>
-      </w:pPr>
-      <w:r>
         <w:t>We do not need to be afraid.</w:t>
       </w:r>
     </w:p>
@@ -19788,7 +19660,7 @@
       <w:pPr>
         <w:pStyle w:val="SPPrayerTitle"/>
       </w:pPr>
-      <w:bookmarkStart w:id="34" w:name="_Toc238808960"/>
+      <w:bookmarkStart w:id="34" w:name="_Toc240260263"/>
       <w:r>
         <w:t xml:space="preserve">Saint </w:t>
       </w:r>
@@ -20613,7 +20485,7 @@
       <w:pPr>
         <w:pStyle w:val="SPPrayerTitle"/>
       </w:pPr>
-      <w:bookmarkStart w:id="35" w:name="_Toc238808961"/>
+      <w:bookmarkStart w:id="35" w:name="_Toc240260264"/>
       <w:r>
         <w:t xml:space="preserve">Saint </w:t>
       </w:r>
@@ -21562,7 +21434,7 @@
       <w:pPr>
         <w:pStyle w:val="SPPrayerTitle"/>
       </w:pPr>
-      <w:bookmarkStart w:id="36" w:name="_Toc238808962"/>
+      <w:bookmarkStart w:id="36" w:name="_Toc240260265"/>
       <w:r>
         <w:t xml:space="preserve">Saint </w:t>
       </w:r>
@@ -22051,21 +21923,21 @@
         <w:pStyle w:val="SPBodyText"/>
       </w:pPr>
       <w:r>
+        <w:t xml:space="preserve">The Gospel tells us to </w:t>
+      </w:r>
+      <w:r>
+        <w:t>ask, seek, and knock</w:t>
+      </w:r>
+      <w:r>
+        <w:t>. These are active words. They remind us that faith is not merely waiting for God to find us while we remain still. We are invited to turn towards Him, to ask for His help, to seek His truth, and to continue knocking even when the door does not immediately open.</w:t>
+      </w:r>
+    </w:p>
+    <w:p>
+      <w:pPr>
+        <w:pStyle w:val="SPBodyText"/>
+      </w:pPr>
+      <w:r>
         <w:lastRenderedPageBreak/>
-        <w:t xml:space="preserve">The Gospel tells us to </w:t>
-      </w:r>
-      <w:r>
-        <w:t>ask, seek, and knock</w:t>
-      </w:r>
-      <w:r>
-        <w:t>. These are active words. They remind us that faith is not merely waiting for God to find us while we remain still. We are invited to turn towards Him, to ask for His help, to seek His truth, and to continue knocking even when the door does not immediately open.</w:t>
-      </w:r>
-    </w:p>
-    <w:p>
-      <w:pPr>
-        <w:pStyle w:val="SPBodyText"/>
-      </w:pPr>
-      <w:r>
         <w:t>Yet the parable of the lost sheep reveals something even more beautiful.</w:t>
       </w:r>
     </w:p>
@@ -22164,31 +22036,31 @@
         <w:pStyle w:val="SPBodyText"/>
       </w:pPr>
       <w:r>
+        <w:t>It reminds us that we do not have to face every difficulty alone.</w:t>
+      </w:r>
+    </w:p>
+    <w:p>
+      <w:pPr>
+        <w:pStyle w:val="SPBodyText"/>
+      </w:pPr>
+      <w:r>
+        <w:t>And perhaps, sometimes, the thing we most need to find is not what we were originally looking for.</w:t>
+      </w:r>
+    </w:p>
+    <w:p>
+      <w:pPr>
+        <w:pStyle w:val="SPBodyText"/>
+      </w:pPr>
+      <w:r>
+        <w:t>We may begin by searching for a lost possession and discover that what we really need is patience.</w:t>
+      </w:r>
+    </w:p>
+    <w:p>
+      <w:pPr>
+        <w:pStyle w:val="SPBodyText"/>
+      </w:pPr>
+      <w:r>
         <w:lastRenderedPageBreak/>
-        <w:t>It reminds us that we do not have to face every difficulty alone.</w:t>
-      </w:r>
-    </w:p>
-    <w:p>
-      <w:pPr>
-        <w:pStyle w:val="SPBodyText"/>
-      </w:pPr>
-      <w:r>
-        <w:t>And perhaps, sometimes, the thing we most need to find is not what we were originally looking for.</w:t>
-      </w:r>
-    </w:p>
-    <w:p>
-      <w:pPr>
-        <w:pStyle w:val="SPBodyText"/>
-      </w:pPr>
-      <w:r>
-        <w:t>We may begin by searching for a lost possession and discover that what we really need is patience.</w:t>
-      </w:r>
-    </w:p>
-    <w:p>
-      <w:pPr>
-        <w:pStyle w:val="SPBodyText"/>
-      </w:pPr>
-      <w:r>
         <w:t>We may ask for help with a difficult decision and discover that what we need is trust.</w:t>
       </w:r>
     </w:p>
@@ -22288,39 +22160,39 @@
         <w:pStyle w:val="SPBodyText"/>
       </w:pPr>
       <w:r>
+        <w:t>And when what we are seeking is Christ, we can have an even greater confidence:</w:t>
+      </w:r>
+    </w:p>
+    <w:p>
+      <w:pPr>
+        <w:pStyle w:val="SPBodyText"/>
+      </w:pPr>
+      <w:r>
+        <w:t>He is not waiting for us to find Him before He comes near.</w:t>
+      </w:r>
+    </w:p>
+    <w:p>
+      <w:pPr>
+        <w:pStyle w:val="SPBodyText"/>
+      </w:pPr>
+      <w:r>
+        <w:t>He is already near.</w:t>
+      </w:r>
+    </w:p>
+    <w:p>
+      <w:pPr>
+        <w:pStyle w:val="SPBodyText"/>
+      </w:pPr>
+      <w:r>
+        <w:t>He is already calling.</w:t>
+      </w:r>
+    </w:p>
+    <w:p>
+      <w:pPr>
+        <w:pStyle w:val="SPBodyText"/>
+      </w:pPr>
+      <w:r>
         <w:lastRenderedPageBreak/>
-        <w:t>And when what we are seeking is Christ, we can have an even greater confidence:</w:t>
-      </w:r>
-    </w:p>
-    <w:p>
-      <w:pPr>
-        <w:pStyle w:val="SPBodyText"/>
-      </w:pPr>
-      <w:r>
-        <w:t>He is not waiting for us to find Him before He comes near.</w:t>
-      </w:r>
-    </w:p>
-    <w:p>
-      <w:pPr>
-        <w:pStyle w:val="SPBodyText"/>
-      </w:pPr>
-      <w:r>
-        <w:t>He is already near.</w:t>
-      </w:r>
-    </w:p>
-    <w:p>
-      <w:pPr>
-        <w:pStyle w:val="SPBodyText"/>
-      </w:pPr>
-      <w:r>
-        <w:t>He is already calling.</w:t>
-      </w:r>
-    </w:p>
-    <w:p>
-      <w:pPr>
-        <w:pStyle w:val="SPBodyText"/>
-      </w:pPr>
-      <w:r>
         <w:t>And when we have lost our way, He is always ready to lead us home.</w:t>
       </w:r>
     </w:p>
@@ -22426,7 +22298,7 @@
       <w:pPr>
         <w:pStyle w:val="SPPrayerTitle"/>
       </w:pPr>
-      <w:bookmarkStart w:id="37" w:name="_Toc238808963"/>
+      <w:bookmarkStart w:id="37" w:name="_Toc240260266"/>
       <w:r>
         <w:t xml:space="preserve">Saint </w:t>
       </w:r>
@@ -23004,7 +22876,6 @@
         <w:pStyle w:val="SPBodyText"/>
       </w:pPr>
       <w:r>
-        <w:lastRenderedPageBreak/>
         <w:t xml:space="preserve">Saint Christopher therefore reminds us that the most important question is not simply </w:t>
       </w:r>
       <w:r>
@@ -23030,6 +22901,7 @@
         <w:pStyle w:val="SPBodyText"/>
       </w:pPr>
       <w:r>
+        <w:lastRenderedPageBreak/>
         <w:t>When we carry Christ into our work, our families, our friendships, our responsibilities, and even our difficulties, ordinary journeys become opportunities for holiness.</w:t>
       </w:r>
     </w:p>
@@ -23109,32 +22981,32 @@
         <w:pStyle w:val="SPBodyText"/>
       </w:pPr>
       <w:r>
+        <w:t xml:space="preserve">Our earthly journeys therefore point beyond themselves toward the journey's true end: </w:t>
+      </w:r>
+      <w:r>
+        <w:t>the presence of God.</w:t>
+      </w:r>
+    </w:p>
+    <w:p>
+      <w:pPr>
+        <w:pStyle w:val="SPBodyText"/>
+      </w:pPr>
+      <w:r>
+        <w:t>This is why the image of Saint Christopher carrying Christ is so powerful. The traveller discovers that the One he thought he was carrying was, in reality, the One who sustains him.</w:t>
+      </w:r>
+      <w:r>
+        <w:t xml:space="preserve"> </w:t>
+      </w:r>
+      <w:r>
+        <w:t>So too with us.</w:t>
+      </w:r>
+    </w:p>
+    <w:p>
+      <w:pPr>
+        <w:pStyle w:val="SPBodyText"/>
+      </w:pPr>
+      <w:r>
         <w:lastRenderedPageBreak/>
-        <w:t xml:space="preserve">Our earthly journeys therefore point beyond themselves toward the journey's true end: </w:t>
-      </w:r>
-      <w:r>
-        <w:t>the presence of God.</w:t>
-      </w:r>
-    </w:p>
-    <w:p>
-      <w:pPr>
-        <w:pStyle w:val="SPBodyText"/>
-      </w:pPr>
-      <w:r>
-        <w:t>This is why the image of Saint Christopher carrying Christ is so powerful. The traveller discovers that the One he thought he was carrying was, in reality, the One who sustains him.</w:t>
-      </w:r>
-      <w:r>
-        <w:t xml:space="preserve"> </w:t>
-      </w:r>
-      <w:r>
-        <w:t>So too with us.</w:t>
-      </w:r>
-    </w:p>
-    <w:p>
-      <w:pPr>
-        <w:pStyle w:val="SPBodyText"/>
-      </w:pPr>
-      <w:r>
         <w:t>We may think that we are carrying our faith through the difficulties of life, but ultimately it is Christ who carries us.</w:t>
       </w:r>
     </w:p>
@@ -23241,7 +23113,7 @@
       <w:pPr>
         <w:pStyle w:val="SPPrayerTitle"/>
       </w:pPr>
-      <w:bookmarkStart w:id="38" w:name="_Toc238808964"/>
+      <w:bookmarkStart w:id="38" w:name="_Toc240260267"/>
       <w:r>
         <w:lastRenderedPageBreak/>
         <w:t>Closing Thoughts</w:t>
@@ -23531,7 +23403,7 @@
       <w:pPr>
         <w:pStyle w:val="SPSectionTitle"/>
       </w:pPr>
-      <w:bookmarkStart w:id="39" w:name="_Toc238808965"/>
+      <w:bookmarkStart w:id="39" w:name="_Toc240260268"/>
       <w:r>
         <w:lastRenderedPageBreak/>
         <w:t>Conclusion</w:t>
@@ -24131,7 +24003,7 @@
       <w:pPr>
         <w:pStyle w:val="SPSectionTitle"/>
       </w:pPr>
-      <w:bookmarkStart w:id="40" w:name="_Toc238808966"/>
+      <w:bookmarkStart w:id="40" w:name="_Toc240260269"/>
       <w:r>
         <w:lastRenderedPageBreak/>
         <w:t>Latin Guide</w:t>
@@ -24611,7 +24483,7 @@
       <w:pPr>
         <w:pStyle w:val="SPSectionTitle"/>
       </w:pPr>
-      <w:bookmarkStart w:id="41" w:name="_Toc238808967"/>
+      <w:bookmarkStart w:id="41" w:name="_Toc240260270"/>
       <w:r>
         <w:lastRenderedPageBreak/>
         <w:t>Common Prayers</w:t>
@@ -25180,7 +25052,7 @@
       <w:pPr>
         <w:pStyle w:val="SPSectionTitle"/>
       </w:pPr>
-      <w:bookmarkStart w:id="42" w:name="_Toc238808968"/>
+      <w:bookmarkStart w:id="42" w:name="_Toc240260271"/>
       <w:r>
         <w:lastRenderedPageBreak/>
         <w:t>Common Catholic Expressions</w:t>
@@ -27590,7 +27462,6 @@
   <w:style w:type="character" w:default="1" w:styleId="DefaultParagraphFont">
     <w:name w:val="Default Paragraph Font"/>
     <w:uiPriority w:val="1"/>
-    <w:semiHidden/>
     <w:unhideWhenUsed/>
   </w:style>
   <w:style w:type="table" w:default="1" w:styleId="TableNormal">
@@ -27910,12 +27781,11 @@
     <w:basedOn w:val="Normal"/>
     <w:autoRedefine/>
     <w:qFormat/>
-    <w:rsid w:val="002E6E31"/>
+    <w:rsid w:val="00143D43"/>
     <w:pPr>
       <w:keepLines/>
-      <w:spacing w:after="80" w:line="288" w:lineRule="auto"/>
-      <w:ind w:firstLine="317"/>
-      <w:jc w:val="center"/>
+      <w:spacing w:line="276" w:lineRule="auto"/>
+      <w:ind w:left="0" w:firstLine="288"/>
     </w:pPr>
     <w:rPr>
       <w:color w:val="333333"/>
@@ -27951,9 +27821,8 @@
     <w:qFormat/>
     <w:rsid w:val="00090FFF"/>
     <w:pPr>
-      <w:spacing w:before="120" w:after="120"/>
+      <w:spacing w:before="120"/>
       <w:ind w:right="360" w:firstLine="0"/>
-      <w:jc w:val="both"/>
     </w:pPr>
     <w:rPr>
       <w:i/>
@@ -27967,7 +27836,6 @@
     <w:rsid w:val="00225384"/>
     <w:pPr>
       <w:spacing w:before="120"/>
-      <w:ind w:firstLine="288"/>
     </w:pPr>
     <w:rPr>
       <w:i/>
@@ -28008,6 +27876,7 @@
     <w:pPr>
       <w:spacing w:before="60" w:line="240" w:lineRule="auto"/>
       <w:ind w:firstLine="0"/>
+      <w:jc w:val="center"/>
     </w:pPr>
     <w:rPr>
       <w:i/>
@@ -28075,6 +27944,7 @@
     <w:pPr>
       <w:spacing w:before="240" w:after="240"/>
       <w:ind w:firstLine="0"/>
+      <w:jc w:val="center"/>
     </w:pPr>
     <w:rPr>
       <w:i/>
@@ -28267,6 +28137,7 @@
     <w:pPr>
       <w:spacing w:after="360" w:line="312" w:lineRule="auto"/>
       <w:ind w:firstLine="0"/>
+      <w:jc w:val="center"/>
     </w:pPr>
     <w:rPr>
       <w:i/>
@@ -28328,8 +28199,8 @@
     <w:qFormat/>
     <w:rsid w:val="007F56B3"/>
     <w:pPr>
-      <w:spacing w:before="240" w:after="120" w:line="240" w:lineRule="auto"/>
-      <w:ind w:left="0" w:firstLine="0"/>
+      <w:spacing w:before="240" w:line="240" w:lineRule="auto"/>
+      <w:ind w:firstLine="0"/>
       <w:outlineLvl w:val="1"/>
     </w:pPr>
     <w:rPr>
@@ -28364,9 +28235,6 @@
     <w:pPr>
       <w:keepNext/>
       <w:keepLines w:val="0"/>
-      <w:spacing w:after="120"/>
-      <w:ind w:left="0"/>
-      <w:jc w:val="both"/>
     </w:pPr>
     <w:rPr>
       <w:sz w:val="23"/>
@@ -28391,8 +28259,9 @@
     <w:rsid w:val="00B74AAA"/>
     <w:pPr>
       <w:keepNext/>
-      <w:spacing w:before="240" w:after="120" w:line="264" w:lineRule="auto"/>
-      <w:ind w:left="0" w:firstLine="0"/>
+      <w:spacing w:before="240" w:line="264" w:lineRule="auto"/>
+      <w:ind w:firstLine="0"/>
+      <w:jc w:val="center"/>
     </w:pPr>
     <w:rPr>
       <w:i/>
@@ -28476,7 +28345,7 @@
     <w:rsid w:val="00090FFF"/>
     <w:pPr>
       <w:spacing w:before="240" w:line="240" w:lineRule="auto"/>
-      <w:ind w:left="0" w:right="0"/>
+      <w:ind w:right="0"/>
     </w:pPr>
     <w:rPr>
       <w:b/>

--- a/manuscript/volume-1/sacrae-preces-volume-1.docx
+++ b/manuscript/volume-1/sacrae-preces-volume-1.docx
@@ -4330,7 +4330,7 @@
       </w:pPr>
       <w:r>
         <w:pict w14:anchorId="249FE732">
-          <v:rect id="_x0000_i24229" style="width:0;height:1.5pt" o:hralign="center" o:hrstd="t" o:hr="t" fillcolor="#a0a0a0" stroked="f"/>
+          <v:rect id="_x0000_i24647" style="width:0;height:1.5pt" o:hralign="center" o:hrstd="t" o:hr="t" fillcolor="#a0a0a0" stroked="f"/>
         </w:pict>
       </w:r>
     </w:p>
@@ -4586,7 +4586,7 @@
       </w:pPr>
       <w:r>
         <w:pict w14:anchorId="25751FDD">
-          <v:rect id="_x0000_i24230" style="width:0;height:1.5pt" o:hralign="center" o:hrstd="t" o:hr="t" fillcolor="#a0a0a0" stroked="f"/>
+          <v:rect id="_x0000_i24648" style="width:0;height:1.5pt" o:hralign="center" o:hrstd="t" o:hr="t" fillcolor="#a0a0a0" stroked="f"/>
         </w:pict>
       </w:r>
     </w:p>
@@ -4658,7 +4658,7 @@
       </w:pPr>
       <w:r>
         <w:pict w14:anchorId="19542BB1">
-          <v:rect id="_x0000_i24231" style="width:0;height:1.5pt" o:hralign="center" o:hrstd="t" o:hr="t" fillcolor="#a0a0a0" stroked="f"/>
+          <v:rect id="_x0000_i24649" style="width:0;height:1.5pt" o:hralign="center" o:hrstd="t" o:hr="t" fillcolor="#a0a0a0" stroked="f"/>
         </w:pict>
       </w:r>
     </w:p>
@@ -4886,7 +4886,7 @@
       </w:pPr>
       <w:r>
         <w:pict w14:anchorId="68D46385">
-          <v:rect id="_x0000_i24232" style="width:0;height:1.5pt" o:hralign="center" o:hrstd="t" o:hr="t" fillcolor="#a0a0a0" stroked="f"/>
+          <v:rect id="_x0000_i24650" style="width:0;height:1.5pt" o:hralign="center" o:hrstd="t" o:hr="t" fillcolor="#a0a0a0" stroked="f"/>
         </w:pict>
       </w:r>
     </w:p>
@@ -5242,7 +5242,13 @@
       </w:r>
       <w:bookmarkStart w:id="10" w:name="_Toc240260240"/>
       <w:r>
-        <w:t>Part I — Basic Prayers</w:t>
+        <w:t xml:space="preserve">Part I </w:t>
+      </w:r>
+      <w:r>
+        <w:t>-</w:t>
+      </w:r>
+      <w:r>
+        <w:t xml:space="preserve"> Basic Prayers</w:t>
       </w:r>
       <w:bookmarkEnd w:id="10"/>
     </w:p>
@@ -6234,6 +6240,7 @@
       <w:r>
         <w:t xml:space="preserve">. It is </w:t>
       </w:r>
+      <w:proofErr w:type="spellStart"/>
       <w:r>
         <w:rPr>
           <w:i/>
@@ -6241,6 +6248,7 @@
         </w:rPr>
         <w:t>our</w:t>
       </w:r>
+      <w:proofErr w:type="spellEnd"/>
       <w:r>
         <w:t>.</w:t>
       </w:r>
@@ -9366,6 +9374,25 @@
     <w:p>
       <w:pPr>
         <w:pStyle w:val="SPBodyText"/>
+      </w:pPr>
+      <w:r>
+        <w:t>I</w:t>
+      </w:r>
+      <w:r>
+        <w:t>t celebrates God's faithfulness and the fulfilment of His promises, while looking toward John the Baptist, who will prepare the way for the Messiah.</w:t>
+      </w:r>
+      <w:r>
+        <w:t xml:space="preserve">  </w:t>
+      </w:r>
+    </w:p>
+    <w:p>
+      <w:pPr>
+        <w:pStyle w:val="SPBodyText"/>
+      </w:pPr>
+    </w:p>
+    <w:p>
+      <w:pPr>
+        <w:pStyle w:val="SPBodyText"/>
         <w:sectPr>
           <w:type w:val="oddPage"/>
           <w:pgSz w:w="7920" w:h="12240" w:code="6"/>
@@ -9376,13 +9403,27 @@
         </w:sectPr>
       </w:pPr>
       <w:r>
-        <w:t>I</w:t>
-      </w:r>
-      <w:r>
-        <w:t>t celebrates God's faithfulness and the fulfilment of His promises, while looking toward John the Baptist, who will prepare the way for the Messiah.</w:t>
-      </w:r>
-      <w:r>
-        <w:t xml:space="preserve">  </w:t>
+        <w:t xml:space="preserve">Traditionally, the </w:t>
+      </w:r>
+      <w:r>
+        <w:rPr>
+          <w:b/>
+          <w:bCs/>
+        </w:rPr>
+        <w:t>Benedictus</w:t>
+      </w:r>
+      <w:r>
+        <w:t xml:space="preserve"> is prayed as part of </w:t>
+      </w:r>
+      <w:r>
+        <w:rPr>
+          <w:b/>
+          <w:bCs/>
+        </w:rPr>
+        <w:t>Lauds (Morning Prayer)</w:t>
+      </w:r>
+      <w:r>
+        <w:t xml:space="preserve"> in the Liturgy of the Hours.</w:t>
       </w:r>
     </w:p>
     <w:p>
@@ -9396,6 +9437,11 @@
       <w:r>
         <w:t xml:space="preserve"> </w:t>
       </w:r>
+    </w:p>
+    <w:p>
+      <w:pPr>
+        <w:pStyle w:val="SPPrayerEnglish"/>
+      </w:pPr>
     </w:p>
     <w:p>
       <w:pPr>
@@ -9509,6 +9555,11 @@
       <w:pPr>
         <w:pStyle w:val="SPPrayerLatin"/>
       </w:pPr>
+    </w:p>
+    <w:p>
+      <w:pPr>
+        <w:pStyle w:val="SPPrayerLatin"/>
+      </w:pPr>
       <w:r>
         <w:t>Benedictus Dominus Deus Israel,</w:t>
       </w:r>
@@ -9622,6 +9673,11 @@
     <w:p>
       <w:pPr>
         <w:pStyle w:val="SPPrayerEnglish"/>
+      </w:pPr>
+    </w:p>
+    <w:p>
+      <w:pPr>
+        <w:pStyle w:val="SPPrayerEnglish"/>
         <w:rPr>
           <w:b/>
           <w:bCs/>
@@ -9736,6 +9792,11 @@
       <w:pPr>
         <w:pStyle w:val="SPPrayerLatin"/>
       </w:pPr>
+    </w:p>
+    <w:p>
+      <w:pPr>
+        <w:pStyle w:val="SPPrayerLatin"/>
+      </w:pPr>
       <w:r>
         <w:t>Et tu, puer, propheta Altissimi vocaberis</w:t>
       </w:r>
@@ -9953,950 +10014,132 @@
     </w:p>
     <w:p>
       <w:pPr>
-        <w:pStyle w:val="SPBodyText"/>
-      </w:pPr>
-      <w:r>
-        <w:t xml:space="preserve">A Song at </w:t>
-      </w:r>
-      <w:r>
-        <w:t>D</w:t>
-      </w:r>
-      <w:r>
-        <w:t>awn</w:t>
-      </w:r>
-    </w:p>
-    <w:p>
-      <w:pPr>
-        <w:pStyle w:val="SPBodyText"/>
-      </w:pPr>
-      <w:r>
-        <w:t>The Benedictus is the song of a man who has waited.</w:t>
-      </w:r>
-    </w:p>
-    <w:p>
-      <w:pPr>
-        <w:pStyle w:val="SPBodyText"/>
-      </w:pPr>
-      <w:r>
-        <w:t>Zechariah had known silence. He had known uncertainty. He had known the long years in which God's promises seemed distant and the hopes of Israel seemed to remain unanswered.</w:t>
-      </w:r>
-    </w:p>
-    <w:p>
-      <w:pPr>
-        <w:pStyle w:val="SPBodyText"/>
-      </w:pPr>
-      <w:r>
-        <w:t>And then God acted.</w:t>
-      </w:r>
-    </w:p>
-    <w:p>
-      <w:pPr>
-        <w:pStyle w:val="SPBodyText"/>
-      </w:pPr>
-      <w:r>
-        <w:t>A child was born.</w:t>
-      </w:r>
-    </w:p>
-    <w:p>
-      <w:pPr>
-        <w:pStyle w:val="SPBodyText"/>
-      </w:pPr>
-      <w:r>
-        <w:t>The silence was broken.</w:t>
-      </w:r>
-    </w:p>
-    <w:p>
-      <w:pPr>
-        <w:pStyle w:val="SPBodyText"/>
-      </w:pPr>
-      <w:r>
-        <w:t>And Zechariah's first great words were not words about himself.</w:t>
-      </w:r>
-    </w:p>
-    <w:p>
-      <w:pPr>
-        <w:pStyle w:val="SPBodyText"/>
-      </w:pPr>
-      <w:r>
-        <w:t>They were words of praise.</w:t>
-      </w:r>
-    </w:p>
-    <w:p>
-      <w:pPr>
-        <w:pStyle w:val="SPBodyText"/>
-      </w:pPr>
-      <w:r>
-        <w:t>Blessed be the Lord, the God of Israel.</w:t>
-      </w:r>
-    </w:p>
-    <w:p>
-      <w:pPr>
-        <w:pStyle w:val="SPBodyText"/>
-      </w:pPr>
-      <w:r>
-        <w:t>The Benedictus begins by looking upward. Before Zechariah speaks about his son, his people, their enemies, or the future, he speaks about God.</w:t>
-      </w:r>
-    </w:p>
-    <w:p>
-      <w:pPr>
-        <w:pStyle w:val="SPBodyText"/>
-      </w:pPr>
-    </w:p>
-    <w:p>
-      <w:pPr>
-        <w:pStyle w:val="SPBodyText"/>
-      </w:pPr>
-      <w:r>
-        <w:t>God has visited His people.</w:t>
-      </w:r>
-    </w:p>
-    <w:p>
-      <w:pPr>
-        <w:pStyle w:val="SPBodyText"/>
-      </w:pPr>
-      <w:r>
-        <w:t>God has remembered His covenant.</w:t>
-      </w:r>
-    </w:p>
-    <w:p>
-      <w:pPr>
-        <w:pStyle w:val="SPBodyText"/>
-      </w:pPr>
-      <w:r>
-        <w:t>God has raised up salvation.</w:t>
-      </w:r>
-    </w:p>
-    <w:p>
-      <w:pPr>
-        <w:pStyle w:val="SPBodyText"/>
-      </w:pPr>
-    </w:p>
-    <w:p>
-      <w:pPr>
-        <w:pStyle w:val="SPBodyText"/>
-      </w:pPr>
-      <w:r>
-        <w:t>The prayer teaches us something easily forgotten: God has not abandoned His people simply because we cannot yet see what He is doing.</w:t>
-      </w:r>
-    </w:p>
-    <w:p>
-      <w:pPr>
-        <w:pStyle w:val="SPBodyText"/>
-      </w:pPr>
-    </w:p>
-    <w:p>
-      <w:pPr>
-        <w:pStyle w:val="SPBodyText"/>
-      </w:pPr>
-      <w:r>
-        <w:t>Sometimes faith is lived in the space between promise and fulfilment.</w:t>
-      </w:r>
-    </w:p>
-    <w:p>
-      <w:pPr>
-        <w:pStyle w:val="SPBodyText"/>
-      </w:pPr>
-    </w:p>
-    <w:p>
-      <w:pPr>
-        <w:pStyle w:val="SPBodyText"/>
-      </w:pPr>
-      <w:r>
-        <w:t>We wait.</w:t>
-      </w:r>
-    </w:p>
-    <w:p>
-      <w:pPr>
-        <w:pStyle w:val="SPBodyText"/>
-      </w:pPr>
-      <w:r>
-        <w:t>We wonder.</w:t>
-      </w:r>
-    </w:p>
-    <w:p>
-      <w:pPr>
-        <w:pStyle w:val="SPBodyText"/>
-      </w:pPr>
-      <w:r>
-        <w:t>We become tired.</w:t>
-      </w:r>
-    </w:p>
-    <w:p>
-      <w:pPr>
-        <w:pStyle w:val="SPBodyText"/>
-      </w:pPr>
-      <w:r>
-        <w:t>And yet God remains faithful.</w:t>
-      </w:r>
-    </w:p>
-    <w:p>
-      <w:pPr>
-        <w:pStyle w:val="SPBodyText"/>
-      </w:pPr>
-      <w:r>
-        <w:t>God Remembers</w:t>
-      </w:r>
-    </w:p>
-    <w:p>
-      <w:pPr>
-        <w:pStyle w:val="SPBodyText"/>
-      </w:pPr>
-    </w:p>
-    <w:p>
-      <w:pPr>
-        <w:pStyle w:val="SPBodyText"/>
-      </w:pPr>
-      <w:r>
-        <w:t>Zechariah remembers the promises made to Abraham and the covenant God made with His people.</w:t>
-      </w:r>
-    </w:p>
-    <w:p>
-      <w:pPr>
-        <w:pStyle w:val="SPBodyText"/>
-      </w:pPr>
-      <w:r>
-        <w:t>This is not merely remembering history.</w:t>
-      </w:r>
-    </w:p>
-    <w:p>
-      <w:pPr>
-        <w:pStyle w:val="SPBodyText"/>
-      </w:pPr>
-      <w:r>
-        <w:t xml:space="preserve">It is remembering </w:t>
-      </w:r>
-      <w:r>
         <w:rPr>
           <w:b/>
           <w:bCs/>
         </w:rPr>
-        <w:t>who God is</w:t>
-      </w:r>
-      <w:r>
-        <w:t>.</w:t>
-      </w:r>
-    </w:p>
-    <w:p>
-      <w:pPr>
-        <w:pStyle w:val="SPBodyText"/>
-      </w:pPr>
-      <w:r>
-        <w:t>The God who made the promise is still God.</w:t>
-      </w:r>
-    </w:p>
-    <w:p>
-      <w:pPr>
-        <w:pStyle w:val="SPBodyText"/>
-      </w:pPr>
-      <w:r>
-        <w:t>The God who was faithful to Abraham is faithful now.</w:t>
-      </w:r>
-    </w:p>
-    <w:p>
-      <w:pPr>
-        <w:pStyle w:val="SPBodyText"/>
-      </w:pPr>
-      <w:r>
-        <w:t>The God who worked through generations is still working through ours.</w:t>
-      </w:r>
-    </w:p>
-    <w:p>
-      <w:pPr>
-        <w:pStyle w:val="SPBodyText"/>
-      </w:pPr>
-      <w:r>
-        <w:t>We often measure God's presence by what is happening in front of us.</w:t>
-      </w:r>
-    </w:p>
-    <w:p>
-      <w:pPr>
-        <w:pStyle w:val="SPBodyText"/>
-      </w:pPr>
-      <w:r>
-        <w:t>The Benedictus invites us to measure it differently.</w:t>
-      </w:r>
-    </w:p>
-    <w:p>
-      <w:pPr>
-        <w:pStyle w:val="SPBodyText"/>
-      </w:pPr>
-      <w:r>
-        <w:t>Look back.</w:t>
-      </w:r>
-    </w:p>
-    <w:p>
-      <w:pPr>
-        <w:pStyle w:val="SPBodyText"/>
-      </w:pPr>
-      <w:r>
-        <w:t>Remember.</w:t>
-      </w:r>
-    </w:p>
-    <w:p>
-      <w:pPr>
-        <w:pStyle w:val="SPBodyText"/>
-      </w:pPr>
-      <w:r>
-        <w:t>God has been faithful before.</w:t>
-      </w:r>
-    </w:p>
-    <w:p>
-      <w:pPr>
-        <w:pStyle w:val="SPBodyText"/>
-      </w:pPr>
-      <w:r>
-        <w:lastRenderedPageBreak/>
-        <w:t>God has carried His people before.</w:t>
-      </w:r>
-    </w:p>
-    <w:p>
-      <w:pPr>
-        <w:pStyle w:val="SPBodyText"/>
-      </w:pPr>
-      <w:r>
-        <w:t>God has brought light into darkness before.</w:t>
-      </w:r>
-    </w:p>
-    <w:p>
-      <w:pPr>
-        <w:pStyle w:val="SPBodyText"/>
-      </w:pPr>
-      <w:r>
-        <w:t xml:space="preserve">And </w:t>
-      </w:r>
-      <w:r>
-        <w:t>therefore,</w:t>
-      </w:r>
-      <w:r>
-        <w:t xml:space="preserve"> we can trust Him again.</w:t>
-      </w:r>
-    </w:p>
-    <w:p>
-      <w:pPr>
-        <w:pStyle w:val="SPBodyText"/>
-      </w:pPr>
-    </w:p>
-    <w:p>
-      <w:pPr>
-        <w:pStyle w:val="SPBodyText"/>
-      </w:pPr>
-      <w:r>
-        <w:t>A Child Who Will Prepare the Way</w:t>
-      </w:r>
-    </w:p>
-    <w:p>
-      <w:pPr>
-        <w:pStyle w:val="SPBodyText"/>
-      </w:pPr>
-    </w:p>
-    <w:p>
-      <w:pPr>
-        <w:pStyle w:val="SPBodyText"/>
-      </w:pPr>
-      <w:r>
-        <w:t>Then Zechariah turns toward his son.</w:t>
-      </w:r>
-    </w:p>
-    <w:p>
-      <w:pPr>
-        <w:pStyle w:val="SPBodyText"/>
-      </w:pPr>
-      <w:r>
-        <w:t>John will not be the light.</w:t>
-      </w:r>
-    </w:p>
-    <w:p>
-      <w:pPr>
-        <w:pStyle w:val="SPBodyText"/>
-      </w:pPr>
-      <w:r>
-        <w:t>He will prepare the way for the Light.</w:t>
-      </w:r>
-    </w:p>
-    <w:p>
-      <w:pPr>
-        <w:pStyle w:val="SPBodyText"/>
-      </w:pPr>
-      <w:r>
-        <w:t>His vocation is not to draw attention to himself, but to point beyond himself toward Christ.</w:t>
-      </w:r>
-    </w:p>
-    <w:p>
-      <w:pPr>
-        <w:pStyle w:val="SPBodyText"/>
-      </w:pPr>
-      <w:r>
-        <w:t>There is something deeply Christian in this.</w:t>
-      </w:r>
-    </w:p>
-    <w:p>
-      <w:pPr>
-        <w:pStyle w:val="SPBodyText"/>
-      </w:pPr>
-      <w:r>
-        <w:t>Our lives are not ultimately about making ourselves important.</w:t>
-      </w:r>
-    </w:p>
-    <w:p>
-      <w:pPr>
-        <w:pStyle w:val="SPBodyText"/>
-      </w:pPr>
-      <w:r>
-        <w:t>We are called to prepare the way.</w:t>
-      </w:r>
-    </w:p>
-    <w:p>
-      <w:pPr>
-        <w:pStyle w:val="SPBodyText"/>
-      </w:pPr>
-      <w:r>
-        <w:t>Perhaps that means preparing a way for Christ in our own hearts.</w:t>
-      </w:r>
-    </w:p>
-    <w:p>
-      <w:pPr>
-        <w:pStyle w:val="SPBodyText"/>
-      </w:pPr>
-      <w:r>
-        <w:t>Perhaps it means preparing a way for Him in our families.</w:t>
-      </w:r>
-    </w:p>
-    <w:p>
-      <w:pPr>
-        <w:pStyle w:val="SPBodyText"/>
-      </w:pPr>
-      <w:r>
-        <w:t>Perhaps it means becoming a little more patient, forgiving, truthful, merciful, and courageous so that another person may encounter something of God's love through us.</w:t>
-      </w:r>
-    </w:p>
-    <w:p>
-      <w:pPr>
-        <w:pStyle w:val="SPBodyText"/>
-      </w:pPr>
-    </w:p>
-    <w:p>
-      <w:pPr>
-        <w:pStyle w:val="SPBodyText"/>
-      </w:pPr>
-      <w:r>
-        <w:t>John prepares the way.</w:t>
-      </w:r>
-    </w:p>
-    <w:p>
-      <w:pPr>
-        <w:pStyle w:val="SPBodyText"/>
-      </w:pPr>
-      <w:r>
-        <w:t>And so can we.</w:t>
-      </w:r>
-    </w:p>
-    <w:p>
-      <w:pPr>
-        <w:pStyle w:val="SPBodyText"/>
-      </w:pPr>
-    </w:p>
-    <w:p>
-      <w:pPr>
-        <w:pStyle w:val="SPBodyText"/>
-      </w:pPr>
-      <w:r>
-        <w:lastRenderedPageBreak/>
-        <w:t>The Tender Mercy of God</w:t>
-      </w:r>
-    </w:p>
-    <w:p>
-      <w:pPr>
-        <w:pStyle w:val="SPBodyText"/>
-      </w:pPr>
-      <w:r>
-        <w:t>One of the most beautiful moments in the Benedictus comes near its end.</w:t>
-      </w:r>
-    </w:p>
-    <w:p>
-      <w:pPr>
-        <w:pStyle w:val="SPBodyText"/>
-      </w:pPr>
-      <w:r>
-        <w:t xml:space="preserve">The coming of salvation is described through the </w:t>
-      </w:r>
+      </w:pPr>
       <w:r>
         <w:rPr>
           <w:b/>
           <w:bCs/>
         </w:rPr>
-        <w:t>tender mercy of God</w:t>
-      </w:r>
-      <w:r>
-        <w:t>.</w:t>
-      </w:r>
-    </w:p>
-    <w:p>
-      <w:pPr>
-        <w:pStyle w:val="SPBodyText"/>
-      </w:pPr>
-      <w:r>
-        <w:t>God does not save from a distance.</w:t>
-      </w:r>
-    </w:p>
-    <w:p>
-      <w:pPr>
-        <w:pStyle w:val="SPBodyText"/>
-      </w:pPr>
-      <w:r>
-        <w:t>He draws near.</w:t>
-      </w:r>
-    </w:p>
-    <w:p>
-      <w:pPr>
-        <w:pStyle w:val="SPBodyText"/>
-      </w:pPr>
-      <w:r>
-        <w:t>He visits His people.</w:t>
-      </w:r>
-    </w:p>
-    <w:p>
-      <w:pPr>
-        <w:pStyle w:val="SPBodyText"/>
-      </w:pPr>
-      <w:r>
-        <w:t>He comes into our darkness.</w:t>
-      </w:r>
-    </w:p>
-    <w:p>
-      <w:pPr>
-        <w:pStyle w:val="SPBodyText"/>
-      </w:pPr>
-      <w:r>
-        <w:t>And the image that follows is one of dawn.</w:t>
-      </w:r>
-    </w:p>
-    <w:p>
-      <w:pPr>
-        <w:pStyle w:val="SPBodyText"/>
-      </w:pPr>
-      <w:r>
-        <w:t>The darkness does not overcome the light.</w:t>
-      </w:r>
-    </w:p>
-    <w:p>
-      <w:pPr>
-        <w:pStyle w:val="SPBodyText"/>
-      </w:pPr>
-      <w:r>
-        <w:t>The light comes.</w:t>
-      </w:r>
-    </w:p>
-    <w:p>
-      <w:pPr>
-        <w:pStyle w:val="SPBodyText"/>
-      </w:pPr>
-      <w:r>
-        <w:t>Slowly, perhaps.</w:t>
-      </w:r>
-    </w:p>
-    <w:p>
-      <w:pPr>
-        <w:pStyle w:val="SPBodyText"/>
-      </w:pPr>
-      <w:r>
-        <w:t>Quietly, perhaps.</w:t>
-      </w:r>
-    </w:p>
-    <w:p>
-      <w:pPr>
-        <w:pStyle w:val="SPBodyText"/>
-      </w:pPr>
-      <w:r>
-        <w:t>But it comes.</w:t>
-      </w:r>
-    </w:p>
-    <w:p>
-      <w:pPr>
-        <w:pStyle w:val="SPBodyText"/>
-      </w:pPr>
-      <w:r>
-        <w:t>There are seasons when our own lives can feel like darkness.</w:t>
-      </w:r>
-    </w:p>
-    <w:p>
-      <w:pPr>
-        <w:pStyle w:val="SPBodyText"/>
-      </w:pPr>
-      <w:r>
-        <w:t>We may not know what lies ahead.</w:t>
-      </w:r>
-    </w:p>
-    <w:p>
-      <w:pPr>
-        <w:pStyle w:val="SPBodyText"/>
-      </w:pPr>
-      <w:r>
-        <w:t>We may carry grief, disappointment, fear, temptation, failure, or simply the exhaustion of ordinary life.</w:t>
-      </w:r>
-    </w:p>
-    <w:p>
-      <w:pPr>
-        <w:pStyle w:val="SPBodyText"/>
-      </w:pPr>
-      <w:r>
-        <w:t>The Benedictus does not pretend that darkness does not exist.</w:t>
-      </w:r>
-    </w:p>
-    <w:p>
-      <w:pPr>
-        <w:pStyle w:val="SPBodyText"/>
-      </w:pPr>
-      <w:r>
-        <w:t>Instead, it tells us where to look:</w:t>
-      </w:r>
-    </w:p>
-    <w:p>
-      <w:pPr>
-        <w:pStyle w:val="SPBodyText"/>
-      </w:pPr>
-      <w:r>
-        <w:t>toward the dawn.</w:t>
-      </w:r>
-    </w:p>
-    <w:p>
-      <w:pPr>
-        <w:pStyle w:val="SPBodyText"/>
-      </w:pPr>
-    </w:p>
-    <w:p>
-      <w:pPr>
-        <w:pStyle w:val="SPBodyText"/>
-      </w:pPr>
-    </w:p>
-    <w:p>
-      <w:pPr>
-        <w:pStyle w:val="SPBodyText"/>
-      </w:pPr>
-      <w:r>
-        <w:t>To Guide Our Feet</w:t>
-      </w:r>
-    </w:p>
-    <w:p>
-      <w:pPr>
-        <w:pStyle w:val="SPBodyText"/>
-      </w:pPr>
-      <w:r>
-        <w:t>The final words of the Benedictus are not about giving us a complete map of the future.</w:t>
-      </w:r>
-    </w:p>
-    <w:p>
-      <w:pPr>
-        <w:pStyle w:val="SPBodyText"/>
-      </w:pPr>
-      <w:r>
-        <w:t>They ask for something simpler:</w:t>
-      </w:r>
-    </w:p>
-    <w:p>
-      <w:pPr>
-        <w:pStyle w:val="SPBodyText"/>
-      </w:pPr>
-      <w:r>
-        <w:t>that God may guide our feet into the way of peace.</w:t>
-      </w:r>
-    </w:p>
-    <w:p>
-      <w:pPr>
-        <w:pStyle w:val="SPBodyText"/>
-      </w:pPr>
-      <w:r>
-        <w:t>Not necessarily the whole road.</w:t>
-      </w:r>
-    </w:p>
-    <w:p>
-      <w:pPr>
-        <w:pStyle w:val="SPBodyText"/>
-      </w:pPr>
-      <w:r>
-        <w:t>Just the next step.</w:t>
-      </w:r>
-    </w:p>
-    <w:p>
-      <w:pPr>
-        <w:pStyle w:val="SPBodyText"/>
-      </w:pPr>
-      <w:r>
-        <w:t>That may be all we need.</w:t>
-      </w:r>
-    </w:p>
-    <w:p>
-      <w:pPr>
-        <w:pStyle w:val="SPBodyText"/>
-      </w:pPr>
-      <w:r>
-        <w:t>We do not always need to know where the road will eventually lead.</w:t>
-      </w:r>
-    </w:p>
-    <w:p>
-      <w:pPr>
-        <w:pStyle w:val="SPBodyText"/>
-      </w:pPr>
-      <w:r>
-        <w:t>We need only enough light to take the next faithful step.</w:t>
-      </w:r>
-    </w:p>
-    <w:p>
-      <w:pPr>
-        <w:pStyle w:val="SPBodyText"/>
-      </w:pPr>
-      <w:r>
-        <w:t>The Benedictus therefore becomes a prayer for our own lives.</w:t>
-      </w:r>
-    </w:p>
-    <w:p>
-      <w:pPr>
-        <w:pStyle w:val="SPBodyText"/>
-      </w:pPr>
-    </w:p>
-    <w:p>
-      <w:pPr>
-        <w:pStyle w:val="SPBodyText"/>
-      </w:pPr>
-      <w:r>
-        <w:t>When we are uncertain:</w:t>
-      </w:r>
-    </w:p>
-    <w:p>
-      <w:pPr>
-        <w:pStyle w:val="SPBodyText"/>
-      </w:pPr>
-      <w:r>
-        <w:t>Guide our feet.</w:t>
-      </w:r>
-    </w:p>
-    <w:p>
-      <w:pPr>
-        <w:pStyle w:val="SPBodyText"/>
-      </w:pPr>
-      <w:r>
-        <w:t>When we are afraid:</w:t>
-      </w:r>
-    </w:p>
-    <w:p>
-      <w:pPr>
-        <w:pStyle w:val="SPBodyText"/>
-      </w:pPr>
-      <w:r>
-        <w:t>Guide our feet.</w:t>
-      </w:r>
-    </w:p>
-    <w:p>
-      <w:pPr>
-        <w:pStyle w:val="SPBodyText"/>
-      </w:pPr>
-      <w:r>
-        <w:t>When we have wandered:</w:t>
-      </w:r>
-    </w:p>
-    <w:p>
-      <w:pPr>
-        <w:pStyle w:val="SPBodyText"/>
-      </w:pPr>
-      <w:r>
-        <w:t>Guide our feet.</w:t>
-      </w:r>
-    </w:p>
-    <w:p>
-      <w:pPr>
-        <w:pStyle w:val="SPBodyText"/>
-      </w:pPr>
-      <w:r>
-        <w:t>When we cannot see beyond the darkness:</w:t>
-      </w:r>
-    </w:p>
-    <w:p>
-      <w:pPr>
-        <w:pStyle w:val="SPBodyText"/>
-      </w:pPr>
-      <w:r>
-        <w:t>Guide our feet into the way of peace.</w:t>
-      </w:r>
-    </w:p>
-    <w:p>
-      <w:pPr>
-        <w:pStyle w:val="SPBodyText"/>
-      </w:pPr>
-    </w:p>
-    <w:p>
-      <w:pPr>
-        <w:pStyle w:val="SPBodyText"/>
-      </w:pPr>
-      <w:r>
-        <w:lastRenderedPageBreak/>
-        <w:t>And perhaps this is why the Church gives this canticle to the morning.</w:t>
-      </w:r>
-    </w:p>
-    <w:p>
-      <w:pPr>
-        <w:pStyle w:val="SPBodyText"/>
-      </w:pPr>
-      <w:r>
-        <w:t>The day is beginning.</w:t>
-      </w:r>
-    </w:p>
-    <w:p>
-      <w:pPr>
-        <w:pStyle w:val="SPBodyText"/>
-      </w:pPr>
-      <w:r>
-        <w:t>We do not know what it will bring.</w:t>
-      </w:r>
-    </w:p>
-    <w:p>
-      <w:pPr>
-        <w:pStyle w:val="SPBodyText"/>
-      </w:pPr>
-    </w:p>
-    <w:p>
-      <w:pPr>
-        <w:pStyle w:val="SPBodyText"/>
-      </w:pPr>
-      <w:r>
-        <w:t>But the dawn has come.</w:t>
-      </w:r>
-    </w:p>
-    <w:p>
-      <w:pPr>
-        <w:pStyle w:val="SPBodyText"/>
-      </w:pPr>
-      <w:r>
-        <w:t>Christ is our light.</w:t>
-      </w:r>
-    </w:p>
-    <w:p>
-      <w:pPr>
-        <w:pStyle w:val="SPBodyText"/>
-      </w:pPr>
-      <w:r>
-        <w:t>And we place our feet upon the road.</w:t>
-      </w:r>
-    </w:p>
-    <w:p>
-      <w:pPr>
-        <w:pStyle w:val="SPBodyText"/>
-      </w:pPr>
-    </w:p>
-    <w:p>
-      <w:pPr>
-        <w:pStyle w:val="SPBodyText"/>
-      </w:pPr>
-      <w:r>
-        <w:t>A Prayer for the Morning</w:t>
-      </w:r>
-    </w:p>
-    <w:p>
-      <w:pPr>
-        <w:pStyle w:val="SPBodyText"/>
-      </w:pPr>
-    </w:p>
-    <w:p>
-      <w:pPr>
-        <w:pStyle w:val="SPBodyText"/>
-      </w:pPr>
-      <w:r>
-        <w:t>When you pray the Benedictus, do not rush through it.</w:t>
-      </w:r>
-    </w:p>
-    <w:p>
-      <w:pPr>
-        <w:pStyle w:val="SPBodyText"/>
-      </w:pPr>
-      <w:r>
-        <w:t>Remember what God has done.</w:t>
-      </w:r>
-    </w:p>
-    <w:p>
-      <w:pPr>
-        <w:pStyle w:val="SPBodyText"/>
-      </w:pPr>
-      <w:r>
-        <w:t>Remember His promises.</w:t>
-      </w:r>
-    </w:p>
-    <w:p>
-      <w:pPr>
-        <w:pStyle w:val="SPBodyText"/>
-      </w:pPr>
-      <w:r>
-        <w:t>Remember that His mercy is still reaching toward you.</w:t>
-      </w:r>
-    </w:p>
-    <w:p>
-      <w:pPr>
-        <w:pStyle w:val="SPBodyText"/>
-      </w:pPr>
-      <w:r>
-        <w:t>Bring before Him the darkness you carry.</w:t>
-      </w:r>
-    </w:p>
-    <w:p>
-      <w:pPr>
-        <w:pStyle w:val="SPBodyText"/>
-      </w:pPr>
-      <w:r>
-        <w:t>Bring Him the people you love.</w:t>
-      </w:r>
-    </w:p>
-    <w:p>
-      <w:pPr>
-        <w:pStyle w:val="SPBodyText"/>
-      </w:pPr>
-      <w:r>
-        <w:t>Bring Him the things you cannot control.</w:t>
-      </w:r>
-    </w:p>
-    <w:p>
-      <w:pPr>
-        <w:pStyle w:val="SPBodyText"/>
-      </w:pPr>
-      <w:r>
-        <w:t>And then ask simply:</w:t>
-      </w:r>
-    </w:p>
-    <w:p>
-      <w:pPr>
-        <w:pStyle w:val="SPBodyText"/>
-      </w:pPr>
-      <w:r>
-        <w:t>Lord, guide my feet today.</w:t>
-      </w:r>
-    </w:p>
-    <w:p>
-      <w:pPr>
-        <w:pStyle w:val="SPBodyText"/>
-      </w:pPr>
-      <w:r>
-        <w:t>Not tomorrow.</w:t>
-      </w:r>
-    </w:p>
-    <w:p>
-      <w:pPr>
-        <w:pStyle w:val="SPBodyText"/>
-      </w:pPr>
-      <w:r>
-        <w:t>Not through the whole of my life.</w:t>
-      </w:r>
-    </w:p>
-    <w:p>
-      <w:pPr>
-        <w:pStyle w:val="SPBodyText"/>
-      </w:pPr>
-      <w:r>
-        <w:t>Today.</w:t>
-      </w:r>
-    </w:p>
-    <w:p>
-      <w:pPr>
-        <w:pStyle w:val="SPBodyText"/>
-      </w:pPr>
-      <w:r>
-        <w:lastRenderedPageBreak/>
-        <w:t>Guide my feet into the way of peace.</w:t>
+        <w:t xml:space="preserve">A Song at </w:t>
+      </w:r>
+      <w:r>
+        <w:rPr>
+          <w:b/>
+          <w:bCs/>
+        </w:rPr>
+        <w:t>D</w:t>
+      </w:r>
+      <w:r>
+        <w:rPr>
+          <w:b/>
+          <w:bCs/>
+        </w:rPr>
+        <w:t>awn</w:t>
+      </w:r>
+    </w:p>
+    <w:p>
+      <w:pPr>
+        <w:pStyle w:val="SPBodyText"/>
+      </w:pPr>
+      <w:r>
+        <w:t>The Benedictus is the song of a man who has waited.</w:t>
+      </w:r>
+    </w:p>
+    <w:p>
+      <w:pPr>
+        <w:pStyle w:val="SPBodyText"/>
+      </w:pPr>
+      <w:r>
+        <w:t>Zechariah had known silence. He had known uncertainty. He had known the long years in which God's promises seemed distant and the hopes of Israel seemed to remain unanswered.</w:t>
+      </w:r>
+    </w:p>
+    <w:p>
+      <w:pPr>
+        <w:pStyle w:val="SPBodyText"/>
+      </w:pPr>
+      <w:r>
+        <w:t>And then God acted.</w:t>
+      </w:r>
+    </w:p>
+    <w:p>
+      <w:pPr>
+        <w:pStyle w:val="SPBodyText"/>
+      </w:pPr>
+      <w:r>
+        <w:t>A child was born.</w:t>
+      </w:r>
+    </w:p>
+    <w:p>
+      <w:pPr>
+        <w:pStyle w:val="SPBodyText"/>
+      </w:pPr>
+      <w:r>
+        <w:t>The silence was broken.</w:t>
+      </w:r>
+    </w:p>
+    <w:p>
+      <w:pPr>
+        <w:pStyle w:val="SPBodyText"/>
+      </w:pPr>
+      <w:r>
+        <w:t>And Zechariah's first great words were not words about himself.</w:t>
+      </w:r>
+    </w:p>
+    <w:p>
+      <w:pPr>
+        <w:pStyle w:val="SPBodyText"/>
+      </w:pPr>
+      <w:r>
+        <w:t>They were words of praise.</w:t>
+      </w:r>
+    </w:p>
+    <w:p>
+      <w:pPr>
+        <w:pStyle w:val="SPBodyText"/>
+      </w:pPr>
+      <w:r>
+        <w:t>Blessed be the Lord, the God of Israel.</w:t>
+      </w:r>
+    </w:p>
+    <w:p>
+      <w:pPr>
+        <w:pStyle w:val="SPBodyText"/>
+      </w:pPr>
+      <w:r>
+        <w:t>The Benedictus begins by looking upward. Before Zechariah speaks about his son, his people, their enemies, or the future, he speaks about God.</w:t>
+      </w:r>
+    </w:p>
+    <w:p>
+      <w:pPr>
+        <w:pStyle w:val="SPBodyText"/>
+      </w:pPr>
+    </w:p>
+    <w:p>
+      <w:pPr>
+        <w:pStyle w:val="SPBodyText"/>
+      </w:pPr>
+      <w:r>
+        <w:t>God has visited His people.</w:t>
+      </w:r>
+    </w:p>
+    <w:p>
+      <w:pPr>
+        <w:pStyle w:val="SPBodyText"/>
+      </w:pPr>
+      <w:r>
+        <w:t>God has remembered His covenant.</w:t>
+      </w:r>
+    </w:p>
+    <w:p>
+      <w:pPr>
+        <w:pStyle w:val="SPBodyText"/>
+      </w:pPr>
+      <w:r>
+        <w:t>God has raised up salvation.</w:t>
       </w:r>
     </w:p>
     <w:p>
@@ -10916,6 +10159,850 @@
           <w:docGrid w:linePitch="360"/>
         </w:sectPr>
       </w:pPr>
+    </w:p>
+    <w:p>
+      <w:pPr>
+        <w:pStyle w:val="SPBodyText"/>
+      </w:pPr>
+      <w:r>
+        <w:lastRenderedPageBreak/>
+        <w:t>The prayer teaches us something easily forgotten: God has not abandoned His people simply because we cannot yet see what He is doing.</w:t>
+      </w:r>
+    </w:p>
+    <w:p>
+      <w:pPr>
+        <w:pStyle w:val="SPBodyText"/>
+      </w:pPr>
+    </w:p>
+    <w:p>
+      <w:pPr>
+        <w:pStyle w:val="SPBodyText"/>
+      </w:pPr>
+      <w:r>
+        <w:t>Sometimes faith is lived in the space between promise and fulfilment.</w:t>
+      </w:r>
+    </w:p>
+    <w:p>
+      <w:pPr>
+        <w:pStyle w:val="SPBodyText"/>
+      </w:pPr>
+    </w:p>
+    <w:p>
+      <w:pPr>
+        <w:pStyle w:val="SPBodyText"/>
+      </w:pPr>
+      <w:r>
+        <w:t>We wait.</w:t>
+      </w:r>
+    </w:p>
+    <w:p>
+      <w:pPr>
+        <w:pStyle w:val="SPBodyText"/>
+      </w:pPr>
+      <w:r>
+        <w:t>We wonder.</w:t>
+      </w:r>
+    </w:p>
+    <w:p>
+      <w:pPr>
+        <w:pStyle w:val="SPBodyText"/>
+      </w:pPr>
+      <w:r>
+        <w:t>We become tired.</w:t>
+      </w:r>
+    </w:p>
+    <w:p>
+      <w:pPr>
+        <w:pStyle w:val="SPBodyText"/>
+      </w:pPr>
+      <w:r>
+        <w:t>And yet God remains faithful.</w:t>
+      </w:r>
+    </w:p>
+    <w:p>
+      <w:pPr>
+        <w:pStyle w:val="SPBodyText"/>
+      </w:pPr>
+      <w:r>
+        <w:t>God Remembers</w:t>
+      </w:r>
+    </w:p>
+    <w:p>
+      <w:pPr>
+        <w:pStyle w:val="SPBodyText"/>
+      </w:pPr>
+    </w:p>
+    <w:p>
+      <w:pPr>
+        <w:pStyle w:val="SPBodyText"/>
+      </w:pPr>
+      <w:r>
+        <w:t>Zechariah remembers the promises made to Abraham and the covenant God made with His people.</w:t>
+      </w:r>
+    </w:p>
+    <w:p>
+      <w:pPr>
+        <w:pStyle w:val="SPBodyText"/>
+      </w:pPr>
+      <w:r>
+        <w:t>This is not merely remembering history.</w:t>
+      </w:r>
+    </w:p>
+    <w:p>
+      <w:pPr>
+        <w:pStyle w:val="SPBodyText"/>
+      </w:pPr>
+      <w:r>
+        <w:t xml:space="preserve">It is remembering </w:t>
+      </w:r>
+      <w:r>
+        <w:t>who God is</w:t>
+      </w:r>
+      <w:r>
+        <w:t>.</w:t>
+      </w:r>
+    </w:p>
+    <w:p>
+      <w:pPr>
+        <w:pStyle w:val="SPBodyText"/>
+      </w:pPr>
+      <w:r>
+        <w:t>The God who made the promise is still God.</w:t>
+      </w:r>
+    </w:p>
+    <w:p>
+      <w:pPr>
+        <w:pStyle w:val="SPBodyText"/>
+      </w:pPr>
+      <w:r>
+        <w:t>The God who was faithful to Abraham is faithful now.</w:t>
+      </w:r>
+    </w:p>
+    <w:p>
+      <w:pPr>
+        <w:pStyle w:val="SPBodyText"/>
+      </w:pPr>
+      <w:r>
+        <w:t>The God who worked through generations is still working through ours.</w:t>
+      </w:r>
+    </w:p>
+    <w:p>
+      <w:pPr>
+        <w:pStyle w:val="SPBodyText"/>
+      </w:pPr>
+      <w:r>
+        <w:t>We often measure God's presence by what is happening in front of us.</w:t>
+      </w:r>
+    </w:p>
+    <w:p>
+      <w:pPr>
+        <w:pStyle w:val="SPBodyText"/>
+      </w:pPr>
+      <w:r>
+        <w:t>The Benedictus invites us to measure it differently.</w:t>
+      </w:r>
+    </w:p>
+    <w:p>
+      <w:pPr>
+        <w:pStyle w:val="SPBodyText"/>
+      </w:pPr>
+      <w:r>
+        <w:t>Look back.</w:t>
+      </w:r>
+    </w:p>
+    <w:p>
+      <w:pPr>
+        <w:pStyle w:val="SPBodyText"/>
+      </w:pPr>
+      <w:r>
+        <w:lastRenderedPageBreak/>
+        <w:t>Remember.</w:t>
+      </w:r>
+    </w:p>
+    <w:p>
+      <w:pPr>
+        <w:pStyle w:val="SPBodyText"/>
+      </w:pPr>
+      <w:r>
+        <w:t>God has been faithful before.</w:t>
+      </w:r>
+    </w:p>
+    <w:p>
+      <w:pPr>
+        <w:pStyle w:val="SPBodyText"/>
+      </w:pPr>
+      <w:r>
+        <w:t>God has carried His people before.</w:t>
+      </w:r>
+    </w:p>
+    <w:p>
+      <w:pPr>
+        <w:pStyle w:val="SPBodyText"/>
+      </w:pPr>
+      <w:r>
+        <w:t>God has brought light into darkness before.</w:t>
+      </w:r>
+    </w:p>
+    <w:p>
+      <w:pPr>
+        <w:pStyle w:val="SPBodyText"/>
+      </w:pPr>
+      <w:r>
+        <w:t xml:space="preserve">And </w:t>
+      </w:r>
+      <w:r>
+        <w:t>therefore,</w:t>
+      </w:r>
+      <w:r>
+        <w:t xml:space="preserve"> we can trust Him again.</w:t>
+      </w:r>
+    </w:p>
+    <w:p>
+      <w:pPr>
+        <w:pStyle w:val="SPBodyText"/>
+      </w:pPr>
+    </w:p>
+    <w:p>
+      <w:pPr>
+        <w:pStyle w:val="SPBodyText"/>
+      </w:pPr>
+      <w:r>
+        <w:t>Then Zechariah turns toward his son.</w:t>
+      </w:r>
+    </w:p>
+    <w:p>
+      <w:pPr>
+        <w:pStyle w:val="SPBodyText"/>
+      </w:pPr>
+      <w:r>
+        <w:t>John will not be the light.</w:t>
+      </w:r>
+    </w:p>
+    <w:p>
+      <w:pPr>
+        <w:pStyle w:val="SPBodyText"/>
+      </w:pPr>
+      <w:r>
+        <w:t>He will prepare the way for the Light.</w:t>
+      </w:r>
+    </w:p>
+    <w:p>
+      <w:pPr>
+        <w:pStyle w:val="SPBodyText"/>
+      </w:pPr>
+      <w:r>
+        <w:t>His vocation is not to draw attention to himself, but to point beyond himself toward Christ.</w:t>
+      </w:r>
+    </w:p>
+    <w:p>
+      <w:pPr>
+        <w:pStyle w:val="SPBodyText"/>
+      </w:pPr>
+      <w:r>
+        <w:t>There is something deeply Christian in this.</w:t>
+      </w:r>
+    </w:p>
+    <w:p>
+      <w:pPr>
+        <w:pStyle w:val="SPBodyText"/>
+      </w:pPr>
+      <w:r>
+        <w:t>Our lives are not ultimately about making ourselves important.</w:t>
+      </w:r>
+    </w:p>
+    <w:p>
+      <w:pPr>
+        <w:pStyle w:val="SPBodyText"/>
+      </w:pPr>
+      <w:r>
+        <w:t>We are called to prepare the way.</w:t>
+      </w:r>
+    </w:p>
+    <w:p>
+      <w:pPr>
+        <w:pStyle w:val="SPBodyText"/>
+      </w:pPr>
+      <w:r>
+        <w:t>Perhaps that means preparing a way for Christ in our own hearts.</w:t>
+      </w:r>
+    </w:p>
+    <w:p>
+      <w:pPr>
+        <w:pStyle w:val="SPBodyText"/>
+      </w:pPr>
+      <w:r>
+        <w:t>Perhaps it means preparing a way for Him in our families.</w:t>
+      </w:r>
+    </w:p>
+    <w:p>
+      <w:pPr>
+        <w:pStyle w:val="SPBodyText"/>
+      </w:pPr>
+      <w:r>
+        <w:t>Perhaps it means becoming a little more patient, forgiving, truthful, merciful, and courageous so that another person may encounter something of God's love through us.</w:t>
+      </w:r>
+    </w:p>
+    <w:p>
+      <w:pPr>
+        <w:pStyle w:val="SPBodyText"/>
+      </w:pPr>
+    </w:p>
+    <w:p>
+      <w:pPr>
+        <w:pStyle w:val="SPBodyText"/>
+        <w:sectPr>
+          <w:type w:val="evenPage"/>
+          <w:pgSz w:w="7920" w:h="12240" w:code="6"/>
+          <w:pgMar w:top="1080" w:right="864" w:bottom="1080" w:left="1152" w:header="576" w:footer="576" w:gutter="0"/>
+          <w:cols w:space="720"/>
+          <w:titlePg/>
+          <w:docGrid w:linePitch="360"/>
+        </w:sectPr>
+      </w:pPr>
+    </w:p>
+    <w:p>
+      <w:pPr>
+        <w:pStyle w:val="SPBodyText"/>
+      </w:pPr>
+      <w:r>
+        <w:lastRenderedPageBreak/>
+        <w:t>John prepares the way.</w:t>
+      </w:r>
+    </w:p>
+    <w:p>
+      <w:pPr>
+        <w:pStyle w:val="SPBodyText"/>
+      </w:pPr>
+      <w:r>
+        <w:t>And so can we.</w:t>
+      </w:r>
+    </w:p>
+    <w:p>
+      <w:pPr>
+        <w:pStyle w:val="SPBodyText"/>
+      </w:pPr>
+    </w:p>
+    <w:p>
+      <w:pPr>
+        <w:pStyle w:val="SPBodyText"/>
+      </w:pPr>
+      <w:r>
+        <w:t>One of the most beautiful moments in the Benedictus comes near its end.</w:t>
+      </w:r>
+    </w:p>
+    <w:p>
+      <w:pPr>
+        <w:pStyle w:val="SPBodyText"/>
+      </w:pPr>
+      <w:r>
+        <w:t xml:space="preserve">The coming of salvation is described through </w:t>
+      </w:r>
+      <w:r>
+        <w:t>the tender mercy of God.</w:t>
+      </w:r>
+    </w:p>
+    <w:p>
+      <w:pPr>
+        <w:pStyle w:val="SPBodyText"/>
+      </w:pPr>
+    </w:p>
+    <w:p>
+      <w:pPr>
+        <w:pStyle w:val="SPBodyText"/>
+      </w:pPr>
+      <w:r>
+        <w:t>God does not save from a distance.</w:t>
+      </w:r>
+    </w:p>
+    <w:p>
+      <w:pPr>
+        <w:pStyle w:val="SPBodyText"/>
+      </w:pPr>
+      <w:r>
+        <w:t>He draws near.</w:t>
+      </w:r>
+    </w:p>
+    <w:p>
+      <w:pPr>
+        <w:pStyle w:val="SPBodyText"/>
+      </w:pPr>
+      <w:r>
+        <w:t>He visits His people.</w:t>
+      </w:r>
+    </w:p>
+    <w:p>
+      <w:pPr>
+        <w:pStyle w:val="SPBodyText"/>
+      </w:pPr>
+      <w:r>
+        <w:t>He comes into our darkness.</w:t>
+      </w:r>
+    </w:p>
+    <w:p>
+      <w:pPr>
+        <w:pStyle w:val="SPBodyText"/>
+      </w:pPr>
+      <w:r>
+        <w:t>And the image that follows is one of dawn.</w:t>
+      </w:r>
+    </w:p>
+    <w:p>
+      <w:pPr>
+        <w:pStyle w:val="SPBodyText"/>
+      </w:pPr>
+      <w:r>
+        <w:t>The darkness does not overcome the light.</w:t>
+      </w:r>
+    </w:p>
+    <w:p>
+      <w:pPr>
+        <w:pStyle w:val="SPBodyText"/>
+      </w:pPr>
+      <w:r>
+        <w:t>The light comes.</w:t>
+      </w:r>
+    </w:p>
+    <w:p>
+      <w:pPr>
+        <w:pStyle w:val="SPBodyText"/>
+      </w:pPr>
+      <w:r>
+        <w:t>Slowly, perhaps.</w:t>
+      </w:r>
+    </w:p>
+    <w:p>
+      <w:pPr>
+        <w:pStyle w:val="SPBodyText"/>
+      </w:pPr>
+      <w:r>
+        <w:t>Quietly, perhaps.</w:t>
+      </w:r>
+    </w:p>
+    <w:p>
+      <w:pPr>
+        <w:pStyle w:val="SPBodyText"/>
+      </w:pPr>
+      <w:r>
+        <w:t>But it comes.</w:t>
+      </w:r>
+    </w:p>
+    <w:p>
+      <w:pPr>
+        <w:pStyle w:val="SPBodyText"/>
+        <w:sectPr>
+          <w:type w:val="evenPage"/>
+          <w:pgSz w:w="7920" w:h="12240" w:code="6"/>
+          <w:pgMar w:top="1080" w:right="864" w:bottom="1080" w:left="1152" w:header="576" w:footer="576" w:gutter="0"/>
+          <w:cols w:space="720"/>
+          <w:titlePg/>
+          <w:docGrid w:linePitch="360"/>
+        </w:sectPr>
+      </w:pPr>
+    </w:p>
+    <w:p>
+      <w:pPr>
+        <w:pStyle w:val="SPBodyText"/>
+      </w:pPr>
+      <w:r>
+        <w:lastRenderedPageBreak/>
+        <w:t>There are seasons when our own lives can feel like darkness.</w:t>
+      </w:r>
+    </w:p>
+    <w:p>
+      <w:pPr>
+        <w:pStyle w:val="SPBodyText"/>
+      </w:pPr>
+      <w:r>
+        <w:t>We may not know what lies ahead.</w:t>
+      </w:r>
+    </w:p>
+    <w:p>
+      <w:pPr>
+        <w:pStyle w:val="SPBodyText"/>
+      </w:pPr>
+      <w:r>
+        <w:t>We may carry grief, disappointment, fear, temptation, failure, or simply the exhaustion of ordinary life.</w:t>
+      </w:r>
+    </w:p>
+    <w:p>
+      <w:pPr>
+        <w:pStyle w:val="SPBodyText"/>
+      </w:pPr>
+      <w:r>
+        <w:t>The Benedictus does not pretend that darkness does not exist.</w:t>
+      </w:r>
+    </w:p>
+    <w:p>
+      <w:pPr>
+        <w:pStyle w:val="SPBodyText"/>
+      </w:pPr>
+      <w:r>
+        <w:t>Instead, it tells us where to look:</w:t>
+      </w:r>
+    </w:p>
+    <w:p>
+      <w:pPr>
+        <w:pStyle w:val="SPBodyText"/>
+      </w:pPr>
+      <w:r>
+        <w:t>toward the dawn.</w:t>
+      </w:r>
+    </w:p>
+    <w:p>
+      <w:pPr>
+        <w:pStyle w:val="SPBodyText"/>
+      </w:pPr>
+    </w:p>
+    <w:p>
+      <w:pPr>
+        <w:pStyle w:val="SPBodyText"/>
+      </w:pPr>
+      <w:r>
+        <w:t>The final words of the Benedictus are not about giving us a complete map of the future.</w:t>
+      </w:r>
+    </w:p>
+    <w:p>
+      <w:pPr>
+        <w:pStyle w:val="SPBodyText"/>
+      </w:pPr>
+      <w:r>
+        <w:t>They ask for something simpler:</w:t>
+      </w:r>
+    </w:p>
+    <w:p>
+      <w:pPr>
+        <w:pStyle w:val="SPBodyText"/>
+      </w:pPr>
+      <w:r>
+        <w:t>that God may guide our feet into the way of peace.</w:t>
+      </w:r>
+    </w:p>
+    <w:p>
+      <w:pPr>
+        <w:pStyle w:val="SPBodyText"/>
+      </w:pPr>
+      <w:r>
+        <w:t>Not necessarily the whole road.</w:t>
+      </w:r>
+    </w:p>
+    <w:p>
+      <w:pPr>
+        <w:pStyle w:val="SPBodyText"/>
+      </w:pPr>
+      <w:r>
+        <w:t>Just the next step.</w:t>
+      </w:r>
+    </w:p>
+    <w:p>
+      <w:pPr>
+        <w:pStyle w:val="SPBodyText"/>
+      </w:pPr>
+      <w:r>
+        <w:t>That may be all we need.</w:t>
+      </w:r>
+    </w:p>
+    <w:p>
+      <w:pPr>
+        <w:pStyle w:val="SPBodyText"/>
+      </w:pPr>
+      <w:r>
+        <w:t>We do not always need to know where the road will eventually lead.</w:t>
+      </w:r>
+    </w:p>
+    <w:p>
+      <w:pPr>
+        <w:pStyle w:val="SPBodyText"/>
+      </w:pPr>
+      <w:r>
+        <w:t>We need only enough light to take the next faithful step.</w:t>
+      </w:r>
+    </w:p>
+    <w:p>
+      <w:pPr>
+        <w:pStyle w:val="SPBodyText"/>
+        <w:sectPr>
+          <w:type w:val="oddPage"/>
+          <w:pgSz w:w="7920" w:h="12240" w:code="6"/>
+          <w:pgMar w:top="1080" w:right="864" w:bottom="1080" w:left="1152" w:header="576" w:footer="576" w:gutter="0"/>
+          <w:cols w:space="720"/>
+          <w:titlePg/>
+          <w:docGrid w:linePitch="360"/>
+        </w:sectPr>
+      </w:pPr>
+    </w:p>
+    <w:p>
+      <w:pPr>
+        <w:pStyle w:val="SPBodyText"/>
+      </w:pPr>
+      <w:r>
+        <w:lastRenderedPageBreak/>
+        <w:t>The Benedictus therefore becomes a prayer for our own lives.</w:t>
+      </w:r>
+    </w:p>
+    <w:p>
+      <w:pPr>
+        <w:pStyle w:val="SPBodyText"/>
+      </w:pPr>
+    </w:p>
+    <w:p>
+      <w:pPr>
+        <w:pStyle w:val="SPBodyText"/>
+      </w:pPr>
+      <w:r>
+        <w:t>When we are uncertain:</w:t>
+      </w:r>
+    </w:p>
+    <w:p>
+      <w:pPr>
+        <w:pStyle w:val="SPBodyText"/>
+      </w:pPr>
+      <w:r>
+        <w:t>Guide our feet.</w:t>
+      </w:r>
+    </w:p>
+    <w:p>
+      <w:pPr>
+        <w:pStyle w:val="SPBodyText"/>
+      </w:pPr>
+      <w:r>
+        <w:t>When we are afraid:</w:t>
+      </w:r>
+    </w:p>
+    <w:p>
+      <w:pPr>
+        <w:pStyle w:val="SPBodyText"/>
+      </w:pPr>
+      <w:r>
+        <w:t>Guide our feet.</w:t>
+      </w:r>
+    </w:p>
+    <w:p>
+      <w:pPr>
+        <w:pStyle w:val="SPBodyText"/>
+      </w:pPr>
+      <w:r>
+        <w:t>When we have wandered:</w:t>
+      </w:r>
+    </w:p>
+    <w:p>
+      <w:pPr>
+        <w:pStyle w:val="SPBodyText"/>
+      </w:pPr>
+      <w:r>
+        <w:t>Guide our feet.</w:t>
+      </w:r>
+    </w:p>
+    <w:p>
+      <w:pPr>
+        <w:pStyle w:val="SPBodyText"/>
+      </w:pPr>
+      <w:r>
+        <w:t>When we cannot see beyond the darkness:</w:t>
+      </w:r>
+    </w:p>
+    <w:p>
+      <w:pPr>
+        <w:pStyle w:val="SPBodyText"/>
+      </w:pPr>
+      <w:r>
+        <w:t>Guide our feet into the way of peace.</w:t>
+      </w:r>
+    </w:p>
+    <w:p>
+      <w:pPr>
+        <w:pStyle w:val="SPBodyText"/>
+      </w:pPr>
+    </w:p>
+    <w:p>
+      <w:pPr>
+        <w:pStyle w:val="SPBodyText"/>
+      </w:pPr>
+      <w:r>
+        <w:t>And perhaps this is why the Church gives this canticle to the morning.</w:t>
+      </w:r>
+    </w:p>
+    <w:p>
+      <w:pPr>
+        <w:pStyle w:val="SPBodyText"/>
+      </w:pPr>
+      <w:r>
+        <w:t>The day is beginning.</w:t>
+      </w:r>
+    </w:p>
+    <w:p>
+      <w:pPr>
+        <w:pStyle w:val="SPBodyText"/>
+      </w:pPr>
+      <w:r>
+        <w:t>We do not know what it will bring.</w:t>
+      </w:r>
+    </w:p>
+    <w:p>
+      <w:pPr>
+        <w:pStyle w:val="SPBodyText"/>
+      </w:pPr>
+      <w:r>
+        <w:t>But the dawn has come.</w:t>
+      </w:r>
+    </w:p>
+    <w:p>
+      <w:pPr>
+        <w:pStyle w:val="SPBodyText"/>
+      </w:pPr>
+      <w:r>
+        <w:t>Christ is our light.</w:t>
+      </w:r>
+    </w:p>
+    <w:p>
+      <w:pPr>
+        <w:pStyle w:val="SPBodyText"/>
+      </w:pPr>
+      <w:r>
+        <w:t>And we place our feet upon the road.</w:t>
+      </w:r>
+    </w:p>
+    <w:p>
+      <w:pPr>
+        <w:pStyle w:val="SPBodyText"/>
+      </w:pPr>
+    </w:p>
+    <w:p>
+      <w:pPr>
+        <w:pStyle w:val="SPBodyText"/>
+        <w:sectPr>
+          <w:type w:val="evenPage"/>
+          <w:pgSz w:w="7920" w:h="12240" w:code="6"/>
+          <w:pgMar w:top="1080" w:right="864" w:bottom="1080" w:left="1152" w:header="576" w:footer="576" w:gutter="0"/>
+          <w:cols w:space="720"/>
+          <w:titlePg/>
+          <w:docGrid w:linePitch="360"/>
+        </w:sectPr>
+      </w:pPr>
+    </w:p>
+    <w:p>
+      <w:pPr>
+        <w:pStyle w:val="SPBodyText"/>
+      </w:pPr>
+    </w:p>
+    <w:p>
+      <w:pPr>
+        <w:pStyle w:val="SPBodyText"/>
+      </w:pPr>
+      <w:r>
+        <w:t>When you pray the Benedictus, do not rush through it.</w:t>
+      </w:r>
+    </w:p>
+    <w:p>
+      <w:pPr>
+        <w:pStyle w:val="SPBodyText"/>
+      </w:pPr>
+      <w:r>
+        <w:t>Remember what God has done.</w:t>
+      </w:r>
+    </w:p>
+    <w:p>
+      <w:pPr>
+        <w:pStyle w:val="SPBodyText"/>
+      </w:pPr>
+      <w:r>
+        <w:t>Remember His promises.</w:t>
+      </w:r>
+    </w:p>
+    <w:p>
+      <w:pPr>
+        <w:pStyle w:val="SPBodyText"/>
+      </w:pPr>
+      <w:r>
+        <w:t>Remember that His mercy is still reaching toward you.</w:t>
+      </w:r>
+    </w:p>
+    <w:p>
+      <w:pPr>
+        <w:pStyle w:val="SPBodyText"/>
+      </w:pPr>
+      <w:r>
+        <w:t>Bring before Him the darkness you carry.</w:t>
+      </w:r>
+    </w:p>
+    <w:p>
+      <w:pPr>
+        <w:pStyle w:val="SPBodyText"/>
+      </w:pPr>
+      <w:r>
+        <w:t>Bring Him the people you love.</w:t>
+      </w:r>
+    </w:p>
+    <w:p>
+      <w:pPr>
+        <w:pStyle w:val="SPBodyText"/>
+      </w:pPr>
+      <w:r>
+        <w:t>Bring Him the things you cannot control.</w:t>
+      </w:r>
+    </w:p>
+    <w:p>
+      <w:pPr>
+        <w:pStyle w:val="SPBodyText"/>
+      </w:pPr>
+      <w:r>
+        <w:t>And then ask simply:</w:t>
+      </w:r>
+    </w:p>
+    <w:p>
+      <w:pPr>
+        <w:pStyle w:val="SPBodyText"/>
+      </w:pPr>
+      <w:r>
+        <w:t>Lord, guide my feet today.</w:t>
+      </w:r>
+    </w:p>
+    <w:p>
+      <w:pPr>
+        <w:pStyle w:val="SPBodyText"/>
+      </w:pPr>
+      <w:r>
+        <w:t>Not tomorrow.</w:t>
+      </w:r>
+    </w:p>
+    <w:p>
+      <w:pPr>
+        <w:pStyle w:val="SPBodyText"/>
+      </w:pPr>
+      <w:r>
+        <w:t>Not through the whole of my life.</w:t>
+      </w:r>
+      <w:r>
+        <w:t xml:space="preserve"> </w:t>
+      </w:r>
+      <w:r>
+        <w:t>Today.</w:t>
+      </w:r>
+    </w:p>
+    <w:p>
+      <w:pPr>
+        <w:pStyle w:val="SPBodyText"/>
+      </w:pPr>
+      <w:r>
+        <w:t>Guide my feet into the way of peace.</w:t>
+      </w:r>
+    </w:p>
+    <w:p>
+      <w:pPr>
+        <w:pStyle w:val="SPBodyText"/>
+      </w:pPr>
+    </w:p>
+    <w:p>
+      <w:pPr>
+        <w:jc w:val="center"/>
+        <w:sectPr>
+          <w:type w:val="oddPage"/>
+          <w:pgSz w:w="7920" w:h="12240" w:code="6"/>
+          <w:pgMar w:top="1080" w:right="864" w:bottom="1080" w:left="1152" w:header="576" w:footer="576" w:gutter="0"/>
+          <w:cols w:space="720"/>
+          <w:titlePg/>
+          <w:docGrid w:linePitch="360"/>
+        </w:sectPr>
+      </w:pPr>
       <w:r>
         <w:rPr>
           <w:rFonts w:ascii="Segoe UI Symbol" w:hAnsi="Segoe UI Symbol" w:cs="Segoe UI Symbol"/>
@@ -10925,7 +11012,7 @@
     </w:p>
     <w:p>
       <w:pPr>
-        <w:pStyle w:val="SPBodyText"/>
+        <w:jc w:val="center"/>
       </w:pPr>
       <w:r>
         <w:rPr>
@@ -11019,14 +11106,6 @@
       <w:pPr>
         <w:pStyle w:val="SPBodyText"/>
       </w:pPr>
-    </w:p>
-    <w:p>
-      <w:pPr>
-        <w:pStyle w:val="SPBodyText"/>
-      </w:pPr>
-      <w:r>
-        <w:t>“My soul proclaims the greatness of the Lord.”</w:t>
-      </w:r>
     </w:p>
     <w:p>
       <w:pPr>
@@ -11527,113 +11606,120 @@
     </w:p>
     <w:p>
       <w:pPr>
-        <w:pStyle w:val="SPBodyText"/>
-      </w:pPr>
-      <w:r>
-        <w:t>A Soul That Magnifies God</w:t>
-      </w:r>
-    </w:p>
-    <w:p>
-      <w:pPr>
-        <w:pStyle w:val="SPBodyText"/>
-      </w:pPr>
-    </w:p>
-    <w:p>
-      <w:pPr>
-        <w:pStyle w:val="SPBodyText"/>
-      </w:pPr>
-      <w:r>
-        <w:t>Mary's song begins with a simple declaration:</w:t>
-      </w:r>
-    </w:p>
-    <w:p>
-      <w:pPr>
-        <w:pStyle w:val="SPBodyText"/>
-      </w:pPr>
-      <w:r>
-        <w:t>My soul proclaims the greatness of the Lord.</w:t>
-      </w:r>
-    </w:p>
-    <w:p>
-      <w:pPr>
-        <w:pStyle w:val="SPBodyText"/>
-      </w:pPr>
-    </w:p>
-    <w:p>
-      <w:pPr>
-        <w:pStyle w:val="SPBodyText"/>
-      </w:pPr>
-      <w:r>
-        <w:t>She does not begin by speaking about herself, even though something extraordinary has happened to her. She begins with God.</w:t>
-      </w:r>
-    </w:p>
-    <w:p>
-      <w:pPr>
-        <w:pStyle w:val="SPBodyText"/>
-      </w:pPr>
-    </w:p>
-    <w:p>
-      <w:pPr>
-        <w:pStyle w:val="SPBodyText"/>
-      </w:pPr>
-      <w:r>
-        <w:t>The Magnificat is Mary's response to the mystery she has received. She has been chosen to bear the Son of God, yet she does not speak as though she has earned this honour. She calls herself His lowly servant.</w:t>
-      </w:r>
-    </w:p>
-    <w:p>
-      <w:pPr>
-        <w:pStyle w:val="SPBodyText"/>
-      </w:pPr>
-      <w:r>
-        <w:t>There is a quiet humility in her words.</w:t>
-      </w:r>
-    </w:p>
-    <w:p>
-      <w:pPr>
-        <w:pStyle w:val="SPBodyText"/>
-      </w:pPr>
-    </w:p>
-    <w:p>
-      <w:pPr>
-        <w:pStyle w:val="SPBodyText"/>
-      </w:pPr>
-      <w:r>
-        <w:t>Mary knows that God has looked upon her with mercy, and she knows that what He has done through her is greater than anything she could have accomplished by herself.</w:t>
-      </w:r>
-    </w:p>
-    <w:p>
-      <w:pPr>
-        <w:pStyle w:val="SPBodyText"/>
-      </w:pPr>
-      <w:r>
-        <w:t>He has looked with favour on His lowly servant.</w:t>
-      </w:r>
-    </w:p>
-    <w:p>
-      <w:pPr>
-        <w:pStyle w:val="SPBodyText"/>
-      </w:pPr>
-      <w:r>
-        <w:t>The Magnificat therefore teaches us something important about gratitude.</w:t>
-      </w:r>
-    </w:p>
-    <w:p>
-      <w:pPr>
-        <w:pStyle w:val="SPBodyText"/>
-      </w:pPr>
-      <w:r>
-        <w:t xml:space="preserve">To give thanks is not merely to say that we have received something good. It is to recognise </w:t>
-      </w:r>
-      <w:r>
         <w:rPr>
           <w:b/>
           <w:bCs/>
         </w:rPr>
+      </w:pPr>
+      <w:r>
+        <w:rPr>
+          <w:b/>
+          <w:bCs/>
+        </w:rPr>
+        <w:t>A Soul That Magnifies God</w:t>
+      </w:r>
+    </w:p>
+    <w:p>
+      <w:pPr>
+        <w:pStyle w:val="SPBodyText"/>
+      </w:pPr>
+    </w:p>
+    <w:p>
+      <w:pPr>
+        <w:pStyle w:val="SPBodyText"/>
+      </w:pPr>
+      <w:r>
+        <w:t>Mary's song begins with a simple declaration:</w:t>
+      </w:r>
+    </w:p>
+    <w:p>
+      <w:pPr>
+        <w:pStyle w:val="SPBodyText"/>
+      </w:pPr>
+      <w:r>
+        <w:t>My soul proclaims the greatness of the Lord.</w:t>
+      </w:r>
+    </w:p>
+    <w:p>
+      <w:pPr>
+        <w:pStyle w:val="SPBodyText"/>
+      </w:pPr>
+    </w:p>
+    <w:p>
+      <w:pPr>
+        <w:pStyle w:val="SPBodyText"/>
+      </w:pPr>
+      <w:r>
+        <w:t>She does not begin by speaking about herself, even though something extraordinary has happened to her. She begins with God.</w:t>
+      </w:r>
+    </w:p>
+    <w:p>
+      <w:pPr>
+        <w:pStyle w:val="SPBodyText"/>
+      </w:pPr>
+    </w:p>
+    <w:p>
+      <w:pPr>
+        <w:pStyle w:val="SPBodyText"/>
+      </w:pPr>
+      <w:r>
+        <w:t>The Magnificat is Mary's response to the mystery she has received. She has been chosen to bear the Son of God, yet she does not speak as though she has earned this honour. She calls herself His lowly servant.</w:t>
+      </w:r>
+    </w:p>
+    <w:p>
+      <w:pPr>
+        <w:pStyle w:val="SPBodyText"/>
+      </w:pPr>
+      <w:r>
+        <w:t>There is a quiet humility in her words.</w:t>
+      </w:r>
+    </w:p>
+    <w:p>
+      <w:pPr>
+        <w:pStyle w:val="SPBodyText"/>
+      </w:pPr>
+      <w:r>
+        <w:t>Mary knows that God has looked upon her with mercy, and she knows that what He has done through her is greater than anything she could have accomplished by herself.</w:t>
+      </w:r>
+    </w:p>
+    <w:p>
+      <w:pPr>
+        <w:pStyle w:val="SPBodyText"/>
+      </w:pPr>
+      <w:r>
+        <w:t>He has looked with favour on His lowly servant.</w:t>
+      </w:r>
+    </w:p>
+    <w:p>
+      <w:pPr>
+        <w:pStyle w:val="SPBodyText"/>
+      </w:pPr>
+      <w:r>
+        <w:t>The Magnificat therefore teaches us something important about gratitude.</w:t>
+      </w:r>
+    </w:p>
+    <w:p>
+      <w:pPr>
+        <w:pStyle w:val="SPBodyText"/>
+      </w:pPr>
+      <w:r>
+        <w:t xml:space="preserve">To give thanks is not merely to say that we have received something good. It is to recognise </w:t>
+      </w:r>
+      <w:r>
+        <w:rPr>
+          <w:b/>
+          <w:bCs/>
+        </w:rPr>
         <w:t>the One who gave it</w:t>
       </w:r>
       <w:r>
         <w:t>.</w:t>
       </w:r>
+    </w:p>
+    <w:p>
+      <w:pPr>
+        <w:pStyle w:val="SPBodyText"/>
+      </w:pPr>
     </w:p>
     <w:p>
       <w:pPr>
@@ -11656,19 +11742,6 @@
       <w:pPr>
         <w:pStyle w:val="SPBodyText"/>
       </w:pPr>
-    </w:p>
-    <w:p>
-      <w:pPr>
-        <w:pStyle w:val="SPBodyText"/>
-      </w:pPr>
-      <w:r>
-        <w:t>The God Who Lifts the Lowly</w:t>
-      </w:r>
-    </w:p>
-    <w:p>
-      <w:pPr>
-        <w:pStyle w:val="SPBodyText"/>
-      </w:pPr>
       <w:r>
         <w:t>Mary then speaks of a God who turns the world's expectations upside down.</w:t>
       </w:r>
@@ -11780,6 +11853,11 @@
       <w:r>
         <w:t>Her own life is not separate from God's work in history. The promise made to Abraham is now being fulfilled before her eyes.</w:t>
       </w:r>
+    </w:p>
+    <w:p>
+      <w:pPr>
+        <w:pStyle w:val="SPBodyText"/>
+      </w:pPr>
     </w:p>
     <w:p>
       <w:pPr>
@@ -11797,11 +11875,9 @@
       <w:r>
         <w:t>Yet Mary's response is not pride.</w:t>
       </w:r>
-    </w:p>
-    <w:p>
-      <w:pPr>
-        <w:pStyle w:val="SPBodyText"/>
-      </w:pPr>
+      <w:r>
+        <w:t xml:space="preserve"> </w:t>
+      </w:r>
       <w:r>
         <w:t>It is worship.</w:t>
       </w:r>
@@ -11809,19 +11885,7 @@
     <w:p>
       <w:pPr>
         <w:pStyle w:val="SPBodyText"/>
-      </w:pPr>
-    </w:p>
-    <w:p>
-      <w:pPr>
-        <w:pStyle w:val="SPBodyText"/>
-      </w:pPr>
-      <w:r>
-        <w:t>Mercy From Generation to Generation</w:t>
-      </w:r>
-    </w:p>
-    <w:p>
-      <w:pPr>
-        <w:pStyle w:val="SPBodyText"/>
+        <w:ind w:firstLine="0"/>
       </w:pPr>
       <w:r>
         <w:t>One phrase appears again and again beneath the Magnificat:</w:t>
@@ -11948,15 +12012,15 @@
         <w:pStyle w:val="SPBodyText"/>
       </w:pPr>
       <w:r>
+        <w:t>When we pray these words, we join our voices to hers.</w:t>
+      </w:r>
+    </w:p>
+    <w:p>
+      <w:pPr>
+        <w:pStyle w:val="SPBodyText"/>
+      </w:pPr>
+      <w:r>
         <w:lastRenderedPageBreak/>
-        <w:t>When we pray these words, we join our voices to hers.</w:t>
-      </w:r>
-    </w:p>
-    <w:p>
-      <w:pPr>
-        <w:pStyle w:val="SPBodyText"/>
-      </w:pPr>
-      <w:r>
         <w:t>We bring before God the blessings we have received, the promises we are still waiting to see fulfilled, and the places in our lives where we need His mercy.</w:t>
       </w:r>
     </w:p>
@@ -12044,14 +12108,6 @@
         <w:pStyle w:val="SPBodyText"/>
       </w:pPr>
       <w:r>
-        <w:t>A Prayer of Trust</w:t>
-      </w:r>
-    </w:p>
-    <w:p>
-      <w:pPr>
-        <w:pStyle w:val="SPBodyText"/>
-      </w:pPr>
-      <w:r>
         <w:t>The Magnificat is therefore more than a hymn of praise.</w:t>
       </w:r>
     </w:p>
@@ -12079,14 +12135,7 @@
         <w:t xml:space="preserve">She knows only enough to say </w:t>
       </w:r>
       <w:r>
-        <w:rPr>
-          <w:b/>
-          <w:bCs/>
-        </w:rPr>
-        <w:t>yes</w:t>
-      </w:r>
-      <w:r>
-        <w:t>.</w:t>
+        <w:t>yes.</w:t>
       </w:r>
     </w:p>
     <w:p>
@@ -12095,111 +12144,6 @@
       </w:pPr>
       <w:r>
         <w:t>And that is sometimes enough for us too.</w:t>
-      </w:r>
-    </w:p>
-    <w:p>
-      <w:pPr>
-        <w:pStyle w:val="SPBodyText"/>
-      </w:pPr>
-      <w:r>
-        <w:lastRenderedPageBreak/>
-        <w:t>There will be moments when we cannot see what God is doing.</w:t>
-      </w:r>
-    </w:p>
-    <w:p>
-      <w:pPr>
-        <w:pStyle w:val="SPBodyText"/>
-      </w:pPr>
-      <w:r>
-        <w:t>There will be prayers whose answers seem distant.</w:t>
-      </w:r>
-    </w:p>
-    <w:p>
-      <w:pPr>
-        <w:pStyle w:val="SPBodyText"/>
-      </w:pPr>
-      <w:r>
-        <w:t>There will be roads whose destination we cannot yet see.</w:t>
-      </w:r>
-    </w:p>
-    <w:p>
-      <w:pPr>
-        <w:pStyle w:val="SPBodyText"/>
-      </w:pPr>
-      <w:r>
-        <w:t>The Magnificat teaches us not to wait until everything is understood before giving thanks.</w:t>
-      </w:r>
-    </w:p>
-    <w:p>
-      <w:pPr>
-        <w:pStyle w:val="SPBodyText"/>
-      </w:pPr>
-      <w:r>
-        <w:t>We can praise God in the midst of uncertainty.</w:t>
-      </w:r>
-    </w:p>
-    <w:p>
-      <w:pPr>
-        <w:pStyle w:val="SPBodyText"/>
-      </w:pPr>
-      <w:r>
-        <w:t>We can remember His faithfulness when our own faith feels small.</w:t>
-      </w:r>
-    </w:p>
-    <w:p>
-      <w:pPr>
-        <w:pStyle w:val="SPBodyText"/>
-      </w:pPr>
-      <w:r>
-        <w:t>We can say with Mary:</w:t>
-      </w:r>
-    </w:p>
-    <w:p>
-      <w:pPr>
-        <w:pStyle w:val="SPBodyText"/>
-      </w:pPr>
-      <w:r>
-        <w:t>My soul proclaims the greatness of the Lord.</w:t>
-      </w:r>
-    </w:p>
-    <w:p>
-      <w:pPr>
-        <w:pStyle w:val="SPBodyText"/>
-      </w:pPr>
-      <w:r>
-        <w:t>Not because everything is easy.</w:t>
-      </w:r>
-    </w:p>
-    <w:p>
-      <w:pPr>
-        <w:pStyle w:val="SPBodyText"/>
-      </w:pPr>
-      <w:r>
-        <w:t>Not because everything has been explained.</w:t>
-      </w:r>
-    </w:p>
-    <w:p>
-      <w:pPr>
-        <w:pStyle w:val="SPBodyText"/>
-      </w:pPr>
-      <w:r>
-        <w:t>But because God is faithful.</w:t>
-      </w:r>
-    </w:p>
-    <w:p>
-      <w:pPr>
-        <w:pStyle w:val="SPBodyText"/>
-      </w:pPr>
-      <w:r>
-        <w:t>And the God who remembered His promise to Abraham has not forgotten us.</w:t>
-      </w:r>
-    </w:p>
-    <w:p>
-      <w:pPr>
-        <w:pStyle w:val="SPBodyText"/>
-      </w:pPr>
-      <w:r>
-        <w:t> </w:t>
       </w:r>
     </w:p>
     <w:p>
@@ -12214,87 +12158,123 @@
           <w:docGrid w:linePitch="360"/>
         </w:sectPr>
       </w:pPr>
-      <w:r>
-        <w:rPr>
-          <w:rFonts w:ascii="Segoe UI Symbol" w:hAnsi="Segoe UI Symbol" w:cs="Segoe UI Symbol"/>
-        </w:rPr>
-        <w:t>✠</w:t>
-      </w:r>
-    </w:p>
-    <w:p>
-      <w:pPr>
-        <w:pStyle w:val="SPBodyText"/>
-      </w:pPr>
-      <w:r>
-        <w:rPr>
-          <w:rFonts w:ascii="Segoe UI Symbol" w:hAnsi="Segoe UI Symbol" w:cs="Segoe UI Symbol"/>
-        </w:rPr>
+    </w:p>
+    <w:p>
+      <w:pPr>
+        <w:pStyle w:val="SPBodyText"/>
+      </w:pPr>
+      <w:r>
         <w:lastRenderedPageBreak/>
-        <w:t>✠</w:t>
-      </w:r>
-    </w:p>
-    <w:p>
-      <w:pPr>
-        <w:pStyle w:val="SPBodyText"/>
-      </w:pPr>
-    </w:p>
-    <w:p>
-      <w:pPr>
-        <w:pStyle w:val="SPPrayerTitle"/>
-      </w:pPr>
-      <w:bookmarkStart w:id="20" w:name="_Toc240260250"/>
-      <w:r>
-        <w:t>Nunc Dimit</w:t>
-      </w:r>
-      <w:r>
-        <w:t>t</w:t>
-      </w:r>
-      <w:r>
-        <w:t>is</w:t>
-      </w:r>
-      <w:bookmarkEnd w:id="20"/>
-    </w:p>
-    <w:p>
-      <w:pPr>
-        <w:pStyle w:val="SPLanguage"/>
-      </w:pPr>
-      <w:r>
-        <w:t>(Canticle of Simeon)</w:t>
-      </w:r>
-    </w:p>
-    <w:p>
-      <w:pPr>
-        <w:pStyle w:val="SPBodyText"/>
-      </w:pPr>
-      <w:r>
-        <w:t>The Nunc Dimittis is the song of Simeon, an elderly and faithful man who had been waiting for the fulfilment of God's promise. When Mary and Joseph brought the infant Jesus to the Temple, Simeon recognised Him as the promised salvation of God.</w:t>
-      </w:r>
-      <w:r>
-        <w:t xml:space="preserve"> </w:t>
-      </w:r>
-      <w:r>
-        <w:t>Having seen Christ, Simeon could finally say that he was ready to depart in peace.</w:t>
-      </w:r>
-    </w:p>
-    <w:p>
-      <w:pPr>
-        <w:pStyle w:val="SPBodyText"/>
-      </w:pPr>
-      <w:r>
-        <w:t>The canticle is therefore a prayer of recognition and fulfilment. Simeon had waited, and God had been faithful to His promise. What he had hoped for was now before his eyes.</w:t>
-      </w:r>
-    </w:p>
-    <w:p>
-      <w:pPr>
-        <w:pStyle w:val="SPBodyText"/>
-      </w:pPr>
-      <w:r>
-        <w:t>His words also remind us that God's salvation is not given to one people alone. Christ is proclaimed as a light for the nations and the glory of Israel.</w:t>
-      </w:r>
-    </w:p>
-    <w:p>
-      <w:pPr>
-        <w:pStyle w:val="SPBodyText"/>
+        <w:t>There will be moments when we cannot see what God is doing.</w:t>
+      </w:r>
+    </w:p>
+    <w:p>
+      <w:pPr>
+        <w:pStyle w:val="SPBodyText"/>
+      </w:pPr>
+      <w:r>
+        <w:t>There will be prayers whose answers seem distant.</w:t>
+      </w:r>
+    </w:p>
+    <w:p>
+      <w:pPr>
+        <w:pStyle w:val="SPBodyText"/>
+      </w:pPr>
+      <w:r>
+        <w:t>There will be roads whose destination we cannot yet see.</w:t>
+      </w:r>
+    </w:p>
+    <w:p>
+      <w:pPr>
+        <w:pStyle w:val="SPBodyText"/>
+      </w:pPr>
+      <w:r>
+        <w:t>The Magnificat teaches us not to wait until everything is understood before giving thanks.</w:t>
+      </w:r>
+    </w:p>
+    <w:p>
+      <w:pPr>
+        <w:pStyle w:val="SPBodyText"/>
+      </w:pPr>
+      <w:r>
+        <w:t>We can praise God in the midst of uncertainty.</w:t>
+      </w:r>
+    </w:p>
+    <w:p>
+      <w:pPr>
+        <w:pStyle w:val="SPBodyText"/>
+      </w:pPr>
+      <w:r>
+        <w:t>We can remember His faithfulness when our own faith feels small.</w:t>
+      </w:r>
+    </w:p>
+    <w:p>
+      <w:pPr>
+        <w:pStyle w:val="SPBodyText"/>
+      </w:pPr>
+      <w:r>
+        <w:t>We can say with Mary:</w:t>
+      </w:r>
+    </w:p>
+    <w:p>
+      <w:pPr>
+        <w:pStyle w:val="SPBodyText"/>
+      </w:pPr>
+    </w:p>
+    <w:p>
+      <w:pPr>
+        <w:pStyle w:val="SPBodyText"/>
+      </w:pPr>
+      <w:r>
+        <w:t>My soul proclaims the greatness of the Lord.</w:t>
+      </w:r>
+    </w:p>
+    <w:p>
+      <w:pPr>
+        <w:pStyle w:val="SPBodyText"/>
+      </w:pPr>
+    </w:p>
+    <w:p>
+      <w:pPr>
+        <w:pStyle w:val="SPBodyText"/>
+      </w:pPr>
+      <w:r>
+        <w:t>Not because everything is easy.</w:t>
+      </w:r>
+    </w:p>
+    <w:p>
+      <w:pPr>
+        <w:pStyle w:val="SPBodyText"/>
+      </w:pPr>
+      <w:r>
+        <w:t>Not because everything has been explained.</w:t>
+      </w:r>
+    </w:p>
+    <w:p>
+      <w:pPr>
+        <w:pStyle w:val="SPBodyText"/>
+      </w:pPr>
+      <w:r>
+        <w:t>But because God is faithful</w:t>
+      </w:r>
+      <w:r>
+        <w:t xml:space="preserve"> and He </w:t>
+      </w:r>
+      <w:r>
+        <w:t>has not forgotten us.</w:t>
+      </w:r>
+    </w:p>
+    <w:p>
+      <w:pPr>
+        <w:pStyle w:val="SPBodyText"/>
+      </w:pPr>
+      <w:r>
+        <w:t> </w:t>
+      </w:r>
+    </w:p>
+    <w:p>
+      <w:pPr>
+        <w:jc w:val="center"/>
         <w:sectPr>
           <w:type w:val="oddPage"/>
           <w:pgSz w:w="7920" w:h="12240" w:code="6"/>
@@ -12305,10 +12285,130 @@
         </w:sectPr>
       </w:pPr>
       <w:r>
-        <w:t xml:space="preserve">It is traditionally prayed </w:t>
-      </w:r>
-      <w:r>
-        <w:t>during Night Prayer, making it a fitting prayer at the end of the day. As we prepare for sleep, we can place the day into God's hands and rest in the knowledge that He remains faithful.</w:t>
+        <w:rPr>
+          <w:rFonts w:ascii="Segoe UI Symbol" w:hAnsi="Segoe UI Symbol" w:cs="Segoe UI Symbol"/>
+        </w:rPr>
+        <w:t>✠</w:t>
+      </w:r>
+    </w:p>
+    <w:p>
+      <w:pPr>
+        <w:jc w:val="center"/>
+      </w:pPr>
+      <w:r>
+        <w:rPr>
+          <w:rFonts w:ascii="Segoe UI Symbol" w:hAnsi="Segoe UI Symbol" w:cs="Segoe UI Symbol"/>
+        </w:rPr>
+        <w:lastRenderedPageBreak/>
+        <w:t>✠</w:t>
+      </w:r>
+    </w:p>
+    <w:p>
+      <w:pPr>
+        <w:pStyle w:val="SPBodyText"/>
+      </w:pPr>
+    </w:p>
+    <w:p>
+      <w:pPr>
+        <w:pStyle w:val="SPPrayerTitle"/>
+      </w:pPr>
+      <w:bookmarkStart w:id="20" w:name="_Toc240260250"/>
+      <w:r>
+        <w:t>Nunc Dimit</w:t>
+      </w:r>
+      <w:r>
+        <w:t>t</w:t>
+      </w:r>
+      <w:r>
+        <w:t>is</w:t>
+      </w:r>
+      <w:bookmarkEnd w:id="20"/>
+    </w:p>
+    <w:p>
+      <w:pPr>
+        <w:pStyle w:val="SPLanguage"/>
+      </w:pPr>
+      <w:r>
+        <w:t>(Canticle of Simeon)</w:t>
+      </w:r>
+    </w:p>
+    <w:p>
+      <w:pPr>
+        <w:pStyle w:val="SPBodyText"/>
+      </w:pPr>
+      <w:r>
+        <w:t>The Nunc Dimittis is the song of Simeon, an elderly and faithful man who had been waiting for the fulfilment of God's promise. When Mary and Joseph brought the infant Jesus to the Temple, Simeon recognised Him as the promised salvation of God.</w:t>
+      </w:r>
+      <w:r>
+        <w:t xml:space="preserve"> </w:t>
+      </w:r>
+      <w:r>
+        <w:t>Having seen Christ, Simeon could finally say that he was ready to depart in peace.</w:t>
+      </w:r>
+    </w:p>
+    <w:p>
+      <w:pPr>
+        <w:pStyle w:val="SPBodyText"/>
+      </w:pPr>
+      <w:r>
+        <w:t>The canticle is therefore a prayer of recognition and fulfilment. Simeon had waited, and God had been faithful to His promise. What he had hoped for was now before his eyes.</w:t>
+      </w:r>
+    </w:p>
+    <w:p>
+      <w:pPr>
+        <w:pStyle w:val="SPBodyText"/>
+      </w:pPr>
+      <w:r>
+        <w:t>His words also remind us that God's salvation is not given to one people alone. Christ is proclaimed as a light for the nations and the glory of Israel.</w:t>
+      </w:r>
+    </w:p>
+    <w:p>
+      <w:pPr>
+        <w:pStyle w:val="SPBodyText"/>
+      </w:pPr>
+      <w:r>
+        <w:t>As we prepare for sleep, we can place the day into God's hands and rest in the knowledge that He remains faithful.</w:t>
+      </w:r>
+    </w:p>
+    <w:p>
+      <w:pPr>
+        <w:pStyle w:val="SPBodyText"/>
+      </w:pPr>
+    </w:p>
+    <w:p>
+      <w:pPr>
+        <w:pStyle w:val="SPBodyText"/>
+        <w:sectPr>
+          <w:type w:val="oddPage"/>
+          <w:pgSz w:w="7920" w:h="12240" w:code="6"/>
+          <w:pgMar w:top="1080" w:right="864" w:bottom="1080" w:left="1152" w:header="576" w:footer="576" w:gutter="0"/>
+          <w:cols w:space="720"/>
+          <w:titlePg/>
+          <w:docGrid w:linePitch="360"/>
+        </w:sectPr>
+      </w:pPr>
+      <w:r>
+        <w:t xml:space="preserve">Traditionally, the </w:t>
+      </w:r>
+      <w:r>
+        <w:rPr>
+          <w:b/>
+          <w:bCs/>
+        </w:rPr>
+        <w:t>Nunc Dimittis</w:t>
+      </w:r>
+      <w:r>
+        <w:t xml:space="preserve"> is prayed as part of </w:t>
+      </w:r>
+      <w:r>
+        <w:rPr>
+          <w:b/>
+          <w:bCs/>
+        </w:rPr>
+        <w:t>Compline (Night Prayer)</w:t>
+      </w:r>
+      <w:r>
+        <w:t xml:space="preserve"> in the Liturgy of the Hours.</w:t>
       </w:r>
     </w:p>
     <w:p>
@@ -12518,13 +12618,16 @@
     </w:p>
     <w:p>
       <w:pPr>
-        <w:pStyle w:val="SPBodyText"/>
-        <w:rPr>
+        <w:rPr>
+          <w:b/>
+          <w:bCs/>
           <w:lang w:eastAsia="en-ZA"/>
         </w:rPr>
       </w:pPr>
       <w:r>
         <w:rPr>
+          <w:b/>
+          <w:bCs/>
           <w:lang w:eastAsia="en-ZA"/>
         </w:rPr>
         <w:t>Seeing the Light</w:t>
@@ -12883,11 +12986,15 @@
       <w:pPr>
         <w:pStyle w:val="SPBodyText"/>
         <w:rPr>
+          <w:i/>
+          <w:iCs/>
           <w:lang w:eastAsia="en-ZA"/>
         </w:rPr>
       </w:pPr>
       <w:r>
         <w:rPr>
+          <w:i/>
+          <w:iCs/>
           <w:lang w:eastAsia="en-ZA"/>
         </w:rPr>
         <w:t>“A light for revelation to the nations.”</w:t>
@@ -12933,54 +13040,25 @@
     </w:p>
     <w:p>
       <w:pPr>
-        <w:pStyle w:val="SPBodyText"/>
-      </w:pPr>
-      <w:r>
-        <w:t>Songs of the Waiting Heart</w:t>
-      </w:r>
-    </w:p>
-    <w:p>
-      <w:pPr>
-        <w:pStyle w:val="SPBodyText"/>
-      </w:pPr>
-      <w:r>
-        <w:t>The three canticles we have prayed come from different moments in the story of salvation, yet they share a common movement of faith.</w:t>
-      </w:r>
-    </w:p>
-    <w:p>
-      <w:pPr>
-        <w:pStyle w:val="SPBodyText"/>
-      </w:pPr>
-      <w:r>
-        <w:t xml:space="preserve">In the </w:t>
-      </w:r>
-      <w:r>
         <w:rPr>
           <w:b/>
           <w:bCs/>
         </w:rPr>
-        <w:t>Benedictus</w:t>
-      </w:r>
-      <w:r>
-        <w:t>, Zechariah looks upon the promises of God and gives thanks. After a time of waiting, he sees that God has not forgotten His people.</w:t>
-      </w:r>
-    </w:p>
-    <w:p>
-      <w:pPr>
-        <w:pStyle w:val="SPBodyText"/>
-      </w:pPr>
-      <w:r>
-        <w:t xml:space="preserve">In the </w:t>
-      </w:r>
+      </w:pPr>
       <w:r>
         <w:rPr>
           <w:b/>
           <w:bCs/>
         </w:rPr>
-        <w:t>Magnificat</w:t>
-      </w:r>
-      <w:r>
-        <w:t>, Mary responds to God's work with praise. She rejoices not in herself, but in the greatness and mercy of God.</w:t>
+        <w:t>Songs of the Waiting Heart</w:t>
+      </w:r>
+    </w:p>
+    <w:p>
+      <w:pPr>
+        <w:pStyle w:val="SPBodyText"/>
+      </w:pPr>
+      <w:r>
+        <w:t>The three canticles we have prayed come from different moments in the story of salvation, yet they share a common movement of faith.</w:t>
       </w:r>
     </w:p>
     <w:p>
@@ -12995,6 +13073,42 @@
           <w:b/>
           <w:bCs/>
         </w:rPr>
+        <w:t>Benedictus</w:t>
+      </w:r>
+      <w:r>
+        <w:t>, Zechariah looks upon the promises of God and gives thanks. After a time of waiting, he sees that God has not forgotten His people.</w:t>
+      </w:r>
+    </w:p>
+    <w:p>
+      <w:pPr>
+        <w:pStyle w:val="SPBodyText"/>
+      </w:pPr>
+      <w:r>
+        <w:t xml:space="preserve">In the </w:t>
+      </w:r>
+      <w:r>
+        <w:rPr>
+          <w:b/>
+          <w:bCs/>
+        </w:rPr>
+        <w:t>Magnificat</w:t>
+      </w:r>
+      <w:r>
+        <w:t>, Mary responds to God's work with praise. She rejoices not in herself, but in the greatness and mercy of God.</w:t>
+      </w:r>
+    </w:p>
+    <w:p>
+      <w:pPr>
+        <w:pStyle w:val="SPBodyText"/>
+      </w:pPr>
+      <w:r>
+        <w:t xml:space="preserve">In the </w:t>
+      </w:r>
+      <w:r>
+        <w:rPr>
+          <w:b/>
+          <w:bCs/>
+        </w:rPr>
         <w:t>Nunc Dimittis</w:t>
       </w:r>
       <w:r>
@@ -13047,7 +13161,13 @@
       <w:pPr>
         <w:pStyle w:val="SPBodyText"/>
       </w:pPr>
-      <w:r>
+    </w:p>
+    <w:p>
+      <w:pPr>
+        <w:pStyle w:val="SPBodyText"/>
+      </w:pPr>
+      <w:r>
+        <w:lastRenderedPageBreak/>
         <w:t>The canticles remind us that prayer does not always require many words.</w:t>
       </w:r>
     </w:p>
@@ -13056,7 +13176,6 @@
         <w:pStyle w:val="SPBodyText"/>
       </w:pPr>
       <w:r>
-        <w:lastRenderedPageBreak/>
         <w:t>Sometimes it is enough to remember that God is faithful.</w:t>
       </w:r>
     </w:p>
@@ -13088,7 +13207,7 @@
     </w:p>
     <w:p>
       <w:pPr>
-        <w:pStyle w:val="SPBodyText"/>
+        <w:jc w:val="center"/>
       </w:pPr>
       <w:r>
         <w:rPr>

--- a/manuscript/volume-1/sacrae-preces-volume-1.docx
+++ b/manuscript/volume-1/sacrae-preces-volume-1.docx
@@ -7998,21 +7998,13 @@
     <w:p>
       <w:pPr>
         <w:pStyle w:val="SPBodyText"/>
-        <w:rPr>
-          <w:i/>
-          <w:iCs/>
-        </w:rPr>
-      </w:pPr>
-    </w:p>
-    <w:p>
-      <w:pPr>
-        <w:pStyle w:val="SPBodyText"/>
-      </w:pPr>
-      <w:r>
-        <w:rPr>
-          <w:i/>
-          <w:iCs/>
-        </w:rPr>
+      </w:pPr>
+    </w:p>
+    <w:p>
+      <w:pPr>
+        <w:pStyle w:val="SPBodyText"/>
+      </w:pPr>
+      <w:r>
         <w:t>World without end. Amen</w:t>
       </w:r>
       <w:r>
@@ -11007,7 +10999,7 @@
         <w:rPr>
           <w:rFonts w:ascii="Segoe UI Symbol" w:hAnsi="Segoe UI Symbol" w:cs="Segoe UI Symbol"/>
         </w:rPr>
-        <w:t>✠</w:t>
+        <w:t xml:space="preserve"> </w:t>
       </w:r>
     </w:p>
     <w:p>
@@ -11885,7 +11877,6 @@
     <w:p>
       <w:pPr>
         <w:pStyle w:val="SPBodyText"/>
-        <w:ind w:firstLine="0"/>
       </w:pPr>
       <w:r>
         <w:t>One phrase appears again and again beneath the Magnificat:</w:t>
@@ -12288,7 +12279,7 @@
         <w:rPr>
           <w:rFonts w:ascii="Segoe UI Symbol" w:hAnsi="Segoe UI Symbol" w:cs="Segoe UI Symbol"/>
         </w:rPr>
-        <w:t>✠</w:t>
+        <w:t xml:space="preserve"> </w:t>
       </w:r>
     </w:p>
     <w:p>
@@ -12901,7 +12892,7 @@
         <w:rPr>
           <w:lang w:eastAsia="en-ZA"/>
         </w:rPr>
-        <w:t>We have done what we could.</w:t>
+        <w:t>The day is done.</w:t>
       </w:r>
     </w:p>
     <w:p>
@@ -12931,14 +12922,12 @@
         </w:rPr>
         <w:t>We place tomorrow into God's hands.</w:t>
       </w:r>
-    </w:p>
-    <w:p>
-      <w:pPr>
-        <w:pStyle w:val="SPBodyText"/>
+      <w:r>
         <w:rPr>
           <w:lang w:eastAsia="en-ZA"/>
         </w:rPr>
-      </w:pPr>
+        <w:t xml:space="preserve"> </w:t>
+      </w:r>
       <w:r>
         <w:rPr>
           <w:lang w:eastAsia="en-ZA"/>
@@ -12986,15 +12975,11 @@
       <w:pPr>
         <w:pStyle w:val="SPBodyText"/>
         <w:rPr>
-          <w:i/>
-          <w:iCs/>
           <w:lang w:eastAsia="en-ZA"/>
         </w:rPr>
       </w:pPr>
       <w:r>
         <w:rPr>
-          <w:i/>
-          <w:iCs/>
           <w:lang w:eastAsia="en-ZA"/>
         </w:rPr>
         <w:t>“A light for revelation to the nations.”</w:t>
@@ -13012,6 +12997,25 @@
           <w:lang w:eastAsia="en-ZA"/>
         </w:rPr>
         <w:t>May we learn, like Simeon, to recognise that light when it is before us — and having seen it, to rest in peace.</w:t>
+      </w:r>
+    </w:p>
+    <w:p>
+      <w:pPr>
+        <w:jc w:val="center"/>
+        <w:rPr>
+          <w:rFonts w:ascii="Segoe UI Symbol" w:hAnsi="Segoe UI Symbol" w:cs="Segoe UI Symbol"/>
+        </w:rPr>
+      </w:pPr>
+    </w:p>
+    <w:p>
+      <w:pPr>
+        <w:jc w:val="center"/>
+      </w:pPr>
+      <w:r>
+        <w:rPr>
+          <w:rFonts w:ascii="Segoe UI Symbol" w:hAnsi="Segoe UI Symbol" w:cs="Segoe UI Symbol"/>
+        </w:rPr>
+        <w:t xml:space="preserve"> </w:t>
       </w:r>
     </w:p>
     <w:p>
@@ -13264,6 +13268,11 @@
       <w:pPr>
         <w:pStyle w:val="SPBodyText"/>
       </w:pPr>
+    </w:p>
+    <w:p>
+      <w:pPr>
+        <w:pStyle w:val="SPBodyText"/>
+      </w:pPr>
       <w:r>
         <w:t>Throughout the centuries, Christians have carried simple prayers into the ordinary moments of life: upon waking, before sleep, in times of difficulty, in thanksgiving, in sorrow, and whenever the heart turns towards God.</w:t>
       </w:r>
@@ -13272,6 +13281,11 @@
       <w:pPr>
         <w:pStyle w:val="SPBodyText"/>
       </w:pPr>
+    </w:p>
+    <w:p>
+      <w:pPr>
+        <w:pStyle w:val="SPBodyText"/>
+      </w:pPr>
       <w:r>
         <w:t>These prayers have been handed down through generations. Some are centuries old. Others grew from particular traditions of devotion to Christ, the Blessed Virgin Mary, the angels and the saints.</w:t>
       </w:r>
@@ -13280,6 +13294,11 @@
       <w:pPr>
         <w:pStyle w:val="SPBodyText"/>
       </w:pPr>
+    </w:p>
+    <w:p>
+      <w:pPr>
+        <w:pStyle w:val="SPBodyText"/>
+      </w:pPr>
       <w:r>
         <w:t>They are prayers for the spaces between the great moments of the day.</w:t>
       </w:r>
@@ -13294,96 +13313,6 @@
         <w:pStyle w:val="SPBodyText"/>
       </w:pPr>
       <w:r>
-        <w:rPr>
-          <w:b/>
-          <w:bCs/>
-        </w:rPr>
-        <w:t>The</w:t>
-      </w:r>
-      <w:r>
-        <w:t xml:space="preserve"> </w:t>
-      </w:r>
-      <w:r>
-        <w:rPr>
-          <w:b/>
-          <w:bCs/>
-        </w:rPr>
-        <w:t>Morning Offering</w:t>
-      </w:r>
-      <w:r>
-        <w:t xml:space="preserve"> places the day itself into God's hands.</w:t>
-      </w:r>
-      <w:r>
-        <w:t xml:space="preserve"> </w:t>
-      </w:r>
-    </w:p>
-    <w:p>
-      <w:pPr>
-        <w:pStyle w:val="SPBodyText"/>
-      </w:pPr>
-      <w:r>
-        <w:rPr>
-          <w:b/>
-          <w:bCs/>
-        </w:rPr>
-        <w:t>The Angelus</w:t>
-      </w:r>
-      <w:r>
-        <w:t xml:space="preserve"> invites us to remember the mystery of the Incarnation</w:t>
-      </w:r>
-      <w:r>
-        <w:t xml:space="preserve"> throughout the day.</w:t>
-      </w:r>
-    </w:p>
-    <w:p>
-      <w:pPr>
-        <w:pStyle w:val="SPBodyText"/>
-      </w:pPr>
-      <w:r>
-        <w:rPr>
-          <w:b/>
-          <w:bCs/>
-        </w:rPr>
-        <w:t>The Anima Christi</w:t>
-      </w:r>
-      <w:r>
-        <w:t xml:space="preserve"> draws us towards Christ and His Passion.</w:t>
-      </w:r>
-    </w:p>
-    <w:p>
-      <w:pPr>
-        <w:pStyle w:val="SPBodyText"/>
-      </w:pPr>
-      <w:r>
-        <w:rPr>
-          <w:b/>
-          <w:bCs/>
-        </w:rPr>
-        <w:t>The Guardian Angel Prayer</w:t>
-      </w:r>
-      <w:r>
-        <w:t xml:space="preserve"> reminds us that we do not walk through life alone.</w:t>
-      </w:r>
-    </w:p>
-    <w:p>
-      <w:pPr>
-        <w:pStyle w:val="SPBodyText"/>
-      </w:pPr>
-    </w:p>
-    <w:p>
-      <w:pPr>
-        <w:pStyle w:val="SPBodyText"/>
-      </w:pPr>
-      <w:r>
-        <w:t>Other prayers teach us to entrust the departed to God's mercy, to seek protection in times of trial, and to turn our hearts again towards Christ.</w:t>
-      </w:r>
-    </w:p>
-    <w:p>
-      <w:pPr>
-        <w:pStyle w:val="SPBodyText"/>
-      </w:pPr>
-      <w:r>
-        <w:lastRenderedPageBreak/>
         <w:t>These prayers need not be hurried.</w:t>
       </w:r>
     </w:p>
@@ -13403,10 +13332,6 @@
     <w:p>
       <w:pPr>
         <w:pStyle w:val="SPBodyText"/>
-        <w:rPr>
-          <w:b/>
-          <w:bCs/>
-        </w:rPr>
         <w:sectPr>
           <w:type w:val="oddPage"/>
           <w:pgSz w:w="7920" w:h="12240" w:code="6"/>
@@ -13425,227 +13350,108 @@
         <w:pStyle w:val="SPBodyText"/>
       </w:pPr>
       <w:r>
-        <w:rPr>
-          <w:rFonts w:ascii="Segoe UI Symbol" w:hAnsi="Segoe UI Symbol" w:cs="Segoe UI Symbol"/>
-        </w:rPr>
         <w:lastRenderedPageBreak/>
-        <w:t>✠</w:t>
-      </w:r>
-    </w:p>
-    <w:p>
-      <w:pPr>
-        <w:pStyle w:val="SPBodyText"/>
-      </w:pPr>
-    </w:p>
-    <w:p>
-      <w:pPr>
-        <w:pStyle w:val="SPPrayerTitle"/>
-      </w:pPr>
-      <w:bookmarkStart w:id="23" w:name="_Toc240260253"/>
-      <w:r>
-        <w:t xml:space="preserve">Morning </w:t>
-      </w:r>
-      <w:r>
-        <w:t>O</w:t>
-      </w:r>
-      <w:r>
-        <w:t>ffering</w:t>
-      </w:r>
-      <w:bookmarkEnd w:id="23"/>
-    </w:p>
-    <w:p>
-      <w:pPr>
-        <w:pStyle w:val="SPBodyText"/>
-      </w:pPr>
-      <w:r>
-        <w:t>Offering the Day to God</w:t>
-      </w:r>
-    </w:p>
-    <w:p>
-      <w:pPr>
-        <w:pStyle w:val="SPBodyText"/>
-      </w:pPr>
-    </w:p>
-    <w:p>
-      <w:pPr>
-        <w:pStyle w:val="SPBodyText"/>
-      </w:pPr>
-      <w:r>
-        <w:t>The Morning Offering is a simple prayer of beginning.</w:t>
-      </w:r>
-    </w:p>
-    <w:p>
-      <w:pPr>
-        <w:pStyle w:val="SPBodyText"/>
-      </w:pPr>
-      <w:r>
-        <w:t>Before the day has fully begun, we place it in God's hands. We offer Him not only our prayers, but also our work, our joys, our difficulties, and the ordinary moments that will make up the hours ahead.</w:t>
-      </w:r>
-    </w:p>
-    <w:p>
-      <w:pPr>
-        <w:pStyle w:val="SPBodyText"/>
-      </w:pPr>
-      <w:r>
-        <w:t>The prayer asks us to unite the day with the Holy Sacrifice of the Mass offered throughout the world. In doing so, the ordinary things of our lives are brought into a greater offering: our work, our relationships, our responsibilities, our successes, and even our sufferings.</w:t>
-      </w:r>
-    </w:p>
-    <w:p>
-      <w:pPr>
-        <w:pStyle w:val="SPBodyText"/>
-      </w:pPr>
-      <w:r>
-        <w:t>Nothing needs to be extraordinary.</w:t>
-      </w:r>
-    </w:p>
-    <w:p>
-      <w:pPr>
-        <w:pStyle w:val="SPBodyText"/>
-      </w:pPr>
-    </w:p>
-    <w:p>
-      <w:pPr>
-        <w:pStyle w:val="SPBodyText"/>
-      </w:pPr>
-      <w:r>
-        <w:t>A difficult task can be offered.</w:t>
-      </w:r>
-      <w:r>
-        <w:br/>
-        <w:t>A conversation can be offered.</w:t>
-      </w:r>
-      <w:r>
-        <w:br/>
-        <w:t>A moment of patience can be offered.</w:t>
-      </w:r>
-      <w:r>
-        <w:br/>
-        <w:t>A kindness that no one notices can be offered.</w:t>
-      </w:r>
-      <w:r>
-        <w:br/>
-        <w:t>Even an ordinary day can become an offering to God.</w:t>
-      </w:r>
-    </w:p>
-    <w:p>
-      <w:pPr>
-        <w:pStyle w:val="SPBodyText"/>
-      </w:pPr>
-    </w:p>
-    <w:p>
-      <w:pPr>
-        <w:pStyle w:val="SPBodyText"/>
-      </w:pPr>
-      <w:r>
-        <w:lastRenderedPageBreak/>
-        <w:t xml:space="preserve">The prayer places this offering </w:t>
-      </w:r>
-      <w:r>
+        <w:t>The Morning Offering places the day itself into God's hands.</w:t>
+      </w:r>
+    </w:p>
+    <w:p>
+      <w:pPr>
+        <w:pStyle w:val="SPBodyText"/>
+      </w:pPr>
+    </w:p>
+    <w:p>
+      <w:pPr>
+        <w:pStyle w:val="SPBodyText"/>
+      </w:pPr>
+      <w:r>
+        <w:t>The Angelus invites us to remember the mystery of the Incarnation throughout the day.</w:t>
+      </w:r>
+    </w:p>
+    <w:p>
+      <w:pPr>
+        <w:pStyle w:val="SPBodyText"/>
+      </w:pPr>
+    </w:p>
+    <w:p>
+      <w:pPr>
+        <w:pStyle w:val="SPBodyText"/>
+      </w:pPr>
+      <w:r>
+        <w:t>The Anima Christi draws us towards Christ and His Passion.</w:t>
+      </w:r>
+    </w:p>
+    <w:p>
+      <w:pPr>
+        <w:pStyle w:val="SPBodyText"/>
+      </w:pPr>
+    </w:p>
+    <w:p>
+      <w:pPr>
+        <w:pStyle w:val="SPBodyText"/>
+      </w:pPr>
+      <w:r>
+        <w:t>The Guardian Angel Prayer reminds us that we do not walk through life alone.</w:t>
+      </w:r>
+    </w:p>
+    <w:p>
+      <w:pPr>
+        <w:pStyle w:val="SPBodyText"/>
+      </w:pPr>
+    </w:p>
+    <w:p>
+      <w:pPr>
+        <w:pStyle w:val="SPBodyText"/>
+      </w:pPr>
+      <w:r>
+        <w:t>The Prayer for the Faithful Departed teaches us to entrust the departed to God's mercy.</w:t>
+      </w:r>
+    </w:p>
+    <w:p>
+      <w:pPr>
+        <w:pStyle w:val="SPBodyText"/>
+      </w:pPr>
+    </w:p>
+    <w:p>
+      <w:pPr>
+        <w:pStyle w:val="SPBodyText"/>
+      </w:pPr>
+      <w:r>
+        <w:t>The Divine Praises turn</w:t>
+      </w:r>
+      <w:r>
+        <w:t xml:space="preserve"> </w:t>
+      </w:r>
+      <w:r>
+        <w:t>the heart towards praise and thanksgiving.</w:t>
+      </w:r>
+    </w:p>
+    <w:p>
+      <w:pPr>
+        <w:pStyle w:val="SPBodyText"/>
+      </w:pPr>
+    </w:p>
+    <w:p>
+      <w:pPr>
+        <w:pStyle w:val="SPBodyText"/>
+      </w:pPr>
+      <w:r>
+        <w:t>Night Prayer brings the day to its close in trust, gratitude, and peace.</w:t>
+      </w:r>
+    </w:p>
+    <w:p>
+      <w:pPr>
+        <w:pStyle w:val="SPBodyText"/>
+      </w:pPr>
+    </w:p>
+    <w:p>
+      <w:pPr>
+        <w:pStyle w:val="SPBodyText"/>
         <w:rPr>
           <w:b/>
           <w:bCs/>
         </w:rPr>
-        <w:t>through the Immaculate Heart of Mary</w:t>
-      </w:r>
-      <w:r>
-        <w:t xml:space="preserve">, asking that our lives may be joined to her perfect response to God. Mary's </w:t>
-      </w:r>
-      <w:r>
-        <w:rPr>
-          <w:i/>
-          <w:iCs/>
-        </w:rPr>
-        <w:t>fiat</w:t>
-      </w:r>
-      <w:r>
-        <w:t xml:space="preserve"> — her "Let it be done" — becomes a model for our own.</w:t>
-      </w:r>
-    </w:p>
-    <w:p>
-      <w:pPr>
-        <w:pStyle w:val="SPBodyText"/>
-      </w:pPr>
-      <w:r>
-        <w:t>The Morning Offering also reminds us that prayer is not something separated from the rest of the day.</w:t>
-      </w:r>
-    </w:p>
-    <w:p>
-      <w:pPr>
-        <w:pStyle w:val="SPBodyText"/>
-      </w:pPr>
-      <w:r>
-        <w:t>We do not pray and then leave prayer behind.</w:t>
-      </w:r>
-    </w:p>
-    <w:p>
-      <w:pPr>
-        <w:pStyle w:val="SPBodyText"/>
-      </w:pPr>
-    </w:p>
-    <w:p>
-      <w:pPr>
-        <w:pStyle w:val="SPBodyText"/>
-      </w:pPr>
-      <w:r>
-        <w:t>We carry our prayer into our work.</w:t>
-      </w:r>
-      <w:r>
-        <w:br/>
-        <w:t>Into our families.</w:t>
-      </w:r>
-      <w:r>
-        <w:br/>
-        <w:t>Into our responsibilities.</w:t>
-      </w:r>
-      <w:r>
-        <w:br/>
-        <w:t>Into moments of joy and moments of difficulty.</w:t>
-      </w:r>
-    </w:p>
-    <w:p>
-      <w:pPr>
-        <w:pStyle w:val="SPBodyText"/>
-      </w:pPr>
-    </w:p>
-    <w:p>
-      <w:pPr>
-        <w:pStyle w:val="SPBodyText"/>
-      </w:pPr>
-      <w:r>
-        <w:t>When the day goes differently from what we expected, the offering remains.</w:t>
-      </w:r>
-    </w:p>
-    <w:p>
-      <w:pPr>
-        <w:pStyle w:val="SPBodyText"/>
-      </w:pPr>
-    </w:p>
-    <w:p>
-      <w:pPr>
-        <w:pStyle w:val="SPBodyText"/>
-      </w:pPr>
-      <w:r>
-        <w:t>When we succeed, we can give thanks.</w:t>
-      </w:r>
-      <w:r>
-        <w:br/>
-        <w:t>When we struggle, we can offer the struggle.</w:t>
-      </w:r>
-      <w:r>
-        <w:br/>
-        <w:t>When we fall, we can begin again.</w:t>
-      </w:r>
-    </w:p>
-    <w:p>
-      <w:pPr>
-        <w:pStyle w:val="SPBodyText"/>
-      </w:pPr>
-    </w:p>
-    <w:p>
-      <w:pPr>
-        <w:pStyle w:val="SPBodyText"/>
         <w:sectPr>
-          <w:type w:val="oddPage"/>
+          <w:type w:val="evenPage"/>
           <w:pgSz w:w="7920" w:h="12240" w:code="6"/>
           <w:pgMar w:top="1080" w:right="864" w:bottom="1080" w:left="1152" w:header="576" w:footer="576" w:gutter="0"/>
           <w:cols w:space="720"/>
@@ -13660,57 +13466,193 @@
       </w:pPr>
       <w:r>
         <w:lastRenderedPageBreak/>
+        <w:tab/>
+      </w:r>
+    </w:p>
+    <w:p>
+      <w:pPr>
+        <w:jc w:val="center"/>
+      </w:pPr>
+      <w:r>
+        <w:rPr>
+          <w:rFonts w:ascii="Segoe UI Symbol" w:hAnsi="Segoe UI Symbol" w:cs="Segoe UI Symbol"/>
+        </w:rPr>
+        <w:t>✠</w:t>
+      </w:r>
+    </w:p>
+    <w:p>
+      <w:pPr>
+        <w:pStyle w:val="SPBodyText"/>
+      </w:pPr>
+    </w:p>
+    <w:p>
+      <w:pPr>
+        <w:pStyle w:val="SPPrayerTitle"/>
+      </w:pPr>
+      <w:bookmarkStart w:id="23" w:name="_Toc240260253"/>
+      <w:r>
+        <w:t xml:space="preserve">Morning </w:t>
+      </w:r>
+      <w:r>
+        <w:t>O</w:t>
+      </w:r>
+      <w:r>
+        <w:t>ffering</w:t>
+      </w:r>
+      <w:bookmarkEnd w:id="23"/>
+    </w:p>
+    <w:p>
+      <w:pPr>
+        <w:pStyle w:val="SPBodyText"/>
+      </w:pPr>
+      <w:r>
+        <w:t>Offering the Day to God</w:t>
+      </w:r>
+    </w:p>
+    <w:p>
+      <w:pPr>
+        <w:pStyle w:val="SPBodyText"/>
+      </w:pPr>
+    </w:p>
+    <w:p>
+      <w:pPr>
+        <w:pStyle w:val="SPBodyText"/>
+      </w:pPr>
+      <w:r>
+        <w:t>The Morning Offering is a simple prayer of beginning.</w:t>
+      </w:r>
+    </w:p>
+    <w:p>
+      <w:pPr>
+        <w:pStyle w:val="SPBodyText"/>
+      </w:pPr>
+      <w:r>
+        <w:t>Before the day has fully begun, we place it in God's hands. We offer Him not only our prayers, but also our work, our joys, our difficulties, and the ordinary moments that will make up the hours ahead.</w:t>
+      </w:r>
+    </w:p>
+    <w:p>
+      <w:pPr>
+        <w:pStyle w:val="SPBodyText"/>
+      </w:pPr>
+      <w:r>
+        <w:t>The prayer asks us to unite the day with the Holy Sacrifice of the Mass offered throughout the world. In doing so, the ordinary things of our lives are brought into a greater offering: our work, our relationships, our responsibilities, our successes, and even our sufferings.</w:t>
+      </w:r>
+    </w:p>
+    <w:p>
+      <w:pPr>
+        <w:pStyle w:val="SPBodyText"/>
+      </w:pPr>
+      <w:r>
+        <w:t>Nothing needs to be extraordinary.</w:t>
+      </w:r>
+    </w:p>
+    <w:p>
+      <w:pPr>
+        <w:pStyle w:val="SPBodyText"/>
+      </w:pPr>
+      <w:r>
+        <w:t>A difficult task, a conversation, a moment of patience, even an ordinary day; these can all become an offering to God.</w:t>
+      </w:r>
+    </w:p>
+    <w:p>
+      <w:pPr>
+        <w:pStyle w:val="SPBodyText"/>
+      </w:pPr>
+    </w:p>
+    <w:p>
+      <w:pPr>
+        <w:pStyle w:val="SPBodyText"/>
+      </w:pPr>
+      <w:r>
+        <w:t xml:space="preserve">The prayer places this offering </w:t>
+      </w:r>
+      <w:r>
+        <w:t>through the Immaculate Heart of Mary</w:t>
+      </w:r>
+      <w:r>
+        <w:t xml:space="preserve">, asking that our lives may be joined to her perfect response to God. Mary's </w:t>
+      </w:r>
+      <w:r>
+        <w:rPr>
+          <w:i/>
+          <w:iCs/>
+        </w:rPr>
+        <w:t>fiat</w:t>
+      </w:r>
+      <w:r>
+        <w:t xml:space="preserve"> — her "Let it be done" — becomes a model for our own.</w:t>
+      </w:r>
+    </w:p>
+    <w:p>
+      <w:pPr>
+        <w:pStyle w:val="SPBodyText"/>
+      </w:pPr>
+      <w:r>
+        <w:lastRenderedPageBreak/>
+        <w:t>The Morning Offering also reminds us that prayer is not something separated from the rest of the day.</w:t>
+      </w:r>
+    </w:p>
+    <w:p>
+      <w:pPr>
+        <w:pStyle w:val="SPBodyText"/>
+      </w:pPr>
+      <w:r>
+        <w:t>We do not pray and then leave prayer behind.</w:t>
+      </w:r>
+      <w:r>
+        <w:t xml:space="preserve"> We carry our prayer into our work, our families and our responsibilities. </w:t>
+      </w:r>
+    </w:p>
+    <w:p>
+      <w:pPr>
+        <w:pStyle w:val="SPBodyText"/>
+      </w:pPr>
+    </w:p>
+    <w:p>
+      <w:pPr>
+        <w:pStyle w:val="SPBodyText"/>
+      </w:pPr>
+      <w:r>
+        <w:t>When the day goes differently from what we expected, the offering remains.</w:t>
+      </w:r>
+      <w:r>
+        <w:t xml:space="preserve"> Whether we succeed, struggle and fall at times, we have the opportunity to begin again.</w:t>
+      </w:r>
+    </w:p>
+    <w:p>
+      <w:pPr>
+        <w:pStyle w:val="SPBodyText"/>
+      </w:pPr>
+    </w:p>
+    <w:p>
+      <w:pPr>
+        <w:pStyle w:val="SPBodyText"/>
+      </w:pPr>
+      <w:r>
         <w:t xml:space="preserve">The Morning Offering is therefore more than a prayer said once in the morning. It is an invitation to </w:t>
       </w:r>
       <w:r>
-        <w:rPr>
-          <w:b/>
-          <w:bCs/>
-        </w:rPr>
-        <w:t>live the day consciously in the presence of God</w:t>
-      </w:r>
-      <w:r>
-        <w:t>.</w:t>
-      </w:r>
-    </w:p>
-    <w:p>
-      <w:pPr>
-        <w:pStyle w:val="SPBodyText"/>
-      </w:pPr>
-      <w:r>
-        <w:t>Begin the day by offering it.</w:t>
-      </w:r>
-    </w:p>
-    <w:p>
-      <w:pPr>
-        <w:pStyle w:val="SPBodyText"/>
-      </w:pPr>
-    </w:p>
-    <w:p>
-      <w:pPr>
-        <w:pStyle w:val="SPBodyText"/>
-      </w:pPr>
-    </w:p>
-    <w:p>
-      <w:pPr>
-        <w:pStyle w:val="SPBodyText"/>
-      </w:pPr>
-      <w:r>
-        <w:t>Then, as the hours unfold, remember the offering you have already made.</w:t>
-      </w:r>
-    </w:p>
-    <w:p>
-      <w:pPr>
-        <w:pStyle w:val="SPBodyText"/>
-      </w:pPr>
-    </w:p>
-    <w:p>
-      <w:pPr>
-        <w:pStyle w:val="SPBodyText"/>
-      </w:pPr>
-      <w:r>
-        <w:t>Your whole day can become a prayer.</w:t>
-      </w:r>
+        <w:t>live the day consciously in the presence of God.</w:t>
+      </w:r>
+    </w:p>
+    <w:p>
+      <w:pPr>
+        <w:pStyle w:val="SPBodyText"/>
+      </w:pPr>
+      <w:r>
+        <w:t xml:space="preserve">Begin </w:t>
+      </w:r>
+      <w:r>
+        <w:t>your</w:t>
+      </w:r>
+      <w:r>
+        <w:t xml:space="preserve"> day by offering it.</w:t>
+      </w:r>
+    </w:p>
+    <w:p>
+      <w:pPr>
+        <w:pStyle w:val="SPBodyText"/>
+      </w:pPr>
     </w:p>
     <w:p>
       <w:pPr>
@@ -14120,9 +14062,16 @@
     </w:p>
     <w:p>
       <w:pPr>
-        <w:pStyle w:val="SPBodyText"/>
-      </w:pPr>
-      <w:r>
+        <w:rPr>
+          <w:b/>
+          <w:bCs/>
+        </w:rPr>
+      </w:pPr>
+      <w:r>
+        <w:rPr>
+          <w:b/>
+          <w:bCs/>
+        </w:rPr>
         <w:t>A Day Given to God</w:t>
       </w:r>
     </w:p>
@@ -14471,7 +14420,7 @@
     </w:p>
     <w:p>
       <w:pPr>
-        <w:pStyle w:val="SPBodyText"/>
+        <w:jc w:val="center"/>
       </w:pPr>
       <w:r>
         <w:rPr>
@@ -14552,22 +14501,36 @@
     <w:p>
       <w:pPr>
         <w:pStyle w:val="SPBodyText"/>
+      </w:pPr>
+      <w:r>
+        <w:t>The repeated prayer invites us to pause in the midst of ordinary life and remember the mystery at the heart of our faith:</w:t>
+      </w:r>
+      <w:r>
+        <w:t xml:space="preserve"> </w:t>
+      </w:r>
+    </w:p>
+    <w:p>
+      <w:pPr>
+        <w:pStyle w:val="SPBodyText"/>
         <w:rPr>
           <w:i/>
           <w:iCs/>
         </w:rPr>
       </w:pPr>
-      <w:r>
-        <w:t>The repeated prayer invites us to pause in the midst of ordinary life and remember the mystery at the heart of our faith:</w:t>
-      </w:r>
-      <w:r>
-        <w:t xml:space="preserve"> </w:t>
-      </w:r>
-      <w:r>
+    </w:p>
+    <w:p>
+      <w:pPr>
+        <w:pStyle w:val="SPBodyText"/>
         <w:rPr>
           <w:i/>
           <w:iCs/>
         </w:rPr>
+      </w:pPr>
+      <w:r>
+        <w:rPr>
+          <w:i/>
+          <w:iCs/>
+        </w:rPr>
         <w:t>“And the Word was made flesh, and dwelt among us.”</w:t>
       </w:r>
     </w:p>
@@ -14575,14 +14538,15 @@
       <w:pPr>
         <w:pStyle w:val="SPBodyText"/>
       </w:pPr>
+    </w:p>
+    <w:p>
+      <w:pPr>
+        <w:pStyle w:val="SPBodyText"/>
+      </w:pPr>
       <w:r>
         <w:t xml:space="preserve">It is a call to remember that </w:t>
       </w:r>
       <w:r>
-        <w:rPr>
-          <w:b/>
-          <w:bCs/>
-        </w:rPr>
         <w:t>God came among us</w:t>
       </w:r>
       <w:r>
@@ -14600,33 +14564,16 @@
         <w:pStyle w:val="SPBodyText"/>
       </w:pPr>
       <w:r>
-        <w:t>When we pray the Angelus, we join our prayer to Mary's response:</w:t>
-      </w:r>
-    </w:p>
-    <w:p>
-      <w:pPr>
-        <w:pStyle w:val="SPBodyText"/>
-      </w:pPr>
-    </w:p>
-    <w:p>
-      <w:pPr>
-        <w:pStyle w:val="SPBodyText"/>
-        <w:sectPr>
-          <w:type w:val="oddPage"/>
-          <w:pgSz w:w="7920" w:h="12240" w:code="6"/>
-          <w:pgMar w:top="1080" w:right="864" w:bottom="1080" w:left="1152" w:header="576" w:footer="576" w:gutter="0"/>
-          <w:cols w:space="720"/>
-          <w:titlePg/>
-          <w:docGrid w:linePitch="360"/>
-        </w:sectPr>
-      </w:pPr>
-      <w:r>
-        <w:t>“Behold the handmaid of the Lord;</w:t>
-      </w:r>
-      <w:r>
-        <w:br/>
-        <w:t>be it done unto me according to your word.”</w:t>
-      </w:r>
+        <w:t>When we pray the Angelus, we join our prayer to Mary's response</w:t>
+      </w:r>
+      <w:r>
+        <w:t>.</w:t>
+      </w:r>
+    </w:p>
+    <w:p>
+      <w:pPr>
+        <w:pStyle w:val="SPBodyText"/>
+      </w:pPr>
     </w:p>
     <w:p>
       <w:pPr>
@@ -15193,9 +15140,16 @@
     </w:p>
     <w:p>
       <w:pPr>
-        <w:pStyle w:val="SPBodyText"/>
-      </w:pPr>
-      <w:r>
+        <w:rPr>
+          <w:b/>
+          <w:bCs/>
+        </w:rPr>
+      </w:pPr>
+      <w:r>
+        <w:rPr>
+          <w:b/>
+          <w:bCs/>
+        </w:rPr>
         <w:t>The Word Became Flesh</w:t>
       </w:r>
     </w:p>
@@ -15238,399 +15192,65 @@
     </w:p>
     <w:p>
       <w:pPr>
-        <w:pStyle w:val="SPBodyText"/>
-      </w:pPr>
-      <w:r>
-        <w:t>“Behold the handmaid of the Lord.”</w:t>
-      </w:r>
-    </w:p>
-    <w:p>
-      <w:pPr>
-        <w:pStyle w:val="SPBodyText"/>
-      </w:pPr>
-    </w:p>
-    <w:p>
-      <w:pPr>
-        <w:pStyle w:val="SPBodyText"/>
-      </w:pPr>
-      <w:r>
-        <w:t>Her answer was not accompanied by certainty about everything that would follow. She did not know every sorrow she would encounter, every joy she would receive, or every mystery she would carry.</w:t>
-      </w:r>
-    </w:p>
-    <w:p>
-      <w:pPr>
-        <w:pStyle w:val="SPBodyText"/>
-      </w:pPr>
-      <w:r>
-        <w:t>She simply trusted God.</w:t>
-      </w:r>
-    </w:p>
-    <w:p>
-      <w:pPr>
-        <w:pStyle w:val="SPBodyText"/>
-      </w:pPr>
-      <w:r>
-        <w:t xml:space="preserve">And through her </w:t>
-      </w:r>
-      <w:r>
-        <w:t>acceptance</w:t>
-      </w:r>
-      <w:r>
-        <w:t>, the Word became flesh.</w:t>
-      </w:r>
-    </w:p>
-    <w:p>
-      <w:pPr>
-        <w:pStyle w:val="SPBodyText"/>
-      </w:pPr>
-    </w:p>
-    <w:p>
-      <w:pPr>
-        <w:pStyle w:val="SPBodyText"/>
-      </w:pPr>
-      <w:r>
-        <w:t>The Angelus invites us to pause throughout the day and remember this mystery.</w:t>
-      </w:r>
-    </w:p>
-    <w:p>
-      <w:pPr>
-        <w:pStyle w:val="SPBodyText"/>
-      </w:pPr>
-    </w:p>
-    <w:p>
-      <w:pPr>
-        <w:pStyle w:val="SPBodyText"/>
-      </w:pPr>
-      <w:r>
-        <w:t>In the morning, as the day begins.</w:t>
-      </w:r>
-    </w:p>
-    <w:p>
-      <w:pPr>
-        <w:pStyle w:val="SPBodyText"/>
-      </w:pPr>
-      <w:r>
-        <w:t>At midday, when the day's work is underway.</w:t>
-      </w:r>
-    </w:p>
-    <w:p>
-      <w:pPr>
-        <w:pStyle w:val="SPBodyText"/>
-      </w:pPr>
-      <w:r>
-        <w:t>In the evening, as the day draws to its close.</w:t>
-      </w:r>
-    </w:p>
-    <w:p>
-      <w:pPr>
-        <w:pStyle w:val="SPBodyText"/>
-      </w:pPr>
-    </w:p>
-    <w:p>
-      <w:pPr>
-        <w:pStyle w:val="SPBodyText"/>
-      </w:pPr>
-      <w:r>
-        <w:t>The hours may change.</w:t>
-      </w:r>
-    </w:p>
-    <w:p>
-      <w:pPr>
-        <w:pStyle w:val="SPBodyText"/>
-      </w:pPr>
-      <w:r>
-        <w:t>Our circumstances may change.</w:t>
-      </w:r>
-    </w:p>
-    <w:p>
-      <w:pPr>
-        <w:pStyle w:val="SPBodyText"/>
-      </w:pPr>
-      <w:r>
-        <w:t>But the mystery remains.</w:t>
-      </w:r>
-    </w:p>
-    <w:p>
-      <w:pPr>
-        <w:pStyle w:val="SPBodyText"/>
-      </w:pPr>
-    </w:p>
-    <w:p>
-      <w:pPr>
-        <w:pStyle w:val="SPBodyText"/>
-      </w:pPr>
-      <w:r>
-        <w:t>God has come near.</w:t>
-      </w:r>
-    </w:p>
-    <w:p>
-      <w:pPr>
-        <w:pStyle w:val="SPBodyText"/>
-      </w:pPr>
-    </w:p>
-    <w:p>
-      <w:pPr>
-        <w:pStyle w:val="SPBodyText"/>
-      </w:pPr>
-      <w:r>
-        <w:t>The Son of God entered our humanity.</w:t>
-      </w:r>
-    </w:p>
-    <w:p>
-      <w:pPr>
-        <w:pStyle w:val="SPBodyText"/>
-      </w:pPr>
-      <w:r>
-        <w:t>He entered our world, not from a distance, but from within it.</w:t>
-      </w:r>
-    </w:p>
-    <w:p>
-      <w:pPr>
-        <w:pStyle w:val="SPBodyText"/>
-      </w:pPr>
-    </w:p>
-    <w:p>
-      <w:pPr>
-        <w:pStyle w:val="SPBodyText"/>
-      </w:pPr>
-      <w:r>
-        <w:t xml:space="preserve">Mary's </w:t>
-      </w:r>
-      <w:r>
         <w:rPr>
           <w:i/>
           <w:iCs/>
         </w:rPr>
-        <w:t>Fiat</w:t>
-      </w:r>
-      <w:r>
-        <w:t xml:space="preserve"> teaches us something about prayer.</w:t>
-      </w:r>
-    </w:p>
-    <w:p>
-      <w:pPr>
-        <w:pStyle w:val="SPBodyText"/>
-      </w:pPr>
-      <w:r>
-        <w:t>Prayer is not always asking God to change our circumstances.</w:t>
-      </w:r>
-    </w:p>
-    <w:p>
-      <w:pPr>
-        <w:pStyle w:val="SPBodyText"/>
-      </w:pPr>
-      <w:r>
-        <w:t>Sometimes prayer is learning to say:</w:t>
-      </w:r>
-    </w:p>
-    <w:p>
-      <w:pPr>
-        <w:pStyle w:val="SPBodyText"/>
-      </w:pPr>
-    </w:p>
-    <w:p>
-      <w:pPr>
-        <w:pStyle w:val="SPBodyText"/>
-      </w:pPr>
-      <w:r>
-        <w:t>“Let it be done to me according to your word.”</w:t>
-      </w:r>
-    </w:p>
-    <w:p>
-      <w:pPr>
-        <w:pStyle w:val="SPBodyText"/>
-      </w:pPr>
-    </w:p>
-    <w:p>
-      <w:pPr>
-        <w:pStyle w:val="SPBodyText"/>
-      </w:pPr>
-      <w:r>
-        <w:t>We may not understand what lies ahead.</w:t>
-      </w:r>
-    </w:p>
-    <w:p>
-      <w:pPr>
-        <w:pStyle w:val="SPBodyText"/>
-      </w:pPr>
-      <w:r>
-        <w:t>We may not see how God's purposes will unfold.</w:t>
-      </w:r>
-    </w:p>
-    <w:p>
-      <w:pPr>
-        <w:pStyle w:val="SPBodyText"/>
-      </w:pPr>
-      <w:r>
-        <w:t>But like Mary, we can place ourselves in His hands.</w:t>
-      </w:r>
-    </w:p>
-    <w:p>
-      <w:pPr>
-        <w:pStyle w:val="SPBodyText"/>
-      </w:pPr>
-      <w:r>
-        <w:t>Her humility made room for God.</w:t>
-      </w:r>
-    </w:p>
-    <w:p>
-      <w:pPr>
-        <w:pStyle w:val="SPBodyText"/>
-      </w:pPr>
-      <w:r>
-        <w:t>Her trust became an opening through which grace entered the world.</w:t>
-      </w:r>
-    </w:p>
-    <w:p>
-      <w:pPr>
-        <w:pStyle w:val="SPBodyText"/>
-      </w:pPr>
-    </w:p>
-    <w:p>
-      <w:pPr>
-        <w:pStyle w:val="SPBodyText"/>
-      </w:pPr>
-      <w:r>
-        <w:lastRenderedPageBreak/>
-        <w:t>And the Angelus does not stop at Bethlehem.</w:t>
-      </w:r>
-    </w:p>
-    <w:p>
-      <w:pPr>
-        <w:pStyle w:val="SPBodyText"/>
-      </w:pPr>
-      <w:r>
-        <w:t>The prayer leads us from the Incarnation toward the Cross and the Resurrection.</w:t>
-      </w:r>
-    </w:p>
-    <w:p>
-      <w:pPr>
-        <w:pStyle w:val="SPBodyText"/>
-      </w:pPr>
-      <w:r>
-        <w:t>The Child whom Mary carried would become the Christ who suffered, died, and rose again.</w:t>
-      </w:r>
-    </w:p>
-    <w:p>
-      <w:pPr>
-        <w:pStyle w:val="SPBodyText"/>
-      </w:pPr>
-      <w:r>
-        <w:t>The Word who became flesh came to redeem us.</w:t>
-      </w:r>
-    </w:p>
-    <w:p>
-      <w:pPr>
-        <w:pStyle w:val="SPBodyText"/>
-      </w:pPr>
-      <w:r>
-        <w:t>The mystery of the Incarnation is therefore also the mystery of our salvation.</w:t>
-      </w:r>
-    </w:p>
-    <w:p>
-      <w:pPr>
-        <w:pStyle w:val="SPBodyText"/>
-      </w:pPr>
-      <w:r>
-        <w:t>God did not merely come among us.</w:t>
-      </w:r>
-    </w:p>
-    <w:p>
-      <w:pPr>
-        <w:pStyle w:val="SPBodyText"/>
-      </w:pPr>
-    </w:p>
-    <w:p>
-      <w:pPr>
-        <w:pStyle w:val="SPBodyText"/>
-      </w:pPr>
-      <w:r>
-        <w:t>He came for us.</w:t>
-      </w:r>
-    </w:p>
-    <w:p>
-      <w:pPr>
-        <w:pStyle w:val="SPBodyText"/>
-      </w:pPr>
-    </w:p>
-    <w:p>
-      <w:pPr>
-        <w:pStyle w:val="SPBodyText"/>
-      </w:pPr>
-      <w:r>
-        <w:t>Perhaps that is why the Angelus is so beautiful as a prayer throughout the day.</w:t>
-      </w:r>
-    </w:p>
-    <w:p>
-      <w:pPr>
-        <w:pStyle w:val="SPBodyText"/>
-      </w:pPr>
-      <w:r>
-        <w:t>It interrupts us.</w:t>
-      </w:r>
-    </w:p>
-    <w:p>
-      <w:pPr>
-        <w:pStyle w:val="SPBodyText"/>
-      </w:pPr>
-      <w:r>
-        <w:t>For a few moments, the work can wait.</w:t>
-      </w:r>
-    </w:p>
-    <w:p>
-      <w:pPr>
-        <w:pStyle w:val="SPBodyText"/>
-      </w:pPr>
-      <w:r>
-        <w:t>The noise can wait.</w:t>
-      </w:r>
-    </w:p>
-    <w:p>
-      <w:pPr>
-        <w:pStyle w:val="SPBodyText"/>
-      </w:pPr>
-      <w:r>
-        <w:t>Our worries can wait.</w:t>
-      </w:r>
-    </w:p>
-    <w:p>
-      <w:pPr>
-        <w:pStyle w:val="SPBodyText"/>
-      </w:pPr>
-      <w:r>
-        <w:t>We remember.</w:t>
-      </w:r>
-    </w:p>
-    <w:p>
-      <w:pPr>
-        <w:pStyle w:val="SPBodyText"/>
-      </w:pPr>
-      <w:r>
-        <w:t>The angel spoke.</w:t>
-      </w:r>
-    </w:p>
-    <w:p>
-      <w:pPr>
-        <w:pStyle w:val="SPBodyText"/>
-      </w:pPr>
-      <w:r>
-        <w:t>Mary believed.</w:t>
-      </w:r>
-    </w:p>
-    <w:p>
-      <w:pPr>
-        <w:pStyle w:val="SPBodyText"/>
-      </w:pPr>
-      <w:r>
-        <w:t>The Word became flesh.</w:t>
-      </w:r>
-    </w:p>
-    <w:p>
-      <w:pPr>
-        <w:pStyle w:val="SPBodyText"/>
-      </w:pPr>
-      <w:r>
-        <w:t>And Christ dwells among us.</w:t>
+      </w:pPr>
+      <w:r>
+        <w:rPr>
+          <w:i/>
+          <w:iCs/>
+        </w:rPr>
+        <w:t>“Behold the handmaid of the Lord.”</w:t>
+      </w:r>
+    </w:p>
+    <w:p>
+      <w:pPr>
+        <w:pStyle w:val="SPBodyText"/>
+      </w:pPr>
+    </w:p>
+    <w:p>
+      <w:pPr>
+        <w:pStyle w:val="SPBodyText"/>
+      </w:pPr>
+      <w:r>
+        <w:t>Her answer was not accompanied by certainty about everything that would follow. She did not know every sorrow she would encounter, every joy she would receive, or every mystery she would carry.</w:t>
+      </w:r>
+    </w:p>
+    <w:p>
+      <w:pPr>
+        <w:pStyle w:val="SPBodyText"/>
+      </w:pPr>
+      <w:r>
+        <w:t>She simply trusted God.</w:t>
+      </w:r>
+    </w:p>
+    <w:p>
+      <w:pPr>
+        <w:pStyle w:val="SPBodyText"/>
+      </w:pPr>
+      <w:r>
+        <w:t xml:space="preserve">And through her </w:t>
+      </w:r>
+      <w:r>
+        <w:t>acceptance</w:t>
+      </w:r>
+      <w:r>
+        <w:t>, the Word became flesh.</w:t>
+      </w:r>
+    </w:p>
+    <w:p>
+      <w:pPr>
+        <w:pStyle w:val="SPBodyText"/>
+      </w:pPr>
+    </w:p>
+    <w:p>
+      <w:pPr>
+        <w:pStyle w:val="SPBodyText"/>
+      </w:pPr>
+      <w:r>
+        <w:t>The Angelus invites us to pause throughout the day and remember this mystery.</w:t>
       </w:r>
     </w:p>
     <w:p>
@@ -15657,139 +15277,280 @@
       </w:pPr>
       <w:r>
         <w:lastRenderedPageBreak/>
-        <w:t>At six in the morning, we remember the beginning.</w:t>
-      </w:r>
-    </w:p>
-    <w:p>
-      <w:pPr>
-        <w:pStyle w:val="SPBodyText"/>
-      </w:pPr>
-      <w:r>
-        <w:t>At noon, we pause in the midst of our work.</w:t>
-      </w:r>
-    </w:p>
-    <w:p>
-      <w:pPr>
-        <w:pStyle w:val="SPBodyText"/>
-      </w:pPr>
-      <w:r>
-        <w:t>At six in the evening, we remember again as the day comes to an end.</w:t>
-      </w:r>
-    </w:p>
-    <w:p>
-      <w:pPr>
-        <w:pStyle w:val="SPBodyText"/>
-      </w:pPr>
-    </w:p>
-    <w:p>
-      <w:pPr>
-        <w:pStyle w:val="SPBodyText"/>
-      </w:pPr>
-      <w:r>
-        <w:t>Three times a day, we return to the same mystery.</w:t>
-      </w:r>
-    </w:p>
-    <w:p>
-      <w:pPr>
-        <w:pStyle w:val="SPBodyText"/>
-      </w:pPr>
-      <w:r>
-        <w:t>Not because God has forgotten us,</w:t>
-      </w:r>
-    </w:p>
-    <w:p>
-      <w:pPr>
-        <w:pStyle w:val="SPBodyText"/>
-      </w:pPr>
-      <w:r>
-        <w:t>but because we so easily forget Him.</w:t>
-      </w:r>
-    </w:p>
-    <w:p>
-      <w:pPr>
-        <w:pStyle w:val="SPBodyText"/>
-      </w:pPr>
-    </w:p>
-    <w:p>
-      <w:pPr>
-        <w:pStyle w:val="SPBodyText"/>
-      </w:pPr>
-      <w:r>
-        <w:t>The Angelus calls us back.</w:t>
-      </w:r>
-    </w:p>
-    <w:p>
-      <w:pPr>
-        <w:pStyle w:val="SPBodyText"/>
-      </w:pPr>
-      <w:r>
-        <w:t>Back to Mary.</w:t>
-      </w:r>
-    </w:p>
-    <w:p>
-      <w:pPr>
-        <w:pStyle w:val="SPBodyText"/>
-      </w:pPr>
-      <w:r>
-        <w:t>Back to the Incarnation.</w:t>
-      </w:r>
-    </w:p>
-    <w:p>
-      <w:pPr>
-        <w:pStyle w:val="SPBodyText"/>
-      </w:pPr>
-      <w:r>
-        <w:t>Back to Christ.</w:t>
-      </w:r>
-    </w:p>
-    <w:p>
-      <w:pPr>
-        <w:pStyle w:val="SPBodyText"/>
-      </w:pPr>
-      <w:r>
-        <w:t>Back to the truth that God is near.</w:t>
-      </w:r>
-    </w:p>
-    <w:p>
-      <w:pPr>
-        <w:pStyle w:val="SPBodyText"/>
-      </w:pPr>
-    </w:p>
-    <w:p>
-      <w:pPr>
-        <w:pStyle w:val="SPBodyText"/>
-      </w:pPr>
-      <w:r>
-        <w:t>And perhaps, after saying the prayer, we can carry that truth with us into whatever remains of the day.</w:t>
-      </w:r>
-    </w:p>
-    <w:p>
-      <w:pPr>
-        <w:pStyle w:val="SPBodyText"/>
-      </w:pPr>
-    </w:p>
-    <w:p>
-      <w:pPr>
-        <w:pStyle w:val="SPBodyText"/>
-      </w:pPr>
-      <w:r>
-        <w:t>The Word became flesh.</w:t>
-      </w:r>
-    </w:p>
-    <w:p>
-      <w:pPr>
-        <w:pStyle w:val="SPBodyText"/>
-      </w:pPr>
-      <w:r>
-        <w:t>God came near.</w:t>
-      </w:r>
-    </w:p>
-    <w:p>
-      <w:pPr>
-        <w:pStyle w:val="SPBodyText"/>
-      </w:pPr>
-      <w:r>
-        <w:t>And He is still with us.</w:t>
+        <w:t>In the morning, as the day begins.</w:t>
+      </w:r>
+    </w:p>
+    <w:p>
+      <w:pPr>
+        <w:pStyle w:val="SPBodyText"/>
+      </w:pPr>
+      <w:r>
+        <w:t>At midday, when the day's work is underway.</w:t>
+      </w:r>
+    </w:p>
+    <w:p>
+      <w:pPr>
+        <w:pStyle w:val="SPBodyText"/>
+      </w:pPr>
+      <w:r>
+        <w:t>In the evening, as the day draws to its close.</w:t>
+      </w:r>
+    </w:p>
+    <w:p>
+      <w:pPr>
+        <w:pStyle w:val="SPBodyText"/>
+      </w:pPr>
+    </w:p>
+    <w:p>
+      <w:pPr>
+        <w:pStyle w:val="SPBodyText"/>
+      </w:pPr>
+      <w:r>
+        <w:t>The hours may change.</w:t>
+      </w:r>
+    </w:p>
+    <w:p>
+      <w:pPr>
+        <w:pStyle w:val="SPBodyText"/>
+      </w:pPr>
+      <w:r>
+        <w:t>Our circumstances may change.</w:t>
+      </w:r>
+    </w:p>
+    <w:p>
+      <w:pPr>
+        <w:pStyle w:val="SPBodyText"/>
+      </w:pPr>
+      <w:r>
+        <w:t>But the mystery remains.</w:t>
+      </w:r>
+    </w:p>
+    <w:p>
+      <w:pPr>
+        <w:pStyle w:val="SPBodyText"/>
+      </w:pPr>
+      <w:r>
+        <w:t>God has come near.</w:t>
+      </w:r>
+    </w:p>
+    <w:p>
+      <w:pPr>
+        <w:pStyle w:val="SPBodyText"/>
+      </w:pPr>
+      <w:r>
+        <w:t>The Son of God entered our humanity.</w:t>
+      </w:r>
+    </w:p>
+    <w:p>
+      <w:pPr>
+        <w:pStyle w:val="SPBodyText"/>
+      </w:pPr>
+    </w:p>
+    <w:p>
+      <w:pPr>
+        <w:pStyle w:val="SPBodyText"/>
+      </w:pPr>
+      <w:r>
+        <w:t xml:space="preserve">Mary's </w:t>
+      </w:r>
+      <w:r>
+        <w:t>response</w:t>
+      </w:r>
+      <w:r>
+        <w:t xml:space="preserve"> teaches us something about prayer.</w:t>
+      </w:r>
+    </w:p>
+    <w:p>
+      <w:pPr>
+        <w:pStyle w:val="SPBodyText"/>
+      </w:pPr>
+      <w:r>
+        <w:t>Prayer is not always asking God to change our circumstances.</w:t>
+      </w:r>
+    </w:p>
+    <w:p>
+      <w:pPr>
+        <w:pStyle w:val="SPBodyText"/>
+      </w:pPr>
+      <w:r>
+        <w:t>Sometimes prayer is learning to say:</w:t>
+      </w:r>
+    </w:p>
+    <w:p>
+      <w:pPr>
+        <w:pStyle w:val="SPBodyText"/>
+      </w:pPr>
+    </w:p>
+    <w:p>
+      <w:pPr>
+        <w:rPr>
+          <w:i/>
+          <w:iCs/>
+        </w:rPr>
+      </w:pPr>
+      <w:r>
+        <w:rPr>
+          <w:i/>
+          <w:iCs/>
+        </w:rPr>
+        <w:t>“Let it be done to me according to your word.”</w:t>
+      </w:r>
+    </w:p>
+    <w:p>
+      <w:pPr>
+        <w:pStyle w:val="SPBodyText"/>
+      </w:pPr>
+    </w:p>
+    <w:p>
+      <w:pPr>
+        <w:pStyle w:val="SPBodyText"/>
+      </w:pPr>
+      <w:r>
+        <w:t>We may not understand what lies ahead.</w:t>
+      </w:r>
+    </w:p>
+    <w:p>
+      <w:pPr>
+        <w:pStyle w:val="SPBodyText"/>
+      </w:pPr>
+      <w:r>
+        <w:t>We may not see how God's purposes will unfold.</w:t>
+      </w:r>
+    </w:p>
+    <w:p>
+      <w:pPr>
+        <w:pStyle w:val="SPBodyText"/>
+      </w:pPr>
+      <w:r>
+        <w:t>But like Mary, we can place ourselves in His hands.</w:t>
+      </w:r>
+    </w:p>
+    <w:p>
+      <w:pPr>
+        <w:pStyle w:val="SPBodyText"/>
+      </w:pPr>
+      <w:r>
+        <w:t>Her humility made room for God.</w:t>
+      </w:r>
+    </w:p>
+    <w:p>
+      <w:pPr>
+        <w:pStyle w:val="SPBodyText"/>
+      </w:pPr>
+      <w:r>
+        <w:t>Her trust became an opening through which grace entered the world.</w:t>
+      </w:r>
+    </w:p>
+    <w:p>
+      <w:pPr>
+        <w:pStyle w:val="SPBodyText"/>
+      </w:pPr>
+    </w:p>
+    <w:p>
+      <w:pPr>
+        <w:pStyle w:val="SPBodyText"/>
+      </w:pPr>
+      <w:r>
+        <w:lastRenderedPageBreak/>
+        <w:t>And the Angelus does not stop at Bethlehem.</w:t>
+      </w:r>
+    </w:p>
+    <w:p>
+      <w:pPr>
+        <w:pStyle w:val="SPBodyText"/>
+      </w:pPr>
+      <w:r>
+        <w:t>The prayer leads us from the Incarnation toward the Cross and the Resurrection.</w:t>
+      </w:r>
+    </w:p>
+    <w:p>
+      <w:pPr>
+        <w:pStyle w:val="SPBodyText"/>
+      </w:pPr>
+      <w:r>
+        <w:t>The Child whom Mary carried would become the Christ who suffered, died, and rose again.</w:t>
+      </w:r>
+    </w:p>
+    <w:p>
+      <w:pPr>
+        <w:pStyle w:val="SPBodyText"/>
+      </w:pPr>
+      <w:r>
+        <w:t>The Word who became flesh came to redeem us.</w:t>
+      </w:r>
+    </w:p>
+    <w:p>
+      <w:pPr>
+        <w:pStyle w:val="SPBodyText"/>
+      </w:pPr>
+      <w:r>
+        <w:t>The mystery of the Incarnation is therefore also the mystery of our salvation.</w:t>
+      </w:r>
+    </w:p>
+    <w:p>
+      <w:pPr>
+        <w:pStyle w:val="SPBodyText"/>
+      </w:pPr>
+      <w:r>
+        <w:t>God did not merely come among us.</w:t>
+      </w:r>
+    </w:p>
+    <w:p>
+      <w:pPr>
+        <w:pStyle w:val="SPBodyText"/>
+      </w:pPr>
+    </w:p>
+    <w:p>
+      <w:pPr>
+        <w:pStyle w:val="SPBodyText"/>
+      </w:pPr>
+      <w:r>
+        <w:t>He came for us.</w:t>
+      </w:r>
+    </w:p>
+    <w:p>
+      <w:pPr>
+        <w:pStyle w:val="SPBodyText"/>
+      </w:pPr>
+    </w:p>
+    <w:p>
+      <w:pPr>
+        <w:pStyle w:val="SPBodyText"/>
+      </w:pPr>
+      <w:r>
+        <w:t>Perhaps that is why the Angelus is so beautiful as a prayer throughout the day.</w:t>
+      </w:r>
+    </w:p>
+    <w:p>
+      <w:pPr>
+        <w:pStyle w:val="SPBodyText"/>
+      </w:pPr>
+      <w:r>
+        <w:t>It interrupts us.</w:t>
+      </w:r>
+    </w:p>
+    <w:p>
+      <w:pPr>
+        <w:pStyle w:val="SPBodyText"/>
+      </w:pPr>
+      <w:r>
+        <w:t>For a few moments, the work can wait.</w:t>
+      </w:r>
+    </w:p>
+    <w:p>
+      <w:pPr>
+        <w:pStyle w:val="SPBodyText"/>
+      </w:pPr>
+      <w:r>
+        <w:t>The noise can wait.</w:t>
+      </w:r>
+    </w:p>
+    <w:p>
+      <w:pPr>
+        <w:pStyle w:val="SPBodyText"/>
+      </w:pPr>
+      <w:r>
+        <w:t>Our worries can wait.</w:t>
       </w:r>
     </w:p>
     <w:p>
@@ -15809,16 +15570,130 @@
           <w:docGrid w:linePitch="360"/>
         </w:sectPr>
       </w:pPr>
+    </w:p>
+    <w:p>
+      <w:pPr>
+        <w:pStyle w:val="SPBodyText"/>
+      </w:pPr>
+      <w:r>
+        <w:lastRenderedPageBreak/>
+        <w:t>At six in the morning, we remember the beginning.</w:t>
+      </w:r>
+    </w:p>
+    <w:p>
+      <w:pPr>
+        <w:pStyle w:val="SPBodyText"/>
+      </w:pPr>
+      <w:r>
+        <w:t>At noon, we pause in the midst of our work.</w:t>
+      </w:r>
+    </w:p>
+    <w:p>
+      <w:pPr>
+        <w:pStyle w:val="SPBodyText"/>
+      </w:pPr>
+      <w:r>
+        <w:t>At six in the evening, we remember again as the day comes to an end.</w:t>
+      </w:r>
+    </w:p>
+    <w:p>
+      <w:pPr>
+        <w:pStyle w:val="SPBodyText"/>
+      </w:pPr>
+    </w:p>
+    <w:p>
+      <w:pPr>
+        <w:pStyle w:val="SPBodyText"/>
+      </w:pPr>
+      <w:r>
+        <w:t>Three times a day, we return to the same mystery.</w:t>
+      </w:r>
+    </w:p>
+    <w:p>
+      <w:pPr>
+        <w:pStyle w:val="SPBodyText"/>
+      </w:pPr>
+      <w:r>
+        <w:t>Not because God has forgotten us,</w:t>
+      </w:r>
+    </w:p>
+    <w:p>
+      <w:pPr>
+        <w:pStyle w:val="SPBodyText"/>
+      </w:pPr>
+      <w:r>
+        <w:t>but because we so easily forget Him.</w:t>
+      </w:r>
+    </w:p>
+    <w:p>
+      <w:pPr>
+        <w:pStyle w:val="SPBodyText"/>
+      </w:pPr>
+    </w:p>
+    <w:p>
+      <w:pPr>
+        <w:pStyle w:val="SPBodyText"/>
+      </w:pPr>
+      <w:r>
+        <w:t>And perhaps, after saying the prayer, we can carry that truth with us into whatever remains of the day.</w:t>
+      </w:r>
+    </w:p>
+    <w:p>
+      <w:pPr>
+        <w:pStyle w:val="SPBodyText"/>
+      </w:pPr>
+    </w:p>
+    <w:p>
+      <w:pPr>
+        <w:pStyle w:val="SPBodyText"/>
+      </w:pPr>
+      <w:r>
+        <w:t>The Word became flesh.</w:t>
+      </w:r>
+    </w:p>
+    <w:p>
+      <w:pPr>
+        <w:pStyle w:val="SPBodyText"/>
+      </w:pPr>
+      <w:r>
+        <w:t>God came near.</w:t>
+      </w:r>
+    </w:p>
+    <w:p>
+      <w:pPr>
+        <w:pStyle w:val="SPBodyText"/>
+      </w:pPr>
+      <w:r>
+        <w:t>And He is still with us.</w:t>
+      </w:r>
+    </w:p>
+    <w:p>
+      <w:pPr>
+        <w:pStyle w:val="SPBodyText"/>
+      </w:pPr>
+    </w:p>
+    <w:p>
+      <w:pPr>
+        <w:pStyle w:val="SPBodyText"/>
+        <w:sectPr>
+          <w:type w:val="evenPage"/>
+          <w:pgSz w:w="7920" w:h="12240" w:code="6"/>
+          <w:pgMar w:top="1080" w:right="864" w:bottom="1080" w:left="1152" w:header="576" w:footer="576" w:gutter="0"/>
+          <w:cols w:space="720"/>
+          <w:titlePg/>
+          <w:docGrid w:linePitch="360"/>
+        </w:sectPr>
+      </w:pPr>
       <w:r>
         <w:rPr>
           <w:rFonts w:ascii="Segoe UI Symbol" w:hAnsi="Segoe UI Symbol" w:cs="Segoe UI Symbol"/>
         </w:rPr>
-        <w:t>✠</w:t>
-      </w:r>
-    </w:p>
-    <w:p>
-      <w:pPr>
-        <w:pStyle w:val="SPBodyText"/>
+        <w:t xml:space="preserve"> </w:t>
+      </w:r>
+    </w:p>
+    <w:p>
+      <w:pPr>
+        <w:jc w:val="center"/>
       </w:pPr>
       <w:r>
         <w:rPr>
@@ -15845,9 +15720,16 @@
     </w:p>
     <w:p>
       <w:pPr>
-        <w:pStyle w:val="SPBodyText"/>
-      </w:pPr>
-      <w:r>
+        <w:rPr>
+          <w:b/>
+          <w:bCs/>
+        </w:rPr>
+      </w:pPr>
+      <w:r>
+        <w:rPr>
+          <w:b/>
+          <w:bCs/>
+        </w:rPr>
         <w:t>The Soul of Christ</w:t>
       </w:r>
     </w:p>
@@ -15890,9 +15772,16 @@
     </w:p>
     <w:p>
       <w:pPr>
-        <w:pStyle w:val="SPBodyText"/>
-      </w:pPr>
-      <w:r>
+        <w:rPr>
+          <w:i/>
+          <w:iCs/>
+        </w:rPr>
+      </w:pPr>
+      <w:r>
+        <w:rPr>
+          <w:i/>
+          <w:iCs/>
+        </w:rPr>
         <w:t>Sanctify me. Save me. Wash me. Strengthen me. Hear me. Hide me. Defend me.</w:t>
       </w:r>
     </w:p>
@@ -15906,9 +15795,16 @@
     </w:p>
     <w:p>
       <w:pPr>
-        <w:pStyle w:val="SPBodyText"/>
-      </w:pPr>
-      <w:r>
+        <w:rPr>
+          <w:i/>
+          <w:iCs/>
+        </w:rPr>
+      </w:pPr>
+      <w:r>
+        <w:rPr>
+          <w:i/>
+          <w:iCs/>
+        </w:rPr>
         <w:t>Never permit me to be separated from You.</w:t>
       </w:r>
     </w:p>
@@ -15922,13 +15818,16 @@
         <w:pStyle w:val="SPBodyText"/>
       </w:pPr>
       <w:r>
-        <w:t xml:space="preserve">The Anima Christi is therefore more than a meditation on Christ's Passion. It is a prayer of </w:t>
-      </w:r>
-      <w:r>
-        <w:t>complete surrender</w:t>
-      </w:r>
-      <w:r>
-        <w:t>—asking that every part of our life may be drawn into the life of Christ.</w:t>
+        <w:t xml:space="preserve">The Anima Christi is therefore a prayer of </w:t>
+      </w:r>
+      <w:r>
+        <w:t xml:space="preserve">complete </w:t>
+      </w:r>
+      <w:r>
+        <w:t xml:space="preserve">surrender, </w:t>
+      </w:r>
+      <w:r>
+        <w:t>asking that every part of our life be drawn into the life of Christ.</w:t>
       </w:r>
     </w:p>
     <w:p>
@@ -16354,9 +16253,16 @@
     </w:p>
     <w:p>
       <w:pPr>
-        <w:pStyle w:val="SPBodyText"/>
-      </w:pPr>
-      <w:r>
+        <w:rPr>
+          <w:b/>
+          <w:bCs/>
+        </w:rPr>
+      </w:pPr>
+      <w:r>
+        <w:rPr>
+          <w:b/>
+          <w:bCs/>
+        </w:rPr>
         <w:t>A Prayer of Complete Surrender</w:t>
       </w:r>
     </w:p>
@@ -16380,25 +16286,8 @@
       <w:pPr>
         <w:pStyle w:val="SPBodyText"/>
       </w:pPr>
-    </w:p>
-    <w:p>
-      <w:pPr>
-        <w:pStyle w:val="SPBodyText"/>
-      </w:pPr>
-      <w:r>
-        <w:t>His Soul.</w:t>
-      </w:r>
-      <w:r>
-        <w:br/>
-        <w:t>His Body.</w:t>
-      </w:r>
-      <w:r>
-        <w:br/>
-        <w:t>His Blood.</w:t>
-      </w:r>
-      <w:r>
-        <w:br/>
-        <w:t>His wounded side.</w:t>
+      <w:r>
+        <w:t>His Soul, Body, Blood, the wound on His side.</w:t>
       </w:r>
     </w:p>
     <w:p>
@@ -16421,9 +16310,16 @@
     </w:p>
     <w:p>
       <w:pPr>
-        <w:pStyle w:val="SPBodyText"/>
-      </w:pPr>
-      <w:r>
+        <w:rPr>
+          <w:i/>
+          <w:iCs/>
+        </w:rPr>
+      </w:pPr>
+      <w:r>
+        <w:rPr>
+          <w:i/>
+          <w:iCs/>
+        </w:rPr>
         <w:t>“Sanctify me. Save me. Wash me. Strengthen me.”</w:t>
       </w:r>
     </w:p>
@@ -16444,21 +16340,54 @@
       <w:pPr>
         <w:pStyle w:val="SPBodyText"/>
       </w:pPr>
-    </w:p>
-    <w:p>
-      <w:pPr>
-        <w:pStyle w:val="SPBodyText"/>
-      </w:pPr>
-      <w:r>
-        <w:t>His Passion becomes our strength.</w:t>
-      </w:r>
-      <w:r>
-        <w:br/>
-        <w:t>His wounds become our refuge.</w:t>
-      </w:r>
-      <w:r>
-        <w:br/>
-        <w:t>His mercy becomes our hope.</w:t>
+      <w:r>
+        <w:t>His Passion becomes our  strength. His wounds become our refuge. His mercy becomes our hope.</w:t>
+      </w:r>
+    </w:p>
+    <w:p>
+      <w:pPr>
+        <w:pStyle w:val="SPBodyText"/>
+      </w:pPr>
+    </w:p>
+    <w:p>
+      <w:pPr>
+        <w:pStyle w:val="SPBodyText"/>
+      </w:pPr>
+      <w:r>
+        <w:t>And when we pray,</w:t>
+      </w:r>
+    </w:p>
+    <w:p>
+      <w:pPr>
+        <w:pStyle w:val="SPBodyText"/>
+      </w:pPr>
+    </w:p>
+    <w:p>
+      <w:pPr>
+        <w:rPr>
+          <w:i/>
+          <w:iCs/>
+        </w:rPr>
+      </w:pPr>
+      <w:r>
+        <w:rPr>
+          <w:i/>
+          <w:iCs/>
+        </w:rPr>
+        <w:t>“Never permit me to be separated from You,”</w:t>
+      </w:r>
+    </w:p>
+    <w:p>
+      <w:pPr>
+        <w:pStyle w:val="SPBodyText"/>
+      </w:pPr>
+    </w:p>
+    <w:p>
+      <w:pPr>
+        <w:pStyle w:val="SPBodyText"/>
+      </w:pPr>
+      <w:r>
+        <w:t>we place our whole life into His hands.</w:t>
       </w:r>
     </w:p>
     <w:p>
@@ -16479,40 +16408,6 @@
       </w:pPr>
       <w:r>
         <w:lastRenderedPageBreak/>
-        <w:t>And when we pray,</w:t>
-      </w:r>
-    </w:p>
-    <w:p>
-      <w:pPr>
-        <w:pStyle w:val="SPBodyText"/>
-      </w:pPr>
-    </w:p>
-    <w:p>
-      <w:pPr>
-        <w:pStyle w:val="SPBodyText"/>
-      </w:pPr>
-      <w:r>
-        <w:t>“Never permit me to be separated from You,”</w:t>
-      </w:r>
-    </w:p>
-    <w:p>
-      <w:pPr>
-        <w:pStyle w:val="SPBodyText"/>
-      </w:pPr>
-    </w:p>
-    <w:p>
-      <w:pPr>
-        <w:pStyle w:val="SPBodyText"/>
-      </w:pPr>
-      <w:r>
-        <w:t>we place our whole life into His hands.</w:t>
-      </w:r>
-    </w:p>
-    <w:p>
-      <w:pPr>
-        <w:pStyle w:val="SPBodyText"/>
-      </w:pPr>
-      <w:r>
         <w:t>There will be moments when faith feels strong, and moments when it feels fragile. There will be joy and suffering, certainty and doubt, beginnings and endings. Yet the prayer remains the same:</w:t>
       </w:r>
     </w:p>
@@ -16526,15 +16421,7 @@
         <w:pStyle w:val="SPBodyText"/>
       </w:pPr>
       <w:r>
-        <w:t>Stay with me, Lord.</w:t>
-      </w:r>
-      <w:r>
-        <w:br/>
-        <w:t>Hold me close to You.</w:t>
-      </w:r>
-      <w:r>
-        <w:br/>
-        <w:t>Do not let me be separated from You.</w:t>
+        <w:t xml:space="preserve">Stay with me, Lord. Hold me close to you. Do not let me be separated from you. </w:t>
       </w:r>
     </w:p>
     <w:p>
@@ -16557,9 +16444,16 @@
     </w:p>
     <w:p>
       <w:pPr>
-        <w:pStyle w:val="SPBodyText"/>
-      </w:pPr>
-      <w:r>
+        <w:rPr>
+          <w:i/>
+          <w:iCs/>
+        </w:rPr>
+      </w:pPr>
+      <w:r>
+        <w:rPr>
+          <w:i/>
+          <w:iCs/>
+        </w:rPr>
         <w:t>“And bid me come to You.”</w:t>
       </w:r>
     </w:p>
@@ -16586,7 +16480,7 @@
     </w:p>
     <w:p>
       <w:pPr>
-        <w:pStyle w:val="SPBodyText"/>
+        <w:jc w:val="center"/>
       </w:pPr>
       <w:r>
         <w:rPr>
@@ -16667,23 +16561,23 @@
     </w:p>
     <w:p>
       <w:pPr>
-        <w:pStyle w:val="SPBodyText"/>
-      </w:pPr>
-      <w:r>
-        <w:t>To light.</w:t>
-      </w:r>
-      <w:r>
-        <w:br/>
-        <w:t>To guard.</w:t>
-      </w:r>
-      <w:r>
-        <w:br/>
-        <w:t>To rule.</w:t>
-      </w:r>
-      <w:r>
-        <w:br/>
-        <w:t>And to guide.</w:t>
-      </w:r>
+        <w:rPr>
+          <w:i/>
+          <w:iCs/>
+        </w:rPr>
+      </w:pPr>
+      <w:r>
+        <w:rPr>
+          <w:i/>
+          <w:iCs/>
+        </w:rPr>
+        <w:t>To light, to guard, to rule and to guide.</w:t>
+      </w:r>
+    </w:p>
+    <w:p>
+      <w:pPr>
+        <w:pStyle w:val="SPBodyText"/>
+      </w:pPr>
     </w:p>
     <w:p>
       <w:pPr>
@@ -16971,266 +16865,117 @@
     </w:p>
     <w:p>
       <w:pPr>
-        <w:pStyle w:val="SPBodyText"/>
-      </w:pPr>
-      <w:r>
-        <w:t>The Care We Cannot Always See</w:t>
-      </w:r>
-      <w:r>
-        <w:t>.</w:t>
-      </w:r>
-    </w:p>
-    <w:p>
-      <w:pPr>
-        <w:pStyle w:val="SPBodyText"/>
-      </w:pPr>
-      <w:r>
-        <w:t>There are many things in our lives that we cannot see, yet we know them by their effects.</w:t>
-      </w:r>
-    </w:p>
-    <w:p>
-      <w:pPr>
-        <w:pStyle w:val="SPBodyText"/>
-      </w:pPr>
-    </w:p>
-    <w:p>
-      <w:pPr>
-        <w:pStyle w:val="SPBodyText"/>
-      </w:pPr>
-      <w:r>
-        <w:t>The Guardian Angel Prayer invites us to remember that God's care for us is not limited to what we can see or understand. He gives His angels to serve Him and to accompany His people, and through them we are reminded that we never walk alone.</w:t>
-      </w:r>
-    </w:p>
-    <w:p>
-      <w:pPr>
-        <w:pStyle w:val="SPBodyText"/>
-      </w:pPr>
-      <w:r>
-        <w:t xml:space="preserve">Perhaps this is why the prayer is so easily remembered from childhood. Its words are simple enough for a child to learn, yet deep enough for an adult to return to </w:t>
-      </w:r>
-      <w:r>
-        <w:t>throughout a lifetime.</w:t>
-      </w:r>
-    </w:p>
-    <w:p>
-      <w:pPr>
-        <w:pStyle w:val="SPBodyText"/>
-      </w:pPr>
-    </w:p>
-    <w:p>
-      <w:pPr>
-        <w:pStyle w:val="SPBodyText"/>
-      </w:pPr>
-      <w:r>
-        <w:t>To light.</w:t>
-      </w:r>
-      <w:r>
-        <w:br/>
-        <w:t>To guard.</w:t>
-      </w:r>
-      <w:r>
-        <w:br/>
-        <w:t>To rule.</w:t>
-      </w:r>
-      <w:r>
-        <w:br/>
-        <w:t>And to guide.</w:t>
-      </w:r>
-    </w:p>
-    <w:p>
-      <w:pPr>
-        <w:pStyle w:val="SPBodyText"/>
-      </w:pPr>
-    </w:p>
-    <w:p>
-      <w:pPr>
-        <w:pStyle w:val="SPBodyText"/>
-      </w:pPr>
-      <w:r>
-        <w:t>These four words describe a beautiful prayer for the journey of life.</w:t>
-      </w:r>
-      <w:r>
-        <w:t xml:space="preserve"> </w:t>
-      </w:r>
-      <w:r>
-        <w:t xml:space="preserve">We ask to be </w:t>
-      </w:r>
-      <w:r>
         <w:rPr>
           <w:b/>
           <w:bCs/>
         </w:rPr>
-        <w:t>lighted</w:t>
-      </w:r>
-      <w:r>
-        <w:t xml:space="preserve"> when the way before us is uncertain.</w:t>
-      </w:r>
-      <w:r>
-        <w:br/>
-        <w:t xml:space="preserve">We ask to be </w:t>
-      </w:r>
+      </w:pPr>
       <w:r>
         <w:rPr>
           <w:b/>
           <w:bCs/>
         </w:rPr>
-        <w:t>guarded</w:t>
-      </w:r>
-      <w:r>
-        <w:t xml:space="preserve"> when we are vulnerable or afraid.</w:t>
-      </w:r>
-      <w:r>
-        <w:br/>
-        <w:t xml:space="preserve">We ask to be </w:t>
+        <w:t>The Care We Cannot Always See</w:t>
       </w:r>
       <w:r>
         <w:rPr>
           <w:b/>
           <w:bCs/>
         </w:rPr>
-        <w:t>ruled</w:t>
-      </w:r>
-      <w:r>
-        <w:t xml:space="preserve"> when our own desires threaten to lead us away from God.</w:t>
-      </w:r>
-      <w:r>
-        <w:br/>
+        <w:t>.</w:t>
+      </w:r>
+    </w:p>
+    <w:p>
+      <w:pPr>
+        <w:pStyle w:val="SPBodyText"/>
+      </w:pPr>
+      <w:r>
+        <w:t>There are many things in our lives that we cannot see, yet we know them by their effects.</w:t>
+      </w:r>
+    </w:p>
+    <w:p>
+      <w:pPr>
+        <w:pStyle w:val="SPBodyText"/>
+      </w:pPr>
+    </w:p>
+    <w:p>
+      <w:pPr>
+        <w:pStyle w:val="SPBodyText"/>
+      </w:pPr>
+      <w:r>
+        <w:t>The Guardian Angel Prayer invites us to remember that God's care for us is not limited to what we can see or understand. He gives His angels to serve Him and to accompany His people, and through them we are reminded that we never walk alone.</w:t>
+      </w:r>
+    </w:p>
+    <w:p>
+      <w:pPr>
+        <w:pStyle w:val="SPBodyText"/>
+      </w:pPr>
+      <w:r>
+        <w:t xml:space="preserve">Perhaps this is why the prayer is so easily remembered from childhood. Its words are simple enough for a child to learn, yet deep enough for an adult to return to </w:t>
+      </w:r>
+      <w:r>
+        <w:t>throughout a lifetime.</w:t>
+      </w:r>
+    </w:p>
+    <w:p>
+      <w:pPr>
+        <w:pStyle w:val="SPBodyText"/>
+      </w:pPr>
+      <w:r>
+        <w:t>Light, guard, rule, guide.</w:t>
+      </w:r>
+    </w:p>
+    <w:p>
+      <w:pPr>
+        <w:pStyle w:val="SPBodyText"/>
+      </w:pPr>
+    </w:p>
+    <w:p>
+      <w:pPr>
+        <w:pStyle w:val="SPBodyText"/>
+      </w:pPr>
+      <w:r>
+        <w:t>These four words describe a beautiful prayer for the journey of life.</w:t>
+      </w:r>
+      <w:r>
+        <w:t xml:space="preserve"> </w:t>
+      </w:r>
+      <w:r>
+        <w:t xml:space="preserve">We ask to be </w:t>
+      </w:r>
+      <w:r>
+        <w:t>lighted</w:t>
+      </w:r>
+      <w:r>
+        <w:t xml:space="preserve"> when the way before us is uncertain.</w:t>
+      </w:r>
+      <w:r>
+        <w:br/>
+        <w:t xml:space="preserve">We ask to be </w:t>
+      </w:r>
+      <w:r>
+        <w:t>guarded</w:t>
+      </w:r>
+      <w:r>
+        <w:t xml:space="preserve"> when we are vulnerable or afraid.</w:t>
+      </w:r>
+    </w:p>
+    <w:p>
+      <w:pPr>
+        <w:pStyle w:val="SPBodyText"/>
+      </w:pPr>
+      <w:r>
+        <w:t xml:space="preserve">We ask to be ruled when our own desires threaten to lead us away from God. </w:t>
+      </w:r>
+      <w:r>
         <w:t xml:space="preserve">And we ask to be </w:t>
       </w:r>
       <w:r>
-        <w:rPr>
-          <w:b/>
-          <w:bCs/>
-        </w:rPr>
         <w:t>guided</w:t>
       </w:r>
       <w:r>
         <w:t xml:space="preserve"> when we do not know which path to take.</w:t>
       </w:r>
-    </w:p>
-    <w:p>
-      <w:pPr>
-        <w:pStyle w:val="SPBodyText"/>
-      </w:pPr>
-      <w:r>
-        <w:lastRenderedPageBreak/>
-        <w:t>The presence of a guardian angel does not mean that we will never suffer, make mistakes, or encounter danger. Rather, it reminds us that God's providence remains with us even in those moments. His care is often quiet. Sometimes we may recognise it only afterwards.</w:t>
-      </w:r>
-    </w:p>
-    <w:p>
-      <w:pPr>
-        <w:pStyle w:val="SPBodyText"/>
-      </w:pPr>
-      <w:r>
-        <w:t>There are moments when we may look back upon our lives and wonder how we came through a particular trial, why a certain path opened before us, or why another was closed. We cannot always know what unseen help accompanied us.</w:t>
-      </w:r>
-    </w:p>
-    <w:p>
-      <w:pPr>
-        <w:pStyle w:val="SPBodyText"/>
-      </w:pPr>
-    </w:p>
-    <w:p>
-      <w:pPr>
-        <w:pStyle w:val="SPBodyText"/>
-      </w:pPr>
-      <w:r>
-        <w:t>But we can trust the One who sees what we cannot.</w:t>
-      </w:r>
-    </w:p>
-    <w:p>
-      <w:pPr>
-        <w:pStyle w:val="SPBodyText"/>
-      </w:pPr>
-    </w:p>
-    <w:p>
-      <w:pPr>
-        <w:pStyle w:val="SPBodyText"/>
-      </w:pPr>
-      <w:r>
-        <w:t xml:space="preserve">The Guardian Angel Prayer therefore becomes more than a prayer we learned as children. It becomes a prayer of </w:t>
-      </w:r>
-      <w:r>
-        <w:t>trust.</w:t>
-      </w:r>
-    </w:p>
-    <w:p>
-      <w:pPr>
-        <w:pStyle w:val="SPBodyText"/>
-      </w:pPr>
-    </w:p>
-    <w:p>
-      <w:pPr>
-        <w:pStyle w:val="SPBodyText"/>
-      </w:pPr>
-    </w:p>
-    <w:p>
-      <w:pPr>
-        <w:pStyle w:val="SPBodyText"/>
-      </w:pPr>
-      <w:r>
-        <w:t>At the beginning of the day, we can entrust ourselves to God's care.</w:t>
-      </w:r>
-      <w:r>
-        <w:br/>
-      </w:r>
-    </w:p>
-    <w:p>
-      <w:pPr>
-        <w:pStyle w:val="SPBodyText"/>
-      </w:pPr>
-      <w:r>
-        <w:t>When we are uncertain, we can ask for guidance.</w:t>
-      </w:r>
-      <w:r>
-        <w:br/>
-      </w:r>
-    </w:p>
-    <w:p>
-      <w:pPr>
-        <w:pStyle w:val="SPBodyText"/>
-      </w:pPr>
-      <w:r>
-        <w:t>When we are afraid, we can remember that we are not abandoned.</w:t>
-      </w:r>
-      <w:r>
-        <w:br/>
-      </w:r>
-    </w:p>
-    <w:p>
-      <w:pPr>
-        <w:pStyle w:val="SPBodyText"/>
-      </w:pPr>
-      <w:r>
-        <w:t>And at the end of the day, we can give thanks for the protection we may never have noticed.</w:t>
-      </w:r>
-    </w:p>
-    <w:p>
-      <w:pPr>
-        <w:pStyle w:val="SPBodyText"/>
-      </w:pPr>
-    </w:p>
-    <w:p>
-      <w:pPr>
-        <w:pStyle w:val="SPBodyText"/>
-      </w:pPr>
-      <w:r>
-        <w:lastRenderedPageBreak/>
-        <w:t>The prayer is short enough to say in a moment.</w:t>
-      </w:r>
-    </w:p>
-    <w:p>
-      <w:pPr>
-        <w:pStyle w:val="SPBodyText"/>
-      </w:pPr>
-      <w:r>
-        <w:t>But the truth it teaches us is worth carrying throughout a lifetime:</w:t>
-      </w:r>
-    </w:p>
-    <w:p>
-      <w:pPr>
-        <w:pStyle w:val="SPBodyText"/>
-      </w:pPr>
     </w:p>
     <w:p>
       <w:pPr>
@@ -17244,27 +16989,109 @@
           <w:docGrid w:linePitch="360"/>
         </w:sectPr>
       </w:pPr>
-      <w:r>
-        <w:t>God is near.</w:t>
-      </w:r>
-      <w:r>
-        <w:br/>
-        <w:t>His care surrounds us.</w:t>
-      </w:r>
-      <w:r>
-        <w:br/>
-        <w:t xml:space="preserve">And we never walk </w:t>
-      </w:r>
-      <w:r>
-        <w:t>this life</w:t>
-      </w:r>
-      <w:r>
-        <w:t xml:space="preserve"> alone.</w:t>
-      </w:r>
-    </w:p>
-    <w:p>
-      <w:pPr>
-        <w:pStyle w:val="SPBodyText"/>
+    </w:p>
+    <w:p>
+      <w:pPr>
+        <w:pStyle w:val="SPBodyText"/>
+      </w:pPr>
+      <w:r>
+        <w:lastRenderedPageBreak/>
+        <w:t>The presence of a guardian angel does not mean that we will never suffer, make mistakes, or encounter danger. Rather, it reminds us that God's providence remains with us even in those moments. His care is often quiet. Sometimes we may recognise it only afterwards.</w:t>
+      </w:r>
+    </w:p>
+    <w:p>
+      <w:pPr>
+        <w:pStyle w:val="SPBodyText"/>
+      </w:pPr>
+      <w:r>
+        <w:t>There are moments when we may look back upon our lives and wonder how we came through a particular trial, why a certain path opened before us, or why another was closed. We cannot always know what unseen help accompanied us.</w:t>
+      </w:r>
+    </w:p>
+    <w:p>
+      <w:pPr>
+        <w:pStyle w:val="SPBodyText"/>
+      </w:pPr>
+    </w:p>
+    <w:p>
+      <w:pPr>
+        <w:pStyle w:val="SPBodyText"/>
+      </w:pPr>
+      <w:r>
+        <w:t>But we can trust the One who sees what we cannot.</w:t>
+      </w:r>
+    </w:p>
+    <w:p>
+      <w:pPr>
+        <w:pStyle w:val="SPBodyText"/>
+      </w:pPr>
+    </w:p>
+    <w:p>
+      <w:pPr>
+        <w:pStyle w:val="SPBodyText"/>
+      </w:pPr>
+      <w:r>
+        <w:t xml:space="preserve">The Guardian Angel Prayer therefore becomes more than a prayer we learned as children. It becomes a prayer of </w:t>
+      </w:r>
+      <w:r>
+        <w:t>trust.</w:t>
+      </w:r>
+    </w:p>
+    <w:p>
+      <w:pPr>
+        <w:pStyle w:val="SPBodyText"/>
+      </w:pPr>
+      <w:r>
+        <w:t>At the beginning of the day, we can entrust ourselves to God’s care</w:t>
+      </w:r>
+    </w:p>
+    <w:p>
+      <w:pPr>
+        <w:pStyle w:val="SPBodyText"/>
+      </w:pPr>
+      <w:r>
+        <w:t>When we are uncertain, we can ask for guidance.</w:t>
+      </w:r>
+      <w:r>
+        <w:br/>
+        <w:t>When we are afraid, we can remember that we are not abandoned.</w:t>
+      </w:r>
+      <w:r>
+        <w:br/>
+        <w:t>And at the end of the day, we can give thanks for the protection we may never have noticed.</w:t>
+      </w:r>
+    </w:p>
+    <w:p>
+      <w:pPr>
+        <w:pStyle w:val="SPBodyText"/>
+      </w:pPr>
+      <w:r>
+        <w:t>The prayer is short enough to say in a moment.</w:t>
+      </w:r>
+    </w:p>
+    <w:p>
+      <w:pPr>
+        <w:pStyle w:val="SPBodyText"/>
+      </w:pPr>
+      <w:r>
+        <w:t>But the truth it teaches us is worth carrying throughout a lifetime:</w:t>
+      </w:r>
+    </w:p>
+    <w:p>
+      <w:pPr>
+        <w:pStyle w:val="SPBodyText"/>
+      </w:pPr>
+      <w:r>
+        <w:t>God is near. His care surrounds us. And we never walk this life alone.</w:t>
+      </w:r>
+    </w:p>
+    <w:p>
+      <w:pPr>
+        <w:pStyle w:val="SPBodyText"/>
+      </w:pPr>
+    </w:p>
+    <w:p>
+      <w:pPr>
+        <w:jc w:val="center"/>
       </w:pPr>
       <w:r>
         <w:rPr>
@@ -17329,9 +17156,16 @@
     </w:p>
     <w:p>
       <w:pPr>
-        <w:pStyle w:val="SPBodyText"/>
-      </w:pPr>
-      <w:r>
+        <w:rPr>
+          <w:i/>
+          <w:iCs/>
+        </w:rPr>
+      </w:pPr>
+      <w:r>
+        <w:rPr>
+          <w:i/>
+          <w:iCs/>
+        </w:rPr>
         <w:t>Eternal rest grant unto them, O Lord.</w:t>
       </w:r>
     </w:p>
@@ -17638,9 +17472,16 @@
     </w:p>
     <w:p>
       <w:pPr>
-        <w:pStyle w:val="SPBodyText"/>
-      </w:pPr>
-      <w:r>
+        <w:rPr>
+          <w:b/>
+          <w:bCs/>
+        </w:rPr>
+      </w:pPr>
+      <w:r>
+        <w:rPr>
+          <w:b/>
+          <w:bCs/>
+        </w:rPr>
         <w:t>In the Hands of Mercy</w:t>
       </w:r>
     </w:p>
@@ -17667,67 +17508,74 @@
     </w:p>
     <w:p>
       <w:pPr>
-        <w:pStyle w:val="SPBodyText"/>
-      </w:pPr>
-      <w:r>
-        <w:t>“Eternal rest grant unto them, O Lord.”</w:t>
-      </w:r>
-    </w:p>
-    <w:p>
-      <w:pPr>
-        <w:pStyle w:val="SPBodyText"/>
-      </w:pPr>
-    </w:p>
-    <w:p>
-      <w:pPr>
-        <w:pStyle w:val="SPBodyText"/>
-      </w:pPr>
-      <w:r>
-        <w:t>These words are not merely an expression of sorrow. They are an act of faith.</w:t>
-      </w:r>
-    </w:p>
-    <w:p>
-      <w:pPr>
-        <w:pStyle w:val="SPBodyText"/>
-      </w:pPr>
-      <w:r>
-        <w:t>We believe that every human life is known and loved by God, and that death does not place a person outside His care. The Church therefore continues to pray for those who have died, trusting them to God's mercy and looking toward the resurrection promised through Christ.</w:t>
-      </w:r>
-    </w:p>
-    <w:p>
-      <w:pPr>
-        <w:pStyle w:val="SPBodyText"/>
-      </w:pPr>
-      <w:r>
-        <w:t>When we pray for the departed, we also acknowledge something humble about ourselves: we do not know the whole story of another person's life. We know their joys and their struggles, their kindnesses and their weaknesses, perhaps only in part. God alone sees the heart completely.</w:t>
-      </w:r>
-    </w:p>
-    <w:p>
-      <w:pPr>
-        <w:pStyle w:val="SPBodyText"/>
-      </w:pPr>
-    </w:p>
-    <w:p>
-      <w:pPr>
-        <w:pStyle w:val="SPBodyText"/>
-      </w:pPr>
-      <w:r>
-        <w:t>We ask Him to forgive, to purify, to receive, and to grant eternal rest. In this prayer, our grief becomes an offering of love.</w:t>
-      </w:r>
-    </w:p>
-    <w:p>
-      <w:pPr>
-        <w:pStyle w:val="SPBodyText"/>
-      </w:pPr>
-      <w:r>
-        <w:lastRenderedPageBreak/>
-        <w:t xml:space="preserve">The words </w:t>
-      </w:r>
-      <w:r>
         <w:rPr>
           <w:i/>
           <w:iCs/>
         </w:rPr>
+      </w:pPr>
+      <w:r>
+        <w:rPr>
+          <w:i/>
+          <w:iCs/>
+        </w:rPr>
+        <w:t>“Eternal rest grant unto them, O Lord.”</w:t>
+      </w:r>
+    </w:p>
+    <w:p>
+      <w:pPr>
+        <w:pStyle w:val="SPBodyText"/>
+      </w:pPr>
+    </w:p>
+    <w:p>
+      <w:pPr>
+        <w:pStyle w:val="SPBodyText"/>
+      </w:pPr>
+      <w:r>
+        <w:t>These words are not merely an expression of sorrow. They are an act of faith.</w:t>
+      </w:r>
+    </w:p>
+    <w:p>
+      <w:pPr>
+        <w:pStyle w:val="SPBodyText"/>
+      </w:pPr>
+      <w:r>
+        <w:t>We believe that every human life is known and loved by God, and that death does not place a person outside His care. The Church therefore continues to pray for those who have died, trusting them to God's mercy and looking toward the resurrection promised through Christ.</w:t>
+      </w:r>
+    </w:p>
+    <w:p>
+      <w:pPr>
+        <w:pStyle w:val="SPBodyText"/>
+      </w:pPr>
+      <w:r>
+        <w:t>When we pray for the departed, we also acknowledge something humble about ourselves: we do not know the whole story of another person's life. We know their joys and their struggles, their kindnesses and their weaknesses, perhaps only in part. God alone sees the heart completely.</w:t>
+      </w:r>
+    </w:p>
+    <w:p>
+      <w:pPr>
+        <w:pStyle w:val="SPBodyText"/>
+      </w:pPr>
+    </w:p>
+    <w:p>
+      <w:pPr>
+        <w:pStyle w:val="SPBodyText"/>
+      </w:pPr>
+      <w:r>
+        <w:lastRenderedPageBreak/>
+        <w:t>We ask Him to forgive, to purify, to receive, and to grant eternal rest. In this prayer, our grief becomes an offering of love.</w:t>
+      </w:r>
+    </w:p>
+    <w:p>
+      <w:pPr>
+        <w:pStyle w:val="SPBodyText"/>
+      </w:pPr>
+      <w:r>
+        <w:t xml:space="preserve">The words </w:t>
+      </w:r>
+      <w:r>
+        <w:rPr>
+          <w:i/>
+          <w:iCs/>
+        </w:rPr>
         <w:t>“May perpetual light shine upon them”</w:t>
       </w:r>
       <w:r>
@@ -17739,7 +17587,10 @@
         <w:pStyle w:val="SPBodyText"/>
       </w:pPr>
       <w:r>
-        <w:t>And perhaps, when we pray these words, we should remember that one day someone may pray them for us.</w:t>
+        <w:t>W</w:t>
+      </w:r>
+      <w:r>
+        <w:t>hen we pray these words, we should remember that one day someone may pray them for us.</w:t>
       </w:r>
     </w:p>
     <w:p>
@@ -17825,7 +17676,7 @@
     </w:p>
     <w:p>
       <w:pPr>
-        <w:pStyle w:val="SPBodyText"/>
+        <w:jc w:val="center"/>
       </w:pPr>
       <w:r>
         <w:rPr>
@@ -18258,9 +18109,16 @@
     </w:p>
     <w:p>
       <w:pPr>
-        <w:pStyle w:val="SPBodyText"/>
-      </w:pPr>
-      <w:r>
+        <w:rPr>
+          <w:b/>
+          <w:bCs/>
+        </w:rPr>
+      </w:pPr>
+      <w:r>
+        <w:rPr>
+          <w:b/>
+          <w:bCs/>
+        </w:rPr>
         <w:t>A Heart That Gives Thanks</w:t>
       </w:r>
     </w:p>
@@ -18298,9 +18156,16 @@
     </w:p>
     <w:p>
       <w:pPr>
-        <w:pStyle w:val="SPBodyText"/>
-      </w:pPr>
-      <w:r>
+        <w:rPr>
+          <w:i/>
+          <w:iCs/>
+        </w:rPr>
+      </w:pPr>
+      <w:r>
+        <w:rPr>
+          <w:i/>
+          <w:iCs/>
+        </w:rPr>
         <w:t>Blessed be...</w:t>
       </w:r>
     </w:p>
@@ -18314,51 +18179,6 @@
         <w:pStyle w:val="SPBodyText"/>
       </w:pPr>
       <w:r>
-        <w:t>God.</w:t>
-      </w:r>
-      <w:r>
-        <w:br/>
-        <w:t>His holy Name.</w:t>
-      </w:r>
-      <w:r>
-        <w:br/>
-        <w:t>Jesus Christ.</w:t>
-      </w:r>
-      <w:r>
-        <w:br/>
-        <w:t>His Sacred Heart.</w:t>
-      </w:r>
-      <w:r>
-        <w:br/>
-        <w:t>His Precious Blood.</w:t>
-      </w:r>
-      <w:r>
-        <w:br/>
-        <w:t>The Holy Spirit.</w:t>
-      </w:r>
-      <w:r>
-        <w:br/>
-        <w:t>Mary.</w:t>
-      </w:r>
-      <w:r>
-        <w:br/>
-        <w:t>St. Joseph.</w:t>
-      </w:r>
-      <w:r>
-        <w:br/>
-        <w:t>The angels and the saints.</w:t>
-      </w:r>
-    </w:p>
-    <w:p>
-      <w:pPr>
-        <w:pStyle w:val="SPBodyText"/>
-      </w:pPr>
-    </w:p>
-    <w:p>
-      <w:pPr>
-        <w:pStyle w:val="SPBodyText"/>
-      </w:pPr>
-      <w:r>
         <w:t>The repetition is itself a form of prayer. It teaches the heart to pause and recognise the goodness of God before asking anything from Him.</w:t>
       </w:r>
     </w:p>
@@ -18367,23 +18187,23 @@
         <w:pStyle w:val="SPBodyText"/>
       </w:pPr>
       <w:r>
+        <w:t>The Divine Praises also draws us into the wider family of the Church. We praise Christ present in the Blessed Sacrament, honour His Mother and St. Joseph, and join our voices to those of the angels and saints.</w:t>
+      </w:r>
+    </w:p>
+    <w:p>
+      <w:pPr>
+        <w:pStyle w:val="SPBodyText"/>
+      </w:pPr>
+      <w:r>
+        <w:t>We are reminded that our prayer does not begin and end with our own small lives. Every Mass, every act of worship, every whispered prayer joins us to a greater chorus of praise that has no end.</w:t>
+      </w:r>
+    </w:p>
+    <w:p>
+      <w:pPr>
+        <w:pStyle w:val="SPBodyText"/>
+      </w:pPr>
+      <w:r>
         <w:lastRenderedPageBreak/>
-        <w:t>The Divine Praises also draws us into the wider family of the Church. We praise Christ present in the Blessed Sacrament, honour His Mother and St. Joseph, and join our voices to those of the angels and saints.</w:t>
-      </w:r>
-    </w:p>
-    <w:p>
-      <w:pPr>
-        <w:pStyle w:val="SPBodyText"/>
-      </w:pPr>
-      <w:r>
-        <w:t>We are reminded that our prayer does not begin and end with our own small lives. Every Mass, every act of worship, every whispered prayer joins us to a greater chorus of praise that has no end.</w:t>
-      </w:r>
-    </w:p>
-    <w:p>
-      <w:pPr>
-        <w:pStyle w:val="SPBodyText"/>
-      </w:pPr>
-      <w:r>
         <w:t>Perhaps this is why the prayer is so fitting at the close of the day.</w:t>
       </w:r>
     </w:p>
@@ -18402,9 +18222,16 @@
     </w:p>
     <w:p>
       <w:pPr>
-        <w:pStyle w:val="SPBodyText"/>
-      </w:pPr>
-      <w:r>
+        <w:rPr>
+          <w:i/>
+          <w:iCs/>
+        </w:rPr>
+      </w:pPr>
+      <w:r>
+        <w:rPr>
+          <w:i/>
+          <w:iCs/>
+        </w:rPr>
         <w:t>Blessed be God.</w:t>
       </w:r>
     </w:p>
@@ -18455,7 +18282,7 @@
     </w:p>
     <w:p>
       <w:pPr>
-        <w:pStyle w:val="SPBodyText"/>
+        <w:jc w:val="center"/>
       </w:pPr>
       <w:r>
         <w:rPr>
@@ -18485,14 +18312,6 @@
         <w:t>rayer</w:t>
       </w:r>
       <w:bookmarkEnd w:id="29"/>
-    </w:p>
-    <w:p>
-      <w:pPr>
-        <w:pStyle w:val="SPBodyText"/>
-      </w:pPr>
-      <w:r>
-        <w:t>Resting in His Peace</w:t>
-      </w:r>
     </w:p>
     <w:p>
       <w:pPr>
@@ -18763,10 +18582,24 @@
     </w:p>
     <w:p>
       <w:pPr>
-        <w:pStyle w:val="SPBodyText"/>
-      </w:pPr>
-      <w:r>
-        <w:t>Resting in God's Care</w:t>
+        <w:rPr>
+          <w:b/>
+          <w:bCs/>
+        </w:rPr>
+      </w:pPr>
+      <w:r>
+        <w:rPr>
+          <w:b/>
+          <w:bCs/>
+        </w:rPr>
+        <w:t xml:space="preserve">Resting in </w:t>
+      </w:r>
+      <w:r>
+        <w:rPr>
+          <w:b/>
+          <w:bCs/>
+        </w:rPr>
+        <w:t>His peace</w:t>
       </w:r>
     </w:p>
     <w:p>
@@ -18791,32 +18624,44 @@
     </w:p>
     <w:p>
       <w:pPr>
-        <w:pStyle w:val="SPBodyText"/>
-      </w:pPr>
-    </w:p>
-    <w:p>
-      <w:pPr>
-        <w:pStyle w:val="SPBodyText"/>
-      </w:pPr>
-      <w:r>
-        <w:t>Protect us, Lord, as we stay awake;</w:t>
-      </w:r>
-      <w:r>
-        <w:br/>
-        <w:t>watch over us as we sleep.</w:t>
-      </w:r>
-    </w:p>
-    <w:p>
-      <w:pPr>
-        <w:pStyle w:val="SPBodyText"/>
-      </w:pPr>
-    </w:p>
-    <w:p>
-      <w:pPr>
-        <w:pStyle w:val="SPBodyText"/>
-      </w:pPr>
-      <w:r>
-        <w:t>These words are simple, but they express a profound act of trust. We place ourselves, our loved ones, and all that concerns us into the hands of God. We cannot control what tomorrow will bring. We cannot solve every problem before we sleep. But we can surrender the day we have been given.</w:t>
+        <w:rPr>
+          <w:i/>
+          <w:iCs/>
+        </w:rPr>
+      </w:pPr>
+    </w:p>
+    <w:p>
+      <w:pPr>
+        <w:rPr>
+          <w:i/>
+          <w:iCs/>
+        </w:rPr>
+      </w:pPr>
+      <w:r>
+        <w:rPr>
+          <w:i/>
+          <w:iCs/>
+        </w:rPr>
+        <w:t>Protect us, Lord as we stay awake; watch over us as we sleep.</w:t>
+      </w:r>
+    </w:p>
+    <w:p>
+      <w:pPr>
+        <w:pStyle w:val="SPBodyText"/>
+      </w:pPr>
+    </w:p>
+    <w:p>
+      <w:pPr>
+        <w:pStyle w:val="SPBodyText"/>
+      </w:pPr>
+      <w:r>
+        <w:t>These words are simple, but they express a profound act of trust. We place ourselves, our loved ones, and all that concerns us into the hands of God. We cannot control what tomorrow will bring</w:t>
+      </w:r>
+      <w:r>
+        <w:t xml:space="preserve">, but </w:t>
+      </w:r>
+      <w:r>
+        <w:t xml:space="preserve"> we can surrender the day we have been given.</w:t>
       </w:r>
     </w:p>
     <w:p>
@@ -18840,6 +18685,22 @@
       <w:r>
         <w:t>There is therefore no need to end every day perfectly.</w:t>
       </w:r>
+      <w:r>
+        <w:t xml:space="preserve"> We will at times succeed, other times fail.</w:t>
+      </w:r>
+    </w:p>
+    <w:p>
+      <w:pPr>
+        <w:pStyle w:val="SPBodyText"/>
+      </w:pPr>
+      <w:r>
+        <w:t>Some days we will have spoken kindly, and others when we wish we had chosen our words more carefully. There will be things we are grateful for and things we wish we could change.</w:t>
+      </w:r>
+    </w:p>
+    <w:p>
+      <w:pPr>
+        <w:pStyle w:val="SPBodyText"/>
+      </w:pPr>
     </w:p>
     <w:p>
       <w:pPr>
@@ -18847,22 +18708,6 @@
       </w:pPr>
       <w:r>
         <w:lastRenderedPageBreak/>
-        <w:t>Some days we will have succeeded.</w:t>
-      </w:r>
-      <w:r>
-        <w:br/>
-        <w:t>Some days we will have failed.</w:t>
-      </w:r>
-      <w:r>
-        <w:br/>
-        <w:t>Some days we will have spoken kindly, and others when we wish we had chosen our words more carefully. There will be things we are grateful for and things we wish we could change.</w:t>
-      </w:r>
-    </w:p>
-    <w:p>
-      <w:pPr>
-        <w:pStyle w:val="SPBodyText"/>
-      </w:pPr>
-      <w:r>
         <w:t>We can place all of them before God.</w:t>
       </w:r>
     </w:p>
@@ -18886,36 +18731,6 @@
       <w:pPr>
         <w:pStyle w:val="SPBodyText"/>
       </w:pPr>
-    </w:p>
-    <w:p>
-      <w:pPr>
-        <w:pStyle w:val="SPBodyText"/>
-      </w:pPr>
-      <w:r>
-        <w:t>The worries we cannot solve.</w:t>
-      </w:r>
-      <w:r>
-        <w:br/>
-        <w:t>The mistakes we cannot undo.</w:t>
-      </w:r>
-      <w:r>
-        <w:br/>
-        <w:t>The questions we cannot yet answer.</w:t>
-      </w:r>
-      <w:r>
-        <w:br/>
-        <w:t>The people we cannot protect by our own strength.</w:t>
-      </w:r>
-    </w:p>
-    <w:p>
-      <w:pPr>
-        <w:pStyle w:val="SPBodyText"/>
-      </w:pPr>
-    </w:p>
-    <w:p>
-      <w:pPr>
-        <w:pStyle w:val="SPBodyText"/>
-      </w:pPr>
       <w:r>
         <w:t>We entrust them all to God.</w:t>
       </w:r>
@@ -18946,26 +18761,8 @@
         <w:pStyle w:val="SPBodyText"/>
       </w:pPr>
       <w:r>
-        <w:t>Awake, we keep watch with Christ.</w:t>
-      </w:r>
-      <w:r>
-        <w:br/>
-        <w:t>Asleep, we rest in His peace.</w:t>
-      </w:r>
-    </w:p>
-    <w:p>
-      <w:pPr>
-        <w:pStyle w:val="SPBodyText"/>
-      </w:pPr>
-      <w:r>
-        <w:lastRenderedPageBreak/>
         <w:t>May the end of each day become more than simply the moment when we close our eyes. May it become a small act of faith — a quiet acknowledgement that God has been with us throughout the day, and that He will remain with us through the night.</w:t>
       </w:r>
-    </w:p>
-    <w:p>
-      <w:pPr>
-        <w:pStyle w:val="SPBodyText"/>
-      </w:pPr>
     </w:p>
     <w:p>
       <w:pPr>
@@ -18980,19 +18777,7 @@
         </w:sectPr>
       </w:pPr>
       <w:r>
-        <w:t>The day is finished.</w:t>
-      </w:r>
-      <w:r>
-        <w:br/>
-        <w:t>The burdens may be laid down.</w:t>
-      </w:r>
-      <w:r>
-        <w:br/>
-        <w:t>God is near.</w:t>
-      </w:r>
-      <w:r>
-        <w:br/>
-        <w:t>And we may rest in His peace.</w:t>
+        <w:t xml:space="preserve"> </w:t>
       </w:r>
     </w:p>
     <w:p>
@@ -19010,83 +18795,96 @@
     </w:p>
     <w:p>
       <w:pPr>
-        <w:pStyle w:val="SPBodyText"/>
-      </w:pPr>
-      <w:r>
-        <w:t>Prayer in the Ordinary</w:t>
-      </w:r>
-    </w:p>
-    <w:p>
-      <w:pPr>
-        <w:pStyle w:val="SPBodyText"/>
-      </w:pPr>
-      <w:r>
-        <w:t>The prayers of this section remind us that prayer does not belong only to quiet churches or special moments.</w:t>
-      </w:r>
-    </w:p>
-    <w:p>
-      <w:pPr>
-        <w:pStyle w:val="SPBodyText"/>
-      </w:pPr>
-      <w:r>
-        <w:t>It belongs to the ordinary hours of the day.</w:t>
-      </w:r>
-    </w:p>
-    <w:p>
-      <w:pPr>
-        <w:pStyle w:val="SPBodyText"/>
-      </w:pPr>
-      <w:r>
-        <w:t>Each prayer is simple. Yet each turns the heart towards God.</w:t>
-      </w:r>
-    </w:p>
-    <w:p>
-      <w:pPr>
-        <w:pStyle w:val="SPBodyText"/>
-      </w:pPr>
-      <w:r>
-        <w:t>We do not need perfect circumstances to pray.</w:t>
-      </w:r>
-    </w:p>
-    <w:p>
-      <w:pPr>
-        <w:pStyle w:val="SPBodyText"/>
-      </w:pPr>
-      <w:r>
-        <w:t>We can pray while beginning our work, walking through the day, resting in the evening, or remembering someone we love.</w:t>
-      </w:r>
-    </w:p>
-    <w:p>
-      <w:pPr>
-        <w:pStyle w:val="SPBodyText"/>
-      </w:pPr>
-      <w:r>
-        <w:t>The ordinary day can become a place of prayer.</w:t>
-      </w:r>
-    </w:p>
-    <w:p>
-      <w:pPr>
-        <w:pStyle w:val="SPBodyText"/>
-      </w:pPr>
-      <w:r>
-        <w:t>The Church gives us these prayers not as burdens, but as companions — words that help us return to God again and again.</w:t>
-      </w:r>
-    </w:p>
-    <w:p>
-      <w:pPr>
-        <w:pStyle w:val="SPBodyText"/>
-      </w:pPr>
-      <w:r>
-        <w:t xml:space="preserve">And so, as we continue, we turn toward prayers of </w:t>
-      </w:r>
-      <w:r>
-        <w:t>protection and intercessio</w:t>
-      </w:r>
-      <w:r>
         <w:rPr>
           <w:b/>
           <w:bCs/>
         </w:rPr>
+      </w:pPr>
+      <w:r>
+        <w:rPr>
+          <w:b/>
+          <w:bCs/>
+        </w:rPr>
+        <w:t>Prayer in the Ordinary</w:t>
+      </w:r>
+    </w:p>
+    <w:p>
+      <w:pPr>
+        <w:pStyle w:val="SPBodyText"/>
+      </w:pPr>
+      <w:r>
+        <w:t>The prayers of this section remind us that prayer does not belong only to quiet churches or special moments.</w:t>
+      </w:r>
+    </w:p>
+    <w:p>
+      <w:pPr>
+        <w:pStyle w:val="SPBodyText"/>
+      </w:pPr>
+      <w:r>
+        <w:t>It belongs to the ordinary hours of the day.</w:t>
+      </w:r>
+    </w:p>
+    <w:p>
+      <w:pPr>
+        <w:pStyle w:val="SPBodyText"/>
+      </w:pPr>
+      <w:r>
+        <w:t>Each prayer is simple. Yet each turns the heart towards God.</w:t>
+      </w:r>
+    </w:p>
+    <w:p>
+      <w:pPr>
+        <w:pStyle w:val="SPBodyText"/>
+      </w:pPr>
+      <w:r>
+        <w:t>We do not need perfect circumstances to pray.</w:t>
+      </w:r>
+    </w:p>
+    <w:p>
+      <w:pPr>
+        <w:pStyle w:val="SPBodyText"/>
+      </w:pPr>
+      <w:r>
+        <w:t>We can pray while beginning our work, walking through the day, resting in the evening, or remembering someone we love.</w:t>
+      </w:r>
+    </w:p>
+    <w:p>
+      <w:pPr>
+        <w:pStyle w:val="SPBodyText"/>
+      </w:pPr>
+      <w:r>
+        <w:t>The ordinary day can become a place of prayer.</w:t>
+      </w:r>
+    </w:p>
+    <w:p>
+      <w:pPr>
+        <w:pStyle w:val="SPBodyText"/>
+      </w:pPr>
+      <w:r>
+        <w:t xml:space="preserve">The Church gives us these prayers not as burdens, but as companions — </w:t>
+      </w:r>
+      <w:r>
+        <w:t>prayers</w:t>
+      </w:r>
+      <w:r>
+        <w:t xml:space="preserve"> that help us return to God again and again.</w:t>
+      </w:r>
+    </w:p>
+    <w:p>
+      <w:pPr>
+        <w:pStyle w:val="SPBodyText"/>
+      </w:pPr>
+      <w:r>
+        <w:t xml:space="preserve">And so, as we continue, we turn toward prayers of </w:t>
+      </w:r>
+      <w:r>
+        <w:t>protection and intercessio</w:t>
+      </w:r>
+      <w:r>
+        <w:rPr>
+          <w:b/>
+          <w:bCs/>
+        </w:rPr>
         <w:t>n</w:t>
       </w:r>
       <w:r>
@@ -19096,6 +18894,14 @@
     <w:p>
       <w:pPr>
         <w:pStyle w:val="SPBodyText"/>
+        <w:rPr>
+          <w:rFonts w:ascii="Segoe UI Symbol" w:hAnsi="Segoe UI Symbol" w:cs="Segoe UI Symbol"/>
+        </w:rPr>
+      </w:pPr>
+    </w:p>
+    <w:p>
+      <w:pPr>
+        <w:jc w:val="center"/>
       </w:pPr>
       <w:r>
         <w:rPr>
@@ -19136,7 +18942,10 @@
         <w:t xml:space="preserve"> </w:t>
       </w:r>
       <w:r>
-        <w:t xml:space="preserve">– Prayers of Protection and </w:t>
+        <w:t>-</w:t>
+      </w:r>
+      <w:r>
+        <w:t xml:space="preserve"> Prayers of Protection and </w:t>
       </w:r>
       <w:r>
         <w:t>I</w:t>
@@ -19191,7 +19000,7 @@
     </w:p>
     <w:p>
       <w:pPr>
-        <w:pStyle w:val="SPBodyText"/>
+        <w:jc w:val="center"/>
       </w:pPr>
       <w:r>
         <w:rPr>
@@ -19509,9 +19318,16 @@
     </w:p>
     <w:p>
       <w:pPr>
-        <w:pStyle w:val="SPBodyText"/>
-      </w:pPr>
-      <w:r>
+        <w:rPr>
+          <w:b/>
+          <w:bCs/>
+        </w:rPr>
+      </w:pPr>
+      <w:r>
+        <w:rPr>
+          <w:b/>
+          <w:bCs/>
+        </w:rPr>
         <w:t>The Battle Belongs to God</w:t>
       </w:r>
     </w:p>
@@ -19554,9 +19370,16 @@
     </w:p>
     <w:p>
       <w:pPr>
-        <w:pStyle w:val="SPBodyText"/>
-      </w:pPr>
-      <w:r>
+        <w:rPr>
+          <w:i/>
+          <w:iCs/>
+        </w:rPr>
+      </w:pPr>
+      <w:r>
+        <w:rPr>
+          <w:i/>
+          <w:iCs/>
+        </w:rPr>
         <w:t>“The Lord rebuke you.”</w:t>
       </w:r>
     </w:p>
@@ -19613,43 +19436,20 @@
       <w:r>
         <w:t>And perhaps that is why this prayer need not be prayed only in moments of fear.</w:t>
       </w:r>
-    </w:p>
-    <w:p>
-      <w:pPr>
-        <w:pStyle w:val="SPBodyText"/>
-      </w:pPr>
-      <w:r>
-        <w:t>It can be prayed before beginning a difficult day.</w:t>
-      </w:r>
-      <w:r>
-        <w:br/>
-        <w:t>Before entering a difficult situation.</w:t>
-      </w:r>
-      <w:r>
-        <w:br/>
-        <w:t>When temptation feels particularly strong.</w:t>
-      </w:r>
-      <w:r>
-        <w:br/>
-        <w:t>When we feel spiritually weary.</w:t>
-      </w:r>
-      <w:r>
-        <w:br/>
-        <w:t>Or simply when we need to remember whose side we are on.</w:t>
-      </w:r>
-    </w:p>
-    <w:p>
-      <w:pPr>
-        <w:pStyle w:val="SPBodyText"/>
-      </w:pPr>
-      <w:r>
-        <w:t xml:space="preserve">The Christian does not stand against evil because evil is stronger than us. </w:t>
-      </w:r>
-    </w:p>
-    <w:p>
-      <w:pPr>
-        <w:pStyle w:val="SPBodyText"/>
-      </w:pPr>
+      <w:r>
+        <w:t xml:space="preserve"> Pray it before beginning a difficult day or situation. When temptation rears it’s head or when you feel spiritually weary. </w:t>
+      </w:r>
+    </w:p>
+    <w:p>
+      <w:pPr>
+        <w:pStyle w:val="SPBodyText"/>
+      </w:pPr>
+      <w:r>
+        <w:t>We do</w:t>
+      </w:r>
+      <w:r>
+        <w:t xml:space="preserve"> not stand against evil because evil is stronger than us. </w:t>
+      </w:r>
     </w:p>
     <w:p>
       <w:pPr>
@@ -19717,7 +19517,6 @@
         <w:pStyle w:val="SPBodyText"/>
       </w:pPr>
       <w:r>
-        <w:lastRenderedPageBreak/>
         <w:t>We do not need to be afraid.</w:t>
       </w:r>
     </w:p>
@@ -19733,22 +19532,6 @@
       <w:pPr>
         <w:pStyle w:val="SPBodyText"/>
       </w:pPr>
-    </w:p>
-    <w:p>
-      <w:pPr>
-        <w:pStyle w:val="SPBodyText"/>
-      </w:pPr>
-      <w:r>
-        <w:t>The battle belongs to God.</w:t>
-      </w:r>
-      <w:r>
-        <w:br/>
-        <w:t>Our task is to remain faithful.</w:t>
-      </w:r>
-      <w:r>
-        <w:br/>
-        <w:t>And in every struggle, we need not stand alone.</w:t>
-      </w:r>
     </w:p>
     <w:p>
       <w:pPr>
@@ -19765,7 +19548,7 @@
     </w:p>
     <w:p>
       <w:pPr>
-        <w:pStyle w:val="SPBodyText"/>
+        <w:jc w:val="center"/>
       </w:pPr>
       <w:r>
         <w:rPr>
@@ -19819,17 +19602,31 @@
     </w:p>
     <w:p>
       <w:pPr>
-        <w:pStyle w:val="SPBodyText"/>
-      </w:pPr>
-      <w:r>
         <w:rPr>
           <w:b/>
           <w:bCs/>
         </w:rPr>
+      </w:pPr>
+      <w:r>
+        <w:rPr>
+          <w:b/>
+          <w:bCs/>
+        </w:rPr>
         <w:t>Crux sacra sit mihi lux.</w:t>
       </w:r>
-      <w:r>
-        <w:br/>
+    </w:p>
+    <w:p>
+      <w:pPr>
+        <w:rPr>
+          <w:i/>
+          <w:iCs/>
+        </w:rPr>
+      </w:pPr>
+      <w:r>
+        <w:rPr>
+          <w:i/>
+          <w:iCs/>
+        </w:rPr>
         <w:t>May the Holy Cross be my light.</w:t>
       </w:r>
     </w:p>
@@ -20381,41 +20178,69 @@
     </w:p>
     <w:p>
       <w:pPr>
-        <w:pStyle w:val="SPBodyText"/>
-      </w:pPr>
-      <w:r>
-        <w:t xml:space="preserve"> </w:t>
-      </w:r>
-      <w:r>
-        <w:t>The Cross as Our Light</w:t>
-      </w:r>
-    </w:p>
-    <w:p>
-      <w:pPr>
-        <w:pStyle w:val="SPBodyText"/>
-      </w:pPr>
-      <w:r>
-        <w:t>There is something striking about the traditional words associated with Saint Benedict:</w:t>
-      </w:r>
-    </w:p>
-    <w:p>
-      <w:pPr>
-        <w:pStyle w:val="SPBodyText"/>
-      </w:pPr>
-    </w:p>
-    <w:p>
-      <w:pPr>
-        <w:pStyle w:val="SPBodyText"/>
-      </w:pPr>
-      <w:r>
         <w:rPr>
           <w:b/>
           <w:bCs/>
         </w:rPr>
+      </w:pPr>
+      <w:r>
+        <w:t xml:space="preserve"> </w:t>
+      </w:r>
+      <w:r>
+        <w:rPr>
+          <w:b/>
+          <w:bCs/>
+        </w:rPr>
+        <w:t>The Cross as Our Light</w:t>
+      </w:r>
+      <w:r>
+        <w:rPr>
+          <w:b/>
+          <w:bCs/>
+        </w:rPr>
+        <w:t>.</w:t>
+      </w:r>
+    </w:p>
+    <w:p>
+      <w:pPr>
+        <w:pStyle w:val="SPBodyText"/>
+      </w:pPr>
+      <w:r>
+        <w:t>There is something striking about the traditional words associated with Saint Benedict:</w:t>
+      </w:r>
+    </w:p>
+    <w:p>
+      <w:pPr>
+        <w:pStyle w:val="SPBodyText"/>
+      </w:pPr>
+    </w:p>
+    <w:p>
+      <w:pPr>
+        <w:rPr>
+          <w:b/>
+          <w:bCs/>
+        </w:rPr>
+      </w:pPr>
+      <w:r>
+        <w:rPr>
+          <w:b/>
+          <w:bCs/>
+        </w:rPr>
         <w:t>Crux sacra sit mihi lux.</w:t>
       </w:r>
-      <w:r>
-        <w:br/>
+    </w:p>
+    <w:p>
+      <w:pPr>
+        <w:rPr>
+          <w:i/>
+          <w:iCs/>
+        </w:rPr>
+      </w:pPr>
+      <w:r>
+        <w:rPr>
+          <w:i/>
+          <w:iCs/>
+        </w:rPr>
         <w:t>May the Holy Cross be my light.</w:t>
       </w:r>
     </w:p>
@@ -20494,43 +20319,6 @@
       <w:pPr>
         <w:pStyle w:val="SPBodyText"/>
       </w:pPr>
-    </w:p>
-    <w:p>
-      <w:pPr>
-        <w:pStyle w:val="SPBodyText"/>
-      </w:pPr>
-      <w:r>
-        <w:rPr>
-          <w:b/>
-          <w:bCs/>
-        </w:rPr>
-        <w:t>Crux sacra sit mihi lux.</w:t>
-      </w:r>
-      <w:r>
-        <w:br/>
-        <w:t>May the Holy Cross be my light.</w:t>
-      </w:r>
-    </w:p>
-    <w:p>
-      <w:pPr>
-        <w:pStyle w:val="SPBodyText"/>
-      </w:pPr>
-    </w:p>
-    <w:p>
-      <w:pPr>
-        <w:pStyle w:val="SPBodyText"/>
-      </w:pPr>
-      <w:r>
-        <w:t xml:space="preserve">Not merely to show me what lies ahead, but to remind me </w:t>
-      </w:r>
-      <w:r>
-        <w:t>who walks with me.</w:t>
-      </w:r>
-    </w:p>
-    <w:p>
-      <w:pPr>
-        <w:pStyle w:val="SPBodyText"/>
-      </w:pPr>
       <w:r>
         <w:t>And so the prayer to Saint Benedict becomes a prayer for a faithful life: to remain close to Christ, to resist what leads us away from Him, to grow in humility and virtue, and to trust God's providence even when we cannot yet see where He is leading us.</w:t>
       </w:r>
@@ -20539,26 +20327,6 @@
       <w:pPr>
         <w:pStyle w:val="SPBodyText"/>
       </w:pPr>
-    </w:p>
-    <w:p>
-      <w:pPr>
-        <w:pStyle w:val="SPBodyText"/>
-      </w:pPr>
-      <w:r>
-        <w:t>May Christ be our strength.</w:t>
-      </w:r>
-      <w:r>
-        <w:br/>
-        <w:t>May His Cross be our light.</w:t>
-      </w:r>
-      <w:r>
-        <w:br/>
-        <w:t>And may we remain faithful to Him,</w:t>
-      </w:r>
-      <w:r>
-        <w:br/>
-        <w:t>one day and one step at a time.</w:t>
-      </w:r>
     </w:p>
     <w:p>
       <w:pPr>
@@ -20590,7 +20358,7 @@
     </w:p>
     <w:p>
       <w:pPr>
-        <w:pStyle w:val="SPBodyText"/>
+        <w:jc w:val="center"/>
       </w:pPr>
       <w:r>
         <w:rPr>
@@ -20639,10 +20407,6 @@
         <w:t xml:space="preserve">The Church honours Joseph as the </w:t>
       </w:r>
       <w:r>
-        <w:rPr>
-          <w:b/>
-          <w:bCs/>
-        </w:rPr>
         <w:t>guardian of the Holy Family</w:t>
       </w:r>
       <w:r>
@@ -21254,9 +21018,16 @@
     </w:p>
     <w:p>
       <w:pPr>
-        <w:pStyle w:val="SPBodyText"/>
-      </w:pPr>
-      <w:r>
+        <w:rPr>
+          <w:b/>
+          <w:bCs/>
+        </w:rPr>
+      </w:pPr>
+      <w:r>
+        <w:rPr>
+          <w:b/>
+          <w:bCs/>
+        </w:rPr>
         <w:t>The Quiet Strength of Saint Joseph</w:t>
       </w:r>
     </w:p>
@@ -21340,26 +21111,14 @@
         <w:pStyle w:val="SPBodyText"/>
       </w:pPr>
       <w:r>
-        <w:t>Work.</w:t>
-      </w:r>
-      <w:r>
-        <w:br/>
-        <w:t>Family.</w:t>
-      </w:r>
-      <w:r>
-        <w:br/>
-        <w:t>Responsibility.</w:t>
-      </w:r>
-      <w:r>
-        <w:br/>
-        <w:t>Providing for others.</w:t>
-      </w:r>
-      <w:r>
-        <w:br/>
-        <w:t>Making difficult decisions.</w:t>
-      </w:r>
-      <w:r>
-        <w:br/>
+        <w:t>Work, family, responsibilities, providing, difficult decisions.</w:t>
+      </w:r>
+    </w:p>
+    <w:p>
+      <w:pPr>
+        <w:pStyle w:val="SPBodyText"/>
+      </w:pPr>
+      <w:r>
         <w:t>Doing what needs to be done even when nobody notices.</w:t>
       </w:r>
     </w:p>
@@ -21388,11 +21147,6 @@
       <w:pPr>
         <w:pStyle w:val="SPBodyText"/>
       </w:pPr>
-    </w:p>
-    <w:p>
-      <w:pPr>
-        <w:pStyle w:val="SPBodyText"/>
-      </w:pPr>
       <w:r>
         <w:t>His example teaches us that holiness does not always look extraordinary.</w:t>
       </w:r>
@@ -21440,15 +21194,15 @@
         <w:pStyle w:val="SPBodyText"/>
       </w:pPr>
       <w:r>
+        <w:t>Saint Joseph therefore becomes a companion for all who carry responsibilities, provide for others, work with their hands and minds, care for their families, or quietly bear burdens known only to God.</w:t>
+      </w:r>
+    </w:p>
+    <w:p>
+      <w:pPr>
+        <w:pStyle w:val="SPBodyText"/>
+      </w:pPr>
+      <w:r>
         <w:lastRenderedPageBreak/>
-        <w:t>Saint Joseph therefore becomes a companion for all who carry responsibilities, provide for others, work with their hands and minds, care for their families, or quietly bear burdens known only to God.</w:t>
-      </w:r>
-    </w:p>
-    <w:p>
-      <w:pPr>
-        <w:pStyle w:val="SPBodyText"/>
-      </w:pPr>
-      <w:r>
         <w:t>We can ask him to teach us his quiet strength: to listen when God calls, to obey when the way is difficult, to work faithfully, and to trust that no act of love offered to God is ever insignificant.</w:t>
       </w:r>
     </w:p>
@@ -21462,41 +21216,6 @@
         <w:pStyle w:val="SPBodyText"/>
       </w:pPr>
       <w:r>
-        <w:t>May Saint Joseph pray for us,</w:t>
-      </w:r>
-      <w:r>
-        <w:br/>
-        <w:t>that we may serve without seeking recognition,</w:t>
-      </w:r>
-      <w:r>
-        <w:br/>
-        <w:t>protect without seeking praise,</w:t>
-      </w:r>
-      <w:r>
-        <w:br/>
-        <w:t>work without losing heart,</w:t>
-      </w:r>
-      <w:r>
-        <w:br/>
-        <w:t xml:space="preserve">and trust without needing to know </w:t>
-      </w:r>
-      <w:r>
-        <w:t xml:space="preserve">all </w:t>
-      </w:r>
-      <w:r>
-        <w:t>that lies ahead.</w:t>
-      </w:r>
-    </w:p>
-    <w:p>
-      <w:pPr>
-        <w:pStyle w:val="SPBodyText"/>
-      </w:pPr>
-    </w:p>
-    <w:p>
-      <w:pPr>
-        <w:pStyle w:val="SPBodyText"/>
-      </w:pPr>
-      <w:r>
         <w:t>Saint Joseph, faithful servant of God, pray for us.</w:t>
       </w:r>
       <w:r>
@@ -21515,13 +21234,13 @@
     </w:p>
     <w:p>
       <w:pPr>
-        <w:pStyle w:val="SPBodyText"/>
+        <w:jc w:val="center"/>
       </w:pPr>
       <w:r>
         <w:rPr>
           <w:rFonts w:ascii="Segoe UI Symbol" w:hAnsi="Segoe UI Symbol" w:cs="Segoe UI Symbol"/>
         </w:rPr>
-        <w:t>✠</w:t>
+        <w:t xml:space="preserve"> </w:t>
       </w:r>
     </w:p>
     <w:p>
@@ -21539,7 +21258,7 @@
     </w:p>
     <w:p>
       <w:pPr>
-        <w:pStyle w:val="SPBodyText"/>
+        <w:jc w:val="center"/>
       </w:pPr>
       <w:r>
         <w:rPr>
@@ -21959,9 +21678,16 @@
     </w:p>
     <w:p>
       <w:pPr>
-        <w:pStyle w:val="SPBodyText"/>
-      </w:pPr>
-      <w:r>
+        <w:rPr>
+          <w:b/>
+          <w:bCs/>
+        </w:rPr>
+      </w:pPr>
+      <w:r>
+        <w:rPr>
+          <w:b/>
+          <w:bCs/>
+        </w:rPr>
         <w:t>When We Lose Our Way</w:t>
       </w:r>
     </w:p>
@@ -22036,11 +21762,6 @@
       <w:pPr>
         <w:pStyle w:val="SPBodyText"/>
       </w:pPr>
-    </w:p>
-    <w:p>
-      <w:pPr>
-        <w:pStyle w:val="SPBodyText"/>
-      </w:pPr>
       <w:r>
         <w:t xml:space="preserve">The Gospel tells us to </w:t>
       </w:r>
@@ -22048,7 +21769,10 @@
         <w:t>ask, seek, and knock</w:t>
       </w:r>
       <w:r>
-        <w:t>. These are active words. They remind us that faith is not merely waiting for God to find us while we remain still. We are invited to turn towards Him, to ask for His help, to seek His truth, and to continue knocking even when the door does not immediately open.</w:t>
+        <w:t>. These are active words. They remind us that faith is not merely waiting for God to find us while we remain still</w:t>
+      </w:r>
+      <w:r>
+        <w:t>. We are invited to turn towards Him, to ask for His help, to seek His truth, and to continue knocking even when the door does not immediately open.</w:t>
       </w:r>
     </w:p>
     <w:p>
@@ -22195,11 +21919,6 @@
       <w:pPr>
         <w:pStyle w:val="SPBodyText"/>
       </w:pPr>
-    </w:p>
-    <w:p>
-      <w:pPr>
-        <w:pStyle w:val="SPBodyText"/>
-      </w:pPr>
       <w:r>
         <w:t>There are times when we may not know exactly where we are going.</w:t>
       </w:r>
@@ -22230,31 +21949,6 @@
         <w:pStyle w:val="SPBodyText"/>
       </w:pPr>
       <w:r>
-        <w:t>Seek what is true.</w:t>
-      </w:r>
-      <w:r>
-        <w:br/>
-        <w:t>Love what is good.</w:t>
-      </w:r>
-      <w:r>
-        <w:br/>
-        <w:t>Ask for what you need.</w:t>
-      </w:r>
-      <w:r>
-        <w:br/>
-        <w:t>And keep turning towards Christ.</w:t>
-      </w:r>
-    </w:p>
-    <w:p>
-      <w:pPr>
-        <w:pStyle w:val="SPBodyText"/>
-      </w:pPr>
-    </w:p>
-    <w:p>
-      <w:pPr>
-        <w:pStyle w:val="SPBodyText"/>
-      </w:pPr>
-      <w:r>
         <w:t>Saint Anthony's example reminds us that seeking is itself an act of faith.</w:t>
       </w:r>
     </w:p>
@@ -22311,7 +22005,6 @@
         <w:pStyle w:val="SPBodyText"/>
       </w:pPr>
       <w:r>
-        <w:lastRenderedPageBreak/>
         <w:t>And when we have lost our way, He is always ready to lead us home.</w:t>
       </w:r>
     </w:p>
@@ -22319,74 +22012,6 @@
       <w:pPr>
         <w:pStyle w:val="SPBodyText"/>
       </w:pPr>
-    </w:p>
-    <w:p>
-      <w:pPr>
-        <w:pStyle w:val="SPBodyText"/>
-      </w:pPr>
-      <w:r>
-        <w:t>Saint Anthony, faithful servant of Christ,</w:t>
-      </w:r>
-      <w:r>
-        <w:br/>
-        <w:t>pray for us when we are lost or uncertain.</w:t>
-      </w:r>
-    </w:p>
-    <w:p>
-      <w:pPr>
-        <w:pStyle w:val="SPBodyText"/>
-      </w:pPr>
-      <w:r>
-        <w:t>Help us to seek what is true,</w:t>
-      </w:r>
-      <w:r>
-        <w:br/>
-        <w:t>to recognise what is good,</w:t>
-      </w:r>
-      <w:r>
-        <w:br/>
-        <w:t>and to return to Christ whenever we wander.</w:t>
-      </w:r>
-    </w:p>
-    <w:p>
-      <w:pPr>
-        <w:pStyle w:val="SPBodyText"/>
-      </w:pPr>
-      <w:r>
-        <w:t>May we never be so concerned with finding what we have lost</w:t>
-      </w:r>
-      <w:r>
-        <w:br/>
-        <w:t>that we forget the One who has never lost sight of us.</w:t>
-      </w:r>
-    </w:p>
-    <w:p>
-      <w:pPr>
-        <w:pStyle w:val="SPBodyText"/>
-      </w:pPr>
-    </w:p>
-    <w:p>
-      <w:pPr>
-        <w:pStyle w:val="SPBodyText"/>
-      </w:pPr>
-      <w:r>
-        <w:t>Saint Anthony, pray for us.</w:t>
-      </w:r>
-      <w:r>
-        <w:br/>
-        <w:t>Lead us back to Christ.</w:t>
-      </w:r>
-      <w:r>
-        <w:br/>
-      </w:r>
-    </w:p>
-    <w:p>
-      <w:pPr>
-        <w:pStyle w:val="SPBodyText"/>
-      </w:pPr>
-      <w:r>
-        <w:t>Amen.</w:t>
-      </w:r>
     </w:p>
     <w:p>
       <w:pPr>
@@ -22403,7 +22028,7 @@
     </w:p>
     <w:p>
       <w:pPr>
-        <w:pStyle w:val="SPBodyText"/>
+        <w:jc w:val="center"/>
       </w:pPr>
       <w:r>
         <w:rPr>
@@ -22920,12 +22545,23 @@
     </w:p>
     <w:p>
       <w:pPr>
-        <w:pStyle w:val="SPBodyText"/>
-      </w:pPr>
-      <w:r>
+        <w:rPr>
+          <w:b/>
+          <w:bCs/>
+        </w:rPr>
+      </w:pPr>
+      <w:r>
+        <w:rPr>
+          <w:b/>
+          <w:bCs/>
+        </w:rPr>
         <w:t xml:space="preserve"> </w:t>
       </w:r>
       <w:r>
+        <w:rPr>
+          <w:b/>
+          <w:bCs/>
+        </w:rPr>
         <w:t>The Journey with Christ</w:t>
       </w:r>
     </w:p>
@@ -22983,228 +22619,6 @@
       </w:pPr>
       <w:r>
         <w:t>It promises that Christ walks with us.</w:t>
-      </w:r>
-    </w:p>
-    <w:p>
-      <w:pPr>
-        <w:pStyle w:val="SPBodyText"/>
-      </w:pPr>
-    </w:p>
-    <w:p>
-      <w:pPr>
-        <w:pStyle w:val="SPBodyText"/>
-      </w:pPr>
-      <w:r>
-        <w:t xml:space="preserve">Saint Christopher therefore reminds us that the most important question is not simply </w:t>
-      </w:r>
-      <w:r>
-        <w:rPr>
-          <w:i/>
-          <w:iCs/>
-        </w:rPr>
-        <w:t>Where am I going?</w:t>
-      </w:r>
-      <w:r>
-        <w:t xml:space="preserve"> but </w:t>
-      </w:r>
-      <w:r>
-        <w:rPr>
-          <w:i/>
-          <w:iCs/>
-        </w:rPr>
-        <w:t>Whom am I carrying with me?</w:t>
-      </w:r>
-    </w:p>
-    <w:p>
-      <w:pPr>
-        <w:pStyle w:val="SPBodyText"/>
-      </w:pPr>
-      <w:r>
-        <w:lastRenderedPageBreak/>
-        <w:t>When we carry Christ into our work, our families, our friendships, our responsibilities, and even our difficulties, ordinary journeys become opportunities for holiness.</w:t>
-      </w:r>
-    </w:p>
-    <w:p>
-      <w:pPr>
-        <w:pStyle w:val="SPBodyText"/>
-      </w:pPr>
-    </w:p>
-    <w:p>
-      <w:pPr>
-        <w:pStyle w:val="SPBodyText"/>
-      </w:pPr>
-      <w:r>
-        <w:t>Sometimes we carry Christ by serving others.</w:t>
-      </w:r>
-    </w:p>
-    <w:p>
-      <w:pPr>
-        <w:pStyle w:val="SPBodyText"/>
-      </w:pPr>
-      <w:r>
-        <w:t>Sometimes we carry Him by remaining faithful when life becomes difficult.</w:t>
-      </w:r>
-    </w:p>
-    <w:p>
-      <w:pPr>
-        <w:pStyle w:val="SPBodyText"/>
-      </w:pPr>
-      <w:r>
-        <w:t>Sometimes we carry Him by choosing patience instead of anger, forgiveness instead of resentment, courage instead of fear.</w:t>
-      </w:r>
-    </w:p>
-    <w:p>
-      <w:pPr>
-        <w:pStyle w:val="SPBodyText"/>
-      </w:pPr>
-    </w:p>
-    <w:p>
-      <w:pPr>
-        <w:pStyle w:val="SPBodyText"/>
-      </w:pPr>
-      <w:r>
-        <w:t>And sometimes we simply carry Him by continuing faithfully along the road when we cannot yet see where it leads.</w:t>
-      </w:r>
-    </w:p>
-    <w:p>
-      <w:pPr>
-        <w:pStyle w:val="SPBodyText"/>
-      </w:pPr>
-      <w:r>
-        <w:t>The journey will contain moments when we feel strong and moments when we feel weary. There will be roads we choose and roads we never expected to travel. There will be places where we must stop, turn back, begin again, or place our trust entirely in God.</w:t>
-      </w:r>
-    </w:p>
-    <w:p>
-      <w:pPr>
-        <w:pStyle w:val="SPBodyText"/>
-      </w:pPr>
-      <w:r>
-        <w:t>Yet the Christian does not journey without a destination.</w:t>
-      </w:r>
-    </w:p>
-    <w:p>
-      <w:pPr>
-        <w:pStyle w:val="SPBodyText"/>
-      </w:pPr>
-      <w:r>
-        <w:t xml:space="preserve">Christ tells us that He goes before us to prepare a place for us. </w:t>
-      </w:r>
-    </w:p>
-    <w:p>
-      <w:pPr>
-        <w:pStyle w:val="SPBodyText"/>
-      </w:pPr>
-    </w:p>
-    <w:p>
-      <w:pPr>
-        <w:pStyle w:val="SPBodyText"/>
-      </w:pPr>
-      <w:r>
-        <w:t xml:space="preserve">Our earthly journeys therefore point beyond themselves toward the journey's true end: </w:t>
-      </w:r>
-      <w:r>
-        <w:t>the presence of God.</w:t>
-      </w:r>
-    </w:p>
-    <w:p>
-      <w:pPr>
-        <w:pStyle w:val="SPBodyText"/>
-      </w:pPr>
-      <w:r>
-        <w:t>This is why the image of Saint Christopher carrying Christ is so powerful. The traveller discovers that the One he thought he was carrying was, in reality, the One who sustains him.</w:t>
-      </w:r>
-      <w:r>
-        <w:t xml:space="preserve"> </w:t>
-      </w:r>
-      <w:r>
-        <w:t>So too with us.</w:t>
-      </w:r>
-    </w:p>
-    <w:p>
-      <w:pPr>
-        <w:pStyle w:val="SPBodyText"/>
-      </w:pPr>
-      <w:r>
-        <w:lastRenderedPageBreak/>
-        <w:t>We may think that we are carrying our faith through the difficulties of life, but ultimately it is Christ who carries us.</w:t>
-      </w:r>
-    </w:p>
-    <w:p>
-      <w:pPr>
-        <w:pStyle w:val="SPBodyText"/>
-      </w:pPr>
-    </w:p>
-    <w:p>
-      <w:pPr>
-        <w:pStyle w:val="SPBodyText"/>
-      </w:pPr>
-      <w:r>
-        <w:t>May we learn to place every road before God.</w:t>
-      </w:r>
-    </w:p>
-    <w:p>
-      <w:pPr>
-        <w:pStyle w:val="SPBodyText"/>
-      </w:pPr>
-      <w:r>
-        <w:t>When the way is uncertain, may we trust.</w:t>
-      </w:r>
-    </w:p>
-    <w:p>
-      <w:pPr>
-        <w:pStyle w:val="SPBodyText"/>
-      </w:pPr>
-      <w:r>
-        <w:t>When the journey is difficult, may we persevere.</w:t>
-      </w:r>
-    </w:p>
-    <w:p>
-      <w:pPr>
-        <w:pStyle w:val="SPBodyText"/>
-      </w:pPr>
-      <w:r>
-        <w:t>When we are weary, may we remember that Christ is near.</w:t>
-      </w:r>
-    </w:p>
-    <w:p>
-      <w:pPr>
-        <w:pStyle w:val="SPBodyText"/>
-      </w:pPr>
-      <w:r>
-        <w:t>When we become lost, may we allow Him to lead us home.</w:t>
-      </w:r>
-    </w:p>
-    <w:p>
-      <w:pPr>
-        <w:pStyle w:val="SPBodyText"/>
-      </w:pPr>
-      <w:r>
-        <w:t>And when our earthly journey is complete, may we discover that every faithful step, every act of love, every sacrifice, and every moment of trust has been drawing us closer to Him.</w:t>
-      </w:r>
-    </w:p>
-    <w:p>
-      <w:pPr>
-        <w:pStyle w:val="SPBodyText"/>
-      </w:pPr>
-    </w:p>
-    <w:p>
-      <w:pPr>
-        <w:pStyle w:val="SPBodyText"/>
-      </w:pPr>
-      <w:r>
-        <w:t>Saint Christopher, bearer of Christ, pray for us.</w:t>
-      </w:r>
-      <w:r>
-        <w:br/>
-        <w:t>Guide us on our journey, protect us along the way,</w:t>
-      </w:r>
-      <w:r>
-        <w:br/>
-        <w:t>and help us to carry Christ faithfully</w:t>
-      </w:r>
-      <w:r>
-        <w:br/>
-        <w:t>until we reach our true and eternal home.</w:t>
       </w:r>
     </w:p>
     <w:p>
@@ -23224,186 +22638,127 @@
           <w:docGrid w:linePitch="360"/>
         </w:sectPr>
       </w:pPr>
-      <w:r>
-        <w:t>Amen.</w:t>
-      </w:r>
-    </w:p>
-    <w:p>
-      <w:pPr>
-        <w:pStyle w:val="SPPrayerTitle"/>
-      </w:pPr>
-      <w:bookmarkStart w:id="38" w:name="_Toc240260267"/>
+    </w:p>
+    <w:p>
+      <w:pPr>
+        <w:pStyle w:val="SPBodyText"/>
+      </w:pPr>
       <w:r>
         <w:lastRenderedPageBreak/>
-        <w:t>Closing Thoughts</w:t>
-      </w:r>
-      <w:bookmarkEnd w:id="38"/>
-    </w:p>
-    <w:p>
-      <w:pPr>
-        <w:pStyle w:val="SPBodyText"/>
-        <w:rPr>
-          <w:b/>
-          <w:bCs/>
-        </w:rPr>
-      </w:pPr>
-      <w:r>
-        <w:rPr>
-          <w:b/>
-          <w:bCs/>
-        </w:rPr>
-        <w:t>Guided by the Saints</w:t>
-      </w:r>
-    </w:p>
-    <w:p>
-      <w:pPr>
-        <w:pStyle w:val="SPBodyText"/>
-        <w:rPr>
-          <w:b/>
-          <w:bCs/>
-        </w:rPr>
-      </w:pPr>
-    </w:p>
-    <w:p>
-      <w:pPr>
-        <w:pStyle w:val="SPBodyText"/>
-      </w:pPr>
-      <w:r>
-        <w:t>The prayers of this final section have brought us into the company of the saints.</w:t>
-      </w:r>
-    </w:p>
-    <w:p>
-      <w:pPr>
-        <w:pStyle w:val="SPBodyText"/>
-      </w:pPr>
-      <w:r>
-        <w:t xml:space="preserve">In </w:t>
-      </w:r>
-      <w:r>
-        <w:rPr>
-          <w:b/>
-          <w:bCs/>
-        </w:rPr>
-        <w:t>Saint Michael</w:t>
-      </w:r>
-      <w:r>
-        <w:t>, we ask for strength in the face of evil and for the protection of God.</w:t>
-      </w:r>
-    </w:p>
-    <w:p>
-      <w:pPr>
-        <w:pStyle w:val="SPBodyText"/>
-      </w:pPr>
-      <w:r>
-        <w:t xml:space="preserve">In </w:t>
-      </w:r>
-      <w:r>
-        <w:rPr>
-          <w:b/>
-          <w:bCs/>
-        </w:rPr>
-        <w:t>Saint Benedict</w:t>
-      </w:r>
-      <w:r>
-        <w:t>, we seek the grace to remain faithful, guarded in body and soul, and rooted in Christ.</w:t>
-      </w:r>
-    </w:p>
-    <w:p>
-      <w:pPr>
-        <w:pStyle w:val="SPBodyText"/>
-      </w:pPr>
-      <w:r>
-        <w:t xml:space="preserve">In </w:t>
-      </w:r>
-      <w:r>
-        <w:rPr>
-          <w:b/>
-          <w:bCs/>
-        </w:rPr>
-        <w:t>Saint Joseph</w:t>
-      </w:r>
-      <w:r>
-        <w:t>, we find the quiet strength of a man who listened to God, trusted Him, and served faithfully.</w:t>
-      </w:r>
-    </w:p>
-    <w:p>
-      <w:pPr>
-        <w:pStyle w:val="SPBodyText"/>
-      </w:pPr>
-      <w:r>
-        <w:t xml:space="preserve">In </w:t>
-      </w:r>
-      <w:r>
-        <w:rPr>
-          <w:b/>
-          <w:bCs/>
-        </w:rPr>
-        <w:t>Saint Anthony</w:t>
-      </w:r>
-      <w:r>
-        <w:t>, we ask for help in finding what has been lost and, more deeply, for the grace to remain close to Christ.</w:t>
-      </w:r>
-    </w:p>
-    <w:p>
-      <w:pPr>
-        <w:pStyle w:val="SPBodyText"/>
-      </w:pPr>
-      <w:r>
-        <w:t xml:space="preserve">And in </w:t>
-      </w:r>
-      <w:r>
-        <w:rPr>
-          <w:b/>
-          <w:bCs/>
-        </w:rPr>
-        <w:t>Saint Christopher</w:t>
-      </w:r>
-      <w:r>
-        <w:t>, we are reminded of the journey itself — carrying Christ with us as we travel through the world.</w:t>
-      </w:r>
-    </w:p>
-    <w:p>
-      <w:pPr>
-        <w:pStyle w:val="SPBodyText"/>
-      </w:pPr>
-      <w:r>
-        <w:t>Each saint points beyond himself.</w:t>
-      </w:r>
-    </w:p>
-    <w:p>
-      <w:pPr>
-        <w:pStyle w:val="SPBodyText"/>
-      </w:pPr>
-      <w:r>
-        <w:t xml:space="preserve">Their lives and prayers lead us towards </w:t>
-      </w:r>
-      <w:r>
-        <w:rPr>
-          <w:b/>
-          <w:bCs/>
-        </w:rPr>
-        <w:t>Christ</w:t>
-      </w:r>
-      <w:r>
-        <w:t>.</w:t>
-      </w:r>
-    </w:p>
-    <w:p>
-      <w:pPr>
-        <w:pStyle w:val="SPBodyText"/>
-      </w:pPr>
-      <w:r>
-        <w:t xml:space="preserve">We do not pray to the saints as though they were the source of grace. We ask them to pray </w:t>
-      </w:r>
-      <w:r>
-        <w:rPr>
-          <w:b/>
-          <w:bCs/>
-        </w:rPr>
-        <w:t>with us and for us</w:t>
-      </w:r>
-      <w:r>
-        <w:t>, trusting in the communion that unites the Church on earth with those who have gone before us.</w:t>
+        <w:t xml:space="preserve">Saint Christopher therefore reminds us that the most important question is not simply </w:t>
+      </w:r>
+      <w:r>
+        <w:rPr>
+          <w:i/>
+          <w:iCs/>
+        </w:rPr>
+        <w:t>Where am I going?</w:t>
+      </w:r>
+      <w:r>
+        <w:t xml:space="preserve"> but </w:t>
+      </w:r>
+      <w:r>
+        <w:rPr>
+          <w:i/>
+          <w:iCs/>
+        </w:rPr>
+        <w:t>Whom am I carrying with me?</w:t>
+      </w:r>
+    </w:p>
+    <w:p>
+      <w:pPr>
+        <w:pStyle w:val="SPBodyText"/>
+      </w:pPr>
+      <w:r>
+        <w:t>When we carry Christ into our work, our families, our friendships, our responsibilities, and even our difficulties, ordinary journeys become opportunities for holiness.</w:t>
+      </w:r>
+    </w:p>
+    <w:p>
+      <w:pPr>
+        <w:pStyle w:val="SPBodyText"/>
+      </w:pPr>
+    </w:p>
+    <w:p>
+      <w:pPr>
+        <w:pStyle w:val="SPBodyText"/>
+      </w:pPr>
+      <w:r>
+        <w:t>The journey will contain moments when we feel strong and moments when we feel weary. There will be roads we choose and roads we never expected to travel. There will be places where we must stop, turn back, begin again, or place our trust entirely in God.</w:t>
+      </w:r>
+    </w:p>
+    <w:p>
+      <w:pPr>
+        <w:pStyle w:val="SPBodyText"/>
+      </w:pPr>
+      <w:r>
+        <w:t>Yet the Christian does not journey without a destination.</w:t>
+      </w:r>
+    </w:p>
+    <w:p>
+      <w:pPr>
+        <w:pStyle w:val="SPBodyText"/>
+      </w:pPr>
+      <w:r>
+        <w:t xml:space="preserve">Christ tells us that He goes before us to prepare a place for us. </w:t>
+      </w:r>
+    </w:p>
+    <w:p>
+      <w:pPr>
+        <w:pStyle w:val="SPBodyText"/>
+      </w:pPr>
+    </w:p>
+    <w:p>
+      <w:pPr>
+        <w:pStyle w:val="SPBodyText"/>
+      </w:pPr>
+      <w:r>
+        <w:t xml:space="preserve">Our earthly journeys therefore point beyond themselves toward the journey's true end: </w:t>
+      </w:r>
+      <w:r>
+        <w:t>the presence of God.</w:t>
+      </w:r>
+    </w:p>
+    <w:p>
+      <w:pPr>
+        <w:pStyle w:val="SPBodyText"/>
+      </w:pPr>
+      <w:r>
+        <w:t>This is why the image of Saint Christopher carrying Christ is so powerful. The traveller discovers that the One he thought he was carrying was, in reality, the One who sustains him.</w:t>
+      </w:r>
+      <w:r>
+        <w:t xml:space="preserve"> </w:t>
+      </w:r>
+      <w:r>
+        <w:t>So too with us.</w:t>
+      </w:r>
+    </w:p>
+    <w:p>
+      <w:pPr>
+        <w:pStyle w:val="SPBodyText"/>
+      </w:pPr>
+      <w:r>
+        <w:t>We may think that we are carrying our faith through the difficulties of life, but ultimately it is Christ who carries us.</w:t>
+      </w:r>
+    </w:p>
+    <w:p>
+      <w:pPr>
+        <w:pStyle w:val="SPBodyText"/>
+      </w:pPr>
+    </w:p>
+    <w:p>
+      <w:pPr>
+        <w:pStyle w:val="SPBodyText"/>
+      </w:pPr>
+      <w:r>
+        <w:t>May we learn to place every road before God.</w:t>
+      </w:r>
+    </w:p>
+    <w:p>
+      <w:pPr>
+        <w:pStyle w:val="SPBodyText"/>
+      </w:pPr>
+      <w:r>
+        <w:t>When the way is uncertain, may we trust.</w:t>
       </w:r>
     </w:p>
     <w:p>
@@ -23412,92 +22767,31 @@
       </w:pPr>
       <w:r>
         <w:lastRenderedPageBreak/>
-        <w:t>Protection.</w:t>
-      </w:r>
-      <w:r>
-        <w:br/>
-        <w:t>Faithfulness.</w:t>
-      </w:r>
-      <w:r>
-        <w:br/>
-        <w:t>Service.</w:t>
-      </w:r>
-      <w:r>
-        <w:br/>
-        <w:t>Guidance.</w:t>
-      </w:r>
-      <w:r>
-        <w:br/>
-        <w:t>Perseverance.</w:t>
-      </w:r>
-    </w:p>
-    <w:p>
-      <w:pPr>
-        <w:pStyle w:val="SPBodyText"/>
-      </w:pPr>
-    </w:p>
-    <w:p>
-      <w:pPr>
-        <w:pStyle w:val="SPBodyText"/>
-      </w:pPr>
-      <w:r>
-        <w:t>These are not only things we ask for.</w:t>
-      </w:r>
-    </w:p>
-    <w:p>
-      <w:pPr>
-        <w:pStyle w:val="SPBodyText"/>
-      </w:pPr>
-      <w:r>
-        <w:t>They are ways we are called to live.</w:t>
-      </w:r>
-    </w:p>
-    <w:p>
-      <w:pPr>
-        <w:pStyle w:val="SPBodyText"/>
-      </w:pPr>
-      <w:r>
-        <w:t>And so, as these prayers come to an end, the journey does not.</w:t>
-      </w:r>
-    </w:p>
-    <w:p>
-      <w:pPr>
-        <w:pStyle w:val="SPBodyText"/>
-      </w:pPr>
-      <w:r>
-        <w:t>We carry these prayers with us — into our homes, our work, our journeys, our joys, and our difficulties.</w:t>
-      </w:r>
-    </w:p>
-    <w:p>
-      <w:pPr>
-        <w:pStyle w:val="SPBodyText"/>
-      </w:pPr>
-      <w:r>
-        <w:t>And now, having prayed with the Church, with Scripture, and with the saints, we come to the close of this volume.</w:t>
-      </w:r>
-    </w:p>
-    <w:p>
-      <w:pPr>
-        <w:pStyle w:val="SPBodyText"/>
-      </w:pPr>
-      <w:r>
-        <w:t>Not an ending, but a pause before the next prayer.</w:t>
-      </w:r>
-    </w:p>
-    <w:p>
-      <w:pPr>
-        <w:pStyle w:val="SPBodyText"/>
-      </w:pPr>
-    </w:p>
-    <w:p>
-      <w:pPr>
-        <w:pStyle w:val="SPBodyText"/>
-      </w:pPr>
-      <w:r>
-        <w:rPr>
-          <w:rFonts w:ascii="Segoe UI Symbol" w:hAnsi="Segoe UI Symbol" w:cs="Segoe UI Symbol"/>
-        </w:rPr>
-        <w:t>✠</w:t>
+        <w:t>When the journey is difficult, may we persevere.</w:t>
+      </w:r>
+    </w:p>
+    <w:p>
+      <w:pPr>
+        <w:pStyle w:val="SPBodyText"/>
+      </w:pPr>
+      <w:r>
+        <w:t>When we are weary, may we remember that Christ is near.</w:t>
+      </w:r>
+    </w:p>
+    <w:p>
+      <w:pPr>
+        <w:pStyle w:val="SPBodyText"/>
+      </w:pPr>
+      <w:r>
+        <w:t>When we become lost, may we allow Him to lead us home.</w:t>
+      </w:r>
+    </w:p>
+    <w:p>
+      <w:pPr>
+        <w:pStyle w:val="SPBodyText"/>
+      </w:pPr>
+      <w:r>
+        <w:t>And when our earthly journey is complete, may we discover that every faithful step, every act of love, every sacrifice, and every moment of trust has been drawing us closer to Him.</w:t>
       </w:r>
     </w:p>
     <w:p>
@@ -23517,136 +22811,299 @@
           <w:docGrid w:linePitch="360"/>
         </w:sectPr>
       </w:pPr>
-    </w:p>
-    <w:p>
-      <w:pPr>
-        <w:pStyle w:val="SPSectionTitle"/>
-      </w:pPr>
-      <w:bookmarkStart w:id="39" w:name="_Toc240260268"/>
+      <w:r>
+        <w:t xml:space="preserve"> </w:t>
+      </w:r>
+    </w:p>
+    <w:p>
+      <w:pPr>
+        <w:pStyle w:val="SPPrayerTitle"/>
+      </w:pPr>
+      <w:bookmarkStart w:id="38" w:name="_Toc240260267"/>
       <w:r>
         <w:lastRenderedPageBreak/>
-        <w:t>Conclusion</w:t>
-      </w:r>
-      <w:bookmarkEnd w:id="39"/>
-    </w:p>
-    <w:p>
-      <w:pPr>
-        <w:pStyle w:val="SPBodyText"/>
+        <w:t>Closing Thoughts</w:t>
+      </w:r>
+      <w:bookmarkEnd w:id="38"/>
+    </w:p>
+    <w:p>
+      <w:pPr>
         <w:rPr>
           <w:b/>
           <w:bCs/>
         </w:rPr>
       </w:pPr>
       <w:r>
-        <w:t xml:space="preserve"> </w:t>
-      </w:r>
-      <w:r>
         <w:rPr>
           <w:b/>
           <w:bCs/>
         </w:rPr>
-        <w:t>A Life of Prayer</w:t>
-      </w:r>
-    </w:p>
-    <w:p>
-      <w:pPr>
-        <w:pStyle w:val="SPBodyText"/>
-      </w:pPr>
-      <w:r>
-        <w:t>Prayer is not something we leave behind when we close this book.</w:t>
-      </w:r>
-    </w:p>
-    <w:p>
-      <w:pPr>
-        <w:pStyle w:val="SPBodyText"/>
-      </w:pPr>
-      <w:r>
-        <w:t>It is something we carry with us.</w:t>
-      </w:r>
-    </w:p>
-    <w:p>
-      <w:pPr>
-        <w:pStyle w:val="SPBodyText"/>
-      </w:pPr>
-      <w:r>
-        <w:t xml:space="preserve">The prayers gathered in </w:t>
-      </w:r>
-      <w:r>
-        <w:rPr>
-          <w:i/>
-          <w:iCs/>
-        </w:rPr>
-        <w:t>Sacrae Preces</w:t>
-      </w:r>
-      <w:r>
-        <w:t xml:space="preserve"> belong to many different moments of life. Some are prayers of praise and thanksgiving. Others are prayers for protection, guidance, forgiveness, strength, or peace. Some turn our hearts toward the Blessed Virgin Mary and the saints; others lead us directly into the words of Sacred Scripture.</w:t>
-      </w:r>
-    </w:p>
-    <w:p>
-      <w:pPr>
-        <w:pStyle w:val="SPBodyText"/>
-      </w:pPr>
-      <w:r>
-        <w:t>Yet beneath them all is one simple purpose:</w:t>
-      </w:r>
-    </w:p>
-    <w:p>
-      <w:pPr>
-        <w:pStyle w:val="SPBodyText"/>
-      </w:pPr>
-    </w:p>
-    <w:p>
-      <w:pPr>
-        <w:pStyle w:val="SPBodyText"/>
-        <w:rPr>
-          <w:i/>
-          <w:iCs/>
-        </w:rPr>
-      </w:pPr>
-      <w:r>
-        <w:rPr>
-          <w:i/>
-          <w:iCs/>
-        </w:rPr>
-        <w:t>to draw us closer to God.</w:t>
-      </w:r>
-    </w:p>
-    <w:p>
-      <w:pPr>
-        <w:pStyle w:val="SPBodyText"/>
-      </w:pPr>
-    </w:p>
-    <w:p>
-      <w:pPr>
-        <w:pStyle w:val="SPBodyText"/>
-      </w:pPr>
-      <w:r>
-        <w:t>Prayer does not require that our lives first become peaceful, ordered, or free from difficulty. We come to God as we are. We come with our joys and our burdens, our hopes and our fears, our successes and our failures.</w:t>
-      </w:r>
-    </w:p>
-    <w:p>
-      <w:pPr>
-        <w:pStyle w:val="SPBodyText"/>
-      </w:pPr>
-      <w:r>
-        <w:t>Sometimes we will pray with great attention and devotion.</w:t>
-      </w:r>
-    </w:p>
-    <w:p>
-      <w:pPr>
-        <w:pStyle w:val="SPBodyText"/>
-      </w:pPr>
-      <w:r>
-        <w:t>Sometimes the words may feel difficult to say.</w:t>
-      </w:r>
-    </w:p>
-    <w:p>
-      <w:pPr>
-        <w:pStyle w:val="SPBodyText"/>
-      </w:pPr>
-      <w:r>
-        <w:t>Sometimes we may feel close to God, and sometimes He may seem very distant.</w:t>
-      </w:r>
+        <w:t>Guided by the Saints</w:t>
+      </w:r>
+    </w:p>
+    <w:p>
+      <w:pPr>
+        <w:pStyle w:val="SPBodyText"/>
+      </w:pPr>
+    </w:p>
+    <w:p>
+      <w:pPr>
+        <w:pStyle w:val="SPBodyText"/>
+      </w:pPr>
+      <w:r>
+        <w:t>The prayers of this final section have brought us into the company of the saints.</w:t>
+      </w:r>
+    </w:p>
+    <w:p>
+      <w:pPr>
+        <w:pStyle w:val="SPBodyText"/>
+      </w:pPr>
+      <w:r>
+        <w:t xml:space="preserve">In </w:t>
+      </w:r>
+      <w:r>
+        <w:rPr>
+          <w:b/>
+          <w:bCs/>
+        </w:rPr>
+        <w:t>Saint Michael</w:t>
+      </w:r>
+      <w:r>
+        <w:t>, we ask for strength in the face of evil and for the protection of God.</w:t>
+      </w:r>
+    </w:p>
+    <w:p>
+      <w:pPr>
+        <w:pStyle w:val="SPBodyText"/>
+      </w:pPr>
+      <w:r>
+        <w:t xml:space="preserve">In </w:t>
+      </w:r>
+      <w:r>
+        <w:rPr>
+          <w:b/>
+          <w:bCs/>
+        </w:rPr>
+        <w:t>Saint Benedict</w:t>
+      </w:r>
+      <w:r>
+        <w:t>, we seek the grace to remain faithful, guarded in body and soul, and rooted in Christ.</w:t>
+      </w:r>
+    </w:p>
+    <w:p>
+      <w:pPr>
+        <w:pStyle w:val="SPBodyText"/>
+      </w:pPr>
+      <w:r>
+        <w:t xml:space="preserve">In </w:t>
+      </w:r>
+      <w:r>
+        <w:rPr>
+          <w:b/>
+          <w:bCs/>
+        </w:rPr>
+        <w:t>Saint Joseph</w:t>
+      </w:r>
+      <w:r>
+        <w:t>, we find the quiet strength of a man who listened to God, trusted Him, and served faithfully.</w:t>
+      </w:r>
+    </w:p>
+    <w:p>
+      <w:pPr>
+        <w:pStyle w:val="SPBodyText"/>
+      </w:pPr>
+      <w:r>
+        <w:t xml:space="preserve">In </w:t>
+      </w:r>
+      <w:r>
+        <w:rPr>
+          <w:b/>
+          <w:bCs/>
+        </w:rPr>
+        <w:t>Saint Anthony</w:t>
+      </w:r>
+      <w:r>
+        <w:t>, we ask for help in finding what has been lost and, more deeply, for the grace to remain close to Christ.</w:t>
+      </w:r>
+    </w:p>
+    <w:p>
+      <w:pPr>
+        <w:pStyle w:val="SPBodyText"/>
+      </w:pPr>
+      <w:r>
+        <w:t xml:space="preserve">And in </w:t>
+      </w:r>
+      <w:r>
+        <w:rPr>
+          <w:b/>
+          <w:bCs/>
+        </w:rPr>
+        <w:t>Saint Christopher</w:t>
+      </w:r>
+      <w:r>
+        <w:t>, we are reminded of the journey itself — carrying Christ with us as we travel through the world.</w:t>
+      </w:r>
+    </w:p>
+    <w:p>
+      <w:pPr>
+        <w:pStyle w:val="SPBodyText"/>
+      </w:pPr>
+      <w:r>
+        <w:t>Each saint points beyond himself.</w:t>
+      </w:r>
+    </w:p>
+    <w:p>
+      <w:pPr>
+        <w:pStyle w:val="SPBodyText"/>
+      </w:pPr>
+      <w:r>
+        <w:t xml:space="preserve">Their lives and prayers lead us towards </w:t>
+      </w:r>
+      <w:r>
+        <w:rPr>
+          <w:b/>
+          <w:bCs/>
+        </w:rPr>
+        <w:t>Christ</w:t>
+      </w:r>
+      <w:r>
+        <w:t>.</w:t>
+      </w:r>
+    </w:p>
+    <w:p>
+      <w:pPr>
+        <w:pStyle w:val="SPBodyText"/>
+        <w:sectPr>
+          <w:type w:val="evenPage"/>
+          <w:pgSz w:w="7920" w:h="12240" w:code="6"/>
+          <w:pgMar w:top="1080" w:right="864" w:bottom="1080" w:left="1152" w:header="576" w:footer="576" w:gutter="0"/>
+          <w:cols w:space="720"/>
+          <w:titlePg/>
+          <w:docGrid w:linePitch="360"/>
+        </w:sectPr>
+      </w:pPr>
+    </w:p>
+    <w:p>
+      <w:pPr>
+        <w:pStyle w:val="SPBodyText"/>
+      </w:pPr>
+      <w:r>
+        <w:lastRenderedPageBreak/>
+        <w:t xml:space="preserve">We do not pray to the saints as though they were the source of grace. We ask them to pray </w:t>
+      </w:r>
+      <w:r>
+        <w:rPr>
+          <w:b/>
+          <w:bCs/>
+        </w:rPr>
+        <w:t>with us and for us</w:t>
+      </w:r>
+      <w:r>
+        <w:t>, trusting in the communion that unites the Church on earth with those who have gone before us.</w:t>
+      </w:r>
+    </w:p>
+    <w:p>
+      <w:pPr>
+        <w:pStyle w:val="SPBodyText"/>
+      </w:pPr>
+    </w:p>
+    <w:p>
+      <w:pPr>
+        <w:pStyle w:val="SPBodyText"/>
+      </w:pPr>
+      <w:r>
+        <w:t>Protection.</w:t>
+      </w:r>
+      <w:r>
+        <w:br/>
+        <w:t>Faithfulness.</w:t>
+      </w:r>
+      <w:r>
+        <w:br/>
+        <w:t>Service.</w:t>
+      </w:r>
+      <w:r>
+        <w:br/>
+        <w:t>Guidance.</w:t>
+      </w:r>
+      <w:r>
+        <w:br/>
+        <w:t>Perseverance.</w:t>
+      </w:r>
+    </w:p>
+    <w:p>
+      <w:pPr>
+        <w:pStyle w:val="SPBodyText"/>
+      </w:pPr>
+    </w:p>
+    <w:p>
+      <w:pPr>
+        <w:pStyle w:val="SPBodyText"/>
+      </w:pPr>
+      <w:r>
+        <w:t>These are not only things we ask for.</w:t>
+      </w:r>
+    </w:p>
+    <w:p>
+      <w:pPr>
+        <w:pStyle w:val="SPBodyText"/>
+      </w:pPr>
+      <w:r>
+        <w:t>They are ways we are called to live.</w:t>
+      </w:r>
+    </w:p>
+    <w:p>
+      <w:pPr>
+        <w:pStyle w:val="SPBodyText"/>
+      </w:pPr>
+      <w:r>
+        <w:t>And so, as these prayers come to an end, the journey does not.</w:t>
+      </w:r>
+    </w:p>
+    <w:p>
+      <w:pPr>
+        <w:pStyle w:val="SPBodyText"/>
+      </w:pPr>
+      <w:r>
+        <w:t>We carry these prayers with us — into our homes, our work, our journeys, our joys, and our difficulties.</w:t>
+      </w:r>
+    </w:p>
+    <w:p>
+      <w:pPr>
+        <w:pStyle w:val="SPBodyText"/>
+      </w:pPr>
+      <w:r>
+        <w:t>And now, having prayed with the Church, with Scripture, and with the saints, we come to the close of this volume.</w:t>
+      </w:r>
+    </w:p>
+    <w:p>
+      <w:pPr>
+        <w:pStyle w:val="SPBodyText"/>
+      </w:pPr>
+      <w:r>
+        <w:t>Not an ending, but a pause before the next prayer.</w:t>
+      </w:r>
+    </w:p>
+    <w:p>
+      <w:pPr>
+        <w:pStyle w:val="SPBodyText"/>
+      </w:pPr>
+    </w:p>
+    <w:p>
+      <w:pPr>
+        <w:jc w:val="center"/>
+      </w:pPr>
+      <w:r>
+        <w:rPr>
+          <w:rFonts w:ascii="Segoe UI Symbol" w:hAnsi="Segoe UI Symbol" w:cs="Segoe UI Symbol"/>
+        </w:rPr>
+        <w:t>✠</w:t>
+      </w:r>
+    </w:p>
+    <w:p>
+      <w:pPr>
+        <w:pStyle w:val="SPBodyText"/>
+      </w:pPr>
     </w:p>
     <w:p>
       <w:pPr>
@@ -23663,6 +23120,153 @@
     </w:p>
     <w:p>
       <w:pPr>
+        <w:pStyle w:val="SPSectionTitle"/>
+      </w:pPr>
+      <w:bookmarkStart w:id="39" w:name="_Toc240260268"/>
+      <w:r>
+        <w:lastRenderedPageBreak/>
+        <w:t>Conclusion</w:t>
+      </w:r>
+      <w:bookmarkEnd w:id="39"/>
+    </w:p>
+    <w:p>
+      <w:pPr>
+        <w:rPr>
+          <w:b/>
+          <w:bCs/>
+        </w:rPr>
+      </w:pPr>
+      <w:r>
+        <w:rPr>
+          <w:b/>
+          <w:bCs/>
+        </w:rPr>
+        <w:t xml:space="preserve"> </w:t>
+      </w:r>
+      <w:r>
+        <w:rPr>
+          <w:b/>
+          <w:bCs/>
+        </w:rPr>
+        <w:t>A Life of Prayer</w:t>
+      </w:r>
+    </w:p>
+    <w:p>
+      <w:pPr>
+        <w:pStyle w:val="SPBodyText"/>
+      </w:pPr>
+      <w:r>
+        <w:t>Prayer is not something we leave behind when we close this book.</w:t>
+      </w:r>
+    </w:p>
+    <w:p>
+      <w:pPr>
+        <w:pStyle w:val="SPBodyText"/>
+      </w:pPr>
+      <w:r>
+        <w:t>It is something we carry with us.</w:t>
+      </w:r>
+    </w:p>
+    <w:p>
+      <w:pPr>
+        <w:pStyle w:val="SPBodyText"/>
+      </w:pPr>
+      <w:r>
+        <w:t xml:space="preserve">The prayers gathered in </w:t>
+      </w:r>
+      <w:r>
+        <w:rPr>
+          <w:i/>
+          <w:iCs/>
+        </w:rPr>
+        <w:t>Sacrae Preces</w:t>
+      </w:r>
+      <w:r>
+        <w:t xml:space="preserve"> </w:t>
+      </w:r>
+      <w:r>
+        <w:t>accompany</w:t>
+      </w:r>
+      <w:r>
+        <w:t xml:space="preserve"> many different moments of life. Some are prayers of praise and thanksgiving. Others are prayers for protection, guidance, forgiveness, strength, or peace. Some turn our hearts toward the Blessed Virgin Mary and the saints; others lead us directly into the words of Sacred Scripture.</w:t>
+      </w:r>
+    </w:p>
+    <w:p>
+      <w:pPr>
+        <w:pStyle w:val="SPBodyText"/>
+      </w:pPr>
+      <w:r>
+        <w:t>Yet beneath them all is one simple purpose:</w:t>
+      </w:r>
+    </w:p>
+    <w:p>
+      <w:pPr>
+        <w:pStyle w:val="SPBodyText"/>
+      </w:pPr>
+    </w:p>
+    <w:p>
+      <w:pPr>
+        <w:pStyle w:val="SPBodyText"/>
+      </w:pPr>
+      <w:r>
+        <w:t>T</w:t>
+      </w:r>
+      <w:r>
+        <w:t>o draw us closer to God.</w:t>
+      </w:r>
+    </w:p>
+    <w:p>
+      <w:pPr>
+        <w:pStyle w:val="SPBodyText"/>
+      </w:pPr>
+    </w:p>
+    <w:p>
+      <w:pPr>
+        <w:pStyle w:val="SPBodyText"/>
+      </w:pPr>
+      <w:r>
+        <w:t>Prayer does not require that our lives first become peaceful, ordered, or free from difficulty. We come to God as we are. We come with our joys and our burdens, our hopes and our fears, our successes and our failures.</w:t>
+      </w:r>
+    </w:p>
+    <w:p>
+      <w:pPr>
+        <w:pStyle w:val="SPBodyText"/>
+      </w:pPr>
+      <w:r>
+        <w:t>Sometimes we will pray with great attention and devotion.</w:t>
+      </w:r>
+    </w:p>
+    <w:p>
+      <w:pPr>
+        <w:pStyle w:val="SPBodyText"/>
+      </w:pPr>
+      <w:r>
+        <w:t>Sometimes the words may feel difficult to say.</w:t>
+      </w:r>
+    </w:p>
+    <w:p>
+      <w:pPr>
+        <w:pStyle w:val="SPBodyText"/>
+      </w:pPr>
+      <w:r>
+        <w:t>Sometimes we may feel close to God, and sometimes He may seem very distant.</w:t>
+      </w:r>
+    </w:p>
+    <w:p>
+      <w:pPr>
+        <w:pStyle w:val="SPBodyText"/>
+        <w:sectPr>
+          <w:type w:val="oddPage"/>
+          <w:pgSz w:w="7920" w:h="12240" w:code="6"/>
+          <w:pgMar w:top="1080" w:right="864" w:bottom="1080" w:left="1152" w:header="576" w:footer="576" w:gutter="0"/>
+          <w:cols w:space="720"/>
+          <w:titlePg/>
+          <w:docGrid w:linePitch="360"/>
+        </w:sectPr>
+      </w:pPr>
+    </w:p>
+    <w:p>
+      <w:pPr>
         <w:pStyle w:val="SPBodyText"/>
       </w:pPr>
       <w:r>
@@ -23693,7 +23297,6 @@
     </w:p>
     <w:p>
       <w:pPr>
-        <w:pStyle w:val="SPBodyText"/>
         <w:rPr>
           <w:b/>
           <w:bCs/>
@@ -23710,10 +23313,6 @@
     <w:p>
       <w:pPr>
         <w:pStyle w:val="SPBodyText"/>
-        <w:rPr>
-          <w:b/>
-          <w:bCs/>
-        </w:rPr>
       </w:pPr>
     </w:p>
     <w:p>
@@ -23873,7 +23472,6 @@
     </w:p>
     <w:p>
       <w:pPr>
-        <w:pStyle w:val="SPBodyText"/>
         <w:rPr>
           <w:b/>
           <w:bCs/>
@@ -23957,26 +23555,6 @@
         <w:pStyle w:val="SPBodyText"/>
       </w:pPr>
       <w:r>
-        <w:t>When I am joyful, teach me gratitude.</w:t>
-      </w:r>
-      <w:r>
-        <w:br/>
-        <w:t>When I am troubled, teach me trust.</w:t>
-      </w:r>
-      <w:r>
-        <w:br/>
-        <w:t>When I am weary, give me strength.</w:t>
-      </w:r>
-      <w:r>
-        <w:br/>
-        <w:t>When I am lost, lead me back to You.</w:t>
-      </w:r>
-    </w:p>
-    <w:p>
-      <w:pPr>
-        <w:pStyle w:val="SPBodyText"/>
-      </w:pPr>
-      <w:r>
         <w:t>May the prayers of Your Church,</w:t>
       </w:r>
       <w:r>
@@ -24101,7 +23679,15 @@
     </w:p>
     <w:p>
       <w:pPr>
-        <w:pStyle w:val="SPBodyText"/>
+        <w:jc w:val="center"/>
+        <w:rPr>
+          <w:rFonts w:ascii="Segoe UI Symbol" w:hAnsi="Segoe UI Symbol" w:cs="Segoe UI Symbol"/>
+        </w:rPr>
+      </w:pPr>
+    </w:p>
+    <w:p>
+      <w:pPr>
+        <w:jc w:val="center"/>
         <w:sectPr>
           <w:type w:val="oddPage"/>
           <w:pgSz w:w="7920" w:h="12240" w:code="6"/>
@@ -24131,7 +23717,6 @@
     </w:p>
     <w:p>
       <w:pPr>
-        <w:pStyle w:val="SPBodyText"/>
         <w:rPr>
           <w:b/>
           <w:bCs/>
@@ -24148,10 +23733,6 @@
     <w:p>
       <w:pPr>
         <w:pStyle w:val="SPBodyText"/>
-        <w:rPr>
-          <w:b/>
-          <w:bCs/>
-        </w:rPr>
       </w:pPr>
     </w:p>
     <w:p>
@@ -24195,7 +23776,6 @@
     </w:p>
     <w:p>
       <w:pPr>
-        <w:pStyle w:val="SPBodyText"/>
         <w:rPr>
           <w:b/>
           <w:bCs/>
@@ -24255,6 +23835,11 @@
       <w:pPr>
         <w:pStyle w:val="SPBodyText"/>
       </w:pPr>
+    </w:p>
+    <w:p>
+      <w:pPr>
+        <w:pStyle w:val="SPBodyText"/>
+      </w:pPr>
       <w:r>
         <w:rPr>
           <w:b/>
@@ -24553,28 +24138,13 @@
         <w:pStyle w:val="SPBodyText"/>
       </w:pPr>
       <w:r>
-        <w:t>Pray, Don't Perform</w:t>
-      </w:r>
-    </w:p>
-    <w:p>
-      <w:pPr>
-        <w:pStyle w:val="SPBodyText"/>
-      </w:pPr>
-    </w:p>
-    <w:p>
-      <w:pPr>
-        <w:pStyle w:val="SPBodyText"/>
-      </w:pPr>
-      <w:r>
         <w:t>The purpose of learning these pronunciations is not perfection.</w:t>
       </w:r>
-    </w:p>
-    <w:p>
-      <w:pPr>
-        <w:pStyle w:val="SPBodyText"/>
-      </w:pPr>
-      <w:r>
-        <w:t>Latin prayer is not a performance. If a word is unfamiliar, pray it slowly. If the pronunciation is imperfect, continue. With repetition, the words become familiar, and eventually the prayer begins to speak from memory.</w:t>
+      <w:r>
+        <w:t xml:space="preserve"> </w:t>
+      </w:r>
+      <w:r>
+        <w:t>If a word is unfamiliar, pray it slowly. If the pronunciation is imperfect, continue. With repetition, the words become familiar, and eventually the prayer begins to speak from memory.</w:t>
       </w:r>
     </w:p>
     <w:p>
@@ -25805,7 +25375,7 @@
     </w:p>
     <w:p>
       <w:pPr>
-        <w:pStyle w:val="SPBodyText"/>
+        <w:jc w:val="center"/>
       </w:pPr>
       <w:r>
         <w:rPr>
@@ -25855,10 +25425,23 @@
     <w:p>
       <w:pPr>
         <w:pStyle w:val="SPBodyText"/>
+        <w:sectPr>
+          <w:type w:val="oddPage"/>
+          <w:pgSz w:w="7920" w:h="12240" w:code="6"/>
+          <w:pgMar w:top="1080" w:right="864" w:bottom="1080" w:left="1152" w:header="576" w:footer="576" w:gutter="0"/>
+          <w:cols w:space="720"/>
+          <w:titlePg/>
+          <w:docGrid w:linePitch="360"/>
+        </w:sectPr>
+      </w:pPr>
+    </w:p>
+    <w:p>
+      <w:pPr>
+        <w:pStyle w:val="SPBodyText"/>
       </w:pPr>
     </w:p>
     <w:sectPr>
-      <w:type w:val="oddPage"/>
+      <w:type w:val="evenPage"/>
       <w:pgSz w:w="7920" w:h="12240" w:code="6"/>
       <w:pgMar w:top="1080" w:right="864" w:bottom="1080" w:left="1152" w:header="576" w:footer="576" w:gutter="0"/>
       <w:cols w:space="720"/>
@@ -27900,7 +27483,7 @@
     <w:basedOn w:val="Normal"/>
     <w:autoRedefine/>
     <w:qFormat/>
-    <w:rsid w:val="00143D43"/>
+    <w:rsid w:val="00D327B2"/>
     <w:pPr>
       <w:keepLines/>
       <w:spacing w:line="276" w:lineRule="auto"/>

--- a/manuscript/volume-1/sacrae-preces-volume-1.docx
+++ b/manuscript/volume-1/sacrae-preces-volume-1.docx
@@ -1,6 +1,6 @@
 
 <file path=word/document.xml><?xml version="1.0" encoding="utf-8"?>
-<w:document xmlns:wpc="http://schemas.microsoft.com/office/word/2010/wordprocessingCanvas" xmlns:cx="http://schemas.microsoft.com/office/drawing/2014/chartex" xmlns:cx1="http://schemas.microsoft.com/office/drawing/2015/9/8/chartex" xmlns:cx2="http://schemas.microsoft.com/office/drawing/2015/10/21/chartex" xmlns:cx3="http://schemas.microsoft.com/office/drawing/2016/5/9/chartex" xmlns:cx4="http://schemas.microsoft.com/office/drawing/2016/5/10/chartex" xmlns:cx5="http://schemas.microsoft.com/office/drawing/2016/5/11/chartex" xmlns:cx6="http://schemas.microsoft.com/office/drawing/2016/5/12/chartex" xmlns:cx7="http://schemas.microsoft.com/office/drawing/2016/5/13/chartex" xmlns:cx8="http://schemas.microsoft.com/office/drawing/2016/5/14/chartex" xmlns:mc="http://schemas.openxmlformats.org/markup-compatibility/2006" xmlns:aink="http://schemas.microsoft.com/office/drawing/2016/ink" xmlns:am3d="http://schemas.microsoft.com/office/drawing/2017/model3d" xmlns:o="urn:schemas-microsoft-com:office:office" xmlns:oel="http://schemas.microsoft.com/office/2019/extlst" xmlns:r="http://schemas.openxmlformats.org/officeDocument/2006/relationships" xmlns:m="http://schemas.openxmlformats.org/officeDocument/2006/math" xmlns:v="urn:schemas-microsoft-com:vml" xmlns:wp14="http://schemas.microsoft.com/office/word/2010/wordprocessingDrawing" xmlns:wp="http://schemas.openxmlformats.org/drawingml/2006/wordprocessingDrawing" xmlns:w10="urn:schemas-microsoft-com:office:word" xmlns:w="http://schemas.openxmlformats.org/wordprocessingml/2006/main" xmlns:w14="http://schemas.microsoft.com/office/word/2010/wordml" xmlns:w15="http://schemas.microsoft.com/office/word/2012/wordml" xmlns:w16cei="http://schemas.microsoft.com/office/word/2026/wordml/cei" xmlns:w16cex="http://schemas.microsoft.com/office/word/2018/wordml/cex" xmlns:w16cid="http://schemas.microsoft.com/office/word/2016/wordml/cid" xmlns:w16="http://schemas.microsoft.com/office/word/2018/wordml" xmlns:w16du="http://schemas.microsoft.com/office/word/2023/wordml/word16du" xmlns:w16sdtdh="http://schemas.microsoft.com/office/word/2020/wordml/sdtdatahash" xmlns:w16sdtfl="http://schemas.microsoft.com/office/word/2024/wordml/sdtformatlock" xmlns:w16se="http://schemas.microsoft.com/office/word/2015/wordml/symex" xmlns:wpg="http://schemas.microsoft.com/office/word/2010/wordprocessingGroup" xmlns:wpi="http://schemas.microsoft.com/office/word/2010/wordprocessingInk" xmlns:wne="http://schemas.microsoft.com/office/word/2006/wordml" xmlns:wps="http://schemas.microsoft.com/office/word/2010/wordprocessingShape" mc:Ignorable="w14 w15 w16se w16cid w16 w16cex w16sdtdh w16sdtfl w16du wp14">
+<w:document xmlns:wpc="http://schemas.microsoft.com/office/word/2010/wordprocessingCanvas" xmlns:cx="http://schemas.microsoft.com/office/drawing/2014/chartex" xmlns:cx1="http://schemas.microsoft.com/office/drawing/2015/9/8/chartex" xmlns:cx2="http://schemas.microsoft.com/office/drawing/2015/10/21/chartex" xmlns:cx3="http://schemas.microsoft.com/office/drawing/2016/5/9/chartex" xmlns:cx4="http://schemas.microsoft.com/office/drawing/2016/5/10/chartex" xmlns:cx5="http://schemas.microsoft.com/office/drawing/2016/5/11/chartex" xmlns:cx6="http://schemas.microsoft.com/office/drawing/2016/5/12/chartex" xmlns:cx7="http://schemas.microsoft.com/office/drawing/2016/5/13/chartex" xmlns:cx8="http://schemas.microsoft.com/office/drawing/2016/5/14/chartex" xmlns:mc="http://schemas.openxmlformats.org/markup-compatibility/2006" xmlns:aink="http://schemas.microsoft.com/office/drawing/2016/ink" xmlns:am3d="http://schemas.microsoft.com/office/drawing/2017/model3d" xmlns:o="urn:schemas-microsoft-com:office:office" xmlns:oel="http://schemas.microsoft.com/office/2019/extlst" xmlns:r="http://schemas.openxmlformats.org/officeDocument/2006/relationships" xmlns:m="http://schemas.openxmlformats.org/officeDocument/2006/math" xmlns:v="urn:schemas-microsoft-com:vml" xmlns:wp14="http://schemas.microsoft.com/office/word/2010/wordprocessingDrawing" xmlns:wp="http://schemas.openxmlformats.org/drawingml/2006/wordprocessingDrawing" xmlns:w10="urn:schemas-microsoft-com:office:word" xmlns:w="http://schemas.openxmlformats.org/wordprocessingml/2006/main" xmlns:w14="http://schemas.microsoft.com/office/word/2010/wordml" xmlns:w15="http://schemas.microsoft.com/office/word/2012/wordml" xmlns:w16cex="http://schemas.microsoft.com/office/word/2018/wordml/cex" xmlns:w16cid="http://schemas.microsoft.com/office/word/2016/wordml/cid" xmlns:w16="http://schemas.microsoft.com/office/word/2018/wordml" xmlns:w16du="http://schemas.microsoft.com/office/word/2023/wordml/word16du" xmlns:w16sdtdh="http://schemas.microsoft.com/office/word/2020/wordml/sdtdatahash" xmlns:w16sdtfl="http://schemas.microsoft.com/office/word/2024/wordml/sdtformatlock" xmlns:w16se="http://schemas.microsoft.com/office/word/2015/wordml/symex" xmlns:wpg="http://schemas.microsoft.com/office/word/2010/wordprocessingGroup" xmlns:wpi="http://schemas.microsoft.com/office/word/2010/wordprocessingInk" xmlns:wne="http://schemas.microsoft.com/office/word/2006/wordml" xmlns:wps="http://schemas.microsoft.com/office/word/2010/wordprocessingShape" mc:Ignorable="w14 w15 w16se w16cid w16 w16cex w16sdtdh w16sdtfl w16du wp14">
   <w:body>
     <w:p>
       <w:pPr>
@@ -213,7 +213,7 @@
         <w:spacing w:after="240"/>
       </w:pPr>
       <w:r>
-        <w:t>[Copyright statement]</w:t>
+        <w:t>No part of this publication may be reproduced, stored in a retrieval system, or transmitted in any form or by any means, electronic or mechanical, including photocopying, recording, or otherwise, without the prior written permission of the copyright holder, except for brief quotations used in reviews or scholarly reference.</w:t>
       </w:r>
     </w:p>
     <w:p>
@@ -236,8 +236,13 @@
     </w:p>
     <w:p>
       <w:pPr>
-        <w:pStyle w:val="SPCopyright"/>
-        <w:spacing w:after="240"/>
+        <w:pStyle w:val="SPPrayerLatin"/>
+        <w:rPr>
+          <w:i w:val="0"/>
+          <w:noProof w:val="0"/>
+          <w:sz w:val="20"/>
+          <w:lang w:val="en-ZA"/>
+        </w:rPr>
         <w:sectPr>
           <w:type w:val="oddPage"/>
           <w:pgSz w:w="7920" w:h="12240" w:code="6"/>
@@ -248,13 +253,13 @@
         </w:sectPr>
       </w:pPr>
       <w:r>
-        <w:t>[</w:t>
-      </w:r>
-      <w:r>
-        <w:t>RSV-2CE Scripture permission statement — pending confirmation from Ignatius Press</w:t>
-      </w:r>
-      <w:r>
-        <w:t>]</w:t>
+        <w:rPr>
+          <w:i w:val="0"/>
+          <w:noProof w:val="0"/>
+          <w:sz w:val="20"/>
+          <w:lang w:val="en-ZA"/>
+        </w:rPr>
+        <w:t>Scripture quotations are from the Revised Standard Version of the Bible—Second Catholic Edition (Ignatius Edition), copyright © 2006 National Council of the Churches of Christ in the United States of America. Used by permission. All rights reserved.</w:t>
       </w:r>
     </w:p>
     <w:p>
@@ -318,7 +323,7 @@
           <w:iCs/>
         </w:rPr>
         <w:sectPr>
-          <w:type w:val="oddPage"/>
+          <w:type w:val="evenPage"/>
           <w:pgSz w:w="7920" w:h="12240" w:code="6"/>
           <w:pgMar w:top="1080" w:right="864" w:bottom="1080" w:left="1152" w:header="576" w:footer="576" w:gutter="0"/>
           <w:cols w:space="720"/>
@@ -415,7 +420,7 @@
           <w:r>
             <w:fldChar w:fldCharType="separate"/>
           </w:r>
-          <w:hyperlink w:anchor="_Toc240260230" w:history="1">
+          <w:hyperlink w:anchor="_Toc240351955" w:history="1">
             <w:r>
               <w:rPr>
                 <w:rStyle w:val="Hyperlink"/>
@@ -442,7 +447,7 @@
                 <w:noProof/>
                 <w:webHidden/>
               </w:rPr>
-              <w:instrText xml:space="preserve"> PAGEREF _Toc240260230 \h </w:instrText>
+              <w:instrText xml:space="preserve"> PAGEREF _Toc240351955 \h </w:instrText>
             </w:r>
             <w:r>
               <w:rPr>
@@ -487,7 +492,7 @@
               <w:lang w:eastAsia="en-ZA"/>
             </w:rPr>
           </w:pPr>
-          <w:hyperlink w:anchor="_Toc240260231" w:history="1">
+          <w:hyperlink w:anchor="_Toc240351956" w:history="1">
             <w:r>
               <w:rPr>
                 <w:rStyle w:val="Hyperlink"/>
@@ -514,7 +519,7 @@
                 <w:noProof/>
                 <w:webHidden/>
               </w:rPr>
-              <w:instrText xml:space="preserve"> PAGEREF _Toc240260231 \h </w:instrText>
+              <w:instrText xml:space="preserve"> PAGEREF _Toc240351956 \h </w:instrText>
             </w:r>
             <w:r>
               <w:rPr>
@@ -534,7 +539,7 @@
                 <w:noProof/>
                 <w:webHidden/>
               </w:rPr>
-              <w:t>8</w:t>
+              <w:t>6</w:t>
             </w:r>
             <w:r>
               <w:rPr>
@@ -559,7 +564,7 @@
               <w:lang w:eastAsia="en-ZA"/>
             </w:rPr>
           </w:pPr>
-          <w:hyperlink w:anchor="_Toc240260232" w:history="1">
+          <w:hyperlink w:anchor="_Toc240351957" w:history="1">
             <w:r>
               <w:rPr>
                 <w:rStyle w:val="Hyperlink"/>
@@ -586,7 +591,7 @@
                 <w:noProof/>
                 <w:webHidden/>
               </w:rPr>
-              <w:instrText xml:space="preserve"> PAGEREF _Toc240260232 \h </w:instrText>
+              <w:instrText xml:space="preserve"> PAGEREF _Toc240351957 \h </w:instrText>
             </w:r>
             <w:r>
               <w:rPr>
@@ -606,7 +611,7 @@
                 <w:noProof/>
                 <w:webHidden/>
               </w:rPr>
-              <w:t>10</w:t>
+              <w:t>8</w:t>
             </w:r>
             <w:r>
               <w:rPr>
@@ -631,7 +636,7 @@
               <w:lang w:eastAsia="en-ZA"/>
             </w:rPr>
           </w:pPr>
-          <w:hyperlink w:anchor="_Toc240260233" w:history="1">
+          <w:hyperlink w:anchor="_Toc240351958" w:history="1">
             <w:r>
               <w:rPr>
                 <w:rStyle w:val="Hyperlink"/>
@@ -658,7 +663,7 @@
                 <w:noProof/>
                 <w:webHidden/>
               </w:rPr>
-              <w:instrText xml:space="preserve"> PAGEREF _Toc240260233 \h </w:instrText>
+              <w:instrText xml:space="preserve"> PAGEREF _Toc240351958 \h </w:instrText>
             </w:r>
             <w:r>
               <w:rPr>
@@ -678,7 +683,7 @@
                 <w:noProof/>
                 <w:webHidden/>
               </w:rPr>
-              <w:t>12</w:t>
+              <w:t>10</w:t>
             </w:r>
             <w:r>
               <w:rPr>
@@ -703,7 +708,7 @@
               <w:lang w:eastAsia="en-ZA"/>
             </w:rPr>
           </w:pPr>
-          <w:hyperlink w:anchor="_Toc240260234" w:history="1">
+          <w:hyperlink w:anchor="_Toc240351959" w:history="1">
             <w:r>
               <w:rPr>
                 <w:rStyle w:val="Hyperlink"/>
@@ -730,7 +735,7 @@
                 <w:noProof/>
                 <w:webHidden/>
               </w:rPr>
-              <w:instrText xml:space="preserve"> PAGEREF _Toc240260234 \h </w:instrText>
+              <w:instrText xml:space="preserve"> PAGEREF _Toc240351959 \h </w:instrText>
             </w:r>
             <w:r>
               <w:rPr>
@@ -750,7 +755,7 @@
                 <w:noProof/>
                 <w:webHidden/>
               </w:rPr>
-              <w:t>13</w:t>
+              <w:t>11</w:t>
             </w:r>
             <w:r>
               <w:rPr>
@@ -775,7 +780,7 @@
               <w:lang w:eastAsia="en-ZA"/>
             </w:rPr>
           </w:pPr>
-          <w:hyperlink w:anchor="_Toc240260235" w:history="1">
+          <w:hyperlink w:anchor="_Toc240351960" w:history="1">
             <w:r>
               <w:rPr>
                 <w:rStyle w:val="Hyperlink"/>
@@ -802,7 +807,7 @@
                 <w:noProof/>
                 <w:webHidden/>
               </w:rPr>
-              <w:instrText xml:space="preserve"> PAGEREF _Toc240260235 \h </w:instrText>
+              <w:instrText xml:space="preserve"> PAGEREF _Toc240351960 \h </w:instrText>
             </w:r>
             <w:r>
               <w:rPr>
@@ -822,7 +827,7 @@
                 <w:noProof/>
                 <w:webHidden/>
               </w:rPr>
-              <w:t>13</w:t>
+              <w:t>11</w:t>
             </w:r>
             <w:r>
               <w:rPr>
@@ -847,7 +852,7 @@
               <w:lang w:eastAsia="en-ZA"/>
             </w:rPr>
           </w:pPr>
-          <w:hyperlink w:anchor="_Toc240260236" w:history="1">
+          <w:hyperlink w:anchor="_Toc240351961" w:history="1">
             <w:r>
               <w:rPr>
                 <w:rStyle w:val="Hyperlink"/>
@@ -874,7 +879,7 @@
                 <w:noProof/>
                 <w:webHidden/>
               </w:rPr>
-              <w:instrText xml:space="preserve"> PAGEREF _Toc240260236 \h </w:instrText>
+              <w:instrText xml:space="preserve"> PAGEREF _Toc240351961 \h </w:instrText>
             </w:r>
             <w:r>
               <w:rPr>
@@ -894,7 +899,7 @@
                 <w:noProof/>
                 <w:webHidden/>
               </w:rPr>
-              <w:t>14</w:t>
+              <w:t>12</w:t>
             </w:r>
             <w:r>
               <w:rPr>
@@ -919,7 +924,7 @@
               <w:lang w:eastAsia="en-ZA"/>
             </w:rPr>
           </w:pPr>
-          <w:hyperlink w:anchor="_Toc240260237" w:history="1">
+          <w:hyperlink w:anchor="_Toc240351962" w:history="1">
             <w:r>
               <w:rPr>
                 <w:rStyle w:val="Hyperlink"/>
@@ -946,7 +951,7 @@
                 <w:noProof/>
                 <w:webHidden/>
               </w:rPr>
-              <w:instrText xml:space="preserve"> PAGEREF _Toc240260237 \h </w:instrText>
+              <w:instrText xml:space="preserve"> PAGEREF _Toc240351962 \h </w:instrText>
             </w:r>
             <w:r>
               <w:rPr>
@@ -966,7 +971,7 @@
                 <w:noProof/>
                 <w:webHidden/>
               </w:rPr>
-              <w:t>15</w:t>
+              <w:t>13</w:t>
             </w:r>
             <w:r>
               <w:rPr>
@@ -991,7 +996,7 @@
               <w:lang w:eastAsia="en-ZA"/>
             </w:rPr>
           </w:pPr>
-          <w:hyperlink w:anchor="_Toc240260238" w:history="1">
+          <w:hyperlink w:anchor="_Toc240351963" w:history="1">
             <w:r>
               <w:rPr>
                 <w:rStyle w:val="Hyperlink"/>
@@ -1018,7 +1023,7 @@
                 <w:noProof/>
                 <w:webHidden/>
               </w:rPr>
-              <w:instrText xml:space="preserve"> PAGEREF _Toc240260238 \h </w:instrText>
+              <w:instrText xml:space="preserve"> PAGEREF _Toc240351963 \h </w:instrText>
             </w:r>
             <w:r>
               <w:rPr>
@@ -1038,7 +1043,7 @@
                 <w:noProof/>
                 <w:webHidden/>
               </w:rPr>
-              <w:t>16</w:t>
+              <w:t>14</w:t>
             </w:r>
             <w:r>
               <w:rPr>
@@ -1063,7 +1068,7 @@
               <w:lang w:eastAsia="en-ZA"/>
             </w:rPr>
           </w:pPr>
-          <w:hyperlink w:anchor="_Toc240260239" w:history="1">
+          <w:hyperlink w:anchor="_Toc240351964" w:history="1">
             <w:r>
               <w:rPr>
                 <w:rStyle w:val="Hyperlink"/>
@@ -1090,7 +1095,7 @@
                 <w:noProof/>
                 <w:webHidden/>
               </w:rPr>
-              <w:instrText xml:space="preserve"> PAGEREF _Toc240260239 \h </w:instrText>
+              <w:instrText xml:space="preserve"> PAGEREF _Toc240351964 \h </w:instrText>
             </w:r>
             <w:r>
               <w:rPr>
@@ -1110,7 +1115,7 @@
                 <w:noProof/>
                 <w:webHidden/>
               </w:rPr>
-              <w:t>17</w:t>
+              <w:t>14</w:t>
             </w:r>
             <w:r>
               <w:rPr>
@@ -1135,13 +1140,13 @@
               <w:lang w:eastAsia="en-ZA"/>
             </w:rPr>
           </w:pPr>
-          <w:hyperlink w:anchor="_Toc240260240" w:history="1">
+          <w:hyperlink w:anchor="_Toc240351965" w:history="1">
             <w:r>
               <w:rPr>
                 <w:rStyle w:val="Hyperlink"/>
                 <w:noProof/>
               </w:rPr>
-              <w:t>Part I — Basic Prayers</w:t>
+              <w:t>Part I - Basic Prayers</w:t>
             </w:r>
             <w:r>
               <w:rPr>
@@ -1162,7 +1167,7 @@
                 <w:noProof/>
                 <w:webHidden/>
               </w:rPr>
-              <w:instrText xml:space="preserve"> PAGEREF _Toc240260240 \h </w:instrText>
+              <w:instrText xml:space="preserve"> PAGEREF _Toc240351965 \h </w:instrText>
             </w:r>
             <w:r>
               <w:rPr>
@@ -1182,7 +1187,7 @@
                 <w:noProof/>
                 <w:webHidden/>
               </w:rPr>
-              <w:t>19</w:t>
+              <w:t>17</w:t>
             </w:r>
             <w:r>
               <w:rPr>
@@ -1207,7 +1212,7 @@
               <w:lang w:eastAsia="en-ZA"/>
             </w:rPr>
           </w:pPr>
-          <w:hyperlink w:anchor="_Toc240260241" w:history="1">
+          <w:hyperlink w:anchor="_Toc240351966" w:history="1">
             <w:r>
               <w:rPr>
                 <w:rStyle w:val="Hyperlink"/>
@@ -1234,7 +1239,7 @@
                 <w:noProof/>
                 <w:webHidden/>
               </w:rPr>
-              <w:instrText xml:space="preserve"> PAGEREF _Toc240260241 \h </w:instrText>
+              <w:instrText xml:space="preserve"> PAGEREF _Toc240351966 \h </w:instrText>
             </w:r>
             <w:r>
               <w:rPr>
@@ -1254,7 +1259,7 @@
                 <w:noProof/>
                 <w:webHidden/>
               </w:rPr>
-              <w:t>21</w:t>
+              <w:t>19</w:t>
             </w:r>
             <w:r>
               <w:rPr>
@@ -1279,7 +1284,7 @@
               <w:lang w:eastAsia="en-ZA"/>
             </w:rPr>
           </w:pPr>
-          <w:hyperlink w:anchor="_Toc240260242" w:history="1">
+          <w:hyperlink w:anchor="_Toc240351967" w:history="1">
             <w:r>
               <w:rPr>
                 <w:rStyle w:val="Hyperlink"/>
@@ -1306,7 +1311,7 @@
                 <w:noProof/>
                 <w:webHidden/>
               </w:rPr>
-              <w:instrText xml:space="preserve"> PAGEREF _Toc240260242 \h </w:instrText>
+              <w:instrText xml:space="preserve"> PAGEREF _Toc240351967 \h </w:instrText>
             </w:r>
             <w:r>
               <w:rPr>
@@ -1326,7 +1331,7 @@
                 <w:noProof/>
                 <w:webHidden/>
               </w:rPr>
-              <w:t>27</w:t>
+              <w:t>25</w:t>
             </w:r>
             <w:r>
               <w:rPr>
@@ -1351,7 +1356,7 @@
               <w:lang w:eastAsia="en-ZA"/>
             </w:rPr>
           </w:pPr>
-          <w:hyperlink w:anchor="_Toc240260243" w:history="1">
+          <w:hyperlink w:anchor="_Toc240351968" w:history="1">
             <w:r>
               <w:rPr>
                 <w:rStyle w:val="Hyperlink"/>
@@ -1378,7 +1383,7 @@
                 <w:noProof/>
                 <w:webHidden/>
               </w:rPr>
-              <w:instrText xml:space="preserve"> PAGEREF _Toc240260243 \h </w:instrText>
+              <w:instrText xml:space="preserve"> PAGEREF _Toc240351968 \h </w:instrText>
             </w:r>
             <w:r>
               <w:rPr>
@@ -1398,7 +1403,7 @@
                 <w:noProof/>
                 <w:webHidden/>
               </w:rPr>
-              <w:t>33</w:t>
+              <w:t>31</w:t>
             </w:r>
             <w:r>
               <w:rPr>
@@ -1423,7 +1428,7 @@
               <w:lang w:eastAsia="en-ZA"/>
             </w:rPr>
           </w:pPr>
-          <w:hyperlink w:anchor="_Toc240260244" w:history="1">
+          <w:hyperlink w:anchor="_Toc240351969" w:history="1">
             <w:r>
               <w:rPr>
                 <w:rStyle w:val="Hyperlink"/>
@@ -1450,7 +1455,7 @@
                 <w:noProof/>
                 <w:webHidden/>
               </w:rPr>
-              <w:instrText xml:space="preserve"> PAGEREF _Toc240260244 \h </w:instrText>
+              <w:instrText xml:space="preserve"> PAGEREF _Toc240351969 \h </w:instrText>
             </w:r>
             <w:r>
               <w:rPr>
@@ -1470,7 +1475,7 @@
                 <w:noProof/>
                 <w:webHidden/>
               </w:rPr>
-              <w:t>41</w:t>
+              <w:t>39</w:t>
             </w:r>
             <w:r>
               <w:rPr>
@@ -1495,7 +1500,7 @@
               <w:lang w:eastAsia="en-ZA"/>
             </w:rPr>
           </w:pPr>
-          <w:hyperlink w:anchor="_Toc240260245" w:history="1">
+          <w:hyperlink w:anchor="_Toc240351970" w:history="1">
             <w:r>
               <w:rPr>
                 <w:rStyle w:val="Hyperlink"/>
@@ -1522,7 +1527,7 @@
                 <w:noProof/>
                 <w:webHidden/>
               </w:rPr>
-              <w:instrText xml:space="preserve"> PAGEREF _Toc240260245 \h </w:instrText>
+              <w:instrText xml:space="preserve"> PAGEREF _Toc240351970 \h </w:instrText>
             </w:r>
             <w:r>
               <w:rPr>
@@ -1542,7 +1547,7 @@
                 <w:noProof/>
                 <w:webHidden/>
               </w:rPr>
-              <w:t>49</w:t>
+              <w:t>47</w:t>
             </w:r>
             <w:r>
               <w:rPr>
@@ -1567,7 +1572,7 @@
               <w:lang w:eastAsia="en-ZA"/>
             </w:rPr>
           </w:pPr>
-          <w:hyperlink w:anchor="_Toc240260246" w:history="1">
+          <w:hyperlink w:anchor="_Toc240351971" w:history="1">
             <w:r>
               <w:rPr>
                 <w:rStyle w:val="Hyperlink"/>
@@ -1594,7 +1599,7 @@
                 <w:noProof/>
                 <w:webHidden/>
               </w:rPr>
-              <w:instrText xml:space="preserve"> PAGEREF _Toc240260246 \h </w:instrText>
+              <w:instrText xml:space="preserve"> PAGEREF _Toc240351971 \h </w:instrText>
             </w:r>
             <w:r>
               <w:rPr>
@@ -1614,7 +1619,7 @@
                 <w:noProof/>
                 <w:webHidden/>
               </w:rPr>
-              <w:t>56</w:t>
+              <w:t>53</w:t>
             </w:r>
             <w:r>
               <w:rPr>
@@ -1639,7 +1644,7 @@
               <w:lang w:eastAsia="en-ZA"/>
             </w:rPr>
           </w:pPr>
-          <w:hyperlink w:anchor="_Toc240260247" w:history="1">
+          <w:hyperlink w:anchor="_Toc240351972" w:history="1">
             <w:r>
               <w:rPr>
                 <w:rStyle w:val="Hyperlink"/>
@@ -1666,7 +1671,7 @@
                 <w:noProof/>
                 <w:webHidden/>
               </w:rPr>
-              <w:instrText xml:space="preserve"> PAGEREF _Toc240260247 \h </w:instrText>
+              <w:instrText xml:space="preserve"> PAGEREF _Toc240351972 \h </w:instrText>
             </w:r>
             <w:r>
               <w:rPr>
@@ -1686,7 +1691,7 @@
                 <w:noProof/>
                 <w:webHidden/>
               </w:rPr>
-              <w:t>59</w:t>
+              <w:t>55</w:t>
             </w:r>
             <w:r>
               <w:rPr>
@@ -1711,7 +1716,7 @@
               <w:lang w:eastAsia="en-ZA"/>
             </w:rPr>
           </w:pPr>
-          <w:hyperlink w:anchor="_Toc240260248" w:history="1">
+          <w:hyperlink w:anchor="_Toc240351973" w:history="1">
             <w:r>
               <w:rPr>
                 <w:rStyle w:val="Hyperlink"/>
@@ -1738,7 +1743,7 @@
                 <w:noProof/>
                 <w:webHidden/>
               </w:rPr>
-              <w:instrText xml:space="preserve"> PAGEREF _Toc240260248 \h </w:instrText>
+              <w:instrText xml:space="preserve"> PAGEREF _Toc240351973 \h </w:instrText>
             </w:r>
             <w:r>
               <w:rPr>
@@ -1758,7 +1763,7 @@
                 <w:noProof/>
                 <w:webHidden/>
               </w:rPr>
-              <w:t>61</w:t>
+              <w:t>57</w:t>
             </w:r>
             <w:r>
               <w:rPr>
@@ -1783,7 +1788,7 @@
               <w:lang w:eastAsia="en-ZA"/>
             </w:rPr>
           </w:pPr>
-          <w:hyperlink w:anchor="_Toc240260249" w:history="1">
+          <w:hyperlink w:anchor="_Toc240351974" w:history="1">
             <w:r>
               <w:rPr>
                 <w:rStyle w:val="Hyperlink"/>
@@ -1810,7 +1815,7 @@
                 <w:noProof/>
                 <w:webHidden/>
               </w:rPr>
-              <w:instrText xml:space="preserve"> PAGEREF _Toc240260249 \h </w:instrText>
+              <w:instrText xml:space="preserve"> PAGEREF _Toc240351974 \h </w:instrText>
             </w:r>
             <w:r>
               <w:rPr>
@@ -1830,7 +1835,7 @@
                 <w:noProof/>
                 <w:webHidden/>
               </w:rPr>
-              <w:t>73</w:t>
+              <w:t>71</w:t>
             </w:r>
             <w:r>
               <w:rPr>
@@ -1855,7 +1860,7 @@
               <w:lang w:eastAsia="en-ZA"/>
             </w:rPr>
           </w:pPr>
-          <w:hyperlink w:anchor="_Toc240260250" w:history="1">
+          <w:hyperlink w:anchor="_Toc240351975" w:history="1">
             <w:r>
               <w:rPr>
                 <w:rStyle w:val="Hyperlink"/>
@@ -1882,7 +1887,7 @@
                 <w:noProof/>
                 <w:webHidden/>
               </w:rPr>
-              <w:instrText xml:space="preserve"> PAGEREF _Toc240260250 \h </w:instrText>
+              <w:instrText xml:space="preserve"> PAGEREF _Toc240351975 \h </w:instrText>
             </w:r>
             <w:r>
               <w:rPr>
@@ -1902,7 +1907,7 @@
                 <w:noProof/>
                 <w:webHidden/>
               </w:rPr>
-              <w:t>85</w:t>
+              <w:t>83</w:t>
             </w:r>
             <w:r>
               <w:rPr>
@@ -1927,7 +1932,7 @@
               <w:lang w:eastAsia="en-ZA"/>
             </w:rPr>
           </w:pPr>
-          <w:hyperlink w:anchor="_Toc240260251" w:history="1">
+          <w:hyperlink w:anchor="_Toc240351976" w:history="1">
             <w:r>
               <w:rPr>
                 <w:rStyle w:val="Hyperlink"/>
@@ -1954,7 +1959,7 @@
                 <w:noProof/>
                 <w:webHidden/>
               </w:rPr>
-              <w:instrText xml:space="preserve"> PAGEREF _Toc240260251 \h </w:instrText>
+              <w:instrText xml:space="preserve"> PAGEREF _Toc240351976 \h </w:instrText>
             </w:r>
             <w:r>
               <w:rPr>
@@ -1974,7 +1979,7 @@
                 <w:noProof/>
                 <w:webHidden/>
               </w:rPr>
-              <w:t>91</w:t>
+              <w:t>89</w:t>
             </w:r>
             <w:r>
               <w:rPr>
@@ -1999,7 +2004,7 @@
               <w:lang w:eastAsia="en-ZA"/>
             </w:rPr>
           </w:pPr>
-          <w:hyperlink w:anchor="_Toc240260252" w:history="1">
+          <w:hyperlink w:anchor="_Toc240351977" w:history="1">
             <w:r>
               <w:rPr>
                 <w:rStyle w:val="Hyperlink"/>
@@ -2026,7 +2031,7 @@
                 <w:noProof/>
                 <w:webHidden/>
               </w:rPr>
-              <w:instrText xml:space="preserve"> PAGEREF _Toc240260252 \h </w:instrText>
+              <w:instrText xml:space="preserve"> PAGEREF _Toc240351977 \h </w:instrText>
             </w:r>
             <w:r>
               <w:rPr>
@@ -2046,7 +2051,7 @@
                 <w:noProof/>
                 <w:webHidden/>
               </w:rPr>
-              <w:t>93</w:t>
+              <w:t>91</w:t>
             </w:r>
             <w:r>
               <w:rPr>
@@ -2071,7 +2076,7 @@
               <w:lang w:eastAsia="en-ZA"/>
             </w:rPr>
           </w:pPr>
-          <w:hyperlink w:anchor="_Toc240260253" w:history="1">
+          <w:hyperlink w:anchor="_Toc240351978" w:history="1">
             <w:r>
               <w:rPr>
                 <w:rStyle w:val="Hyperlink"/>
@@ -2098,7 +2103,7 @@
                 <w:noProof/>
                 <w:webHidden/>
               </w:rPr>
-              <w:instrText xml:space="preserve"> PAGEREF _Toc240260253 \h </w:instrText>
+              <w:instrText xml:space="preserve"> PAGEREF _Toc240351978 \h </w:instrText>
             </w:r>
             <w:r>
               <w:rPr>
@@ -2118,7 +2123,7 @@
                 <w:noProof/>
                 <w:webHidden/>
               </w:rPr>
-              <w:t>95</w:t>
+              <w:t>93</w:t>
             </w:r>
             <w:r>
               <w:rPr>
@@ -2143,7 +2148,7 @@
               <w:lang w:eastAsia="en-ZA"/>
             </w:rPr>
           </w:pPr>
-          <w:hyperlink w:anchor="_Toc240260254" w:history="1">
+          <w:hyperlink w:anchor="_Toc240351979" w:history="1">
             <w:r>
               <w:rPr>
                 <w:rStyle w:val="Hyperlink"/>
@@ -2170,7 +2175,7 @@
                 <w:noProof/>
                 <w:webHidden/>
               </w:rPr>
-              <w:instrText xml:space="preserve"> PAGEREF _Toc240260254 \h </w:instrText>
+              <w:instrText xml:space="preserve"> PAGEREF _Toc240351979 \h </w:instrText>
             </w:r>
             <w:r>
               <w:rPr>
@@ -2190,7 +2195,7 @@
                 <w:noProof/>
                 <w:webHidden/>
               </w:rPr>
-              <w:t>105</w:t>
+              <w:t>102</w:t>
             </w:r>
             <w:r>
               <w:rPr>
@@ -2215,7 +2220,7 @@
               <w:lang w:eastAsia="en-ZA"/>
             </w:rPr>
           </w:pPr>
-          <w:hyperlink w:anchor="_Toc240260255" w:history="1">
+          <w:hyperlink w:anchor="_Toc240351980" w:history="1">
             <w:r>
               <w:rPr>
                 <w:rStyle w:val="Hyperlink"/>
@@ -2242,7 +2247,7 @@
                 <w:noProof/>
                 <w:webHidden/>
               </w:rPr>
-              <w:instrText xml:space="preserve"> PAGEREF _Toc240260255 \h </w:instrText>
+              <w:instrText xml:space="preserve"> PAGEREF _Toc240351980 \h </w:instrText>
             </w:r>
             <w:r>
               <w:rPr>
@@ -2262,7 +2267,7 @@
                 <w:noProof/>
                 <w:webHidden/>
               </w:rPr>
-              <w:t>115</w:t>
+              <w:t>113</w:t>
             </w:r>
             <w:r>
               <w:rPr>
@@ -2287,7 +2292,7 @@
               <w:lang w:eastAsia="en-ZA"/>
             </w:rPr>
           </w:pPr>
-          <w:hyperlink w:anchor="_Toc240260256" w:history="1">
+          <w:hyperlink w:anchor="_Toc240351981" w:history="1">
             <w:r>
               <w:rPr>
                 <w:rStyle w:val="Hyperlink"/>
@@ -2314,7 +2319,7 @@
                 <w:noProof/>
                 <w:webHidden/>
               </w:rPr>
-              <w:instrText xml:space="preserve"> PAGEREF _Toc240260256 \h </w:instrText>
+              <w:instrText xml:space="preserve"> PAGEREF _Toc240351981 \h </w:instrText>
             </w:r>
             <w:r>
               <w:rPr>
@@ -2334,7 +2339,7 @@
                 <w:noProof/>
                 <w:webHidden/>
               </w:rPr>
-              <w:t>121</w:t>
+              <w:t>119</w:t>
             </w:r>
             <w:r>
               <w:rPr>
@@ -2359,7 +2364,7 @@
               <w:lang w:eastAsia="en-ZA"/>
             </w:rPr>
           </w:pPr>
-          <w:hyperlink w:anchor="_Toc240260257" w:history="1">
+          <w:hyperlink w:anchor="_Toc240351982" w:history="1">
             <w:r>
               <w:rPr>
                 <w:rStyle w:val="Hyperlink"/>
@@ -2386,7 +2391,7 @@
                 <w:noProof/>
                 <w:webHidden/>
               </w:rPr>
-              <w:instrText xml:space="preserve"> PAGEREF _Toc240260257 \h </w:instrText>
+              <w:instrText xml:space="preserve"> PAGEREF _Toc240351982 \h </w:instrText>
             </w:r>
             <w:r>
               <w:rPr>
@@ -2406,7 +2411,7 @@
                 <w:noProof/>
                 <w:webHidden/>
               </w:rPr>
-              <w:t>129</w:t>
+              <w:t>126</w:t>
             </w:r>
             <w:r>
               <w:rPr>
@@ -2431,7 +2436,7 @@
               <w:lang w:eastAsia="en-ZA"/>
             </w:rPr>
           </w:pPr>
-          <w:hyperlink w:anchor="_Toc240260258" w:history="1">
+          <w:hyperlink w:anchor="_Toc240351983" w:history="1">
             <w:r>
               <w:rPr>
                 <w:rStyle w:val="Hyperlink"/>
@@ -2458,7 +2463,7 @@
                 <w:noProof/>
                 <w:webHidden/>
               </w:rPr>
-              <w:instrText xml:space="preserve"> PAGEREF _Toc240260258 \h </w:instrText>
+              <w:instrText xml:space="preserve"> PAGEREF _Toc240351983 \h </w:instrText>
             </w:r>
             <w:r>
               <w:rPr>
@@ -2478,7 +2483,7 @@
                 <w:noProof/>
                 <w:webHidden/>
               </w:rPr>
-              <w:t>135</w:t>
+              <w:t>133</w:t>
             </w:r>
             <w:r>
               <w:rPr>
@@ -2503,7 +2508,7 @@
               <w:lang w:eastAsia="en-ZA"/>
             </w:rPr>
           </w:pPr>
-          <w:hyperlink w:anchor="_Toc240260259" w:history="1">
+          <w:hyperlink w:anchor="_Toc240351984" w:history="1">
             <w:r>
               <w:rPr>
                 <w:rStyle w:val="Hyperlink"/>
@@ -2530,7 +2535,7 @@
                 <w:noProof/>
                 <w:webHidden/>
               </w:rPr>
-              <w:instrText xml:space="preserve"> PAGEREF _Toc240260259 \h </w:instrText>
+              <w:instrText xml:space="preserve"> PAGEREF _Toc240351984 \h </w:instrText>
             </w:r>
             <w:r>
               <w:rPr>
@@ -2550,7 +2555,7 @@
                 <w:noProof/>
                 <w:webHidden/>
               </w:rPr>
-              <w:t>141</w:t>
+              <w:t>139</w:t>
             </w:r>
             <w:r>
               <w:rPr>
@@ -2575,7 +2580,7 @@
               <w:lang w:eastAsia="en-ZA"/>
             </w:rPr>
           </w:pPr>
-          <w:hyperlink w:anchor="_Toc240260260" w:history="1">
+          <w:hyperlink w:anchor="_Toc240351985" w:history="1">
             <w:r>
               <w:rPr>
                 <w:rStyle w:val="Hyperlink"/>
@@ -2602,7 +2607,7 @@
                 <w:noProof/>
                 <w:webHidden/>
               </w:rPr>
-              <w:instrText xml:space="preserve"> PAGEREF _Toc240260260 \h </w:instrText>
+              <w:instrText xml:space="preserve"> PAGEREF _Toc240351985 \h </w:instrText>
             </w:r>
             <w:r>
               <w:rPr>
@@ -2622,7 +2627,7 @@
                 <w:noProof/>
                 <w:webHidden/>
               </w:rPr>
-              <w:t>148</w:t>
+              <w:t>146</w:t>
             </w:r>
             <w:r>
               <w:rPr>
@@ -2647,13 +2652,13 @@
               <w:lang w:eastAsia="en-ZA"/>
             </w:rPr>
           </w:pPr>
-          <w:hyperlink w:anchor="_Toc240260261" w:history="1">
+          <w:hyperlink w:anchor="_Toc240351986" w:history="1">
             <w:r>
               <w:rPr>
                 <w:rStyle w:val="Hyperlink"/>
                 <w:noProof/>
               </w:rPr>
-              <w:t>Part IV – Prayers of Protection and Intercession</w:t>
+              <w:t>Part IV - Prayers of Protection and Intercession</w:t>
             </w:r>
             <w:r>
               <w:rPr>
@@ -2674,7 +2679,7 @@
                 <w:noProof/>
                 <w:webHidden/>
               </w:rPr>
-              <w:instrText xml:space="preserve"> PAGEREF _Toc240260261 \h </w:instrText>
+              <w:instrText xml:space="preserve"> PAGEREF _Toc240351986 \h </w:instrText>
             </w:r>
             <w:r>
               <w:rPr>
@@ -2694,7 +2699,7 @@
                 <w:noProof/>
                 <w:webHidden/>
               </w:rPr>
-              <w:t>149</w:t>
+              <w:t>147</w:t>
             </w:r>
             <w:r>
               <w:rPr>
@@ -2719,7 +2724,7 @@
               <w:lang w:eastAsia="en-ZA"/>
             </w:rPr>
           </w:pPr>
-          <w:hyperlink w:anchor="_Toc240260262" w:history="1">
+          <w:hyperlink w:anchor="_Toc240351987" w:history="1">
             <w:r>
               <w:rPr>
                 <w:rStyle w:val="Hyperlink"/>
@@ -2746,7 +2751,7 @@
                 <w:noProof/>
                 <w:webHidden/>
               </w:rPr>
-              <w:instrText xml:space="preserve"> PAGEREF _Toc240260262 \h </w:instrText>
+              <w:instrText xml:space="preserve"> PAGEREF _Toc240351987 \h </w:instrText>
             </w:r>
             <w:r>
               <w:rPr>
@@ -2766,7 +2771,7 @@
                 <w:noProof/>
                 <w:webHidden/>
               </w:rPr>
-              <w:t>151</w:t>
+              <w:t>149</w:t>
             </w:r>
             <w:r>
               <w:rPr>
@@ -2791,7 +2796,7 @@
               <w:lang w:eastAsia="en-ZA"/>
             </w:rPr>
           </w:pPr>
-          <w:hyperlink w:anchor="_Toc240260263" w:history="1">
+          <w:hyperlink w:anchor="_Toc240351988" w:history="1">
             <w:r>
               <w:rPr>
                 <w:rStyle w:val="Hyperlink"/>
@@ -2818,7 +2823,7 @@
                 <w:noProof/>
                 <w:webHidden/>
               </w:rPr>
-              <w:instrText xml:space="preserve"> PAGEREF _Toc240260263 \h </w:instrText>
+              <w:instrText xml:space="preserve"> PAGEREF _Toc240351988 \h </w:instrText>
             </w:r>
             <w:r>
               <w:rPr>
@@ -2838,7 +2843,7 @@
                 <w:noProof/>
                 <w:webHidden/>
               </w:rPr>
-              <w:t>159</w:t>
+              <w:t>155</w:t>
             </w:r>
             <w:r>
               <w:rPr>
@@ -2863,7 +2868,7 @@
               <w:lang w:eastAsia="en-ZA"/>
             </w:rPr>
           </w:pPr>
-          <w:hyperlink w:anchor="_Toc240260264" w:history="1">
+          <w:hyperlink w:anchor="_Toc240351989" w:history="1">
             <w:r>
               <w:rPr>
                 <w:rStyle w:val="Hyperlink"/>
@@ -2890,7 +2895,7 @@
                 <w:noProof/>
                 <w:webHidden/>
               </w:rPr>
-              <w:instrText xml:space="preserve"> PAGEREF _Toc240260264 \h </w:instrText>
+              <w:instrText xml:space="preserve"> PAGEREF _Toc240351989 \h </w:instrText>
             </w:r>
             <w:r>
               <w:rPr>
@@ -2910,7 +2915,7 @@
                 <w:noProof/>
                 <w:webHidden/>
               </w:rPr>
-              <w:t>167</w:t>
+              <w:t>163</w:t>
             </w:r>
             <w:r>
               <w:rPr>
@@ -2935,7 +2940,7 @@
               <w:lang w:eastAsia="en-ZA"/>
             </w:rPr>
           </w:pPr>
-          <w:hyperlink w:anchor="_Toc240260265" w:history="1">
+          <w:hyperlink w:anchor="_Toc240351990" w:history="1">
             <w:r>
               <w:rPr>
                 <w:rStyle w:val="Hyperlink"/>
@@ -2962,7 +2967,7 @@
                 <w:noProof/>
                 <w:webHidden/>
               </w:rPr>
-              <w:instrText xml:space="preserve"> PAGEREF _Toc240260265 \h </w:instrText>
+              <w:instrText xml:space="preserve"> PAGEREF _Toc240351990 \h </w:instrText>
             </w:r>
             <w:r>
               <w:rPr>
@@ -2982,7 +2987,7 @@
                 <w:noProof/>
                 <w:webHidden/>
               </w:rPr>
-              <w:t>177</w:t>
+              <w:t>173</w:t>
             </w:r>
             <w:r>
               <w:rPr>
@@ -3007,7 +3012,7 @@
               <w:lang w:eastAsia="en-ZA"/>
             </w:rPr>
           </w:pPr>
-          <w:hyperlink w:anchor="_Toc240260266" w:history="1">
+          <w:hyperlink w:anchor="_Toc240351991" w:history="1">
             <w:r>
               <w:rPr>
                 <w:rStyle w:val="Hyperlink"/>
@@ -3034,7 +3039,7 @@
                 <w:noProof/>
                 <w:webHidden/>
               </w:rPr>
-              <w:instrText xml:space="preserve"> PAGEREF _Toc240260266 \h </w:instrText>
+              <w:instrText xml:space="preserve"> PAGEREF _Toc240351991 \h </w:instrText>
             </w:r>
             <w:r>
               <w:rPr>
@@ -3054,7 +3059,7 @@
                 <w:noProof/>
                 <w:webHidden/>
               </w:rPr>
-              <w:t>185</w:t>
+              <w:t>181</w:t>
             </w:r>
             <w:r>
               <w:rPr>
@@ -3079,7 +3084,7 @@
               <w:lang w:eastAsia="en-ZA"/>
             </w:rPr>
           </w:pPr>
-          <w:hyperlink w:anchor="_Toc240260267" w:history="1">
+          <w:hyperlink w:anchor="_Toc240351992" w:history="1">
             <w:r>
               <w:rPr>
                 <w:rStyle w:val="Hyperlink"/>
@@ -3106,7 +3111,7 @@
                 <w:noProof/>
                 <w:webHidden/>
               </w:rPr>
-              <w:instrText xml:space="preserve"> PAGEREF _Toc240260267 \h </w:instrText>
+              <w:instrText xml:space="preserve"> PAGEREF _Toc240351992 \h </w:instrText>
             </w:r>
             <w:r>
               <w:rPr>
@@ -3126,7 +3131,7 @@
                 <w:noProof/>
                 <w:webHidden/>
               </w:rPr>
-              <w:t>192</w:t>
+              <w:t>188</w:t>
             </w:r>
             <w:r>
               <w:rPr>
@@ -3151,7 +3156,7 @@
               <w:lang w:eastAsia="en-ZA"/>
             </w:rPr>
           </w:pPr>
-          <w:hyperlink w:anchor="_Toc240260268" w:history="1">
+          <w:hyperlink w:anchor="_Toc240351993" w:history="1">
             <w:r>
               <w:rPr>
                 <w:rStyle w:val="Hyperlink"/>
@@ -3178,7 +3183,7 @@
                 <w:noProof/>
                 <w:webHidden/>
               </w:rPr>
-              <w:instrText xml:space="preserve"> PAGEREF _Toc240260268 \h </w:instrText>
+              <w:instrText xml:space="preserve"> PAGEREF _Toc240351993 \h </w:instrText>
             </w:r>
             <w:r>
               <w:rPr>
@@ -3198,7 +3203,7 @@
                 <w:noProof/>
                 <w:webHidden/>
               </w:rPr>
-              <w:t>195</w:t>
+              <w:t>191</w:t>
             </w:r>
             <w:r>
               <w:rPr>
@@ -3223,7 +3228,7 @@
               <w:lang w:eastAsia="en-ZA"/>
             </w:rPr>
           </w:pPr>
-          <w:hyperlink w:anchor="_Toc240260269" w:history="1">
+          <w:hyperlink w:anchor="_Toc240351994" w:history="1">
             <w:r>
               <w:rPr>
                 <w:rStyle w:val="Hyperlink"/>
@@ -3250,7 +3255,7 @@
                 <w:noProof/>
                 <w:webHidden/>
               </w:rPr>
-              <w:instrText xml:space="preserve"> PAGEREF _Toc240260269 \h </w:instrText>
+              <w:instrText xml:space="preserve"> PAGEREF _Toc240351994 \h </w:instrText>
             </w:r>
             <w:r>
               <w:rPr>
@@ -3270,7 +3275,7 @@
                 <w:noProof/>
                 <w:webHidden/>
               </w:rPr>
-              <w:t>201</w:t>
+              <w:t>197</w:t>
             </w:r>
             <w:r>
               <w:rPr>
@@ -3283,7 +3288,7 @@
         </w:p>
         <w:p>
           <w:pPr>
-            <w:pStyle w:val="TOC1"/>
+            <w:pStyle w:val="TOC2"/>
             <w:tabs>
               <w:tab w:val="right" w:pos="5894"/>
             </w:tabs>
@@ -3295,7 +3300,7 @@
               <w:lang w:eastAsia="en-ZA"/>
             </w:rPr>
           </w:pPr>
-          <w:hyperlink w:anchor="_Toc240260270" w:history="1">
+          <w:hyperlink w:anchor="_Toc240351995" w:history="1">
             <w:r>
               <w:rPr>
                 <w:rStyle w:val="Hyperlink"/>
@@ -3322,7 +3327,7 @@
                 <w:noProof/>
                 <w:webHidden/>
               </w:rPr>
-              <w:instrText xml:space="preserve"> PAGEREF _Toc240260270 \h </w:instrText>
+              <w:instrText xml:space="preserve"> PAGEREF _Toc240351995 \h </w:instrText>
             </w:r>
             <w:r>
               <w:rPr>
@@ -3342,7 +3347,7 @@
                 <w:noProof/>
                 <w:webHidden/>
               </w:rPr>
-              <w:t>203</w:t>
+              <w:t>199</w:t>
             </w:r>
             <w:r>
               <w:rPr>
@@ -3355,7 +3360,7 @@
         </w:p>
         <w:p>
           <w:pPr>
-            <w:pStyle w:val="TOC1"/>
+            <w:pStyle w:val="TOC2"/>
             <w:tabs>
               <w:tab w:val="right" w:pos="5894"/>
             </w:tabs>
@@ -3367,7 +3372,7 @@
               <w:lang w:eastAsia="en-ZA"/>
             </w:rPr>
           </w:pPr>
-          <w:hyperlink w:anchor="_Toc240260271" w:history="1">
+          <w:hyperlink w:anchor="_Toc240351996" w:history="1">
             <w:r>
               <w:rPr>
                 <w:rStyle w:val="Hyperlink"/>
@@ -3394,7 +3399,7 @@
                 <w:noProof/>
                 <w:webHidden/>
               </w:rPr>
-              <w:instrText xml:space="preserve"> PAGEREF _Toc240260271 \h </w:instrText>
+              <w:instrText xml:space="preserve"> PAGEREF _Toc240351996 \h </w:instrText>
             </w:r>
             <w:r>
               <w:rPr>
@@ -3414,7 +3419,7 @@
                 <w:noProof/>
                 <w:webHidden/>
               </w:rPr>
-              <w:t>209</w:t>
+              <w:t>205</w:t>
             </w:r>
             <w:r>
               <w:rPr>
@@ -3477,7 +3482,7 @@
           <w:i w:val="0"/>
         </w:rPr>
       </w:pPr>
-      <w:bookmarkStart w:id="0" w:name="_Toc240260230"/>
+      <w:bookmarkStart w:id="0" w:name="_Toc240351955"/>
       <w:r>
         <w:rPr>
           <w:rStyle w:val="SPPrayerResponseCS"/>
@@ -4001,7 +4006,7 @@
       <w:pPr>
         <w:pStyle w:val="SPSectionTitle"/>
       </w:pPr>
-      <w:bookmarkStart w:id="1" w:name="_Toc240260231"/>
+      <w:bookmarkStart w:id="1" w:name="_Toc240351956"/>
       <w:r>
         <w:lastRenderedPageBreak/>
         <w:t>Introduction</w:t>
@@ -4117,8 +4122,16 @@
           <w:ilvl w:val="0"/>
           <w:numId w:val="7"/>
         </w:numPr>
-      </w:pPr>
-      <w:r>
+        <w:rPr>
+          <w:b/>
+          <w:bCs/>
+        </w:rPr>
+      </w:pPr>
+      <w:r>
+        <w:rPr>
+          <w:b/>
+          <w:bCs/>
+        </w:rPr>
         <w:t>Basic prayers</w:t>
       </w:r>
     </w:p>
@@ -4137,8 +4150,16 @@
           <w:ilvl w:val="0"/>
           <w:numId w:val="7"/>
         </w:numPr>
-      </w:pPr>
-      <w:r>
+        <w:rPr>
+          <w:b/>
+          <w:bCs/>
+        </w:rPr>
+      </w:pPr>
+      <w:r>
+        <w:rPr>
+          <w:b/>
+          <w:bCs/>
+        </w:rPr>
         <w:t>Gospel canticles</w:t>
       </w:r>
     </w:p>
@@ -4178,8 +4199,16 @@
           <w:ilvl w:val="0"/>
           <w:numId w:val="7"/>
         </w:numPr>
-      </w:pPr>
-      <w:r>
+        <w:rPr>
+          <w:b/>
+          <w:bCs/>
+        </w:rPr>
+      </w:pPr>
+      <w:r>
+        <w:rPr>
+          <w:b/>
+          <w:bCs/>
+        </w:rPr>
         <w:t>Devotional prayers</w:t>
       </w:r>
     </w:p>
@@ -4198,11 +4227,23 @@
           <w:ilvl w:val="0"/>
           <w:numId w:val="7"/>
         </w:numPr>
-      </w:pPr>
-      <w:r>
+        <w:rPr>
+          <w:b/>
+          <w:bCs/>
+        </w:rPr>
+      </w:pPr>
+      <w:r>
+        <w:rPr>
+          <w:b/>
+          <w:bCs/>
+        </w:rPr>
         <w:t>Prayers of p</w:t>
       </w:r>
       <w:r>
+        <w:rPr>
+          <w:b/>
+          <w:bCs/>
+        </w:rPr>
         <w:t>rotection and intercession</w:t>
       </w:r>
     </w:p>
@@ -4244,7 +4285,7 @@
       <w:pPr>
         <w:pStyle w:val="SPSectionSubTitle"/>
       </w:pPr>
-      <w:bookmarkStart w:id="2" w:name="_Toc240260232"/>
+      <w:bookmarkStart w:id="2" w:name="_Toc240351957"/>
       <w:r>
         <w:lastRenderedPageBreak/>
         <w:t>English and Latin</w:t>
@@ -4328,11 +4369,6 @@
       <w:pPr>
         <w:pStyle w:val="SPBodyText"/>
       </w:pPr>
-      <w:r>
-        <w:pict w14:anchorId="249FE732">
-          <v:rect id="_x0000_i24647" style="width:0;height:1.5pt" o:hralign="center" o:hrstd="t" o:hr="t" fillcolor="#a0a0a0" stroked="f"/>
-        </w:pict>
-      </w:r>
     </w:p>
     <w:p>
       <w:pPr>
@@ -4351,7 +4387,7 @@
       <w:pPr>
         <w:pStyle w:val="SPSectionSubTitle"/>
       </w:pPr>
-      <w:bookmarkStart w:id="3" w:name="_Toc240260233"/>
+      <w:bookmarkStart w:id="3" w:name="_Toc240351958"/>
       <w:r>
         <w:lastRenderedPageBreak/>
         <w:t>The Prayer</w:t>
@@ -4506,9 +4542,22 @@
     </w:p>
     <w:p>
       <w:pPr>
+        <w:pStyle w:val="SPSubheading"/>
+        <w:sectPr>
+          <w:type w:val="oddPage"/>
+          <w:pgSz w:w="7920" w:h="12240" w:code="6"/>
+          <w:pgMar w:top="1080" w:right="864" w:bottom="1080" w:left="1152" w:header="576" w:footer="576" w:gutter="0"/>
+          <w:cols w:space="720"/>
+          <w:titlePg/>
+          <w:docGrid w:linePitch="360"/>
+        </w:sectPr>
+      </w:pPr>
+    </w:p>
+    <w:p>
+      <w:pPr>
         <w:pStyle w:val="SPSectionSubTitle"/>
       </w:pPr>
-      <w:bookmarkStart w:id="4" w:name="_Toc240260234"/>
+      <w:bookmarkStart w:id="4" w:name="_Toc240351959"/>
       <w:r>
         <w:lastRenderedPageBreak/>
         <w:t>Scripture</w:t>
@@ -4584,17 +4633,12 @@
       <w:pPr>
         <w:pStyle w:val="SPBodyText"/>
       </w:pPr>
-      <w:r>
-        <w:pict w14:anchorId="25751FDD">
-          <v:rect id="_x0000_i24648" style="width:0;height:1.5pt" o:hralign="center" o:hrstd="t" o:hr="t" fillcolor="#a0a0a0" stroked="f"/>
-        </w:pict>
-      </w:r>
     </w:p>
     <w:p>
       <w:pPr>
         <w:pStyle w:val="SPSectionSubTitle"/>
       </w:pPr>
-      <w:bookmarkStart w:id="5" w:name="_Toc240260235"/>
+      <w:bookmarkStart w:id="5" w:name="_Toc240351960"/>
       <w:r>
         <w:t>Reflection</w:t>
       </w:r>
@@ -4656,17 +4700,12 @@
       <w:pPr>
         <w:pStyle w:val="SPBodyText"/>
       </w:pPr>
-      <w:r>
-        <w:pict w14:anchorId="19542BB1">
-          <v:rect id="_x0000_i24649" style="width:0;height:1.5pt" o:hralign="center" o:hrstd="t" o:hr="t" fillcolor="#a0a0a0" stroked="f"/>
-        </w:pict>
-      </w:r>
     </w:p>
     <w:p>
       <w:pPr>
         <w:pStyle w:val="SPSectionSubTitle"/>
       </w:pPr>
-      <w:bookmarkStart w:id="6" w:name="_Toc240260236"/>
+      <w:bookmarkStart w:id="6" w:name="_Toc240351961"/>
       <w:r>
         <w:t>Latin Vocabulary</w:t>
       </w:r>
@@ -4778,7 +4817,7 @@
       <w:pPr>
         <w:pStyle w:val="SPSectionSubTitle"/>
       </w:pPr>
-      <w:bookmarkStart w:id="7" w:name="_Toc240260237"/>
+      <w:bookmarkStart w:id="7" w:name="_Toc240351962"/>
       <w:r>
         <w:lastRenderedPageBreak/>
         <w:t>Prayer Through the Day</w:t>
@@ -4884,11 +4923,6 @@
       <w:pPr>
         <w:pStyle w:val="SPBodyText"/>
       </w:pPr>
-      <w:r>
-        <w:pict w14:anchorId="68D46385">
-          <v:rect id="_x0000_i24650" style="width:0;height:1.5pt" o:hralign="center" o:hrstd="t" o:hr="t" fillcolor="#a0a0a0" stroked="f"/>
-        </w:pict>
-      </w:r>
     </w:p>
     <w:p>
       <w:pPr>
@@ -4912,7 +4946,7 @@
       <w:pPr>
         <w:pStyle w:val="SPSectionSubTitle"/>
       </w:pPr>
-      <w:bookmarkStart w:id="8" w:name="_Toc240260238"/>
+      <w:bookmarkStart w:id="8" w:name="_Toc240351963"/>
       <w:r>
         <w:lastRenderedPageBreak/>
         <w:t>A Simple Way to Begin</w:t>
@@ -5037,185 +5071,6 @@
     <w:p>
       <w:pPr>
         <w:pStyle w:val="SPSectionSubTitle"/>
-      </w:pPr>
-      <w:bookmarkStart w:id="9" w:name="_Toc240260239"/>
-      <w:r>
-        <w:t>Return</w:t>
-      </w:r>
-      <w:bookmarkEnd w:id="9"/>
-    </w:p>
-    <w:p>
-      <w:pPr>
-        <w:pStyle w:val="SPBodyText"/>
-      </w:pPr>
-    </w:p>
-    <w:p>
-      <w:pPr>
-        <w:pStyle w:val="SPBodyText"/>
-      </w:pPr>
-      <w:r>
-        <w:rPr>
-          <w:i/>
-          <w:iCs/>
-        </w:rPr>
-        <w:lastRenderedPageBreak/>
-        <w:t>Sacrae Preces</w:t>
-      </w:r>
-      <w:r>
-        <w:t xml:space="preserve"> is not meant to be something that is simply read once and placed back on a shelf.</w:t>
-      </w:r>
-    </w:p>
-    <w:p>
-      <w:pPr>
-        <w:pStyle w:val="SPBodyText"/>
-      </w:pPr>
-    </w:p>
-    <w:p>
-      <w:pPr>
-        <w:pStyle w:val="SPBodyText"/>
-      </w:pPr>
-      <w:r>
-        <w:t>Return to it.</w:t>
-      </w:r>
-    </w:p>
-    <w:p>
-      <w:pPr>
-        <w:pStyle w:val="SPBodyText"/>
-      </w:pPr>
-      <w:r>
-        <w:t>Pray the same prayer repeatedly.</w:t>
-      </w:r>
-    </w:p>
-    <w:p>
-      <w:pPr>
-        <w:pStyle w:val="SPBodyText"/>
-      </w:pPr>
-      <w:r>
-        <w:t>Learn a word of Latin.</w:t>
-      </w:r>
-    </w:p>
-    <w:p>
-      <w:pPr>
-        <w:pStyle w:val="SPBodyText"/>
-      </w:pPr>
-      <w:r>
-        <w:t>Read a passage of Scripture.</w:t>
-      </w:r>
-    </w:p>
-    <w:p>
-      <w:pPr>
-        <w:pStyle w:val="SPBodyText"/>
-      </w:pPr>
-      <w:r>
-        <w:t>Sit with a reflection.</w:t>
-      </w:r>
-    </w:p>
-    <w:p>
-      <w:pPr>
-        <w:pStyle w:val="SPBodyText"/>
-      </w:pPr>
-      <w:r>
-        <w:t>Teach a prayer to someone else.</w:t>
-      </w:r>
-    </w:p>
-    <w:p>
-      <w:pPr>
-        <w:pStyle w:val="SPBodyText"/>
-      </w:pPr>
-      <w:r>
-        <w:t>And then come back tomorrow.</w:t>
-      </w:r>
-    </w:p>
-    <w:p>
-      <w:pPr>
-        <w:pStyle w:val="SPBodyText"/>
-      </w:pPr>
-      <w:r>
-        <w:t>The goal is not to finish the book.</w:t>
-      </w:r>
-    </w:p>
-    <w:p>
-      <w:pPr>
-        <w:pStyle w:val="SPBodyText"/>
-      </w:pPr>
-      <w:r>
-        <w:t xml:space="preserve">The goal is to </w:t>
-      </w:r>
-      <w:r>
-        <w:rPr>
-          <w:b/>
-          <w:bCs/>
-        </w:rPr>
-        <w:t>pray</w:t>
-      </w:r>
-      <w:r>
-        <w:t>.</w:t>
-      </w:r>
-    </w:p>
-    <w:p>
-      <w:pPr>
-        <w:pStyle w:val="SPBodyText"/>
-      </w:pPr>
-    </w:p>
-    <w:p>
-      <w:pPr>
-        <w:pStyle w:val="SPBodyText"/>
-      </w:pPr>
-      <w:r>
-        <w:t xml:space="preserve">The </w:t>
-      </w:r>
-      <w:r>
-        <w:rPr>
-          <w:b/>
-          <w:bCs/>
-        </w:rPr>
-        <w:t>Sign of the Cross</w:t>
-      </w:r>
-      <w:r>
-        <w:t xml:space="preserve"> stands at the beginning of </w:t>
-      </w:r>
-      <w:r>
-        <w:rPr>
-          <w:i/>
-          <w:iCs/>
-        </w:rPr>
-        <w:t>Sacrae Preces</w:t>
-      </w:r>
-      <w:r>
-        <w:t xml:space="preserve"> and at the beginning of </w:t>
-      </w:r>
-      <w:r>
-        <w:rPr>
-          <w:b/>
-          <w:bCs/>
-        </w:rPr>
-        <w:t>Part I — Basic Prayers</w:t>
-      </w:r>
-      <w:r>
-        <w:t>.</w:t>
-      </w:r>
-    </w:p>
-    <w:p>
-      <w:pPr>
-        <w:pStyle w:val="SPBodyText"/>
-      </w:pPr>
-    </w:p>
-    <w:p>
-      <w:pPr>
-        <w:pStyle w:val="SPBodyText"/>
-      </w:pPr>
-      <w:r>
-        <w:t>It is not simply a prayer, but the gesture by which Christians traditionally begin and conclude their prayer. In making the Sign of the Cross, we invoke the Father, and the Son, and the Holy Spirit, placing ourselves consciously in the presence of God.</w:t>
-      </w:r>
-    </w:p>
-    <w:p>
-      <w:pPr>
-        <w:pStyle w:val="SPBodyText"/>
-      </w:pPr>
-    </w:p>
-    <w:p>
-      <w:pPr>
-        <w:jc w:val="center"/>
         <w:sectPr>
           <w:type w:val="evenPage"/>
           <w:pgSz w:w="7920" w:h="12240" w:code="6"/>
@@ -5225,54 +5080,22 @@
           <w:docGrid w:linePitch="360"/>
         </w:sectPr>
       </w:pPr>
-      <w:r>
-        <w:rPr>
-          <w:rFonts w:ascii="Segoe UI Symbol" w:hAnsi="Segoe UI Symbol" w:cs="Segoe UI Symbol"/>
-        </w:rPr>
-        <w:t>✠</w:t>
-      </w:r>
-    </w:p>
-    <w:p>
-      <w:pPr>
-        <w:pStyle w:val="SPSectionTitle"/>
+      <w:bookmarkStart w:id="9" w:name="_Toc240351964"/>
+    </w:p>
+    <w:p>
+      <w:pPr>
+        <w:pStyle w:val="SPSectionSubTitle"/>
       </w:pPr>
       <w:r>
         <w:lastRenderedPageBreak/>
-        <w:tab/>
-      </w:r>
-      <w:bookmarkStart w:id="10" w:name="_Toc240260240"/>
-      <w:r>
-        <w:t xml:space="preserve">Part I </w:t>
-      </w:r>
-      <w:r>
-        <w:t>-</w:t>
-      </w:r>
-      <w:r>
-        <w:t xml:space="preserve"> Basic Prayers</w:t>
-      </w:r>
-      <w:bookmarkEnd w:id="10"/>
-    </w:p>
-    <w:p>
-      <w:pPr>
-        <w:pStyle w:val="SPBodyText"/>
-      </w:pPr>
-      <w:r>
-        <w:t>The prayers in this first section form part of the foundation of Catholic prayer.</w:t>
-      </w:r>
-    </w:p>
-    <w:p>
-      <w:pPr>
-        <w:pStyle w:val="SPBodyText"/>
-      </w:pPr>
-      <w:r>
-        <w:t>They are prayers that many Catholics learn early in their journey of faith — prayers used at the beginning and end of the day, during personal prayer, and within the life of the Church.</w:t>
-      </w:r>
-      <w:r>
-        <w:t xml:space="preserve"> </w:t>
-      </w:r>
-      <w:r>
-        <w:t>Some may be very familiar. Others may have been learned long ago and gradually become words we say almost without thinking.</w:t>
-      </w:r>
+        <w:t>Return</w:t>
+      </w:r>
+      <w:bookmarkEnd w:id="9"/>
+    </w:p>
+    <w:p>
+      <w:pPr>
+        <w:pStyle w:val="SPBodyText"/>
+      </w:pPr>
     </w:p>
     <w:p>
       <w:pPr>
@@ -5286,26 +5109,100 @@
         <w:t>Sacrae Preces</w:t>
       </w:r>
       <w:r>
-        <w:t xml:space="preserve"> invites us to return to these prayers with renewed attention.</w:t>
-      </w:r>
-    </w:p>
-    <w:p>
-      <w:pPr>
-        <w:pStyle w:val="SPBodyText"/>
-      </w:pPr>
-      <w:r>
-        <w:t xml:space="preserve">The </w:t>
+        <w:t xml:space="preserve"> is not meant to be something that is simply read once and placed back on a shelf.</w:t>
+      </w:r>
+    </w:p>
+    <w:p>
+      <w:pPr>
+        <w:pStyle w:val="SPBodyText"/>
+      </w:pPr>
+    </w:p>
+    <w:p>
+      <w:pPr>
+        <w:pStyle w:val="SPBodyText"/>
+      </w:pPr>
+      <w:r>
+        <w:t>Return to it.</w:t>
+      </w:r>
+    </w:p>
+    <w:p>
+      <w:pPr>
+        <w:pStyle w:val="SPBodyText"/>
+      </w:pPr>
+      <w:r>
+        <w:t>Pray the same prayer repeatedly.</w:t>
+      </w:r>
+    </w:p>
+    <w:p>
+      <w:pPr>
+        <w:pStyle w:val="SPBodyText"/>
+      </w:pPr>
+      <w:r>
+        <w:t>Learn a word of Latin.</w:t>
+      </w:r>
+    </w:p>
+    <w:p>
+      <w:pPr>
+        <w:pStyle w:val="SPBodyText"/>
+      </w:pPr>
+      <w:r>
+        <w:t>Read a passage of Scripture.</w:t>
+      </w:r>
+    </w:p>
+    <w:p>
+      <w:pPr>
+        <w:pStyle w:val="SPBodyText"/>
+      </w:pPr>
+      <w:r>
+        <w:t>Sit with a reflection.</w:t>
+      </w:r>
+    </w:p>
+    <w:p>
+      <w:pPr>
+        <w:pStyle w:val="SPBodyText"/>
+      </w:pPr>
+      <w:r>
+        <w:t>Teach a prayer to someone else.</w:t>
+      </w:r>
+    </w:p>
+    <w:p>
+      <w:pPr>
+        <w:pStyle w:val="SPBodyText"/>
+      </w:pPr>
+      <w:r>
+        <w:t>And then come back tomorrow.</w:t>
+      </w:r>
+    </w:p>
+    <w:p>
+      <w:pPr>
+        <w:pStyle w:val="SPBodyText"/>
+      </w:pPr>
+      <w:r>
+        <w:t>The goal is not to finish the book.</w:t>
+      </w:r>
+    </w:p>
+    <w:p>
+      <w:pPr>
+        <w:pStyle w:val="SPBodyText"/>
+      </w:pPr>
+      <w:r>
+        <w:t xml:space="preserve">The goal is to </w:t>
       </w:r>
       <w:r>
         <w:rPr>
           <w:b/>
           <w:bCs/>
         </w:rPr>
-        <w:t>Sign of the Cross</w:t>
-      </w:r>
-      <w:r>
-        <w:t xml:space="preserve"> begins our prayer by placing us consciously in the presence of the Father, Son, and Holy Spirit.</w:t>
-      </w:r>
+        <w:t>pray</w:t>
+      </w:r>
+      <w:r>
+        <w:t>.</w:t>
+      </w:r>
+    </w:p>
+    <w:p>
+      <w:pPr>
+        <w:pStyle w:val="SPBodyText"/>
+      </w:pPr>
     </w:p>
     <w:p>
       <w:pPr>
@@ -5319,137 +5216,49 @@
           <w:b/>
           <w:bCs/>
         </w:rPr>
-        <w:t>Our Father</w:t>
-      </w:r>
-      <w:r>
-        <w:t xml:space="preserve"> teaches us to pray as Christ taught His disciples.</w:t>
-      </w:r>
-    </w:p>
-    <w:p>
-      <w:pPr>
-        <w:pStyle w:val="SPBodyText"/>
-      </w:pPr>
-      <w:r>
-        <w:t xml:space="preserve">The </w:t>
+        <w:t>Sign of the Cross</w:t>
+      </w:r>
+      <w:r>
+        <w:t xml:space="preserve"> stands at the beginning of </w:t>
+      </w:r>
+      <w:r>
+        <w:rPr>
+          <w:i/>
+          <w:iCs/>
+        </w:rPr>
+        <w:t>Sacrae Preces</w:t>
+      </w:r>
+      <w:r>
+        <w:t xml:space="preserve"> and at the beginning of </w:t>
       </w:r>
       <w:r>
         <w:rPr>
           <w:b/>
           <w:bCs/>
         </w:rPr>
-        <w:t>Hail Mary</w:t>
-      </w:r>
-      <w:r>
-        <w:t xml:space="preserve"> joins the words of Scripture with the Church's prayer and directs our attention towards Christ.</w:t>
-      </w:r>
-    </w:p>
-    <w:p>
-      <w:pPr>
-        <w:pStyle w:val="SPBodyText"/>
-      </w:pPr>
-      <w:r>
-        <w:t xml:space="preserve">The </w:t>
-      </w:r>
-      <w:r>
-        <w:rPr>
-          <w:b/>
-          <w:bCs/>
-        </w:rPr>
-        <w:t>Glory Be</w:t>
-      </w:r>
-      <w:r>
-        <w:t xml:space="preserve"> gives praise to the Holy Trinity.</w:t>
-      </w:r>
-    </w:p>
-    <w:p>
-      <w:pPr>
-        <w:pStyle w:val="SPBodyText"/>
-      </w:pPr>
-      <w:r>
-        <w:t xml:space="preserve">The </w:t>
-      </w:r>
-      <w:r>
-        <w:rPr>
-          <w:b/>
-          <w:bCs/>
-        </w:rPr>
-        <w:t>Act of Contrition</w:t>
-      </w:r>
-      <w:r>
-        <w:t xml:space="preserve"> turns the heart back towards God in sorrow, trust, and the desire to begin again.</w:t>
-      </w:r>
-    </w:p>
-    <w:p>
-      <w:pPr>
-        <w:pStyle w:val="SPBodyText"/>
-      </w:pPr>
-      <w:r>
-        <w:t>Together, these prayers provide a simple foundation from which a deeper life of prayer can grow.</w:t>
-      </w:r>
-    </w:p>
-    <w:p>
-      <w:pPr>
-        <w:rPr>
-          <w:rFonts w:ascii="Segoe UI Symbol" w:hAnsi="Segoe UI Symbol" w:cs="Segoe UI Symbol"/>
-        </w:rPr>
-        <w:sectPr>
-          <w:type w:val="oddPage"/>
-          <w:pgSz w:w="7920" w:h="12240" w:code="6"/>
-          <w:pgMar w:top="1080" w:right="864" w:bottom="1080" w:left="1152" w:header="576" w:footer="576" w:gutter="0"/>
-          <w:cols w:space="720"/>
-          <w:titlePg/>
-          <w:docGrid w:linePitch="360"/>
-        </w:sectPr>
-      </w:pPr>
-    </w:p>
-    <w:p>
-      <w:pPr>
-        <w:jc w:val="center"/>
-      </w:pPr>
-      <w:r>
-        <w:rPr>
-          <w:rFonts w:ascii="Segoe UI Symbol" w:hAnsi="Segoe UI Symbol" w:cs="Segoe UI Symbol"/>
-        </w:rPr>
-        <w:lastRenderedPageBreak/>
-        <w:t>✠</w:t>
-      </w:r>
-    </w:p>
-    <w:p>
-      <w:pPr>
-        <w:pStyle w:val="SPBodyText"/>
-      </w:pPr>
-    </w:p>
-    <w:p>
-      <w:pPr>
-        <w:pStyle w:val="SPPrayerTitle"/>
-      </w:pPr>
-      <w:bookmarkStart w:id="11" w:name="_Toc240260241"/>
-      <w:r>
-        <w:t xml:space="preserve">Sign of the </w:t>
-      </w:r>
-      <w:r>
-        <w:t>C</w:t>
-      </w:r>
-      <w:r>
-        <w:t>ross</w:t>
-      </w:r>
-      <w:bookmarkEnd w:id="11"/>
-    </w:p>
-    <w:p>
-      <w:pPr>
-        <w:pStyle w:val="SPBodyText"/>
-      </w:pPr>
-      <w:r>
-        <w:t>The Sign of the Cross is one of the simplest and most familiar gestures of Christian prayer. With it, we begin and conclude many of our prayers, invoking the Father, the Son, and the Holy Spirit.</w:t>
-      </w:r>
-    </w:p>
-    <w:p>
-      <w:pPr>
-        <w:pStyle w:val="SPBodyText"/>
-      </w:pPr>
-      <w:r>
-        <w:t>It is both a profession of faith and an invitation to prayer. In making the Sign of the Cross, we place ourselves consciously in the presence of God and remember the mystery at the heart of our faith.</w:t>
-      </w:r>
+        <w:t>Part I — Basic Prayers</w:t>
+      </w:r>
+      <w:r>
+        <w:t>.</w:t>
+      </w:r>
+    </w:p>
+    <w:p>
+      <w:pPr>
+        <w:pStyle w:val="SPBodyText"/>
+      </w:pPr>
+    </w:p>
+    <w:p>
+      <w:pPr>
+        <w:pStyle w:val="SPBodyText"/>
+      </w:pPr>
+      <w:r>
+        <w:t>It is not simply a prayer, but the gesture by which Christians traditionally begin and conclude their prayer. In making the Sign of the Cross, we invoke the Father, and the Son, and the Holy Spirit, placing ourselves consciously in the presence of God.</w:t>
+      </w:r>
+    </w:p>
+    <w:p>
+      <w:pPr>
+        <w:pStyle w:val="SPBodyText"/>
+      </w:pPr>
     </w:p>
     <w:p>
       <w:pPr>
@@ -5463,6 +5272,244 @@
           <w:docGrid w:linePitch="360"/>
         </w:sectPr>
       </w:pPr>
+      <w:r>
+        <w:rPr>
+          <w:rFonts w:ascii="Segoe UI Symbol" w:hAnsi="Segoe UI Symbol" w:cs="Segoe UI Symbol"/>
+        </w:rPr>
+        <w:t>✠</w:t>
+      </w:r>
+    </w:p>
+    <w:p>
+      <w:pPr>
+        <w:pStyle w:val="SPSectionTitle"/>
+      </w:pPr>
+      <w:r>
+        <w:lastRenderedPageBreak/>
+        <w:tab/>
+      </w:r>
+      <w:bookmarkStart w:id="10" w:name="_Toc240351965"/>
+      <w:r>
+        <w:t xml:space="preserve">Part I </w:t>
+      </w:r>
+      <w:r>
+        <w:t>-</w:t>
+      </w:r>
+      <w:r>
+        <w:t xml:space="preserve"> Basic Prayers</w:t>
+      </w:r>
+      <w:bookmarkEnd w:id="10"/>
+    </w:p>
+    <w:p>
+      <w:pPr>
+        <w:pStyle w:val="SPBodyText"/>
+      </w:pPr>
+      <w:r>
+        <w:t>The prayers in this first section form part of the foundation of Catholic prayer.</w:t>
+      </w:r>
+    </w:p>
+    <w:p>
+      <w:pPr>
+        <w:pStyle w:val="SPBodyText"/>
+      </w:pPr>
+      <w:r>
+        <w:t>They are prayers that many Catholics learn early in their journey of faith — prayers used at the beginning and end of the day, during personal prayer, and within the life of the Church.</w:t>
+      </w:r>
+      <w:r>
+        <w:t xml:space="preserve"> </w:t>
+      </w:r>
+      <w:r>
+        <w:t>Some may be very familiar. Others may have been learned long ago and gradually become words we say almost without thinking.</w:t>
+      </w:r>
+    </w:p>
+    <w:p>
+      <w:pPr>
+        <w:pStyle w:val="SPBodyText"/>
+      </w:pPr>
+      <w:r>
+        <w:rPr>
+          <w:i/>
+          <w:iCs/>
+        </w:rPr>
+        <w:t>Sacrae Preces</w:t>
+      </w:r>
+      <w:r>
+        <w:t xml:space="preserve"> invites us to return to these prayers with renewed attention.</w:t>
+      </w:r>
+    </w:p>
+    <w:p>
+      <w:pPr>
+        <w:pStyle w:val="SPBodyText"/>
+      </w:pPr>
+      <w:r>
+        <w:t xml:space="preserve">The </w:t>
+      </w:r>
+      <w:r>
+        <w:rPr>
+          <w:b/>
+          <w:bCs/>
+        </w:rPr>
+        <w:t>Sign of the Cross</w:t>
+      </w:r>
+      <w:r>
+        <w:t xml:space="preserve"> begins our prayer by placing us consciously in the presence of the Father, Son, and Holy Spirit.</w:t>
+      </w:r>
+    </w:p>
+    <w:p>
+      <w:pPr>
+        <w:pStyle w:val="SPBodyText"/>
+      </w:pPr>
+      <w:r>
+        <w:t xml:space="preserve">The </w:t>
+      </w:r>
+      <w:r>
+        <w:rPr>
+          <w:b/>
+          <w:bCs/>
+        </w:rPr>
+        <w:t>Our Father</w:t>
+      </w:r>
+      <w:r>
+        <w:t xml:space="preserve"> teaches us to pray as Christ taught His disciples.</w:t>
+      </w:r>
+    </w:p>
+    <w:p>
+      <w:pPr>
+        <w:pStyle w:val="SPBodyText"/>
+      </w:pPr>
+      <w:r>
+        <w:t xml:space="preserve">The </w:t>
+      </w:r>
+      <w:r>
+        <w:rPr>
+          <w:b/>
+          <w:bCs/>
+        </w:rPr>
+        <w:t>Hail Mary</w:t>
+      </w:r>
+      <w:r>
+        <w:t xml:space="preserve"> joins the words of Scripture with the Church's prayer and directs our attention towards Christ.</w:t>
+      </w:r>
+    </w:p>
+    <w:p>
+      <w:pPr>
+        <w:pStyle w:val="SPBodyText"/>
+      </w:pPr>
+      <w:r>
+        <w:t xml:space="preserve">The </w:t>
+      </w:r>
+      <w:r>
+        <w:rPr>
+          <w:b/>
+          <w:bCs/>
+        </w:rPr>
+        <w:t>Glory Be</w:t>
+      </w:r>
+      <w:r>
+        <w:t xml:space="preserve"> gives praise to the Holy Trinity.</w:t>
+      </w:r>
+    </w:p>
+    <w:p>
+      <w:pPr>
+        <w:pStyle w:val="SPBodyText"/>
+      </w:pPr>
+      <w:r>
+        <w:t xml:space="preserve">The </w:t>
+      </w:r>
+      <w:r>
+        <w:rPr>
+          <w:b/>
+          <w:bCs/>
+        </w:rPr>
+        <w:t>Act of Contrition</w:t>
+      </w:r>
+      <w:r>
+        <w:t xml:space="preserve"> turns the heart back towards God in sorrow, trust, and the desire to begin again.</w:t>
+      </w:r>
+    </w:p>
+    <w:p>
+      <w:pPr>
+        <w:pStyle w:val="SPBodyText"/>
+      </w:pPr>
+      <w:r>
+        <w:t>Together, these prayers provide a simple foundation from which a deeper life of prayer can grow.</w:t>
+      </w:r>
+    </w:p>
+    <w:p>
+      <w:pPr>
+        <w:rPr>
+          <w:rFonts w:ascii="Segoe UI Symbol" w:hAnsi="Segoe UI Symbol" w:cs="Segoe UI Symbol"/>
+        </w:rPr>
+        <w:sectPr>
+          <w:type w:val="oddPage"/>
+          <w:pgSz w:w="7920" w:h="12240" w:code="6"/>
+          <w:pgMar w:top="1080" w:right="864" w:bottom="1080" w:left="1152" w:header="576" w:footer="576" w:gutter="0"/>
+          <w:cols w:space="720"/>
+          <w:titlePg/>
+          <w:docGrid w:linePitch="360"/>
+        </w:sectPr>
+      </w:pPr>
+    </w:p>
+    <w:p>
+      <w:pPr>
+        <w:jc w:val="center"/>
+      </w:pPr>
+      <w:r>
+        <w:rPr>
+          <w:rFonts w:ascii="Segoe UI Symbol" w:hAnsi="Segoe UI Symbol" w:cs="Segoe UI Symbol"/>
+        </w:rPr>
+        <w:lastRenderedPageBreak/>
+        <w:t>✠</w:t>
+      </w:r>
+    </w:p>
+    <w:p>
+      <w:pPr>
+        <w:pStyle w:val="SPBodyText"/>
+      </w:pPr>
+    </w:p>
+    <w:p>
+      <w:pPr>
+        <w:pStyle w:val="SPPrayerTitle"/>
+      </w:pPr>
+      <w:bookmarkStart w:id="11" w:name="_Toc240351966"/>
+      <w:r>
+        <w:t xml:space="preserve">Sign of the </w:t>
+      </w:r>
+      <w:r>
+        <w:t>C</w:t>
+      </w:r>
+      <w:r>
+        <w:t>ross</w:t>
+      </w:r>
+      <w:bookmarkEnd w:id="11"/>
+    </w:p>
+    <w:p>
+      <w:pPr>
+        <w:pStyle w:val="SPBodyText"/>
+      </w:pPr>
+      <w:r>
+        <w:t>The Sign of the Cross is one of the simplest and most familiar gestures of Christian prayer. With it, we begin and conclude many of our prayers, invoking the Father, the Son, and the Holy Spirit.</w:t>
+      </w:r>
+    </w:p>
+    <w:p>
+      <w:pPr>
+        <w:pStyle w:val="SPBodyText"/>
+      </w:pPr>
+      <w:r>
+        <w:t>It is both a profession of faith and an invitation to prayer. In making the Sign of the Cross, we place ourselves consciously in the presence of God and remember the mystery at the heart of our faith.</w:t>
+      </w:r>
+    </w:p>
+    <w:p>
+      <w:pPr>
+        <w:jc w:val="center"/>
+        <w:sectPr>
+          <w:type w:val="oddPage"/>
+          <w:pgSz w:w="7920" w:h="12240" w:code="6"/>
+          <w:pgMar w:top="1080" w:right="864" w:bottom="1080" w:left="1152" w:header="576" w:footer="576" w:gutter="0"/>
+          <w:cols w:space="720"/>
+          <w:titlePg/>
+          <w:docGrid w:linePitch="360"/>
+        </w:sectPr>
+      </w:pPr>
     </w:p>
     <w:p>
       <w:pPr>
@@ -5756,7 +5803,7 @@
       <w:pPr>
         <w:pStyle w:val="SPPrayerTitle"/>
       </w:pPr>
-      <w:bookmarkStart w:id="12" w:name="_Toc240260242"/>
+      <w:bookmarkStart w:id="12" w:name="_Toc240351967"/>
       <w:r>
         <w:t>The Our Father</w:t>
       </w:r>
@@ -6155,15 +6202,7 @@
         <w:t>Your</w:t>
       </w:r>
       <w:r>
-        <w:t xml:space="preserve"> kingdom come. Give us each day our daily bread; and forgive us our sins, for we ourselves forgive </w:t>
-      </w:r>
-      <w:proofErr w:type="spellStart"/>
-      <w:r>
-        <w:t>every one</w:t>
-      </w:r>
-      <w:proofErr w:type="spellEnd"/>
-      <w:r>
-        <w:t xml:space="preserve"> who is indebted to us; and lead us not into temptation.</w:t>
+        <w:t xml:space="preserve"> kingdom come. Give us each day our daily bread; and forgive us our sins, for we ourselves forgive every one who is indebted to us; and lead us not into temptation.</w:t>
       </w:r>
       <w:r>
         <w:t>”</w:t>
@@ -6240,7 +6279,6 @@
       <w:r>
         <w:t xml:space="preserve">. It is </w:t>
       </w:r>
-      <w:proofErr w:type="spellStart"/>
       <w:r>
         <w:rPr>
           <w:i/>
@@ -6248,7 +6286,6 @@
         </w:rPr>
         <w:t>our</w:t>
       </w:r>
-      <w:proofErr w:type="spellEnd"/>
       <w:r>
         <w:t>.</w:t>
       </w:r>
@@ -6460,7 +6497,7 @@
       <w:pPr>
         <w:pStyle w:val="SPPrayerTitle"/>
       </w:pPr>
-      <w:bookmarkStart w:id="13" w:name="_Toc240260243"/>
+      <w:bookmarkStart w:id="13" w:name="_Toc240351968"/>
       <w:r>
         <w:t xml:space="preserve">The Hail </w:t>
       </w:r>
@@ -7321,7 +7358,7 @@
       <w:pPr>
         <w:pStyle w:val="SPPrayerTitle"/>
       </w:pPr>
-      <w:bookmarkStart w:id="14" w:name="_Toc240260244"/>
+      <w:bookmarkStart w:id="14" w:name="_Toc240351969"/>
       <w:r>
         <w:t>The Glory Be</w:t>
       </w:r>
@@ -8225,7 +8262,7 @@
       <w:pPr>
         <w:pStyle w:val="SPPrayerTitle"/>
       </w:pPr>
-      <w:bookmarkStart w:id="15" w:name="_Toc240260245"/>
+      <w:bookmarkStart w:id="15" w:name="_Toc240351970"/>
       <w:r>
         <w:t>Act of Contrition</w:t>
       </w:r>
@@ -8785,12 +8822,12 @@
           <w:docGrid w:linePitch="360"/>
         </w:sectPr>
       </w:pPr>
-      <w:bookmarkStart w:id="16" w:name="_Toc240260246"/>
     </w:p>
     <w:p>
       <w:pPr>
         <w:pStyle w:val="SPPrayerTitle"/>
       </w:pPr>
+      <w:bookmarkStart w:id="16" w:name="_Toc240351971"/>
       <w:r>
         <w:lastRenderedPageBreak/>
         <w:t>Closing Thoughts</w:t>
@@ -9087,7 +9124,7 @@
       <w:pPr>
         <w:pStyle w:val="SPSectionTitle"/>
       </w:pPr>
-      <w:bookmarkStart w:id="17" w:name="_Toc240260247"/>
+      <w:bookmarkStart w:id="17" w:name="_Toc240351972"/>
       <w:r>
         <w:lastRenderedPageBreak/>
         <w:t xml:space="preserve">Part </w:t>
@@ -9317,7 +9354,7 @@
       <w:pPr>
         <w:pStyle w:val="SPPrayerTitle"/>
       </w:pPr>
-      <w:bookmarkStart w:id="18" w:name="_Toc240260248"/>
+      <w:bookmarkStart w:id="18" w:name="_Toc240351973"/>
       <w:r>
         <w:t>The Benedictus</w:t>
       </w:r>
@@ -11023,7 +11060,7 @@
       <w:pPr>
         <w:pStyle w:val="SPPrayerTitle"/>
       </w:pPr>
-      <w:bookmarkStart w:id="19" w:name="_Toc240260249"/>
+      <w:bookmarkStart w:id="19" w:name="_Toc240351974"/>
       <w:r>
         <w:t>The Magnificat</w:t>
       </w:r>
@@ -11151,15 +11188,7 @@
         <w:pStyle w:val="SPPrayerEnglish"/>
       </w:pPr>
       <w:r>
-        <w:t xml:space="preserve">for he has looked with </w:t>
-      </w:r>
-      <w:proofErr w:type="spellStart"/>
-      <w:r>
-        <w:t>favor</w:t>
-      </w:r>
-      <w:proofErr w:type="spellEnd"/>
-      <w:r>
-        <w:t xml:space="preserve"> on his lowly servant.</w:t>
+        <w:t>for he has looked with favor on his lowly servant.</w:t>
       </w:r>
       <w:r>
         <w:br/>
@@ -12303,7 +12332,7 @@
       <w:pPr>
         <w:pStyle w:val="SPPrayerTitle"/>
       </w:pPr>
-      <w:bookmarkStart w:id="20" w:name="_Toc240260250"/>
+      <w:bookmarkStart w:id="20" w:name="_Toc240351975"/>
       <w:r>
         <w:t>Nunc Dimit</w:t>
       </w:r>
@@ -13035,7 +13064,7 @@
       <w:pPr>
         <w:pStyle w:val="SPPrayerTitle"/>
       </w:pPr>
-      <w:bookmarkStart w:id="21" w:name="_Toc240260251"/>
+      <w:bookmarkStart w:id="21" w:name="_Toc240351976"/>
       <w:r>
         <w:lastRenderedPageBreak/>
         <w:t>Closing Thoughts</w:t>
@@ -13237,7 +13266,7 @@
       <w:pPr>
         <w:pStyle w:val="SPSectionTitle"/>
       </w:pPr>
-      <w:bookmarkStart w:id="22" w:name="_Toc240260252"/>
+      <w:bookmarkStart w:id="22" w:name="_Toc240351977"/>
       <w:r>
         <w:lastRenderedPageBreak/>
         <w:t xml:space="preserve">Part </w:t>
@@ -13462,21 +13491,13 @@
     </w:p>
     <w:p>
       <w:pPr>
-        <w:pStyle w:val="SPBodyText"/>
-      </w:pPr>
-      <w:r>
+        <w:jc w:val="center"/>
+      </w:pPr>
+      <w:r>
+        <w:rPr>
+          <w:rFonts w:ascii="Segoe UI Symbol" w:hAnsi="Segoe UI Symbol" w:cs="Segoe UI Symbol"/>
+        </w:rPr>
         <w:lastRenderedPageBreak/>
-        <w:tab/>
-      </w:r>
-    </w:p>
-    <w:p>
-      <w:pPr>
-        <w:jc w:val="center"/>
-      </w:pPr>
-      <w:r>
-        <w:rPr>
-          <w:rFonts w:ascii="Segoe UI Symbol" w:hAnsi="Segoe UI Symbol" w:cs="Segoe UI Symbol"/>
-        </w:rPr>
         <w:t>✠</w:t>
       </w:r>
     </w:p>
@@ -13489,15 +13510,9 @@
       <w:pPr>
         <w:pStyle w:val="SPPrayerTitle"/>
       </w:pPr>
-      <w:bookmarkStart w:id="23" w:name="_Toc240260253"/>
-      <w:r>
-        <w:t xml:space="preserve">Morning </w:t>
-      </w:r>
-      <w:r>
-        <w:t>O</w:t>
-      </w:r>
-      <w:r>
-        <w:t>ffering</w:t>
+      <w:bookmarkStart w:id="23" w:name="_Toc240351978"/>
+      <w:r>
+        <w:t>Morning Offering</w:t>
       </w:r>
       <w:bookmarkEnd w:id="23"/>
     </w:p>
@@ -13586,82 +13601,10 @@
     <w:p>
       <w:pPr>
         <w:pStyle w:val="SPBodyText"/>
-      </w:pPr>
-      <w:r>
-        <w:lastRenderedPageBreak/>
-        <w:t>The Morning Offering also reminds us that prayer is not something separated from the rest of the day.</w:t>
-      </w:r>
-    </w:p>
-    <w:p>
-      <w:pPr>
-        <w:pStyle w:val="SPBodyText"/>
-      </w:pPr>
-      <w:r>
-        <w:t>We do not pray and then leave prayer behind.</w:t>
-      </w:r>
-      <w:r>
-        <w:t xml:space="preserve"> We carry our prayer into our work, our families and our responsibilities. </w:t>
-      </w:r>
-    </w:p>
-    <w:p>
-      <w:pPr>
-        <w:pStyle w:val="SPBodyText"/>
-      </w:pPr>
-    </w:p>
-    <w:p>
-      <w:pPr>
-        <w:pStyle w:val="SPBodyText"/>
-      </w:pPr>
-      <w:r>
-        <w:t>When the day goes differently from what we expected, the offering remains.</w:t>
-      </w:r>
-      <w:r>
-        <w:t xml:space="preserve"> Whether we succeed, struggle and fall at times, we have the opportunity to begin again.</w:t>
-      </w:r>
-    </w:p>
-    <w:p>
-      <w:pPr>
-        <w:pStyle w:val="SPBodyText"/>
-      </w:pPr>
-    </w:p>
-    <w:p>
-      <w:pPr>
-        <w:pStyle w:val="SPBodyText"/>
-      </w:pPr>
-      <w:r>
-        <w:t xml:space="preserve">The Morning Offering is therefore more than a prayer said once in the morning. It is an invitation to </w:t>
-      </w:r>
-      <w:r>
-        <w:t>live the day consciously in the presence of God.</w:t>
-      </w:r>
-    </w:p>
-    <w:p>
-      <w:pPr>
-        <w:pStyle w:val="SPBodyText"/>
-      </w:pPr>
-      <w:r>
-        <w:t xml:space="preserve">Begin </w:t>
-      </w:r>
-      <w:r>
-        <w:t>your</w:t>
-      </w:r>
-      <w:r>
-        <w:t xml:space="preserve"> day by offering it.</w:t>
-      </w:r>
-    </w:p>
-    <w:p>
-      <w:pPr>
-        <w:pStyle w:val="SPBodyText"/>
-      </w:pPr>
-    </w:p>
-    <w:p>
-      <w:pPr>
-        <w:pStyle w:val="SPBodyText"/>
-      </w:pPr>
-    </w:p>
-    <w:p>
-      <w:pPr>
-        <w:pStyle w:val="SPPrayerTitle"/>
+        <w:rPr>
+          <w:b/>
+          <w:bCs/>
+        </w:rPr>
         <w:sectPr>
           <w:type w:val="oddPage"/>
           <w:pgSz w:w="7920" w:h="12240" w:code="6"/>
@@ -13675,10 +13618,12 @@
     <w:p>
       <w:pPr>
         <w:pStyle w:val="SPLanguage"/>
-        <w:spacing w:before="600"/>
       </w:pPr>
       <w:r>
         <w:lastRenderedPageBreak/>
+        <w:tab/>
+      </w:r>
+      <w:r>
         <w:t>ENGLISH</w:t>
       </w:r>
     </w:p>
@@ -14439,7 +14384,7 @@
       <w:pPr>
         <w:pStyle w:val="SPPrayerTitle"/>
       </w:pPr>
-      <w:bookmarkStart w:id="24" w:name="_Toc240260254"/>
+      <w:bookmarkStart w:id="24" w:name="_Toc240351979"/>
       <w:r>
         <w:t>The Angelus</w:t>
       </w:r>
@@ -14573,6 +14518,19 @@
     <w:p>
       <w:pPr>
         <w:pStyle w:val="SPBodyText"/>
+      </w:pPr>
+    </w:p>
+    <w:p>
+      <w:pPr>
+        <w:pStyle w:val="SPBodyText"/>
+        <w:sectPr>
+          <w:type w:val="oddPage"/>
+          <w:pgSz w:w="7920" w:h="12240" w:code="6"/>
+          <w:pgMar w:top="1080" w:right="864" w:bottom="1080" w:left="1152" w:header="576" w:footer="576" w:gutter="0"/>
+          <w:cols w:space="720"/>
+          <w:titlePg/>
+          <w:docGrid w:linePitch="360"/>
+        </w:sectPr>
       </w:pPr>
     </w:p>
     <w:p>
@@ -15086,21 +15044,13 @@
         <w:t>;</w:t>
       </w:r>
       <w:r>
-        <w:t xml:space="preserve"> we have beheld his glory, glory as the </w:t>
-      </w:r>
-      <w:proofErr w:type="gramStart"/>
-      <w:r>
-        <w:t>only</w:t>
+        <w:t xml:space="preserve"> we have beheld his glory, glory as the only</w:t>
       </w:r>
       <w:r>
         <w:t>-</w:t>
       </w:r>
       <w:r>
-        <w:t>begotten</w:t>
-      </w:r>
-      <w:proofErr w:type="gramEnd"/>
-      <w:r>
-        <w:t xml:space="preserve"> Son from the Father.</w:t>
+        <w:t>begotten Son from the Father.</w:t>
       </w:r>
     </w:p>
     <w:p>
@@ -15712,7 +15662,7 @@
       <w:pPr>
         <w:pStyle w:val="SPPrayerTitle"/>
       </w:pPr>
-      <w:bookmarkStart w:id="25" w:name="_Toc240260255"/>
+      <w:bookmarkStart w:id="25" w:name="_Toc240351980"/>
       <w:r>
         <w:t>Anima Christi</w:t>
       </w:r>
@@ -16499,7 +16449,7 @@
       <w:pPr>
         <w:pStyle w:val="SPPrayerTitle"/>
       </w:pPr>
-      <w:bookmarkStart w:id="26" w:name="_Toc240260256"/>
+      <w:bookmarkStart w:id="26" w:name="_Toc240351981"/>
       <w:r>
         <w:t>Guardian Angel Prayer</w:t>
       </w:r>
@@ -16875,14 +16825,7 @@
           <w:b/>
           <w:bCs/>
         </w:rPr>
-        <w:t>The Care We Cannot Always See</w:t>
-      </w:r>
-      <w:r>
-        <w:rPr>
-          <w:b/>
-          <w:bCs/>
-        </w:rPr>
-        <w:t>.</w:t>
+        <w:t>The Care We Cannot Always See.</w:t>
       </w:r>
     </w:p>
     <w:p>
@@ -16976,6 +16919,118 @@
       <w:r>
         <w:t xml:space="preserve"> when we do not know which path to take.</w:t>
       </w:r>
+    </w:p>
+    <w:p>
+      <w:pPr>
+        <w:pStyle w:val="SPBodyText"/>
+        <w:sectPr>
+          <w:type w:val="oddPage"/>
+          <w:pgSz w:w="7920" w:h="12240" w:code="6"/>
+          <w:pgMar w:top="1080" w:right="864" w:bottom="1080" w:left="1152" w:header="576" w:footer="576" w:gutter="0"/>
+          <w:cols w:space="720"/>
+          <w:titlePg/>
+          <w:docGrid w:linePitch="360"/>
+        </w:sectPr>
+      </w:pPr>
+    </w:p>
+    <w:p>
+      <w:pPr>
+        <w:pStyle w:val="SPBodyText"/>
+      </w:pPr>
+      <w:r>
+        <w:lastRenderedPageBreak/>
+        <w:t>The presence of a guardian angel does not mean that we will never suffer, make mistakes, or encounter danger. Rather, it reminds us that God's providence remains with us even in those moments. His care is often quiet. Sometimes we may recognise it only afterwards.</w:t>
+      </w:r>
+    </w:p>
+    <w:p>
+      <w:pPr>
+        <w:pStyle w:val="SPBodyText"/>
+      </w:pPr>
+      <w:r>
+        <w:t>There are moments when we may look back upon our lives and wonder how we came through a particular trial, why a certain path opened before us, or why another was closed. We cannot always know what unseen help accompanied us.</w:t>
+      </w:r>
+    </w:p>
+    <w:p>
+      <w:pPr>
+        <w:pStyle w:val="SPBodyText"/>
+      </w:pPr>
+    </w:p>
+    <w:p>
+      <w:pPr>
+        <w:pStyle w:val="SPBodyText"/>
+      </w:pPr>
+      <w:r>
+        <w:t>But we can trust the One who sees what we cannot.</w:t>
+      </w:r>
+    </w:p>
+    <w:p>
+      <w:pPr>
+        <w:pStyle w:val="SPBodyText"/>
+      </w:pPr>
+    </w:p>
+    <w:p>
+      <w:pPr>
+        <w:pStyle w:val="SPBodyText"/>
+      </w:pPr>
+      <w:r>
+        <w:t xml:space="preserve">The Guardian Angel Prayer therefore becomes more than a prayer we learned as children. It becomes a prayer of </w:t>
+      </w:r>
+      <w:r>
+        <w:t>trust.</w:t>
+      </w:r>
+    </w:p>
+    <w:p>
+      <w:pPr>
+        <w:pStyle w:val="SPBodyText"/>
+      </w:pPr>
+      <w:r>
+        <w:t>At the beginning of the day, we can entrust ourselves to God’s care</w:t>
+      </w:r>
+    </w:p>
+    <w:p>
+      <w:pPr>
+        <w:pStyle w:val="SPBodyText"/>
+      </w:pPr>
+      <w:r>
+        <w:t>When we are uncertain, we can ask for guidance.</w:t>
+      </w:r>
+      <w:r>
+        <w:br/>
+        <w:t>When we are afraid, we can remember that we are not abandoned.</w:t>
+      </w:r>
+      <w:r>
+        <w:br/>
+        <w:t>And at the end of the day, we can give thanks for the protection we may never have noticed.</w:t>
+      </w:r>
+    </w:p>
+    <w:p>
+      <w:pPr>
+        <w:pStyle w:val="SPBodyText"/>
+      </w:pPr>
+      <w:r>
+        <w:t>The prayer is short enough to say in a moment.</w:t>
+      </w:r>
+    </w:p>
+    <w:p>
+      <w:pPr>
+        <w:pStyle w:val="SPBodyText"/>
+      </w:pPr>
+      <w:r>
+        <w:t>But the truth it teaches us is worth carrying throughout a lifetime:</w:t>
+      </w:r>
+    </w:p>
+    <w:p>
+      <w:pPr>
+        <w:pStyle w:val="SPBodyText"/>
+      </w:pPr>
+      <w:r>
+        <w:t>God is near. His care surrounds us. And we never walk this life alone.</w:t>
+      </w:r>
+    </w:p>
+    <w:p>
+      <w:pPr>
+        <w:pStyle w:val="SPBodyText"/>
+      </w:pPr>
     </w:p>
     <w:p>
       <w:pPr>
@@ -16992,105 +17047,6 @@
     </w:p>
     <w:p>
       <w:pPr>
-        <w:pStyle w:val="SPBodyText"/>
-      </w:pPr>
-      <w:r>
-        <w:lastRenderedPageBreak/>
-        <w:t>The presence of a guardian angel does not mean that we will never suffer, make mistakes, or encounter danger. Rather, it reminds us that God's providence remains with us even in those moments. His care is often quiet. Sometimes we may recognise it only afterwards.</w:t>
-      </w:r>
-    </w:p>
-    <w:p>
-      <w:pPr>
-        <w:pStyle w:val="SPBodyText"/>
-      </w:pPr>
-      <w:r>
-        <w:t>There are moments when we may look back upon our lives and wonder how we came through a particular trial, why a certain path opened before us, or why another was closed. We cannot always know what unseen help accompanied us.</w:t>
-      </w:r>
-    </w:p>
-    <w:p>
-      <w:pPr>
-        <w:pStyle w:val="SPBodyText"/>
-      </w:pPr>
-    </w:p>
-    <w:p>
-      <w:pPr>
-        <w:pStyle w:val="SPBodyText"/>
-      </w:pPr>
-      <w:r>
-        <w:t>But we can trust the One who sees what we cannot.</w:t>
-      </w:r>
-    </w:p>
-    <w:p>
-      <w:pPr>
-        <w:pStyle w:val="SPBodyText"/>
-      </w:pPr>
-    </w:p>
-    <w:p>
-      <w:pPr>
-        <w:pStyle w:val="SPBodyText"/>
-      </w:pPr>
-      <w:r>
-        <w:t xml:space="preserve">The Guardian Angel Prayer therefore becomes more than a prayer we learned as children. It becomes a prayer of </w:t>
-      </w:r>
-      <w:r>
-        <w:t>trust.</w:t>
-      </w:r>
-    </w:p>
-    <w:p>
-      <w:pPr>
-        <w:pStyle w:val="SPBodyText"/>
-      </w:pPr>
-      <w:r>
-        <w:t>At the beginning of the day, we can entrust ourselves to God’s care</w:t>
-      </w:r>
-    </w:p>
-    <w:p>
-      <w:pPr>
-        <w:pStyle w:val="SPBodyText"/>
-      </w:pPr>
-      <w:r>
-        <w:t>When we are uncertain, we can ask for guidance.</w:t>
-      </w:r>
-      <w:r>
-        <w:br/>
-        <w:t>When we are afraid, we can remember that we are not abandoned.</w:t>
-      </w:r>
-      <w:r>
-        <w:br/>
-        <w:t>And at the end of the day, we can give thanks for the protection we may never have noticed.</w:t>
-      </w:r>
-    </w:p>
-    <w:p>
-      <w:pPr>
-        <w:pStyle w:val="SPBodyText"/>
-      </w:pPr>
-      <w:r>
-        <w:t>The prayer is short enough to say in a moment.</w:t>
-      </w:r>
-    </w:p>
-    <w:p>
-      <w:pPr>
-        <w:pStyle w:val="SPBodyText"/>
-      </w:pPr>
-      <w:r>
-        <w:t>But the truth it teaches us is worth carrying throughout a lifetime:</w:t>
-      </w:r>
-    </w:p>
-    <w:p>
-      <w:pPr>
-        <w:pStyle w:val="SPBodyText"/>
-      </w:pPr>
-      <w:r>
-        <w:t>God is near. His care surrounds us. And we never walk this life alone.</w:t>
-      </w:r>
-    </w:p>
-    <w:p>
-      <w:pPr>
-        <w:pStyle w:val="SPBodyText"/>
-      </w:pPr>
-    </w:p>
-    <w:p>
-      <w:pPr>
         <w:jc w:val="center"/>
       </w:pPr>
       <w:r>
@@ -17110,21 +17066,9 @@
       <w:pPr>
         <w:pStyle w:val="SPPrayerTitle"/>
       </w:pPr>
-      <w:bookmarkStart w:id="27" w:name="_Toc240260257"/>
-      <w:r>
-        <w:t xml:space="preserve">Prayer for the </w:t>
-      </w:r>
-      <w:r>
-        <w:t>F</w:t>
-      </w:r>
-      <w:r>
-        <w:t xml:space="preserve">aithful </w:t>
-      </w:r>
-      <w:r>
-        <w:t>D</w:t>
-      </w:r>
-      <w:r>
-        <w:t>eparted</w:t>
+      <w:bookmarkStart w:id="27" w:name="_Toc240351982"/>
+      <w:r>
+        <w:t>Prayer for the Faithful Departed</w:t>
       </w:r>
       <w:bookmarkEnd w:id="27"/>
     </w:p>
@@ -17176,7 +17120,7 @@
     </w:p>
     <w:p>
       <w:pPr>
-        <w:pStyle w:val="SPBodyText"/>
+        <w:pStyle w:val="SPScripture"/>
         <w:sectPr>
           <w:type w:val="oddPage"/>
           <w:pgSz w:w="7920" w:h="12240" w:code="6"/>
@@ -17695,7 +17639,7 @@
       <w:pPr>
         <w:pStyle w:val="SPPrayerTitle"/>
       </w:pPr>
-      <w:bookmarkStart w:id="28" w:name="_Toc240260258"/>
+      <w:bookmarkStart w:id="28" w:name="_Toc240351983"/>
       <w:r>
         <w:t xml:space="preserve">Divine  </w:t>
       </w:r>
@@ -18301,7 +18245,7 @@
       <w:pPr>
         <w:pStyle w:val="SPPrayerTitle"/>
       </w:pPr>
-      <w:bookmarkStart w:id="29" w:name="_Toc240260259"/>
+      <w:bookmarkStart w:id="29" w:name="_Toc240351984"/>
       <w:r>
         <w:t xml:space="preserve">Night </w:t>
       </w:r>
@@ -18759,14 +18703,6 @@
     <w:p>
       <w:pPr>
         <w:pStyle w:val="SPBodyText"/>
-      </w:pPr>
-      <w:r>
-        <w:t>May the end of each day become more than simply the moment when we close our eyes. May it become a small act of faith — a quiet acknowledgement that God has been with us throughout the day, and that He will remain with us through the night.</w:t>
-      </w:r>
-    </w:p>
-    <w:p>
-      <w:pPr>
-        <w:pStyle w:val="SPBodyText"/>
         <w:sectPr>
           <w:type w:val="oddPage"/>
           <w:pgSz w:w="7920" w:h="12240" w:code="6"/>
@@ -18777,17 +18713,24 @@
         </w:sectPr>
       </w:pPr>
       <w:r>
+        <w:t>May the end of each day become more than simply the moment when we close our eyes. May it become a small act of faith — a quiet acknowledgement that God has been with us throughout the day, and that He will remain with us through the night.</w:t>
+      </w:r>
+    </w:p>
+    <w:p>
+      <w:pPr>
+        <w:pStyle w:val="SPBodyText"/>
+      </w:pPr>
+    </w:p>
+    <w:p>
+      <w:pPr>
+        <w:pStyle w:val="SPPrayerTitle"/>
+      </w:pPr>
+      <w:r>
         <w:t xml:space="preserve"> </w:t>
       </w:r>
-    </w:p>
-    <w:p>
-      <w:pPr>
-        <w:pStyle w:val="SPPrayerTitle"/>
-      </w:pPr>
       <w:bookmarkStart w:id="30" w:name="_Toc238726594"/>
-      <w:bookmarkStart w:id="31" w:name="_Toc240260260"/>
-      <w:r>
-        <w:lastRenderedPageBreak/>
+      <w:bookmarkStart w:id="31" w:name="_Toc240351985"/>
+      <w:r>
         <w:t>Closing Thoughts</w:t>
       </w:r>
       <w:bookmarkEnd w:id="30"/>
@@ -18909,78 +18852,6 @@
         </w:rPr>
         <w:t>✠</w:t>
       </w:r>
-    </w:p>
-    <w:p>
-      <w:pPr>
-        <w:pStyle w:val="SPBodyText"/>
-        <w:sectPr>
-          <w:type w:val="evenPage"/>
-          <w:pgSz w:w="7920" w:h="12240" w:code="6"/>
-          <w:pgMar w:top="1080" w:right="864" w:bottom="1080" w:left="1152" w:header="576" w:footer="576" w:gutter="0"/>
-          <w:cols w:space="720"/>
-          <w:titlePg/>
-          <w:docGrid w:linePitch="360"/>
-        </w:sectPr>
-      </w:pPr>
-    </w:p>
-    <w:p>
-      <w:pPr>
-        <w:pStyle w:val="SPSectionTitle"/>
-      </w:pPr>
-      <w:bookmarkStart w:id="32" w:name="_Toc240260261"/>
-      <w:r>
-        <w:lastRenderedPageBreak/>
-        <w:t xml:space="preserve">Part </w:t>
-      </w:r>
-      <w:r>
-        <w:t>I</w:t>
-      </w:r>
-      <w:r>
-        <w:t>V</w:t>
-      </w:r>
-      <w:r>
-        <w:t xml:space="preserve"> </w:t>
-      </w:r>
-      <w:r>
-        <w:t>-</w:t>
-      </w:r>
-      <w:r>
-        <w:t xml:space="preserve"> Prayers of Protection and </w:t>
-      </w:r>
-      <w:r>
-        <w:t>I</w:t>
-      </w:r>
-      <w:r>
-        <w:t>ntercession</w:t>
-      </w:r>
-      <w:bookmarkEnd w:id="32"/>
-    </w:p>
-    <w:p>
-      <w:pPr>
-        <w:pStyle w:val="SPBodyText"/>
-      </w:pPr>
-      <w:r>
-        <w:t>Throughout the Christian life, we are reminded that we do not walk alone. The Church invites us to seek the intercession of the saints, who have gone before us in faith and now share in the glory of God.</w:t>
-      </w:r>
-    </w:p>
-    <w:p>
-      <w:pPr>
-        <w:pStyle w:val="SPBodyText"/>
-      </w:pPr>
-      <w:r>
-        <w:t>These prayers turn our hearts toward God while asking the saints and angels to intercede for us in particular needs</w:t>
-      </w:r>
-      <w:r>
-        <w:t>;</w:t>
-      </w:r>
-      <w:r>
-        <w:t xml:space="preserve"> for protection, guidance, strength, safe journeys, and perseverance in faith.</w:t>
-      </w:r>
-    </w:p>
-    <w:p>
-      <w:pPr>
-        <w:pStyle w:val="SPBodyText"/>
-      </w:pPr>
     </w:p>
     <w:p>
       <w:pPr>
@@ -18994,6 +18865,78 @@
           <w:docGrid w:linePitch="360"/>
         </w:sectPr>
       </w:pPr>
+    </w:p>
+    <w:p>
+      <w:pPr>
+        <w:pStyle w:val="SPSectionTitle"/>
+      </w:pPr>
+      <w:bookmarkStart w:id="32" w:name="_Toc240351986"/>
+      <w:r>
+        <w:lastRenderedPageBreak/>
+        <w:t xml:space="preserve">Part </w:t>
+      </w:r>
+      <w:r>
+        <w:t>I</w:t>
+      </w:r>
+      <w:r>
+        <w:t>V</w:t>
+      </w:r>
+      <w:r>
+        <w:t xml:space="preserve"> </w:t>
+      </w:r>
+      <w:r>
+        <w:t>-</w:t>
+      </w:r>
+      <w:r>
+        <w:t xml:space="preserve"> Prayers of Protection and </w:t>
+      </w:r>
+      <w:r>
+        <w:t>I</w:t>
+      </w:r>
+      <w:r>
+        <w:t>ntercession</w:t>
+      </w:r>
+      <w:bookmarkEnd w:id="32"/>
+    </w:p>
+    <w:p>
+      <w:pPr>
+        <w:pStyle w:val="SPBodyText"/>
+      </w:pPr>
+      <w:r>
+        <w:t>Throughout the Christian life, we are reminded that we do not walk alone. The Church invites us to seek the intercession of the saints, who have gone before us in faith and now share in the glory of God.</w:t>
+      </w:r>
+    </w:p>
+    <w:p>
+      <w:pPr>
+        <w:pStyle w:val="SPBodyText"/>
+      </w:pPr>
+      <w:r>
+        <w:t>These prayers turn our hearts toward God while asking the saints and angels to intercede for us in particular needs</w:t>
+      </w:r>
+      <w:r>
+        <w:t>;</w:t>
+      </w:r>
+      <w:r>
+        <w:t xml:space="preserve"> for protection, guidance, strength, safe journeys, and perseverance in faith.</w:t>
+      </w:r>
+    </w:p>
+    <w:p>
+      <w:pPr>
+        <w:pStyle w:val="SPBodyText"/>
+      </w:pPr>
+    </w:p>
+    <w:p>
+      <w:pPr>
+        <w:pStyle w:val="SPBodyText"/>
+        <w:sectPr>
+          <w:type w:val="oddPage"/>
+          <w:pgSz w:w="7920" w:h="12240" w:code="6"/>
+          <w:pgMar w:top="1080" w:right="864" w:bottom="1080" w:left="1152" w:header="576" w:footer="576" w:gutter="0"/>
+          <w:cols w:space="720"/>
+          <w:titlePg/>
+          <w:docGrid w:linePitch="360"/>
+        </w:sectPr>
+      </w:pPr>
       <w:r>
         <w:t>May these prayers remind us that God's grace is always near, and that the communion of saints surrounds us with a witness of faith, hope, and love.</w:t>
       </w:r>
@@ -19014,7 +18957,7 @@
       <w:pPr>
         <w:pStyle w:val="SPPrayerTitle"/>
       </w:pPr>
-      <w:bookmarkStart w:id="33" w:name="_Toc240260262"/>
+      <w:bookmarkStart w:id="33" w:name="_Toc240351987"/>
       <w:r>
         <w:t>Saint Michael the Archangel</w:t>
       </w:r>
@@ -19562,7 +19505,7 @@
       <w:pPr>
         <w:pStyle w:val="SPPrayerTitle"/>
       </w:pPr>
-      <w:bookmarkStart w:id="34" w:name="_Toc240260263"/>
+      <w:bookmarkStart w:id="34" w:name="_Toc240351988"/>
       <w:r>
         <w:t xml:space="preserve">Saint </w:t>
       </w:r>
@@ -20087,21 +20030,13 @@
         <w:pStyle w:val="SPScripture"/>
       </w:pPr>
       <w:r>
-        <w:t xml:space="preserve">Be sober, be watchful. Your adversary the devil prowls around like a roaring lion, seeking </w:t>
-      </w:r>
-      <w:proofErr w:type="spellStart"/>
-      <w:r>
-        <w:t>some</w:t>
+        <w:t>Be sober, be watchful. Your adversary the devil prowls around like a roaring lion, seeking some</w:t>
       </w:r>
       <w:r>
         <w:t xml:space="preserve"> </w:t>
       </w:r>
       <w:r>
-        <w:t>one</w:t>
-      </w:r>
-      <w:proofErr w:type="spellEnd"/>
-      <w:r>
-        <w:t xml:space="preserve"> to devour. Resist him, firm in your faith, knowing that the same experience of suffering is required of your brotherhood throughout the world.</w:t>
+        <w:t>one to devour. Resist him, firm in your faith, knowing that the same experience of suffering is required of your brotherhood throughout the world.</w:t>
       </w:r>
     </w:p>
     <w:p>
@@ -20372,7 +20307,7 @@
       <w:pPr>
         <w:pStyle w:val="SPPrayerTitle"/>
       </w:pPr>
-      <w:bookmarkStart w:id="35" w:name="_Toc240260264"/>
+      <w:bookmarkStart w:id="35" w:name="_Toc240351989"/>
       <w:r>
         <w:t xml:space="preserve">Saint </w:t>
       </w:r>
@@ -21272,7 +21207,7 @@
       <w:pPr>
         <w:pStyle w:val="SPPrayerTitle"/>
       </w:pPr>
-      <w:bookmarkStart w:id="36" w:name="_Toc240260265"/>
+      <w:bookmarkStart w:id="36" w:name="_Toc240351990"/>
       <w:r>
         <w:t xml:space="preserve">Saint </w:t>
       </w:r>
@@ -22042,7 +21977,7 @@
       <w:pPr>
         <w:pStyle w:val="SPPrayerTitle"/>
       </w:pPr>
-      <w:bookmarkStart w:id="37" w:name="_Toc240260266"/>
+      <w:bookmarkStart w:id="37" w:name="_Toc240351991"/>
       <w:r>
         <w:t xml:space="preserve">Saint </w:t>
       </w:r>
@@ -22819,7 +22754,7 @@
       <w:pPr>
         <w:pStyle w:val="SPPrayerTitle"/>
       </w:pPr>
-      <w:bookmarkStart w:id="38" w:name="_Toc240260267"/>
+      <w:bookmarkStart w:id="38" w:name="_Toc240351992"/>
       <w:r>
         <w:lastRenderedPageBreak/>
         <w:t>Closing Thoughts</w:t>
@@ -22968,6 +22903,136 @@
       </w:r>
       <w:r>
         <w:t>.</w:t>
+      </w:r>
+    </w:p>
+    <w:p>
+      <w:pPr>
+        <w:pStyle w:val="SPBodyText"/>
+        <w:sectPr>
+          <w:type w:val="oddPage"/>
+          <w:pgSz w:w="7920" w:h="12240" w:code="6"/>
+          <w:pgMar w:top="1080" w:right="864" w:bottom="1080" w:left="1152" w:header="576" w:footer="576" w:gutter="0"/>
+          <w:cols w:space="720"/>
+          <w:titlePg/>
+          <w:docGrid w:linePitch="360"/>
+        </w:sectPr>
+      </w:pPr>
+    </w:p>
+    <w:p>
+      <w:pPr>
+        <w:pStyle w:val="SPBodyText"/>
+      </w:pPr>
+      <w:r>
+        <w:lastRenderedPageBreak/>
+        <w:t xml:space="preserve">We do not pray to the saints as though they were the source of grace. We ask them to pray </w:t>
+      </w:r>
+      <w:r>
+        <w:rPr>
+          <w:b/>
+          <w:bCs/>
+        </w:rPr>
+        <w:t>with us and for us</w:t>
+      </w:r>
+      <w:r>
+        <w:t>, trusting in the communion that unites the Church on earth with those who have gone before us.</w:t>
+      </w:r>
+    </w:p>
+    <w:p>
+      <w:pPr>
+        <w:pStyle w:val="SPBodyText"/>
+      </w:pPr>
+    </w:p>
+    <w:p>
+      <w:pPr>
+        <w:pStyle w:val="SPBodyText"/>
+      </w:pPr>
+      <w:r>
+        <w:t>Protection.</w:t>
+      </w:r>
+      <w:r>
+        <w:br/>
+        <w:t>Faithfulness.</w:t>
+      </w:r>
+      <w:r>
+        <w:br/>
+        <w:t>Service.</w:t>
+      </w:r>
+      <w:r>
+        <w:br/>
+        <w:t>Guidance.</w:t>
+      </w:r>
+      <w:r>
+        <w:br/>
+        <w:t>Perseverance.</w:t>
+      </w:r>
+    </w:p>
+    <w:p>
+      <w:pPr>
+        <w:pStyle w:val="SPBodyText"/>
+      </w:pPr>
+    </w:p>
+    <w:p>
+      <w:pPr>
+        <w:pStyle w:val="SPBodyText"/>
+      </w:pPr>
+      <w:r>
+        <w:t>These are not only things we ask for.</w:t>
+      </w:r>
+    </w:p>
+    <w:p>
+      <w:pPr>
+        <w:pStyle w:val="SPBodyText"/>
+      </w:pPr>
+      <w:r>
+        <w:t>They are ways we are called to live.</w:t>
+      </w:r>
+    </w:p>
+    <w:p>
+      <w:pPr>
+        <w:pStyle w:val="SPBodyText"/>
+      </w:pPr>
+      <w:r>
+        <w:t>And so, as these prayers come to an end, the journey does not.</w:t>
+      </w:r>
+    </w:p>
+    <w:p>
+      <w:pPr>
+        <w:pStyle w:val="SPBodyText"/>
+      </w:pPr>
+      <w:r>
+        <w:t>We carry these prayers with us — into our homes, our work, our journeys, our joys, and our difficulties.</w:t>
+      </w:r>
+    </w:p>
+    <w:p>
+      <w:pPr>
+        <w:pStyle w:val="SPBodyText"/>
+      </w:pPr>
+      <w:r>
+        <w:t>And now, having prayed with the Church, with Scripture, and with the saints, we come to the close of this volume.</w:t>
+      </w:r>
+    </w:p>
+    <w:p>
+      <w:pPr>
+        <w:pStyle w:val="SPBodyText"/>
+      </w:pPr>
+      <w:r>
+        <w:t>Not an ending, but a pause before the next prayer.</w:t>
+      </w:r>
+    </w:p>
+    <w:p>
+      <w:pPr>
+        <w:pStyle w:val="SPBodyText"/>
+      </w:pPr>
+    </w:p>
+    <w:p>
+      <w:pPr>
+        <w:jc w:val="center"/>
+      </w:pPr>
+      <w:r>
+        <w:rPr>
+          <w:rFonts w:ascii="Segoe UI Symbol" w:hAnsi="Segoe UI Symbol" w:cs="Segoe UI Symbol"/>
+        </w:rPr>
+        <w:t>✠</w:t>
       </w:r>
     </w:p>
     <w:p>
@@ -22987,123 +23052,139 @@
       <w:pPr>
         <w:pStyle w:val="SPBodyText"/>
       </w:pPr>
-      <w:r>
-        <w:lastRenderedPageBreak/>
-        <w:t xml:space="preserve">We do not pray to the saints as though they were the source of grace. We ask them to pray </w:t>
-      </w:r>
-      <w:r>
+    </w:p>
+    <w:p>
+      <w:pPr>
+        <w:pStyle w:val="SPSectionTitle"/>
+      </w:pPr>
+      <w:bookmarkStart w:id="39" w:name="_Toc240351993"/>
+      <w:r>
+        <w:t>Conclusion</w:t>
+      </w:r>
+      <w:bookmarkEnd w:id="39"/>
+    </w:p>
+    <w:p>
+      <w:pPr>
         <w:rPr>
           <w:b/>
           <w:bCs/>
         </w:rPr>
-        <w:t>with us and for us</w:t>
-      </w:r>
-      <w:r>
-        <w:t>, trusting in the communion that unites the Church on earth with those who have gone before us.</w:t>
-      </w:r>
-    </w:p>
-    <w:p>
-      <w:pPr>
-        <w:pStyle w:val="SPBodyText"/>
-      </w:pPr>
-    </w:p>
-    <w:p>
-      <w:pPr>
-        <w:pStyle w:val="SPBodyText"/>
-      </w:pPr>
-      <w:r>
-        <w:t>Protection.</w:t>
-      </w:r>
-      <w:r>
-        <w:br/>
-        <w:t>Faithfulness.</w:t>
-      </w:r>
-      <w:r>
-        <w:br/>
-        <w:t>Service.</w:t>
-      </w:r>
-      <w:r>
-        <w:br/>
-        <w:t>Guidance.</w:t>
-      </w:r>
-      <w:r>
-        <w:br/>
-        <w:t>Perseverance.</w:t>
-      </w:r>
-    </w:p>
-    <w:p>
-      <w:pPr>
-        <w:pStyle w:val="SPBodyText"/>
-      </w:pPr>
-    </w:p>
-    <w:p>
-      <w:pPr>
-        <w:pStyle w:val="SPBodyText"/>
-      </w:pPr>
-      <w:r>
-        <w:t>These are not only things we ask for.</w:t>
-      </w:r>
-    </w:p>
-    <w:p>
-      <w:pPr>
-        <w:pStyle w:val="SPBodyText"/>
-      </w:pPr>
-      <w:r>
-        <w:t>They are ways we are called to live.</w:t>
-      </w:r>
-    </w:p>
-    <w:p>
-      <w:pPr>
-        <w:pStyle w:val="SPBodyText"/>
-      </w:pPr>
-      <w:r>
-        <w:t>And so, as these prayers come to an end, the journey does not.</w:t>
-      </w:r>
-    </w:p>
-    <w:p>
-      <w:pPr>
-        <w:pStyle w:val="SPBodyText"/>
-      </w:pPr>
-      <w:r>
-        <w:t>We carry these prayers with us — into our homes, our work, our journeys, our joys, and our difficulties.</w:t>
-      </w:r>
-    </w:p>
-    <w:p>
-      <w:pPr>
-        <w:pStyle w:val="SPBodyText"/>
-      </w:pPr>
-      <w:r>
-        <w:t>And now, having prayed with the Church, with Scripture, and with the saints, we come to the close of this volume.</w:t>
-      </w:r>
-    </w:p>
-    <w:p>
-      <w:pPr>
-        <w:pStyle w:val="SPBodyText"/>
-      </w:pPr>
-      <w:r>
-        <w:t>Not an ending, but a pause before the next prayer.</w:t>
-      </w:r>
-    </w:p>
-    <w:p>
-      <w:pPr>
-        <w:pStyle w:val="SPBodyText"/>
-      </w:pPr>
-    </w:p>
-    <w:p>
-      <w:pPr>
-        <w:jc w:val="center"/>
-      </w:pPr>
-      <w:r>
-        <w:rPr>
-          <w:rFonts w:ascii="Segoe UI Symbol" w:hAnsi="Segoe UI Symbol" w:cs="Segoe UI Symbol"/>
-        </w:rPr>
-        <w:t>✠</w:t>
-      </w:r>
-    </w:p>
-    <w:p>
-      <w:pPr>
-        <w:pStyle w:val="SPBodyText"/>
-      </w:pPr>
+      </w:pPr>
+      <w:r>
+        <w:rPr>
+          <w:b/>
+          <w:bCs/>
+        </w:rPr>
+        <w:t xml:space="preserve"> </w:t>
+      </w:r>
+      <w:r>
+        <w:rPr>
+          <w:b/>
+          <w:bCs/>
+        </w:rPr>
+        <w:t>A Life of Prayer</w:t>
+      </w:r>
+    </w:p>
+    <w:p>
+      <w:pPr>
+        <w:pStyle w:val="SPBodyText"/>
+      </w:pPr>
+      <w:r>
+        <w:t>Prayer is not something we leave behind when we close this book.</w:t>
+      </w:r>
+    </w:p>
+    <w:p>
+      <w:pPr>
+        <w:pStyle w:val="SPBodyText"/>
+      </w:pPr>
+      <w:r>
+        <w:t>It is something we carry with us.</w:t>
+      </w:r>
+    </w:p>
+    <w:p>
+      <w:pPr>
+        <w:pStyle w:val="SPBodyText"/>
+      </w:pPr>
+      <w:r>
+        <w:t xml:space="preserve">The prayers gathered in </w:t>
+      </w:r>
+      <w:r>
+        <w:rPr>
+          <w:i/>
+          <w:iCs/>
+        </w:rPr>
+        <w:t>Sacrae Preces</w:t>
+      </w:r>
+      <w:r>
+        <w:t xml:space="preserve"> </w:t>
+      </w:r>
+      <w:r>
+        <w:t>accompany</w:t>
+      </w:r>
+      <w:r>
+        <w:t xml:space="preserve"> many different moments of life. Some are prayers of praise and thanksgiving. Others are prayers for protection, guidance, forgiveness, strength, or peace. Some turn our hearts toward the Blessed Virgin Mary and the saints; others lead us directly into the words of Sacred Scripture.</w:t>
+      </w:r>
+    </w:p>
+    <w:p>
+      <w:pPr>
+        <w:pStyle w:val="SPBodyText"/>
+      </w:pPr>
+      <w:r>
+        <w:t>Yet beneath them all is one simple purpose:</w:t>
+      </w:r>
+    </w:p>
+    <w:p>
+      <w:pPr>
+        <w:pStyle w:val="SPBodyText"/>
+      </w:pPr>
+    </w:p>
+    <w:p>
+      <w:pPr>
+        <w:pStyle w:val="SPBodyText"/>
+      </w:pPr>
+      <w:r>
+        <w:t>T</w:t>
+      </w:r>
+      <w:r>
+        <w:t>o draw us closer to God.</w:t>
+      </w:r>
+    </w:p>
+    <w:p>
+      <w:pPr>
+        <w:pStyle w:val="SPBodyText"/>
+      </w:pPr>
+    </w:p>
+    <w:p>
+      <w:pPr>
+        <w:pStyle w:val="SPBodyText"/>
+      </w:pPr>
+      <w:r>
+        <w:t>Prayer does not require that our lives first become peaceful, ordered, or free from difficulty. We come to God as we are. We come with our joys and our burdens, our hopes and our fears, our successes and our failures.</w:t>
+      </w:r>
+    </w:p>
+    <w:p>
+      <w:pPr>
+        <w:pStyle w:val="SPBodyText"/>
+      </w:pPr>
+      <w:r>
+        <w:t>Sometimes we will pray with great attention and devotion.</w:t>
+      </w:r>
+    </w:p>
+    <w:p>
+      <w:pPr>
+        <w:pStyle w:val="SPBodyText"/>
+      </w:pPr>
+      <w:r>
+        <w:t>Sometimes the words may feel difficult to say.</w:t>
+      </w:r>
+    </w:p>
+    <w:p>
+      <w:pPr>
+        <w:pStyle w:val="SPBodyText"/>
+      </w:pPr>
+      <w:r>
+        <w:t>Sometimes we may feel close to God, and sometimes He may seem very distant.</w:t>
+      </w:r>
     </w:p>
     <w:p>
       <w:pPr>
@@ -23120,14 +23201,33 @@
     </w:p>
     <w:p>
       <w:pPr>
-        <w:pStyle w:val="SPSectionTitle"/>
-      </w:pPr>
-      <w:bookmarkStart w:id="39" w:name="_Toc240260268"/>
+        <w:pStyle w:val="SPBodyText"/>
+      </w:pPr>
       <w:r>
         <w:lastRenderedPageBreak/>
-        <w:t>Conclusion</w:t>
-      </w:r>
-      <w:bookmarkEnd w:id="39"/>
+        <w:t>But prayer remains.</w:t>
+      </w:r>
+    </w:p>
+    <w:p>
+      <w:pPr>
+        <w:pStyle w:val="SPBodyText"/>
+      </w:pPr>
+      <w:r>
+        <w:t>It teaches us to return.</w:t>
+      </w:r>
+    </w:p>
+    <w:p>
+      <w:pPr>
+        <w:pStyle w:val="SPBodyText"/>
+      </w:pPr>
+      <w:r>
+        <w:t>The rhythm of prayer slowly changes the way we see the world. Ordinary things begin to become opportunities for grace. Work can become an offering. Difficulties can become occasions for trust. Moments of silence can become moments of encounter. Even suffering can be placed into the hands of God.</w:t>
+      </w:r>
+    </w:p>
+    <w:p>
+      <w:pPr>
+        <w:pStyle w:val="SPBodyText"/>
+      </w:pPr>
     </w:p>
     <w:p>
       <w:pPr>
@@ -23141,39 +23241,18 @@
           <w:b/>
           <w:bCs/>
         </w:rPr>
-        <w:t xml:space="preserve"> </w:t>
-      </w:r>
-      <w:r>
-        <w:rPr>
-          <w:b/>
-          <w:bCs/>
-        </w:rPr>
-        <w:t>A Life of Prayer</w:t>
-      </w:r>
-    </w:p>
-    <w:p>
-      <w:pPr>
-        <w:pStyle w:val="SPBodyText"/>
-      </w:pPr>
-      <w:r>
-        <w:t>Prayer is not something we leave behind when we close this book.</w:t>
-      </w:r>
-    </w:p>
-    <w:p>
-      <w:pPr>
-        <w:pStyle w:val="SPBodyText"/>
-      </w:pPr>
-      <w:r>
-        <w:t>It is something we carry with us.</w:t>
-      </w:r>
-    </w:p>
-    <w:p>
-      <w:pPr>
-        <w:pStyle w:val="SPBodyText"/>
-      </w:pPr>
-      <w:r>
-        <w:t xml:space="preserve">The prayers gathered in </w:t>
-      </w:r>
+        <w:t>The Journey Continues</w:t>
+      </w:r>
+    </w:p>
+    <w:p>
+      <w:pPr>
+        <w:pStyle w:val="SPBodyText"/>
+      </w:pPr>
+    </w:p>
+    <w:p>
+      <w:pPr>
+        <w:pStyle w:val="SPBodyText"/>
+      </w:pPr>
       <w:r>
         <w:rPr>
           <w:i/>
@@ -23182,74 +23261,121 @@
         <w:t>Sacrae Preces</w:t>
       </w:r>
       <w:r>
-        <w:t xml:space="preserve"> </w:t>
-      </w:r>
-      <w:r>
-        <w:t>accompany</w:t>
-      </w:r>
-      <w:r>
-        <w:t xml:space="preserve"> many different moments of life. Some are prayers of praise and thanksgiving. Others are prayers for protection, guidance, forgiveness, strength, or peace. Some turn our hearts toward the Blessed Virgin Mary and the saints; others lead us directly into the words of Sacred Scripture.</w:t>
-      </w:r>
-    </w:p>
-    <w:p>
-      <w:pPr>
-        <w:pStyle w:val="SPBodyText"/>
-      </w:pPr>
-      <w:r>
-        <w:t>Yet beneath them all is one simple purpose:</w:t>
-      </w:r>
-    </w:p>
-    <w:p>
-      <w:pPr>
-        <w:pStyle w:val="SPBodyText"/>
-      </w:pPr>
-    </w:p>
-    <w:p>
-      <w:pPr>
-        <w:pStyle w:val="SPBodyText"/>
-      </w:pPr>
-      <w:r>
-        <w:t>T</w:t>
-      </w:r>
-      <w:r>
-        <w:t>o draw us closer to God.</w:t>
-      </w:r>
-    </w:p>
-    <w:p>
-      <w:pPr>
-        <w:pStyle w:val="SPBodyText"/>
-      </w:pPr>
-    </w:p>
-    <w:p>
-      <w:pPr>
-        <w:pStyle w:val="SPBodyText"/>
-      </w:pPr>
-      <w:r>
-        <w:t>Prayer does not require that our lives first become peaceful, ordered, or free from difficulty. We come to God as we are. We come with our joys and our burdens, our hopes and our fears, our successes and our failures.</w:t>
-      </w:r>
-    </w:p>
-    <w:p>
-      <w:pPr>
-        <w:pStyle w:val="SPBodyText"/>
-      </w:pPr>
-      <w:r>
-        <w:t>Sometimes we will pray with great attention and devotion.</w:t>
-      </w:r>
-    </w:p>
-    <w:p>
-      <w:pPr>
-        <w:pStyle w:val="SPBodyText"/>
-      </w:pPr>
-      <w:r>
-        <w:t>Sometimes the words may feel difficult to say.</w:t>
-      </w:r>
-    </w:p>
-    <w:p>
-      <w:pPr>
-        <w:pStyle w:val="SPBodyText"/>
-      </w:pPr>
-      <w:r>
-        <w:t>Sometimes we may feel close to God, and sometimes He may seem very distant.</w:t>
+        <w:t xml:space="preserve"> is intended not as a single collection, but as a series of volumes exploring the richness of Catholic prayer and devotion.</w:t>
+      </w:r>
+    </w:p>
+    <w:p>
+      <w:pPr>
+        <w:pStyle w:val="SPBodyText"/>
+      </w:pPr>
+      <w:r>
+        <w:t>This volume has focused particularly on prayers that accompany the Christian through the ordinary journey of life—prayers of praise, thanksgiving, repentance, protection, guidance, perseverance, and trust, together with Scripture and reflections to help us enter more deeply into the life of prayer.</w:t>
+      </w:r>
+    </w:p>
+    <w:p>
+      <w:pPr>
+        <w:pStyle w:val="SPBodyText"/>
+        <w:sectPr>
+          <w:type w:val="evenPage"/>
+          <w:pgSz w:w="7920" w:h="12240" w:code="6"/>
+          <w:pgMar w:top="1080" w:right="864" w:bottom="1080" w:left="1152" w:header="576" w:footer="576" w:gutter="0"/>
+          <w:cols w:space="720"/>
+          <w:titlePg/>
+          <w:docGrid w:linePitch="360"/>
+        </w:sectPr>
+      </w:pPr>
+    </w:p>
+    <w:p>
+      <w:pPr>
+        <w:pStyle w:val="SPBodyText"/>
+      </w:pPr>
+      <w:r>
+        <w:lastRenderedPageBreak/>
+        <w:t>Some familiar and important prayers have therefore been intentionally reserved for later volumes.</w:t>
+      </w:r>
+    </w:p>
+    <w:p>
+      <w:pPr>
+        <w:pStyle w:val="SPBodyText"/>
+      </w:pPr>
+    </w:p>
+    <w:p>
+      <w:pPr>
+        <w:pStyle w:val="SPBodyText"/>
+      </w:pPr>
+      <w:r>
+        <w:t xml:space="preserve">The </w:t>
+      </w:r>
+      <w:r>
+        <w:t>Creeds and other foundational prayers of the Mass</w:t>
+      </w:r>
+      <w:r>
+        <w:t xml:space="preserve"> will be explored more fully in a subsequent volume dedicated to the </w:t>
+      </w:r>
+      <w:r>
+        <w:t>Holy Mass</w:t>
+      </w:r>
+      <w:r>
+        <w:t xml:space="preserve">. Likewise, the </w:t>
+      </w:r>
+      <w:r>
+        <w:t>Marian prayers and the Rosary</w:t>
+      </w:r>
+      <w:r>
+        <w:t xml:space="preserve"> will receive their own dedicated treatment in a future volume, allowing their biblical foundations, traditions, mysteries, and devotional richness to be explored with the space they deserve.</w:t>
+      </w:r>
+    </w:p>
+    <w:p>
+      <w:pPr>
+        <w:pStyle w:val="SPBodyText"/>
+      </w:pPr>
+    </w:p>
+    <w:p>
+      <w:pPr>
+        <w:pStyle w:val="SPBodyText"/>
+      </w:pPr>
+      <w:r>
+        <w:t>Their absence here is therefore not an omission, but an invitation to continue the journey.</w:t>
+      </w:r>
+    </w:p>
+    <w:p>
+      <w:pPr>
+        <w:pStyle w:val="SPBodyText"/>
+      </w:pPr>
+      <w:r>
+        <w:t>There is more prayer still to discover.</w:t>
+      </w:r>
+    </w:p>
+    <w:p>
+      <w:pPr>
+        <w:pStyle w:val="SPBodyText"/>
+      </w:pPr>
+    </w:p>
+    <w:p>
+      <w:pPr>
+        <w:pStyle w:val="SPBodyText"/>
+      </w:pPr>
+      <w:r>
+        <w:t xml:space="preserve">And Scripture continually brings us back to the same truth: </w:t>
+      </w:r>
+      <w:r>
+        <w:t>God is near.</w:t>
+      </w:r>
+    </w:p>
+    <w:p>
+      <w:pPr>
+        <w:pStyle w:val="SPBodyText"/>
+      </w:pPr>
+      <w:r>
+        <w:t>He calls us to trust Him, to seek Him, and to remain faithful even when we cannot yet see where the road will lead.</w:t>
+      </w:r>
+    </w:p>
+    <w:p>
+      <w:pPr>
+        <w:pStyle w:val="SPBodyText"/>
+      </w:pPr>
+      <w:r>
+        <w:t>This is why prayer is not simply a collection of words.</w:t>
       </w:r>
     </w:p>
     <w:p>
@@ -23264,36 +23390,9 @@
           <w:docGrid w:linePitch="360"/>
         </w:sectPr>
       </w:pPr>
-    </w:p>
-    <w:p>
-      <w:pPr>
-        <w:pStyle w:val="SPBodyText"/>
-      </w:pPr>
-      <w:r>
-        <w:lastRenderedPageBreak/>
-        <w:t>But prayer remains.</w:t>
-      </w:r>
-    </w:p>
-    <w:p>
-      <w:pPr>
-        <w:pStyle w:val="SPBodyText"/>
-      </w:pPr>
-      <w:r>
-        <w:t>It teaches us to return.</w:t>
-      </w:r>
-    </w:p>
-    <w:p>
-      <w:pPr>
-        <w:pStyle w:val="SPBodyText"/>
-      </w:pPr>
-      <w:r>
-        <w:t>The rhythm of prayer slowly changes the way we see the world. Ordinary things begin to become opportunities for grace. Work can become an offering. Difficulties can become occasions for trust. Moments of silence can become moments of encounter. Even suffering can be placed into the hands of God.</w:t>
-      </w:r>
-    </w:p>
-    <w:p>
-      <w:pPr>
-        <w:pStyle w:val="SPBodyText"/>
-      </w:pPr>
+      <w:r>
+        <w:t>It is a way of living.</w:t>
+      </w:r>
     </w:p>
     <w:p>
       <w:pPr>
@@ -23307,40 +23406,212 @@
           <w:b/>
           <w:bCs/>
         </w:rPr>
-        <w:t>The Journey Continues</w:t>
-      </w:r>
-    </w:p>
-    <w:p>
-      <w:pPr>
-        <w:pStyle w:val="SPBodyText"/>
-      </w:pPr>
-    </w:p>
-    <w:p>
-      <w:pPr>
-        <w:pStyle w:val="SPBodyText"/>
-      </w:pPr>
-      <w:r>
-        <w:rPr>
-          <w:i/>
-          <w:iCs/>
-        </w:rPr>
-        <w:t>Sacrae Preces</w:t>
-      </w:r>
-      <w:r>
-        <w:t xml:space="preserve"> is intended not as a single collection, but as a series of volumes exploring the richness of Catholic prayer and devotion.</w:t>
-      </w:r>
-    </w:p>
-    <w:p>
-      <w:pPr>
-        <w:pStyle w:val="SPBodyText"/>
-      </w:pPr>
-      <w:r>
-        <w:t>This volume has focused particularly on prayers that accompany the Christian through the ordinary journey of life—prayers of praise, thanksgiving, repentance, protection, guidance, perseverance, and trust, together with Scripture and reflections to help us enter more deeply into the life of prayer.</w:t>
-      </w:r>
-    </w:p>
-    <w:p>
-      <w:pPr>
-        <w:pStyle w:val="SPBodyText"/>
+        <w:lastRenderedPageBreak/>
+        <w:t>A Prayer for the Journey</w:t>
+      </w:r>
+    </w:p>
+    <w:p>
+      <w:pPr>
+        <w:pStyle w:val="SPBodyText"/>
+      </w:pPr>
+    </w:p>
+    <w:p>
+      <w:pPr>
+        <w:pStyle w:val="SPBodyText"/>
+      </w:pPr>
+      <w:r>
+        <w:t>Lord Jesus Christ</w:t>
+      </w:r>
+      <w:r>
+        <w:rPr>
+          <w:b/>
+          <w:bCs/>
+        </w:rPr>
+        <w:t>,</w:t>
+      </w:r>
+      <w:r>
+        <w:t xml:space="preserve"> </w:t>
+      </w:r>
+      <w:r>
+        <w:t>receive these prayers as an offering of faith</w:t>
+      </w:r>
+      <w:r>
+        <w:t xml:space="preserve"> </w:t>
+      </w:r>
+      <w:r>
+        <w:t xml:space="preserve">and teach me to seek You in every season of my </w:t>
+      </w:r>
+      <w:r>
+        <w:t>l</w:t>
+      </w:r>
+      <w:r>
+        <w:t>ife.</w:t>
+      </w:r>
+    </w:p>
+    <w:p>
+      <w:pPr>
+        <w:pStyle w:val="SPBodyText"/>
+      </w:pPr>
+      <w:r>
+        <w:t>May my mornings begin with You,</w:t>
+      </w:r>
+      <w:r>
+        <w:t xml:space="preserve"> </w:t>
+      </w:r>
+      <w:r>
+        <w:t>my work be offered to You,</w:t>
+      </w:r>
+      <w:r>
+        <w:t xml:space="preserve"> </w:t>
+      </w:r>
+      <w:r>
+        <w:t>my difficulties entrusted to You,</w:t>
+      </w:r>
+      <w:r>
+        <w:t xml:space="preserve"> </w:t>
+      </w:r>
+      <w:r>
+        <w:t>and my evenings end in Your peace.</w:t>
+      </w:r>
+    </w:p>
+    <w:p>
+      <w:pPr>
+        <w:pStyle w:val="SPBodyText"/>
+      </w:pPr>
+      <w:r>
+        <w:t>May the prayers of Your Church,</w:t>
+      </w:r>
+      <w:r>
+        <w:t xml:space="preserve"> </w:t>
+      </w:r>
+      <w:r>
+        <w:t>the witness of the saints,</w:t>
+      </w:r>
+      <w:r>
+        <w:t xml:space="preserve"> </w:t>
+      </w:r>
+      <w:r>
+        <w:t>and the words of Sacred Scripture</w:t>
+      </w:r>
+      <w:r>
+        <w:t xml:space="preserve"> </w:t>
+      </w:r>
+      <w:r>
+        <w:t>lead me ever closer to You.</w:t>
+      </w:r>
+    </w:p>
+    <w:p>
+      <w:pPr>
+        <w:pStyle w:val="SPBodyText"/>
+      </w:pPr>
+      <w:r>
+        <w:t>Teach me to carry my faith</w:t>
+      </w:r>
+      <w:r>
+        <w:t xml:space="preserve"> </w:t>
+      </w:r>
+      <w:r>
+        <w:t>not only in times of prayer,</w:t>
+      </w:r>
+      <w:r>
+        <w:br/>
+        <w:t>but into my home, my work,</w:t>
+      </w:r>
+      <w:r>
+        <w:t xml:space="preserve"> </w:t>
+      </w:r>
+      <w:r>
+        <w:t>my relationships, and my daily responsibilities.</w:t>
+      </w:r>
+      <w:r>
+        <w:t xml:space="preserve"> R</w:t>
+      </w:r>
+      <w:r>
+        <w:t>emain with me on the road.</w:t>
+      </w:r>
+    </w:p>
+    <w:p>
+      <w:pPr>
+        <w:pStyle w:val="SPBodyText"/>
+      </w:pPr>
+      <w:r>
+        <w:t>Strengthen me when I am weary,</w:t>
+      </w:r>
+      <w:r>
+        <w:t xml:space="preserve"> </w:t>
+      </w:r>
+      <w:r>
+        <w:t>guide me when I am uncertain,</w:t>
+      </w:r>
+      <w:r>
+        <w:t xml:space="preserve"> </w:t>
+      </w:r>
+      <w:r>
+        <w:t>forgive me when I fall,</w:t>
+      </w:r>
+      <w:r>
+        <w:t xml:space="preserve"> </w:t>
+      </w:r>
+      <w:r>
+        <w:t>and give me grace to begin again.</w:t>
+      </w:r>
+    </w:p>
+    <w:p>
+      <w:pPr>
+        <w:pStyle w:val="SPBodyText"/>
+      </w:pPr>
+      <w:r>
+        <w:t>May every step of my earthly journey</w:t>
+      </w:r>
+      <w:r>
+        <w:br/>
+        <w:t>draw me closer to Your presence,</w:t>
+      </w:r>
+      <w:r>
+        <w:t xml:space="preserve"> </w:t>
+      </w:r>
+      <w:r>
+        <w:t>until the day when my journey is complete</w:t>
+      </w:r>
+      <w:r>
+        <w:t xml:space="preserve"> </w:t>
+      </w:r>
+      <w:r>
+        <w:t>and I come home to You.</w:t>
+      </w:r>
+    </w:p>
+    <w:p>
+      <w:pPr>
+        <w:pStyle w:val="SPBodyText"/>
+      </w:pPr>
+    </w:p>
+    <w:p>
+      <w:pPr>
+        <w:pStyle w:val="SPBodyText"/>
+      </w:pPr>
+      <w:r>
+        <w:t>Through Christ our Lord.</w:t>
+      </w:r>
+    </w:p>
+    <w:p>
+      <w:pPr>
+        <w:pStyle w:val="SPBodyText"/>
+      </w:pPr>
+      <w:r>
+        <w:t>Amen.</w:t>
+      </w:r>
+    </w:p>
+    <w:p>
+      <w:pPr>
+        <w:jc w:val="center"/>
+        <w:rPr>
+          <w:rFonts w:ascii="Segoe UI Symbol" w:hAnsi="Segoe UI Symbol" w:cs="Segoe UI Symbol"/>
+        </w:rPr>
+      </w:pPr>
+    </w:p>
+    <w:p>
+      <w:pPr>
+        <w:jc w:val="center"/>
         <w:sectPr>
           <w:type w:val="evenPage"/>
           <w:pgSz w:w="7920" w:h="12240" w:code="6"/>
@@ -23350,112 +23621,117 @@
           <w:docGrid w:linePitch="360"/>
         </w:sectPr>
       </w:pPr>
-    </w:p>
-    <w:p>
-      <w:pPr>
-        <w:pStyle w:val="SPBodyText"/>
-      </w:pPr>
+      <w:r>
+        <w:rPr>
+          <w:rFonts w:ascii="Segoe UI Symbol" w:hAnsi="Segoe UI Symbol" w:cs="Segoe UI Symbol"/>
+        </w:rPr>
+        <w:t>✠</w:t>
+      </w:r>
+    </w:p>
+    <w:p>
+      <w:pPr>
+        <w:pStyle w:val="SPSectionTitle"/>
+      </w:pPr>
+      <w:bookmarkStart w:id="40" w:name="_Toc240351994"/>
       <w:r>
         <w:lastRenderedPageBreak/>
-        <w:t>Some familiar and important prayers have therefore been intentionally reserved for later volumes.</w:t>
-      </w:r>
-    </w:p>
-    <w:p>
-      <w:pPr>
-        <w:pStyle w:val="SPBodyText"/>
-      </w:pPr>
-    </w:p>
-    <w:p>
-      <w:pPr>
-        <w:pStyle w:val="SPBodyText"/>
-      </w:pPr>
-      <w:r>
-        <w:t xml:space="preserve">The </w:t>
-      </w:r>
-      <w:r>
-        <w:t>Creeds and other foundational prayers of the Mass</w:t>
-      </w:r>
-      <w:r>
-        <w:t xml:space="preserve"> will be explored more fully in a subsequent volume dedicated to the </w:t>
-      </w:r>
-      <w:r>
-        <w:t>Holy Mass</w:t>
-      </w:r>
-      <w:r>
-        <w:t xml:space="preserve">. Likewise, the </w:t>
-      </w:r>
-      <w:r>
-        <w:t>Marian prayers and the Rosary</w:t>
-      </w:r>
-      <w:r>
-        <w:t xml:space="preserve"> will receive their own dedicated treatment in a future volume, allowing their biblical foundations, traditions, mysteries, and devotional richness to be explored with the space they deserve.</w:t>
-      </w:r>
-    </w:p>
-    <w:p>
-      <w:pPr>
-        <w:pStyle w:val="SPBodyText"/>
-      </w:pPr>
-    </w:p>
-    <w:p>
-      <w:pPr>
-        <w:pStyle w:val="SPBodyText"/>
-      </w:pPr>
-      <w:r>
-        <w:t>Their absence here is therefore not an omission, but an invitation to continue the journey.</w:t>
-      </w:r>
-    </w:p>
-    <w:p>
-      <w:pPr>
-        <w:pStyle w:val="SPBodyText"/>
-      </w:pPr>
-      <w:r>
-        <w:t>There is more prayer still to discover.</w:t>
-      </w:r>
-    </w:p>
-    <w:p>
-      <w:pPr>
-        <w:pStyle w:val="SPBodyText"/>
-      </w:pPr>
-    </w:p>
-    <w:p>
-      <w:pPr>
-        <w:pStyle w:val="SPBodyText"/>
-      </w:pPr>
-      <w:r>
-        <w:t xml:space="preserve">And Scripture continually brings us back to the same truth: </w:t>
-      </w:r>
-      <w:r>
-        <w:t>God is near.</w:t>
-      </w:r>
-    </w:p>
-    <w:p>
-      <w:pPr>
-        <w:pStyle w:val="SPBodyText"/>
-      </w:pPr>
-      <w:r>
-        <w:t>He calls us to trust Him, to seek Him, and to remain faithful even when we cannot yet see where the road will lead.</w:t>
-      </w:r>
-    </w:p>
-    <w:p>
-      <w:pPr>
-        <w:pStyle w:val="SPBodyText"/>
-      </w:pPr>
-      <w:r>
-        <w:t>This is why prayer is not simply a collection of words.</w:t>
-      </w:r>
-    </w:p>
-    <w:p>
-      <w:pPr>
-        <w:pStyle w:val="SPBodyText"/>
-      </w:pPr>
-      <w:r>
-        <w:t>It is a way of living.</w:t>
-      </w:r>
-    </w:p>
-    <w:p>
-      <w:pPr>
-        <w:pStyle w:val="SPBodyText"/>
-      </w:pPr>
+        <w:t>Latin Guide</w:t>
+      </w:r>
+      <w:bookmarkEnd w:id="40"/>
+    </w:p>
+    <w:p>
+      <w:pPr>
+        <w:rPr>
+          <w:b/>
+          <w:bCs/>
+        </w:rPr>
+      </w:pPr>
+      <w:r>
+        <w:rPr>
+          <w:b/>
+          <w:bCs/>
+        </w:rPr>
+        <w:t>Praying in Latin</w:t>
+      </w:r>
+    </w:p>
+    <w:p>
+      <w:pPr>
+        <w:pStyle w:val="SPBodyText"/>
+      </w:pPr>
+    </w:p>
+    <w:p>
+      <w:pPr>
+        <w:pStyle w:val="SPBodyText"/>
+      </w:pPr>
+      <w:r>
+        <w:t>Latin has been the language of Catholic prayer for centuries. For many Christians, praying in Latin can feel unfamiliar at first, but familiarity comes gradually through repetition.</w:t>
+      </w:r>
+    </w:p>
+    <w:p>
+      <w:pPr>
+        <w:pStyle w:val="SPBodyText"/>
+      </w:pPr>
+      <w:r>
+        <w:t xml:space="preserve">This guide is intended not as a complete study of Latin, but as a simple companion for praying the Latin prayers found in </w:t>
+      </w:r>
+      <w:r>
+        <w:rPr>
+          <w:i/>
+          <w:iCs/>
+        </w:rPr>
+        <w:t>Sacrae Preces</w:t>
+      </w:r>
+      <w:r>
+        <w:t>.</w:t>
+      </w:r>
+    </w:p>
+    <w:p>
+      <w:pPr>
+        <w:pStyle w:val="SPBodyText"/>
+      </w:pPr>
+      <w:r>
+        <w:t>The Latin text is presented first, followed by the English meaning and then a simple pronunciation guide. The pronunciation is intentionally approximate, designed to help the reader speak the prayers with confidence rather than to provide a formal linguistic transcription.</w:t>
+      </w:r>
+    </w:p>
+    <w:p>
+      <w:pPr>
+        <w:pStyle w:val="SPBodyText"/>
+      </w:pPr>
+    </w:p>
+    <w:p>
+      <w:pPr>
+        <w:rPr>
+          <w:b/>
+          <w:bCs/>
+        </w:rPr>
+      </w:pPr>
+      <w:r>
+        <w:rPr>
+          <w:b/>
+          <w:bCs/>
+        </w:rPr>
+        <w:t>A Note on Pronunciation</w:t>
+      </w:r>
+    </w:p>
+    <w:p>
+      <w:pPr>
+        <w:pStyle w:val="SPBodyText"/>
+      </w:pPr>
+      <w:r>
+        <w:t xml:space="preserve">The pronunciation used throughout this guide follows the </w:t>
+      </w:r>
+      <w:r>
+        <w:t>traditional ecclesiastical pronunciation of Latin</w:t>
+      </w:r>
+      <w:r>
+        <w:t>,</w:t>
+      </w:r>
+      <w:r>
+        <w:t xml:space="preserve"> </w:t>
+      </w:r>
+      <w:r>
+        <w:t>the form commonly associated with Catholic liturgical prayer.</w:t>
+      </w:r>
     </w:p>
     <w:p>
       <w:pPr>
@@ -23472,222 +23748,354 @@
     </w:p>
     <w:p>
       <w:pPr>
+        <w:pStyle w:val="SPBodyText"/>
+      </w:pPr>
+      <w:r>
+        <w:lastRenderedPageBreak/>
+        <w:t>A few simple principles will help:</w:t>
+      </w:r>
+    </w:p>
+    <w:p>
+      <w:pPr>
+        <w:pStyle w:val="SPBodyText"/>
+      </w:pPr>
+    </w:p>
+    <w:p>
+      <w:pPr>
+        <w:pStyle w:val="SPBodyText"/>
+      </w:pPr>
+      <w:r>
         <w:rPr>
           <w:b/>
           <w:bCs/>
         </w:rPr>
-      </w:pPr>
+        <w:t>c</w:t>
+      </w:r>
+      <w:r>
+        <w:t xml:space="preserve"> before </w:t>
+      </w:r>
+      <w:r>
+        <w:rPr>
+          <w:i/>
+          <w:iCs/>
+        </w:rPr>
+        <w:t>e, i, ae,</w:t>
+      </w:r>
+      <w:r>
+        <w:t xml:space="preserve"> or </w:t>
+      </w:r>
+      <w:r>
+        <w:rPr>
+          <w:i/>
+          <w:iCs/>
+        </w:rPr>
+        <w:t>oe</w:t>
+      </w:r>
+      <w:r>
+        <w:t xml:space="preserve"> is generally pronounced like </w:t>
+      </w:r>
       <w:r>
         <w:rPr>
           <w:b/>
           <w:bCs/>
         </w:rPr>
-        <w:lastRenderedPageBreak/>
-        <w:t>A Prayer for the Journey</w:t>
-      </w:r>
-    </w:p>
-    <w:p>
-      <w:pPr>
-        <w:pStyle w:val="SPBodyText"/>
-      </w:pPr>
-    </w:p>
-    <w:p>
-      <w:pPr>
-        <w:pStyle w:val="SPBodyText"/>
-      </w:pPr>
-      <w:r>
-        <w:t>Lord Jesus Christ</w:t>
+        <w:t>ch</w:t>
+      </w:r>
+      <w:r>
+        <w:t>.</w:t>
+      </w:r>
+      <w:r>
+        <w:br/>
       </w:r>
       <w:r>
         <w:rPr>
           <w:b/>
           <w:bCs/>
         </w:rPr>
-        <w:t>,</w:t>
+        <w:t>c</w:t>
+      </w:r>
+      <w:r>
+        <w:t xml:space="preserve"> elsewhere is generally pronounced like </w:t>
+      </w:r>
+      <w:r>
+        <w:rPr>
+          <w:b/>
+          <w:bCs/>
+        </w:rPr>
+        <w:t>k</w:t>
+      </w:r>
+      <w:r>
+        <w:t>.</w:t>
+      </w:r>
+    </w:p>
+    <w:p>
+      <w:pPr>
+        <w:pStyle w:val="SPBodyText"/>
+      </w:pPr>
+      <w:r>
+        <w:rPr>
+          <w:b/>
+          <w:bCs/>
+        </w:rPr>
+        <w:t>g</w:t>
+      </w:r>
+      <w:r>
+        <w:t xml:space="preserve"> before </w:t>
+      </w:r>
+      <w:r>
+        <w:rPr>
+          <w:i/>
+          <w:iCs/>
+        </w:rPr>
+        <w:t>e, i, ae,</w:t>
+      </w:r>
+      <w:r>
+        <w:t xml:space="preserve"> or </w:t>
+      </w:r>
+      <w:r>
+        <w:rPr>
+          <w:i/>
+          <w:iCs/>
+        </w:rPr>
+        <w:t>oe</w:t>
+      </w:r>
+      <w:r>
+        <w:t xml:space="preserve"> is generally pronounced like the </w:t>
+      </w:r>
+      <w:r>
+        <w:rPr>
+          <w:b/>
+          <w:bCs/>
+        </w:rPr>
+        <w:t>g</w:t>
+      </w:r>
+      <w:r>
+        <w:t xml:space="preserve"> in </w:t>
+      </w:r>
+      <w:r>
+        <w:rPr>
+          <w:i/>
+          <w:iCs/>
+        </w:rPr>
+        <w:t>gentle</w:t>
+      </w:r>
+      <w:r>
+        <w:t>.</w:t>
+      </w:r>
+      <w:r>
+        <w:br/>
+      </w:r>
+      <w:r>
+        <w:rPr>
+          <w:b/>
+          <w:bCs/>
+        </w:rPr>
+        <w:t>g</w:t>
+      </w:r>
+      <w:r>
+        <w:t xml:space="preserve"> elsewhere is generally pronounced like the </w:t>
+      </w:r>
+      <w:r>
+        <w:rPr>
+          <w:b/>
+          <w:bCs/>
+        </w:rPr>
+        <w:t>g</w:t>
+      </w:r>
+      <w:r>
+        <w:t xml:space="preserve"> in </w:t>
+      </w:r>
+      <w:r>
+        <w:rPr>
+          <w:i/>
+          <w:iCs/>
+        </w:rPr>
+        <w:t>go</w:t>
+      </w:r>
+      <w:r>
+        <w:t>.</w:t>
+      </w:r>
+    </w:p>
+    <w:p>
+      <w:pPr>
+        <w:pStyle w:val="SPBodyText"/>
+      </w:pPr>
+      <w:r>
+        <w:rPr>
+          <w:b/>
+          <w:bCs/>
+        </w:rPr>
+        <w:t>ae</w:t>
+      </w:r>
+      <w:r>
+        <w:t xml:space="preserve"> and </w:t>
+      </w:r>
+      <w:r>
+        <w:rPr>
+          <w:b/>
+          <w:bCs/>
+        </w:rPr>
+        <w:t>oe</w:t>
+      </w:r>
+      <w:r>
+        <w:t xml:space="preserve"> are generally pronounced like </w:t>
+      </w:r>
+      <w:r>
+        <w:rPr>
+          <w:b/>
+          <w:bCs/>
+        </w:rPr>
+        <w:t>ay</w:t>
+      </w:r>
+      <w:r>
+        <w:t>.</w:t>
+      </w:r>
+    </w:p>
+    <w:p>
+      <w:pPr>
+        <w:pStyle w:val="SPBodyText"/>
+      </w:pPr>
+      <w:r>
+        <w:rPr>
+          <w:b/>
+          <w:bCs/>
+        </w:rPr>
+        <w:t>j</w:t>
+      </w:r>
+      <w:r>
+        <w:t xml:space="preserve"> is pronounced like </w:t>
+      </w:r>
+      <w:r>
+        <w:rPr>
+          <w:b/>
+          <w:bCs/>
+        </w:rPr>
+        <w:t>y</w:t>
+      </w:r>
+      <w:r>
+        <w:t>.</w:t>
+      </w:r>
+    </w:p>
+    <w:p>
+      <w:pPr>
+        <w:pStyle w:val="SPBodyText"/>
+      </w:pPr>
+      <w:r>
+        <w:rPr>
+          <w:b/>
+          <w:bCs/>
+        </w:rPr>
+        <w:t>v</w:t>
+      </w:r>
+      <w:r>
+        <w:t xml:space="preserve"> is pronounced like </w:t>
+      </w:r>
+      <w:r>
+        <w:rPr>
+          <w:b/>
+          <w:bCs/>
+        </w:rPr>
+        <w:t>v</w:t>
+      </w:r>
+      <w:r>
+        <w:t>.</w:t>
+      </w:r>
+    </w:p>
+    <w:p>
+      <w:pPr>
+        <w:pStyle w:val="SPBodyText"/>
+      </w:pPr>
+    </w:p>
+    <w:p>
+      <w:pPr>
+        <w:pStyle w:val="SPBodyText"/>
+      </w:pPr>
+      <w:r>
+        <w:t>The pronunciation guide uses familiar English sounds and is not intended to capture every distinction of Latin pronunciation.</w:t>
+      </w:r>
+    </w:p>
+    <w:p>
+      <w:pPr>
+        <w:pStyle w:val="SPBodyText"/>
+      </w:pPr>
+    </w:p>
+    <w:p>
+      <w:pPr>
+        <w:pStyle w:val="SPBodyText"/>
+      </w:pPr>
+      <w:r>
+        <w:t>The purpose of learning these pronunciations is not perfection.</w:t>
       </w:r>
       <w:r>
         <w:t xml:space="preserve"> </w:t>
       </w:r>
       <w:r>
-        <w:t>receive these prayers as an offering of faith</w:t>
-      </w:r>
-      <w:r>
-        <w:t xml:space="preserve"> </w:t>
-      </w:r>
-      <w:r>
-        <w:t xml:space="preserve">and teach me to seek You in every season of my </w:t>
-      </w:r>
-      <w:r>
-        <w:t>l</w:t>
-      </w:r>
-      <w:r>
-        <w:t>ife.</w:t>
-      </w:r>
-    </w:p>
-    <w:p>
-      <w:pPr>
-        <w:pStyle w:val="SPBodyText"/>
-      </w:pPr>
-      <w:r>
-        <w:t>May my mornings begin with You,</w:t>
-      </w:r>
-      <w:r>
-        <w:t xml:space="preserve"> </w:t>
-      </w:r>
-      <w:r>
-        <w:t>my work be offered to You,</w:t>
-      </w:r>
-      <w:r>
-        <w:t xml:space="preserve"> </w:t>
-      </w:r>
-      <w:r>
-        <w:t>my difficulties entrusted to You,</w:t>
-      </w:r>
-      <w:r>
-        <w:t xml:space="preserve"> </w:t>
-      </w:r>
-      <w:r>
-        <w:t>and my evenings end in Your peace.</w:t>
-      </w:r>
-    </w:p>
-    <w:p>
-      <w:pPr>
-        <w:pStyle w:val="SPBodyText"/>
-      </w:pPr>
-      <w:r>
-        <w:t>May the prayers of Your Church,</w:t>
-      </w:r>
-      <w:r>
-        <w:t xml:space="preserve"> </w:t>
-      </w:r>
-      <w:r>
-        <w:t>the witness of the saints,</w:t>
-      </w:r>
-      <w:r>
-        <w:t xml:space="preserve"> </w:t>
-      </w:r>
-      <w:r>
-        <w:t>and the words of Sacred Scripture</w:t>
-      </w:r>
-      <w:r>
-        <w:t xml:space="preserve"> </w:t>
-      </w:r>
-      <w:r>
-        <w:t>lead me ever closer to You.</w:t>
-      </w:r>
-    </w:p>
-    <w:p>
-      <w:pPr>
-        <w:pStyle w:val="SPBodyText"/>
-      </w:pPr>
-      <w:r>
-        <w:t>Teach me to carry my faith</w:t>
-      </w:r>
-      <w:r>
-        <w:t xml:space="preserve"> </w:t>
-      </w:r>
-      <w:r>
-        <w:t>not only in times of prayer,</w:t>
-      </w:r>
-      <w:r>
-        <w:br/>
-        <w:t>but into my home, my work,</w:t>
-      </w:r>
-      <w:r>
-        <w:t xml:space="preserve"> </w:t>
-      </w:r>
-      <w:r>
-        <w:t>my relationships, and my daily responsibilities.</w:t>
-      </w:r>
-      <w:r>
-        <w:t xml:space="preserve"> R</w:t>
-      </w:r>
-      <w:r>
-        <w:t>emain with me on the road.</w:t>
-      </w:r>
-    </w:p>
-    <w:p>
-      <w:pPr>
-        <w:pStyle w:val="SPBodyText"/>
-      </w:pPr>
-      <w:r>
-        <w:t>Strengthen me when I am weary,</w:t>
-      </w:r>
-      <w:r>
-        <w:t xml:space="preserve"> </w:t>
-      </w:r>
-      <w:r>
-        <w:t>guide me when I am uncertain,</w:t>
-      </w:r>
-      <w:r>
-        <w:t xml:space="preserve"> </w:t>
-      </w:r>
-      <w:r>
-        <w:t>forgive me when I fall,</w:t>
-      </w:r>
-      <w:r>
-        <w:t xml:space="preserve"> </w:t>
-      </w:r>
-      <w:r>
-        <w:t>and give me grace to begin again.</w:t>
-      </w:r>
-    </w:p>
-    <w:p>
-      <w:pPr>
-        <w:pStyle w:val="SPBodyText"/>
-      </w:pPr>
-      <w:r>
-        <w:t>May every step of my earthly journey</w:t>
-      </w:r>
-      <w:r>
-        <w:br/>
-        <w:t>draw me closer to Your presence,</w:t>
-      </w:r>
-      <w:r>
-        <w:t xml:space="preserve"> </w:t>
-      </w:r>
-      <w:r>
-        <w:t>until the day when my journey is complete</w:t>
-      </w:r>
-      <w:r>
-        <w:t xml:space="preserve"> </w:t>
-      </w:r>
-      <w:r>
-        <w:t>and I come home to You.</w:t>
-      </w:r>
-    </w:p>
-    <w:p>
-      <w:pPr>
-        <w:pStyle w:val="SPBodyText"/>
-      </w:pPr>
-    </w:p>
-    <w:p>
-      <w:pPr>
-        <w:pStyle w:val="SPBodyText"/>
-      </w:pPr>
-      <w:r>
-        <w:t>Through Christ our Lord.</w:t>
-      </w:r>
-    </w:p>
-    <w:p>
-      <w:pPr>
-        <w:pStyle w:val="SPBodyText"/>
-      </w:pPr>
-      <w:r>
-        <w:t>Amen.</w:t>
-      </w:r>
-    </w:p>
-    <w:p>
-      <w:pPr>
-        <w:jc w:val="center"/>
-        <w:rPr>
-          <w:rFonts w:ascii="Segoe UI Symbol" w:hAnsi="Segoe UI Symbol" w:cs="Segoe UI Symbol"/>
-        </w:rPr>
-      </w:pPr>
-    </w:p>
-    <w:p>
-      <w:pPr>
-        <w:jc w:val="center"/>
+        <w:t>If a word is unfamiliar, pray it slowly. If the pronunciation is imperfect, continue. With repetition, the words become familiar, and eventually the prayer begins to speak from memory.</w:t>
+      </w:r>
+    </w:p>
+    <w:p>
+      <w:pPr>
+        <w:pStyle w:val="SPBodyText"/>
+      </w:pPr>
+    </w:p>
+    <w:p>
+      <w:pPr>
+        <w:pStyle w:val="SPBodyText"/>
+        <w:sectPr>
+          <w:type w:val="evenPage"/>
+          <w:pgSz w:w="7920" w:h="12240" w:code="6"/>
+          <w:pgMar w:top="1080" w:right="864" w:bottom="1080" w:left="1152" w:header="576" w:footer="576" w:gutter="0"/>
+          <w:cols w:space="720"/>
+          <w:titlePg/>
+          <w:docGrid w:linePitch="360"/>
+        </w:sectPr>
+      </w:pPr>
+      <w:r>
+        <w:t>The goal is not simply to pronounce the words, but to pray them.</w:t>
+      </w:r>
+    </w:p>
+    <w:p>
+      <w:pPr>
+        <w:pStyle w:val="SPPrayerTitle"/>
+      </w:pPr>
+      <w:bookmarkStart w:id="41" w:name="_Toc240351995"/>
+      <w:r>
+        <w:lastRenderedPageBreak/>
+        <w:t>Common Prayers</w:t>
+      </w:r>
+      <w:bookmarkEnd w:id="41"/>
+    </w:p>
+    <w:p>
+      <w:pPr>
+        <w:pStyle w:val="SPSubheading"/>
+      </w:pPr>
+    </w:p>
+    <w:p>
+      <w:pPr>
+        <w:pStyle w:val="SPBodyText"/>
+      </w:pPr>
+      <w:r>
+        <w:t xml:space="preserve">The following phrases are drawn from some of the most familiar prayers of the Catholic tradition. They are included not to repeat the prayers found elsewhere in </w:t>
+      </w:r>
+      <w:r>
+        <w:rPr>
+          <w:i/>
+          <w:iCs/>
+        </w:rPr>
+        <w:t>Sacrae Preces</w:t>
+      </w:r>
+      <w:r>
+        <w:t>, but to help the reader become familiar with their Latin words, sounds, and meanings. As these phrases become familiar, the prayers themselves may gradually become easier to pray in Latin.</w:t>
+      </w:r>
+    </w:p>
+    <w:p>
+      <w:pPr>
+        <w:pStyle w:val="SPBodyText"/>
+      </w:pPr>
+    </w:p>
+    <w:p>
+      <w:pPr>
+        <w:pStyle w:val="SPBodyText"/>
         <w:sectPr>
           <w:type w:val="oddPage"/>
           <w:pgSz w:w="7920" w:h="12240" w:code="6"/>
@@ -23697,528 +24105,6 @@
           <w:docGrid w:linePitch="360"/>
         </w:sectPr>
       </w:pPr>
-      <w:r>
-        <w:rPr>
-          <w:rFonts w:ascii="Segoe UI Symbol" w:hAnsi="Segoe UI Symbol" w:cs="Segoe UI Symbol"/>
-        </w:rPr>
-        <w:t>✠</w:t>
-      </w:r>
-    </w:p>
-    <w:p>
-      <w:pPr>
-        <w:pStyle w:val="SPSectionTitle"/>
-      </w:pPr>
-      <w:bookmarkStart w:id="40" w:name="_Toc240260269"/>
-      <w:r>
-        <w:lastRenderedPageBreak/>
-        <w:t>Latin Guide</w:t>
-      </w:r>
-      <w:bookmarkEnd w:id="40"/>
-    </w:p>
-    <w:p>
-      <w:pPr>
-        <w:rPr>
-          <w:b/>
-          <w:bCs/>
-        </w:rPr>
-      </w:pPr>
-      <w:r>
-        <w:rPr>
-          <w:b/>
-          <w:bCs/>
-        </w:rPr>
-        <w:t>Praying in Latin</w:t>
-      </w:r>
-    </w:p>
-    <w:p>
-      <w:pPr>
-        <w:pStyle w:val="SPBodyText"/>
-      </w:pPr>
-    </w:p>
-    <w:p>
-      <w:pPr>
-        <w:pStyle w:val="SPBodyText"/>
-      </w:pPr>
-      <w:r>
-        <w:t>Latin has been the language of Catholic prayer for centuries. For many Christians, praying in Latin can feel unfamiliar at first, but familiarity comes gradually through repetition.</w:t>
-      </w:r>
-    </w:p>
-    <w:p>
-      <w:pPr>
-        <w:pStyle w:val="SPBodyText"/>
-      </w:pPr>
-      <w:r>
-        <w:t xml:space="preserve">This guide is intended not as a complete study of Latin, but as a simple companion for praying the Latin prayers found in </w:t>
-      </w:r>
-      <w:r>
-        <w:rPr>
-          <w:i/>
-          <w:iCs/>
-        </w:rPr>
-        <w:t>Sacrae Preces</w:t>
-      </w:r>
-      <w:r>
-        <w:t>.</w:t>
-      </w:r>
-    </w:p>
-    <w:p>
-      <w:pPr>
-        <w:pStyle w:val="SPBodyText"/>
-      </w:pPr>
-      <w:r>
-        <w:t>The Latin text is presented first, followed by the English meaning and then a simple pronunciation guide. The pronunciation is intentionally approximate, designed to help the reader speak the prayers with confidence rather than to provide a formal linguistic transcription.</w:t>
-      </w:r>
-    </w:p>
-    <w:p>
-      <w:pPr>
-        <w:pStyle w:val="SPBodyText"/>
-      </w:pPr>
-    </w:p>
-    <w:p>
-      <w:pPr>
-        <w:rPr>
-          <w:b/>
-          <w:bCs/>
-        </w:rPr>
-      </w:pPr>
-      <w:r>
-        <w:rPr>
-          <w:b/>
-          <w:bCs/>
-        </w:rPr>
-        <w:t>A Note on Pronunciation</w:t>
-      </w:r>
-    </w:p>
-    <w:p>
-      <w:pPr>
-        <w:pStyle w:val="SPBodyText"/>
-      </w:pPr>
-      <w:r>
-        <w:t xml:space="preserve">The pronunciation used throughout this guide follows the </w:t>
-      </w:r>
-      <w:r>
-        <w:t>traditional ecclesiastical pronunciation of Latin</w:t>
-      </w:r>
-      <w:r>
-        <w:t>,</w:t>
-      </w:r>
-      <w:r>
-        <w:t xml:space="preserve"> </w:t>
-      </w:r>
-      <w:r>
-        <w:t>the form commonly associated with Catholic liturgical prayer.</w:t>
-      </w:r>
-    </w:p>
-    <w:p>
-      <w:pPr>
-        <w:pStyle w:val="SPBodyText"/>
-        <w:sectPr>
-          <w:type w:val="oddPage"/>
-          <w:pgSz w:w="7920" w:h="12240" w:code="6"/>
-          <w:pgMar w:top="1080" w:right="864" w:bottom="1080" w:left="1152" w:header="576" w:footer="576" w:gutter="0"/>
-          <w:cols w:space="720"/>
-          <w:titlePg/>
-          <w:docGrid w:linePitch="360"/>
-        </w:sectPr>
-      </w:pPr>
-    </w:p>
-    <w:p>
-      <w:pPr>
-        <w:pStyle w:val="SPBodyText"/>
-      </w:pPr>
-      <w:r>
-        <w:lastRenderedPageBreak/>
-        <w:t>A few simple principles will help:</w:t>
-      </w:r>
-    </w:p>
-    <w:p>
-      <w:pPr>
-        <w:pStyle w:val="SPBodyText"/>
-      </w:pPr>
-    </w:p>
-    <w:p>
-      <w:pPr>
-        <w:pStyle w:val="SPBodyText"/>
-      </w:pPr>
-      <w:r>
-        <w:rPr>
-          <w:b/>
-          <w:bCs/>
-        </w:rPr>
-        <w:t>c</w:t>
-      </w:r>
-      <w:r>
-        <w:t xml:space="preserve"> before </w:t>
-      </w:r>
-      <w:r>
-        <w:rPr>
-          <w:i/>
-          <w:iCs/>
-        </w:rPr>
-        <w:t xml:space="preserve">e, </w:t>
-      </w:r>
-      <w:proofErr w:type="spellStart"/>
-      <w:r>
-        <w:rPr>
-          <w:i/>
-          <w:iCs/>
-        </w:rPr>
-        <w:t>i</w:t>
-      </w:r>
-      <w:proofErr w:type="spellEnd"/>
-      <w:r>
-        <w:rPr>
-          <w:i/>
-          <w:iCs/>
-        </w:rPr>
-        <w:t>, ae,</w:t>
-      </w:r>
-      <w:r>
-        <w:t xml:space="preserve"> or </w:t>
-      </w:r>
-      <w:proofErr w:type="spellStart"/>
-      <w:r>
-        <w:rPr>
-          <w:i/>
-          <w:iCs/>
-        </w:rPr>
-        <w:t>oe</w:t>
-      </w:r>
-      <w:proofErr w:type="spellEnd"/>
-      <w:r>
-        <w:t xml:space="preserve"> is generally pronounced like </w:t>
-      </w:r>
-      <w:r>
-        <w:rPr>
-          <w:b/>
-          <w:bCs/>
-        </w:rPr>
-        <w:t>ch</w:t>
-      </w:r>
-      <w:r>
-        <w:t>.</w:t>
-      </w:r>
-      <w:r>
-        <w:br/>
-      </w:r>
-      <w:r>
-        <w:rPr>
-          <w:b/>
-          <w:bCs/>
-        </w:rPr>
-        <w:t>c</w:t>
-      </w:r>
-      <w:r>
-        <w:t xml:space="preserve"> elsewhere is generally pronounced like </w:t>
-      </w:r>
-      <w:r>
-        <w:rPr>
-          <w:b/>
-          <w:bCs/>
-        </w:rPr>
-        <w:t>k</w:t>
-      </w:r>
-      <w:r>
-        <w:t>.</w:t>
-      </w:r>
-    </w:p>
-    <w:p>
-      <w:pPr>
-        <w:pStyle w:val="SPBodyText"/>
-      </w:pPr>
-      <w:r>
-        <w:rPr>
-          <w:b/>
-          <w:bCs/>
-        </w:rPr>
-        <w:t>g</w:t>
-      </w:r>
-      <w:r>
-        <w:t xml:space="preserve"> before </w:t>
-      </w:r>
-      <w:r>
-        <w:rPr>
-          <w:i/>
-          <w:iCs/>
-        </w:rPr>
-        <w:t xml:space="preserve">e, </w:t>
-      </w:r>
-      <w:proofErr w:type="spellStart"/>
-      <w:r>
-        <w:rPr>
-          <w:i/>
-          <w:iCs/>
-        </w:rPr>
-        <w:t>i</w:t>
-      </w:r>
-      <w:proofErr w:type="spellEnd"/>
-      <w:r>
-        <w:rPr>
-          <w:i/>
-          <w:iCs/>
-        </w:rPr>
-        <w:t>, ae,</w:t>
-      </w:r>
-      <w:r>
-        <w:t xml:space="preserve"> or </w:t>
-      </w:r>
-      <w:proofErr w:type="spellStart"/>
-      <w:r>
-        <w:rPr>
-          <w:i/>
-          <w:iCs/>
-        </w:rPr>
-        <w:t>oe</w:t>
-      </w:r>
-      <w:proofErr w:type="spellEnd"/>
-      <w:r>
-        <w:t xml:space="preserve"> is generally pronounced like the </w:t>
-      </w:r>
-      <w:r>
-        <w:rPr>
-          <w:b/>
-          <w:bCs/>
-        </w:rPr>
-        <w:t>g</w:t>
-      </w:r>
-      <w:r>
-        <w:t xml:space="preserve"> in </w:t>
-      </w:r>
-      <w:r>
-        <w:rPr>
-          <w:i/>
-          <w:iCs/>
-        </w:rPr>
-        <w:t>gentle</w:t>
-      </w:r>
-      <w:r>
-        <w:t>.</w:t>
-      </w:r>
-      <w:r>
-        <w:br/>
-      </w:r>
-      <w:r>
-        <w:rPr>
-          <w:b/>
-          <w:bCs/>
-        </w:rPr>
-        <w:t>g</w:t>
-      </w:r>
-      <w:r>
-        <w:t xml:space="preserve"> elsewhere is generally pronounced like the </w:t>
-      </w:r>
-      <w:r>
-        <w:rPr>
-          <w:b/>
-          <w:bCs/>
-        </w:rPr>
-        <w:t>g</w:t>
-      </w:r>
-      <w:r>
-        <w:t xml:space="preserve"> in </w:t>
-      </w:r>
-      <w:r>
-        <w:rPr>
-          <w:i/>
-          <w:iCs/>
-        </w:rPr>
-        <w:t>go</w:t>
-      </w:r>
-      <w:r>
-        <w:t>.</w:t>
-      </w:r>
-    </w:p>
-    <w:p>
-      <w:pPr>
-        <w:pStyle w:val="SPBodyText"/>
-      </w:pPr>
-      <w:r>
-        <w:rPr>
-          <w:b/>
-          <w:bCs/>
-        </w:rPr>
-        <w:t>ae</w:t>
-      </w:r>
-      <w:r>
-        <w:t xml:space="preserve"> and </w:t>
-      </w:r>
-      <w:proofErr w:type="spellStart"/>
-      <w:r>
-        <w:rPr>
-          <w:b/>
-          <w:bCs/>
-        </w:rPr>
-        <w:t>oe</w:t>
-      </w:r>
-      <w:proofErr w:type="spellEnd"/>
-      <w:r>
-        <w:t xml:space="preserve"> are generally pronounced like </w:t>
-      </w:r>
-      <w:r>
-        <w:rPr>
-          <w:b/>
-          <w:bCs/>
-        </w:rPr>
-        <w:t>ay</w:t>
-      </w:r>
-      <w:r>
-        <w:t>.</w:t>
-      </w:r>
-    </w:p>
-    <w:p>
-      <w:pPr>
-        <w:pStyle w:val="SPBodyText"/>
-      </w:pPr>
-      <w:r>
-        <w:rPr>
-          <w:b/>
-          <w:bCs/>
-        </w:rPr>
-        <w:t>j</w:t>
-      </w:r>
-      <w:r>
-        <w:t xml:space="preserve"> is pronounced like </w:t>
-      </w:r>
-      <w:r>
-        <w:rPr>
-          <w:b/>
-          <w:bCs/>
-        </w:rPr>
-        <w:t>y</w:t>
-      </w:r>
-      <w:r>
-        <w:t>.</w:t>
-      </w:r>
-    </w:p>
-    <w:p>
-      <w:pPr>
-        <w:pStyle w:val="SPBodyText"/>
-      </w:pPr>
-      <w:r>
-        <w:rPr>
-          <w:b/>
-          <w:bCs/>
-        </w:rPr>
-        <w:t>v</w:t>
-      </w:r>
-      <w:r>
-        <w:t xml:space="preserve"> is pronounced like </w:t>
-      </w:r>
-      <w:r>
-        <w:rPr>
-          <w:b/>
-          <w:bCs/>
-        </w:rPr>
-        <w:t>v</w:t>
-      </w:r>
-      <w:r>
-        <w:t>.</w:t>
-      </w:r>
-    </w:p>
-    <w:p>
-      <w:pPr>
-        <w:pStyle w:val="SPBodyText"/>
-      </w:pPr>
-    </w:p>
-    <w:p>
-      <w:pPr>
-        <w:pStyle w:val="SPBodyText"/>
-      </w:pPr>
-      <w:r>
-        <w:t>The pronunciation guide uses familiar English sounds and is not intended to capture every distinction of Latin pronunciation.</w:t>
-      </w:r>
-    </w:p>
-    <w:p>
-      <w:pPr>
-        <w:pStyle w:val="SPBodyText"/>
-      </w:pPr>
-    </w:p>
-    <w:p>
-      <w:pPr>
-        <w:pStyle w:val="SPBodyText"/>
-      </w:pPr>
-      <w:r>
-        <w:t>The purpose of learning these pronunciations is not perfection.</w:t>
-      </w:r>
-      <w:r>
-        <w:t xml:space="preserve"> </w:t>
-      </w:r>
-      <w:r>
-        <w:t>If a word is unfamiliar, pray it slowly. If the pronunciation is imperfect, continue. With repetition, the words become familiar, and eventually the prayer begins to speak from memory.</w:t>
-      </w:r>
-    </w:p>
-    <w:p>
-      <w:pPr>
-        <w:pStyle w:val="SPBodyText"/>
-      </w:pPr>
-    </w:p>
-    <w:p>
-      <w:pPr>
-        <w:pStyle w:val="SPBodyText"/>
-        <w:sectPr>
-          <w:type w:val="evenPage"/>
-          <w:pgSz w:w="7920" w:h="12240" w:code="6"/>
-          <w:pgMar w:top="1080" w:right="864" w:bottom="1080" w:left="1152" w:header="576" w:footer="576" w:gutter="0"/>
-          <w:cols w:space="720"/>
-          <w:titlePg/>
-          <w:docGrid w:linePitch="360"/>
-        </w:sectPr>
-      </w:pPr>
-      <w:r>
-        <w:t>The goal is not simply to pronounce the words, but to pray them.</w:t>
-      </w:r>
-    </w:p>
-    <w:p>
-      <w:pPr>
-        <w:pStyle w:val="SPSectionTitle"/>
-      </w:pPr>
-      <w:bookmarkStart w:id="41" w:name="_Toc240260270"/>
-      <w:r>
-        <w:lastRenderedPageBreak/>
-        <w:t>Common Prayers</w:t>
-      </w:r>
-      <w:bookmarkEnd w:id="41"/>
-    </w:p>
-    <w:p>
-      <w:pPr>
-        <w:pStyle w:val="SPSubheading"/>
-      </w:pPr>
-    </w:p>
-    <w:p>
-      <w:pPr>
-        <w:pStyle w:val="SPBodyText"/>
-      </w:pPr>
-      <w:r>
-        <w:t xml:space="preserve">The following phrases are drawn from some of the most familiar prayers of the Catholic tradition. They are included not to repeat the prayers found elsewhere in </w:t>
-      </w:r>
-      <w:r>
-        <w:rPr>
-          <w:i/>
-          <w:iCs/>
-        </w:rPr>
-        <w:t>Sacrae Preces</w:t>
-      </w:r>
-      <w:r>
-        <w:t>, but to help the reader become familiar with their Latin words, sounds, and meanings. As these phrases become familiar, the prayers themselves may gradually become easier to pray in Latin.</w:t>
-      </w:r>
-    </w:p>
-    <w:p>
-      <w:pPr>
-        <w:pStyle w:val="SPBodyText"/>
-      </w:pPr>
-    </w:p>
-    <w:p>
-      <w:pPr>
-        <w:pStyle w:val="SPBodyText"/>
-        <w:sectPr>
-          <w:type w:val="oddPage"/>
-          <w:pgSz w:w="7920" w:h="12240" w:code="6"/>
-          <w:pgMar w:top="1080" w:right="864" w:bottom="1080" w:left="1152" w:header="576" w:footer="576" w:gutter="0"/>
-          <w:cols w:space="720"/>
-          <w:titlePg/>
-          <w:docGrid w:linePitch="360"/>
-        </w:sectPr>
-      </w:pPr>
     </w:p>
     <w:p>
       <w:pPr>
@@ -24259,13 +24145,8 @@
         <w:pStyle w:val="SPPrayerEnglish"/>
       </w:pPr>
       <w:r>
-        <w:t xml:space="preserve">qui es in </w:t>
-      </w:r>
-      <w:proofErr w:type="spellStart"/>
-      <w:r>
-        <w:t>caelis</w:t>
-      </w:r>
-      <w:proofErr w:type="spellEnd"/>
+        <w:t>qui es in caelis</w:t>
+      </w:r>
       <w:r>
         <w:br/>
         <w:t>who art in heaven</w:t>
@@ -24739,9 +24620,9 @@
     </w:p>
     <w:p>
       <w:pPr>
-        <w:pStyle w:val="SPSectionTitle"/>
-      </w:pPr>
-      <w:bookmarkStart w:id="42" w:name="_Toc240260271"/>
+        <w:pStyle w:val="SPPrayerTitle"/>
+      </w:pPr>
+      <w:bookmarkStart w:id="42" w:name="_Toc240351996"/>
       <w:r>
         <w:lastRenderedPageBreak/>
         <w:t>Common Catholic Expressions</w:t>
@@ -25453,7 +25334,7 @@
 </file>
 
 <file path=word/endnotes.xml><?xml version="1.0" encoding="utf-8"?>
-<w:endnotes xmlns:wpc="http://schemas.microsoft.com/office/word/2010/wordprocessingCanvas" xmlns:cx="http://schemas.microsoft.com/office/drawing/2014/chartex" xmlns:cx1="http://schemas.microsoft.com/office/drawing/2015/9/8/chartex" xmlns:cx2="http://schemas.microsoft.com/office/drawing/2015/10/21/chartex" xmlns:cx3="http://schemas.microsoft.com/office/drawing/2016/5/9/chartex" xmlns:cx4="http://schemas.microsoft.com/office/drawing/2016/5/10/chartex" xmlns:cx5="http://schemas.microsoft.com/office/drawing/2016/5/11/chartex" xmlns:cx6="http://schemas.microsoft.com/office/drawing/2016/5/12/chartex" xmlns:cx7="http://schemas.microsoft.com/office/drawing/2016/5/13/chartex" xmlns:cx8="http://schemas.microsoft.com/office/drawing/2016/5/14/chartex" xmlns:mc="http://schemas.openxmlformats.org/markup-compatibility/2006" xmlns:aink="http://schemas.microsoft.com/office/drawing/2016/ink" xmlns:am3d="http://schemas.microsoft.com/office/drawing/2017/model3d" xmlns:o="urn:schemas-microsoft-com:office:office" xmlns:oel="http://schemas.microsoft.com/office/2019/extlst" xmlns:r="http://schemas.openxmlformats.org/officeDocument/2006/relationships" xmlns:m="http://schemas.openxmlformats.org/officeDocument/2006/math" xmlns:v="urn:schemas-microsoft-com:vml" xmlns:wp14="http://schemas.microsoft.com/office/word/2010/wordprocessingDrawing" xmlns:wp="http://schemas.openxmlformats.org/drawingml/2006/wordprocessingDrawing" xmlns:w10="urn:schemas-microsoft-com:office:word" xmlns:w="http://schemas.openxmlformats.org/wordprocessingml/2006/main" xmlns:w14="http://schemas.microsoft.com/office/word/2010/wordml" xmlns:w15="http://schemas.microsoft.com/office/word/2012/wordml" xmlns:w16cei="http://schemas.microsoft.com/office/word/2026/wordml/cei" xmlns:w16cex="http://schemas.microsoft.com/office/word/2018/wordml/cex" xmlns:w16cid="http://schemas.microsoft.com/office/word/2016/wordml/cid" xmlns:w16="http://schemas.microsoft.com/office/word/2018/wordml" xmlns:w16du="http://schemas.microsoft.com/office/word/2023/wordml/word16du" xmlns:w16sdtdh="http://schemas.microsoft.com/office/word/2020/wordml/sdtdatahash" xmlns:w16sdtfl="http://schemas.microsoft.com/office/word/2024/wordml/sdtformatlock" xmlns:w16se="http://schemas.microsoft.com/office/word/2015/wordml/symex" xmlns:wpg="http://schemas.microsoft.com/office/word/2010/wordprocessingGroup" xmlns:wpi="http://schemas.microsoft.com/office/word/2010/wordprocessingInk" xmlns:wne="http://schemas.microsoft.com/office/word/2006/wordml" xmlns:wps="http://schemas.microsoft.com/office/word/2010/wordprocessingShape" mc:Ignorable="w14 w15 w16se w16cid w16 w16cex w16sdtdh w16sdtfl w16du wp14">
+<w:endnotes xmlns:wpc="http://schemas.microsoft.com/office/word/2010/wordprocessingCanvas" xmlns:cx="http://schemas.microsoft.com/office/drawing/2014/chartex" xmlns:cx1="http://schemas.microsoft.com/office/drawing/2015/9/8/chartex" xmlns:cx2="http://schemas.microsoft.com/office/drawing/2015/10/21/chartex" xmlns:cx3="http://schemas.microsoft.com/office/drawing/2016/5/9/chartex" xmlns:cx4="http://schemas.microsoft.com/office/drawing/2016/5/10/chartex" xmlns:cx5="http://schemas.microsoft.com/office/drawing/2016/5/11/chartex" xmlns:cx6="http://schemas.microsoft.com/office/drawing/2016/5/12/chartex" xmlns:cx7="http://schemas.microsoft.com/office/drawing/2016/5/13/chartex" xmlns:cx8="http://schemas.microsoft.com/office/drawing/2016/5/14/chartex" xmlns:mc="http://schemas.openxmlformats.org/markup-compatibility/2006" xmlns:aink="http://schemas.microsoft.com/office/drawing/2016/ink" xmlns:am3d="http://schemas.microsoft.com/office/drawing/2017/model3d" xmlns:o="urn:schemas-microsoft-com:office:office" xmlns:oel="http://schemas.microsoft.com/office/2019/extlst" xmlns:r="http://schemas.openxmlformats.org/officeDocument/2006/relationships" xmlns:m="http://schemas.openxmlformats.org/officeDocument/2006/math" xmlns:v="urn:schemas-microsoft-com:vml" xmlns:wp14="http://schemas.microsoft.com/office/word/2010/wordprocessingDrawing" xmlns:wp="http://schemas.openxmlformats.org/drawingml/2006/wordprocessingDrawing" xmlns:w10="urn:schemas-microsoft-com:office:word" xmlns:w="http://schemas.openxmlformats.org/wordprocessingml/2006/main" xmlns:w14="http://schemas.microsoft.com/office/word/2010/wordml" xmlns:w15="http://schemas.microsoft.com/office/word/2012/wordml" xmlns:w16cex="http://schemas.microsoft.com/office/word/2018/wordml/cex" xmlns:w16cid="http://schemas.microsoft.com/office/word/2016/wordml/cid" xmlns:w16="http://schemas.microsoft.com/office/word/2018/wordml" xmlns:w16du="http://schemas.microsoft.com/office/word/2023/wordml/word16du" xmlns:w16sdtdh="http://schemas.microsoft.com/office/word/2020/wordml/sdtdatahash" xmlns:w16sdtfl="http://schemas.microsoft.com/office/word/2024/wordml/sdtformatlock" xmlns:w16se="http://schemas.microsoft.com/office/word/2015/wordml/symex" xmlns:wpg="http://schemas.microsoft.com/office/word/2010/wordprocessingGroup" xmlns:wpi="http://schemas.microsoft.com/office/word/2010/wordprocessingInk" xmlns:wne="http://schemas.microsoft.com/office/word/2006/wordml" xmlns:wps="http://schemas.microsoft.com/office/word/2010/wordprocessingShape" mc:Ignorable="w14 w15 w16se w16cid w16 w16cex w16sdtdh w16sdtfl w16du wp14">
   <w:endnote w:type="separator" w:id="-1">
     <w:p>
       <w:pPr>
@@ -25478,7 +25359,7 @@
 </file>
 
 <file path=word/footer1.xml><?xml version="1.0" encoding="utf-8"?>
-<w:ftr xmlns:wpc="http://schemas.microsoft.com/office/word/2010/wordprocessingCanvas" xmlns:cx="http://schemas.microsoft.com/office/drawing/2014/chartex" xmlns:cx1="http://schemas.microsoft.com/office/drawing/2015/9/8/chartex" xmlns:cx2="http://schemas.microsoft.com/office/drawing/2015/10/21/chartex" xmlns:cx3="http://schemas.microsoft.com/office/drawing/2016/5/9/chartex" xmlns:cx4="http://schemas.microsoft.com/office/drawing/2016/5/10/chartex" xmlns:cx5="http://schemas.microsoft.com/office/drawing/2016/5/11/chartex" xmlns:cx6="http://schemas.microsoft.com/office/drawing/2016/5/12/chartex" xmlns:cx7="http://schemas.microsoft.com/office/drawing/2016/5/13/chartex" xmlns:cx8="http://schemas.microsoft.com/office/drawing/2016/5/14/chartex" xmlns:mc="http://schemas.openxmlformats.org/markup-compatibility/2006" xmlns:aink="http://schemas.microsoft.com/office/drawing/2016/ink" xmlns:am3d="http://schemas.microsoft.com/office/drawing/2017/model3d" xmlns:o="urn:schemas-microsoft-com:office:office" xmlns:oel="http://schemas.microsoft.com/office/2019/extlst" xmlns:r="http://schemas.openxmlformats.org/officeDocument/2006/relationships" xmlns:m="http://schemas.openxmlformats.org/officeDocument/2006/math" xmlns:v="urn:schemas-microsoft-com:vml" xmlns:wp14="http://schemas.microsoft.com/office/word/2010/wordprocessingDrawing" xmlns:wp="http://schemas.openxmlformats.org/drawingml/2006/wordprocessingDrawing" xmlns:w10="urn:schemas-microsoft-com:office:word" xmlns:w="http://schemas.openxmlformats.org/wordprocessingml/2006/main" xmlns:w14="http://schemas.microsoft.com/office/word/2010/wordml" xmlns:w15="http://schemas.microsoft.com/office/word/2012/wordml" xmlns:w16cei="http://schemas.microsoft.com/office/word/2026/wordml/cei" xmlns:w16cex="http://schemas.microsoft.com/office/word/2018/wordml/cex" xmlns:w16cid="http://schemas.microsoft.com/office/word/2016/wordml/cid" xmlns:w16="http://schemas.microsoft.com/office/word/2018/wordml" xmlns:w16du="http://schemas.microsoft.com/office/word/2023/wordml/word16du" xmlns:w16sdtdh="http://schemas.microsoft.com/office/word/2020/wordml/sdtdatahash" xmlns:w16sdtfl="http://schemas.microsoft.com/office/word/2024/wordml/sdtformatlock" xmlns:w16se="http://schemas.microsoft.com/office/word/2015/wordml/symex" xmlns:wpg="http://schemas.microsoft.com/office/word/2010/wordprocessingGroup" xmlns:wpi="http://schemas.microsoft.com/office/word/2010/wordprocessingInk" xmlns:wne="http://schemas.microsoft.com/office/word/2006/wordml" xmlns:wps="http://schemas.microsoft.com/office/word/2010/wordprocessingShape" mc:Ignorable="w14 w15 w16se w16cid w16 w16cex w16sdtdh w16sdtfl w16du wp14">
+<w:ftr xmlns:wpc="http://schemas.microsoft.com/office/word/2010/wordprocessingCanvas" xmlns:cx="http://schemas.microsoft.com/office/drawing/2014/chartex" xmlns:cx1="http://schemas.microsoft.com/office/drawing/2015/9/8/chartex" xmlns:cx2="http://schemas.microsoft.com/office/drawing/2015/10/21/chartex" xmlns:cx3="http://schemas.microsoft.com/office/drawing/2016/5/9/chartex" xmlns:cx4="http://schemas.microsoft.com/office/drawing/2016/5/10/chartex" xmlns:cx5="http://schemas.microsoft.com/office/drawing/2016/5/11/chartex" xmlns:cx6="http://schemas.microsoft.com/office/drawing/2016/5/12/chartex" xmlns:cx7="http://schemas.microsoft.com/office/drawing/2016/5/13/chartex" xmlns:cx8="http://schemas.microsoft.com/office/drawing/2016/5/14/chartex" xmlns:mc="http://schemas.openxmlformats.org/markup-compatibility/2006" xmlns:aink="http://schemas.microsoft.com/office/drawing/2016/ink" xmlns:am3d="http://schemas.microsoft.com/office/drawing/2017/model3d" xmlns:o="urn:schemas-microsoft-com:office:office" xmlns:oel="http://schemas.microsoft.com/office/2019/extlst" xmlns:r="http://schemas.openxmlformats.org/officeDocument/2006/relationships" xmlns:m="http://schemas.openxmlformats.org/officeDocument/2006/math" xmlns:v="urn:schemas-microsoft-com:vml" xmlns:wp14="http://schemas.microsoft.com/office/word/2010/wordprocessingDrawing" xmlns:wp="http://schemas.openxmlformats.org/drawingml/2006/wordprocessingDrawing" xmlns:w10="urn:schemas-microsoft-com:office:word" xmlns:w="http://schemas.openxmlformats.org/wordprocessingml/2006/main" xmlns:w14="http://schemas.microsoft.com/office/word/2010/wordml" xmlns:w15="http://schemas.microsoft.com/office/word/2012/wordml" xmlns:w16cex="http://schemas.microsoft.com/office/word/2018/wordml/cex" xmlns:w16cid="http://schemas.microsoft.com/office/word/2016/wordml/cid" xmlns:w16="http://schemas.microsoft.com/office/word/2018/wordml" xmlns:w16du="http://schemas.microsoft.com/office/word/2023/wordml/word16du" xmlns:w16sdtdh="http://schemas.microsoft.com/office/word/2020/wordml/sdtdatahash" xmlns:w16sdtfl="http://schemas.microsoft.com/office/word/2024/wordml/sdtformatlock" xmlns:w16se="http://schemas.microsoft.com/office/word/2015/wordml/symex" xmlns:wpg="http://schemas.microsoft.com/office/word/2010/wordprocessingGroup" xmlns:wpi="http://schemas.microsoft.com/office/word/2010/wordprocessingInk" xmlns:wne="http://schemas.microsoft.com/office/word/2006/wordml" xmlns:wps="http://schemas.microsoft.com/office/word/2010/wordprocessingShape" mc:Ignorable="w14 w15 w16se w16cid w16 w16cex w16sdtdh w16sdtfl w16du wp14">
   <w:sdt>
     <w:sdtPr>
       <w:id w:val="-1002042901"/>
@@ -25531,7 +25412,7 @@
 </file>
 
 <file path=word/footer2.xml><?xml version="1.0" encoding="utf-8"?>
-<w:ftr xmlns:wpc="http://schemas.microsoft.com/office/word/2010/wordprocessingCanvas" xmlns:cx="http://schemas.microsoft.com/office/drawing/2014/chartex" xmlns:cx1="http://schemas.microsoft.com/office/drawing/2015/9/8/chartex" xmlns:cx2="http://schemas.microsoft.com/office/drawing/2015/10/21/chartex" xmlns:cx3="http://schemas.microsoft.com/office/drawing/2016/5/9/chartex" xmlns:cx4="http://schemas.microsoft.com/office/drawing/2016/5/10/chartex" xmlns:cx5="http://schemas.microsoft.com/office/drawing/2016/5/11/chartex" xmlns:cx6="http://schemas.microsoft.com/office/drawing/2016/5/12/chartex" xmlns:cx7="http://schemas.microsoft.com/office/drawing/2016/5/13/chartex" xmlns:cx8="http://schemas.microsoft.com/office/drawing/2016/5/14/chartex" xmlns:mc="http://schemas.openxmlformats.org/markup-compatibility/2006" xmlns:aink="http://schemas.microsoft.com/office/drawing/2016/ink" xmlns:am3d="http://schemas.microsoft.com/office/drawing/2017/model3d" xmlns:o="urn:schemas-microsoft-com:office:office" xmlns:oel="http://schemas.microsoft.com/office/2019/extlst" xmlns:r="http://schemas.openxmlformats.org/officeDocument/2006/relationships" xmlns:m="http://schemas.openxmlformats.org/officeDocument/2006/math" xmlns:v="urn:schemas-microsoft-com:vml" xmlns:wp14="http://schemas.microsoft.com/office/word/2010/wordprocessingDrawing" xmlns:wp="http://schemas.openxmlformats.org/drawingml/2006/wordprocessingDrawing" xmlns:w10="urn:schemas-microsoft-com:office:word" xmlns:w="http://schemas.openxmlformats.org/wordprocessingml/2006/main" xmlns:w14="http://schemas.microsoft.com/office/word/2010/wordml" xmlns:w15="http://schemas.microsoft.com/office/word/2012/wordml" xmlns:w16cei="http://schemas.microsoft.com/office/word/2026/wordml/cei" xmlns:w16cex="http://schemas.microsoft.com/office/word/2018/wordml/cex" xmlns:w16cid="http://schemas.microsoft.com/office/word/2016/wordml/cid" xmlns:w16="http://schemas.microsoft.com/office/word/2018/wordml" xmlns:w16du="http://schemas.microsoft.com/office/word/2023/wordml/word16du" xmlns:w16sdtdh="http://schemas.microsoft.com/office/word/2020/wordml/sdtdatahash" xmlns:w16sdtfl="http://schemas.microsoft.com/office/word/2024/wordml/sdtformatlock" xmlns:w16se="http://schemas.microsoft.com/office/word/2015/wordml/symex" xmlns:wpg="http://schemas.microsoft.com/office/word/2010/wordprocessingGroup" xmlns:wpi="http://schemas.microsoft.com/office/word/2010/wordprocessingInk" xmlns:wne="http://schemas.microsoft.com/office/word/2006/wordml" xmlns:wps="http://schemas.microsoft.com/office/word/2010/wordprocessingShape" mc:Ignorable="w14 w15 w16se w16cid w16 w16cex w16sdtdh w16sdtfl w16du wp14">
+<w:ftr xmlns:wpc="http://schemas.microsoft.com/office/word/2010/wordprocessingCanvas" xmlns:cx="http://schemas.microsoft.com/office/drawing/2014/chartex" xmlns:cx1="http://schemas.microsoft.com/office/drawing/2015/9/8/chartex" xmlns:cx2="http://schemas.microsoft.com/office/drawing/2015/10/21/chartex" xmlns:cx3="http://schemas.microsoft.com/office/drawing/2016/5/9/chartex" xmlns:cx4="http://schemas.microsoft.com/office/drawing/2016/5/10/chartex" xmlns:cx5="http://schemas.microsoft.com/office/drawing/2016/5/11/chartex" xmlns:cx6="http://schemas.microsoft.com/office/drawing/2016/5/12/chartex" xmlns:cx7="http://schemas.microsoft.com/office/drawing/2016/5/13/chartex" xmlns:cx8="http://schemas.microsoft.com/office/drawing/2016/5/14/chartex" xmlns:mc="http://schemas.openxmlformats.org/markup-compatibility/2006" xmlns:aink="http://schemas.microsoft.com/office/drawing/2016/ink" xmlns:am3d="http://schemas.microsoft.com/office/drawing/2017/model3d" xmlns:o="urn:schemas-microsoft-com:office:office" xmlns:oel="http://schemas.microsoft.com/office/2019/extlst" xmlns:r="http://schemas.openxmlformats.org/officeDocument/2006/relationships" xmlns:m="http://schemas.openxmlformats.org/officeDocument/2006/math" xmlns:v="urn:schemas-microsoft-com:vml" xmlns:wp14="http://schemas.microsoft.com/office/word/2010/wordprocessingDrawing" xmlns:wp="http://schemas.openxmlformats.org/drawingml/2006/wordprocessingDrawing" xmlns:w10="urn:schemas-microsoft-com:office:word" xmlns:w="http://schemas.openxmlformats.org/wordprocessingml/2006/main" xmlns:w14="http://schemas.microsoft.com/office/word/2010/wordml" xmlns:w15="http://schemas.microsoft.com/office/word/2012/wordml" xmlns:w16cex="http://schemas.microsoft.com/office/word/2018/wordml/cex" xmlns:w16cid="http://schemas.microsoft.com/office/word/2016/wordml/cid" xmlns:w16="http://schemas.microsoft.com/office/word/2018/wordml" xmlns:w16du="http://schemas.microsoft.com/office/word/2023/wordml/word16du" xmlns:w16sdtdh="http://schemas.microsoft.com/office/word/2020/wordml/sdtdatahash" xmlns:w16sdtfl="http://schemas.microsoft.com/office/word/2024/wordml/sdtformatlock" xmlns:w16se="http://schemas.microsoft.com/office/word/2015/wordml/symex" xmlns:wpg="http://schemas.microsoft.com/office/word/2010/wordprocessingGroup" xmlns:wpi="http://schemas.microsoft.com/office/word/2010/wordprocessingInk" xmlns:wne="http://schemas.microsoft.com/office/word/2006/wordml" xmlns:wps="http://schemas.microsoft.com/office/word/2010/wordprocessingShape" mc:Ignorable="w14 w15 w16se w16cid w16 w16cex w16sdtdh w16sdtfl w16du wp14">
   <w:sdt>
     <w:sdtPr>
       <w:id w:val="-755368615"/>
@@ -25584,7 +25465,7 @@
 </file>
 
 <file path=word/footer3.xml><?xml version="1.0" encoding="utf-8"?>
-<w:ftr xmlns:wpc="http://schemas.microsoft.com/office/word/2010/wordprocessingCanvas" xmlns:cx="http://schemas.microsoft.com/office/drawing/2014/chartex" xmlns:cx1="http://schemas.microsoft.com/office/drawing/2015/9/8/chartex" xmlns:cx2="http://schemas.microsoft.com/office/drawing/2015/10/21/chartex" xmlns:cx3="http://schemas.microsoft.com/office/drawing/2016/5/9/chartex" xmlns:cx4="http://schemas.microsoft.com/office/drawing/2016/5/10/chartex" xmlns:cx5="http://schemas.microsoft.com/office/drawing/2016/5/11/chartex" xmlns:cx6="http://schemas.microsoft.com/office/drawing/2016/5/12/chartex" xmlns:cx7="http://schemas.microsoft.com/office/drawing/2016/5/13/chartex" xmlns:cx8="http://schemas.microsoft.com/office/drawing/2016/5/14/chartex" xmlns:mc="http://schemas.openxmlformats.org/markup-compatibility/2006" xmlns:aink="http://schemas.microsoft.com/office/drawing/2016/ink" xmlns:am3d="http://schemas.microsoft.com/office/drawing/2017/model3d" xmlns:o="urn:schemas-microsoft-com:office:office" xmlns:oel="http://schemas.microsoft.com/office/2019/extlst" xmlns:r="http://schemas.openxmlformats.org/officeDocument/2006/relationships" xmlns:m="http://schemas.openxmlformats.org/officeDocument/2006/math" xmlns:v="urn:schemas-microsoft-com:vml" xmlns:wp14="http://schemas.microsoft.com/office/word/2010/wordprocessingDrawing" xmlns:wp="http://schemas.openxmlformats.org/drawingml/2006/wordprocessingDrawing" xmlns:w10="urn:schemas-microsoft-com:office:word" xmlns:w="http://schemas.openxmlformats.org/wordprocessingml/2006/main" xmlns:w14="http://schemas.microsoft.com/office/word/2010/wordml" xmlns:w15="http://schemas.microsoft.com/office/word/2012/wordml" xmlns:w16cei="http://schemas.microsoft.com/office/word/2026/wordml/cei" xmlns:w16cex="http://schemas.microsoft.com/office/word/2018/wordml/cex" xmlns:w16cid="http://schemas.microsoft.com/office/word/2016/wordml/cid" xmlns:w16="http://schemas.microsoft.com/office/word/2018/wordml" xmlns:w16du="http://schemas.microsoft.com/office/word/2023/wordml/word16du" xmlns:w16sdtdh="http://schemas.microsoft.com/office/word/2020/wordml/sdtdatahash" xmlns:w16sdtfl="http://schemas.microsoft.com/office/word/2024/wordml/sdtformatlock" xmlns:w16se="http://schemas.microsoft.com/office/word/2015/wordml/symex" xmlns:wpg="http://schemas.microsoft.com/office/word/2010/wordprocessingGroup" xmlns:wpi="http://schemas.microsoft.com/office/word/2010/wordprocessingInk" xmlns:wne="http://schemas.microsoft.com/office/word/2006/wordml" xmlns:wps="http://schemas.microsoft.com/office/word/2010/wordprocessingShape" mc:Ignorable="w14 w15 w16se w16cid w16 w16cex w16sdtdh w16sdtfl w16du wp14">
+<w:ftr xmlns:wpc="http://schemas.microsoft.com/office/word/2010/wordprocessingCanvas" xmlns:cx="http://schemas.microsoft.com/office/drawing/2014/chartex" xmlns:cx1="http://schemas.microsoft.com/office/drawing/2015/9/8/chartex" xmlns:cx2="http://schemas.microsoft.com/office/drawing/2015/10/21/chartex" xmlns:cx3="http://schemas.microsoft.com/office/drawing/2016/5/9/chartex" xmlns:cx4="http://schemas.microsoft.com/office/drawing/2016/5/10/chartex" xmlns:cx5="http://schemas.microsoft.com/office/drawing/2016/5/11/chartex" xmlns:cx6="http://schemas.microsoft.com/office/drawing/2016/5/12/chartex" xmlns:cx7="http://schemas.microsoft.com/office/drawing/2016/5/13/chartex" xmlns:cx8="http://schemas.microsoft.com/office/drawing/2016/5/14/chartex" xmlns:mc="http://schemas.openxmlformats.org/markup-compatibility/2006" xmlns:aink="http://schemas.microsoft.com/office/drawing/2016/ink" xmlns:am3d="http://schemas.microsoft.com/office/drawing/2017/model3d" xmlns:o="urn:schemas-microsoft-com:office:office" xmlns:oel="http://schemas.microsoft.com/office/2019/extlst" xmlns:r="http://schemas.openxmlformats.org/officeDocument/2006/relationships" xmlns:m="http://schemas.openxmlformats.org/officeDocument/2006/math" xmlns:v="urn:schemas-microsoft-com:vml" xmlns:wp14="http://schemas.microsoft.com/office/word/2010/wordprocessingDrawing" xmlns:wp="http://schemas.openxmlformats.org/drawingml/2006/wordprocessingDrawing" xmlns:w10="urn:schemas-microsoft-com:office:word" xmlns:w="http://schemas.openxmlformats.org/wordprocessingml/2006/main" xmlns:w14="http://schemas.microsoft.com/office/word/2010/wordml" xmlns:w15="http://schemas.microsoft.com/office/word/2012/wordml" xmlns:w16cex="http://schemas.microsoft.com/office/word/2018/wordml/cex" xmlns:w16cid="http://schemas.microsoft.com/office/word/2016/wordml/cid" xmlns:w16="http://schemas.microsoft.com/office/word/2018/wordml" xmlns:w16du="http://schemas.microsoft.com/office/word/2023/wordml/word16du" xmlns:w16sdtdh="http://schemas.microsoft.com/office/word/2020/wordml/sdtdatahash" xmlns:w16sdtfl="http://schemas.microsoft.com/office/word/2024/wordml/sdtformatlock" xmlns:w16se="http://schemas.microsoft.com/office/word/2015/wordml/symex" xmlns:wpg="http://schemas.microsoft.com/office/word/2010/wordprocessingGroup" xmlns:wpi="http://schemas.microsoft.com/office/word/2010/wordprocessingInk" xmlns:wne="http://schemas.microsoft.com/office/word/2006/wordml" xmlns:wps="http://schemas.microsoft.com/office/word/2010/wordprocessingShape" mc:Ignorable="w14 w15 w16se w16cid w16 w16cex w16sdtdh w16sdtfl w16du wp14">
   <w:sdt>
     <w:sdtPr>
       <w:id w:val="-1971357067"/>
@@ -25637,7 +25518,7 @@
 </file>
 
 <file path=word/footnotes.xml><?xml version="1.0" encoding="utf-8"?>
-<w:footnotes xmlns:wpc="http://schemas.microsoft.com/office/word/2010/wordprocessingCanvas" xmlns:cx="http://schemas.microsoft.com/office/drawing/2014/chartex" xmlns:cx1="http://schemas.microsoft.com/office/drawing/2015/9/8/chartex" xmlns:cx2="http://schemas.microsoft.com/office/drawing/2015/10/21/chartex" xmlns:cx3="http://schemas.microsoft.com/office/drawing/2016/5/9/chartex" xmlns:cx4="http://schemas.microsoft.com/office/drawing/2016/5/10/chartex" xmlns:cx5="http://schemas.microsoft.com/office/drawing/2016/5/11/chartex" xmlns:cx6="http://schemas.microsoft.com/office/drawing/2016/5/12/chartex" xmlns:cx7="http://schemas.microsoft.com/office/drawing/2016/5/13/chartex" xmlns:cx8="http://schemas.microsoft.com/office/drawing/2016/5/14/chartex" xmlns:mc="http://schemas.openxmlformats.org/markup-compatibility/2006" xmlns:aink="http://schemas.microsoft.com/office/drawing/2016/ink" xmlns:am3d="http://schemas.microsoft.com/office/drawing/2017/model3d" xmlns:o="urn:schemas-microsoft-com:office:office" xmlns:oel="http://schemas.microsoft.com/office/2019/extlst" xmlns:r="http://schemas.openxmlformats.org/officeDocument/2006/relationships" xmlns:m="http://schemas.openxmlformats.org/officeDocument/2006/math" xmlns:v="urn:schemas-microsoft-com:vml" xmlns:wp14="http://schemas.microsoft.com/office/word/2010/wordprocessingDrawing" xmlns:wp="http://schemas.openxmlformats.org/drawingml/2006/wordprocessingDrawing" xmlns:w10="urn:schemas-microsoft-com:office:word" xmlns:w="http://schemas.openxmlformats.org/wordprocessingml/2006/main" xmlns:w14="http://schemas.microsoft.com/office/word/2010/wordml" xmlns:w15="http://schemas.microsoft.com/office/word/2012/wordml" xmlns:w16cei="http://schemas.microsoft.com/office/word/2026/wordml/cei" xmlns:w16cex="http://schemas.microsoft.com/office/word/2018/wordml/cex" xmlns:w16cid="http://schemas.microsoft.com/office/word/2016/wordml/cid" xmlns:w16="http://schemas.microsoft.com/office/word/2018/wordml" xmlns:w16du="http://schemas.microsoft.com/office/word/2023/wordml/word16du" xmlns:w16sdtdh="http://schemas.microsoft.com/office/word/2020/wordml/sdtdatahash" xmlns:w16sdtfl="http://schemas.microsoft.com/office/word/2024/wordml/sdtformatlock" xmlns:w16se="http://schemas.microsoft.com/office/word/2015/wordml/symex" xmlns:wpg="http://schemas.microsoft.com/office/word/2010/wordprocessingGroup" xmlns:wpi="http://schemas.microsoft.com/office/word/2010/wordprocessingInk" xmlns:wne="http://schemas.microsoft.com/office/word/2006/wordml" xmlns:wps="http://schemas.microsoft.com/office/word/2010/wordprocessingShape" mc:Ignorable="w14 w15 w16se w16cid w16 w16cex w16sdtdh w16sdtfl w16du wp14">
+<w:footnotes xmlns:wpc="http://schemas.microsoft.com/office/word/2010/wordprocessingCanvas" xmlns:cx="http://schemas.microsoft.com/office/drawing/2014/chartex" xmlns:cx1="http://schemas.microsoft.com/office/drawing/2015/9/8/chartex" xmlns:cx2="http://schemas.microsoft.com/office/drawing/2015/10/21/chartex" xmlns:cx3="http://schemas.microsoft.com/office/drawing/2016/5/9/chartex" xmlns:cx4="http://schemas.microsoft.com/office/drawing/2016/5/10/chartex" xmlns:cx5="http://schemas.microsoft.com/office/drawing/2016/5/11/chartex" xmlns:cx6="http://schemas.microsoft.com/office/drawing/2016/5/12/chartex" xmlns:cx7="http://schemas.microsoft.com/office/drawing/2016/5/13/chartex" xmlns:cx8="http://schemas.microsoft.com/office/drawing/2016/5/14/chartex" xmlns:mc="http://schemas.openxmlformats.org/markup-compatibility/2006" xmlns:aink="http://schemas.microsoft.com/office/drawing/2016/ink" xmlns:am3d="http://schemas.microsoft.com/office/drawing/2017/model3d" xmlns:o="urn:schemas-microsoft-com:office:office" xmlns:oel="http://schemas.microsoft.com/office/2019/extlst" xmlns:r="http://schemas.openxmlformats.org/officeDocument/2006/relationships" xmlns:m="http://schemas.openxmlformats.org/officeDocument/2006/math" xmlns:v="urn:schemas-microsoft-com:vml" xmlns:wp14="http://schemas.microsoft.com/office/word/2010/wordprocessingDrawing" xmlns:wp="http://schemas.openxmlformats.org/drawingml/2006/wordprocessingDrawing" xmlns:w10="urn:schemas-microsoft-com:office:word" xmlns:w="http://schemas.openxmlformats.org/wordprocessingml/2006/main" xmlns:w14="http://schemas.microsoft.com/office/word/2010/wordml" xmlns:w15="http://schemas.microsoft.com/office/word/2012/wordml" xmlns:w16cex="http://schemas.microsoft.com/office/word/2018/wordml/cex" xmlns:w16cid="http://schemas.microsoft.com/office/word/2016/wordml/cid" xmlns:w16="http://schemas.microsoft.com/office/word/2018/wordml" xmlns:w16du="http://schemas.microsoft.com/office/word/2023/wordml/word16du" xmlns:w16sdtdh="http://schemas.microsoft.com/office/word/2020/wordml/sdtdatahash" xmlns:w16sdtfl="http://schemas.microsoft.com/office/word/2024/wordml/sdtformatlock" xmlns:w16se="http://schemas.microsoft.com/office/word/2015/wordml/symex" xmlns:wpg="http://schemas.microsoft.com/office/word/2010/wordprocessingGroup" xmlns:wpi="http://schemas.microsoft.com/office/word/2010/wordprocessingInk" xmlns:wne="http://schemas.microsoft.com/office/word/2006/wordml" xmlns:wps="http://schemas.microsoft.com/office/word/2010/wordprocessingShape" mc:Ignorable="w14 w15 w16se w16cid w16 w16cex w16sdtdh w16sdtfl w16du wp14">
   <w:footnote w:type="separator" w:id="-1">
     <w:p>
       <w:pPr>
@@ -25662,7 +25543,7 @@
 </file>
 
 <file path=word/numbering.xml><?xml version="1.0" encoding="utf-8"?>
-<w:numbering xmlns:wpc="http://schemas.microsoft.com/office/word/2010/wordprocessingCanvas" xmlns:cx="http://schemas.microsoft.com/office/drawing/2014/chartex" xmlns:cx1="http://schemas.microsoft.com/office/drawing/2015/9/8/chartex" xmlns:cx2="http://schemas.microsoft.com/office/drawing/2015/10/21/chartex" xmlns:cx3="http://schemas.microsoft.com/office/drawing/2016/5/9/chartex" xmlns:cx4="http://schemas.microsoft.com/office/drawing/2016/5/10/chartex" xmlns:cx5="http://schemas.microsoft.com/office/drawing/2016/5/11/chartex" xmlns:cx6="http://schemas.microsoft.com/office/drawing/2016/5/12/chartex" xmlns:cx7="http://schemas.microsoft.com/office/drawing/2016/5/13/chartex" xmlns:cx8="http://schemas.microsoft.com/office/drawing/2016/5/14/chartex" xmlns:mc="http://schemas.openxmlformats.org/markup-compatibility/2006" xmlns:aink="http://schemas.microsoft.com/office/drawing/2016/ink" xmlns:am3d="http://schemas.microsoft.com/office/drawing/2017/model3d" xmlns:o="urn:schemas-microsoft-com:office:office" xmlns:oel="http://schemas.microsoft.com/office/2019/extlst" xmlns:r="http://schemas.openxmlformats.org/officeDocument/2006/relationships" xmlns:m="http://schemas.openxmlformats.org/officeDocument/2006/math" xmlns:v="urn:schemas-microsoft-com:vml" xmlns:wp14="http://schemas.microsoft.com/office/word/2010/wordprocessingDrawing" xmlns:wp="http://schemas.openxmlformats.org/drawingml/2006/wordprocessingDrawing" xmlns:w10="urn:schemas-microsoft-com:office:word" xmlns:w="http://schemas.openxmlformats.org/wordprocessingml/2006/main" xmlns:w14="http://schemas.microsoft.com/office/word/2010/wordml" xmlns:w15="http://schemas.microsoft.com/office/word/2012/wordml" xmlns:w16cei="http://schemas.microsoft.com/office/word/2026/wordml/cei" xmlns:w16cex="http://schemas.microsoft.com/office/word/2018/wordml/cex" xmlns:w16cid="http://schemas.microsoft.com/office/word/2016/wordml/cid" xmlns:w16="http://schemas.microsoft.com/office/word/2018/wordml" xmlns:w16du="http://schemas.microsoft.com/office/word/2023/wordml/word16du" xmlns:w16sdtdh="http://schemas.microsoft.com/office/word/2020/wordml/sdtdatahash" xmlns:w16sdtfl="http://schemas.microsoft.com/office/word/2024/wordml/sdtformatlock" xmlns:w16se="http://schemas.microsoft.com/office/word/2015/wordml/symex" xmlns:wpg="http://schemas.microsoft.com/office/word/2010/wordprocessingGroup" xmlns:wpi="http://schemas.microsoft.com/office/word/2010/wordprocessingInk" xmlns:wne="http://schemas.microsoft.com/office/word/2006/wordml" xmlns:wps="http://schemas.microsoft.com/office/word/2010/wordprocessingShape" mc:Ignorable="w14 w15 w16se w16cid w16 w16cex w16sdtdh w16sdtfl w16du wp14">
+<w:numbering xmlns:wpc="http://schemas.microsoft.com/office/word/2010/wordprocessingCanvas" xmlns:cx="http://schemas.microsoft.com/office/drawing/2014/chartex" xmlns:cx1="http://schemas.microsoft.com/office/drawing/2015/9/8/chartex" xmlns:cx2="http://schemas.microsoft.com/office/drawing/2015/10/21/chartex" xmlns:cx3="http://schemas.microsoft.com/office/drawing/2016/5/9/chartex" xmlns:cx4="http://schemas.microsoft.com/office/drawing/2016/5/10/chartex" xmlns:cx5="http://schemas.microsoft.com/office/drawing/2016/5/11/chartex" xmlns:cx6="http://schemas.microsoft.com/office/drawing/2016/5/12/chartex" xmlns:cx7="http://schemas.microsoft.com/office/drawing/2016/5/13/chartex" xmlns:cx8="http://schemas.microsoft.com/office/drawing/2016/5/14/chartex" xmlns:mc="http://schemas.openxmlformats.org/markup-compatibility/2006" xmlns:aink="http://schemas.microsoft.com/office/drawing/2016/ink" xmlns:am3d="http://schemas.microsoft.com/office/drawing/2017/model3d" xmlns:o="urn:schemas-microsoft-com:office:office" xmlns:oel="http://schemas.microsoft.com/office/2019/extlst" xmlns:r="http://schemas.openxmlformats.org/officeDocument/2006/relationships" xmlns:m="http://schemas.openxmlformats.org/officeDocument/2006/math" xmlns:v="urn:schemas-microsoft-com:vml" xmlns:wp14="http://schemas.microsoft.com/office/word/2010/wordprocessingDrawing" xmlns:wp="http://schemas.openxmlformats.org/drawingml/2006/wordprocessingDrawing" xmlns:w10="urn:schemas-microsoft-com:office:word" xmlns:w="http://schemas.openxmlformats.org/wordprocessingml/2006/main" xmlns:w14="http://schemas.microsoft.com/office/word/2010/wordml" xmlns:w15="http://schemas.microsoft.com/office/word/2012/wordml" xmlns:w16cex="http://schemas.microsoft.com/office/word/2018/wordml/cex" xmlns:w16cid="http://schemas.microsoft.com/office/word/2016/wordml/cid" xmlns:w16="http://schemas.microsoft.com/office/word/2018/wordml" xmlns:w16du="http://schemas.microsoft.com/office/word/2023/wordml/word16du" xmlns:w16sdtdh="http://schemas.microsoft.com/office/word/2020/wordml/sdtdatahash" xmlns:w16sdtfl="http://schemas.microsoft.com/office/word/2024/wordml/sdtformatlock" xmlns:w16se="http://schemas.microsoft.com/office/word/2015/wordml/symex" xmlns:wpg="http://schemas.microsoft.com/office/word/2010/wordprocessingGroup" xmlns:wpi="http://schemas.microsoft.com/office/word/2010/wordprocessingInk" xmlns:wne="http://schemas.microsoft.com/office/word/2006/wordml" xmlns:wps="http://schemas.microsoft.com/office/word/2010/wordprocessingShape" mc:Ignorable="w14 w15 w16se w16cid w16 w16cex w16sdtdh w16sdtfl w16du wp14">
   <w:abstractNum w:abstractNumId="0" w15:restartNumberingAfterBreak="0">
     <w:nsid w:val="036B3D00"/>
     <w:multiLevelType w:val="hybridMultilevel"/>

--- a/manuscript/volume-1/sacrae-preces-volume-1.docx
+++ b/manuscript/volume-1/sacrae-preces-volume-1.docx
@@ -420,7 +420,7 @@
           <w:r>
             <w:fldChar w:fldCharType="separate"/>
           </w:r>
-          <w:hyperlink w:anchor="_Toc240351955" w:history="1">
+          <w:hyperlink w:anchor="_Toc240371925" w:history="1">
             <w:r>
               <w:rPr>
                 <w:rStyle w:val="Hyperlink"/>
@@ -447,7 +447,7 @@
                 <w:noProof/>
                 <w:webHidden/>
               </w:rPr>
-              <w:instrText xml:space="preserve"> PAGEREF _Toc240351955 \h </w:instrText>
+              <w:instrText xml:space="preserve"> PAGEREF _Toc240371925 \h </w:instrText>
             </w:r>
             <w:r>
               <w:rPr>
@@ -492,7 +492,7 @@
               <w:lang w:eastAsia="en-ZA"/>
             </w:rPr>
           </w:pPr>
-          <w:hyperlink w:anchor="_Toc240351956" w:history="1">
+          <w:hyperlink w:anchor="_Toc240371926" w:history="1">
             <w:r>
               <w:rPr>
                 <w:rStyle w:val="Hyperlink"/>
@@ -519,7 +519,7 @@
                 <w:noProof/>
                 <w:webHidden/>
               </w:rPr>
-              <w:instrText xml:space="preserve"> PAGEREF _Toc240351956 \h </w:instrText>
+              <w:instrText xml:space="preserve"> PAGEREF _Toc240371926 \h </w:instrText>
             </w:r>
             <w:r>
               <w:rPr>
@@ -564,7 +564,7 @@
               <w:lang w:eastAsia="en-ZA"/>
             </w:rPr>
           </w:pPr>
-          <w:hyperlink w:anchor="_Toc240351957" w:history="1">
+          <w:hyperlink w:anchor="_Toc240371927" w:history="1">
             <w:r>
               <w:rPr>
                 <w:rStyle w:val="Hyperlink"/>
@@ -591,7 +591,7 @@
                 <w:noProof/>
                 <w:webHidden/>
               </w:rPr>
-              <w:instrText xml:space="preserve"> PAGEREF _Toc240351957 \h </w:instrText>
+              <w:instrText xml:space="preserve"> PAGEREF _Toc240371927 \h </w:instrText>
             </w:r>
             <w:r>
               <w:rPr>
@@ -636,7 +636,7 @@
               <w:lang w:eastAsia="en-ZA"/>
             </w:rPr>
           </w:pPr>
-          <w:hyperlink w:anchor="_Toc240351958" w:history="1">
+          <w:hyperlink w:anchor="_Toc240371928" w:history="1">
             <w:r>
               <w:rPr>
                 <w:rStyle w:val="Hyperlink"/>
@@ -663,7 +663,7 @@
                 <w:noProof/>
                 <w:webHidden/>
               </w:rPr>
-              <w:instrText xml:space="preserve"> PAGEREF _Toc240351958 \h </w:instrText>
+              <w:instrText xml:space="preserve"> PAGEREF _Toc240371928 \h </w:instrText>
             </w:r>
             <w:r>
               <w:rPr>
@@ -683,7 +683,7 @@
                 <w:noProof/>
                 <w:webHidden/>
               </w:rPr>
-              <w:t>10</w:t>
+              <w:t>9</w:t>
             </w:r>
             <w:r>
               <w:rPr>
@@ -708,7 +708,7 @@
               <w:lang w:eastAsia="en-ZA"/>
             </w:rPr>
           </w:pPr>
-          <w:hyperlink w:anchor="_Toc240351959" w:history="1">
+          <w:hyperlink w:anchor="_Toc240371929" w:history="1">
             <w:r>
               <w:rPr>
                 <w:rStyle w:val="Hyperlink"/>
@@ -735,7 +735,7 @@
                 <w:noProof/>
                 <w:webHidden/>
               </w:rPr>
-              <w:instrText xml:space="preserve"> PAGEREF _Toc240351959 \h </w:instrText>
+              <w:instrText xml:space="preserve"> PAGEREF _Toc240371929 \h </w:instrText>
             </w:r>
             <w:r>
               <w:rPr>
@@ -755,7 +755,7 @@
                 <w:noProof/>
                 <w:webHidden/>
               </w:rPr>
-              <w:t>11</w:t>
+              <w:t>10</w:t>
             </w:r>
             <w:r>
               <w:rPr>
@@ -780,7 +780,7 @@
               <w:lang w:eastAsia="en-ZA"/>
             </w:rPr>
           </w:pPr>
-          <w:hyperlink w:anchor="_Toc240351960" w:history="1">
+          <w:hyperlink w:anchor="_Toc240371930" w:history="1">
             <w:r>
               <w:rPr>
                 <w:rStyle w:val="Hyperlink"/>
@@ -807,7 +807,7 @@
                 <w:noProof/>
                 <w:webHidden/>
               </w:rPr>
-              <w:instrText xml:space="preserve"> PAGEREF _Toc240351960 \h </w:instrText>
+              <w:instrText xml:space="preserve"> PAGEREF _Toc240371930 \h </w:instrText>
             </w:r>
             <w:r>
               <w:rPr>
@@ -827,7 +827,7 @@
                 <w:noProof/>
                 <w:webHidden/>
               </w:rPr>
-              <w:t>11</w:t>
+              <w:t>10</w:t>
             </w:r>
             <w:r>
               <w:rPr>
@@ -852,7 +852,7 @@
               <w:lang w:eastAsia="en-ZA"/>
             </w:rPr>
           </w:pPr>
-          <w:hyperlink w:anchor="_Toc240351961" w:history="1">
+          <w:hyperlink w:anchor="_Toc240371931" w:history="1">
             <w:r>
               <w:rPr>
                 <w:rStyle w:val="Hyperlink"/>
@@ -879,7 +879,7 @@
                 <w:noProof/>
                 <w:webHidden/>
               </w:rPr>
-              <w:instrText xml:space="preserve"> PAGEREF _Toc240351961 \h </w:instrText>
+              <w:instrText xml:space="preserve"> PAGEREF _Toc240371931 \h </w:instrText>
             </w:r>
             <w:r>
               <w:rPr>
@@ -899,7 +899,7 @@
                 <w:noProof/>
                 <w:webHidden/>
               </w:rPr>
-              <w:t>12</w:t>
+              <w:t>11</w:t>
             </w:r>
             <w:r>
               <w:rPr>
@@ -924,7 +924,7 @@
               <w:lang w:eastAsia="en-ZA"/>
             </w:rPr>
           </w:pPr>
-          <w:hyperlink w:anchor="_Toc240351962" w:history="1">
+          <w:hyperlink w:anchor="_Toc240371932" w:history="1">
             <w:r>
               <w:rPr>
                 <w:rStyle w:val="Hyperlink"/>
@@ -951,7 +951,7 @@
                 <w:noProof/>
                 <w:webHidden/>
               </w:rPr>
-              <w:instrText xml:space="preserve"> PAGEREF _Toc240351962 \h </w:instrText>
+              <w:instrText xml:space="preserve"> PAGEREF _Toc240371932 \h </w:instrText>
             </w:r>
             <w:r>
               <w:rPr>
@@ -971,7 +971,7 @@
                 <w:noProof/>
                 <w:webHidden/>
               </w:rPr>
-              <w:t>13</w:t>
+              <w:t>12</w:t>
             </w:r>
             <w:r>
               <w:rPr>
@@ -996,7 +996,7 @@
               <w:lang w:eastAsia="en-ZA"/>
             </w:rPr>
           </w:pPr>
-          <w:hyperlink w:anchor="_Toc240351963" w:history="1">
+          <w:hyperlink w:anchor="_Toc240371933" w:history="1">
             <w:r>
               <w:rPr>
                 <w:rStyle w:val="Hyperlink"/>
@@ -1023,7 +1023,7 @@
                 <w:noProof/>
                 <w:webHidden/>
               </w:rPr>
-              <w:instrText xml:space="preserve"> PAGEREF _Toc240351963 \h </w:instrText>
+              <w:instrText xml:space="preserve"> PAGEREF _Toc240371933 \h </w:instrText>
             </w:r>
             <w:r>
               <w:rPr>
@@ -1068,7 +1068,7 @@
               <w:lang w:eastAsia="en-ZA"/>
             </w:rPr>
           </w:pPr>
-          <w:hyperlink w:anchor="_Toc240351964" w:history="1">
+          <w:hyperlink w:anchor="_Toc240371934" w:history="1">
             <w:r>
               <w:rPr>
                 <w:rStyle w:val="Hyperlink"/>
@@ -1095,7 +1095,7 @@
                 <w:noProof/>
                 <w:webHidden/>
               </w:rPr>
-              <w:instrText xml:space="preserve"> PAGEREF _Toc240351964 \h </w:instrText>
+              <w:instrText xml:space="preserve"> PAGEREF _Toc240371934 \h </w:instrText>
             </w:r>
             <w:r>
               <w:rPr>
@@ -1115,7 +1115,7 @@
                 <w:noProof/>
                 <w:webHidden/>
               </w:rPr>
-              <w:t>14</w:t>
+              <w:t>15</w:t>
             </w:r>
             <w:r>
               <w:rPr>
@@ -1140,13 +1140,13 @@
               <w:lang w:eastAsia="en-ZA"/>
             </w:rPr>
           </w:pPr>
-          <w:hyperlink w:anchor="_Toc240351965" w:history="1">
+          <w:hyperlink w:anchor="_Toc240371935" w:history="1">
             <w:r>
               <w:rPr>
                 <w:rStyle w:val="Hyperlink"/>
                 <w:noProof/>
               </w:rPr>
-              <w:t>Part I - Basic Prayers</w:t>
+              <w:t>Part I — Basic Prayers</w:t>
             </w:r>
             <w:r>
               <w:rPr>
@@ -1167,7 +1167,7 @@
                 <w:noProof/>
                 <w:webHidden/>
               </w:rPr>
-              <w:instrText xml:space="preserve"> PAGEREF _Toc240351965 \h </w:instrText>
+              <w:instrText xml:space="preserve"> PAGEREF _Toc240371935 \h </w:instrText>
             </w:r>
             <w:r>
               <w:rPr>
@@ -1212,7 +1212,7 @@
               <w:lang w:eastAsia="en-ZA"/>
             </w:rPr>
           </w:pPr>
-          <w:hyperlink w:anchor="_Toc240351966" w:history="1">
+          <w:hyperlink w:anchor="_Toc240371936" w:history="1">
             <w:r>
               <w:rPr>
                 <w:rStyle w:val="Hyperlink"/>
@@ -1239,7 +1239,7 @@
                 <w:noProof/>
                 <w:webHidden/>
               </w:rPr>
-              <w:instrText xml:space="preserve"> PAGEREF _Toc240351966 \h </w:instrText>
+              <w:instrText xml:space="preserve"> PAGEREF _Toc240371936 \h </w:instrText>
             </w:r>
             <w:r>
               <w:rPr>
@@ -1284,7 +1284,7 @@
               <w:lang w:eastAsia="en-ZA"/>
             </w:rPr>
           </w:pPr>
-          <w:hyperlink w:anchor="_Toc240351967" w:history="1">
+          <w:hyperlink w:anchor="_Toc240371937" w:history="1">
             <w:r>
               <w:rPr>
                 <w:rStyle w:val="Hyperlink"/>
@@ -1311,7 +1311,7 @@
                 <w:noProof/>
                 <w:webHidden/>
               </w:rPr>
-              <w:instrText xml:space="preserve"> PAGEREF _Toc240351967 \h </w:instrText>
+              <w:instrText xml:space="preserve"> PAGEREF _Toc240371937 \h </w:instrText>
             </w:r>
             <w:r>
               <w:rPr>
@@ -1356,7 +1356,7 @@
               <w:lang w:eastAsia="en-ZA"/>
             </w:rPr>
           </w:pPr>
-          <w:hyperlink w:anchor="_Toc240351968" w:history="1">
+          <w:hyperlink w:anchor="_Toc240371938" w:history="1">
             <w:r>
               <w:rPr>
                 <w:rStyle w:val="Hyperlink"/>
@@ -1383,7 +1383,7 @@
                 <w:noProof/>
                 <w:webHidden/>
               </w:rPr>
-              <w:instrText xml:space="preserve"> PAGEREF _Toc240351968 \h </w:instrText>
+              <w:instrText xml:space="preserve"> PAGEREF _Toc240371938 \h </w:instrText>
             </w:r>
             <w:r>
               <w:rPr>
@@ -1428,7 +1428,7 @@
               <w:lang w:eastAsia="en-ZA"/>
             </w:rPr>
           </w:pPr>
-          <w:hyperlink w:anchor="_Toc240351969" w:history="1">
+          <w:hyperlink w:anchor="_Toc240371939" w:history="1">
             <w:r>
               <w:rPr>
                 <w:rStyle w:val="Hyperlink"/>
@@ -1455,7 +1455,7 @@
                 <w:noProof/>
                 <w:webHidden/>
               </w:rPr>
-              <w:instrText xml:space="preserve"> PAGEREF _Toc240351969 \h </w:instrText>
+              <w:instrText xml:space="preserve"> PAGEREF _Toc240371939 \h </w:instrText>
             </w:r>
             <w:r>
               <w:rPr>
@@ -1500,7 +1500,7 @@
               <w:lang w:eastAsia="en-ZA"/>
             </w:rPr>
           </w:pPr>
-          <w:hyperlink w:anchor="_Toc240351970" w:history="1">
+          <w:hyperlink w:anchor="_Toc240371940" w:history="1">
             <w:r>
               <w:rPr>
                 <w:rStyle w:val="Hyperlink"/>
@@ -1527,7 +1527,7 @@
                 <w:noProof/>
                 <w:webHidden/>
               </w:rPr>
-              <w:instrText xml:space="preserve"> PAGEREF _Toc240351970 \h </w:instrText>
+              <w:instrText xml:space="preserve"> PAGEREF _Toc240371940 \h </w:instrText>
             </w:r>
             <w:r>
               <w:rPr>
@@ -1572,7 +1572,7 @@
               <w:lang w:eastAsia="en-ZA"/>
             </w:rPr>
           </w:pPr>
-          <w:hyperlink w:anchor="_Toc240351971" w:history="1">
+          <w:hyperlink w:anchor="_Toc240371941" w:history="1">
             <w:r>
               <w:rPr>
                 <w:rStyle w:val="Hyperlink"/>
@@ -1599,7 +1599,7 @@
                 <w:noProof/>
                 <w:webHidden/>
               </w:rPr>
-              <w:instrText xml:space="preserve"> PAGEREF _Toc240351971 \h </w:instrText>
+              <w:instrText xml:space="preserve"> PAGEREF _Toc240371941 \h </w:instrText>
             </w:r>
             <w:r>
               <w:rPr>
@@ -1644,13 +1644,13 @@
               <w:lang w:eastAsia="en-ZA"/>
             </w:rPr>
           </w:pPr>
-          <w:hyperlink w:anchor="_Toc240351972" w:history="1">
+          <w:hyperlink w:anchor="_Toc240371942" w:history="1">
             <w:r>
               <w:rPr>
                 <w:rStyle w:val="Hyperlink"/>
                 <w:noProof/>
               </w:rPr>
-              <w:t>Part II - Gospel Canticles</w:t>
+              <w:t>Part II — Gospel Canticles</w:t>
             </w:r>
             <w:r>
               <w:rPr>
@@ -1671,7 +1671,7 @@
                 <w:noProof/>
                 <w:webHidden/>
               </w:rPr>
-              <w:instrText xml:space="preserve"> PAGEREF _Toc240351972 \h </w:instrText>
+              <w:instrText xml:space="preserve"> PAGEREF _Toc240371942 \h </w:instrText>
             </w:r>
             <w:r>
               <w:rPr>
@@ -1716,7 +1716,7 @@
               <w:lang w:eastAsia="en-ZA"/>
             </w:rPr>
           </w:pPr>
-          <w:hyperlink w:anchor="_Toc240351973" w:history="1">
+          <w:hyperlink w:anchor="_Toc240371943" w:history="1">
             <w:r>
               <w:rPr>
                 <w:rStyle w:val="Hyperlink"/>
@@ -1743,7 +1743,7 @@
                 <w:noProof/>
                 <w:webHidden/>
               </w:rPr>
-              <w:instrText xml:space="preserve"> PAGEREF _Toc240351973 \h </w:instrText>
+              <w:instrText xml:space="preserve"> PAGEREF _Toc240371943 \h </w:instrText>
             </w:r>
             <w:r>
               <w:rPr>
@@ -1788,7 +1788,7 @@
               <w:lang w:eastAsia="en-ZA"/>
             </w:rPr>
           </w:pPr>
-          <w:hyperlink w:anchor="_Toc240351974" w:history="1">
+          <w:hyperlink w:anchor="_Toc240371944" w:history="1">
             <w:r>
               <w:rPr>
                 <w:rStyle w:val="Hyperlink"/>
@@ -1815,7 +1815,7 @@
                 <w:noProof/>
                 <w:webHidden/>
               </w:rPr>
-              <w:instrText xml:space="preserve"> PAGEREF _Toc240351974 \h </w:instrText>
+              <w:instrText xml:space="preserve"> PAGEREF _Toc240371944 \h </w:instrText>
             </w:r>
             <w:r>
               <w:rPr>
@@ -1860,7 +1860,7 @@
               <w:lang w:eastAsia="en-ZA"/>
             </w:rPr>
           </w:pPr>
-          <w:hyperlink w:anchor="_Toc240351975" w:history="1">
+          <w:hyperlink w:anchor="_Toc240371945" w:history="1">
             <w:r>
               <w:rPr>
                 <w:rStyle w:val="Hyperlink"/>
@@ -1887,7 +1887,7 @@
                 <w:noProof/>
                 <w:webHidden/>
               </w:rPr>
-              <w:instrText xml:space="preserve"> PAGEREF _Toc240351975 \h </w:instrText>
+              <w:instrText xml:space="preserve"> PAGEREF _Toc240371945 \h </w:instrText>
             </w:r>
             <w:r>
               <w:rPr>
@@ -1932,7 +1932,7 @@
               <w:lang w:eastAsia="en-ZA"/>
             </w:rPr>
           </w:pPr>
-          <w:hyperlink w:anchor="_Toc240351976" w:history="1">
+          <w:hyperlink w:anchor="_Toc240371946" w:history="1">
             <w:r>
               <w:rPr>
                 <w:rStyle w:val="Hyperlink"/>
@@ -1959,7 +1959,7 @@
                 <w:noProof/>
                 <w:webHidden/>
               </w:rPr>
-              <w:instrText xml:space="preserve"> PAGEREF _Toc240351976 \h </w:instrText>
+              <w:instrText xml:space="preserve"> PAGEREF _Toc240371946 \h </w:instrText>
             </w:r>
             <w:r>
               <w:rPr>
@@ -2004,13 +2004,13 @@
               <w:lang w:eastAsia="en-ZA"/>
             </w:rPr>
           </w:pPr>
-          <w:hyperlink w:anchor="_Toc240351977" w:history="1">
+          <w:hyperlink w:anchor="_Toc240371947" w:history="1">
             <w:r>
               <w:rPr>
                 <w:rStyle w:val="Hyperlink"/>
                 <w:noProof/>
               </w:rPr>
-              <w:t>Part III – Devotional Prayers</w:t>
+              <w:t>Part III — Devotional Prayers</w:t>
             </w:r>
             <w:r>
               <w:rPr>
@@ -2031,7 +2031,7 @@
                 <w:noProof/>
                 <w:webHidden/>
               </w:rPr>
-              <w:instrText xml:space="preserve"> PAGEREF _Toc240351977 \h </w:instrText>
+              <w:instrText xml:space="preserve"> PAGEREF _Toc240371947 \h </w:instrText>
             </w:r>
             <w:r>
               <w:rPr>
@@ -2076,7 +2076,7 @@
               <w:lang w:eastAsia="en-ZA"/>
             </w:rPr>
           </w:pPr>
-          <w:hyperlink w:anchor="_Toc240351978" w:history="1">
+          <w:hyperlink w:anchor="_Toc240371948" w:history="1">
             <w:r>
               <w:rPr>
                 <w:rStyle w:val="Hyperlink"/>
@@ -2103,7 +2103,7 @@
                 <w:noProof/>
                 <w:webHidden/>
               </w:rPr>
-              <w:instrText xml:space="preserve"> PAGEREF _Toc240351978 \h </w:instrText>
+              <w:instrText xml:space="preserve"> PAGEREF _Toc240371948 \h </w:instrText>
             </w:r>
             <w:r>
               <w:rPr>
@@ -2148,7 +2148,7 @@
               <w:lang w:eastAsia="en-ZA"/>
             </w:rPr>
           </w:pPr>
-          <w:hyperlink w:anchor="_Toc240351979" w:history="1">
+          <w:hyperlink w:anchor="_Toc240371949" w:history="1">
             <w:r>
               <w:rPr>
                 <w:rStyle w:val="Hyperlink"/>
@@ -2175,7 +2175,7 @@
                 <w:noProof/>
                 <w:webHidden/>
               </w:rPr>
-              <w:instrText xml:space="preserve"> PAGEREF _Toc240351979 \h </w:instrText>
+              <w:instrText xml:space="preserve"> PAGEREF _Toc240371949 \h </w:instrText>
             </w:r>
             <w:r>
               <w:rPr>
@@ -2195,7 +2195,7 @@
                 <w:noProof/>
                 <w:webHidden/>
               </w:rPr>
-              <w:t>102</w:t>
+              <w:t>101</w:t>
             </w:r>
             <w:r>
               <w:rPr>
@@ -2220,7 +2220,7 @@
               <w:lang w:eastAsia="en-ZA"/>
             </w:rPr>
           </w:pPr>
-          <w:hyperlink w:anchor="_Toc240351980" w:history="1">
+          <w:hyperlink w:anchor="_Toc240371950" w:history="1">
             <w:r>
               <w:rPr>
                 <w:rStyle w:val="Hyperlink"/>
@@ -2247,7 +2247,7 @@
                 <w:noProof/>
                 <w:webHidden/>
               </w:rPr>
-              <w:instrText xml:space="preserve"> PAGEREF _Toc240351980 \h </w:instrText>
+              <w:instrText xml:space="preserve"> PAGEREF _Toc240371950 \h </w:instrText>
             </w:r>
             <w:r>
               <w:rPr>
@@ -2267,7 +2267,7 @@
                 <w:noProof/>
                 <w:webHidden/>
               </w:rPr>
-              <w:t>113</w:t>
+              <w:t>111</w:t>
             </w:r>
             <w:r>
               <w:rPr>
@@ -2292,7 +2292,7 @@
               <w:lang w:eastAsia="en-ZA"/>
             </w:rPr>
           </w:pPr>
-          <w:hyperlink w:anchor="_Toc240351981" w:history="1">
+          <w:hyperlink w:anchor="_Toc240371951" w:history="1">
             <w:r>
               <w:rPr>
                 <w:rStyle w:val="Hyperlink"/>
@@ -2319,7 +2319,7 @@
                 <w:noProof/>
                 <w:webHidden/>
               </w:rPr>
-              <w:instrText xml:space="preserve"> PAGEREF _Toc240351981 \h </w:instrText>
+              <w:instrText xml:space="preserve"> PAGEREF _Toc240371951 \h </w:instrText>
             </w:r>
             <w:r>
               <w:rPr>
@@ -2339,7 +2339,7 @@
                 <w:noProof/>
                 <w:webHidden/>
               </w:rPr>
-              <w:t>119</w:t>
+              <w:t>117</w:t>
             </w:r>
             <w:r>
               <w:rPr>
@@ -2364,7 +2364,7 @@
               <w:lang w:eastAsia="en-ZA"/>
             </w:rPr>
           </w:pPr>
-          <w:hyperlink w:anchor="_Toc240351982" w:history="1">
+          <w:hyperlink w:anchor="_Toc240371952" w:history="1">
             <w:r>
               <w:rPr>
                 <w:rStyle w:val="Hyperlink"/>
@@ -2391,7 +2391,7 @@
                 <w:noProof/>
                 <w:webHidden/>
               </w:rPr>
-              <w:instrText xml:space="preserve"> PAGEREF _Toc240351982 \h </w:instrText>
+              <w:instrText xml:space="preserve"> PAGEREF _Toc240371952 \h </w:instrText>
             </w:r>
             <w:r>
               <w:rPr>
@@ -2411,7 +2411,7 @@
                 <w:noProof/>
                 <w:webHidden/>
               </w:rPr>
-              <w:t>126</w:t>
+              <w:t>123</w:t>
             </w:r>
             <w:r>
               <w:rPr>
@@ -2436,7 +2436,7 @@
               <w:lang w:eastAsia="en-ZA"/>
             </w:rPr>
           </w:pPr>
-          <w:hyperlink w:anchor="_Toc240351983" w:history="1">
+          <w:hyperlink w:anchor="_Toc240371953" w:history="1">
             <w:r>
               <w:rPr>
                 <w:rStyle w:val="Hyperlink"/>
@@ -2463,7 +2463,7 @@
                 <w:noProof/>
                 <w:webHidden/>
               </w:rPr>
-              <w:instrText xml:space="preserve"> PAGEREF _Toc240351983 \h </w:instrText>
+              <w:instrText xml:space="preserve"> PAGEREF _Toc240371953 \h </w:instrText>
             </w:r>
             <w:r>
               <w:rPr>
@@ -2483,7 +2483,7 @@
                 <w:noProof/>
                 <w:webHidden/>
               </w:rPr>
-              <w:t>133</w:t>
+              <w:t>129</w:t>
             </w:r>
             <w:r>
               <w:rPr>
@@ -2508,7 +2508,7 @@
               <w:lang w:eastAsia="en-ZA"/>
             </w:rPr>
           </w:pPr>
-          <w:hyperlink w:anchor="_Toc240351984" w:history="1">
+          <w:hyperlink w:anchor="_Toc240371954" w:history="1">
             <w:r>
               <w:rPr>
                 <w:rStyle w:val="Hyperlink"/>
@@ -2535,7 +2535,7 @@
                 <w:noProof/>
                 <w:webHidden/>
               </w:rPr>
-              <w:instrText xml:space="preserve"> PAGEREF _Toc240351984 \h </w:instrText>
+              <w:instrText xml:space="preserve"> PAGEREF _Toc240371954 \h </w:instrText>
             </w:r>
             <w:r>
               <w:rPr>
@@ -2555,7 +2555,7 @@
                 <w:noProof/>
                 <w:webHidden/>
               </w:rPr>
-              <w:t>139</w:t>
+              <w:t>135</w:t>
             </w:r>
             <w:r>
               <w:rPr>
@@ -2580,7 +2580,7 @@
               <w:lang w:eastAsia="en-ZA"/>
             </w:rPr>
           </w:pPr>
-          <w:hyperlink w:anchor="_Toc240351985" w:history="1">
+          <w:hyperlink w:anchor="_Toc240371955" w:history="1">
             <w:r>
               <w:rPr>
                 <w:rStyle w:val="Hyperlink"/>
@@ -2607,7 +2607,7 @@
                 <w:noProof/>
                 <w:webHidden/>
               </w:rPr>
-              <w:instrText xml:space="preserve"> PAGEREF _Toc240351985 \h </w:instrText>
+              <w:instrText xml:space="preserve"> PAGEREF _Toc240371955 \h </w:instrText>
             </w:r>
             <w:r>
               <w:rPr>
@@ -2627,7 +2627,7 @@
                 <w:noProof/>
                 <w:webHidden/>
               </w:rPr>
-              <w:t>146</w:t>
+              <w:t>141</w:t>
             </w:r>
             <w:r>
               <w:rPr>
@@ -2652,13 +2652,13 @@
               <w:lang w:eastAsia="en-ZA"/>
             </w:rPr>
           </w:pPr>
-          <w:hyperlink w:anchor="_Toc240351986" w:history="1">
+          <w:hyperlink w:anchor="_Toc240371956" w:history="1">
             <w:r>
               <w:rPr>
                 <w:rStyle w:val="Hyperlink"/>
                 <w:noProof/>
               </w:rPr>
-              <w:t>Part IV - Prayers of Protection and Intercession</w:t>
+              <w:t>Part IV — Prayers of Protection and Intercession</w:t>
             </w:r>
             <w:r>
               <w:rPr>
@@ -2679,7 +2679,7 @@
                 <w:noProof/>
                 <w:webHidden/>
               </w:rPr>
-              <w:instrText xml:space="preserve"> PAGEREF _Toc240351986 \h </w:instrText>
+              <w:instrText xml:space="preserve"> PAGEREF _Toc240371956 \h </w:instrText>
             </w:r>
             <w:r>
               <w:rPr>
@@ -2699,7 +2699,7 @@
                 <w:noProof/>
                 <w:webHidden/>
               </w:rPr>
-              <w:t>147</w:t>
+              <w:t>143</w:t>
             </w:r>
             <w:r>
               <w:rPr>
@@ -2724,7 +2724,7 @@
               <w:lang w:eastAsia="en-ZA"/>
             </w:rPr>
           </w:pPr>
-          <w:hyperlink w:anchor="_Toc240351987" w:history="1">
+          <w:hyperlink w:anchor="_Toc240371957" w:history="1">
             <w:r>
               <w:rPr>
                 <w:rStyle w:val="Hyperlink"/>
@@ -2751,7 +2751,7 @@
                 <w:noProof/>
                 <w:webHidden/>
               </w:rPr>
-              <w:instrText xml:space="preserve"> PAGEREF _Toc240351987 \h </w:instrText>
+              <w:instrText xml:space="preserve"> PAGEREF _Toc240371957 \h </w:instrText>
             </w:r>
             <w:r>
               <w:rPr>
@@ -2771,7 +2771,7 @@
                 <w:noProof/>
                 <w:webHidden/>
               </w:rPr>
-              <w:t>149</w:t>
+              <w:t>145</w:t>
             </w:r>
             <w:r>
               <w:rPr>
@@ -2796,7 +2796,7 @@
               <w:lang w:eastAsia="en-ZA"/>
             </w:rPr>
           </w:pPr>
-          <w:hyperlink w:anchor="_Toc240351988" w:history="1">
+          <w:hyperlink w:anchor="_Toc240371958" w:history="1">
             <w:r>
               <w:rPr>
                 <w:rStyle w:val="Hyperlink"/>
@@ -2823,7 +2823,7 @@
                 <w:noProof/>
                 <w:webHidden/>
               </w:rPr>
-              <w:instrText xml:space="preserve"> PAGEREF _Toc240351988 \h </w:instrText>
+              <w:instrText xml:space="preserve"> PAGEREF _Toc240371958 \h </w:instrText>
             </w:r>
             <w:r>
               <w:rPr>
@@ -2843,7 +2843,7 @@
                 <w:noProof/>
                 <w:webHidden/>
               </w:rPr>
-              <w:t>155</w:t>
+              <w:t>151</w:t>
             </w:r>
             <w:r>
               <w:rPr>
@@ -2868,7 +2868,7 @@
               <w:lang w:eastAsia="en-ZA"/>
             </w:rPr>
           </w:pPr>
-          <w:hyperlink w:anchor="_Toc240351989" w:history="1">
+          <w:hyperlink w:anchor="_Toc240371959" w:history="1">
             <w:r>
               <w:rPr>
                 <w:rStyle w:val="Hyperlink"/>
@@ -2895,7 +2895,7 @@
                 <w:noProof/>
                 <w:webHidden/>
               </w:rPr>
-              <w:instrText xml:space="preserve"> PAGEREF _Toc240351989 \h </w:instrText>
+              <w:instrText xml:space="preserve"> PAGEREF _Toc240371959 \h </w:instrText>
             </w:r>
             <w:r>
               <w:rPr>
@@ -2915,7 +2915,7 @@
                 <w:noProof/>
                 <w:webHidden/>
               </w:rPr>
-              <w:t>163</w:t>
+              <w:t>159</w:t>
             </w:r>
             <w:r>
               <w:rPr>
@@ -2940,7 +2940,7 @@
               <w:lang w:eastAsia="en-ZA"/>
             </w:rPr>
           </w:pPr>
-          <w:hyperlink w:anchor="_Toc240351990" w:history="1">
+          <w:hyperlink w:anchor="_Toc240371960" w:history="1">
             <w:r>
               <w:rPr>
                 <w:rStyle w:val="Hyperlink"/>
@@ -2967,7 +2967,7 @@
                 <w:noProof/>
                 <w:webHidden/>
               </w:rPr>
-              <w:instrText xml:space="preserve"> PAGEREF _Toc240351990 \h </w:instrText>
+              <w:instrText xml:space="preserve"> PAGEREF _Toc240371960 \h </w:instrText>
             </w:r>
             <w:r>
               <w:rPr>
@@ -2987,7 +2987,7 @@
                 <w:noProof/>
                 <w:webHidden/>
               </w:rPr>
-              <w:t>173</w:t>
+              <w:t>169</w:t>
             </w:r>
             <w:r>
               <w:rPr>
@@ -3012,7 +3012,7 @@
               <w:lang w:eastAsia="en-ZA"/>
             </w:rPr>
           </w:pPr>
-          <w:hyperlink w:anchor="_Toc240351991" w:history="1">
+          <w:hyperlink w:anchor="_Toc240371961" w:history="1">
             <w:r>
               <w:rPr>
                 <w:rStyle w:val="Hyperlink"/>
@@ -3039,7 +3039,7 @@
                 <w:noProof/>
                 <w:webHidden/>
               </w:rPr>
-              <w:instrText xml:space="preserve"> PAGEREF _Toc240351991 \h </w:instrText>
+              <w:instrText xml:space="preserve"> PAGEREF _Toc240371961 \h </w:instrText>
             </w:r>
             <w:r>
               <w:rPr>
@@ -3059,7 +3059,7 @@
                 <w:noProof/>
                 <w:webHidden/>
               </w:rPr>
-              <w:t>181</w:t>
+              <w:t>177</w:t>
             </w:r>
             <w:r>
               <w:rPr>
@@ -3084,7 +3084,7 @@
               <w:lang w:eastAsia="en-ZA"/>
             </w:rPr>
           </w:pPr>
-          <w:hyperlink w:anchor="_Toc240351992" w:history="1">
+          <w:hyperlink w:anchor="_Toc240371962" w:history="1">
             <w:r>
               <w:rPr>
                 <w:rStyle w:val="Hyperlink"/>
@@ -3111,7 +3111,7 @@
                 <w:noProof/>
                 <w:webHidden/>
               </w:rPr>
-              <w:instrText xml:space="preserve"> PAGEREF _Toc240351992 \h </w:instrText>
+              <w:instrText xml:space="preserve"> PAGEREF _Toc240371962 \h </w:instrText>
             </w:r>
             <w:r>
               <w:rPr>
@@ -3131,7 +3131,7 @@
                 <w:noProof/>
                 <w:webHidden/>
               </w:rPr>
-              <w:t>188</w:t>
+              <w:t>185</w:t>
             </w:r>
             <w:r>
               <w:rPr>
@@ -3156,7 +3156,7 @@
               <w:lang w:eastAsia="en-ZA"/>
             </w:rPr>
           </w:pPr>
-          <w:hyperlink w:anchor="_Toc240351993" w:history="1">
+          <w:hyperlink w:anchor="_Toc240371963" w:history="1">
             <w:r>
               <w:rPr>
                 <w:rStyle w:val="Hyperlink"/>
@@ -3183,7 +3183,7 @@
                 <w:noProof/>
                 <w:webHidden/>
               </w:rPr>
-              <w:instrText xml:space="preserve"> PAGEREF _Toc240351993 \h </w:instrText>
+              <w:instrText xml:space="preserve"> PAGEREF _Toc240371963 \h </w:instrText>
             </w:r>
             <w:r>
               <w:rPr>
@@ -3203,7 +3203,7 @@
                 <w:noProof/>
                 <w:webHidden/>
               </w:rPr>
-              <w:t>191</w:t>
+              <w:t>187</w:t>
             </w:r>
             <w:r>
               <w:rPr>
@@ -3228,7 +3228,7 @@
               <w:lang w:eastAsia="en-ZA"/>
             </w:rPr>
           </w:pPr>
-          <w:hyperlink w:anchor="_Toc240351994" w:history="1">
+          <w:hyperlink w:anchor="_Toc240371964" w:history="1">
             <w:r>
               <w:rPr>
                 <w:rStyle w:val="Hyperlink"/>
@@ -3255,7 +3255,7 @@
                 <w:noProof/>
                 <w:webHidden/>
               </w:rPr>
-              <w:instrText xml:space="preserve"> PAGEREF _Toc240351994 \h </w:instrText>
+              <w:instrText xml:space="preserve"> PAGEREF _Toc240371964 \h </w:instrText>
             </w:r>
             <w:r>
               <w:rPr>
@@ -3275,7 +3275,7 @@
                 <w:noProof/>
                 <w:webHidden/>
               </w:rPr>
-              <w:t>197</w:t>
+              <w:t>191</w:t>
             </w:r>
             <w:r>
               <w:rPr>
@@ -3300,7 +3300,7 @@
               <w:lang w:eastAsia="en-ZA"/>
             </w:rPr>
           </w:pPr>
-          <w:hyperlink w:anchor="_Toc240351995" w:history="1">
+          <w:hyperlink w:anchor="_Toc240371965" w:history="1">
             <w:r>
               <w:rPr>
                 <w:rStyle w:val="Hyperlink"/>
@@ -3327,7 +3327,7 @@
                 <w:noProof/>
                 <w:webHidden/>
               </w:rPr>
-              <w:instrText xml:space="preserve"> PAGEREF _Toc240351995 \h </w:instrText>
+              <w:instrText xml:space="preserve"> PAGEREF _Toc240371965 \h </w:instrText>
             </w:r>
             <w:r>
               <w:rPr>
@@ -3347,7 +3347,7 @@
                 <w:noProof/>
                 <w:webHidden/>
               </w:rPr>
-              <w:t>199</w:t>
+              <w:t>193</w:t>
             </w:r>
             <w:r>
               <w:rPr>
@@ -3372,7 +3372,7 @@
               <w:lang w:eastAsia="en-ZA"/>
             </w:rPr>
           </w:pPr>
-          <w:hyperlink w:anchor="_Toc240351996" w:history="1">
+          <w:hyperlink w:anchor="_Toc240371966" w:history="1">
             <w:r>
               <w:rPr>
                 <w:rStyle w:val="Hyperlink"/>
@@ -3399,7 +3399,7 @@
                 <w:noProof/>
                 <w:webHidden/>
               </w:rPr>
-              <w:instrText xml:space="preserve"> PAGEREF _Toc240351996 \h </w:instrText>
+              <w:instrText xml:space="preserve"> PAGEREF _Toc240371966 \h </w:instrText>
             </w:r>
             <w:r>
               <w:rPr>
@@ -3419,7 +3419,7 @@
                 <w:noProof/>
                 <w:webHidden/>
               </w:rPr>
-              <w:t>205</w:t>
+              <w:t>199</w:t>
             </w:r>
             <w:r>
               <w:rPr>
@@ -3482,7 +3482,7 @@
           <w:i w:val="0"/>
         </w:rPr>
       </w:pPr>
-      <w:bookmarkStart w:id="0" w:name="_Toc240351955"/>
+      <w:bookmarkStart w:id="0" w:name="_Toc240371925"/>
       <w:r>
         <w:rPr>
           <w:rStyle w:val="SPPrayerResponseCS"/>
@@ -4006,7 +4006,7 @@
       <w:pPr>
         <w:pStyle w:val="SPSectionTitle"/>
       </w:pPr>
-      <w:bookmarkStart w:id="1" w:name="_Toc240351956"/>
+      <w:bookmarkStart w:id="1" w:name="_Toc240371926"/>
       <w:r>
         <w:lastRenderedPageBreak/>
         <w:t>Introduction</w:t>
@@ -4285,7 +4285,7 @@
       <w:pPr>
         <w:pStyle w:val="SPSectionSubTitle"/>
       </w:pPr>
-      <w:bookmarkStart w:id="2" w:name="_Toc240351957"/>
+      <w:bookmarkStart w:id="2" w:name="_Toc240371927"/>
       <w:r>
         <w:lastRenderedPageBreak/>
         <w:t>English and Latin</w:t>
@@ -4387,7 +4387,7 @@
       <w:pPr>
         <w:pStyle w:val="SPSectionSubTitle"/>
       </w:pPr>
-      <w:bookmarkStart w:id="3" w:name="_Toc240351958"/>
+      <w:bookmarkStart w:id="3" w:name="_Toc240371928"/>
       <w:r>
         <w:lastRenderedPageBreak/>
         <w:t>The Prayer</w:t>
@@ -4557,7 +4557,7 @@
       <w:pPr>
         <w:pStyle w:val="SPSectionSubTitle"/>
       </w:pPr>
-      <w:bookmarkStart w:id="4" w:name="_Toc240351959"/>
+      <w:bookmarkStart w:id="4" w:name="_Toc240371929"/>
       <w:r>
         <w:lastRenderedPageBreak/>
         <w:t>Scripture</w:t>
@@ -4638,7 +4638,7 @@
       <w:pPr>
         <w:pStyle w:val="SPSectionSubTitle"/>
       </w:pPr>
-      <w:bookmarkStart w:id="5" w:name="_Toc240351960"/>
+      <w:bookmarkStart w:id="5" w:name="_Toc240371930"/>
       <w:r>
         <w:t>Reflection</w:t>
       </w:r>
@@ -4705,7 +4705,7 @@
       <w:pPr>
         <w:pStyle w:val="SPSectionSubTitle"/>
       </w:pPr>
-      <w:bookmarkStart w:id="6" w:name="_Toc240351961"/>
+      <w:bookmarkStart w:id="6" w:name="_Toc240371931"/>
       <w:r>
         <w:t>Latin Vocabulary</w:t>
       </w:r>
@@ -4817,7 +4817,7 @@
       <w:pPr>
         <w:pStyle w:val="SPSectionSubTitle"/>
       </w:pPr>
-      <w:bookmarkStart w:id="7" w:name="_Toc240351962"/>
+      <w:bookmarkStart w:id="7" w:name="_Toc240371932"/>
       <w:r>
         <w:lastRenderedPageBreak/>
         <w:t>Prayer Through the Day</w:t>
@@ -4946,7 +4946,7 @@
       <w:pPr>
         <w:pStyle w:val="SPSectionSubTitle"/>
       </w:pPr>
-      <w:bookmarkStart w:id="8" w:name="_Toc240351963"/>
+      <w:bookmarkStart w:id="8" w:name="_Toc240371933"/>
       <w:r>
         <w:lastRenderedPageBreak/>
         <w:t>A Simple Way to Begin</w:t>
@@ -5080,12 +5080,12 @@
           <w:docGrid w:linePitch="360"/>
         </w:sectPr>
       </w:pPr>
-      <w:bookmarkStart w:id="9" w:name="_Toc240351964"/>
     </w:p>
     <w:p>
       <w:pPr>
         <w:pStyle w:val="SPSectionSubTitle"/>
       </w:pPr>
+      <w:bookmarkStart w:id="9" w:name="_Toc240371934"/>
       <w:r>
         <w:lastRenderedPageBreak/>
         <w:t>Return</w:t>
@@ -5287,12 +5287,12 @@
         <w:lastRenderedPageBreak/>
         <w:tab/>
       </w:r>
-      <w:bookmarkStart w:id="10" w:name="_Toc240351965"/>
+      <w:bookmarkStart w:id="10" w:name="_Toc240371935"/>
       <w:r>
         <w:t xml:space="preserve">Part I </w:t>
       </w:r>
       <w:r>
-        <w:t>-</w:t>
+        <w:t>—</w:t>
       </w:r>
       <w:r>
         <w:t xml:space="preserve"> Basic Prayers</w:t>
@@ -5470,7 +5470,7 @@
       <w:pPr>
         <w:pStyle w:val="SPPrayerTitle"/>
       </w:pPr>
-      <w:bookmarkStart w:id="11" w:name="_Toc240351966"/>
+      <w:bookmarkStart w:id="11" w:name="_Toc240371936"/>
       <w:r>
         <w:t xml:space="preserve">Sign of the </w:t>
       </w:r>
@@ -5803,7 +5803,7 @@
       <w:pPr>
         <w:pStyle w:val="SPPrayerTitle"/>
       </w:pPr>
-      <w:bookmarkStart w:id="12" w:name="_Toc240351967"/>
+      <w:bookmarkStart w:id="12" w:name="_Toc240371937"/>
       <w:r>
         <w:t>The Our Father</w:t>
       </w:r>
@@ -6047,7 +6047,13 @@
         <w:pStyle w:val="SPPrayerLatin"/>
       </w:pPr>
       <w:r>
-        <w:t>Et ne nos inducasin tentationem</w:t>
+        <w:t>Et ne nos inducas</w:t>
+      </w:r>
+      <w:r>
+        <w:t xml:space="preserve"> </w:t>
+      </w:r>
+      <w:r>
+        <w:t>in tentationem</w:t>
       </w:r>
     </w:p>
     <w:p>
@@ -6497,7 +6503,7 @@
       <w:pPr>
         <w:pStyle w:val="SPPrayerTitle"/>
       </w:pPr>
-      <w:bookmarkStart w:id="13" w:name="_Toc240351968"/>
+      <w:bookmarkStart w:id="13" w:name="_Toc240371938"/>
       <w:r>
         <w:t xml:space="preserve">The Hail </w:t>
       </w:r>
@@ -7358,7 +7364,7 @@
       <w:pPr>
         <w:pStyle w:val="SPPrayerTitle"/>
       </w:pPr>
-      <w:bookmarkStart w:id="14" w:name="_Toc240351969"/>
+      <w:bookmarkStart w:id="14" w:name="_Toc240371939"/>
       <w:r>
         <w:t>The Glory Be</w:t>
       </w:r>
@@ -8262,7 +8268,7 @@
       <w:pPr>
         <w:pStyle w:val="SPPrayerTitle"/>
       </w:pPr>
-      <w:bookmarkStart w:id="15" w:name="_Toc240351970"/>
+      <w:bookmarkStart w:id="15" w:name="_Toc240371940"/>
       <w:r>
         <w:t>Act of Contrition</w:t>
       </w:r>
@@ -8827,7 +8833,7 @@
       <w:pPr>
         <w:pStyle w:val="SPPrayerTitle"/>
       </w:pPr>
-      <w:bookmarkStart w:id="16" w:name="_Toc240351971"/>
+      <w:bookmarkStart w:id="16" w:name="_Toc240371941"/>
       <w:r>
         <w:lastRenderedPageBreak/>
         <w:t>Closing Thoughts</w:t>
@@ -9124,7 +9130,7 @@
       <w:pPr>
         <w:pStyle w:val="SPSectionTitle"/>
       </w:pPr>
-      <w:bookmarkStart w:id="17" w:name="_Toc240351972"/>
+      <w:bookmarkStart w:id="17" w:name="_Toc240371942"/>
       <w:r>
         <w:lastRenderedPageBreak/>
         <w:t xml:space="preserve">Part </w:t>
@@ -9136,7 +9142,10 @@
         <w:t xml:space="preserve"> </w:t>
       </w:r>
       <w:r>
-        <w:t xml:space="preserve">- Gospel </w:t>
+        <w:t>—</w:t>
+      </w:r>
+      <w:r>
+        <w:t xml:space="preserve"> Gospel </w:t>
       </w:r>
       <w:r>
         <w:t>C</w:t>
@@ -9354,7 +9363,7 @@
       <w:pPr>
         <w:pStyle w:val="SPPrayerTitle"/>
       </w:pPr>
-      <w:bookmarkStart w:id="18" w:name="_Toc240351973"/>
+      <w:bookmarkStart w:id="18" w:name="_Toc240371943"/>
       <w:r>
         <w:t>The Benedictus</w:t>
       </w:r>
@@ -9374,25 +9383,6 @@
       </w:pPr>
       <w:r>
         <w:t xml:space="preserve">The Benedictus is also known as the Canticle or Song of Zechariah. It is the prayer that Zechariah recited following the birth of John the Baptist. </w:t>
-      </w:r>
-    </w:p>
-    <w:p>
-      <w:pPr>
-        <w:pStyle w:val="SPBodyText"/>
-      </w:pPr>
-    </w:p>
-    <w:p>
-      <w:pPr>
-        <w:pStyle w:val="SPBodyText"/>
-      </w:pPr>
-      <w:r>
-        <w:t>Traditionally it is recited as part of Lauds</w:t>
-      </w:r>
-      <w:r>
-        <w:t xml:space="preserve"> </w:t>
-      </w:r>
-      <w:r>
-        <w:t>(Morning Prayer).</w:t>
       </w:r>
     </w:p>
     <w:p>
@@ -11060,7 +11050,7 @@
       <w:pPr>
         <w:pStyle w:val="SPPrayerTitle"/>
       </w:pPr>
-      <w:bookmarkStart w:id="19" w:name="_Toc240351974"/>
+      <w:bookmarkStart w:id="19" w:name="_Toc240371944"/>
       <w:r>
         <w:t>The Magnificat</w:t>
       </w:r>
@@ -12332,7 +12322,7 @@
       <w:pPr>
         <w:pStyle w:val="SPPrayerTitle"/>
       </w:pPr>
-      <w:bookmarkStart w:id="20" w:name="_Toc240351975"/>
+      <w:bookmarkStart w:id="20" w:name="_Toc240371945"/>
       <w:r>
         <w:t>Nunc Dimit</w:t>
       </w:r>
@@ -13064,7 +13054,7 @@
       <w:pPr>
         <w:pStyle w:val="SPPrayerTitle"/>
       </w:pPr>
-      <w:bookmarkStart w:id="21" w:name="_Toc240351976"/>
+      <w:bookmarkStart w:id="21" w:name="_Toc240371946"/>
       <w:r>
         <w:lastRenderedPageBreak/>
         <w:t>Closing Thoughts</w:t>
@@ -13266,7 +13256,7 @@
       <w:pPr>
         <w:pStyle w:val="SPSectionTitle"/>
       </w:pPr>
-      <w:bookmarkStart w:id="22" w:name="_Toc240351977"/>
+      <w:bookmarkStart w:id="22" w:name="_Toc240371947"/>
       <w:r>
         <w:lastRenderedPageBreak/>
         <w:t xml:space="preserve">Part </w:t>
@@ -13278,7 +13268,10 @@
         <w:t xml:space="preserve"> </w:t>
       </w:r>
       <w:r>
-        <w:t>– Devotional Prayers</w:t>
+        <w:t>—</w:t>
+      </w:r>
+      <w:r>
+        <w:t xml:space="preserve"> Devotional Prayers</w:t>
       </w:r>
       <w:bookmarkEnd w:id="22"/>
     </w:p>
@@ -13510,7 +13503,7 @@
       <w:pPr>
         <w:pStyle w:val="SPPrayerTitle"/>
       </w:pPr>
-      <w:bookmarkStart w:id="23" w:name="_Toc240351978"/>
+      <w:bookmarkStart w:id="23" w:name="_Toc240371948"/>
       <w:r>
         <w:t>Morning Offering</w:t>
       </w:r>
@@ -14384,7 +14377,7 @@
       <w:pPr>
         <w:pStyle w:val="SPPrayerTitle"/>
       </w:pPr>
-      <w:bookmarkStart w:id="24" w:name="_Toc240351979"/>
+      <w:bookmarkStart w:id="24" w:name="_Toc240371949"/>
       <w:r>
         <w:t>The Angelus</w:t>
       </w:r>
@@ -15662,7 +15655,7 @@
       <w:pPr>
         <w:pStyle w:val="SPPrayerTitle"/>
       </w:pPr>
-      <w:bookmarkStart w:id="25" w:name="_Toc240351980"/>
+      <w:bookmarkStart w:id="25" w:name="_Toc240371950"/>
       <w:r>
         <w:t>Anima Christi</w:t>
       </w:r>
@@ -16449,7 +16442,7 @@
       <w:pPr>
         <w:pStyle w:val="SPPrayerTitle"/>
       </w:pPr>
-      <w:bookmarkStart w:id="26" w:name="_Toc240351981"/>
+      <w:bookmarkStart w:id="26" w:name="_Toc240371951"/>
       <w:r>
         <w:t>Guardian Angel Prayer</w:t>
       </w:r>
@@ -17066,7 +17059,7 @@
       <w:pPr>
         <w:pStyle w:val="SPPrayerTitle"/>
       </w:pPr>
-      <w:bookmarkStart w:id="27" w:name="_Toc240351982"/>
+      <w:bookmarkStart w:id="27" w:name="_Toc240371952"/>
       <w:r>
         <w:t>Prayer for the Faithful Departed</w:t>
       </w:r>
@@ -17639,7 +17632,7 @@
       <w:pPr>
         <w:pStyle w:val="SPPrayerTitle"/>
       </w:pPr>
-      <w:bookmarkStart w:id="28" w:name="_Toc240351983"/>
+      <w:bookmarkStart w:id="28" w:name="_Toc240371953"/>
       <w:r>
         <w:t xml:space="preserve">Divine  </w:t>
       </w:r>
@@ -18245,7 +18238,7 @@
       <w:pPr>
         <w:pStyle w:val="SPPrayerTitle"/>
       </w:pPr>
-      <w:bookmarkStart w:id="29" w:name="_Toc240351984"/>
+      <w:bookmarkStart w:id="29" w:name="_Toc240371954"/>
       <w:r>
         <w:t xml:space="preserve">Night </w:t>
       </w:r>
@@ -18729,7 +18722,7 @@
         <w:t xml:space="preserve"> </w:t>
       </w:r>
       <w:bookmarkStart w:id="30" w:name="_Toc238726594"/>
-      <w:bookmarkStart w:id="31" w:name="_Toc240351985"/>
+      <w:bookmarkStart w:id="31" w:name="_Toc240371955"/>
       <w:r>
         <w:t>Closing Thoughts</w:t>
       </w:r>
@@ -18870,7 +18863,7 @@
       <w:pPr>
         <w:pStyle w:val="SPSectionTitle"/>
       </w:pPr>
-      <w:bookmarkStart w:id="32" w:name="_Toc240351986"/>
+      <w:bookmarkStart w:id="32" w:name="_Toc240371956"/>
       <w:r>
         <w:lastRenderedPageBreak/>
         <w:t xml:space="preserve">Part </w:t>
@@ -18885,7 +18878,7 @@
         <w:t xml:space="preserve"> </w:t>
       </w:r>
       <w:r>
-        <w:t>-</w:t>
+        <w:t>—</w:t>
       </w:r>
       <w:r>
         <w:t xml:space="preserve"> Prayers of Protection and </w:t>
@@ -18957,7 +18950,7 @@
       <w:pPr>
         <w:pStyle w:val="SPPrayerTitle"/>
       </w:pPr>
-      <w:bookmarkStart w:id="33" w:name="_Toc240351987"/>
+      <w:bookmarkStart w:id="33" w:name="_Toc240371957"/>
       <w:r>
         <w:t>Saint Michael the Archangel</w:t>
       </w:r>
@@ -19505,7 +19498,7 @@
       <w:pPr>
         <w:pStyle w:val="SPPrayerTitle"/>
       </w:pPr>
-      <w:bookmarkStart w:id="34" w:name="_Toc240351988"/>
+      <w:bookmarkStart w:id="34" w:name="_Toc240371958"/>
       <w:r>
         <w:t xml:space="preserve">Saint </w:t>
       </w:r>
@@ -20307,7 +20300,7 @@
       <w:pPr>
         <w:pStyle w:val="SPPrayerTitle"/>
       </w:pPr>
-      <w:bookmarkStart w:id="35" w:name="_Toc240351989"/>
+      <w:bookmarkStart w:id="35" w:name="_Toc240371959"/>
       <w:r>
         <w:t xml:space="preserve">Saint </w:t>
       </w:r>
@@ -21207,7 +21200,7 @@
       <w:pPr>
         <w:pStyle w:val="SPPrayerTitle"/>
       </w:pPr>
-      <w:bookmarkStart w:id="36" w:name="_Toc240351990"/>
+      <w:bookmarkStart w:id="36" w:name="_Toc240371960"/>
       <w:r>
         <w:t xml:space="preserve">Saint </w:t>
       </w:r>
@@ -21977,7 +21970,7 @@
       <w:pPr>
         <w:pStyle w:val="SPPrayerTitle"/>
       </w:pPr>
-      <w:bookmarkStart w:id="37" w:name="_Toc240351991"/>
+      <w:bookmarkStart w:id="37" w:name="_Toc240371961"/>
       <w:r>
         <w:t xml:space="preserve">Saint </w:t>
       </w:r>
@@ -22754,7 +22747,7 @@
       <w:pPr>
         <w:pStyle w:val="SPPrayerTitle"/>
       </w:pPr>
-      <w:bookmarkStart w:id="38" w:name="_Toc240351992"/>
+      <w:bookmarkStart w:id="38" w:name="_Toc240371962"/>
       <w:r>
         <w:lastRenderedPageBreak/>
         <w:t>Closing Thoughts</w:t>
@@ -23057,7 +23050,7 @@
       <w:pPr>
         <w:pStyle w:val="SPSectionTitle"/>
       </w:pPr>
-      <w:bookmarkStart w:id="39" w:name="_Toc240351993"/>
+      <w:bookmarkStart w:id="39" w:name="_Toc240371963"/>
       <w:r>
         <w:t>Conclusion</w:t>
       </w:r>
@@ -23632,7 +23625,7 @@
       <w:pPr>
         <w:pStyle w:val="SPSectionTitle"/>
       </w:pPr>
-      <w:bookmarkStart w:id="40" w:name="_Toc240351994"/>
+      <w:bookmarkStart w:id="40" w:name="_Toc240371964"/>
       <w:r>
         <w:lastRenderedPageBreak/>
         <w:t>Latin Guide</w:t>
@@ -24058,7 +24051,7 @@
       <w:pPr>
         <w:pStyle w:val="SPPrayerTitle"/>
       </w:pPr>
-      <w:bookmarkStart w:id="41" w:name="_Toc240351995"/>
+      <w:bookmarkStart w:id="41" w:name="_Toc240371965"/>
       <w:r>
         <w:lastRenderedPageBreak/>
         <w:t>Common Prayers</w:t>
@@ -24622,7 +24615,7 @@
       <w:pPr>
         <w:pStyle w:val="SPPrayerTitle"/>
       </w:pPr>
-      <w:bookmarkStart w:id="42" w:name="_Toc240351996"/>
+      <w:bookmarkStart w:id="42" w:name="_Toc240371966"/>
       <w:r>
         <w:lastRenderedPageBreak/>
         <w:t>Common Catholic Expressions</w:t>

--- a/manuscript/volume-1/sacrae-preces-volume-1.docx
+++ b/manuscript/volume-1/sacrae-preces-volume-1.docx
@@ -214,24 +214,6 @@
       </w:pPr>
       <w:r>
         <w:t>No part of this publication may be reproduced, stored in a retrieval system, or transmitted in any form or by any means, electronic or mechanical, including photocopying, recording, or otherwise, without the prior written permission of the copyright holder, except for brief quotations used in reviews or scholarly reference.</w:t>
-      </w:r>
-    </w:p>
-    <w:p>
-      <w:pPr>
-        <w:pStyle w:val="SPCopyright"/>
-        <w:spacing w:after="240"/>
-      </w:pPr>
-      <w:r>
-        <w:t>Published by [publisher/imprint]</w:t>
-      </w:r>
-    </w:p>
-    <w:p>
-      <w:pPr>
-        <w:pStyle w:val="SPCopyright"/>
-        <w:spacing w:after="240"/>
-      </w:pPr>
-      <w:r>
-        <w:t>[ISBN Information]</w:t>
       </w:r>
     </w:p>
     <w:p>

--- a/manuscript/volume-1/sacrae-preces-volume-1.docx
+++ b/manuscript/volume-1/sacrae-preces-volume-1.docx
@@ -5619,16 +5619,58 @@
         <w:rPr>
           <w:rStyle w:val="Emphasis"/>
         </w:rPr>
-        <w:t>in NOH-mee-neh PAH-tris,</w:t>
-      </w:r>
-      <w:r>
-        <w:br/>
-      </w:r>
+        <w:t>in NOH-mee-</w:t>
+      </w:r>
+      <w:proofErr w:type="spellStart"/>
       <w:r>
         <w:rPr>
           <w:rStyle w:val="Emphasis"/>
         </w:rPr>
-        <w:t>et FEE-lee-ee, et SPEE-ree-toos SAHNK-tee.</w:t>
+        <w:t>neh</w:t>
+      </w:r>
+      <w:proofErr w:type="spellEnd"/>
+      <w:r>
+        <w:rPr>
+          <w:rStyle w:val="Emphasis"/>
+        </w:rPr>
+        <w:t xml:space="preserve"> PAH-tris,</w:t>
+      </w:r>
+      <w:r>
+        <w:br/>
+      </w:r>
+      <w:r>
+        <w:rPr>
+          <w:rStyle w:val="Emphasis"/>
+        </w:rPr>
+        <w:t>et FEE-lee-ee, et SPEE-</w:t>
+      </w:r>
+      <w:proofErr w:type="spellStart"/>
+      <w:r>
+        <w:rPr>
+          <w:rStyle w:val="Emphasis"/>
+        </w:rPr>
+        <w:t>ree</w:t>
+      </w:r>
+      <w:proofErr w:type="spellEnd"/>
+      <w:r>
+        <w:rPr>
+          <w:rStyle w:val="Emphasis"/>
+        </w:rPr>
+        <w:t>-</w:t>
+      </w:r>
+      <w:proofErr w:type="spellStart"/>
+      <w:r>
+        <w:rPr>
+          <w:rStyle w:val="Emphasis"/>
+        </w:rPr>
+        <w:t>toos</w:t>
+      </w:r>
+      <w:proofErr w:type="spellEnd"/>
+      <w:r>
+        <w:rPr>
+          <w:rStyle w:val="Emphasis"/>
+        </w:rPr>
+        <w:t xml:space="preserve"> SAHNK-tee.</w:t>
       </w:r>
       <w:r>
         <w:br/>
@@ -5873,7 +5915,13 @@
         <w:pStyle w:val="SPPrayerEnglish"/>
       </w:pPr>
       <w:r>
-        <w:t>Hallowed be thy Name.</w:t>
+        <w:t xml:space="preserve">Hallowed be thy </w:t>
+      </w:r>
+      <w:r>
+        <w:t>n</w:t>
+      </w:r>
+      <w:r>
+        <w:t>ame.</w:t>
       </w:r>
     </w:p>
     <w:p>
@@ -5881,7 +5929,19 @@
         <w:pStyle w:val="SPPrayerEnglish"/>
       </w:pPr>
       <w:r>
-        <w:t>Thy Kingdom Come.</w:t>
+        <w:t xml:space="preserve">Thy </w:t>
+      </w:r>
+      <w:r>
+        <w:t>k</w:t>
+      </w:r>
+      <w:r>
+        <w:t xml:space="preserve">ingdom </w:t>
+      </w:r>
+      <w:r>
+        <w:t>c</w:t>
+      </w:r>
+      <w:r>
+        <w:t>ome.</w:t>
       </w:r>
     </w:p>
     <w:p>
@@ -6190,7 +6250,15 @@
         <w:t>Your</w:t>
       </w:r>
       <w:r>
-        <w:t xml:space="preserve"> kingdom come. Give us each day our daily bread; and forgive us our sins, for we ourselves forgive every one who is indebted to us; and lead us not into temptation.</w:t>
+        <w:t xml:space="preserve"> kingdom come. Give us each day our daily bread; and forgive us our sins, for we ourselves forgive </w:t>
+      </w:r>
+      <w:proofErr w:type="spellStart"/>
+      <w:r>
+        <w:t>every one</w:t>
+      </w:r>
+      <w:proofErr w:type="spellEnd"/>
+      <w:r>
+        <w:t xml:space="preserve"> who is indebted to us; and lead us not into temptation.</w:t>
       </w:r>
       <w:r>
         <w:t>”</w:t>
@@ -6267,6 +6335,7 @@
       <w:r>
         <w:t xml:space="preserve">. It is </w:t>
       </w:r>
+      <w:proofErr w:type="spellStart"/>
       <w:r>
         <w:rPr>
           <w:i/>
@@ -6274,6 +6343,7 @@
         </w:rPr>
         <w:t>our</w:t>
       </w:r>
+      <w:proofErr w:type="spellEnd"/>
       <w:r>
         <w:t>.</w:t>
       </w:r>
@@ -6605,7 +6675,7 @@
         <w:pStyle w:val="SPPrayerEnglish"/>
       </w:pPr>
       <w:r>
-        <w:t>Blessed art though amongst women,</w:t>
+        <w:t>Blessed art thou amongst women,</w:t>
       </w:r>
     </w:p>
     <w:p>
@@ -7505,7 +7575,13 @@
         <w:pStyle w:val="SPPrayerLatin"/>
       </w:pPr>
       <w:r>
-        <w:t>Gloria Patre,</w:t>
+        <w:t>Gloria Patr</w:t>
+      </w:r>
+      <w:r>
+        <w:t>i</w:t>
+      </w:r>
+      <w:r>
+        <w:t>,</w:t>
       </w:r>
     </w:p>
     <w:p>
@@ -7540,7 +7616,10 @@
         <w:pStyle w:val="SPPrayerLatin"/>
       </w:pPr>
       <w:r>
-        <w:t>Et nunc, et semper.</w:t>
+        <w:t>Et nunc, et semper</w:t>
+      </w:r>
+      <w:r>
+        <w:t>,</w:t>
       </w:r>
     </w:p>
     <w:p>
@@ -8443,22 +8522,22 @@
         <w:pStyle w:val="SPPrayerLatin"/>
       </w:pPr>
       <w:r>
-        <w:t>O mi Deus, corde poenitet me omnium meorum peccatorum,</w:t>
-      </w:r>
-      <w:r>
-        <w:br/>
-        <w:t>et detestor ea,</w:t>
-      </w:r>
-      <w:r>
-        <w:br/>
-        <w:t>vere poenitet me, quia peccando non solum poenas a te iuste statutas promeritus sum,</w:t>
-      </w:r>
-      <w:r>
-        <w:br/>
-        <w:t>sed praesertim quia offendi te, summum bonum, ac dignum qui super omnia diligeris.</w:t>
-      </w:r>
-      <w:r>
-        <w:br/>
+        <w:t>Deus meus, ex toto corde paenitet me omnium meorum peccatorum, eaque detestor,</w:t>
+      </w:r>
+      <w:r>
+        <w:br/>
+        <w:t>quia peccando, non solum poenas a te iuste statutas promeritus sum,</w:t>
+      </w:r>
+      <w:r>
+        <w:br/>
+        <w:t>sed praesertim quia offendi te, summum bonum, ac dignum qui super omnia diligaris.</w:t>
+      </w:r>
+    </w:p>
+    <w:p>
+      <w:pPr>
+        <w:pStyle w:val="SPPrayerLatin"/>
+      </w:pPr>
+      <w:r>
         <w:t>Ideo firmiter propono, adiuvante gratia tua, de cetero me non peccaturum peccandique occasiones proximas fugiturum.</w:t>
       </w:r>
     </w:p>
@@ -8466,14 +8545,14 @@
       <w:pPr>
         <w:pStyle w:val="SPPrayerLatin"/>
       </w:pPr>
+      <w:r>
+        <w:t>Amen.</w:t>
+      </w:r>
     </w:p>
     <w:p>
       <w:pPr>
         <w:pStyle w:val="SPPrayerLatin"/>
       </w:pPr>
-      <w:r>
-        <w:t>Amen.</w:t>
-      </w:r>
     </w:p>
     <w:p>
       <w:pPr>
@@ -9837,7 +9916,13 @@
       </w:r>
       <w:r>
         <w:br/>
-        <w:t>in quibus visitabit nos oriens ex alto,</w:t>
+        <w:t>in quibus visita</w:t>
+      </w:r>
+      <w:r>
+        <w:t>b</w:t>
+      </w:r>
+      <w:r>
+        <w:t>it nos oriens ex alto,</w:t>
       </w:r>
     </w:p>
     <w:p>
@@ -11160,7 +11245,15 @@
         <w:pStyle w:val="SPPrayerEnglish"/>
       </w:pPr>
       <w:r>
-        <w:t>for he has looked with favor on his lowly servant.</w:t>
+        <w:t xml:space="preserve">for he has looked with </w:t>
+      </w:r>
+      <w:proofErr w:type="spellStart"/>
+      <w:r>
+        <w:t>favor</w:t>
+      </w:r>
+      <w:proofErr w:type="spellEnd"/>
+      <w:r>
+        <w:t xml:space="preserve"> on his lowly servant.</w:t>
       </w:r>
       <w:r>
         <w:br/>
@@ -14559,7 +14652,13 @@
       </w:r>
       <w:r>
         <w:br/>
-        <w:t>Be it done unto me according to your Word.</w:t>
+        <w:t xml:space="preserve">Be it done unto me according to your </w:t>
+      </w:r>
+      <w:r>
+        <w:t>w</w:t>
+      </w:r>
+      <w:r>
+        <w:t>ord.</w:t>
       </w:r>
       <w:r>
         <w:br/>
@@ -14648,7 +14747,10 @@
         <w:pStyle w:val="SPPrayerLatin"/>
       </w:pPr>
       <w:r>
-        <w:t>Angelus Domini nuntiavit Mariae.</w:t>
+        <w:t>Angelus Domini nuntiavit Mariae</w:t>
+      </w:r>
+      <w:r>
+        <w:t>,</w:t>
       </w:r>
       <w:r>
         <w:br/>
@@ -14711,7 +14813,10 @@
         <w:pStyle w:val="SPPrayerLatin"/>
       </w:pPr>
       <w:r>
-        <w:t>Et Verbum caro factum est.</w:t>
+        <w:t>Et Verbum caro factum est</w:t>
+      </w:r>
+      <w:r>
+        <w:t>,</w:t>
       </w:r>
       <w:r>
         <w:br/>
@@ -14888,7 +14993,13 @@
         <w:pStyle w:val="SPPrayerLatin"/>
       </w:pPr>
       <w:r>
-        <w:t xml:space="preserve">Gratiam tuam, quaesumus, Domine, mentibus nostris infunde: ut qui, Angelo nuntiante, Christi Filii tui incarnationem cognovimus, per passionem eius et crucem ad resurrectionis gloriam perducamur. Per eundem Christum Dominum nostrum. </w:t>
+        <w:t>Gratiam tuam, quaesumus, Domine, mentibus nostris infunde: ut qui, Angelo nuntiante, Christi Filii tui incarnationem cognovimus, per passionem eius et crucem</w:t>
+      </w:r>
+      <w:r>
+        <w:t>,</w:t>
+      </w:r>
+      <w:r>
+        <w:t xml:space="preserve"> ad resurrectionis gloriam perducamur. Per eundem Christum Dominum nostrum. </w:t>
       </w:r>
     </w:p>
     <w:p>
@@ -15019,13 +15130,21 @@
         <w:t>;</w:t>
       </w:r>
       <w:r>
-        <w:t xml:space="preserve"> we have beheld his glory, glory as the only</w:t>
+        <w:t xml:space="preserve"> we have beheld his glory, glory as the </w:t>
+      </w:r>
+      <w:proofErr w:type="gramStart"/>
+      <w:r>
+        <w:t>only</w:t>
       </w:r>
       <w:r>
         <w:t>-</w:t>
       </w:r>
       <w:r>
-        <w:t>begotten Son from the Father.</w:t>
+        <w:t>begotten</w:t>
+      </w:r>
+      <w:proofErr w:type="gramEnd"/>
+      <w:r>
+        <w:t xml:space="preserve"> Son from the Father.</w:t>
       </w:r>
     </w:p>
     <w:p>
@@ -16639,7 +16758,21 @@
           <w:iCs/>
           <w:lang w:val="en-ZA"/>
         </w:rPr>
-        <w:t xml:space="preserve">illuminato, custodi, rege et guberna. </w:t>
+        <w:t>illumin</w:t>
+      </w:r>
+      <w:r>
+        <w:rPr>
+          <w:iCs/>
+          <w:lang w:val="en-ZA"/>
+        </w:rPr>
+        <w:t>a</w:t>
+      </w:r>
+      <w:r>
+        <w:rPr>
+          <w:iCs/>
+          <w:lang w:val="en-ZA"/>
+        </w:rPr>
+        <w:t xml:space="preserve">, custodi, rege et guberna. </w:t>
       </w:r>
     </w:p>
     <w:p>
@@ -17200,63 +17333,49 @@
       <w:pPr>
         <w:pStyle w:val="SPPrayerLatin"/>
         <w:rPr>
-          <w:lang w:val="en-ZA"/>
-        </w:rPr>
-      </w:pPr>
-      <w:r>
-        <w:rPr>
           <w:iCs/>
           <w:lang w:val="en-ZA"/>
         </w:rPr>
-        <w:t>Réquiem ætérnam dona eis, Dómine.</w:t>
-      </w:r>
-    </w:p>
-    <w:p>
-      <w:pPr>
-        <w:pStyle w:val="SPPrayerLatin"/>
-        <w:rPr>
-          <w:lang w:val="en-ZA"/>
-        </w:rPr>
       </w:pPr>
       <w:r>
         <w:rPr>
           <w:iCs/>
           <w:lang w:val="en-ZA"/>
         </w:rPr>
-        <w:t>Et lux perpétua lúceat eis.</w:t>
-      </w:r>
-    </w:p>
-    <w:p>
-      <w:pPr>
-        <w:pStyle w:val="SPPrayerLatin"/>
-        <w:rPr>
-          <w:lang w:val="en-ZA"/>
-        </w:rPr>
-      </w:pPr>
+        <w:t>Requiem aeternam dona eis, Domine.</w:t>
+      </w:r>
       <w:r>
         <w:rPr>
           <w:iCs/>
           <w:lang w:val="en-ZA"/>
         </w:rPr>
-        <w:t>Fidélium ánimæ per misericórdiam Dei</w:t>
-      </w:r>
-    </w:p>
-    <w:p>
-      <w:pPr>
-        <w:pStyle w:val="SPPrayerLatin"/>
-      </w:pPr>
+        <w:br/>
+        <w:t>Et lux perpetua luceat eis.</w:t>
+      </w:r>
       <w:r>
         <w:rPr>
           <w:iCs/>
           <w:lang w:val="en-ZA"/>
         </w:rPr>
-        <w:t>requiéscant in pace.</w:t>
-      </w:r>
-    </w:p>
-    <w:p>
-      <w:pPr>
-        <w:pStyle w:val="SPPrayerLatin"/>
-      </w:pPr>
+        <w:br/>
+        <w:t>Fidelium animae per misericordiam Dei</w:t>
+      </w:r>
+      <w:r>
+        <w:rPr>
+          <w:iCs/>
+          <w:lang w:val="en-ZA"/>
+        </w:rPr>
+        <w:br/>
+        <w:t>requiescant in pace.</w:t>
+      </w:r>
+      <w:r>
+        <w:rPr>
+          <w:iCs/>
+          <w:lang w:val="en-ZA"/>
+        </w:rPr>
+        <w:br/>
+        <w:t>Amen.</w:t>
+      </w:r>
     </w:p>
     <w:p>
       <w:pPr>
@@ -17271,7 +17390,11 @@
         </w:sectPr>
       </w:pPr>
       <w:r>
-        <w:t>Amen</w:t>
+        <w:rPr>
+          <w:iCs/>
+          <w:lang w:val="en-ZA"/>
+        </w:rPr>
+        <w:t xml:space="preserve"> </w:t>
       </w:r>
     </w:p>
     <w:p>
@@ -17859,7 +17982,13 @@
       </w:r>
       <w:r>
         <w:br/>
-        <w:t>Benedicta excelsa Dei Mater, Maria sanctissima.</w:t>
+        <w:t>Benedicta excelsa Mater</w:t>
+      </w:r>
+      <w:r>
+        <w:t xml:space="preserve"> Dei</w:t>
+      </w:r>
+      <w:r>
+        <w:t>, Maria sanctissima.</w:t>
       </w:r>
       <w:r>
         <w:br/>
@@ -19355,7 +19484,15 @@
         <w:t>And perhaps that is why this prayer need not be prayed only in moments of fear.</w:t>
       </w:r>
       <w:r>
-        <w:t xml:space="preserve"> Pray it before beginning a difficult day or situation. When temptation rears it’s head or when you feel spiritually weary. </w:t>
+        <w:t xml:space="preserve"> Pray it before beginning a difficult day or situation. When temptation rears </w:t>
+      </w:r>
+      <w:proofErr w:type="spellStart"/>
+      <w:r>
+        <w:t>it’s</w:t>
+      </w:r>
+      <w:proofErr w:type="spellEnd"/>
+      <w:r>
+        <w:t xml:space="preserve"> head or when you feel spiritually weary. </w:t>
       </w:r>
     </w:p>
     <w:p>
@@ -20005,13 +20142,21 @@
         <w:pStyle w:val="SPScripture"/>
       </w:pPr>
       <w:r>
-        <w:t>Be sober, be watchful. Your adversary the devil prowls around like a roaring lion, seeking some</w:t>
+        <w:t xml:space="preserve">Be sober, be watchful. Your adversary the devil prowls around like a roaring lion, seeking </w:t>
+      </w:r>
+      <w:proofErr w:type="spellStart"/>
+      <w:r>
+        <w:t>some</w:t>
       </w:r>
       <w:r>
         <w:t xml:space="preserve"> </w:t>
       </w:r>
       <w:r>
-        <w:t>one to devour. Resist him, firm in your faith, knowing that the same experience of suffering is required of your brotherhood throughout the world.</w:t>
+        <w:t>one</w:t>
+      </w:r>
+      <w:proofErr w:type="spellEnd"/>
+      <w:r>
+        <w:t xml:space="preserve"> to devour. Resist him, firm in your faith, knowing that the same experience of suffering is required of your brotherhood throughout the world.</w:t>
       </w:r>
     </w:p>
     <w:p>
@@ -21530,7 +21675,15 @@
         <w:pStyle w:val="SPScripture"/>
       </w:pPr>
       <w:r>
-        <w:t>“What man of you, having a hundred sheep, if he has lost one of them,  does not leave the ninety-nine in the wilderness, and go after the one which is lost, until he finds it? And when he has found it, he lays it on his shoulders, rejoicing. And when he comes home, he calls together his friends and his neighbors, saying to them, ‘Rejoice with me, for I have found my sheep which was lost.’ Just so, I tell you, there will be more joy in heaven over one sinner who repents than over ninety-nine righteous persons who need no repentance.”</w:t>
+        <w:t xml:space="preserve">“What man of you, having a hundred sheep, if he has lost one of them,  does not leave the ninety-nine in the wilderness, and go after the one which is lost, until he finds it? And when he has found it, he lays it on his shoulders, rejoicing. And when he comes home, he calls together his friends and his </w:t>
+      </w:r>
+      <w:proofErr w:type="spellStart"/>
+      <w:r>
+        <w:t>neighbors</w:t>
+      </w:r>
+      <w:proofErr w:type="spellEnd"/>
+      <w:r>
+        <w:t>, saying to them, ‘Rejoice with me, for I have found my sheep which was lost.’ Just so, I tell you, there will be more joy in heaven over one sinner who repents than over ninety-nine righteous persons who need no repentance.”</w:t>
       </w:r>
     </w:p>
     <w:p>
@@ -23754,18 +23907,36 @@
           <w:i/>
           <w:iCs/>
         </w:rPr>
-        <w:t>e, i, ae,</w:t>
-      </w:r>
-      <w:r>
-        <w:t xml:space="preserve"> or </w:t>
-      </w:r>
+        <w:t xml:space="preserve">e, </w:t>
+      </w:r>
+      <w:proofErr w:type="spellStart"/>
       <w:r>
         <w:rPr>
           <w:i/>
           <w:iCs/>
         </w:rPr>
+        <w:t>i</w:t>
+      </w:r>
+      <w:proofErr w:type="spellEnd"/>
+      <w:r>
+        <w:rPr>
+          <w:i/>
+          <w:iCs/>
+        </w:rPr>
+        <w:t>, ae,</w:t>
+      </w:r>
+      <w:r>
+        <w:t xml:space="preserve"> or </w:t>
+      </w:r>
+      <w:proofErr w:type="spellStart"/>
+      <w:r>
+        <w:rPr>
+          <w:i/>
+          <w:iCs/>
+        </w:rPr>
         <w:t>oe</w:t>
       </w:r>
+      <w:proofErr w:type="spellEnd"/>
       <w:r>
         <w:t xml:space="preserve"> is generally pronounced like </w:t>
       </w:r>
@@ -23822,18 +23993,36 @@
           <w:i/>
           <w:iCs/>
         </w:rPr>
-        <w:t>e, i, ae,</w:t>
-      </w:r>
-      <w:r>
-        <w:t xml:space="preserve"> or </w:t>
-      </w:r>
+        <w:t xml:space="preserve">e, </w:t>
+      </w:r>
+      <w:proofErr w:type="spellStart"/>
       <w:r>
         <w:rPr>
           <w:i/>
           <w:iCs/>
         </w:rPr>
+        <w:t>i</w:t>
+      </w:r>
+      <w:proofErr w:type="spellEnd"/>
+      <w:r>
+        <w:rPr>
+          <w:i/>
+          <w:iCs/>
+        </w:rPr>
+        <w:t>, ae,</w:t>
+      </w:r>
+      <w:r>
+        <w:t xml:space="preserve"> or </w:t>
+      </w:r>
+      <w:proofErr w:type="spellStart"/>
+      <w:r>
+        <w:rPr>
+          <w:i/>
+          <w:iCs/>
+        </w:rPr>
         <w:t>oe</w:t>
       </w:r>
+      <w:proofErr w:type="spellEnd"/>
       <w:r>
         <w:t xml:space="preserve"> is generally pronounced like the </w:t>
       </w:r>
@@ -23905,6 +24094,7 @@
       <w:r>
         <w:t xml:space="preserve"> and </w:t>
       </w:r>
+      <w:proofErr w:type="spellStart"/>
       <w:r>
         <w:rPr>
           <w:b/>
@@ -23912,6 +24102,7 @@
         </w:rPr>
         <w:t>oe</w:t>
       </w:r>
+      <w:proofErr w:type="spellEnd"/>
       <w:r>
         <w:t xml:space="preserve"> are generally pronounced like </w:t>
       </w:r>
@@ -24120,8 +24311,13 @@
         <w:pStyle w:val="SPPrayerEnglish"/>
       </w:pPr>
       <w:r>
-        <w:t>qui es in caelis</w:t>
-      </w:r>
+        <w:t xml:space="preserve">qui es in </w:t>
+      </w:r>
+      <w:proofErr w:type="spellStart"/>
+      <w:r>
+        <w:t>caelis</w:t>
+      </w:r>
+      <w:proofErr w:type="spellEnd"/>
       <w:r>
         <w:br/>
         <w:t>who art in heaven</w:t>

--- a/manuscript/volume-1/sacrae-preces-volume-1.docx
+++ b/manuscript/volume-1/sacrae-preces-volume-1.docx
@@ -19250,7 +19250,13 @@
       </w:r>
       <w:r>
         <w:br/>
-        <w:t>divina virtute in infernum detrude.</w:t>
+        <w:t>divina virtute</w:t>
+      </w:r>
+      <w:r>
+        <w:t>,</w:t>
+      </w:r>
+      <w:r>
+        <w:t xml:space="preserve"> in infernum detrude.</w:t>
       </w:r>
     </w:p>
     <w:p>
@@ -20035,7 +20041,13 @@
         <w:pStyle w:val="SPPrayerLatin"/>
       </w:pPr>
       <w:r>
-        <w:t>Impetrā mihi a Deo</w:t>
+        <w:t>Impetr</w:t>
+      </w:r>
+      <w:r>
+        <w:t>a</w:t>
+      </w:r>
+      <w:r>
+        <w:t xml:space="preserve"> mihi a Deo</w:t>
       </w:r>
       <w:r>
         <w:br/>
@@ -20703,27 +20715,6 @@
     <w:p>
       <w:pPr>
         <w:pStyle w:val="SPPrayerLatin"/>
-        <w:rPr>
-          <w:lang w:val="en-ZA"/>
-        </w:rPr>
-      </w:pPr>
-      <w:r>
-        <w:rPr>
-          <w:lang w:val="en-ZA"/>
-        </w:rPr>
-        <w:t>Ora pro me, ut exemplum tuum sequar</w:t>
-      </w:r>
-      <w:r>
-        <w:rPr>
-          <w:lang w:val="en-ZA"/>
-        </w:rPr>
-        <w:br/>
-        <w:t>fidei, humilitatis, castitatis et oboedientiae.</w:t>
-      </w:r>
-    </w:p>
-    <w:p>
-      <w:pPr>
-        <w:pStyle w:val="SPPrayerLatin"/>
         <w:sectPr>
           <w:type w:val="oddPage"/>
           <w:pgSz w:w="7920" w:h="12240" w:code="6"/>
@@ -20733,6 +20724,18 @@
           <w:docGrid w:linePitch="360"/>
         </w:sectPr>
       </w:pPr>
+      <w:r>
+        <w:rPr>
+          <w:lang w:val="en-ZA"/>
+        </w:rPr>
+        <w:t>Ora pro me, ut exemplum tuum in fide, humilitate, castitate et oboedientia sequar.</w:t>
+      </w:r>
+      <w:r>
+        <w:rPr>
+          <w:lang w:val="en-ZA"/>
+        </w:rPr>
+        <w:t xml:space="preserve"> </w:t>
+      </w:r>
       <w:r>
         <w:rPr>
           <w:lang w:val="en-ZA"/>
@@ -21559,7 +21562,13 @@
       </w:r>
       <w:r>
         <w:br/>
-        <w:t>et vitam tuam Evangelii nuntiando devovisti.</w:t>
+        <w:t>et vitam tuam Evangeli</w:t>
+      </w:r>
+      <w:r>
+        <w:t>o</w:t>
+      </w:r>
+      <w:r>
+        <w:t xml:space="preserve"> nuntiando devovisti.</w:t>
       </w:r>
       <w:r>
         <w:br/>
@@ -21583,7 +21592,13 @@
       </w:r>
       <w:r>
         <w:br/>
-        <w:t>doce me divinae Providentiae confidere.</w:t>
+        <w:t xml:space="preserve">doce me divinae </w:t>
+      </w:r>
+      <w:r>
+        <w:t>p</w:t>
+      </w:r>
+      <w:r>
+        <w:t>rovidentiae confidere.</w:t>
       </w:r>
     </w:p>
     <w:p>
@@ -21675,15 +21690,7 @@
         <w:pStyle w:val="SPScripture"/>
       </w:pPr>
       <w:r>
-        <w:t xml:space="preserve">“What man of you, having a hundred sheep, if he has lost one of them,  does not leave the ninety-nine in the wilderness, and go after the one which is lost, until he finds it? And when he has found it, he lays it on his shoulders, rejoicing. And when he comes home, he calls together his friends and his </w:t>
-      </w:r>
-      <w:proofErr w:type="spellStart"/>
-      <w:r>
-        <w:t>neighbors</w:t>
-      </w:r>
-      <w:proofErr w:type="spellEnd"/>
-      <w:r>
-        <w:t>, saying to them, ‘Rejoice with me, for I have found my sheep which was lost.’ Just so, I tell you, there will be more joy in heaven over one sinner who repents than over ninety-nine righteous persons who need no repentance.”</w:t>
+        <w:t>“What man of you, having a hundred sheep, if he has lost one of them,  does not leave the ninety-nine in the wilderness, and go after the one which is lost, until he finds it? And when he has found it, he lays it on his shoulders, rejoicing. And when he comes home, he calls together his friends and his neighbors, saying to them, ‘Rejoice with me, for I have found my sheep which was lost.’ Just so, I tell you, there will be more joy in heaven over one sinner who repents than over ninety-nine righteous persons who need no repentance.”</w:t>
       </w:r>
     </w:p>
     <w:p>
@@ -22406,6 +22413,8 @@
       <w:pPr>
         <w:pStyle w:val="SPPrayerLatin"/>
         <w:rPr>
+          <w:sz w:val="24"/>
+          <w:szCs w:val="24"/>
           <w:lang w:val="en-ZA"/>
         </w:rPr>
       </w:pPr>
@@ -22427,19 +22436,20 @@
           <w:lang w:val="en-ZA"/>
         </w:rPr>
         <w:br/>
-        <w:t>donec veram destinationem meam attingam</w:t>
       </w:r>
       <w:r>
         <w:rPr>
           <w:lang w:val="en-ZA"/>
         </w:rPr>
+        <w:t>donec ad verum finem perveniam in conspectu Dei.</w:t>
+      </w:r>
+      <w:r>
+        <w:rPr>
+          <w:sz w:val="24"/>
+          <w:szCs w:val="24"/>
+          <w:lang w:val="en-ZA"/>
+        </w:rPr>
         <w:t xml:space="preserve"> </w:t>
-      </w:r>
-      <w:r>
-        <w:rPr>
-          <w:lang w:val="en-ZA"/>
-        </w:rPr>
-        <w:t>in conspectu Dei.</w:t>
       </w:r>
     </w:p>
     <w:p>

--- a/manuscript/volume-1/sacrae-preces-volume-1.docx
+++ b/manuscript/volume-1/sacrae-preces-volume-1.docx
@@ -23802,7 +23802,13 @@
         <w:pStyle w:val="SPBodyText"/>
       </w:pPr>
       <w:r>
-        <w:t>Latin has been the language of Catholic prayer for centuries. For many Christians, praying in Latin can feel unfamiliar at first, but familiarity comes gradually through repetition.</w:t>
+        <w:t xml:space="preserve">Latin has been </w:t>
+      </w:r>
+      <w:r>
+        <w:t>a</w:t>
+      </w:r>
+      <w:r>
+        <w:t xml:space="preserve"> language of Catholic prayer for centuries. For many Christians, praying in Latin can feel unfamiliar at first, but familiarity comes gradually through repetition.</w:t>
       </w:r>
     </w:p>
     <w:p>
@@ -25139,7 +25145,13 @@
         <w:pStyle w:val="SPPrayerLatin"/>
       </w:pPr>
       <w:r>
-        <w:t>DEH-oh GRAH-tee-ahs</w:t>
+        <w:t>DEH-oh GRAH-t</w:t>
+      </w:r>
+      <w:r>
+        <w:t>s</w:t>
+      </w:r>
+      <w:r>
+        <w:t>ee-ahs</w:t>
       </w:r>
     </w:p>
     <w:p>
